--- a/plantillas_maestras/02_seguro_vida/negativa_cobertura/2_o_mas_ddos_varios/sucesion_intestada/TPL_1730_2025_SEGURO_VIDA_NEGATIVA_COBERTURA_ASEGURADORA_SUCESION_INTESTADA_R1.docx
+++ b/plantillas_maestras/02_seguro_vida/negativa_cobertura/2_o_mas_ddos_varios/sucesion_intestada/TPL_1730_2025_SEGURO_VIDA_NEGATIVA_COBERTURA_ASEGURADORA_SUCESION_INTESTADA_R1.docx
@@ -390,7 +390,7 @@
           <w14:ligatures w14:val="none"/>
         </w:rPr>
         <w:tab/>
-        <w:t xml:space="preserve">:       </w:t>
+        <w:t xml:space="preserve">: </w:t>
       </w:r>
       <w:r>
         <w:rPr>
@@ -835,7 +835,7 @@
           <w:lang w:val="es-ES" w:eastAsia="es-ES"/>
           <w14:ligatures w14:val="none"/>
         </w:rPr>
-        <w:t>por presuntas infracciones a la Ley N°29571, Código de Protección y Defensa del Consumidor (en adelante, Código)</w:t>
+        <w:t>por presuntas infracciones a la Ley 29571, Código de Protección y Defensa del Consumidor (en adelante, Código)</w:t>
       </w:r>
       <w:r>
         <w:rPr>
@@ -1037,7 +1037,7 @@
           <w:lang w:eastAsia="es-ES"/>
           <w14:ligatures w14:val="none"/>
         </w:rPr>
-        <w:t xml:space="preserve"> Póliza N° 610221016376, con vigencia del 1 de julio del 2024 al 1 de agosto del 2024</w:t>
+        <w:t xml:space="preserve"> Póliza 610221016376, con vigencia del 1 de julio del 2024 al 1 de agosto del 2024</w:t>
       </w:r>
       <w:r>
         <w:rPr>
@@ -1682,7 +1682,7 @@
           <w:lang w:eastAsia="es-ES"/>
           <w14:ligatures w14:val="none"/>
         </w:rPr>
-        <w:t xml:space="preserve">  </w:t>
+        <w:t xml:space="preserve"> </w:t>
       </w:r>
     </w:p>
     <w:p>
@@ -2200,7 +2200,7 @@
           <w:kern w:val="0"/>
           <w14:ligatures w14:val="none"/>
         </w:rPr>
-        <w:t>N°</w:t>
+        <w:t/>
       </w:r>
       <w:proofErr w:type="spellEnd"/>
       <w:r>
@@ -2227,7 +2227,7 @@
           <w:lang w:eastAsia="es-PE"/>
           <w14:ligatures w14:val="none"/>
         </w:rPr>
-        <w:t>°</w:t>
+        <w:t/>
       </w:r>
       <w:r>
         <w:rPr>
@@ -2245,7 +2245,7 @@
           <w:lang w:eastAsia="es-PE"/>
           <w14:ligatures w14:val="none"/>
         </w:rPr>
-        <w:t>°</w:t>
+        <w:t/>
       </w:r>
       <w:r>
         <w:rPr>
@@ -2504,7 +2504,7 @@
           <w:lang w:val="es-ES" w:eastAsia="es-ES"/>
           <w14:ligatures w14:val="none"/>
         </w:rPr>
-        <w:t>N°</w:t>
+        <w:t/>
       </w:r>
       <w:proofErr w:type="spellEnd"/>
       <w:r>
@@ -2629,7 +2629,7 @@
           <w:lang w:eastAsia="es-PE"/>
           <w14:ligatures w14:val="none"/>
         </w:rPr>
-        <w:t xml:space="preserve">RESOLUCIÓN DE LA SECRETARÍA TÉCNICA  </w:t>
+        <w:t xml:space="preserve">RESOLUCIÓN DE LA SECRETARÍA TÉCNICA </w:t>
       </w:r>
     </w:p>
     <w:p>
@@ -2852,7 +2852,7 @@
           <w:lang w:eastAsia="es-PE"/>
           <w14:ligatures w14:val="none"/>
         </w:rPr>
-        <w:t xml:space="preserve"> infracción a los artículos 18° y 19°</w:t>
+        <w:t xml:space="preserve"> infracción a los artículos 18 y 19</w:t>
       </w:r>
       <w:r>
         <w:rPr>
@@ -2993,7 +2993,7 @@
           <w:lang w:eastAsia="es-ES"/>
           <w14:ligatures w14:val="none"/>
         </w:rPr>
-        <w:t xml:space="preserve">N° 610221016376 </w:t>
+        <w:t xml:space="preserve">610221016376 </w:t>
       </w:r>
       <w:r>
         <w:rPr>
@@ -3308,7 +3308,7 @@
           <w:lang w:eastAsia="es-PE"/>
           <w14:ligatures w14:val="none"/>
         </w:rPr>
-        <w:t>°</w:t>
+        <w:t/>
       </w:r>
       <w:r>
         <w:rPr>
@@ -3386,7 +3386,7 @@
           <w:lang w:eastAsia="es-PE"/>
           <w14:ligatures w14:val="none"/>
         </w:rPr>
-        <w:t>°</w:t>
+        <w:t/>
       </w:r>
       <w:r>
         <w:rPr>
@@ -3570,7 +3570,7 @@
           <w:lang w:eastAsia="es-PE"/>
           <w14:ligatures w14:val="none"/>
         </w:rPr>
-        <w:t>°</w:t>
+        <w:t/>
       </w:r>
       <w:r>
         <w:rPr>
@@ -3702,7 +3702,7 @@
           <w:lang w:val="es-ES" w:eastAsia="es-ES"/>
           <w14:ligatures w14:val="none"/>
         </w:rPr>
-        <w:t>(i) presentar una copia completa, legible y debidamente suscrita de la Póliza N° 610221016376 del Seguro de Vida; (</w:t>
+        <w:t>(i) presentar una copia completa, legible y debidamente suscrita de la Póliza 610221016376 del Seguro de Vida; (</w:t>
       </w:r>
       <w:proofErr w:type="spellStart"/>
       <w:r>
@@ -3825,7 +3825,7 @@
           <w:lang w:eastAsia="es-PE"/>
           <w14:ligatures w14:val="none"/>
         </w:rPr>
-        <w:t>°</w:t>
+        <w:t/>
       </w:r>
       <w:r>
         <w:rPr>
@@ -3866,7 +3866,7 @@
           <w:lang w:eastAsia="es-PE"/>
           <w14:ligatures w14:val="none"/>
         </w:rPr>
-        <w:t>°</w:t>
+        <w:t/>
       </w:r>
       <w:r>
         <w:rPr>
@@ -3886,7 +3886,7 @@
           <w:lang w:eastAsia="es-PE"/>
           <w14:ligatures w14:val="none"/>
         </w:rPr>
-        <w:t>°</w:t>
+        <w:t/>
       </w:r>
       <w:r>
         <w:rPr>
@@ -3906,7 +3906,7 @@
           <w:lang w:eastAsia="es-PE"/>
           <w14:ligatures w14:val="none"/>
         </w:rPr>
-        <w:t>°</w:t>
+        <w:t/>
       </w:r>
       <w:r>
         <w:rPr>
@@ -3959,7 +3959,7 @@
           <w:lang w:eastAsia="es-PE"/>
           <w14:ligatures w14:val="none"/>
         </w:rPr>
-        <w:t>°</w:t>
+        <w:t/>
       </w:r>
       <w:r>
         <w:rPr>
@@ -4050,7 +4050,7 @@
           <w:lang w:eastAsia="es-PE"/>
           <w14:ligatures w14:val="none"/>
         </w:rPr>
-        <w:t>°</w:t>
+        <w:t/>
       </w:r>
       <w:r>
         <w:rPr>
@@ -4124,7 +4124,7 @@
           <w:lang w:eastAsia="es-PE"/>
           <w14:ligatures w14:val="none"/>
         </w:rPr>
-        <w:t>°</w:t>
+        <w:t/>
       </w:r>
       <w:r>
         <w:rPr>
@@ -4132,7 +4132,7 @@
           <w:kern w:val="0"/>
           <w14:ligatures w14:val="none"/>
         </w:rPr>
-        <w:t xml:space="preserve"> del Decreto Legislativo N° 807</w:t>
+        <w:t xml:space="preserve"> del Decreto Legislativo 807</w:t>
       </w:r>
       <w:r>
         <w:rPr>
@@ -4374,7 +4374,7 @@
           <w:lang w:eastAsia="es-PE"/>
           <w14:ligatures w14:val="none"/>
         </w:rPr>
-        <w:t>°</w:t>
+        <w:t/>
       </w:r>
       <w:r>
         <w:rPr>
@@ -4391,7 +4391,7 @@
           <w:lang w:eastAsia="es-PE"/>
           <w14:ligatures w14:val="none"/>
         </w:rPr>
-        <w:t>°</w:t>
+        <w:t/>
       </w:r>
       <w:r>
         <w:rPr>
@@ -4674,7 +4674,7 @@
           <w:kern w:val="0"/>
           <w14:ligatures w14:val="none"/>
         </w:rPr>
-        <w:t> Protección al Consumidor N° 1</w:t>
+        <w:t> Protección al Consumidor 1</w:t>
       </w:r>
     </w:p>
     <w:p>
@@ -5002,7 +5002,7 @@
           <w:sz w:val="16"/>
           <w:szCs w:val="16"/>
         </w:rPr>
-        <w:t xml:space="preserve">mediante Partida N° </w:t>
+        <w:t xml:space="preserve">mediante Partida </w:t>
       </w:r>
       <w:r>
         <w:rPr>
@@ -5135,7 +5135,7 @@
           <w:sz w:val="16"/>
           <w:szCs w:val="16"/>
         </w:rPr>
-        <w:t xml:space="preserve">           </w:t>
+        <w:t xml:space="preserve"> </w:t>
       </w:r>
       <w:r>
         <w:rPr>
@@ -5153,7 +5153,7 @@
           <w:sz w:val="16"/>
           <w:szCs w:val="16"/>
         </w:rPr>
-        <w:t xml:space="preserve">LEY N° 29571, CÓDIGO DE PROTECCIÓN Y DEFENSA DEL CONSUMIDOR, publicado el 2 de setiembre de 2010 y modificado por Decreto Legislativo N° 1308   </w:t>
+        <w:t xml:space="preserve">LEY 29571, CÓDIGO DE PROTECCIÓN Y DEFENSA DEL CONSUMIDOR, publicado el 2 de setiembre de 2010 y modificado por Decreto Legislativo 1308 </w:t>
       </w:r>
     </w:p>
     <w:p>
@@ -5177,7 +5177,7 @@
           <w:sz w:val="16"/>
           <w:szCs w:val="16"/>
         </w:rPr>
-        <w:t xml:space="preserve">Artículo 18.- Idoneidad   </w:t>
+        <w:t xml:space="preserve">Artículo 18.- Idoneidad </w:t>
       </w:r>
     </w:p>
     <w:p>
@@ -5197,7 +5197,7 @@
           <w:sz w:val="16"/>
           <w:szCs w:val="16"/>
         </w:rPr>
-        <w:t xml:space="preserve">Se entiende por idoneidad la correspondencia entre lo que un consumidor espera y lo que efectivamente recibe, en función a lo que se le hubiera ofrecido, la publicidad e información transmitida, las condiciones y circunstancias de la transacción, las características y naturaleza del producto o servicio, el precio, entre otros factores, atendiendo a las circunstancias del caso.    </w:t>
+        <w:t xml:space="preserve">Se entiende por idoneidad la correspondencia entre lo que un consumidor espera y lo que efectivamente recibe, en función a lo que se le hubiera ofrecido, la publicidad e información transmitida, las condiciones y circunstancias de la transacción, las características y naturaleza del producto o servicio, el precio, entre otros factores, atendiendo a las circunstancias del caso. </w:t>
       </w:r>
     </w:p>
     <w:p>
@@ -5316,7 +5316,7 @@
           <w:sz w:val="16"/>
           <w:szCs w:val="16"/>
         </w:rPr>
-        <w:t xml:space="preserve">  </w:t>
+        <w:t xml:space="preserve"> </w:t>
       </w:r>
       <w:r>
         <w:rPr>
@@ -5334,7 +5334,7 @@
           <w:sz w:val="16"/>
           <w:szCs w:val="16"/>
         </w:rPr>
-        <w:t>LEY SOBRE FACULTADES, NORMAS Y ORGANIZACIÓN DEL INDECOPI, APROBADA POR DECRETO LEGISLATIVO N° 807 Artículo 24.-</w:t>
+        <w:t>LEY SOBRE FACULTADES, NORMAS Y ORGANIZACIÓN DEL INDECOPI, APROBADA POR DECRETO LEGISLATIVO 807 Artículo 24.-</w:t>
       </w:r>
       <w:r>
         <w:rPr>
@@ -5501,7 +5501,7 @@
           <w:sz w:val="16"/>
           <w:szCs w:val="16"/>
         </w:rPr>
-        <w:t>Nº</w:t>
+        <w:t/>
       </w:r>
       <w:proofErr w:type="spellEnd"/>
       <w:r>
@@ -5589,7 +5589,7 @@
           <w:sz w:val="16"/>
           <w:szCs w:val="16"/>
         </w:rPr>
-        <w:t>publicado el 2 de setiembre de 2010 y modificado por Decreto Legislativo N° 1308</w:t>
+        <w:t>publicado el 2 de setiembre de 2010 y modificado por Decreto Legislativo 1308</w:t>
       </w:r>
     </w:p>
     <w:p>
@@ -5746,15 +5746,15 @@
           <w:szCs w:val="16"/>
           <w:vertAlign w:val="superscript"/>
         </w:rPr>
-        <w:t xml:space="preserve">  </w:t>
-      </w:r>
-      <w:r>
-        <w:rPr>
-          <w:rFonts w:ascii="Arial Narrow" w:hAnsi="Arial Narrow" w:cs="Arial"/>
-          <w:sz w:val="16"/>
-          <w:szCs w:val="16"/>
-        </w:rPr>
-        <w:t xml:space="preserve">     </w:t>
+        <w:t xml:space="preserve"> </w:t>
+      </w:r>
+      <w:r>
+        <w:rPr>
+          <w:rFonts w:ascii="Arial Narrow" w:hAnsi="Arial Narrow" w:cs="Arial"/>
+          <w:sz w:val="16"/>
+          <w:szCs w:val="16"/>
+        </w:rPr>
+        <w:t xml:space="preserve"> </w:t>
       </w:r>
       <w:r>
         <w:rPr>
@@ -5790,7 +5790,7 @@
           <w:sz w:val="16"/>
           <w:szCs w:val="16"/>
         </w:rPr>
-        <w:t>publicado el 2 de setiembre de 2010 y modificado por Decreto Legislativo N° 1308</w:t>
+        <w:t>publicado el 2 de setiembre de 2010 y modificado por Decreto Legislativo 1308</w:t>
       </w:r>
     </w:p>
     <w:p>
@@ -5833,7 +5833,7 @@
           <w:sz w:val="16"/>
           <w:szCs w:val="16"/>
         </w:rPr>
-        <w:t>El órgano resolutivo puede sancionar las infracciones administrativas a que se refiere el artículo 108º con amonestación y multas de hasta cuatrocientos cincuenta (450) Unidades Impositivas Tributarias (UIT), las cuales son calificadas de la siguiente manera:</w:t>
+        <w:t>El órgano resolutivo puede sancionar las infracciones administrativas a que se refiere el artículo 108 con amonestación y multas de hasta cuatrocientos cincuenta (450) Unidades Impositivas Tributarias (UIT), las cuales son calificadas de la siguiente manera:</w:t>
       </w:r>
     </w:p>
     <w:p>
@@ -5956,7 +5956,7 @@
           <w:sz w:val="16"/>
           <w:szCs w:val="16"/>
         </w:rPr>
-        <w:t xml:space="preserve">        </w:t>
+        <w:t xml:space="preserve"> </w:t>
       </w:r>
       <w:r>
         <w:rPr>
@@ -6755,7 +6755,7 @@
           <w:sz w:val="16"/>
           <w:szCs w:val="16"/>
         </w:rPr>
-        <w:t xml:space="preserve">         </w:t>
+        <w:t xml:space="preserve"> </w:t>
       </w:r>
       <w:r>
         <w:rPr>
@@ -6791,7 +6791,7 @@
           <w:sz w:val="16"/>
           <w:szCs w:val="16"/>
         </w:rPr>
-        <w:t>publicado el 2 de setiembre de 2010 y modificado por Decreto Legislativo N° 1308</w:t>
+        <w:t>publicado el 2 de setiembre de 2010 y modificado por Decreto Legislativo 1308</w:t>
       </w:r>
     </w:p>
     <w:p>
@@ -6999,7 +6999,7 @@
           <w:sz w:val="16"/>
           <w:szCs w:val="16"/>
         </w:rPr>
-        <w:t>Nº</w:t>
+        <w:t/>
       </w:r>
       <w:proofErr w:type="spellEnd"/>
       <w:r>
@@ -7402,7 +7402,7 @@
               <w:sz w:val="16"/>
               <w:szCs w:val="16"/>
             </w:rPr>
-            <w:t xml:space="preserve">CNICA DE LA    </w:t>
+            <w:t xml:space="preserve">CNICA DE LA </w:t>
           </w:r>
         </w:p>
         <w:p>

--- a/plantillas_maestras/02_seguro_vida/negativa_cobertura/2_o_mas_ddos_varios/sucesion_intestada/TPL_1730_2025_SEGURO_VIDA_NEGATIVA_COBERTURA_ASEGURADORA_SUCESION_INTESTADA_R1.docx
+++ b/plantillas_maestras/02_seguro_vida/negativa_cobertura/2_o_mas_ddos_varios/sucesion_intestada/TPL_1730_2025_SEGURO_VIDA_NEGATIVA_COBERTURA_ASEGURADORA_SUCESION_INTESTADA_R1.docx
@@ -93,7 +93,7 @@
           <w:lang w:eastAsia="es-PE"/>
           <w14:ligatures w14:val="none"/>
         </w:rPr>
-        <w:t>DENUNCIANTE</w:t>
+        <w:t xml:space="preserve">DENUNCIANTE:[DENUNCIANTE] ([APELLIDO] )</w:t>
       </w:r>
       <w:r>
         <w:rPr>
@@ -105,7 +105,7 @@
           <w14:ligatures w14:val="none"/>
         </w:rPr>
         <w:tab/>
-        <w:t>:</w:t>
+        <w:t/>
       </w:r>
       <w:r>
         <w:rPr>
@@ -127,29 +127,29 @@
           <w:lang w:eastAsia="es-PE"/>
           <w14:ligatures w14:val="none"/>
         </w:rPr>
-        <w:t>SUCESIÓN INTESTADA DE KALANI S</w:t>
-      </w:r>
-      <w:r>
-        <w:rPr>
-          <w:rFonts w:ascii="Arial Narrow" w:eastAsia="Arial Narrow" w:hAnsi="Arial Narrow" w:cs="Arial Narrow"/>
-          <w:b/>
-          <w:color w:val="000000"/>
-          <w:kern w:val="0"/>
-          <w:lang w:eastAsia="es-PE"/>
-          <w14:ligatures w14:val="none"/>
-        </w:rPr>
-        <w:t>Á</w:t>
-      </w:r>
-      <w:r>
-        <w:rPr>
-          <w:rFonts w:ascii="Arial Narrow" w:eastAsia="Arial Narrow" w:hAnsi="Arial Narrow" w:cs="Arial Narrow"/>
-          <w:b/>
-          <w:color w:val="000000"/>
-          <w:kern w:val="0"/>
-          <w:lang w:eastAsia="es-PE"/>
-          <w14:ligatures w14:val="none"/>
-        </w:rPr>
-        <w:t>NCHEZ HIDALGO</w:t>
+        <w:t/>
+      </w:r>
+      <w:r>
+        <w:rPr>
+          <w:rFonts w:ascii="Arial Narrow" w:eastAsia="Arial Narrow" w:hAnsi="Arial Narrow" w:cs="Arial Narrow"/>
+          <w:b/>
+          <w:color w:val="000000"/>
+          <w:kern w:val="0"/>
+          <w:lang w:eastAsia="es-PE"/>
+          <w14:ligatures w14:val="none"/>
+        </w:rPr>
+        <w:t/>
+      </w:r>
+      <w:r>
+        <w:rPr>
+          <w:rFonts w:ascii="Arial Narrow" w:eastAsia="Arial Narrow" w:hAnsi="Arial Narrow" w:cs="Arial Narrow"/>
+          <w:b/>
+          <w:color w:val="000000"/>
+          <w:kern w:val="0"/>
+          <w:lang w:eastAsia="es-PE"/>
+          <w14:ligatures w14:val="none"/>
+        </w:rPr>
+        <w:t/>
       </w:r>
       <w:r>
         <w:rPr>
@@ -174,40 +174,40 @@
           <w:lang w:eastAsia="es-PE"/>
           <w14:ligatures w14:val="none"/>
         </w:rPr>
-        <w:t xml:space="preserve"> </w:t>
-      </w:r>
-      <w:r>
-        <w:rPr>
-          <w:rFonts w:ascii="Arial Narrow" w:eastAsia="Arial Narrow" w:hAnsi="Arial Narrow" w:cs="Arial Narrow"/>
-          <w:b/>
-          <w:color w:val="000000"/>
-          <w:kern w:val="0"/>
-          <w:lang w:eastAsia="es-PE"/>
-          <w14:ligatures w14:val="none"/>
-        </w:rPr>
-        <w:t>(</w:t>
-      </w:r>
-      <w:r>
-        <w:rPr>
-          <w:rFonts w:ascii="Arial Narrow" w:eastAsia="Arial Narrow" w:hAnsi="Arial Narrow" w:cs="Arial Narrow"/>
-          <w:b/>
-          <w:color w:val="000000"/>
-          <w:kern w:val="0"/>
-          <w:lang w:eastAsia="es-PE"/>
-          <w14:ligatures w14:val="none"/>
-        </w:rPr>
-        <w:t>SUCESIÓN INTESTADA</w:t>
-      </w:r>
-      <w:r>
-        <w:rPr>
-          <w:rFonts w:ascii="Arial Narrow" w:eastAsia="Arial Narrow" w:hAnsi="Arial Narrow" w:cs="Arial Narrow"/>
-          <w:b/>
-          <w:color w:val="000000"/>
-          <w:kern w:val="0"/>
-          <w:lang w:eastAsia="es-PE"/>
-          <w14:ligatures w14:val="none"/>
-        </w:rPr>
-        <w:t>)</w:t>
+        <w:t xml:space="preserve"/>
+      </w:r>
+      <w:r>
+        <w:rPr>
+          <w:rFonts w:ascii="Arial Narrow" w:eastAsia="Arial Narrow" w:hAnsi="Arial Narrow" w:cs="Arial Narrow"/>
+          <w:b/>
+          <w:color w:val="000000"/>
+          <w:kern w:val="0"/>
+          <w:lang w:eastAsia="es-PE"/>
+          <w14:ligatures w14:val="none"/>
+        </w:rPr>
+        <w:t/>
+      </w:r>
+      <w:r>
+        <w:rPr>
+          <w:rFonts w:ascii="Arial Narrow" w:eastAsia="Arial Narrow" w:hAnsi="Arial Narrow" w:cs="Arial Narrow"/>
+          <w:b/>
+          <w:color w:val="000000"/>
+          <w:kern w:val="0"/>
+          <w:lang w:eastAsia="es-PE"/>
+          <w14:ligatures w14:val="none"/>
+        </w:rPr>
+        <w:t/>
+      </w:r>
+      <w:r>
+        <w:rPr>
+          <w:rFonts w:ascii="Arial Narrow" w:eastAsia="Arial Narrow" w:hAnsi="Arial Narrow" w:cs="Arial Narrow"/>
+          <w:b/>
+          <w:color w:val="000000"/>
+          <w:kern w:val="0"/>
+          <w:lang w:eastAsia="es-PE"/>
+          <w14:ligatures w14:val="none"/>
+        </w:rPr>
+        <w:t/>
       </w:r>
     </w:p>
     <w:p>
@@ -703,7 +703,7 @@
           <w:lang w:val="es-ES" w:eastAsia="es-ES"/>
           <w14:ligatures w14:val="none"/>
         </w:rPr>
-        <w:t xml:space="preserve">Mediante </w:t>
+        <w:t xml:space="preserve">Mediante el escrito del 21 de julio de 2025, la [APELLIDO] denunció a Mapfre por presuntas infracciones a la Ley 29571, Código de Protección y Defensa del Consumidor (en adelante, Código), señalando lo siguiente:</w:t>
       </w:r>
       <w:r>
         <w:rPr>
@@ -713,7 +713,7 @@
           <w:lang w:val="es-ES" w:eastAsia="es-ES"/>
           <w14:ligatures w14:val="none"/>
         </w:rPr>
-        <w:t xml:space="preserve">el escrito del </w:t>
+        <w:t xml:space="preserve"/>
       </w:r>
       <w:r>
         <w:rPr>
@@ -723,7 +723,7 @@
           <w:lang w:val="es-ES" w:eastAsia="es-ES"/>
           <w14:ligatures w14:val="none"/>
         </w:rPr>
-        <w:t>21</w:t>
+        <w:t/>
       </w:r>
       <w:r>
         <w:rPr>
@@ -733,7 +733,7 @@
           <w:lang w:val="es-ES" w:eastAsia="es-ES"/>
           <w14:ligatures w14:val="none"/>
         </w:rPr>
-        <w:t xml:space="preserve"> de </w:t>
+        <w:t xml:space="preserve"/>
       </w:r>
       <w:r>
         <w:rPr>
@@ -743,7 +743,7 @@
           <w:lang w:val="es-ES" w:eastAsia="es-ES"/>
           <w14:ligatures w14:val="none"/>
         </w:rPr>
-        <w:t>julio</w:t>
+        <w:t/>
       </w:r>
       <w:r>
         <w:rPr>
@@ -753,7 +753,7 @@
           <w:lang w:val="es-ES" w:eastAsia="es-ES"/>
           <w14:ligatures w14:val="none"/>
         </w:rPr>
-        <w:t xml:space="preserve"> de 2025</w:t>
+        <w:t xml:space="preserve"/>
       </w:r>
       <w:r>
         <w:rPr>
@@ -763,7 +763,7 @@
           <w:lang w:val="es-ES" w:eastAsia="es-ES"/>
           <w14:ligatures w14:val="none"/>
         </w:rPr>
-        <w:t>,</w:t>
+        <w:t/>
       </w:r>
       <w:r>
         <w:rPr>
@@ -771,7 +771,7 @@
           <w:kern w:val="0"/>
           <w14:ligatures w14:val="none"/>
         </w:rPr>
-        <w:t xml:space="preserve"> la </w:t>
+        <w:t xml:space="preserve"/>
       </w:r>
       <w:r>
         <w:rPr>
@@ -779,7 +779,7 @@
           <w:kern w:val="0"/>
           <w14:ligatures w14:val="none"/>
         </w:rPr>
-        <w:t xml:space="preserve">Sucesión </w:t>
+        <w:t xml:space="preserve"/>
       </w:r>
       <w:r>
         <w:rPr>
@@ -787,7 +787,7 @@
           <w:kern w:val="0"/>
           <w14:ligatures w14:val="none"/>
         </w:rPr>
-        <w:t xml:space="preserve">Intestada </w:t>
+        <w:t xml:space="preserve"/>
       </w:r>
       <w:r>
         <w:rPr>
@@ -795,7 +795,7 @@
           <w:kern w:val="0"/>
           <w14:ligatures w14:val="none"/>
         </w:rPr>
-        <w:t>d</w:t>
+        <w:t/>
       </w:r>
       <w:r>
         <w:rPr>
@@ -805,7 +805,7 @@
           <w:lang w:val="es-ES" w:eastAsia="es-ES"/>
           <w14:ligatures w14:val="none"/>
         </w:rPr>
-        <w:t xml:space="preserve">enunció a </w:t>
+        <w:t xml:space="preserve"/>
       </w:r>
       <w:r>
         <w:rPr>
@@ -815,7 +815,7 @@
           <w:lang w:val="es-ES" w:eastAsia="es-ES"/>
           <w14:ligatures w14:val="none"/>
         </w:rPr>
-        <w:t>Mapf</w:t>
+        <w:t/>
       </w:r>
       <w:r>
         <w:rPr>
@@ -825,7 +825,7 @@
           <w:lang w:val="es-ES" w:eastAsia="es-ES"/>
           <w14:ligatures w14:val="none"/>
         </w:rPr>
-        <w:t xml:space="preserve">re </w:t>
+        <w:t xml:space="preserve"/>
       </w:r>
       <w:r>
         <w:rPr>
@@ -835,7 +835,7 @@
           <w:lang w:val="es-ES" w:eastAsia="es-ES"/>
           <w14:ligatures w14:val="none"/>
         </w:rPr>
-        <w:t>por presuntas infracciones a la Ley 29571, Código de Protección y Defensa del Consumidor (en adelante, Código)</w:t>
+        <w:t/>
       </w:r>
       <w:r>
         <w:rPr>
@@ -856,7 +856,7 @@
           <w:lang w:val="es-ES" w:eastAsia="es-ES"/>
           <w14:ligatures w14:val="none"/>
         </w:rPr>
-        <w:t xml:space="preserve">, señalando </w:t>
+        <w:t xml:space="preserve"/>
       </w:r>
       <w:r>
         <w:rPr>
@@ -867,7 +867,7 @@
           <w:lang w:val="es-ES" w:eastAsia="es-ES"/>
           <w14:ligatures w14:val="none"/>
         </w:rPr>
-        <w:t>lo siguiente:</w:t>
+        <w:t/>
       </w:r>
     </w:p>
     <w:p>
@@ -915,7 +915,7 @@
           <w:lang w:eastAsia="es-ES"/>
           <w14:ligatures w14:val="none"/>
         </w:rPr>
-        <w:t xml:space="preserve">El 28 de junio del 2024, </w:t>
+        <w:t xml:space="preserve">El 28 de junio del 2024, Mapfre expidió una Constancia de Aseguramiento que acreditaba que [APELLIDO] (en adelante, el causante [APELLIDO] ), se encontraba asegurado con el Seguro de Vida - Póliza 610221016376, con vigencia del 1 de julio del 2024 al 1 de agosto del 2024 (en adelante, Seguro de Vida), en su calidad de trabajador de la empresa Framsa Contratistas Generales S.A.C. (en adelante, Framsa). </w:t>
       </w:r>
       <w:r>
         <w:rPr>
@@ -925,17 +925,17 @@
           <w:lang w:val="es-ES" w:eastAsia="es-ES"/>
           <w14:ligatures w14:val="none"/>
         </w:rPr>
-        <w:t xml:space="preserve">Mapfre </w:t>
-      </w:r>
-      <w:r>
-        <w:rPr>
-          <w:rFonts w:ascii="Arial Narrow" w:eastAsia="Times New Roman" w:hAnsi="Arial Narrow" w:cs="Arial"/>
-          <w:color w:val="000000"/>
-          <w:kern w:val="0"/>
-          <w:lang w:eastAsia="es-ES"/>
-          <w14:ligatures w14:val="none"/>
-        </w:rPr>
-        <w:t xml:space="preserve">expidió una Constancia de Aseguramiento que acreditaba que </w:t>
+        <w:t xml:space="preserve"/>
+      </w:r>
+      <w:r>
+        <w:rPr>
+          <w:rFonts w:ascii="Arial Narrow" w:eastAsia="Times New Roman" w:hAnsi="Arial Narrow" w:cs="Arial"/>
+          <w:color w:val="000000"/>
+          <w:kern w:val="0"/>
+          <w:lang w:eastAsia="es-ES"/>
+          <w14:ligatures w14:val="none"/>
+        </w:rPr>
+        <w:t xml:space="preserve"/>
       </w:r>
       <w:proofErr w:type="spellStart"/>
       <w:r>
@@ -946,7 +946,7 @@
           <w:lang w:eastAsia="es-ES"/>
           <w14:ligatures w14:val="none"/>
         </w:rPr>
-        <w:t>Kalani</w:t>
+        <w:t/>
       </w:r>
       <w:proofErr w:type="spellEnd"/>
       <w:r>
@@ -957,127 +957,127 @@
           <w:lang w:eastAsia="es-ES"/>
           <w14:ligatures w14:val="none"/>
         </w:rPr>
-        <w:t xml:space="preserve"> Sánchez Hidalgo</w:t>
-      </w:r>
-      <w:r>
-        <w:rPr>
-          <w:rFonts w:ascii="Arial Narrow" w:eastAsia="Times New Roman" w:hAnsi="Arial Narrow" w:cs="Arial"/>
-          <w:color w:val="000000"/>
-          <w:kern w:val="0"/>
-          <w:lang w:eastAsia="es-ES"/>
-          <w14:ligatures w14:val="none"/>
-        </w:rPr>
-        <w:t xml:space="preserve"> (en adelante, el causante</w:t>
-      </w:r>
-      <w:r>
-        <w:rPr>
-          <w:rFonts w:ascii="Arial Narrow" w:eastAsia="Times New Roman" w:hAnsi="Arial Narrow" w:cs="Arial"/>
-          <w:color w:val="000000"/>
-          <w:kern w:val="0"/>
-          <w:lang w:eastAsia="es-ES"/>
-          <w14:ligatures w14:val="none"/>
-        </w:rPr>
-        <w:t xml:space="preserve"> de la Sucesión Intestada</w:t>
-      </w:r>
-      <w:r>
-        <w:rPr>
-          <w:rFonts w:ascii="Arial Narrow" w:eastAsia="Times New Roman" w:hAnsi="Arial Narrow" w:cs="Arial"/>
-          <w:color w:val="000000"/>
-          <w:kern w:val="0"/>
-          <w:lang w:eastAsia="es-ES"/>
-          <w14:ligatures w14:val="none"/>
-        </w:rPr>
-        <w:t>)</w:t>
-      </w:r>
-      <w:r>
-        <w:rPr>
-          <w:rFonts w:ascii="Arial Narrow" w:eastAsia="Times New Roman" w:hAnsi="Arial Narrow" w:cs="Arial"/>
-          <w:color w:val="000000"/>
-          <w:kern w:val="0"/>
-          <w:lang w:eastAsia="es-ES"/>
-          <w14:ligatures w14:val="none"/>
-        </w:rPr>
-        <w:t xml:space="preserve">, se encontraba asegurado </w:t>
-      </w:r>
-      <w:r>
-        <w:rPr>
-          <w:rFonts w:ascii="Arial Narrow" w:eastAsia="Times New Roman" w:hAnsi="Arial Narrow" w:cs="Arial"/>
-          <w:color w:val="000000"/>
-          <w:kern w:val="0"/>
-          <w:lang w:eastAsia="es-ES"/>
-          <w14:ligatures w14:val="none"/>
-        </w:rPr>
-        <w:t>con el Seguro de Vida</w:t>
-      </w:r>
-      <w:r>
-        <w:rPr>
-          <w:rFonts w:ascii="Arial Narrow" w:eastAsia="Times New Roman" w:hAnsi="Arial Narrow" w:cs="Arial"/>
-          <w:color w:val="000000"/>
-          <w:kern w:val="0"/>
-          <w:lang w:eastAsia="es-ES"/>
-          <w14:ligatures w14:val="none"/>
-        </w:rPr>
-        <w:t xml:space="preserve"> </w:t>
-      </w:r>
-      <w:r>
-        <w:rPr>
-          <w:rFonts w:ascii="Arial Narrow" w:eastAsia="Times New Roman" w:hAnsi="Arial Narrow" w:cs="Arial"/>
-          <w:color w:val="000000"/>
-          <w:kern w:val="0"/>
-          <w:lang w:eastAsia="es-ES"/>
-          <w14:ligatures w14:val="none"/>
-        </w:rPr>
-        <w:t>-</w:t>
-      </w:r>
-      <w:r>
-        <w:rPr>
-          <w:rFonts w:ascii="Arial Narrow" w:eastAsia="Times New Roman" w:hAnsi="Arial Narrow" w:cs="Arial"/>
-          <w:color w:val="000000"/>
-          <w:kern w:val="0"/>
-          <w:lang w:eastAsia="es-ES"/>
-          <w14:ligatures w14:val="none"/>
-        </w:rPr>
-        <w:t xml:space="preserve"> Póliza 610221016376, con vigencia del 1 de julio del 2024 al 1 de agosto del 2024</w:t>
-      </w:r>
-      <w:r>
-        <w:rPr>
-          <w:rFonts w:ascii="Arial Narrow" w:eastAsia="Times New Roman" w:hAnsi="Arial Narrow" w:cs="Arial"/>
-          <w:color w:val="000000"/>
-          <w:kern w:val="0"/>
-          <w:lang w:eastAsia="es-ES"/>
-          <w14:ligatures w14:val="none"/>
-        </w:rPr>
-        <w:t xml:space="preserve"> (en adelante, Seguro de Vida)</w:t>
-      </w:r>
-      <w:r>
-        <w:rPr>
-          <w:rFonts w:ascii="Arial Narrow" w:eastAsia="Times New Roman" w:hAnsi="Arial Narrow" w:cs="Arial"/>
-          <w:color w:val="000000"/>
-          <w:kern w:val="0"/>
-          <w:lang w:eastAsia="es-ES"/>
-          <w14:ligatures w14:val="none"/>
-        </w:rPr>
-        <w:t xml:space="preserve">, en su calidad de trabajador </w:t>
-      </w:r>
-      <w:r>
-        <w:rPr>
-          <w:rFonts w:ascii="Arial Narrow" w:eastAsia="Times New Roman" w:hAnsi="Arial Narrow" w:cs="Arial"/>
-          <w:color w:val="000000"/>
-          <w:kern w:val="0"/>
-          <w:lang w:eastAsia="es-ES"/>
-          <w14:ligatures w14:val="none"/>
-        </w:rPr>
-        <w:t>de</w:t>
-      </w:r>
-      <w:r>
-        <w:rPr>
-          <w:rFonts w:ascii="Arial Narrow" w:eastAsia="Times New Roman" w:hAnsi="Arial Narrow" w:cs="Arial"/>
-          <w:color w:val="000000"/>
-          <w:kern w:val="0"/>
-          <w:lang w:eastAsia="es-ES"/>
-          <w14:ligatures w14:val="none"/>
-        </w:rPr>
-        <w:t xml:space="preserve"> la empresa </w:t>
+        <w:t xml:space="preserve"/>
+      </w:r>
+      <w:r>
+        <w:rPr>
+          <w:rFonts w:ascii="Arial Narrow" w:eastAsia="Times New Roman" w:hAnsi="Arial Narrow" w:cs="Arial"/>
+          <w:color w:val="000000"/>
+          <w:kern w:val="0"/>
+          <w:lang w:eastAsia="es-ES"/>
+          <w14:ligatures w14:val="none"/>
+        </w:rPr>
+        <w:t xml:space="preserve"/>
+      </w:r>
+      <w:r>
+        <w:rPr>
+          <w:rFonts w:ascii="Arial Narrow" w:eastAsia="Times New Roman" w:hAnsi="Arial Narrow" w:cs="Arial"/>
+          <w:color w:val="000000"/>
+          <w:kern w:val="0"/>
+          <w:lang w:eastAsia="es-ES"/>
+          <w14:ligatures w14:val="none"/>
+        </w:rPr>
+        <w:t xml:space="preserve"/>
+      </w:r>
+      <w:r>
+        <w:rPr>
+          <w:rFonts w:ascii="Arial Narrow" w:eastAsia="Times New Roman" w:hAnsi="Arial Narrow" w:cs="Arial"/>
+          <w:color w:val="000000"/>
+          <w:kern w:val="0"/>
+          <w:lang w:eastAsia="es-ES"/>
+          <w14:ligatures w14:val="none"/>
+        </w:rPr>
+        <w:t/>
+      </w:r>
+      <w:r>
+        <w:rPr>
+          <w:rFonts w:ascii="Arial Narrow" w:eastAsia="Times New Roman" w:hAnsi="Arial Narrow" w:cs="Arial"/>
+          <w:color w:val="000000"/>
+          <w:kern w:val="0"/>
+          <w:lang w:eastAsia="es-ES"/>
+          <w14:ligatures w14:val="none"/>
+        </w:rPr>
+        <w:t xml:space="preserve"/>
+      </w:r>
+      <w:r>
+        <w:rPr>
+          <w:rFonts w:ascii="Arial Narrow" w:eastAsia="Times New Roman" w:hAnsi="Arial Narrow" w:cs="Arial"/>
+          <w:color w:val="000000"/>
+          <w:kern w:val="0"/>
+          <w:lang w:eastAsia="es-ES"/>
+          <w14:ligatures w14:val="none"/>
+        </w:rPr>
+        <w:t/>
+      </w:r>
+      <w:r>
+        <w:rPr>
+          <w:rFonts w:ascii="Arial Narrow" w:eastAsia="Times New Roman" w:hAnsi="Arial Narrow" w:cs="Arial"/>
+          <w:color w:val="000000"/>
+          <w:kern w:val="0"/>
+          <w:lang w:eastAsia="es-ES"/>
+          <w14:ligatures w14:val="none"/>
+        </w:rPr>
+        <w:t xml:space="preserve"/>
+      </w:r>
+      <w:r>
+        <w:rPr>
+          <w:rFonts w:ascii="Arial Narrow" w:eastAsia="Times New Roman" w:hAnsi="Arial Narrow" w:cs="Arial"/>
+          <w:color w:val="000000"/>
+          <w:kern w:val="0"/>
+          <w:lang w:eastAsia="es-ES"/>
+          <w14:ligatures w14:val="none"/>
+        </w:rPr>
+        <w:t/>
+      </w:r>
+      <w:r>
+        <w:rPr>
+          <w:rFonts w:ascii="Arial Narrow" w:eastAsia="Times New Roman" w:hAnsi="Arial Narrow" w:cs="Arial"/>
+          <w:color w:val="000000"/>
+          <w:kern w:val="0"/>
+          <w:lang w:eastAsia="es-ES"/>
+          <w14:ligatures w14:val="none"/>
+        </w:rPr>
+        <w:t xml:space="preserve"/>
+      </w:r>
+      <w:r>
+        <w:rPr>
+          <w:rFonts w:ascii="Arial Narrow" w:eastAsia="Times New Roman" w:hAnsi="Arial Narrow" w:cs="Arial"/>
+          <w:color w:val="000000"/>
+          <w:kern w:val="0"/>
+          <w:lang w:eastAsia="es-ES"/>
+          <w14:ligatures w14:val="none"/>
+        </w:rPr>
+        <w:t xml:space="preserve"/>
+      </w:r>
+      <w:r>
+        <w:rPr>
+          <w:rFonts w:ascii="Arial Narrow" w:eastAsia="Times New Roman" w:hAnsi="Arial Narrow" w:cs="Arial"/>
+          <w:color w:val="000000"/>
+          <w:kern w:val="0"/>
+          <w:lang w:eastAsia="es-ES"/>
+          <w14:ligatures w14:val="none"/>
+        </w:rPr>
+        <w:t xml:space="preserve"/>
+      </w:r>
+      <w:r>
+        <w:rPr>
+          <w:rFonts w:ascii="Arial Narrow" w:eastAsia="Times New Roman" w:hAnsi="Arial Narrow" w:cs="Arial"/>
+          <w:color w:val="000000"/>
+          <w:kern w:val="0"/>
+          <w:lang w:eastAsia="es-ES"/>
+          <w14:ligatures w14:val="none"/>
+        </w:rPr>
+        <w:t/>
+      </w:r>
+      <w:r>
+        <w:rPr>
+          <w:rFonts w:ascii="Arial Narrow" w:eastAsia="Times New Roman" w:hAnsi="Arial Narrow" w:cs="Arial"/>
+          <w:color w:val="000000"/>
+          <w:kern w:val="0"/>
+          <w:lang w:eastAsia="es-ES"/>
+          <w14:ligatures w14:val="none"/>
+        </w:rPr>
+        <w:t xml:space="preserve"/>
       </w:r>
       <w:proofErr w:type="spellStart"/>
       <w:r>
@@ -1088,7 +1088,7 @@
           <w:lang w:eastAsia="es-ES"/>
           <w14:ligatures w14:val="none"/>
         </w:rPr>
-        <w:t>Framsa</w:t>
+        <w:t/>
       </w:r>
       <w:proofErr w:type="spellEnd"/>
       <w:r>
@@ -1099,17 +1099,17 @@
           <w:lang w:eastAsia="es-ES"/>
           <w14:ligatures w14:val="none"/>
         </w:rPr>
-        <w:t xml:space="preserve"> Contratistas Generales S.A.C.</w:t>
-      </w:r>
-      <w:r>
-        <w:rPr>
-          <w:rFonts w:ascii="Arial Narrow" w:eastAsia="Times New Roman" w:hAnsi="Arial Narrow" w:cs="Arial"/>
-          <w:color w:val="000000"/>
-          <w:kern w:val="0"/>
-          <w:lang w:eastAsia="es-ES"/>
-          <w14:ligatures w14:val="none"/>
-        </w:rPr>
-        <w:t xml:space="preserve"> (en adelante, </w:t>
+        <w:t xml:space="preserve"/>
+      </w:r>
+      <w:r>
+        <w:rPr>
+          <w:rFonts w:ascii="Arial Narrow" w:eastAsia="Times New Roman" w:hAnsi="Arial Narrow" w:cs="Arial"/>
+          <w:color w:val="000000"/>
+          <w:kern w:val="0"/>
+          <w:lang w:eastAsia="es-ES"/>
+          <w14:ligatures w14:val="none"/>
+        </w:rPr>
+        <w:t xml:space="preserve"/>
       </w:r>
       <w:proofErr w:type="spellStart"/>
       <w:r>
@@ -1120,7 +1120,7 @@
           <w:lang w:eastAsia="es-ES"/>
           <w14:ligatures w14:val="none"/>
         </w:rPr>
-        <w:t>Framsa</w:t>
+        <w:t/>
       </w:r>
       <w:proofErr w:type="spellEnd"/>
       <w:r>
@@ -1131,17 +1131,17 @@
           <w:lang w:eastAsia="es-ES"/>
           <w14:ligatures w14:val="none"/>
         </w:rPr>
-        <w:t>)</w:t>
-      </w:r>
-      <w:r>
-        <w:rPr>
-          <w:rFonts w:ascii="Arial Narrow" w:eastAsia="Times New Roman" w:hAnsi="Arial Narrow" w:cs="Arial"/>
-          <w:color w:val="000000"/>
-          <w:kern w:val="0"/>
-          <w:lang w:eastAsia="es-ES"/>
-          <w14:ligatures w14:val="none"/>
-        </w:rPr>
-        <w:t xml:space="preserve">. </w:t>
+        <w:t/>
+      </w:r>
+      <w:r>
+        <w:rPr>
+          <w:rFonts w:ascii="Arial Narrow" w:eastAsia="Times New Roman" w:hAnsi="Arial Narrow" w:cs="Arial"/>
+          <w:color w:val="000000"/>
+          <w:kern w:val="0"/>
+          <w:lang w:eastAsia="es-ES"/>
+          <w14:ligatures w14:val="none"/>
+        </w:rPr>
+        <w:t xml:space="preserve"/>
       </w:r>
     </w:p>
     <w:p>
@@ -1188,127 +1188,127 @@
           <w:lang w:eastAsia="es-ES"/>
           <w14:ligatures w14:val="none"/>
         </w:rPr>
-        <w:t xml:space="preserve">El 27 de julio del 2024, </w:t>
-      </w:r>
-      <w:r>
-        <w:rPr>
-          <w:rFonts w:ascii="Arial Narrow" w:eastAsia="Times New Roman" w:hAnsi="Arial Narrow" w:cs="Arial"/>
-          <w:color w:val="000000"/>
-          <w:kern w:val="0"/>
-          <w:lang w:eastAsia="es-ES"/>
-          <w14:ligatures w14:val="none"/>
-        </w:rPr>
-        <w:t>el causante de la Sucesión Intestada</w:t>
-      </w:r>
-      <w:r>
-        <w:rPr>
-          <w:rFonts w:ascii="Arial Narrow" w:eastAsia="Times New Roman" w:hAnsi="Arial Narrow" w:cs="Arial"/>
-          <w:color w:val="000000"/>
-          <w:kern w:val="0"/>
-          <w:lang w:eastAsia="es-ES"/>
-          <w14:ligatures w14:val="none"/>
-        </w:rPr>
-        <w:t xml:space="preserve"> </w:t>
-      </w:r>
-      <w:r>
-        <w:rPr>
-          <w:rFonts w:ascii="Arial Narrow" w:eastAsia="Times New Roman" w:hAnsi="Arial Narrow" w:cs="Arial"/>
-          <w:color w:val="000000"/>
-          <w:kern w:val="0"/>
-          <w:lang w:eastAsia="es-ES"/>
-          <w14:ligatures w14:val="none"/>
-        </w:rPr>
-        <w:t>falleció en el Hospital Daniel Alcides Carrión, como consecuencia de</w:t>
-      </w:r>
-      <w:r>
-        <w:rPr>
-          <w:rFonts w:ascii="Arial Narrow" w:eastAsia="Times New Roman" w:hAnsi="Arial Narrow" w:cs="Arial"/>
-          <w:color w:val="000000"/>
-          <w:kern w:val="0"/>
-          <w:lang w:eastAsia="es-ES"/>
-          <w14:ligatures w14:val="none"/>
-        </w:rPr>
-        <w:t xml:space="preserve"> </w:t>
-      </w:r>
-      <w:r>
-        <w:rPr>
-          <w:rFonts w:ascii="Arial Narrow" w:eastAsia="Times New Roman" w:hAnsi="Arial Narrow" w:cs="Arial"/>
-          <w:color w:val="000000"/>
-          <w:kern w:val="0"/>
-          <w:lang w:eastAsia="es-ES"/>
-          <w14:ligatures w14:val="none"/>
-        </w:rPr>
-        <w:t>oponer resistencia</w:t>
-      </w:r>
-      <w:r>
-        <w:rPr>
-          <w:rFonts w:ascii="Arial Narrow" w:eastAsia="Times New Roman" w:hAnsi="Arial Narrow" w:cs="Arial"/>
-          <w:color w:val="000000"/>
-          <w:kern w:val="0"/>
-          <w:lang w:eastAsia="es-ES"/>
-          <w14:ligatures w14:val="none"/>
-        </w:rPr>
-        <w:t xml:space="preserve"> </w:t>
-      </w:r>
-      <w:r>
-        <w:rPr>
-          <w:rFonts w:ascii="Arial Narrow" w:eastAsia="Times New Roman" w:hAnsi="Arial Narrow" w:cs="Arial"/>
-          <w:color w:val="000000"/>
-          <w:kern w:val="0"/>
-          <w:lang w:eastAsia="es-ES"/>
-          <w14:ligatures w14:val="none"/>
-        </w:rPr>
-        <w:t>a un</w:t>
-      </w:r>
-      <w:r>
-        <w:rPr>
-          <w:rFonts w:ascii="Arial Narrow" w:eastAsia="Times New Roman" w:hAnsi="Arial Narrow" w:cs="Arial"/>
-          <w:color w:val="000000"/>
-          <w:kern w:val="0"/>
-          <w:lang w:eastAsia="es-ES"/>
-          <w14:ligatures w14:val="none"/>
-        </w:rPr>
-        <w:t xml:space="preserve"> robo de sus pertenencias, </w:t>
-      </w:r>
-      <w:r>
-        <w:rPr>
-          <w:rFonts w:ascii="Arial Narrow" w:eastAsia="Times New Roman" w:hAnsi="Arial Narrow" w:cs="Arial"/>
-          <w:color w:val="000000"/>
-          <w:kern w:val="0"/>
-          <w:lang w:eastAsia="es-ES"/>
-          <w14:ligatures w14:val="none"/>
-        </w:rPr>
-        <w:t xml:space="preserve">y se emitió la </w:t>
-      </w:r>
-      <w:r>
-        <w:rPr>
-          <w:rFonts w:ascii="Arial Narrow" w:eastAsia="Times New Roman" w:hAnsi="Arial Narrow" w:cs="Arial"/>
-          <w:color w:val="000000"/>
-          <w:kern w:val="0"/>
-          <w:lang w:eastAsia="es-ES"/>
-          <w14:ligatures w14:val="none"/>
-        </w:rPr>
-        <w:t xml:space="preserve">partida de defunción </w:t>
-      </w:r>
-      <w:r>
-        <w:rPr>
-          <w:rFonts w:ascii="Arial Narrow" w:eastAsia="Times New Roman" w:hAnsi="Arial Narrow" w:cs="Arial"/>
-          <w:color w:val="000000"/>
-          <w:kern w:val="0"/>
-          <w:lang w:eastAsia="es-ES"/>
-          <w14:ligatures w14:val="none"/>
-        </w:rPr>
-        <w:t>correspondiente.</w:t>
-      </w:r>
-      <w:r>
-        <w:rPr>
-          <w:rFonts w:ascii="Arial Narrow" w:eastAsia="Times New Roman" w:hAnsi="Arial Narrow" w:cs="Arial"/>
-          <w:color w:val="000000"/>
-          <w:kern w:val="0"/>
-          <w:lang w:eastAsia="es-ES"/>
-          <w14:ligatures w14:val="none"/>
-        </w:rPr>
-        <w:t xml:space="preserve"> </w:t>
+        <w:t xml:space="preserve">El 27 de julio del 2024, el causante [APELLIDO] falleció en el Hospital Daniel Alcides Carrión, como consecuencia de oponer resistencia a un robo de sus pertenencias, y se emitió la partida de defunción correspondiente. </w:t>
+      </w:r>
+      <w:r>
+        <w:rPr>
+          <w:rFonts w:ascii="Arial Narrow" w:eastAsia="Times New Roman" w:hAnsi="Arial Narrow" w:cs="Arial"/>
+          <w:color w:val="000000"/>
+          <w:kern w:val="0"/>
+          <w:lang w:eastAsia="es-ES"/>
+          <w14:ligatures w14:val="none"/>
+        </w:rPr>
+        <w:t/>
+      </w:r>
+      <w:r>
+        <w:rPr>
+          <w:rFonts w:ascii="Arial Narrow" w:eastAsia="Times New Roman" w:hAnsi="Arial Narrow" w:cs="Arial"/>
+          <w:color w:val="000000"/>
+          <w:kern w:val="0"/>
+          <w:lang w:eastAsia="es-ES"/>
+          <w14:ligatures w14:val="none"/>
+        </w:rPr>
+        <w:t xml:space="preserve"/>
+      </w:r>
+      <w:r>
+        <w:rPr>
+          <w:rFonts w:ascii="Arial Narrow" w:eastAsia="Times New Roman" w:hAnsi="Arial Narrow" w:cs="Arial"/>
+          <w:color w:val="000000"/>
+          <w:kern w:val="0"/>
+          <w:lang w:eastAsia="es-ES"/>
+          <w14:ligatures w14:val="none"/>
+        </w:rPr>
+        <w:t/>
+      </w:r>
+      <w:r>
+        <w:rPr>
+          <w:rFonts w:ascii="Arial Narrow" w:eastAsia="Times New Roman" w:hAnsi="Arial Narrow" w:cs="Arial"/>
+          <w:color w:val="000000"/>
+          <w:kern w:val="0"/>
+          <w:lang w:eastAsia="es-ES"/>
+          <w14:ligatures w14:val="none"/>
+        </w:rPr>
+        <w:t xml:space="preserve"/>
+      </w:r>
+      <w:r>
+        <w:rPr>
+          <w:rFonts w:ascii="Arial Narrow" w:eastAsia="Times New Roman" w:hAnsi="Arial Narrow" w:cs="Arial"/>
+          <w:color w:val="000000"/>
+          <w:kern w:val="0"/>
+          <w:lang w:eastAsia="es-ES"/>
+          <w14:ligatures w14:val="none"/>
+        </w:rPr>
+        <w:t/>
+      </w:r>
+      <w:r>
+        <w:rPr>
+          <w:rFonts w:ascii="Arial Narrow" w:eastAsia="Times New Roman" w:hAnsi="Arial Narrow" w:cs="Arial"/>
+          <w:color w:val="000000"/>
+          <w:kern w:val="0"/>
+          <w:lang w:eastAsia="es-ES"/>
+          <w14:ligatures w14:val="none"/>
+        </w:rPr>
+        <w:t xml:space="preserve"/>
+      </w:r>
+      <w:r>
+        <w:rPr>
+          <w:rFonts w:ascii="Arial Narrow" w:eastAsia="Times New Roman" w:hAnsi="Arial Narrow" w:cs="Arial"/>
+          <w:color w:val="000000"/>
+          <w:kern w:val="0"/>
+          <w:lang w:eastAsia="es-ES"/>
+          <w14:ligatures w14:val="none"/>
+        </w:rPr>
+        <w:t/>
+      </w:r>
+      <w:r>
+        <w:rPr>
+          <w:rFonts w:ascii="Arial Narrow" w:eastAsia="Times New Roman" w:hAnsi="Arial Narrow" w:cs="Arial"/>
+          <w:color w:val="000000"/>
+          <w:kern w:val="0"/>
+          <w:lang w:eastAsia="es-ES"/>
+          <w14:ligatures w14:val="none"/>
+        </w:rPr>
+        <w:t xml:space="preserve"/>
+      </w:r>
+      <w:r>
+        <w:rPr>
+          <w:rFonts w:ascii="Arial Narrow" w:eastAsia="Times New Roman" w:hAnsi="Arial Narrow" w:cs="Arial"/>
+          <w:color w:val="000000"/>
+          <w:kern w:val="0"/>
+          <w:lang w:eastAsia="es-ES"/>
+          <w14:ligatures w14:val="none"/>
+        </w:rPr>
+        <w:t xml:space="preserve"/>
+      </w:r>
+      <w:r>
+        <w:rPr>
+          <w:rFonts w:ascii="Arial Narrow" w:eastAsia="Times New Roman" w:hAnsi="Arial Narrow" w:cs="Arial"/>
+          <w:color w:val="000000"/>
+          <w:kern w:val="0"/>
+          <w:lang w:eastAsia="es-ES"/>
+          <w14:ligatures w14:val="none"/>
+        </w:rPr>
+        <w:t xml:space="preserve"/>
+      </w:r>
+      <w:r>
+        <w:rPr>
+          <w:rFonts w:ascii="Arial Narrow" w:eastAsia="Times New Roman" w:hAnsi="Arial Narrow" w:cs="Arial"/>
+          <w:color w:val="000000"/>
+          <w:kern w:val="0"/>
+          <w:lang w:eastAsia="es-ES"/>
+          <w14:ligatures w14:val="none"/>
+        </w:rPr>
+        <w:t/>
+      </w:r>
+      <w:r>
+        <w:rPr>
+          <w:rFonts w:ascii="Arial Narrow" w:eastAsia="Times New Roman" w:hAnsi="Arial Narrow" w:cs="Arial"/>
+          <w:color w:val="000000"/>
+          <w:kern w:val="0"/>
+          <w:lang w:eastAsia="es-ES"/>
+          <w14:ligatures w14:val="none"/>
+        </w:rPr>
+        <w:t xml:space="preserve"/>
       </w:r>
     </w:p>
     <w:p>
@@ -1600,7 +1600,7 @@
           <w:lang w:eastAsia="es-ES"/>
           <w14:ligatures w14:val="none"/>
         </w:rPr>
-        <w:t xml:space="preserve">El 16 de abril del 2025, </w:t>
+        <w:t xml:space="preserve">El 16 de abril del 2025, Framsa expidió una constancia en la que acreditó que el causante [APELLIDO] figuraba en sus planillas hasta el 1 de junio del 2024, pero continuó prestando servicios para la empresa bajo otra modalidad. </w:t>
       </w:r>
       <w:proofErr w:type="spellStart"/>
       <w:r>
@@ -1611,7 +1611,7 @@
           <w:lang w:eastAsia="es-ES"/>
           <w14:ligatures w14:val="none"/>
         </w:rPr>
-        <w:t>Framsa</w:t>
+        <w:t/>
       </w:r>
       <w:proofErr w:type="spellEnd"/>
       <w:r>
@@ -1622,67 +1622,67 @@
           <w:lang w:eastAsia="es-ES"/>
           <w14:ligatures w14:val="none"/>
         </w:rPr>
-        <w:t xml:space="preserve"> </w:t>
-      </w:r>
-      <w:r>
-        <w:rPr>
-          <w:rFonts w:ascii="Arial Narrow" w:eastAsia="Times New Roman" w:hAnsi="Arial Narrow" w:cs="Arial"/>
-          <w:color w:val="000000"/>
-          <w:kern w:val="0"/>
-          <w:lang w:eastAsia="es-ES"/>
-          <w14:ligatures w14:val="none"/>
-        </w:rPr>
-        <w:t xml:space="preserve">expidió una constancia en la que acreditó que </w:t>
-      </w:r>
-      <w:r>
-        <w:rPr>
-          <w:rFonts w:ascii="Arial Narrow" w:eastAsia="Times New Roman" w:hAnsi="Arial Narrow" w:cs="Arial"/>
-          <w:color w:val="000000"/>
-          <w:kern w:val="0"/>
-          <w:lang w:eastAsia="es-ES"/>
-          <w14:ligatures w14:val="none"/>
-        </w:rPr>
-        <w:t>el causante de la Sucesión Intestada</w:t>
-      </w:r>
-      <w:r>
-        <w:rPr>
-          <w:rFonts w:ascii="Arial Narrow" w:eastAsia="Times New Roman" w:hAnsi="Arial Narrow" w:cs="Arial"/>
-          <w:color w:val="000000"/>
-          <w:kern w:val="0"/>
-          <w:lang w:eastAsia="es-ES"/>
-          <w14:ligatures w14:val="none"/>
-        </w:rPr>
-        <w:t xml:space="preserve"> </w:t>
-      </w:r>
-      <w:r>
-        <w:rPr>
-          <w:rFonts w:ascii="Arial Narrow" w:eastAsia="Times New Roman" w:hAnsi="Arial Narrow" w:cs="Arial"/>
-          <w:color w:val="000000"/>
-          <w:kern w:val="0"/>
-          <w:lang w:eastAsia="es-ES"/>
-          <w14:ligatures w14:val="none"/>
-        </w:rPr>
-        <w:t>figuraba en sus planillas hasta el 1 de junio del 2024, pero continuó prestando servicios para la empresa bajo otra modalidad</w:t>
-      </w:r>
-      <w:r>
-        <w:rPr>
-          <w:rFonts w:ascii="Arial Narrow" w:eastAsia="Times New Roman" w:hAnsi="Arial Narrow" w:cs="Arial"/>
-          <w:color w:val="000000"/>
-          <w:kern w:val="0"/>
-          <w:lang w:eastAsia="es-ES"/>
-          <w14:ligatures w14:val="none"/>
-        </w:rPr>
-        <w:t>.</w:t>
-      </w:r>
-      <w:r>
-        <w:rPr>
-          <w:rFonts w:ascii="Arial Narrow" w:eastAsia="Times New Roman" w:hAnsi="Arial Narrow" w:cs="Arial"/>
-          <w:color w:val="000000"/>
-          <w:kern w:val="0"/>
-          <w:lang w:eastAsia="es-ES"/>
-          <w14:ligatures w14:val="none"/>
-        </w:rPr>
-        <w:t xml:space="preserve"> </w:t>
+        <w:t xml:space="preserve"/>
+      </w:r>
+      <w:r>
+        <w:rPr>
+          <w:rFonts w:ascii="Arial Narrow" w:eastAsia="Times New Roman" w:hAnsi="Arial Narrow" w:cs="Arial"/>
+          <w:color w:val="000000"/>
+          <w:kern w:val="0"/>
+          <w:lang w:eastAsia="es-ES"/>
+          <w14:ligatures w14:val="none"/>
+        </w:rPr>
+        <w:t xml:space="preserve"/>
+      </w:r>
+      <w:r>
+        <w:rPr>
+          <w:rFonts w:ascii="Arial Narrow" w:eastAsia="Times New Roman" w:hAnsi="Arial Narrow" w:cs="Arial"/>
+          <w:color w:val="000000"/>
+          <w:kern w:val="0"/>
+          <w:lang w:eastAsia="es-ES"/>
+          <w14:ligatures w14:val="none"/>
+        </w:rPr>
+        <w:t/>
+      </w:r>
+      <w:r>
+        <w:rPr>
+          <w:rFonts w:ascii="Arial Narrow" w:eastAsia="Times New Roman" w:hAnsi="Arial Narrow" w:cs="Arial"/>
+          <w:color w:val="000000"/>
+          <w:kern w:val="0"/>
+          <w:lang w:eastAsia="es-ES"/>
+          <w14:ligatures w14:val="none"/>
+        </w:rPr>
+        <w:t xml:space="preserve"/>
+      </w:r>
+      <w:r>
+        <w:rPr>
+          <w:rFonts w:ascii="Arial Narrow" w:eastAsia="Times New Roman" w:hAnsi="Arial Narrow" w:cs="Arial"/>
+          <w:color w:val="000000"/>
+          <w:kern w:val="0"/>
+          <w:lang w:eastAsia="es-ES"/>
+          <w14:ligatures w14:val="none"/>
+        </w:rPr>
+        <w:t/>
+      </w:r>
+      <w:r>
+        <w:rPr>
+          <w:rFonts w:ascii="Arial Narrow" w:eastAsia="Times New Roman" w:hAnsi="Arial Narrow" w:cs="Arial"/>
+          <w:color w:val="000000"/>
+          <w:kern w:val="0"/>
+          <w:lang w:eastAsia="es-ES"/>
+          <w14:ligatures w14:val="none"/>
+        </w:rPr>
+        <w:t/>
+      </w:r>
+      <w:r>
+        <w:rPr>
+          <w:rFonts w:ascii="Arial Narrow" w:eastAsia="Times New Roman" w:hAnsi="Arial Narrow" w:cs="Arial"/>
+          <w:color w:val="000000"/>
+          <w:kern w:val="0"/>
+          <w:lang w:eastAsia="es-ES"/>
+          <w14:ligatures w14:val="none"/>
+        </w:rPr>
+        <w:t xml:space="preserve"/>
       </w:r>
     </w:p>
     <w:p>
@@ -1729,7 +1729,7 @@
           <w:lang w:eastAsia="es-ES"/>
           <w14:ligatures w14:val="none"/>
         </w:rPr>
-        <w:t xml:space="preserve">El 26 de mayo del 2025, </w:t>
+        <w:t xml:space="preserve">El 26 de mayo del 2025, Mapfre había rechazado su solicitud de indemnización, señalando que el trámite administrativo quedaba cerrado invocando el artículo 6 de las condiciones generales del contrato, debido a que el causante [APELLIDO] ya no mantenía relación laboral con Framsa, al haber finalizado dicha relación el 1 de junio del 2024; lo que era un error, ya que continuó laborando bajo otra modalidad para la misma empresa.</w:t>
       </w:r>
       <w:r>
         <w:rPr>
@@ -1739,157 +1739,157 @@
           <w:lang w:val="es-ES" w:eastAsia="es-ES"/>
           <w14:ligatures w14:val="none"/>
         </w:rPr>
-        <w:t>Mapfre</w:t>
-      </w:r>
-      <w:r>
-        <w:rPr>
-          <w:rFonts w:ascii="Arial Narrow" w:eastAsia="Times New Roman" w:hAnsi="Arial Narrow" w:cs="Arial"/>
-          <w:color w:val="000000"/>
-          <w:kern w:val="0"/>
-          <w:lang w:eastAsia="es-ES"/>
-          <w14:ligatures w14:val="none"/>
-        </w:rPr>
-        <w:t xml:space="preserve"> </w:t>
-      </w:r>
-      <w:r>
-        <w:rPr>
-          <w:rFonts w:ascii="Arial Narrow" w:eastAsia="Times New Roman" w:hAnsi="Arial Narrow" w:cs="Arial"/>
-          <w:color w:val="000000"/>
-          <w:kern w:val="0"/>
-          <w:lang w:eastAsia="es-ES"/>
-          <w14:ligatures w14:val="none"/>
-        </w:rPr>
-        <w:t xml:space="preserve">había rechazado </w:t>
-      </w:r>
-      <w:r>
-        <w:rPr>
-          <w:rFonts w:ascii="Arial Narrow" w:eastAsia="Times New Roman" w:hAnsi="Arial Narrow" w:cs="Arial"/>
-          <w:color w:val="000000"/>
-          <w:kern w:val="0"/>
-          <w:lang w:eastAsia="es-ES"/>
-          <w14:ligatures w14:val="none"/>
-        </w:rPr>
-        <w:t>su</w:t>
-      </w:r>
-      <w:r>
-        <w:rPr>
-          <w:rFonts w:ascii="Arial Narrow" w:eastAsia="Times New Roman" w:hAnsi="Arial Narrow" w:cs="Arial"/>
-          <w:color w:val="000000"/>
-          <w:kern w:val="0"/>
-          <w:lang w:eastAsia="es-ES"/>
-          <w14:ligatures w14:val="none"/>
-        </w:rPr>
-        <w:t xml:space="preserve"> solicitud de indemnización</w:t>
-      </w:r>
-      <w:r>
-        <w:rPr>
-          <w:rFonts w:ascii="Arial Narrow" w:eastAsia="Times New Roman" w:hAnsi="Arial Narrow" w:cs="Arial"/>
-          <w:color w:val="000000"/>
-          <w:kern w:val="0"/>
-          <w:lang w:eastAsia="es-ES"/>
-          <w14:ligatures w14:val="none"/>
-        </w:rPr>
-        <w:t xml:space="preserve">, señalando que el trámite administrativo quedaba cerrado </w:t>
-      </w:r>
-      <w:r>
-        <w:rPr>
-          <w:rFonts w:ascii="Arial Narrow" w:eastAsia="Times New Roman" w:hAnsi="Arial Narrow" w:cs="Arial"/>
-          <w:color w:val="000000"/>
-          <w:kern w:val="0"/>
-          <w:lang w:eastAsia="es-ES"/>
-          <w14:ligatures w14:val="none"/>
-        </w:rPr>
-        <w:t xml:space="preserve">invocando el </w:t>
-      </w:r>
-      <w:r>
-        <w:rPr>
-          <w:rFonts w:ascii="Arial Narrow" w:eastAsia="Times New Roman" w:hAnsi="Arial Narrow" w:cs="Arial"/>
-          <w:color w:val="000000"/>
-          <w:kern w:val="0"/>
-          <w:lang w:eastAsia="es-ES"/>
-          <w14:ligatures w14:val="none"/>
-        </w:rPr>
-        <w:t>art</w:t>
-      </w:r>
-      <w:r>
-        <w:rPr>
-          <w:rFonts w:ascii="Arial Narrow" w:eastAsia="Times New Roman" w:hAnsi="Arial Narrow" w:cs="Arial"/>
-          <w:color w:val="000000"/>
-          <w:kern w:val="0"/>
-          <w:lang w:eastAsia="es-ES"/>
-          <w14:ligatures w14:val="none"/>
-        </w:rPr>
-        <w:t>ículo</w:t>
-      </w:r>
-      <w:r>
-        <w:rPr>
-          <w:rFonts w:ascii="Arial Narrow" w:eastAsia="Times New Roman" w:hAnsi="Arial Narrow" w:cs="Arial"/>
-          <w:color w:val="000000"/>
-          <w:kern w:val="0"/>
-          <w:lang w:eastAsia="es-ES"/>
-          <w14:ligatures w14:val="none"/>
-        </w:rPr>
-        <w:t xml:space="preserve"> 6 de las condiciones generales del contrato,</w:t>
-      </w:r>
-      <w:r>
-        <w:rPr>
-          <w:rFonts w:ascii="Arial Narrow" w:eastAsia="Times New Roman" w:hAnsi="Arial Narrow" w:cs="Arial"/>
-          <w:color w:val="000000"/>
-          <w:kern w:val="0"/>
-          <w:lang w:eastAsia="es-ES"/>
-          <w14:ligatures w14:val="none"/>
-        </w:rPr>
-        <w:t xml:space="preserve"> </w:t>
-      </w:r>
-      <w:r>
-        <w:rPr>
-          <w:rFonts w:ascii="Arial Narrow" w:eastAsia="Times New Roman" w:hAnsi="Arial Narrow" w:cs="Arial"/>
-          <w:color w:val="000000"/>
-          <w:kern w:val="0"/>
-          <w:lang w:eastAsia="es-ES"/>
-          <w14:ligatures w14:val="none"/>
-        </w:rPr>
-        <w:t xml:space="preserve">debido </w:t>
-      </w:r>
-      <w:r>
-        <w:rPr>
-          <w:rFonts w:ascii="Arial Narrow" w:eastAsia="Times New Roman" w:hAnsi="Arial Narrow" w:cs="Arial"/>
-          <w:color w:val="000000"/>
-          <w:kern w:val="0"/>
-          <w:lang w:eastAsia="es-ES"/>
-          <w14:ligatures w14:val="none"/>
-        </w:rPr>
-        <w:t xml:space="preserve">a </w:t>
-      </w:r>
-      <w:r>
-        <w:rPr>
-          <w:rFonts w:ascii="Arial Narrow" w:eastAsia="Times New Roman" w:hAnsi="Arial Narrow" w:cs="Arial"/>
-          <w:color w:val="000000"/>
-          <w:kern w:val="0"/>
-          <w:lang w:eastAsia="es-ES"/>
-          <w14:ligatures w14:val="none"/>
-        </w:rPr>
-        <w:t xml:space="preserve">que </w:t>
-      </w:r>
-      <w:r>
-        <w:rPr>
-          <w:rFonts w:ascii="Arial Narrow" w:eastAsia="Times New Roman" w:hAnsi="Arial Narrow" w:cs="Arial"/>
-          <w:color w:val="000000"/>
-          <w:kern w:val="0"/>
-          <w:lang w:eastAsia="es-ES"/>
-          <w14:ligatures w14:val="none"/>
-        </w:rPr>
-        <w:t>el causante de la Sucesión Intestada</w:t>
-      </w:r>
-      <w:r>
-        <w:rPr>
-          <w:rFonts w:ascii="Arial Narrow" w:eastAsia="Times New Roman" w:hAnsi="Arial Narrow" w:cs="Arial"/>
-          <w:color w:val="000000"/>
-          <w:kern w:val="0"/>
-          <w:lang w:eastAsia="es-ES"/>
-          <w14:ligatures w14:val="none"/>
-        </w:rPr>
-        <w:t xml:space="preserve"> ya no mantenía relación laboral con </w:t>
+        <w:t/>
+      </w:r>
+      <w:r>
+        <w:rPr>
+          <w:rFonts w:ascii="Arial Narrow" w:eastAsia="Times New Roman" w:hAnsi="Arial Narrow" w:cs="Arial"/>
+          <w:color w:val="000000"/>
+          <w:kern w:val="0"/>
+          <w:lang w:eastAsia="es-ES"/>
+          <w14:ligatures w14:val="none"/>
+        </w:rPr>
+        <w:t xml:space="preserve"/>
+      </w:r>
+      <w:r>
+        <w:rPr>
+          <w:rFonts w:ascii="Arial Narrow" w:eastAsia="Times New Roman" w:hAnsi="Arial Narrow" w:cs="Arial"/>
+          <w:color w:val="000000"/>
+          <w:kern w:val="0"/>
+          <w:lang w:eastAsia="es-ES"/>
+          <w14:ligatures w14:val="none"/>
+        </w:rPr>
+        <w:t xml:space="preserve"/>
+      </w:r>
+      <w:r>
+        <w:rPr>
+          <w:rFonts w:ascii="Arial Narrow" w:eastAsia="Times New Roman" w:hAnsi="Arial Narrow" w:cs="Arial"/>
+          <w:color w:val="000000"/>
+          <w:kern w:val="0"/>
+          <w:lang w:eastAsia="es-ES"/>
+          <w14:ligatures w14:val="none"/>
+        </w:rPr>
+        <w:t/>
+      </w:r>
+      <w:r>
+        <w:rPr>
+          <w:rFonts w:ascii="Arial Narrow" w:eastAsia="Times New Roman" w:hAnsi="Arial Narrow" w:cs="Arial"/>
+          <w:color w:val="000000"/>
+          <w:kern w:val="0"/>
+          <w:lang w:eastAsia="es-ES"/>
+          <w14:ligatures w14:val="none"/>
+        </w:rPr>
+        <w:t xml:space="preserve"/>
+      </w:r>
+      <w:r>
+        <w:rPr>
+          <w:rFonts w:ascii="Arial Narrow" w:eastAsia="Times New Roman" w:hAnsi="Arial Narrow" w:cs="Arial"/>
+          <w:color w:val="000000"/>
+          <w:kern w:val="0"/>
+          <w:lang w:eastAsia="es-ES"/>
+          <w14:ligatures w14:val="none"/>
+        </w:rPr>
+        <w:t xml:space="preserve"/>
+      </w:r>
+      <w:r>
+        <w:rPr>
+          <w:rFonts w:ascii="Arial Narrow" w:eastAsia="Times New Roman" w:hAnsi="Arial Narrow" w:cs="Arial"/>
+          <w:color w:val="000000"/>
+          <w:kern w:val="0"/>
+          <w:lang w:eastAsia="es-ES"/>
+          <w14:ligatures w14:val="none"/>
+        </w:rPr>
+        <w:t xml:space="preserve"/>
+      </w:r>
+      <w:r>
+        <w:rPr>
+          <w:rFonts w:ascii="Arial Narrow" w:eastAsia="Times New Roman" w:hAnsi="Arial Narrow" w:cs="Arial"/>
+          <w:color w:val="000000"/>
+          <w:kern w:val="0"/>
+          <w:lang w:eastAsia="es-ES"/>
+          <w14:ligatures w14:val="none"/>
+        </w:rPr>
+        <w:t/>
+      </w:r>
+      <w:r>
+        <w:rPr>
+          <w:rFonts w:ascii="Arial Narrow" w:eastAsia="Times New Roman" w:hAnsi="Arial Narrow" w:cs="Arial"/>
+          <w:color w:val="000000"/>
+          <w:kern w:val="0"/>
+          <w:lang w:eastAsia="es-ES"/>
+          <w14:ligatures w14:val="none"/>
+        </w:rPr>
+        <w:t/>
+      </w:r>
+      <w:r>
+        <w:rPr>
+          <w:rFonts w:ascii="Arial Narrow" w:eastAsia="Times New Roman" w:hAnsi="Arial Narrow" w:cs="Arial"/>
+          <w:color w:val="000000"/>
+          <w:kern w:val="0"/>
+          <w:lang w:eastAsia="es-ES"/>
+          <w14:ligatures w14:val="none"/>
+        </w:rPr>
+        <w:t xml:space="preserve"/>
+      </w:r>
+      <w:r>
+        <w:rPr>
+          <w:rFonts w:ascii="Arial Narrow" w:eastAsia="Times New Roman" w:hAnsi="Arial Narrow" w:cs="Arial"/>
+          <w:color w:val="000000"/>
+          <w:kern w:val="0"/>
+          <w:lang w:eastAsia="es-ES"/>
+          <w14:ligatures w14:val="none"/>
+        </w:rPr>
+        <w:t xml:space="preserve"/>
+      </w:r>
+      <w:r>
+        <w:rPr>
+          <w:rFonts w:ascii="Arial Narrow" w:eastAsia="Times New Roman" w:hAnsi="Arial Narrow" w:cs="Arial"/>
+          <w:color w:val="000000"/>
+          <w:kern w:val="0"/>
+          <w:lang w:eastAsia="es-ES"/>
+          <w14:ligatures w14:val="none"/>
+        </w:rPr>
+        <w:t xml:space="preserve"/>
+      </w:r>
+      <w:r>
+        <w:rPr>
+          <w:rFonts w:ascii="Arial Narrow" w:eastAsia="Times New Roman" w:hAnsi="Arial Narrow" w:cs="Arial"/>
+          <w:color w:val="000000"/>
+          <w:kern w:val="0"/>
+          <w:lang w:eastAsia="es-ES"/>
+          <w14:ligatures w14:val="none"/>
+        </w:rPr>
+        <w:t xml:space="preserve"/>
+      </w:r>
+      <w:r>
+        <w:rPr>
+          <w:rFonts w:ascii="Arial Narrow" w:eastAsia="Times New Roman" w:hAnsi="Arial Narrow" w:cs="Arial"/>
+          <w:color w:val="000000"/>
+          <w:kern w:val="0"/>
+          <w:lang w:eastAsia="es-ES"/>
+          <w14:ligatures w14:val="none"/>
+        </w:rPr>
+        <w:t xml:space="preserve"/>
+      </w:r>
+      <w:r>
+        <w:rPr>
+          <w:rFonts w:ascii="Arial Narrow" w:eastAsia="Times New Roman" w:hAnsi="Arial Narrow" w:cs="Arial"/>
+          <w:color w:val="000000"/>
+          <w:kern w:val="0"/>
+          <w:lang w:eastAsia="es-ES"/>
+          <w14:ligatures w14:val="none"/>
+        </w:rPr>
+        <w:t/>
+      </w:r>
+      <w:r>
+        <w:rPr>
+          <w:rFonts w:ascii="Arial Narrow" w:eastAsia="Times New Roman" w:hAnsi="Arial Narrow" w:cs="Arial"/>
+          <w:color w:val="000000"/>
+          <w:kern w:val="0"/>
+          <w:lang w:eastAsia="es-ES"/>
+          <w14:ligatures w14:val="none"/>
+        </w:rPr>
+        <w:t xml:space="preserve"/>
       </w:r>
       <w:proofErr w:type="spellStart"/>
       <w:r>
@@ -1900,7 +1900,7 @@
           <w:lang w:eastAsia="es-ES"/>
           <w14:ligatures w14:val="none"/>
         </w:rPr>
-        <w:t>Framsa</w:t>
+        <w:t/>
       </w:r>
       <w:proofErr w:type="spellEnd"/>
       <w:r>
@@ -1911,27 +1911,27 @@
           <w:lang w:eastAsia="es-ES"/>
           <w14:ligatures w14:val="none"/>
         </w:rPr>
-        <w:t>, al haber finalizado dicha relación el 1 de junio del 2024</w:t>
-      </w:r>
-      <w:r>
-        <w:rPr>
-          <w:rFonts w:ascii="Arial Narrow" w:eastAsia="Times New Roman" w:hAnsi="Arial Narrow" w:cs="Arial"/>
-          <w:color w:val="000000"/>
-          <w:kern w:val="0"/>
-          <w:lang w:eastAsia="es-ES"/>
-          <w14:ligatures w14:val="none"/>
-        </w:rPr>
-        <w:t>;</w:t>
-      </w:r>
-      <w:r>
-        <w:rPr>
-          <w:rFonts w:ascii="Arial Narrow" w:eastAsia="Times New Roman" w:hAnsi="Arial Narrow" w:cs="Arial"/>
-          <w:color w:val="000000"/>
-          <w:kern w:val="0"/>
-          <w:lang w:eastAsia="es-ES"/>
-          <w14:ligatures w14:val="none"/>
-        </w:rPr>
-        <w:t xml:space="preserve"> lo que era un error, ya que continuó laborando bajo otra modalidad para la misma empresa.</w:t>
+        <w:t/>
+      </w:r>
+      <w:r>
+        <w:rPr>
+          <w:rFonts w:ascii="Arial Narrow" w:eastAsia="Times New Roman" w:hAnsi="Arial Narrow" w:cs="Arial"/>
+          <w:color w:val="000000"/>
+          <w:kern w:val="0"/>
+          <w:lang w:eastAsia="es-ES"/>
+          <w14:ligatures w14:val="none"/>
+        </w:rPr>
+        <w:t/>
+      </w:r>
+      <w:r>
+        <w:rPr>
+          <w:rFonts w:ascii="Arial Narrow" w:eastAsia="Times New Roman" w:hAnsi="Arial Narrow" w:cs="Arial"/>
+          <w:color w:val="000000"/>
+          <w:kern w:val="0"/>
+          <w:lang w:eastAsia="es-ES"/>
+          <w14:ligatures w14:val="none"/>
+        </w:rPr>
+        <w:t xml:space="preserve"/>
       </w:r>
     </w:p>
     <w:p>
@@ -1979,7 +1979,7 @@
           <w:lang w:val="es-ES" w:eastAsia="es-ES"/>
           <w14:ligatures w14:val="none"/>
         </w:rPr>
-        <w:t xml:space="preserve">La </w:t>
+        <w:t xml:space="preserve">La [APELLIDO] solicitó, en calidad de medida correctiva, que Mapfre cumpla con otorgar el pago de la indemnización del Seguro de Vida.</w:t>
       </w:r>
       <w:r>
         <w:rPr>
@@ -1987,7 +1987,7 @@
           <w:kern w:val="0"/>
           <w14:ligatures w14:val="none"/>
         </w:rPr>
-        <w:t xml:space="preserve">Sucesión Intestada </w:t>
+        <w:t xml:space="preserve"/>
       </w:r>
       <w:r>
         <w:rPr>
@@ -1997,7 +1997,7 @@
           <w:lang w:val="es-ES" w:eastAsia="es-ES"/>
           <w14:ligatures w14:val="none"/>
         </w:rPr>
-        <w:t xml:space="preserve">solicitó, en calidad de medida correctiva, que </w:t>
+        <w:t xml:space="preserve"/>
       </w:r>
       <w:r>
         <w:rPr>
@@ -2007,7 +2007,7 @@
           <w:lang w:val="es-ES" w:eastAsia="es-ES"/>
           <w14:ligatures w14:val="none"/>
         </w:rPr>
-        <w:t xml:space="preserve">Mapfre </w:t>
+        <w:t xml:space="preserve"/>
       </w:r>
       <w:r>
         <w:rPr>
@@ -2017,7 +2017,7 @@
           <w:lang w:val="es-ES" w:eastAsia="es-ES"/>
           <w14:ligatures w14:val="none"/>
         </w:rPr>
-        <w:t xml:space="preserve">cumpla con otorgar </w:t>
+        <w:t xml:space="preserve"/>
       </w:r>
       <w:r>
         <w:rPr>
@@ -2027,7 +2027,7 @@
           <w:lang w:val="es-ES" w:eastAsia="es-ES"/>
           <w14:ligatures w14:val="none"/>
         </w:rPr>
-        <w:t xml:space="preserve">el pago de la indemnización </w:t>
+        <w:t xml:space="preserve"/>
       </w:r>
       <w:r>
         <w:rPr>
@@ -2037,7 +2037,7 @@
           <w:lang w:val="es-ES" w:eastAsia="es-ES"/>
           <w14:ligatures w14:val="none"/>
         </w:rPr>
-        <w:t>d</w:t>
+        <w:t/>
       </w:r>
       <w:r>
         <w:rPr>
@@ -2047,7 +2047,7 @@
           <w:lang w:val="es-ES" w:eastAsia="es-ES"/>
           <w14:ligatures w14:val="none"/>
         </w:rPr>
-        <w:t>el Seguro de Vida</w:t>
+        <w:t/>
       </w:r>
       <w:r>
         <w:rPr>
@@ -2057,7 +2057,7 @@
           <w:lang w:val="es-ES" w:eastAsia="es-ES"/>
           <w14:ligatures w14:val="none"/>
         </w:rPr>
-        <w:t>.</w:t>
+        <w:t/>
       </w:r>
     </w:p>
     <w:p>
@@ -2667,7 +2667,7 @@
           <w:lang w:eastAsia="es-PE"/>
           <w14:ligatures w14:val="none"/>
         </w:rPr>
-        <w:t xml:space="preserve">PRIMERO: </w:t>
+        <w:t xml:space="preserve">PRIMERO: admitir a trámite la denuncia del 21 de julio de 2025 interpuesta por la [DENUNCIANTE] contra Mapfre Perú Compañía de Seguros y Reaseguros S.A., por la presunta infracción a los artículos 18 y 19 de la Ley 29571, Código de Protección y Defensa del Consumidor, en tanto la compañía aseguradora se habría negado injustificadamente a otorgar a la denunciante la cobertura del Seguro de Vida - de la Póliza 610221016376 por el fallecimiento de su hijo el 27 de julio del 2024.</w:t>
       </w:r>
       <w:r>
         <w:rPr>
@@ -2678,7 +2678,7 @@
           <w:lang w:eastAsia="es-PE"/>
           <w14:ligatures w14:val="none"/>
         </w:rPr>
-        <w:t xml:space="preserve">admitir a trámite la denuncia </w:t>
+        <w:t xml:space="preserve"/>
       </w:r>
       <w:r>
         <w:rPr>
@@ -2689,7 +2689,7 @@
           <w:lang w:eastAsia="es-PE"/>
           <w14:ligatures w14:val="none"/>
         </w:rPr>
-        <w:t xml:space="preserve">del </w:t>
+        <w:t xml:space="preserve"/>
       </w:r>
       <w:r>
         <w:rPr>
@@ -2699,7 +2699,7 @@
           <w:lang w:val="es-ES" w:eastAsia="es-ES"/>
           <w14:ligatures w14:val="none"/>
         </w:rPr>
-        <w:t>21 de julio de 2025</w:t>
+        <w:t/>
       </w:r>
       <w:r>
         <w:rPr>
@@ -2707,7 +2707,7 @@
           <w:kern w:val="0"/>
           <w14:ligatures w14:val="none"/>
         </w:rPr>
-        <w:t xml:space="preserve"> </w:t>
+        <w:t xml:space="preserve"/>
       </w:r>
       <w:r>
         <w:rPr>
@@ -2718,7 +2718,7 @@
           <w:lang w:eastAsia="es-PE"/>
           <w14:ligatures w14:val="none"/>
         </w:rPr>
-        <w:t xml:space="preserve">interpuesta por </w:t>
+        <w:t xml:space="preserve"/>
       </w:r>
       <w:r>
         <w:rPr>
@@ -2729,7 +2729,7 @@
           <w:lang w:eastAsia="es-PE"/>
           <w14:ligatures w14:val="none"/>
         </w:rPr>
-        <w:t xml:space="preserve">la </w:t>
+        <w:t xml:space="preserve"/>
       </w:r>
       <w:r>
         <w:rPr>
@@ -2739,7 +2739,7 @@
           <w:kern w:val="0"/>
           <w14:ligatures w14:val="none"/>
         </w:rPr>
-        <w:t xml:space="preserve">Sucesión Intestada de </w:t>
+        <w:t xml:space="preserve"/>
       </w:r>
       <w:proofErr w:type="spellStart"/>
       <w:r>
@@ -2750,7 +2750,7 @@
           <w:kern w:val="0"/>
           <w14:ligatures w14:val="none"/>
         </w:rPr>
-        <w:t>Kalani</w:t>
+        <w:t/>
       </w:r>
       <w:proofErr w:type="spellEnd"/>
       <w:r>
@@ -2761,7 +2761,7 @@
           <w:kern w:val="0"/>
           <w14:ligatures w14:val="none"/>
         </w:rPr>
-        <w:t xml:space="preserve"> </w:t>
+        <w:t xml:space="preserve"/>
       </w:r>
       <w:r>
         <w:rPr>
@@ -2771,7 +2771,7 @@
           <w:kern w:val="0"/>
           <w14:ligatures w14:val="none"/>
         </w:rPr>
-        <w:t>Sánchez</w:t>
+        <w:t/>
       </w:r>
       <w:r>
         <w:rPr>
@@ -2781,7 +2781,7 @@
           <w:kern w:val="0"/>
           <w14:ligatures w14:val="none"/>
         </w:rPr>
-        <w:t xml:space="preserve"> Hidalgo </w:t>
+        <w:t xml:space="preserve"/>
       </w:r>
       <w:r>
         <w:rPr>
@@ -2792,14 +2792,14 @@
           <w:lang w:eastAsia="es-PE"/>
           <w14:ligatures w14:val="none"/>
         </w:rPr>
-        <w:t xml:space="preserve">contra </w:t>
+        <w:t xml:space="preserve"/>
       </w:r>
       <w:r>
         <w:rPr>
           <w:rFonts w:ascii="Arial Narrow" w:eastAsia="Arial Narrow" w:hAnsi="Arial Narrow" w:cs="Arial Narrow"/>
           <w:bCs/>
         </w:rPr>
-        <w:t>Mapfre Perú Compañía de Seguros y Reaseguros S.A.</w:t>
+        <w:t/>
       </w:r>
       <w:r>
         <w:rPr>
@@ -2810,7 +2810,7 @@
           <w:lang w:eastAsia="es-PE"/>
           <w14:ligatures w14:val="none"/>
         </w:rPr>
-        <w:t xml:space="preserve">, </w:t>
+        <w:t xml:space="preserve"/>
       </w:r>
       <w:r>
         <w:rPr>
@@ -2821,7 +2821,7 @@
           <w:lang w:eastAsia="es-PE"/>
           <w14:ligatures w14:val="none"/>
         </w:rPr>
-        <w:t>por l</w:t>
+        <w:t/>
       </w:r>
       <w:r>
         <w:rPr>
@@ -2832,7 +2832,7 @@
           <w:lang w:eastAsia="es-PE"/>
           <w14:ligatures w14:val="none"/>
         </w:rPr>
-        <w:t>a p</w:t>
+        <w:t/>
       </w:r>
       <w:r>
         <w:rPr>
@@ -2842,7 +2842,7 @@
           <w:lang w:eastAsia="es-PE"/>
           <w14:ligatures w14:val="none"/>
         </w:rPr>
-        <w:t>resunta</w:t>
+        <w:t/>
       </w:r>
       <w:r>
         <w:rPr>
@@ -2852,7 +2852,7 @@
           <w:lang w:eastAsia="es-PE"/>
           <w14:ligatures w14:val="none"/>
         </w:rPr>
-        <w:t xml:space="preserve"> infracción a los artículos 18 y 19</w:t>
+        <w:t xml:space="preserve"/>
       </w:r>
       <w:r>
         <w:rPr>
@@ -2861,7 +2861,7 @@
           <w:lang w:eastAsia="es-PE"/>
           <w14:ligatures w14:val="none"/>
         </w:rPr>
-        <w:t xml:space="preserve"> de </w:t>
+        <w:t xml:space="preserve"/>
       </w:r>
       <w:r>
         <w:rPr>
@@ -2871,15 +2871,15 @@
           <w:lang w:eastAsia="es-PE"/>
           <w14:ligatures w14:val="none"/>
         </w:rPr>
-        <w:t xml:space="preserve">la Ley 29571, Código de Protección y Defensa del Consumidor, en tanto </w:t>
-      </w:r>
-      <w:r>
-        <w:rPr>
-          <w:rFonts w:ascii="Arial Narrow" w:eastAsia="Arial Narrow" w:hAnsi="Arial Narrow" w:cs="Arial Narrow"/>
-          <w:kern w:val="0"/>
-          <w14:ligatures w14:val="none"/>
-        </w:rPr>
-        <w:t xml:space="preserve">la compañía aseguradora </w:t>
+        <w:t xml:space="preserve"/>
+      </w:r>
+      <w:r>
+        <w:rPr>
+          <w:rFonts w:ascii="Arial Narrow" w:eastAsia="Arial Narrow" w:hAnsi="Arial Narrow" w:cs="Arial Narrow"/>
+          <w:kern w:val="0"/>
+          <w14:ligatures w14:val="none"/>
+        </w:rPr>
+        <w:t xml:space="preserve"/>
       </w:r>
       <w:r>
         <w:rPr>
@@ -2889,7 +2889,7 @@
           <w:lang w:eastAsia="es-PE"/>
           <w14:ligatures w14:val="none"/>
         </w:rPr>
-        <w:t xml:space="preserve">se habría negado injustificadamente a </w:t>
+        <w:t xml:space="preserve"/>
       </w:r>
       <w:r>
         <w:rPr>
@@ -2899,7 +2899,7 @@
           <w:lang w:eastAsia="es-PE"/>
           <w14:ligatures w14:val="none"/>
         </w:rPr>
-        <w:t>otorgar a</w:t>
+        <w:t/>
       </w:r>
       <w:r>
         <w:rPr>
@@ -2909,7 +2909,7 @@
           <w:lang w:eastAsia="es-PE"/>
           <w14:ligatures w14:val="none"/>
         </w:rPr>
-        <w:t xml:space="preserve"> </w:t>
+        <w:t xml:space="preserve"/>
       </w:r>
       <w:r>
         <w:rPr>
@@ -2919,7 +2919,7 @@
           <w:lang w:eastAsia="es-PE"/>
           <w14:ligatures w14:val="none"/>
         </w:rPr>
-        <w:t>l</w:t>
+        <w:t/>
       </w:r>
       <w:r>
         <w:rPr>
@@ -2929,7 +2929,7 @@
           <w:lang w:eastAsia="es-PE"/>
           <w14:ligatures w14:val="none"/>
         </w:rPr>
-        <w:t>a</w:t>
+        <w:t/>
       </w:r>
       <w:r>
         <w:rPr>
@@ -2939,95 +2939,95 @@
           <w:lang w:eastAsia="es-PE"/>
           <w14:ligatures w14:val="none"/>
         </w:rPr>
-        <w:t xml:space="preserve"> denunciante</w:t>
-      </w:r>
-      <w:r>
-        <w:rPr>
-          <w:rFonts w:ascii="Arial Narrow" w:eastAsia="Arial Narrow" w:hAnsi="Arial Narrow" w:cs="Arial Narrow"/>
-          <w:kern w:val="0"/>
-          <w14:ligatures w14:val="none"/>
-        </w:rPr>
-        <w:t xml:space="preserve"> </w:t>
-      </w:r>
-      <w:r>
-        <w:rPr>
-          <w:rFonts w:ascii="Arial Narrow" w:eastAsia="Arial Narrow" w:hAnsi="Arial Narrow" w:cs="Arial Narrow"/>
-          <w:kern w:val="0"/>
-          <w14:ligatures w14:val="none"/>
-        </w:rPr>
-        <w:t xml:space="preserve">la cobertura </w:t>
-      </w:r>
-      <w:r>
-        <w:rPr>
-          <w:rFonts w:ascii="Arial Narrow" w:eastAsia="Times New Roman" w:hAnsi="Arial Narrow" w:cs="Arial"/>
-          <w:color w:val="000000"/>
-          <w:kern w:val="0"/>
-          <w:lang w:eastAsia="es-ES"/>
-          <w14:ligatures w14:val="none"/>
-        </w:rPr>
-        <w:t xml:space="preserve">del Seguro de Vida </w:t>
-      </w:r>
-      <w:r>
-        <w:rPr>
-          <w:rFonts w:ascii="Arial Narrow" w:eastAsia="Times New Roman" w:hAnsi="Arial Narrow" w:cs="Arial"/>
-          <w:color w:val="000000"/>
-          <w:kern w:val="0"/>
-          <w:lang w:eastAsia="es-ES"/>
-          <w14:ligatures w14:val="none"/>
-        </w:rPr>
-        <w:t xml:space="preserve">- </w:t>
-      </w:r>
-      <w:r>
-        <w:rPr>
-          <w:rFonts w:ascii="Arial Narrow" w:eastAsia="Arial Narrow" w:hAnsi="Arial Narrow" w:cs="Arial Narrow"/>
-          <w:kern w:val="0"/>
-          <w14:ligatures w14:val="none"/>
-        </w:rPr>
-        <w:t xml:space="preserve">de la Póliza </w:t>
-      </w:r>
-      <w:r>
-        <w:rPr>
-          <w:rFonts w:ascii="Arial Narrow" w:eastAsia="Times New Roman" w:hAnsi="Arial Narrow" w:cs="Arial"/>
-          <w:color w:val="000000"/>
-          <w:kern w:val="0"/>
-          <w:lang w:eastAsia="es-ES"/>
-          <w14:ligatures w14:val="none"/>
-        </w:rPr>
-        <w:t xml:space="preserve">610221016376 </w:t>
-      </w:r>
-      <w:r>
-        <w:rPr>
-          <w:rFonts w:ascii="Arial Narrow" w:eastAsia="Arial Narrow" w:hAnsi="Arial Narrow" w:cs="Arial Narrow"/>
-          <w:kern w:val="0"/>
-          <w14:ligatures w14:val="none"/>
-        </w:rPr>
-        <w:t xml:space="preserve">por el fallecimiento </w:t>
-      </w:r>
-      <w:r>
-        <w:rPr>
-          <w:rFonts w:ascii="Arial Narrow" w:eastAsia="Arial Narrow" w:hAnsi="Arial Narrow" w:cs="Arial Narrow"/>
-          <w:kern w:val="0"/>
-          <w14:ligatures w14:val="none"/>
-        </w:rPr>
-        <w:t>de su hijo</w:t>
-      </w:r>
-      <w:r>
-        <w:rPr>
-          <w:rFonts w:ascii="Arial Narrow" w:eastAsia="Arial Narrow" w:hAnsi="Arial Narrow" w:cs="Arial Narrow"/>
-          <w:kern w:val="0"/>
-          <w14:ligatures w14:val="none"/>
-        </w:rPr>
-        <w:t xml:space="preserve"> el </w:t>
-      </w:r>
-      <w:r>
-        <w:rPr>
-          <w:rFonts w:ascii="Arial Narrow" w:eastAsia="Times New Roman" w:hAnsi="Arial Narrow" w:cs="Arial"/>
-          <w:color w:val="000000"/>
-          <w:kern w:val="0"/>
-          <w:lang w:eastAsia="es-ES"/>
-          <w14:ligatures w14:val="none"/>
-        </w:rPr>
-        <w:t>27 de julio del 2024</w:t>
+        <w:t xml:space="preserve"/>
+      </w:r>
+      <w:r>
+        <w:rPr>
+          <w:rFonts w:ascii="Arial Narrow" w:eastAsia="Arial Narrow" w:hAnsi="Arial Narrow" w:cs="Arial Narrow"/>
+          <w:kern w:val="0"/>
+          <w14:ligatures w14:val="none"/>
+        </w:rPr>
+        <w:t xml:space="preserve"/>
+      </w:r>
+      <w:r>
+        <w:rPr>
+          <w:rFonts w:ascii="Arial Narrow" w:eastAsia="Arial Narrow" w:hAnsi="Arial Narrow" w:cs="Arial Narrow"/>
+          <w:kern w:val="0"/>
+          <w14:ligatures w14:val="none"/>
+        </w:rPr>
+        <w:t xml:space="preserve"/>
+      </w:r>
+      <w:r>
+        <w:rPr>
+          <w:rFonts w:ascii="Arial Narrow" w:eastAsia="Times New Roman" w:hAnsi="Arial Narrow" w:cs="Arial"/>
+          <w:color w:val="000000"/>
+          <w:kern w:val="0"/>
+          <w:lang w:eastAsia="es-ES"/>
+          <w14:ligatures w14:val="none"/>
+        </w:rPr>
+        <w:t xml:space="preserve"/>
+      </w:r>
+      <w:r>
+        <w:rPr>
+          <w:rFonts w:ascii="Arial Narrow" w:eastAsia="Times New Roman" w:hAnsi="Arial Narrow" w:cs="Arial"/>
+          <w:color w:val="000000"/>
+          <w:kern w:val="0"/>
+          <w:lang w:eastAsia="es-ES"/>
+          <w14:ligatures w14:val="none"/>
+        </w:rPr>
+        <w:t xml:space="preserve"/>
+      </w:r>
+      <w:r>
+        <w:rPr>
+          <w:rFonts w:ascii="Arial Narrow" w:eastAsia="Arial Narrow" w:hAnsi="Arial Narrow" w:cs="Arial Narrow"/>
+          <w:kern w:val="0"/>
+          <w14:ligatures w14:val="none"/>
+        </w:rPr>
+        <w:t xml:space="preserve"/>
+      </w:r>
+      <w:r>
+        <w:rPr>
+          <w:rFonts w:ascii="Arial Narrow" w:eastAsia="Times New Roman" w:hAnsi="Arial Narrow" w:cs="Arial"/>
+          <w:color w:val="000000"/>
+          <w:kern w:val="0"/>
+          <w:lang w:eastAsia="es-ES"/>
+          <w14:ligatures w14:val="none"/>
+        </w:rPr>
+        <w:t xml:space="preserve"/>
+      </w:r>
+      <w:r>
+        <w:rPr>
+          <w:rFonts w:ascii="Arial Narrow" w:eastAsia="Arial Narrow" w:hAnsi="Arial Narrow" w:cs="Arial Narrow"/>
+          <w:kern w:val="0"/>
+          <w14:ligatures w14:val="none"/>
+        </w:rPr>
+        <w:t xml:space="preserve"/>
+      </w:r>
+      <w:r>
+        <w:rPr>
+          <w:rFonts w:ascii="Arial Narrow" w:eastAsia="Arial Narrow" w:hAnsi="Arial Narrow" w:cs="Arial Narrow"/>
+          <w:kern w:val="0"/>
+          <w14:ligatures w14:val="none"/>
+        </w:rPr>
+        <w:t/>
+      </w:r>
+      <w:r>
+        <w:rPr>
+          <w:rFonts w:ascii="Arial Narrow" w:eastAsia="Arial Narrow" w:hAnsi="Arial Narrow" w:cs="Arial Narrow"/>
+          <w:kern w:val="0"/>
+          <w14:ligatures w14:val="none"/>
+        </w:rPr>
+        <w:t xml:space="preserve"/>
+      </w:r>
+      <w:r>
+        <w:rPr>
+          <w:rFonts w:ascii="Arial Narrow" w:eastAsia="Times New Roman" w:hAnsi="Arial Narrow" w:cs="Arial"/>
+          <w:color w:val="000000"/>
+          <w:kern w:val="0"/>
+          <w:lang w:eastAsia="es-ES"/>
+          <w14:ligatures w14:val="none"/>
+        </w:rPr>
+        <w:t/>
       </w:r>
       <w:r>
         <w:rPr>
@@ -3037,7 +3037,7 @@
           <w:lang w:eastAsia="es-PE"/>
           <w14:ligatures w14:val="none"/>
         </w:rPr>
-        <w:t>.</w:t>
+        <w:t/>
       </w:r>
     </w:p>
     <w:p>
@@ -4268,7 +4268,7 @@
           <w:b/>
           <w:bCs/>
         </w:rPr>
-        <w:t>DÉCIMO</w:t>
+        <w:t xml:space="preserve">DÉCIMO: requerir a la [DENUNCIANTE] para que, dentro del plazo de dos (2) días hábiles siguientes a la fecha en que reciba la notificación en su bandeja de correo electrónico, efectúe la confirmación de recepción de la notificación remitida por este despacho a su correo electrónico, de conformidad con el segundo párrafo del numeral 4 del artículo 20 del Texto Único Ordenado de la Ley del Procedimiento Administrativo General, aprobado mediante Decreto Supremo 006-2026-JUS, bajo apercibimiento de rehacer el acto de notificación y notificarle conforme al numeral 1 del artículo 20 del citado cuerpo normativo.</w:t>
       </w:r>
       <w:r>
         <w:rPr>
@@ -4278,7 +4278,7 @@
           <w:kern w:val="0"/>
           <w14:ligatures w14:val="none"/>
         </w:rPr>
-        <w:t>:</w:t>
+        <w:t/>
       </w:r>
       <w:r>
         <w:rPr>
@@ -4288,7 +4288,7 @@
           <w:kern w:val="0"/>
           <w14:ligatures w14:val="none"/>
         </w:rPr>
-        <w:t xml:space="preserve"> </w:t>
+        <w:t xml:space="preserve"/>
       </w:r>
       <w:r>
         <w:rPr>
@@ -4298,7 +4298,7 @@
           <w:kern w:val="0"/>
           <w14:ligatures w14:val="none"/>
         </w:rPr>
-        <w:t xml:space="preserve">requerir a la </w:t>
+        <w:t xml:space="preserve"/>
       </w:r>
       <w:r>
         <w:rPr>
@@ -4308,7 +4308,7 @@
           <w:kern w:val="0"/>
           <w14:ligatures w14:val="none"/>
         </w:rPr>
-        <w:t xml:space="preserve">Sucesión Intestada de </w:t>
+        <w:t xml:space="preserve"/>
       </w:r>
       <w:proofErr w:type="spellStart"/>
       <w:r>
@@ -4319,7 +4319,7 @@
           <w:kern w:val="0"/>
           <w14:ligatures w14:val="none"/>
         </w:rPr>
-        <w:t>Kalani</w:t>
+        <w:t/>
       </w:r>
       <w:proofErr w:type="spellEnd"/>
       <w:r>
@@ -4330,7 +4330,7 @@
           <w:kern w:val="0"/>
           <w14:ligatures w14:val="none"/>
         </w:rPr>
-        <w:t xml:space="preserve"> </w:t>
+        <w:t xml:space="preserve"/>
       </w:r>
       <w:r>
         <w:rPr>
@@ -4340,7 +4340,7 @@
           <w:kern w:val="0"/>
           <w14:ligatures w14:val="none"/>
         </w:rPr>
-        <w:t>Sánchez</w:t>
+        <w:t/>
       </w:r>
       <w:r>
         <w:rPr>
@@ -4350,21 +4350,21 @@
           <w:kern w:val="0"/>
           <w14:ligatures w14:val="none"/>
         </w:rPr>
-        <w:t xml:space="preserve"> Hidalgo </w:t>
+        <w:t xml:space="preserve"/>
       </w:r>
       <w:r>
         <w:rPr>
           <w:rFonts w:ascii="Arial Narrow" w:hAnsi="Arial Narrow"/>
           <w:color w:val="000000"/>
         </w:rPr>
-        <w:t>para que, dentro del plazo de dos (2) días hábiles siguientes a la fecha en que reciba la notificación en su bandeja de correo electrónico, efectúe la confirmación de recepción de la notificación remitida por este despacho a su correo electrónico, de conformidad co</w:t>
+        <w:t/>
       </w:r>
       <w:r>
         <w:rPr>
           <w:rFonts w:ascii="Arial Narrow" w:hAnsi="Arial Narrow"/>
           <w:color w:val="000000"/>
         </w:rPr>
-        <w:t>n el segundo párrafo del numeral 4 del artículo 20</w:t>
+        <w:t/>
       </w:r>
       <w:r>
         <w:rPr>
@@ -4381,7 +4381,7 @@
           <w:rFonts w:ascii="Arial Narrow" w:hAnsi="Arial Narrow"/>
           <w:color w:val="000000"/>
         </w:rPr>
-        <w:t xml:space="preserve"> del Texto Único Ordenado de la Ley del Procedimiento Administrativo General, aprobado mediante Decreto Supremo 006-2026-JUS, bajo apercibimiento de rehacer el acto de notificación y notificarle conforme al numeral 1 del artículo 20</w:t>
+        <w:t xml:space="preserve"/>
       </w:r>
       <w:r>
         <w:rPr>
@@ -4398,7 +4398,7 @@
           <w:rFonts w:ascii="Arial Narrow" w:hAnsi="Arial Narrow"/>
           <w:color w:val="000000"/>
         </w:rPr>
-        <w:t xml:space="preserve"> del citado cuerpo normativo</w:t>
+        <w:t xml:space="preserve"/>
       </w:r>
       <w:r>
         <w:rPr>
@@ -4411,7 +4411,7 @@
         <w:rPr>
           <w:rFonts w:ascii="Arial Narrow" w:hAnsi="Arial Narrow" w:cs="Arial"/>
         </w:rPr>
-        <w:t>.</w:t>
+        <w:t/>
       </w:r>
     </w:p>
     <w:p>
@@ -4908,7 +4908,7 @@
           <w:sz w:val="16"/>
           <w:szCs w:val="16"/>
         </w:rPr>
-        <w:t xml:space="preserve"> </w:t>
+        <w:t xml:space="preserve"> Conformada por la señora [APELLIDO] Hidalgo Alburqueque y Manuel Alfonso Sanchez Lopez, mediante Partida 15780900.</w:t>
       </w:r>
       <w:r>
         <w:rPr>
@@ -4924,23 +4924,23 @@
           <w:sz w:val="16"/>
           <w:szCs w:val="16"/>
         </w:rPr>
-        <w:t>Conformada</w:t>
-      </w:r>
-      <w:r>
-        <w:rPr>
-          <w:rFonts w:ascii="Arial Narrow" w:hAnsi="Arial Narrow" w:cs="Arial"/>
-          <w:sz w:val="16"/>
-          <w:szCs w:val="16"/>
-        </w:rPr>
-        <w:t xml:space="preserve"> por la señora </w:t>
-      </w:r>
-      <w:r>
-        <w:rPr>
-          <w:rFonts w:ascii="Arial Narrow" w:hAnsi="Arial Narrow" w:cs="Arial"/>
-          <w:sz w:val="16"/>
-          <w:szCs w:val="16"/>
-        </w:rPr>
-        <w:t xml:space="preserve">Magali Hidalgo </w:t>
+        <w:t/>
+      </w:r>
+      <w:r>
+        <w:rPr>
+          <w:rFonts w:ascii="Arial Narrow" w:hAnsi="Arial Narrow" w:cs="Arial"/>
+          <w:sz w:val="16"/>
+          <w:szCs w:val="16"/>
+        </w:rPr>
+        <w:t xml:space="preserve"/>
+      </w:r>
+      <w:r>
+        <w:rPr>
+          <w:rFonts w:ascii="Arial Narrow" w:hAnsi="Arial Narrow" w:cs="Arial"/>
+          <w:sz w:val="16"/>
+          <w:szCs w:val="16"/>
+        </w:rPr>
+        <w:t xml:space="preserve"/>
       </w:r>
       <w:proofErr w:type="spellStart"/>
       <w:r>
@@ -4949,7 +4949,7 @@
           <w:sz w:val="16"/>
           <w:szCs w:val="16"/>
         </w:rPr>
-        <w:t>Alburqueque</w:t>
+        <w:t/>
       </w:r>
       <w:proofErr w:type="spellEnd"/>
       <w:r>
@@ -4958,7 +4958,7 @@
           <w:sz w:val="16"/>
           <w:szCs w:val="16"/>
         </w:rPr>
-        <w:t xml:space="preserve"> y Manuel Alfonso </w:t>
+        <w:t xml:space="preserve"/>
       </w:r>
       <w:proofErr w:type="spellStart"/>
       <w:r>
@@ -4967,7 +4967,7 @@
           <w:sz w:val="16"/>
           <w:szCs w:val="16"/>
         </w:rPr>
-        <w:t>Sanchez</w:t>
+        <w:t/>
       </w:r>
       <w:proofErr w:type="spellEnd"/>
       <w:r>
@@ -4976,7 +4976,7 @@
           <w:sz w:val="16"/>
           <w:szCs w:val="16"/>
         </w:rPr>
-        <w:t xml:space="preserve"> </w:t>
+        <w:t xml:space="preserve"/>
       </w:r>
       <w:proofErr w:type="spellStart"/>
       <w:r>
@@ -4985,7 +4985,7 @@
           <w:sz w:val="16"/>
           <w:szCs w:val="16"/>
         </w:rPr>
-        <w:t>Lopez</w:t>
+        <w:t/>
       </w:r>
       <w:proofErr w:type="spellEnd"/>
       <w:r>
@@ -4994,31 +4994,31 @@
           <w:sz w:val="16"/>
           <w:szCs w:val="16"/>
         </w:rPr>
-        <w:t xml:space="preserve">, </w:t>
-      </w:r>
-      <w:r>
-        <w:rPr>
-          <w:rFonts w:ascii="Arial Narrow" w:hAnsi="Arial Narrow" w:cs="Arial"/>
-          <w:sz w:val="16"/>
-          <w:szCs w:val="16"/>
-        </w:rPr>
-        <w:t xml:space="preserve">mediante Partida </w:t>
-      </w:r>
-      <w:r>
-        <w:rPr>
-          <w:rFonts w:ascii="Arial Narrow" w:hAnsi="Arial Narrow" w:cs="Arial"/>
-          <w:sz w:val="16"/>
-          <w:szCs w:val="16"/>
-        </w:rPr>
-        <w:t>15780900</w:t>
-      </w:r>
-      <w:r>
-        <w:rPr>
-          <w:rFonts w:ascii="Arial Narrow" w:hAnsi="Arial Narrow" w:cs="Arial"/>
-          <w:sz w:val="16"/>
-          <w:szCs w:val="16"/>
-        </w:rPr>
-        <w:t>.</w:t>
+        <w:t xml:space="preserve"/>
+      </w:r>
+      <w:r>
+        <w:rPr>
+          <w:rFonts w:ascii="Arial Narrow" w:hAnsi="Arial Narrow" w:cs="Arial"/>
+          <w:sz w:val="16"/>
+          <w:szCs w:val="16"/>
+        </w:rPr>
+        <w:t xml:space="preserve"/>
+      </w:r>
+      <w:r>
+        <w:rPr>
+          <w:rFonts w:ascii="Arial Narrow" w:hAnsi="Arial Narrow" w:cs="Arial"/>
+          <w:sz w:val="16"/>
+          <w:szCs w:val="16"/>
+        </w:rPr>
+        <w:t/>
+      </w:r>
+      <w:r>
+        <w:rPr>
+          <w:rFonts w:ascii="Arial Narrow" w:hAnsi="Arial Narrow" w:cs="Arial"/>
+          <w:sz w:val="16"/>
+          <w:szCs w:val="16"/>
+        </w:rPr>
+        <w:t/>
       </w:r>
     </w:p>
     <w:p>

--- a/plantillas_maestras/02_seguro_vida/negativa_cobertura/2_o_mas_ddos_varios/sucesion_intestada/TPL_1730_2025_SEGURO_VIDA_NEGATIVA_COBERTURA_ASEGURADORA_SUCESION_INTESTADA_R1.docx
+++ b/plantillas_maestras/02_seguro_vida/negativa_cobertura/2_o_mas_ddos_varios/sucesion_intestada/TPL_1730_2025_SEGURO_VIDA_NEGATIVA_COBERTURA_ASEGURADORA_SUCESION_INTESTADA_R1.docx
@@ -4908,7 +4908,7 @@
           <w:sz w:val="16"/>
           <w:szCs w:val="16"/>
         </w:rPr>
-        <w:t xml:space="preserve"> Conformada por la señora [APELLIDO] Hidalgo Alburqueque y Manuel Alfonso Sanchez Lopez, mediante Partida 15780900.</w:t>
+        <w:t xml:space="preserve"> Conformada por la señora [APELLIDO] y [APELLIDO] , mediante Partida 15780900.</w:t>
       </w:r>
       <w:r>
         <w:rPr>

--- a/plantillas_maestras/02_seguro_vida/negativa_cobertura/2_o_mas_ddos_varios/sucesion_intestada/TPL_1730_2025_SEGURO_VIDA_NEGATIVA_COBERTURA_ASEGURADORA_SUCESION_INTESTADA_R1.docx
+++ b/plantillas_maestras/02_seguro_vida/negativa_cobertura/2_o_mas_ddos_varios/sucesion_intestada/TPL_1730_2025_SEGURO_VIDA_NEGATIVA_COBERTURA_ASEGURADORA_SUCESION_INTESTADA_R1.docx
@@ -153,6 +153,7 @@
       </w:r>
       <w:r>
         <w:rPr>
+          <w:rStyle w:val="Refdenotaalpie"/>
           <w:rFonts w:ascii="Arial Narrow" w:eastAsia="Times New Roman" w:hAnsi="Arial Narrow" w:cs="Times New Roman"/>
           <w:b/>
           <w:bCs/>
@@ -839,6 +840,7 @@
       </w:r>
       <w:r>
         <w:rPr>
+          <w:rStyle w:val="Refdenotaalpie"/>
           <w:rFonts w:ascii="Arial Narrow" w:eastAsia="Times New Roman" w:hAnsi="Arial Narrow" w:cs="Times New Roman"/>
           <w:color w:val="000000"/>
           <w:kern w:val="0"/>
@@ -2257,6 +2259,7 @@
       </w:r>
       <w:r>
         <w:rPr>
+          <w:rStyle w:val="Refdenotaalpie"/>
           <w:rFonts w:cs="Arial"/>
           <w:vertAlign w:val="superscript"/>
         </w:rPr>
@@ -2314,6 +2317,7 @@
       </w:r>
       <w:r>
         <w:rPr>
+          <w:rStyle w:val="Refdenotaalpie"/>
           <w:rFonts w:ascii="Arial Narrow" w:eastAsia="Arial Narrow" w:hAnsi="Arial Narrow" w:cs="Arial Narrow"/>
           <w:kern w:val="0"/>
           <w:vertAlign w:val="superscript"/>
@@ -3363,6 +3367,7 @@
       </w:r>
       <w:r>
         <w:rPr>
+          <w:rStyle w:val="Refdenotaalpie"/>
           <w:rFonts w:ascii="Arial Narrow" w:eastAsia="Calibri" w:hAnsi="Arial Narrow" w:cs="Arial"/>
           <w:kern w:val="0"/>
           <w:vertAlign w:val="superscript"/>
@@ -3407,6 +3412,7 @@
       </w:r>
       <w:r>
         <w:rPr>
+          <w:rStyle w:val="Refdenotaalpie"/>
           <w:rFonts w:ascii="Arial Narrow" w:eastAsia="Calibri" w:hAnsi="Arial Narrow" w:cs="Arial"/>
           <w:spacing w:val="-2"/>
           <w:kern w:val="0"/>
@@ -3839,6 +3845,7 @@
       </w:r>
       <w:r>
         <w:rPr>
+          <w:rStyle w:val="Refdenotaalpie"/>
           <w:rFonts w:ascii="Arial Narrow" w:eastAsia="Arial Narrow" w:hAnsi="Arial Narrow" w:cs="Times New Roman"/>
           <w:color w:val="000000"/>
           <w:kern w:val="0"/>
@@ -3920,6 +3927,7 @@
       </w:r>
       <w:r>
         <w:rPr>
+          <w:rStyle w:val="Refdenotaalpie"/>
           <w:rFonts w:ascii="Arial Narrow" w:eastAsia="Arial Narrow" w:hAnsi="Arial Narrow" w:cs="Times New Roman"/>
           <w:color w:val="000000"/>
           <w:kern w:val="0"/>
@@ -3973,6 +3981,7 @@
       </w:r>
       <w:r>
         <w:rPr>
+          <w:rStyle w:val="Refdenotaalpie"/>
           <w:rFonts w:ascii="Arial Narrow" w:eastAsia="Arial Narrow" w:hAnsi="Arial Narrow" w:cs="Times New Roman"/>
           <w:color w:val="000000"/>
           <w:kern w:val="0"/>
@@ -4136,6 +4145,7 @@
       </w:r>
       <w:r>
         <w:rPr>
+          <w:rStyle w:val="Refdenotaalpie"/>
           <w:rFonts w:ascii="Arial Narrow" w:eastAsia="Calibri" w:hAnsi="Arial Narrow" w:cs="Arial"/>
           <w:kern w:val="0"/>
           <w:vertAlign w:val="superscript"/>
@@ -4402,6 +4412,7 @@
       </w:r>
       <w:r>
         <w:rPr>
+          <w:rStyle w:val="Refdenotaalpie"/>
           <w:rFonts w:ascii="Arial Narrow" w:hAnsi="Arial Narrow"/>
           <w:vertAlign w:val="superscript"/>
         </w:rPr>
@@ -4796,14 +4807,14 @@
         <w:tab w:val="right" w:pos="8838"/>
       </w:tabs>
       <w:rPr>
-        <w:rFonts w:ascii="Arial" w:eastAsia="Arial" w:hAnsi="Arial" w:cs="Arial"/>
+        <w:rFonts w:ascii="Arial Narrow" w:eastAsia="Arial" w:hAnsi="Arial Narrow" w:cs="Arial"/>
         <w:sz w:val="16"/>
         <w:szCs w:val="16"/>
       </w:rPr>
     </w:pPr>
     <w:r>
       <w:rPr>
-        <w:rFonts w:ascii="Arial" w:eastAsia="Arial" w:hAnsi="Arial" w:cs="Arial"/>
+        <w:rFonts w:ascii="Arial Narrow" w:eastAsia="Arial" w:hAnsi="Arial Narrow" w:cs="Arial"/>
         <w:sz w:val="16"/>
         <w:szCs w:val="16"/>
       </w:rPr>
@@ -4817,7 +4828,7 @@
     </w:pPr>
     <w:r>
       <w:rPr>
-        <w:rFonts w:ascii="Arial" w:eastAsia="Arial" w:hAnsi="Arial" w:cs="Arial"/>
+        <w:rFonts w:ascii="Arial Narrow" w:eastAsia="Arial" w:hAnsi="Arial Narrow" w:cs="Arial"/>
         <w:sz w:val="16"/>
         <w:szCs w:val="16"/>
       </w:rPr>
@@ -4825,7 +4836,7 @@
     </w:r>
     <w:r>
       <w:rPr>
-        <w:rFonts w:ascii="Arial" w:eastAsia="Arial" w:hAnsi="Arial" w:cs="Arial"/>
+        <w:rFonts w:ascii="Arial Narrow" w:eastAsia="Arial" w:hAnsi="Arial Narrow" w:cs="Arial"/>
         <w:sz w:val="16"/>
         <w:szCs w:val="16"/>
       </w:rPr>
@@ -4833,7 +4844,7 @@
     </w:r>
     <w:r>
       <w:rPr>
-        <w:rFonts w:ascii="Arial" w:eastAsia="Arial" w:hAnsi="Arial" w:cs="Arial"/>
+        <w:rFonts w:ascii="Arial Narrow" w:eastAsia="Arial" w:hAnsi="Arial Narrow" w:cs="Arial"/>
         <w:sz w:val="16"/>
         <w:szCs w:val="16"/>
       </w:rPr>
@@ -4841,7 +4852,7 @@
     </w:r>
     <w:r>
       <w:rPr>
-        <w:rFonts w:ascii="Arial" w:eastAsia="Arial" w:hAnsi="Arial" w:cs="Arial"/>
+        <w:rFonts w:ascii="Arial Narrow" w:eastAsia="Arial" w:hAnsi="Arial Narrow" w:cs="Arial"/>
         <w:sz w:val="16"/>
         <w:szCs w:val="16"/>
       </w:rPr>
@@ -4849,7 +4860,7 @@
     </w:r>
     <w:r>
       <w:rPr>
-        <w:rFonts w:ascii="Arial" w:eastAsia="Arial" w:hAnsi="Arial" w:cs="Arial"/>
+        <w:rFonts w:ascii="Arial Narrow" w:eastAsia="Arial" w:hAnsi="Arial Narrow" w:cs="Arial"/>
         <w:sz w:val="16"/>
         <w:szCs w:val="16"/>
       </w:rPr>
@@ -4899,6 +4910,7 @@
           <w:rFonts w:ascii="Arial Narrow" w:hAnsi="Arial Narrow" w:cs="Arial"/>
           <w:sz w:val="16"/>
           <w:szCs w:val="16"/>
+          <w:vertAlign w:val="superscript"/>
         </w:rPr>
         <w:footnoteRef/>
       </w:r>
@@ -5052,6 +5064,7 @@
           <w:rFonts w:ascii="Arial Narrow" w:hAnsi="Arial Narrow" w:cs="Arial"/>
           <w:sz w:val="16"/>
           <w:szCs w:val="16"/>
+          <w:vertAlign w:val="superscript"/>
         </w:rPr>
         <w:footnoteRef/>
       </w:r>
@@ -5126,6 +5139,7 @@
           <w:rFonts w:ascii="Arial Narrow" w:hAnsi="Arial Narrow"/>
           <w:sz w:val="16"/>
           <w:szCs w:val="16"/>
+          <w:vertAlign w:val="superscript"/>
         </w:rPr>
         <w:footnoteRef/>
       </w:r>
@@ -5307,6 +5321,7 @@
           <w:rFonts w:ascii="Arial Narrow" w:hAnsi="Arial Narrow" w:cs="Arial"/>
           <w:sz w:val="16"/>
           <w:szCs w:val="16"/>
+          <w:vertAlign w:val="superscript"/>
         </w:rPr>
         <w:footnoteRef/>
       </w:r>
@@ -5474,6 +5489,7 @@
           <w:rFonts w:ascii="Arial Narrow" w:hAnsi="Arial Narrow" w:cs="Arial"/>
           <w:sz w:val="16"/>
           <w:szCs w:val="16"/>
+          <w:vertAlign w:val="superscript"/>
         </w:rPr>
         <w:footnoteRef/>
       </w:r>
@@ -5544,6 +5560,7 @@
           <w:rFonts w:ascii="Arial Narrow" w:hAnsi="Arial Narrow" w:cs="Arial"/>
           <w:sz w:val="16"/>
           <w:szCs w:val="16"/>
+          <w:vertAlign w:val="superscript"/>
         </w:rPr>
         <w:footnoteRef/>
       </w:r>
@@ -5731,7 +5748,7 @@
       </w:pPr>
       <w:r>
         <w:rPr>
-          <w:rStyle w:val="TextonotapieCar"/>
+          <w:rStyle w:val="Refdenotaalpie"/>
           <w:rFonts w:ascii="Arial Narrow" w:hAnsi="Arial Narrow" w:cs="Arial"/>
           <w:sz w:val="16"/>
           <w:szCs w:val="16"/>
@@ -5947,6 +5964,7 @@
           <w:rFonts w:ascii="Arial Narrow" w:hAnsi="Arial Narrow" w:cs="Arial"/>
           <w:sz w:val="16"/>
           <w:szCs w:val="16"/>
+          <w:vertAlign w:val="superscript"/>
         </w:rPr>
         <w:footnoteRef/>
       </w:r>
@@ -6746,6 +6764,7 @@
           <w:rFonts w:ascii="Arial Narrow" w:hAnsi="Arial Narrow" w:cs="Arial"/>
           <w:sz w:val="16"/>
           <w:szCs w:val="16"/>
+          <w:vertAlign w:val="superscript"/>
         </w:rPr>
         <w:footnoteRef/>
       </w:r>
@@ -6966,6 +6985,7 @@
           <w:bCs/>
           <w:sz w:val="16"/>
           <w:szCs w:val="16"/>
+          <w:vertAlign w:val="superscript"/>
         </w:rPr>
         <w:footnoteRef/>
       </w:r>
@@ -7077,6 +7097,7 @@
           <w:rFonts w:ascii="Arial Narrow" w:hAnsi="Arial Narrow" w:cs="Arial"/>
           <w:sz w:val="16"/>
           <w:szCs w:val="16"/>
+          <w:vertAlign w:val="superscript"/>
         </w:rPr>
         <w:footnoteRef/>
       </w:r>
@@ -9483,6 +9504,17 @@
       <w:szCs w:val="20"/>
     </w:rPr>
   </w:style>
+  <w:style w:type="character" w:styleId="FootnoteReference">
+    <w:name w:val="footnote reference"/>
+    <w:basedOn w:val="Fuentedeprrafopredeter"/>
+    <w:uiPriority w:val="99"/>
+    <w:semiHidden/>
+    <w:unhideWhenUsed/>
+    <w:rPr>
+      <w:rFonts w:ascii="Arial Narrow" w:hAnsi="Arial Narrow"/>
+      <w:vertAlign w:val="superscript"/>
+    </w:rPr>
+  </w:style>
 </w:styles>
 </file>
 

--- a/plantillas_maestras/02_seguro_vida/negativa_cobertura/2_o_mas_ddos_varios/sucesion_intestada/TPL_1730_2025_SEGURO_VIDA_NEGATIVA_COBERTURA_ASEGURADORA_SUCESION_INTESTADA_R1.docx
+++ b/plantillas_maestras/02_seguro_vida/negativa_cobertura/2_o_mas_ddos_varios/sucesion_intestada/TPL_1730_2025_SEGURO_VIDA_NEGATIVA_COBERTURA_ASEGURADORA_SUCESION_INTESTADA_R1.docx
@@ -1,8 +1,8 @@
 
 <file path=word/document.xml><?xml version="1.0" encoding="utf-8"?>
-<w:document xmlns:wpc="http://schemas.microsoft.com/office/word/2010/wordprocessingCanvas" xmlns:cx="http://schemas.microsoft.com/office/drawing/2014/chartex" xmlns:cx1="http://schemas.microsoft.com/office/drawing/2015/9/8/chartex" xmlns:cx2="http://schemas.microsoft.com/office/drawing/2015/10/21/chartex" xmlns:cx3="http://schemas.microsoft.com/office/drawing/2016/5/9/chartex" xmlns:cx4="http://schemas.microsoft.com/office/drawing/2016/5/10/chartex" xmlns:cx5="http://schemas.microsoft.com/office/drawing/2016/5/11/chartex" xmlns:cx6="http://schemas.microsoft.com/office/drawing/2016/5/12/chartex" xmlns:cx7="http://schemas.microsoft.com/office/drawing/2016/5/13/chartex" xmlns:cx8="http://schemas.microsoft.com/office/drawing/2016/5/14/chartex" xmlns:mc="http://schemas.openxmlformats.org/markup-compatibility/2006" xmlns:aink="http://schemas.microsoft.com/office/drawing/2016/ink" xmlns:am3d="http://schemas.microsoft.com/office/drawing/2017/model3d" xmlns:o="urn:schemas-microsoft-com:office:office" xmlns:oel="http://schemas.microsoft.com/office/2019/extlst" xmlns:r="http://schemas.openxmlformats.org/officeDocument/2006/relationships" xmlns:m="http://schemas.openxmlformats.org/officeDocument/2006/math" xmlns:v="urn:schemas-microsoft-com:vml" xmlns:wp14="http://schemas.microsoft.com/office/word/2010/wordprocessingDrawing" xmlns:wp="http://schemas.openxmlformats.org/drawingml/2006/wordprocessingDrawing" xmlns:w10="urn:schemas-microsoft-com:office:word" xmlns:w="http://schemas.openxmlformats.org/wordprocessingml/2006/main" xmlns:w14="http://schemas.microsoft.com/office/word/2010/wordml" xmlns:w15="http://schemas.microsoft.com/office/word/2012/wordml" xmlns:w16cex="http://schemas.microsoft.com/office/word/2018/wordml/cex" xmlns:w16cid="http://schemas.microsoft.com/office/word/2016/wordml/cid" xmlns:w16="http://schemas.microsoft.com/office/word/2018/wordml" xmlns:w16du="http://schemas.microsoft.com/office/word/2023/wordml/word16du" xmlns:w16sdtdh="http://schemas.microsoft.com/office/word/2020/wordml/sdtdatahash" xmlns:w16sdtfl="http://schemas.microsoft.com/office/word/2024/wordml/sdtformatlock" xmlns:w16se="http://schemas.microsoft.com/office/word/2015/wordml/symex" xmlns:wpg="http://schemas.microsoft.com/office/word/2010/wordprocessingGroup" xmlns:wpi="http://schemas.microsoft.com/office/word/2010/wordprocessingInk" xmlns:wne="http://schemas.microsoft.com/office/word/2006/wordml" xmlns:wps="http://schemas.microsoft.com/office/word/2010/wordprocessingShape" mc:Ignorable="w14 w15 w16se w16cid w16 w16cex w16sdtdh w16sdtfl w16du wp14">
+<w:document xmlns:ns1="http://schemas.openxmlformats.org/markup-compatibility/2006" xmlns:ns2="http://schemas.microsoft.com/office/word/2010/wordml" xmlns:ns3="http://schemas.openxmlformats.org/officeDocument/2006/relationships" xmlns:w="http://schemas.openxmlformats.org/wordprocessingml/2006/main" ns1:Ignorable="w14 w15 w16se w16cid w16 w16cex w16sdtdh w16sdtfl w16du wp14">
   <w:body>
-    <w:p>
+    <w:p ns2:paraId="1B509B2D" ns2:textId="06D4D4E3">
       <w:pPr>
         <w:tabs>
           <w:tab w:val="left" w:pos="1701"/>
@@ -14,7 +14,7 @@
           <w:color w:val="000000"/>
           <w:kern w:val="0"/>
           <w:lang w:eastAsia="es-PE"/>
-          <w14:ligatures w14:val="none"/>
+          <ns2:ligatures ns2:val="none"/>
         </w:rPr>
       </w:pPr>
       <w:bookmarkStart w:id="0" w:name="_Hlk80343540"/>
@@ -25,7 +25,7 @@
           <w:color w:val="000000"/>
           <w:kern w:val="0"/>
           <w:lang w:eastAsia="es-PE"/>
-          <w14:ligatures w14:val="none"/>
+          <ns2:ligatures ns2:val="none"/>
         </w:rPr>
         <w:t xml:space="preserve">EXPEDIENTE </w:t>
       </w:r>
@@ -36,7 +36,7 @@
           <w:color w:val="000000"/>
           <w:kern w:val="0"/>
           <w:lang w:eastAsia="es-PE"/>
-          <w14:ligatures w14:val="none"/>
+          <ns2:ligatures ns2:val="none"/>
         </w:rPr>
         <w:tab/>
         <w:t>:</w:t>
@@ -48,7 +48,7 @@
           <w:color w:val="000000"/>
           <w:kern w:val="0"/>
           <w:lang w:eastAsia="es-PE"/>
-          <w14:ligatures w14:val="none"/>
+          <ns2:ligatures ns2:val="none"/>
         </w:rPr>
         <w:tab/>
       </w:r>
@@ -61,12 +61,12 @@
           <w:kern w:val="0"/>
           <w:shd w:val="clear" w:color="auto" w:fill="FFFFFF"/>
           <w:lang w:eastAsia="es-PE"/>
-          <w14:ligatures w14:val="none"/>
+          <ns2:ligatures ns2:val="none"/>
         </w:rPr>
         <w:t>1730-2025/CC1</w:t>
       </w:r>
     </w:p>
-    <w:p>
+    <w:p ns2:paraId="7E5DC22B" ns2:textId="297E2426">
       <w:pPr>
         <w:tabs>
           <w:tab w:val="left" w:pos="1701"/>
@@ -81,17 +81,17 @@
           <w:color w:val="000000"/>
           <w:kern w:val="0"/>
           <w:lang w:eastAsia="es-PE"/>
-          <w14:ligatures w14:val="none"/>
-        </w:rPr>
-      </w:pPr>
-      <w:r>
-        <w:rPr>
-          <w:rFonts w:ascii="Arial Narrow" w:eastAsia="Arial Narrow" w:hAnsi="Arial Narrow" w:cs="Arial Narrow"/>
-          <w:b/>
-          <w:color w:val="000000"/>
-          <w:kern w:val="0"/>
-          <w:lang w:eastAsia="es-PE"/>
-          <w14:ligatures w14:val="none"/>
+          <ns2:ligatures ns2:val="none"/>
+        </w:rPr>
+      </w:pPr>
+      <w:r>
+        <w:rPr>
+          <w:rFonts w:ascii="Arial Narrow" w:eastAsia="Arial Narrow" w:hAnsi="Arial Narrow" w:cs="Arial Narrow"/>
+          <w:b/>
+          <w:color w:val="000000"/>
+          <w:kern w:val="0"/>
+          <w:lang w:eastAsia="es-PE"/>
+          <ns2:ligatures ns2:val="none"/>
         </w:rPr>
         <w:t xml:space="preserve">DENUNCIANTE:[DENUNCIANTE] ([APELLIDO] )</w:t>
       </w:r>
@@ -102,7 +102,7 @@
           <w:color w:val="000000"/>
           <w:kern w:val="0"/>
           <w:lang w:eastAsia="es-PE"/>
-          <w14:ligatures w14:val="none"/>
+          <ns2:ligatures ns2:val="none"/>
         </w:rPr>
         <w:tab/>
         <w:t/>
@@ -114,7 +114,7 @@
           <w:color w:val="000000"/>
           <w:kern w:val="0"/>
           <w:lang w:eastAsia="es-PE"/>
-          <w14:ligatures w14:val="none"/>
+          <ns2:ligatures ns2:val="none"/>
         </w:rPr>
         <w:tab/>
       </w:r>
@@ -125,7 +125,7 @@
           <w:color w:val="000000"/>
           <w:kern w:val="0"/>
           <w:lang w:eastAsia="es-PE"/>
-          <w14:ligatures w14:val="none"/>
+          <ns2:ligatures ns2:val="none"/>
         </w:rPr>
         <w:t/>
       </w:r>
@@ -136,7 +136,7 @@
           <w:color w:val="000000"/>
           <w:kern w:val="0"/>
           <w:lang w:eastAsia="es-PE"/>
-          <w14:ligatures w14:val="none"/>
+          <ns2:ligatures ns2:val="none"/>
         </w:rPr>
         <w:t/>
       </w:r>
@@ -147,7 +147,7 @@
           <w:color w:val="000000"/>
           <w:kern w:val="0"/>
           <w:lang w:eastAsia="es-PE"/>
-          <w14:ligatures w14:val="none"/>
+          <ns2:ligatures ns2:val="none"/>
         </w:rPr>
         <w:t/>
       </w:r>
@@ -161,7 +161,7 @@
           <w:kern w:val="0"/>
           <w:vertAlign w:val="superscript"/>
           <w:lang w:val="es-ES" w:eastAsia="es-ES"/>
-          <w14:ligatures w14:val="none"/>
+          <ns2:ligatures ns2:val="none"/>
         </w:rPr>
         <w:footnoteReference w:id="1"/>
       </w:r>
@@ -173,7 +173,7 @@
           <w:color w:val="000000"/>
           <w:kern w:val="0"/>
           <w:lang w:eastAsia="es-PE"/>
-          <w14:ligatures w14:val="none"/>
+          <ns2:ligatures ns2:val="none"/>
         </w:rPr>
         <w:t xml:space="preserve"/>
       </w:r>
@@ -184,7 +184,7 @@
           <w:color w:val="000000"/>
           <w:kern w:val="0"/>
           <w:lang w:eastAsia="es-PE"/>
-          <w14:ligatures w14:val="none"/>
+          <ns2:ligatures ns2:val="none"/>
         </w:rPr>
         <w:t/>
       </w:r>
@@ -195,7 +195,7 @@
           <w:color w:val="000000"/>
           <w:kern w:val="0"/>
           <w:lang w:eastAsia="es-PE"/>
-          <w14:ligatures w14:val="none"/>
+          <ns2:ligatures ns2:val="none"/>
         </w:rPr>
         <w:t/>
       </w:r>
@@ -206,12 +206,12 @@
           <w:color w:val="000000"/>
           <w:kern w:val="0"/>
           <w:lang w:eastAsia="es-PE"/>
-          <w14:ligatures w14:val="none"/>
+          <ns2:ligatures ns2:val="none"/>
         </w:rPr>
         <w:t/>
       </w:r>
     </w:p>
-    <w:p>
+    <w:p ns2:paraId="6DEEEDFE" ns2:textId="4F209BCC">
       <w:pPr>
         <w:tabs>
           <w:tab w:val="left" w:pos="1701"/>
@@ -226,17 +226,17 @@
           <w:color w:val="000000"/>
           <w:kern w:val="0"/>
           <w:lang w:eastAsia="es-PE"/>
-          <w14:ligatures w14:val="none"/>
-        </w:rPr>
-      </w:pPr>
-      <w:r>
-        <w:rPr>
-          <w:rFonts w:ascii="Arial Narrow" w:eastAsia="Arial Narrow" w:hAnsi="Arial Narrow" w:cs="Arial Narrow"/>
-          <w:b/>
-          <w:color w:val="000000"/>
-          <w:kern w:val="0"/>
-          <w:lang w:eastAsia="es-PE"/>
-          <w14:ligatures w14:val="none"/>
+          <ns2:ligatures ns2:val="none"/>
+        </w:rPr>
+      </w:pPr>
+      <w:r>
+        <w:rPr>
+          <w:rFonts w:ascii="Arial Narrow" w:eastAsia="Arial Narrow" w:hAnsi="Arial Narrow" w:cs="Arial Narrow"/>
+          <w:b/>
+          <w:color w:val="000000"/>
+          <w:kern w:val="0"/>
+          <w:lang w:eastAsia="es-PE"/>
+          <ns2:ligatures ns2:val="none"/>
         </w:rPr>
         <w:t>DENUNCIADO</w:t>
       </w:r>
@@ -247,7 +247,7 @@
           <w:color w:val="000000"/>
           <w:kern w:val="0"/>
           <w:lang w:eastAsia="es-PE"/>
-          <w14:ligatures w14:val="none"/>
+          <ns2:ligatures ns2:val="none"/>
         </w:rPr>
         <w:tab/>
         <w:t>:</w:t>
@@ -259,7 +259,7 @@
           <w:color w:val="000000"/>
           <w:kern w:val="0"/>
           <w:lang w:eastAsia="es-PE"/>
-          <w14:ligatures w14:val="none"/>
+          <ns2:ligatures ns2:val="none"/>
         </w:rPr>
         <w:tab/>
       </w:r>
@@ -270,7 +270,7 @@
           <w:color w:val="000000"/>
           <w:kern w:val="0"/>
           <w:lang w:eastAsia="es-PE"/>
-          <w14:ligatures w14:val="none"/>
+          <ns2:ligatures ns2:val="none"/>
         </w:rPr>
         <w:t>MAPFRE PER</w:t>
       </w:r>
@@ -281,7 +281,7 @@
           <w:color w:val="000000"/>
           <w:kern w:val="0"/>
           <w:lang w:eastAsia="es-PE"/>
-          <w14:ligatures w14:val="none"/>
+          <ns2:ligatures ns2:val="none"/>
         </w:rPr>
         <w:t>Ú</w:t>
       </w:r>
@@ -292,7 +292,7 @@
           <w:color w:val="000000"/>
           <w:kern w:val="0"/>
           <w:lang w:eastAsia="es-PE"/>
-          <w14:ligatures w14:val="none"/>
+          <ns2:ligatures ns2:val="none"/>
         </w:rPr>
         <w:t xml:space="preserve"> COMPAÑ</w:t>
       </w:r>
@@ -303,7 +303,7 @@
           <w:color w:val="000000"/>
           <w:kern w:val="0"/>
           <w:lang w:eastAsia="es-PE"/>
-          <w14:ligatures w14:val="none"/>
+          <ns2:ligatures ns2:val="none"/>
         </w:rPr>
         <w:t>Í</w:t>
       </w:r>
@@ -314,7 +314,7 @@
           <w:color w:val="000000"/>
           <w:kern w:val="0"/>
           <w:lang w:eastAsia="es-PE"/>
-          <w14:ligatures w14:val="none"/>
+          <ns2:ligatures ns2:val="none"/>
         </w:rPr>
         <w:t xml:space="preserve">A DE SEGUROS Y REASEGUROS </w:t>
       </w:r>
@@ -325,7 +325,7 @@
           <w:color w:val="000000"/>
           <w:kern w:val="0"/>
           <w:lang w:eastAsia="es-PE"/>
-          <w14:ligatures w14:val="none"/>
+          <ns2:ligatures ns2:val="none"/>
         </w:rPr>
         <w:t>S.A. (</w:t>
       </w:r>
@@ -336,7 +336,7 @@
           <w:color w:val="000000"/>
           <w:kern w:val="0"/>
           <w:lang w:eastAsia="es-PE"/>
-          <w14:ligatures w14:val="none"/>
+          <ns2:ligatures ns2:val="none"/>
         </w:rPr>
         <w:t>MAPFRE</w:t>
       </w:r>
@@ -347,12 +347,12 @@
           <w:color w:val="000000"/>
           <w:kern w:val="0"/>
           <w:lang w:eastAsia="es-PE"/>
-          <w14:ligatures w14:val="none"/>
+          <ns2:ligatures ns2:val="none"/>
         </w:rPr>
         <w:t>)</w:t>
       </w:r>
     </w:p>
-    <w:p>
+    <w:p ns2:paraId="022D2B94" ns2:textId="77777777">
       <w:pPr>
         <w:tabs>
           <w:tab w:val="left" w:pos="1701"/>
@@ -367,17 +367,17 @@
           <w:color w:val="000000"/>
           <w:kern w:val="0"/>
           <w:lang w:eastAsia="es-PE"/>
-          <w14:ligatures w14:val="none"/>
-        </w:rPr>
-      </w:pPr>
-      <w:r>
-        <w:rPr>
-          <w:rFonts w:ascii="Arial Narrow" w:eastAsia="Arial Narrow" w:hAnsi="Arial Narrow" w:cs="Arial Narrow"/>
-          <w:b/>
-          <w:color w:val="000000"/>
-          <w:kern w:val="0"/>
-          <w:lang w:eastAsia="es-PE"/>
-          <w14:ligatures w14:val="none"/>
+          <ns2:ligatures ns2:val="none"/>
+        </w:rPr>
+      </w:pPr>
+      <w:r>
+        <w:rPr>
+          <w:rFonts w:ascii="Arial Narrow" w:eastAsia="Arial Narrow" w:hAnsi="Arial Narrow" w:cs="Arial Narrow"/>
+          <w:b/>
+          <w:color w:val="000000"/>
+          <w:kern w:val="0"/>
+          <w:lang w:eastAsia="es-PE"/>
+          <ns2:ligatures ns2:val="none"/>
         </w:rPr>
         <w:t>MATERIAS</w:t>
       </w:r>
@@ -388,7 +388,7 @@
           <w:color w:val="000000"/>
           <w:kern w:val="0"/>
           <w:lang w:eastAsia="es-PE"/>
-          <w14:ligatures w14:val="none"/>
+          <ns2:ligatures ns2:val="none"/>
         </w:rPr>
         <w:tab/>
         <w:t xml:space="preserve">: </w:t>
@@ -400,13 +400,13 @@
           <w:color w:val="000000"/>
           <w:kern w:val="0"/>
           <w:lang w:eastAsia="es-PE"/>
-          <w14:ligatures w14:val="none"/>
+          <ns2:ligatures ns2:val="none"/>
         </w:rPr>
         <w:tab/>
         <w:t>ADMISIÓN A TRÁMITE</w:t>
       </w:r>
     </w:p>
-    <w:p>
+    <w:p ns2:paraId="19ED7B73" ns2:textId="77777777">
       <w:pPr>
         <w:tabs>
           <w:tab w:val="left" w:pos="1701"/>
@@ -421,17 +421,17 @@
           <w:color w:val="000000"/>
           <w:kern w:val="0"/>
           <w:lang w:eastAsia="es-PE"/>
-          <w14:ligatures w14:val="none"/>
-        </w:rPr>
-      </w:pPr>
-      <w:r>
-        <w:rPr>
-          <w:rFonts w:ascii="Arial Narrow" w:eastAsia="Arial Narrow" w:hAnsi="Arial Narrow" w:cs="Arial Narrow"/>
-          <w:b/>
-          <w:color w:val="000000"/>
-          <w:kern w:val="0"/>
-          <w:lang w:eastAsia="es-PE"/>
-          <w14:ligatures w14:val="none"/>
+          <ns2:ligatures ns2:val="none"/>
+        </w:rPr>
+      </w:pPr>
+      <w:r>
+        <w:rPr>
+          <w:rFonts w:ascii="Arial Narrow" w:eastAsia="Arial Narrow" w:hAnsi="Arial Narrow" w:cs="Arial Narrow"/>
+          <w:b/>
+          <w:color w:val="000000"/>
+          <w:kern w:val="0"/>
+          <w:lang w:eastAsia="es-PE"/>
+          <ns2:ligatures ns2:val="none"/>
         </w:rPr>
         <w:t>REQUERIMIENTO DE INFORMACIÓN</w:t>
       </w:r>
@@ -442,12 +442,12 @@
           <w:color w:val="000000"/>
           <w:kern w:val="0"/>
           <w:lang w:eastAsia="es-PE"/>
-          <w14:ligatures w14:val="none"/>
+          <ns2:ligatures ns2:val="none"/>
         </w:rPr>
         <w:t xml:space="preserve"> </w:t>
       </w:r>
     </w:p>
-    <w:p>
+    <w:p ns2:paraId="46A5A479" ns2:textId="4454C8C7">
       <w:pPr>
         <w:tabs>
           <w:tab w:val="left" w:pos="1701"/>
@@ -461,17 +461,17 @@
           <w:color w:val="000000"/>
           <w:kern w:val="0"/>
           <w:lang w:eastAsia="es-PE"/>
-          <w14:ligatures w14:val="none"/>
-        </w:rPr>
-      </w:pPr>
-      <w:r>
-        <w:rPr>
-          <w:rFonts w:ascii="Arial Narrow" w:eastAsia="Arial Narrow" w:hAnsi="Arial Narrow" w:cs="Arial Narrow"/>
-          <w:b/>
-          <w:color w:val="000000"/>
-          <w:kern w:val="0"/>
-          <w:lang w:eastAsia="es-PE"/>
-          <w14:ligatures w14:val="none"/>
+          <ns2:ligatures ns2:val="none"/>
+        </w:rPr>
+      </w:pPr>
+      <w:r>
+        <w:rPr>
+          <w:rFonts w:ascii="Arial Narrow" w:eastAsia="Arial Narrow" w:hAnsi="Arial Narrow" w:cs="Arial Narrow"/>
+          <w:b/>
+          <w:color w:val="000000"/>
+          <w:kern w:val="0"/>
+          <w:lang w:eastAsia="es-PE"/>
+          <ns2:ligatures ns2:val="none"/>
         </w:rPr>
         <w:t xml:space="preserve">RESOLUCIÓN </w:t>
       </w:r>
@@ -482,7 +482,7 @@
           <w:color w:val="000000"/>
           <w:kern w:val="0"/>
           <w:lang w:eastAsia="es-PE"/>
-          <w14:ligatures w14:val="none"/>
+          <ns2:ligatures ns2:val="none"/>
         </w:rPr>
         <w:tab/>
         <w:t>:</w:t>
@@ -494,7 +494,7 @@
           <w:color w:val="000000"/>
           <w:kern w:val="0"/>
           <w:lang w:eastAsia="es-PE"/>
-          <w14:ligatures w14:val="none"/>
+          <ns2:ligatures ns2:val="none"/>
         </w:rPr>
         <w:tab/>
       </w:r>
@@ -505,12 +505,12 @@
           <w:color w:val="000000"/>
           <w:kern w:val="0"/>
           <w:lang w:eastAsia="es-PE"/>
-          <w14:ligatures w14:val="none"/>
+          <ns2:ligatures ns2:val="none"/>
         </w:rPr>
         <w:t>1</w:t>
       </w:r>
     </w:p>
-    <w:p>
+    <w:p ns2:paraId="5BA3A18D" ns2:textId="77777777">
       <w:pPr>
         <w:tabs>
           <w:tab w:val="left" w:pos="1014"/>
@@ -523,11 +523,11 @@
           <w:kern w:val="0"/>
           <w:shd w:val="clear" w:color="auto" w:fill="FFFFFF"/>
           <w:lang w:eastAsia="es-PE"/>
-          <w14:ligatures w14:val="none"/>
-        </w:rPr>
-      </w:pPr>
-    </w:p>
-    <w:p>
+          <ns2:ligatures ns2:val="none"/>
+        </w:rPr>
+      </w:pPr>
+    </w:p>
+    <w:p ns2:paraId="2F799822" ns2:textId="285D6363">
       <w:pPr>
         <w:tabs>
           <w:tab w:val="left" w:pos="1014"/>
@@ -540,7 +540,7 @@
           <w:kern w:val="0"/>
           <w:shd w:val="clear" w:color="auto" w:fill="FFFFFF"/>
           <w:lang w:eastAsia="es-PE"/>
-          <w14:ligatures w14:val="none"/>
+          <ns2:ligatures ns2:val="none"/>
         </w:rPr>
       </w:pPr>
       <w:r>
@@ -550,7 +550,7 @@
           <w:kern w:val="0"/>
           <w:shd w:val="clear" w:color="auto" w:fill="FFFFFF"/>
           <w:lang w:eastAsia="es-PE"/>
-          <w14:ligatures w14:val="none"/>
+          <ns2:ligatures ns2:val="none"/>
         </w:rPr>
         <w:t>Lima</w:t>
       </w:r>
@@ -561,7 +561,7 @@
           <w:kern w:val="0"/>
           <w:shd w:val="clear" w:color="auto" w:fill="FFFFFF"/>
           <w:lang w:eastAsia="es-PE"/>
-          <w14:ligatures w14:val="none"/>
+          <ns2:ligatures ns2:val="none"/>
         </w:rPr>
         <w:t xml:space="preserve">, </w:t>
       </w:r>
@@ -572,7 +572,7 @@
           <w:kern w:val="0"/>
           <w:shd w:val="clear" w:color="auto" w:fill="FFFFFF"/>
           <w:lang w:eastAsia="es-PE"/>
-          <w14:ligatures w14:val="none"/>
+          <ns2:ligatures ns2:val="none"/>
         </w:rPr>
         <w:t>22</w:t>
       </w:r>
@@ -583,7 +583,7 @@
           <w:kern w:val="0"/>
           <w:shd w:val="clear" w:color="auto" w:fill="FFFFFF"/>
           <w:lang w:eastAsia="es-PE"/>
-          <w14:ligatures w14:val="none"/>
+          <ns2:ligatures ns2:val="none"/>
         </w:rPr>
         <w:t xml:space="preserve"> de </w:t>
       </w:r>
@@ -594,7 +594,7 @@
           <w:kern w:val="0"/>
           <w:shd w:val="clear" w:color="auto" w:fill="FFFFFF"/>
           <w:lang w:eastAsia="es-PE"/>
-          <w14:ligatures w14:val="none"/>
+          <ns2:ligatures ns2:val="none"/>
         </w:rPr>
         <w:t>ag</w:t>
       </w:r>
@@ -605,7 +605,7 @@
           <w:kern w:val="0"/>
           <w:shd w:val="clear" w:color="auto" w:fill="FFFFFF"/>
           <w:lang w:eastAsia="es-PE"/>
-          <w14:ligatures w14:val="none"/>
+          <ns2:ligatures ns2:val="none"/>
         </w:rPr>
         <w:t>osto</w:t>
       </w:r>
@@ -616,12 +616,12 @@
           <w:kern w:val="0"/>
           <w:shd w:val="clear" w:color="auto" w:fill="FFFFFF"/>
           <w:lang w:eastAsia="es-PE"/>
-          <w14:ligatures w14:val="none"/>
+          <ns2:ligatures ns2:val="none"/>
         </w:rPr>
         <w:t xml:space="preserve"> de 2025</w:t>
       </w:r>
     </w:p>
-    <w:p>
+    <w:p ns2:paraId="66CE1821" ns2:textId="77777777">
       <w:pPr>
         <w:tabs>
           <w:tab w:val="left" w:pos="1014"/>
@@ -633,11 +633,11 @@
           <w:color w:val="000000"/>
           <w:kern w:val="0"/>
           <w:lang w:eastAsia="es-PE"/>
-          <w14:ligatures w14:val="none"/>
-        </w:rPr>
-      </w:pPr>
-    </w:p>
-    <w:p>
+          <ns2:ligatures ns2:val="none"/>
+        </w:rPr>
+      </w:pPr>
+    </w:p>
+    <w:p ns2:paraId="0B80AAA5" ns2:textId="77777777">
       <w:pPr>
         <w:numPr>
           <w:ilvl w:val="0"/>
@@ -651,22 +651,22 @@
           <w:color w:val="000000"/>
           <w:kern w:val="0"/>
           <w:lang w:eastAsia="es-PE"/>
-          <w14:ligatures w14:val="none"/>
-        </w:rPr>
-      </w:pPr>
-      <w:r>
-        <w:rPr>
-          <w:rFonts w:ascii="Arial Narrow" w:eastAsia="Arial Narrow" w:hAnsi="Arial Narrow" w:cs="Arial Narrow"/>
-          <w:b/>
-          <w:color w:val="000000"/>
-          <w:kern w:val="0"/>
-          <w:lang w:eastAsia="es-PE"/>
-          <w14:ligatures w14:val="none"/>
+          <ns2:ligatures ns2:val="none"/>
+        </w:rPr>
+      </w:pPr>
+      <w:r>
+        <w:rPr>
+          <w:rFonts w:ascii="Arial Narrow" w:eastAsia="Arial Narrow" w:hAnsi="Arial Narrow" w:cs="Arial Narrow"/>
+          <w:b/>
+          <w:color w:val="000000"/>
+          <w:kern w:val="0"/>
+          <w:lang w:eastAsia="es-PE"/>
+          <ns2:ligatures ns2:val="none"/>
         </w:rPr>
         <w:t xml:space="preserve">HECHOS </w:t>
       </w:r>
     </w:p>
-    <w:p>
+    <w:p ns2:paraId="621F2AB2" ns2:textId="77777777">
       <w:pPr>
         <w:spacing w:after="0" w:line="240" w:lineRule="auto"/>
         <w:jc w:val="both"/>
@@ -675,11 +675,11 @@
           <w:color w:val="000000"/>
           <w:kern w:val="0"/>
           <w:lang w:eastAsia="es-PE"/>
-          <w14:ligatures w14:val="none"/>
-        </w:rPr>
-      </w:pPr>
-    </w:p>
-    <w:p>
+          <ns2:ligatures ns2:val="none"/>
+        </w:rPr>
+      </w:pPr>
+    </w:p>
+    <w:p ns2:paraId="60B5D5B0" ns2:textId="0A5231D4">
       <w:pPr>
         <w:numPr>
           <w:ilvl w:val="1"/>
@@ -693,7 +693,7 @@
           <w:color w:val="000000"/>
           <w:kern w:val="0"/>
           <w:lang w:val="es-ES" w:eastAsia="es-ES"/>
-          <w14:ligatures w14:val="none"/>
+          <ns2:ligatures ns2:val="none"/>
         </w:rPr>
       </w:pPr>
       <w:r>
@@ -702,7 +702,7 @@
           <w:color w:val="000000"/>
           <w:kern w:val="0"/>
           <w:lang w:val="es-ES" w:eastAsia="es-ES"/>
-          <w14:ligatures w14:val="none"/>
+          <ns2:ligatures ns2:val="none"/>
         </w:rPr>
         <w:t xml:space="preserve">Mediante el escrito del 21 de julio de 2025, la [APELLIDO] denunció a Mapfre por presuntas infracciones a la Ley 29571, Código de Protección y Defensa del Consumidor (en adelante, Código), señalando lo siguiente:</w:t>
       </w:r>
@@ -712,7 +712,7 @@
           <w:color w:val="000000"/>
           <w:kern w:val="0"/>
           <w:lang w:val="es-ES" w:eastAsia="es-ES"/>
-          <w14:ligatures w14:val="none"/>
+          <ns2:ligatures ns2:val="none"/>
         </w:rPr>
         <w:t xml:space="preserve"/>
       </w:r>
@@ -722,7 +722,7 @@
           <w:color w:val="000000"/>
           <w:kern w:val="0"/>
           <w:lang w:val="es-ES" w:eastAsia="es-ES"/>
-          <w14:ligatures w14:val="none"/>
+          <ns2:ligatures ns2:val="none"/>
         </w:rPr>
         <w:t/>
       </w:r>
@@ -732,7 +732,7 @@
           <w:color w:val="000000"/>
           <w:kern w:val="0"/>
           <w:lang w:val="es-ES" w:eastAsia="es-ES"/>
-          <w14:ligatures w14:val="none"/>
+          <ns2:ligatures ns2:val="none"/>
         </w:rPr>
         <w:t xml:space="preserve"/>
       </w:r>
@@ -742,7 +742,7 @@
           <w:color w:val="000000"/>
           <w:kern w:val="0"/>
           <w:lang w:val="es-ES" w:eastAsia="es-ES"/>
-          <w14:ligatures w14:val="none"/>
+          <ns2:ligatures ns2:val="none"/>
         </w:rPr>
         <w:t/>
       </w:r>
@@ -752,7 +752,7 @@
           <w:color w:val="000000"/>
           <w:kern w:val="0"/>
           <w:lang w:val="es-ES" w:eastAsia="es-ES"/>
-          <w14:ligatures w14:val="none"/>
+          <ns2:ligatures ns2:val="none"/>
         </w:rPr>
         <w:t xml:space="preserve"/>
       </w:r>
@@ -762,7 +762,7 @@
           <w:color w:val="000000"/>
           <w:kern w:val="0"/>
           <w:lang w:val="es-ES" w:eastAsia="es-ES"/>
-          <w14:ligatures w14:val="none"/>
+          <ns2:ligatures ns2:val="none"/>
         </w:rPr>
         <w:t/>
       </w:r>
@@ -770,7 +770,7 @@
         <w:rPr>
           <w:rFonts w:ascii="Arial Narrow" w:eastAsia="Calibri" w:hAnsi="Arial Narrow" w:cs="Arial"/>
           <w:kern w:val="0"/>
-          <w14:ligatures w14:val="none"/>
+          <ns2:ligatures ns2:val="none"/>
         </w:rPr>
         <w:t xml:space="preserve"/>
       </w:r>
@@ -778,7 +778,7 @@
         <w:rPr>
           <w:rFonts w:ascii="Arial Narrow" w:eastAsia="Calibri" w:hAnsi="Arial Narrow" w:cs="Arial"/>
           <w:kern w:val="0"/>
-          <w14:ligatures w14:val="none"/>
+          <ns2:ligatures ns2:val="none"/>
         </w:rPr>
         <w:t xml:space="preserve"/>
       </w:r>
@@ -786,7 +786,7 @@
         <w:rPr>
           <w:rFonts w:ascii="Arial Narrow" w:eastAsia="Calibri" w:hAnsi="Arial Narrow" w:cs="Arial"/>
           <w:kern w:val="0"/>
-          <w14:ligatures w14:val="none"/>
+          <ns2:ligatures ns2:val="none"/>
         </w:rPr>
         <w:t xml:space="preserve"/>
       </w:r>
@@ -794,7 +794,7 @@
         <w:rPr>
           <w:rFonts w:ascii="Arial Narrow" w:eastAsia="Calibri" w:hAnsi="Arial Narrow" w:cs="Arial"/>
           <w:kern w:val="0"/>
-          <w14:ligatures w14:val="none"/>
+          <ns2:ligatures ns2:val="none"/>
         </w:rPr>
         <w:t/>
       </w:r>
@@ -804,7 +804,7 @@
           <w:color w:val="000000"/>
           <w:kern w:val="0"/>
           <w:lang w:val="es-ES" w:eastAsia="es-ES"/>
-          <w14:ligatures w14:val="none"/>
+          <ns2:ligatures ns2:val="none"/>
         </w:rPr>
         <w:t xml:space="preserve"/>
       </w:r>
@@ -814,7 +814,7 @@
           <w:color w:val="000000"/>
           <w:kern w:val="0"/>
           <w:lang w:val="es-ES" w:eastAsia="es-ES"/>
-          <w14:ligatures w14:val="none"/>
+          <ns2:ligatures ns2:val="none"/>
         </w:rPr>
         <w:t/>
       </w:r>
@@ -824,7 +824,7 @@
           <w:color w:val="000000"/>
           <w:kern w:val="0"/>
           <w:lang w:val="es-ES" w:eastAsia="es-ES"/>
-          <w14:ligatures w14:val="none"/>
+          <ns2:ligatures ns2:val="none"/>
         </w:rPr>
         <w:t xml:space="preserve"/>
       </w:r>
@@ -834,7 +834,7 @@
           <w:color w:val="000000"/>
           <w:kern w:val="0"/>
           <w:lang w:val="es-ES" w:eastAsia="es-ES"/>
-          <w14:ligatures w14:val="none"/>
+          <ns2:ligatures ns2:val="none"/>
         </w:rPr>
         <w:t/>
       </w:r>
@@ -846,7 +846,7 @@
           <w:kern w:val="0"/>
           <w:vertAlign w:val="superscript"/>
           <w:lang w:val="es-ES" w:eastAsia="es-ES"/>
-          <w14:ligatures w14:val="none"/>
+          <ns2:ligatures ns2:val="none"/>
         </w:rPr>
         <w:footnoteReference w:id="2"/>
       </w:r>
@@ -856,7 +856,7 @@
           <w:color w:val="000000"/>
           <w:kern w:val="0"/>
           <w:lang w:val="es-ES" w:eastAsia="es-ES"/>
-          <w14:ligatures w14:val="none"/>
+          <ns2:ligatures ns2:val="none"/>
         </w:rPr>
         <w:t xml:space="preserve"/>
       </w:r>
@@ -867,12 +867,12 @@
           <w:color w:val="000000"/>
           <w:kern w:val="0"/>
           <w:lang w:val="es-ES" w:eastAsia="es-ES"/>
-          <w14:ligatures w14:val="none"/>
+          <ns2:ligatures ns2:val="none"/>
         </w:rPr>
         <w:t/>
       </w:r>
     </w:p>
-    <w:p>
+    <w:p ns2:paraId="3AD3B7C6" ns2:textId="77777777">
       <w:pPr>
         <w:tabs>
           <w:tab w:val="left" w:pos="1134"/>
@@ -884,11 +884,11 @@
           <w:color w:val="000000"/>
           <w:kern w:val="0"/>
           <w:lang w:val="es-ES" w:eastAsia="es-ES"/>
-          <w14:ligatures w14:val="none"/>
-        </w:rPr>
-      </w:pPr>
-    </w:p>
-    <w:p>
+          <ns2:ligatures ns2:val="none"/>
+        </w:rPr>
+      </w:pPr>
+    </w:p>
+    <w:p ns2:paraId="46DFF3A8" ns2:textId="6DB440FC">
       <w:pPr>
         <w:pStyle w:val="Prrafodelista"/>
         <w:numPr>
@@ -906,16 +906,16 @@
           <w:color w:val="000000"/>
           <w:kern w:val="0"/>
           <w:lang w:eastAsia="es-ES"/>
-          <w14:ligatures w14:val="none"/>
-        </w:rPr>
-      </w:pPr>
-      <w:r>
-        <w:rPr>
-          <w:rFonts w:ascii="Arial Narrow" w:eastAsia="Times New Roman" w:hAnsi="Arial Narrow" w:cs="Arial"/>
-          <w:color w:val="000000"/>
-          <w:kern w:val="0"/>
-          <w:lang w:eastAsia="es-ES"/>
-          <w14:ligatures w14:val="none"/>
+          <ns2:ligatures ns2:val="none"/>
+        </w:rPr>
+      </w:pPr>
+      <w:r>
+        <w:rPr>
+          <w:rFonts w:ascii="Arial Narrow" w:eastAsia="Times New Roman" w:hAnsi="Arial Narrow" w:cs="Arial"/>
+          <w:color w:val="000000"/>
+          <w:kern w:val="0"/>
+          <w:lang w:eastAsia="es-ES"/>
+          <ns2:ligatures ns2:val="none"/>
         </w:rPr>
         <w:t xml:space="preserve">El 28 de junio del 2024, Mapfre expidió una Constancia de Aseguramiento que acreditaba que [APELLIDO] (en adelante, el causante [APELLIDO] ), se encontraba asegurado con el Seguro de Vida - Póliza 610221016376, con vigencia del 1 de julio del 2024 al 1 de agosto del 2024 (en adelante, Seguro de Vida), en su calidad de trabajador de la empresa Framsa Contratistas Generales S.A.C. (en adelante, Framsa). </w:t>
       </w:r>
@@ -925,7 +925,7 @@
           <w:color w:val="000000"/>
           <w:kern w:val="0"/>
           <w:lang w:val="es-ES" w:eastAsia="es-ES"/>
-          <w14:ligatures w14:val="none"/>
+          <ns2:ligatures ns2:val="none"/>
         </w:rPr>
         <w:t xml:space="preserve"/>
       </w:r>
@@ -935,7 +935,7 @@
           <w:color w:val="000000"/>
           <w:kern w:val="0"/>
           <w:lang w:eastAsia="es-ES"/>
-          <w14:ligatures w14:val="none"/>
+          <ns2:ligatures ns2:val="none"/>
         </w:rPr>
         <w:t xml:space="preserve"/>
       </w:r>
@@ -946,7 +946,7 @@
           <w:color w:val="000000"/>
           <w:kern w:val="0"/>
           <w:lang w:eastAsia="es-ES"/>
-          <w14:ligatures w14:val="none"/>
+          <ns2:ligatures ns2:val="none"/>
         </w:rPr>
         <w:t/>
       </w:r>
@@ -957,7 +957,7 @@
           <w:color w:val="000000"/>
           <w:kern w:val="0"/>
           <w:lang w:eastAsia="es-ES"/>
-          <w14:ligatures w14:val="none"/>
+          <ns2:ligatures ns2:val="none"/>
         </w:rPr>
         <w:t xml:space="preserve"/>
       </w:r>
@@ -967,7 +967,7 @@
           <w:color w:val="000000"/>
           <w:kern w:val="0"/>
           <w:lang w:eastAsia="es-ES"/>
-          <w14:ligatures w14:val="none"/>
+          <ns2:ligatures ns2:val="none"/>
         </w:rPr>
         <w:t xml:space="preserve"/>
       </w:r>
@@ -977,7 +977,7 @@
           <w:color w:val="000000"/>
           <w:kern w:val="0"/>
           <w:lang w:eastAsia="es-ES"/>
-          <w14:ligatures w14:val="none"/>
+          <ns2:ligatures ns2:val="none"/>
         </w:rPr>
         <w:t xml:space="preserve"/>
       </w:r>
@@ -987,7 +987,7 @@
           <w:color w:val="000000"/>
           <w:kern w:val="0"/>
           <w:lang w:eastAsia="es-ES"/>
-          <w14:ligatures w14:val="none"/>
+          <ns2:ligatures ns2:val="none"/>
         </w:rPr>
         <w:t/>
       </w:r>
@@ -997,7 +997,7 @@
           <w:color w:val="000000"/>
           <w:kern w:val="0"/>
           <w:lang w:eastAsia="es-ES"/>
-          <w14:ligatures w14:val="none"/>
+          <ns2:ligatures ns2:val="none"/>
         </w:rPr>
         <w:t xml:space="preserve"/>
       </w:r>
@@ -1007,7 +1007,7 @@
           <w:color w:val="000000"/>
           <w:kern w:val="0"/>
           <w:lang w:eastAsia="es-ES"/>
-          <w14:ligatures w14:val="none"/>
+          <ns2:ligatures ns2:val="none"/>
         </w:rPr>
         <w:t/>
       </w:r>
@@ -1017,7 +1017,7 @@
           <w:color w:val="000000"/>
           <w:kern w:val="0"/>
           <w:lang w:eastAsia="es-ES"/>
-          <w14:ligatures w14:val="none"/>
+          <ns2:ligatures ns2:val="none"/>
         </w:rPr>
         <w:t xml:space="preserve"/>
       </w:r>
@@ -1027,7 +1027,7 @@
           <w:color w:val="000000"/>
           <w:kern w:val="0"/>
           <w:lang w:eastAsia="es-ES"/>
-          <w14:ligatures w14:val="none"/>
+          <ns2:ligatures ns2:val="none"/>
         </w:rPr>
         <w:t/>
       </w:r>
@@ -1037,7 +1037,7 @@
           <w:color w:val="000000"/>
           <w:kern w:val="0"/>
           <w:lang w:eastAsia="es-ES"/>
-          <w14:ligatures w14:val="none"/>
+          <ns2:ligatures ns2:val="none"/>
         </w:rPr>
         <w:t xml:space="preserve"/>
       </w:r>
@@ -1047,7 +1047,7 @@
           <w:color w:val="000000"/>
           <w:kern w:val="0"/>
           <w:lang w:eastAsia="es-ES"/>
-          <w14:ligatures w14:val="none"/>
+          <ns2:ligatures ns2:val="none"/>
         </w:rPr>
         <w:t xml:space="preserve"/>
       </w:r>
@@ -1057,7 +1057,7 @@
           <w:color w:val="000000"/>
           <w:kern w:val="0"/>
           <w:lang w:eastAsia="es-ES"/>
-          <w14:ligatures w14:val="none"/>
+          <ns2:ligatures ns2:val="none"/>
         </w:rPr>
         <w:t xml:space="preserve"/>
       </w:r>
@@ -1067,7 +1067,7 @@
           <w:color w:val="000000"/>
           <w:kern w:val="0"/>
           <w:lang w:eastAsia="es-ES"/>
-          <w14:ligatures w14:val="none"/>
+          <ns2:ligatures ns2:val="none"/>
         </w:rPr>
         <w:t/>
       </w:r>
@@ -1077,7 +1077,7 @@
           <w:color w:val="000000"/>
           <w:kern w:val="0"/>
           <w:lang w:eastAsia="es-ES"/>
-          <w14:ligatures w14:val="none"/>
+          <ns2:ligatures ns2:val="none"/>
         </w:rPr>
         <w:t xml:space="preserve"/>
       </w:r>
@@ -1088,7 +1088,7 @@
           <w:color w:val="000000"/>
           <w:kern w:val="0"/>
           <w:lang w:eastAsia="es-ES"/>
-          <w14:ligatures w14:val="none"/>
+          <ns2:ligatures ns2:val="none"/>
         </w:rPr>
         <w:t/>
       </w:r>
@@ -1099,7 +1099,7 @@
           <w:color w:val="000000"/>
           <w:kern w:val="0"/>
           <w:lang w:eastAsia="es-ES"/>
-          <w14:ligatures w14:val="none"/>
+          <ns2:ligatures ns2:val="none"/>
         </w:rPr>
         <w:t xml:space="preserve"/>
       </w:r>
@@ -1109,7 +1109,7 @@
           <w:color w:val="000000"/>
           <w:kern w:val="0"/>
           <w:lang w:eastAsia="es-ES"/>
-          <w14:ligatures w14:val="none"/>
+          <ns2:ligatures ns2:val="none"/>
         </w:rPr>
         <w:t xml:space="preserve"/>
       </w:r>
@@ -1120,7 +1120,7 @@
           <w:color w:val="000000"/>
           <w:kern w:val="0"/>
           <w:lang w:eastAsia="es-ES"/>
-          <w14:ligatures w14:val="none"/>
+          <ns2:ligatures ns2:val="none"/>
         </w:rPr>
         <w:t/>
       </w:r>
@@ -1131,7 +1131,7 @@
           <w:color w:val="000000"/>
           <w:kern w:val="0"/>
           <w:lang w:eastAsia="es-ES"/>
-          <w14:ligatures w14:val="none"/>
+          <ns2:ligatures ns2:val="none"/>
         </w:rPr>
         <w:t/>
       </w:r>
@@ -1141,12 +1141,12 @@
           <w:color w:val="000000"/>
           <w:kern w:val="0"/>
           <w:lang w:eastAsia="es-ES"/>
-          <w14:ligatures w14:val="none"/>
+          <ns2:ligatures ns2:val="none"/>
         </w:rPr>
         <w:t xml:space="preserve"/>
       </w:r>
     </w:p>
-    <w:p>
+    <w:p ns2:paraId="7688B060" ns2:textId="77777777">
       <w:pPr>
         <w:pStyle w:val="Prrafodelista"/>
         <w:spacing w:after="0" w:line="240" w:lineRule="auto"/>
@@ -1157,11 +1157,11 @@
           <w:color w:val="000000"/>
           <w:kern w:val="0"/>
           <w:lang w:eastAsia="es-ES"/>
-          <w14:ligatures w14:val="none"/>
-        </w:rPr>
-      </w:pPr>
-    </w:p>
-    <w:p>
+          <ns2:ligatures ns2:val="none"/>
+        </w:rPr>
+      </w:pPr>
+    </w:p>
+    <w:p ns2:paraId="1893543E" ns2:textId="50A6ABC2">
       <w:pPr>
         <w:pStyle w:val="Prrafodelista"/>
         <w:numPr>
@@ -1179,16 +1179,16 @@
           <w:color w:val="000000"/>
           <w:kern w:val="0"/>
           <w:lang w:eastAsia="es-ES"/>
-          <w14:ligatures w14:val="none"/>
-        </w:rPr>
-      </w:pPr>
-      <w:r>
-        <w:rPr>
-          <w:rFonts w:ascii="Arial Narrow" w:eastAsia="Times New Roman" w:hAnsi="Arial Narrow" w:cs="Arial"/>
-          <w:color w:val="000000"/>
-          <w:kern w:val="0"/>
-          <w:lang w:eastAsia="es-ES"/>
-          <w14:ligatures w14:val="none"/>
+          <ns2:ligatures ns2:val="none"/>
+        </w:rPr>
+      </w:pPr>
+      <w:r>
+        <w:rPr>
+          <w:rFonts w:ascii="Arial Narrow" w:eastAsia="Times New Roman" w:hAnsi="Arial Narrow" w:cs="Arial"/>
+          <w:color w:val="000000"/>
+          <w:kern w:val="0"/>
+          <w:lang w:eastAsia="es-ES"/>
+          <ns2:ligatures ns2:val="none"/>
         </w:rPr>
         <w:t xml:space="preserve">El 27 de julio del 2024, el causante [APELLIDO] falleció en el Hospital Daniel Alcides Carrión, como consecuencia de oponer resistencia a un robo de sus pertenencias, y se emitió la partida de defunción correspondiente. </w:t>
       </w:r>
@@ -1198,7 +1198,7 @@
           <w:color w:val="000000"/>
           <w:kern w:val="0"/>
           <w:lang w:eastAsia="es-ES"/>
-          <w14:ligatures w14:val="none"/>
+          <ns2:ligatures ns2:val="none"/>
         </w:rPr>
         <w:t/>
       </w:r>
@@ -1208,7 +1208,7 @@
           <w:color w:val="000000"/>
           <w:kern w:val="0"/>
           <w:lang w:eastAsia="es-ES"/>
-          <w14:ligatures w14:val="none"/>
+          <ns2:ligatures ns2:val="none"/>
         </w:rPr>
         <w:t xml:space="preserve"/>
       </w:r>
@@ -1218,7 +1218,7 @@
           <w:color w:val="000000"/>
           <w:kern w:val="0"/>
           <w:lang w:eastAsia="es-ES"/>
-          <w14:ligatures w14:val="none"/>
+          <ns2:ligatures ns2:val="none"/>
         </w:rPr>
         <w:t/>
       </w:r>
@@ -1228,7 +1228,7 @@
           <w:color w:val="000000"/>
           <w:kern w:val="0"/>
           <w:lang w:eastAsia="es-ES"/>
-          <w14:ligatures w14:val="none"/>
+          <ns2:ligatures ns2:val="none"/>
         </w:rPr>
         <w:t xml:space="preserve"/>
       </w:r>
@@ -1238,7 +1238,7 @@
           <w:color w:val="000000"/>
           <w:kern w:val="0"/>
           <w:lang w:eastAsia="es-ES"/>
-          <w14:ligatures w14:val="none"/>
+          <ns2:ligatures ns2:val="none"/>
         </w:rPr>
         <w:t/>
       </w:r>
@@ -1248,7 +1248,7 @@
           <w:color w:val="000000"/>
           <w:kern w:val="0"/>
           <w:lang w:eastAsia="es-ES"/>
-          <w14:ligatures w14:val="none"/>
+          <ns2:ligatures ns2:val="none"/>
         </w:rPr>
         <w:t xml:space="preserve"/>
       </w:r>
@@ -1258,7 +1258,7 @@
           <w:color w:val="000000"/>
           <w:kern w:val="0"/>
           <w:lang w:eastAsia="es-ES"/>
-          <w14:ligatures w14:val="none"/>
+          <ns2:ligatures ns2:val="none"/>
         </w:rPr>
         <w:t/>
       </w:r>
@@ -1268,7 +1268,7 @@
           <w:color w:val="000000"/>
           <w:kern w:val="0"/>
           <w:lang w:eastAsia="es-ES"/>
-          <w14:ligatures w14:val="none"/>
+          <ns2:ligatures ns2:val="none"/>
         </w:rPr>
         <w:t xml:space="preserve"/>
       </w:r>
@@ -1278,7 +1278,7 @@
           <w:color w:val="000000"/>
           <w:kern w:val="0"/>
           <w:lang w:eastAsia="es-ES"/>
-          <w14:ligatures w14:val="none"/>
+          <ns2:ligatures ns2:val="none"/>
         </w:rPr>
         <w:t xml:space="preserve"/>
       </w:r>
@@ -1288,7 +1288,7 @@
           <w:color w:val="000000"/>
           <w:kern w:val="0"/>
           <w:lang w:eastAsia="es-ES"/>
-          <w14:ligatures w14:val="none"/>
+          <ns2:ligatures ns2:val="none"/>
         </w:rPr>
         <w:t xml:space="preserve"/>
       </w:r>
@@ -1298,7 +1298,7 @@
           <w:color w:val="000000"/>
           <w:kern w:val="0"/>
           <w:lang w:eastAsia="es-ES"/>
-          <w14:ligatures w14:val="none"/>
+          <ns2:ligatures ns2:val="none"/>
         </w:rPr>
         <w:t/>
       </w:r>
@@ -1308,12 +1308,12 @@
           <w:color w:val="000000"/>
           <w:kern w:val="0"/>
           <w:lang w:eastAsia="es-ES"/>
-          <w14:ligatures w14:val="none"/>
+          <ns2:ligatures ns2:val="none"/>
         </w:rPr>
         <w:t xml:space="preserve"/>
       </w:r>
     </w:p>
-    <w:p>
+    <w:p ns2:paraId="21079A31" ns2:textId="77777777">
       <w:pPr>
         <w:pStyle w:val="Prrafodelista"/>
         <w:spacing w:after="0" w:line="240" w:lineRule="auto"/>
@@ -1324,11 +1324,11 @@
           <w:color w:val="000000"/>
           <w:kern w:val="0"/>
           <w:lang w:eastAsia="es-ES"/>
-          <w14:ligatures w14:val="none"/>
-        </w:rPr>
-      </w:pPr>
-    </w:p>
-    <w:p>
+          <ns2:ligatures ns2:val="none"/>
+        </w:rPr>
+      </w:pPr>
+    </w:p>
+    <w:p ns2:paraId="3BB31D32" ns2:textId="166B0E7E">
       <w:pPr>
         <w:pStyle w:val="Prrafodelista"/>
         <w:numPr>
@@ -1346,16 +1346,16 @@
           <w:color w:val="000000"/>
           <w:kern w:val="0"/>
           <w:lang w:eastAsia="es-ES"/>
-          <w14:ligatures w14:val="none"/>
-        </w:rPr>
-      </w:pPr>
-      <w:r>
-        <w:rPr>
-          <w:rFonts w:ascii="Arial Narrow" w:eastAsia="Times New Roman" w:hAnsi="Arial Narrow" w:cs="Arial"/>
-          <w:color w:val="000000"/>
-          <w:kern w:val="0"/>
-          <w:lang w:eastAsia="es-ES"/>
-          <w14:ligatures w14:val="none"/>
+          <ns2:ligatures ns2:val="none"/>
+        </w:rPr>
+      </w:pPr>
+      <w:r>
+        <w:rPr>
+          <w:rFonts w:ascii="Arial Narrow" w:eastAsia="Times New Roman" w:hAnsi="Arial Narrow" w:cs="Arial"/>
+          <w:color w:val="000000"/>
+          <w:kern w:val="0"/>
+          <w:lang w:eastAsia="es-ES"/>
+          <ns2:ligatures ns2:val="none"/>
         </w:rPr>
         <w:t xml:space="preserve">El 25 de marzo del 2025, </w:t>
       </w:r>
@@ -1365,7 +1365,7 @@
           <w:color w:val="000000"/>
           <w:kern w:val="0"/>
           <w:lang w:eastAsia="es-ES"/>
-          <w14:ligatures w14:val="none"/>
+          <ns2:ligatures ns2:val="none"/>
         </w:rPr>
         <w:t>presentó su solicitud para</w:t>
       </w:r>
@@ -1375,7 +1375,7 @@
           <w:color w:val="000000"/>
           <w:kern w:val="0"/>
           <w:lang w:eastAsia="es-ES"/>
-          <w14:ligatures w14:val="none"/>
+          <ns2:ligatures ns2:val="none"/>
         </w:rPr>
         <w:t xml:space="preserve"> el pago de la indemnización por el </w:t>
       </w:r>
@@ -1385,7 +1385,7 @@
           <w:color w:val="000000"/>
           <w:kern w:val="0"/>
           <w:lang w:eastAsia="es-ES"/>
-          <w14:ligatures w14:val="none"/>
+          <ns2:ligatures ns2:val="none"/>
         </w:rPr>
         <w:t xml:space="preserve">Seguro </w:t>
       </w:r>
@@ -1395,7 +1395,7 @@
           <w:color w:val="000000"/>
           <w:kern w:val="0"/>
           <w:lang w:eastAsia="es-ES"/>
-          <w14:ligatures w14:val="none"/>
+          <ns2:ligatures ns2:val="none"/>
         </w:rPr>
         <w:t>d</w:t>
       </w:r>
@@ -1405,7 +1405,7 @@
           <w:color w:val="000000"/>
           <w:kern w:val="0"/>
           <w:lang w:eastAsia="es-ES"/>
-          <w14:ligatures w14:val="none"/>
+          <ns2:ligatures ns2:val="none"/>
         </w:rPr>
         <w:t>e Vida</w:t>
       </w:r>
@@ -1415,7 +1415,7 @@
           <w:color w:val="000000"/>
           <w:kern w:val="0"/>
           <w:lang w:eastAsia="es-ES"/>
-          <w14:ligatures w14:val="none"/>
+          <ns2:ligatures ns2:val="none"/>
         </w:rPr>
         <w:t xml:space="preserve"> ante la </w:t>
       </w:r>
@@ -1425,7 +1425,7 @@
           <w:color w:val="000000"/>
           <w:kern w:val="0"/>
           <w:lang w:eastAsia="es-ES"/>
-          <w14:ligatures w14:val="none"/>
+          <ns2:ligatures ns2:val="none"/>
         </w:rPr>
         <w:t xml:space="preserve">compañía </w:t>
       </w:r>
@@ -1435,7 +1435,7 @@
           <w:color w:val="000000"/>
           <w:kern w:val="0"/>
           <w:lang w:eastAsia="es-ES"/>
-          <w14:ligatures w14:val="none"/>
+          <ns2:ligatures ns2:val="none"/>
         </w:rPr>
         <w:t>aseguradora, remitiendo los documentos solicitados</w:t>
       </w:r>
@@ -1445,7 +1445,7 @@
           <w:color w:val="000000"/>
           <w:kern w:val="0"/>
           <w:lang w:eastAsia="es-ES"/>
-          <w14:ligatures w14:val="none"/>
+          <ns2:ligatures ns2:val="none"/>
         </w:rPr>
         <w:t xml:space="preserve">; </w:t>
       </w:r>
@@ -1455,7 +1455,7 @@
           <w:color w:val="000000"/>
           <w:kern w:val="0"/>
           <w:lang w:eastAsia="es-ES"/>
-          <w14:ligatures w14:val="none"/>
+          <ns2:ligatures ns2:val="none"/>
         </w:rPr>
         <w:t xml:space="preserve">posteriormente </w:t>
       </w:r>
@@ -1465,7 +1465,7 @@
           <w:color w:val="000000"/>
           <w:kern w:val="0"/>
           <w:lang w:eastAsia="es-ES"/>
-          <w14:ligatures w14:val="none"/>
+          <ns2:ligatures ns2:val="none"/>
         </w:rPr>
         <w:t xml:space="preserve">remitió </w:t>
       </w:r>
@@ -1475,7 +1475,7 @@
           <w:color w:val="000000"/>
           <w:kern w:val="0"/>
           <w:lang w:eastAsia="es-ES"/>
-          <w14:ligatures w14:val="none"/>
+          <ns2:ligatures ns2:val="none"/>
         </w:rPr>
         <w:t xml:space="preserve">otros documentos requeridos por </w:t>
       </w:r>
@@ -1485,7 +1485,7 @@
           <w:color w:val="000000"/>
           <w:kern w:val="0"/>
           <w:lang w:val="es-ES" w:eastAsia="es-ES"/>
-          <w14:ligatures w14:val="none"/>
+          <ns2:ligatures ns2:val="none"/>
         </w:rPr>
         <w:t>Mapfre</w:t>
       </w:r>
@@ -1495,7 +1495,7 @@
           <w:color w:val="000000"/>
           <w:kern w:val="0"/>
           <w:lang w:eastAsia="es-ES"/>
-          <w14:ligatures w14:val="none"/>
+          <ns2:ligatures ns2:val="none"/>
         </w:rPr>
         <w:t xml:space="preserve"> </w:t>
       </w:r>
@@ -1505,7 +1505,7 @@
           <w:color w:val="000000"/>
           <w:kern w:val="0"/>
           <w:lang w:eastAsia="es-ES"/>
-          <w14:ligatures w14:val="none"/>
+          <ns2:ligatures ns2:val="none"/>
         </w:rPr>
         <w:t>mediante correo electrónico</w:t>
       </w:r>
@@ -1515,7 +1515,7 @@
           <w:color w:val="000000"/>
           <w:kern w:val="0"/>
           <w:lang w:eastAsia="es-ES"/>
-          <w14:ligatures w14:val="none"/>
+          <ns2:ligatures ns2:val="none"/>
         </w:rPr>
         <w:t xml:space="preserve">, los cuales </w:t>
       </w:r>
@@ -1525,7 +1525,7 @@
           <w:color w:val="000000"/>
           <w:kern w:val="0"/>
           <w:lang w:eastAsia="es-ES"/>
-          <w14:ligatures w14:val="none"/>
+          <ns2:ligatures ns2:val="none"/>
         </w:rPr>
         <w:t xml:space="preserve">fueron enviados mediante carta con fecha de recepción por la </w:t>
       </w:r>
@@ -1535,7 +1535,7 @@
           <w:color w:val="000000"/>
           <w:kern w:val="0"/>
           <w:lang w:eastAsia="es-ES"/>
-          <w14:ligatures w14:val="none"/>
+          <ns2:ligatures ns2:val="none"/>
         </w:rPr>
         <w:t>compañía</w:t>
       </w:r>
@@ -1545,7 +1545,7 @@
           <w:color w:val="000000"/>
           <w:kern w:val="0"/>
           <w:lang w:eastAsia="es-ES"/>
-          <w14:ligatures w14:val="none"/>
+          <ns2:ligatures ns2:val="none"/>
         </w:rPr>
         <w:t xml:space="preserve"> aseguradora el 21 de abril del 2025.</w:t>
       </w:r>
@@ -1555,12 +1555,12 @@
           <w:color w:val="000000"/>
           <w:kern w:val="0"/>
           <w:lang w:eastAsia="es-ES"/>
-          <w14:ligatures w14:val="none"/>
+          <ns2:ligatures ns2:val="none"/>
         </w:rPr>
         <w:t xml:space="preserve"> </w:t>
       </w:r>
     </w:p>
-    <w:p>
+    <w:p ns2:paraId="04D48CFA" ns2:textId="77777777">
       <w:pPr>
         <w:pStyle w:val="Prrafodelista"/>
         <w:spacing w:line="240" w:lineRule="auto"/>
@@ -1569,11 +1569,11 @@
           <w:color w:val="000000"/>
           <w:kern w:val="0"/>
           <w:lang w:eastAsia="es-ES"/>
-          <w14:ligatures w14:val="none"/>
-        </w:rPr>
-      </w:pPr>
-    </w:p>
-    <w:p>
+          <ns2:ligatures ns2:val="none"/>
+        </w:rPr>
+      </w:pPr>
+    </w:p>
+    <w:p ns2:paraId="5AE7AC94" ns2:textId="111A58D0">
       <w:pPr>
         <w:pStyle w:val="Prrafodelista"/>
         <w:numPr>
@@ -1591,16 +1591,16 @@
           <w:color w:val="000000"/>
           <w:kern w:val="0"/>
           <w:lang w:eastAsia="es-ES"/>
-          <w14:ligatures w14:val="none"/>
-        </w:rPr>
-      </w:pPr>
-      <w:r>
-        <w:rPr>
-          <w:rFonts w:ascii="Arial Narrow" w:eastAsia="Times New Roman" w:hAnsi="Arial Narrow" w:cs="Arial"/>
-          <w:color w:val="000000"/>
-          <w:kern w:val="0"/>
-          <w:lang w:eastAsia="es-ES"/>
-          <w14:ligatures w14:val="none"/>
+          <ns2:ligatures ns2:val="none"/>
+        </w:rPr>
+      </w:pPr>
+      <w:r>
+        <w:rPr>
+          <w:rFonts w:ascii="Arial Narrow" w:eastAsia="Times New Roman" w:hAnsi="Arial Narrow" w:cs="Arial"/>
+          <w:color w:val="000000"/>
+          <w:kern w:val="0"/>
+          <w:lang w:eastAsia="es-ES"/>
+          <ns2:ligatures ns2:val="none"/>
         </w:rPr>
         <w:t xml:space="preserve">El 16 de abril del 2025, Framsa expidió una constancia en la que acreditó que el causante [APELLIDO] figuraba en sus planillas hasta el 1 de junio del 2024, pero continuó prestando servicios para la empresa bajo otra modalidad. </w:t>
       </w:r>
@@ -1611,7 +1611,7 @@
           <w:color w:val="000000"/>
           <w:kern w:val="0"/>
           <w:lang w:eastAsia="es-ES"/>
-          <w14:ligatures w14:val="none"/>
+          <ns2:ligatures ns2:val="none"/>
         </w:rPr>
         <w:t/>
       </w:r>
@@ -1622,7 +1622,7 @@
           <w:color w:val="000000"/>
           <w:kern w:val="0"/>
           <w:lang w:eastAsia="es-ES"/>
-          <w14:ligatures w14:val="none"/>
+          <ns2:ligatures ns2:val="none"/>
         </w:rPr>
         <w:t xml:space="preserve"/>
       </w:r>
@@ -1632,7 +1632,7 @@
           <w:color w:val="000000"/>
           <w:kern w:val="0"/>
           <w:lang w:eastAsia="es-ES"/>
-          <w14:ligatures w14:val="none"/>
+          <ns2:ligatures ns2:val="none"/>
         </w:rPr>
         <w:t xml:space="preserve"/>
       </w:r>
@@ -1642,7 +1642,7 @@
           <w:color w:val="000000"/>
           <w:kern w:val="0"/>
           <w:lang w:eastAsia="es-ES"/>
-          <w14:ligatures w14:val="none"/>
+          <ns2:ligatures ns2:val="none"/>
         </w:rPr>
         <w:t/>
       </w:r>
@@ -1652,7 +1652,7 @@
           <w:color w:val="000000"/>
           <w:kern w:val="0"/>
           <w:lang w:eastAsia="es-ES"/>
-          <w14:ligatures w14:val="none"/>
+          <ns2:ligatures ns2:val="none"/>
         </w:rPr>
         <w:t xml:space="preserve"/>
       </w:r>
@@ -1662,7 +1662,7 @@
           <w:color w:val="000000"/>
           <w:kern w:val="0"/>
           <w:lang w:eastAsia="es-ES"/>
-          <w14:ligatures w14:val="none"/>
+          <ns2:ligatures ns2:val="none"/>
         </w:rPr>
         <w:t/>
       </w:r>
@@ -1672,7 +1672,7 @@
           <w:color w:val="000000"/>
           <w:kern w:val="0"/>
           <w:lang w:eastAsia="es-ES"/>
-          <w14:ligatures w14:val="none"/>
+          <ns2:ligatures ns2:val="none"/>
         </w:rPr>
         <w:t/>
       </w:r>
@@ -1682,12 +1682,12 @@
           <w:color w:val="000000"/>
           <w:kern w:val="0"/>
           <w:lang w:eastAsia="es-ES"/>
-          <w14:ligatures w14:val="none"/>
+          <ns2:ligatures ns2:val="none"/>
         </w:rPr>
         <w:t xml:space="preserve"/>
       </w:r>
     </w:p>
-    <w:p>
+    <w:p ns2:paraId="6173E75F" ns2:textId="77777777">
       <w:pPr>
         <w:pStyle w:val="Prrafodelista"/>
         <w:spacing w:after="0" w:line="240" w:lineRule="auto"/>
@@ -1698,11 +1698,11 @@
           <w:color w:val="000000"/>
           <w:kern w:val="0"/>
           <w:lang w:eastAsia="es-ES"/>
-          <w14:ligatures w14:val="none"/>
-        </w:rPr>
-      </w:pPr>
-    </w:p>
-    <w:p>
+          <ns2:ligatures ns2:val="none"/>
+        </w:rPr>
+      </w:pPr>
+    </w:p>
+    <w:p ns2:paraId="5D6309DA" ns2:textId="1D550FE0">
       <w:pPr>
         <w:pStyle w:val="Prrafodelista"/>
         <w:numPr>
@@ -1720,16 +1720,16 @@
           <w:color w:val="000000"/>
           <w:kern w:val="0"/>
           <w:lang w:eastAsia="es-ES"/>
-          <w14:ligatures w14:val="none"/>
-        </w:rPr>
-      </w:pPr>
-      <w:r>
-        <w:rPr>
-          <w:rFonts w:ascii="Arial Narrow" w:eastAsia="Times New Roman" w:hAnsi="Arial Narrow" w:cs="Arial"/>
-          <w:color w:val="000000"/>
-          <w:kern w:val="0"/>
-          <w:lang w:eastAsia="es-ES"/>
-          <w14:ligatures w14:val="none"/>
+          <ns2:ligatures ns2:val="none"/>
+        </w:rPr>
+      </w:pPr>
+      <w:r>
+        <w:rPr>
+          <w:rFonts w:ascii="Arial Narrow" w:eastAsia="Times New Roman" w:hAnsi="Arial Narrow" w:cs="Arial"/>
+          <w:color w:val="000000"/>
+          <w:kern w:val="0"/>
+          <w:lang w:eastAsia="es-ES"/>
+          <ns2:ligatures ns2:val="none"/>
         </w:rPr>
         <w:t xml:space="preserve">El 26 de mayo del 2025, Mapfre había rechazado su solicitud de indemnización, señalando que el trámite administrativo quedaba cerrado invocando el artículo 6 de las condiciones generales del contrato, debido a que el causante [APELLIDO] ya no mantenía relación laboral con Framsa, al haber finalizado dicha relación el 1 de junio del 2024; lo que era un error, ya que continuó laborando bajo otra modalidad para la misma empresa.</w:t>
       </w:r>
@@ -1739,7 +1739,7 @@
           <w:color w:val="000000"/>
           <w:kern w:val="0"/>
           <w:lang w:val="es-ES" w:eastAsia="es-ES"/>
-          <w14:ligatures w14:val="none"/>
+          <ns2:ligatures ns2:val="none"/>
         </w:rPr>
         <w:t/>
       </w:r>
@@ -1749,7 +1749,7 @@
           <w:color w:val="000000"/>
           <w:kern w:val="0"/>
           <w:lang w:eastAsia="es-ES"/>
-          <w14:ligatures w14:val="none"/>
+          <ns2:ligatures ns2:val="none"/>
         </w:rPr>
         <w:t xml:space="preserve"/>
       </w:r>
@@ -1759,7 +1759,7 @@
           <w:color w:val="000000"/>
           <w:kern w:val="0"/>
           <w:lang w:eastAsia="es-ES"/>
-          <w14:ligatures w14:val="none"/>
+          <ns2:ligatures ns2:val="none"/>
         </w:rPr>
         <w:t xml:space="preserve"/>
       </w:r>
@@ -1769,7 +1769,7 @@
           <w:color w:val="000000"/>
           <w:kern w:val="0"/>
           <w:lang w:eastAsia="es-ES"/>
-          <w14:ligatures w14:val="none"/>
+          <ns2:ligatures ns2:val="none"/>
         </w:rPr>
         <w:t/>
       </w:r>
@@ -1779,7 +1779,7 @@
           <w:color w:val="000000"/>
           <w:kern w:val="0"/>
           <w:lang w:eastAsia="es-ES"/>
-          <w14:ligatures w14:val="none"/>
+          <ns2:ligatures ns2:val="none"/>
         </w:rPr>
         <w:t xml:space="preserve"/>
       </w:r>
@@ -1789,7 +1789,7 @@
           <w:color w:val="000000"/>
           <w:kern w:val="0"/>
           <w:lang w:eastAsia="es-ES"/>
-          <w14:ligatures w14:val="none"/>
+          <ns2:ligatures ns2:val="none"/>
         </w:rPr>
         <w:t xml:space="preserve"/>
       </w:r>
@@ -1799,7 +1799,7 @@
           <w:color w:val="000000"/>
           <w:kern w:val="0"/>
           <w:lang w:eastAsia="es-ES"/>
-          <w14:ligatures w14:val="none"/>
+          <ns2:ligatures ns2:val="none"/>
         </w:rPr>
         <w:t xml:space="preserve"/>
       </w:r>
@@ -1809,7 +1809,7 @@
           <w:color w:val="000000"/>
           <w:kern w:val="0"/>
           <w:lang w:eastAsia="es-ES"/>
-          <w14:ligatures w14:val="none"/>
+          <ns2:ligatures ns2:val="none"/>
         </w:rPr>
         <w:t/>
       </w:r>
@@ -1819,7 +1819,7 @@
           <w:color w:val="000000"/>
           <w:kern w:val="0"/>
           <w:lang w:eastAsia="es-ES"/>
-          <w14:ligatures w14:val="none"/>
+          <ns2:ligatures ns2:val="none"/>
         </w:rPr>
         <w:t/>
       </w:r>
@@ -1829,7 +1829,7 @@
           <w:color w:val="000000"/>
           <w:kern w:val="0"/>
           <w:lang w:eastAsia="es-ES"/>
-          <w14:ligatures w14:val="none"/>
+          <ns2:ligatures ns2:val="none"/>
         </w:rPr>
         <w:t xml:space="preserve"/>
       </w:r>
@@ -1839,7 +1839,7 @@
           <w:color w:val="000000"/>
           <w:kern w:val="0"/>
           <w:lang w:eastAsia="es-ES"/>
-          <w14:ligatures w14:val="none"/>
+          <ns2:ligatures ns2:val="none"/>
         </w:rPr>
         <w:t xml:space="preserve"/>
       </w:r>
@@ -1849,7 +1849,7 @@
           <w:color w:val="000000"/>
           <w:kern w:val="0"/>
           <w:lang w:eastAsia="es-ES"/>
-          <w14:ligatures w14:val="none"/>
+          <ns2:ligatures ns2:val="none"/>
         </w:rPr>
         <w:t xml:space="preserve"/>
       </w:r>
@@ -1859,7 +1859,7 @@
           <w:color w:val="000000"/>
           <w:kern w:val="0"/>
           <w:lang w:eastAsia="es-ES"/>
-          <w14:ligatures w14:val="none"/>
+          <ns2:ligatures ns2:val="none"/>
         </w:rPr>
         <w:t xml:space="preserve"/>
       </w:r>
@@ -1869,7 +1869,7 @@
           <w:color w:val="000000"/>
           <w:kern w:val="0"/>
           <w:lang w:eastAsia="es-ES"/>
-          <w14:ligatures w14:val="none"/>
+          <ns2:ligatures ns2:val="none"/>
         </w:rPr>
         <w:t xml:space="preserve"/>
       </w:r>
@@ -1879,7 +1879,7 @@
           <w:color w:val="000000"/>
           <w:kern w:val="0"/>
           <w:lang w:eastAsia="es-ES"/>
-          <w14:ligatures w14:val="none"/>
+          <ns2:ligatures ns2:val="none"/>
         </w:rPr>
         <w:t/>
       </w:r>
@@ -1889,7 +1889,7 @@
           <w:color w:val="000000"/>
           <w:kern w:val="0"/>
           <w:lang w:eastAsia="es-ES"/>
-          <w14:ligatures w14:val="none"/>
+          <ns2:ligatures ns2:val="none"/>
         </w:rPr>
         <w:t xml:space="preserve"/>
       </w:r>
@@ -1900,7 +1900,7 @@
           <w:color w:val="000000"/>
           <w:kern w:val="0"/>
           <w:lang w:eastAsia="es-ES"/>
-          <w14:ligatures w14:val="none"/>
+          <ns2:ligatures ns2:val="none"/>
         </w:rPr>
         <w:t/>
       </w:r>
@@ -1911,7 +1911,7 @@
           <w:color w:val="000000"/>
           <w:kern w:val="0"/>
           <w:lang w:eastAsia="es-ES"/>
-          <w14:ligatures w14:val="none"/>
+          <ns2:ligatures ns2:val="none"/>
         </w:rPr>
         <w:t/>
       </w:r>
@@ -1921,7 +1921,7 @@
           <w:color w:val="000000"/>
           <w:kern w:val="0"/>
           <w:lang w:eastAsia="es-ES"/>
-          <w14:ligatures w14:val="none"/>
+          <ns2:ligatures ns2:val="none"/>
         </w:rPr>
         <w:t/>
       </w:r>
@@ -1931,12 +1931,12 @@
           <w:color w:val="000000"/>
           <w:kern w:val="0"/>
           <w:lang w:eastAsia="es-ES"/>
-          <w14:ligatures w14:val="none"/>
+          <ns2:ligatures ns2:val="none"/>
         </w:rPr>
         <w:t xml:space="preserve"/>
       </w:r>
     </w:p>
-    <w:p>
+    <w:p ns2:paraId="33E14FF7" ns2:textId="77777777">
       <w:pPr>
         <w:tabs>
           <w:tab w:val="left" w:pos="1134"/>
@@ -1948,11 +1948,11 @@
           <w:color w:val="000000"/>
           <w:kern w:val="0"/>
           <w:lang w:eastAsia="es-ES"/>
-          <w14:ligatures w14:val="none"/>
-        </w:rPr>
-      </w:pPr>
-    </w:p>
-    <w:p>
+          <ns2:ligatures ns2:val="none"/>
+        </w:rPr>
+      </w:pPr>
+    </w:p>
+    <w:p ns2:paraId="65C58807" ns2:textId="764F53D6">
       <w:pPr>
         <w:numPr>
           <w:ilvl w:val="1"/>
@@ -1970,7 +1970,7 @@
           <w:color w:val="000000"/>
           <w:kern w:val="0"/>
           <w:lang w:val="es-ES" w:eastAsia="es-ES"/>
-          <w14:ligatures w14:val="none"/>
+          <ns2:ligatures ns2:val="none"/>
         </w:rPr>
       </w:pPr>
       <w:r>
@@ -1979,7 +1979,7 @@
           <w:color w:val="000000"/>
           <w:kern w:val="0"/>
           <w:lang w:val="es-ES" w:eastAsia="es-ES"/>
-          <w14:ligatures w14:val="none"/>
+          <ns2:ligatures ns2:val="none"/>
         </w:rPr>
         <w:t xml:space="preserve">La [APELLIDO] solicitó, en calidad de medida correctiva, que Mapfre cumpla con otorgar el pago de la indemnización del Seguro de Vida.</w:t>
       </w:r>
@@ -1987,7 +1987,7 @@
         <w:rPr>
           <w:rFonts w:ascii="Arial Narrow" w:eastAsia="Calibri" w:hAnsi="Arial Narrow" w:cs="Arial"/>
           <w:kern w:val="0"/>
-          <w14:ligatures w14:val="none"/>
+          <ns2:ligatures ns2:val="none"/>
         </w:rPr>
         <w:t xml:space="preserve"/>
       </w:r>
@@ -1997,7 +1997,7 @@
           <w:color w:val="000000"/>
           <w:kern w:val="0"/>
           <w:lang w:val="es-ES" w:eastAsia="es-ES"/>
-          <w14:ligatures w14:val="none"/>
+          <ns2:ligatures ns2:val="none"/>
         </w:rPr>
         <w:t xml:space="preserve"/>
       </w:r>
@@ -2007,7 +2007,7 @@
           <w:color w:val="000000"/>
           <w:kern w:val="0"/>
           <w:lang w:val="es-ES" w:eastAsia="es-ES"/>
-          <w14:ligatures w14:val="none"/>
+          <ns2:ligatures ns2:val="none"/>
         </w:rPr>
         <w:t xml:space="preserve"/>
       </w:r>
@@ -2017,7 +2017,7 @@
           <w:color w:val="000000"/>
           <w:kern w:val="0"/>
           <w:lang w:val="es-ES" w:eastAsia="es-ES"/>
-          <w14:ligatures w14:val="none"/>
+          <ns2:ligatures ns2:val="none"/>
         </w:rPr>
         <w:t xml:space="preserve"/>
       </w:r>
@@ -2027,7 +2027,7 @@
           <w:color w:val="000000"/>
           <w:kern w:val="0"/>
           <w:lang w:val="es-ES" w:eastAsia="es-ES"/>
-          <w14:ligatures w14:val="none"/>
+          <ns2:ligatures ns2:val="none"/>
         </w:rPr>
         <w:t xml:space="preserve"/>
       </w:r>
@@ -2037,7 +2037,7 @@
           <w:color w:val="000000"/>
           <w:kern w:val="0"/>
           <w:lang w:val="es-ES" w:eastAsia="es-ES"/>
-          <w14:ligatures w14:val="none"/>
+          <ns2:ligatures ns2:val="none"/>
         </w:rPr>
         <w:t/>
       </w:r>
@@ -2047,7 +2047,7 @@
           <w:color w:val="000000"/>
           <w:kern w:val="0"/>
           <w:lang w:val="es-ES" w:eastAsia="es-ES"/>
-          <w14:ligatures w14:val="none"/>
+          <ns2:ligatures ns2:val="none"/>
         </w:rPr>
         <w:t/>
       </w:r>
@@ -2057,12 +2057,12 @@
           <w:color w:val="000000"/>
           <w:kern w:val="0"/>
           <w:lang w:val="es-ES" w:eastAsia="es-ES"/>
-          <w14:ligatures w14:val="none"/>
+          <ns2:ligatures ns2:val="none"/>
         </w:rPr>
         <w:t/>
       </w:r>
     </w:p>
-    <w:p>
+    <w:p ns2:paraId="66005174" ns2:textId="77777777">
       <w:pPr>
         <w:spacing w:after="0" w:line="240" w:lineRule="auto"/>
         <w:contextualSpacing/>
@@ -2073,11 +2073,11 @@
           <w:color w:val="000000"/>
           <w:kern w:val="0"/>
           <w:lang w:eastAsia="es-PE"/>
-          <w14:ligatures w14:val="none"/>
-        </w:rPr>
-      </w:pPr>
-    </w:p>
-    <w:p>
+          <ns2:ligatures ns2:val="none"/>
+        </w:rPr>
+      </w:pPr>
+    </w:p>
+    <w:p ns2:paraId="3541B1F9" ns2:textId="77777777">
       <w:pPr>
         <w:pStyle w:val="Prrafodelista"/>
         <w:numPr>
@@ -2097,22 +2097,22 @@
           <w:color w:val="000000"/>
           <w:kern w:val="0"/>
           <w:lang w:eastAsia="es-PE"/>
-          <w14:ligatures w14:val="none"/>
-        </w:rPr>
-      </w:pPr>
-      <w:r>
-        <w:rPr>
-          <w:rFonts w:ascii="Arial Narrow" w:eastAsia="Arial Narrow" w:hAnsi="Arial Narrow" w:cs="Arial Narrow"/>
-          <w:b/>
-          <w:color w:val="000000"/>
-          <w:kern w:val="0"/>
-          <w:lang w:eastAsia="es-PE"/>
-          <w14:ligatures w14:val="none"/>
+          <ns2:ligatures ns2:val="none"/>
+        </w:rPr>
+      </w:pPr>
+      <w:r>
+        <w:rPr>
+          <w:rFonts w:ascii="Arial Narrow" w:eastAsia="Arial Narrow" w:hAnsi="Arial Narrow" w:cs="Arial Narrow"/>
+          <w:b/>
+          <w:color w:val="000000"/>
+          <w:kern w:val="0"/>
+          <w:lang w:eastAsia="es-PE"/>
+          <ns2:ligatures ns2:val="none"/>
         </w:rPr>
         <w:t>DE LA ADMISIÓN A TRÁMITE DE LA DENUNCIA</w:t>
       </w:r>
     </w:p>
-    <w:p>
+    <w:p ns2:paraId="34556756" ns2:textId="77777777">
       <w:pPr>
         <w:spacing w:after="0" w:line="240" w:lineRule="auto"/>
         <w:ind w:left="567"/>
@@ -2124,11 +2124,11 @@
           <w:color w:val="000000"/>
           <w:kern w:val="0"/>
           <w:lang w:eastAsia="es-PE"/>
-          <w14:ligatures w14:val="none"/>
-        </w:rPr>
-      </w:pPr>
-    </w:p>
-    <w:p>
+          <ns2:ligatures ns2:val="none"/>
+        </w:rPr>
+      </w:pPr>
+    </w:p>
+    <w:p ns2:paraId="73AC2300" ns2:textId="4D41A3AA">
       <w:pPr>
         <w:pStyle w:val="Prrafodelista"/>
         <w:numPr>
@@ -2141,7 +2141,7 @@
         <w:rPr>
           <w:rFonts w:ascii="Arial Narrow" w:eastAsia="Arial Narrow" w:hAnsi="Arial Narrow" w:cs="Arial Narrow"/>
           <w:kern w:val="0"/>
-          <w14:ligatures w14:val="none"/>
+          <ns2:ligatures ns2:val="none"/>
         </w:rPr>
       </w:pPr>
       <w:bookmarkStart w:id="1" w:name="_Hlk140755208"/>
@@ -2153,7 +2153,7 @@
           <w:color w:val="000000"/>
           <w:kern w:val="0"/>
           <w:lang w:eastAsia="es-PE"/>
-          <w14:ligatures w14:val="none"/>
+          <ns2:ligatures ns2:val="none"/>
         </w:rPr>
         <w:lastRenderedPageBreak/>
         <w:t xml:space="preserve">La Secretaría </w:t>
@@ -2165,7 +2165,7 @@
         <w:rPr>
           <w:rFonts w:ascii="Arial Narrow" w:eastAsia="Arial Narrow" w:hAnsi="Arial Narrow" w:cs="Arial Narrow"/>
           <w:kern w:val="0"/>
-          <w14:ligatures w14:val="none"/>
+          <ns2:ligatures ns2:val="none"/>
         </w:rPr>
         <w:t xml:space="preserve">Técnica, en ejercicio de sus facultades, </w:t>
       </w:r>
@@ -2175,7 +2175,7 @@
           <w:color w:val="000000"/>
           <w:kern w:val="0"/>
           <w:lang w:eastAsia="es-PE"/>
-          <w14:ligatures w14:val="none"/>
+          <ns2:ligatures ns2:val="none"/>
         </w:rPr>
         <w:t xml:space="preserve">considera </w:t>
       </w:r>
@@ -2183,7 +2183,7 @@
         <w:rPr>
           <w:rFonts w:ascii="Arial Narrow" w:eastAsia="Arial Narrow" w:hAnsi="Arial Narrow" w:cs="Arial Narrow"/>
           <w:kern w:val="0"/>
-          <w14:ligatures w14:val="none"/>
+          <ns2:ligatures ns2:val="none"/>
         </w:rPr>
         <w:t xml:space="preserve">que el hecho denunciado, consistente en que </w:t>
       </w:r>
@@ -2191,7 +2191,7 @@
         <w:rPr>
           <w:rFonts w:ascii="Arial Narrow" w:eastAsia="Arial Narrow" w:hAnsi="Arial Narrow" w:cs="Arial Narrow"/>
           <w:kern w:val="0"/>
-          <w14:ligatures w14:val="none"/>
+          <ns2:ligatures ns2:val="none"/>
         </w:rPr>
         <w:t xml:space="preserve">la compañía aseguradora se habría negado injustificadamente a otorgar a la denunciante la cobertura del Seguro de Vida - de la Póliza </w:t>
       </w:r>
@@ -2200,7 +2200,7 @@
         <w:rPr>
           <w:rFonts w:ascii="Arial Narrow" w:eastAsia="Arial Narrow" w:hAnsi="Arial Narrow" w:cs="Arial Narrow"/>
           <w:kern w:val="0"/>
-          <w14:ligatures w14:val="none"/>
+          <ns2:ligatures ns2:val="none"/>
         </w:rPr>
         <w:t/>
       </w:r>
@@ -2209,7 +2209,7 @@
         <w:rPr>
           <w:rFonts w:ascii="Arial Narrow" w:eastAsia="Arial Narrow" w:hAnsi="Arial Narrow" w:cs="Arial Narrow"/>
           <w:kern w:val="0"/>
-          <w14:ligatures w14:val="none"/>
+          <ns2:ligatures ns2:val="none"/>
         </w:rPr>
         <w:t xml:space="preserve"> 610221016376 por el fallecimiento de su hijo el 27 de julio del 2024</w:t>
       </w:r>
@@ -2217,7 +2217,7 @@
         <w:rPr>
           <w:rFonts w:ascii="Arial Narrow" w:eastAsia="Arial Narrow" w:hAnsi="Arial Narrow" w:cs="Arial Narrow"/>
           <w:kern w:val="0"/>
-          <w14:ligatures w14:val="none"/>
+          <ns2:ligatures ns2:val="none"/>
         </w:rPr>
         <w:t>; involucraría una presunta afectación a sus expectativas, quien no habría encontrado una correspondencia entre lo que esperaba recibir de parte del proveedor y lo que realmente recibió. Por consiguiente, corresponde calificar el hecho materia de denuncia como una presunta infracción al deber de idoneidad, tipificado en los artículos 18</w:t>
       </w:r>
@@ -2227,7 +2227,7 @@
           <w:color w:val="000000"/>
           <w:kern w:val="0"/>
           <w:lang w:eastAsia="es-PE"/>
-          <w14:ligatures w14:val="none"/>
+          <ns2:ligatures ns2:val="none"/>
         </w:rPr>
         <w:t/>
       </w:r>
@@ -2235,7 +2235,7 @@
         <w:rPr>
           <w:rFonts w:ascii="Arial Narrow" w:eastAsia="Arial Narrow" w:hAnsi="Arial Narrow" w:cs="Arial Narrow"/>
           <w:kern w:val="0"/>
-          <w14:ligatures w14:val="none"/>
+          <ns2:ligatures ns2:val="none"/>
         </w:rPr>
         <w:t xml:space="preserve"> y 19</w:t>
       </w:r>
@@ -2245,7 +2245,7 @@
           <w:color w:val="000000"/>
           <w:kern w:val="0"/>
           <w:lang w:eastAsia="es-PE"/>
-          <w14:ligatures w14:val="none"/>
+          <ns2:ligatures ns2:val="none"/>
         </w:rPr>
         <w:t/>
       </w:r>
@@ -2253,7 +2253,7 @@
         <w:rPr>
           <w:rFonts w:ascii="Arial Narrow" w:eastAsia="Arial Narrow" w:hAnsi="Arial Narrow" w:cs="Arial Narrow"/>
           <w:kern w:val="0"/>
-          <w14:ligatures w14:val="none"/>
+          <ns2:ligatures ns2:val="none"/>
         </w:rPr>
         <w:t xml:space="preserve"> del Código</w:t>
       </w:r>
@@ -2269,12 +2269,12 @@
         <w:rPr>
           <w:rFonts w:ascii="Arial Narrow" w:eastAsia="Arial Narrow" w:hAnsi="Arial Narrow" w:cs="Arial Narrow"/>
           <w:kern w:val="0"/>
-          <w14:ligatures w14:val="none"/>
+          <ns2:ligatures ns2:val="none"/>
         </w:rPr>
         <w:t>.</w:t>
       </w:r>
     </w:p>
-    <w:p>
+    <w:p ns2:paraId="432038D6" ns2:textId="0A9F6D75">
       <w:pPr>
         <w:pStyle w:val="Prrafodelista"/>
         <w:spacing w:after="0" w:line="240" w:lineRule="auto"/>
@@ -2284,11 +2284,11 @@
           <w:rFonts w:ascii="Arial Narrow" w:eastAsia="Calibri" w:hAnsi="Arial Narrow" w:cs="Arial Narrow"/>
           <w:kern w:val="0"/>
           <w:lang w:eastAsia="es-PE"/>
-          <w14:ligatures w14:val="none"/>
-        </w:rPr>
-      </w:pPr>
-    </w:p>
-    <w:p>
+          <ns2:ligatures ns2:val="none"/>
+        </w:rPr>
+      </w:pPr>
+    </w:p>
+    <w:p ns2:paraId="463134E5" ns2:textId="77777777">
       <w:pPr>
         <w:pStyle w:val="Prrafodelista"/>
         <w:numPr>
@@ -2302,7 +2302,7 @@
           <w:rFonts w:ascii="Arial Narrow" w:eastAsia="Calibri" w:hAnsi="Arial Narrow" w:cs="Arial Narrow"/>
           <w:kern w:val="0"/>
           <w:lang w:eastAsia="es-PE"/>
-          <w14:ligatures w14:val="none"/>
+          <ns2:ligatures ns2:val="none"/>
         </w:rPr>
       </w:pPr>
       <w:r>
@@ -2311,7 +2311,7 @@
           <w:color w:val="000000"/>
           <w:kern w:val="0"/>
           <w:lang w:eastAsia="es-PE"/>
-          <w14:ligatures w14:val="none"/>
+          <ns2:ligatures ns2:val="none"/>
         </w:rPr>
         <w:t>En tanto la denuncia reúne los requisitos establecidos por la norma citada, corresponde admitirla a trámite</w:t>
       </w:r>
@@ -2321,7 +2321,7 @@
           <w:rFonts w:ascii="Arial Narrow" w:eastAsia="Arial Narrow" w:hAnsi="Arial Narrow" w:cs="Arial Narrow"/>
           <w:kern w:val="0"/>
           <w:vertAlign w:val="superscript"/>
-          <w14:ligatures w14:val="none"/>
+          <ns2:ligatures ns2:val="none"/>
         </w:rPr>
         <w:footnoteReference w:id="4"/>
       </w:r>
@@ -2331,12 +2331,12 @@
           <w:color w:val="000000"/>
           <w:kern w:val="0"/>
           <w:lang w:eastAsia="es-PE"/>
-          <w14:ligatures w14:val="none"/>
+          <ns2:ligatures ns2:val="none"/>
         </w:rPr>
         <w:t>.</w:t>
       </w:r>
     </w:p>
-    <w:p>
+    <w:p ns2:paraId="68C71625" ns2:textId="77777777">
       <w:pPr>
         <w:spacing w:after="0" w:line="240" w:lineRule="auto"/>
         <w:ind w:left="567"/>
@@ -2347,11 +2347,11 @@
           <w:color w:val="000000"/>
           <w:kern w:val="0"/>
           <w:lang w:eastAsia="es-PE"/>
-          <w14:ligatures w14:val="none"/>
-        </w:rPr>
-      </w:pPr>
-    </w:p>
-    <w:p>
+          <ns2:ligatures ns2:val="none"/>
+        </w:rPr>
+      </w:pPr>
+    </w:p>
+    <w:p ns2:paraId="38A98B4B" ns2:textId="77777777">
       <w:pPr>
         <w:pStyle w:val="Prrafodelista"/>
         <w:numPr>
@@ -2371,17 +2371,17 @@
           <w:color w:val="000000"/>
           <w:kern w:val="0"/>
           <w:lang w:eastAsia="es-PE"/>
-          <w14:ligatures w14:val="none"/>
-        </w:rPr>
-      </w:pPr>
-      <w:r>
-        <w:rPr>
-          <w:rFonts w:ascii="Arial Narrow" w:eastAsia="Arial Narrow" w:hAnsi="Arial Narrow" w:cs="Arial Narrow"/>
-          <w:b/>
-          <w:color w:val="000000"/>
-          <w:kern w:val="0"/>
-          <w:lang w:eastAsia="es-PE"/>
-          <w14:ligatures w14:val="none"/>
+          <ns2:ligatures ns2:val="none"/>
+        </w:rPr>
+      </w:pPr>
+      <w:r>
+        <w:rPr>
+          <w:rFonts w:ascii="Arial Narrow" w:eastAsia="Arial Narrow" w:hAnsi="Arial Narrow" w:cs="Arial Narrow"/>
+          <w:b/>
+          <w:color w:val="000000"/>
+          <w:kern w:val="0"/>
+          <w:lang w:eastAsia="es-PE"/>
+          <ns2:ligatures ns2:val="none"/>
         </w:rPr>
         <w:t>REQUERIMIENTO DE INFORMACI</w:t>
       </w:r>
@@ -2392,7 +2392,7 @@
           <w:color w:val="000000"/>
           <w:kern w:val="0"/>
           <w:lang w:eastAsia="es-PE"/>
-          <w14:ligatures w14:val="none"/>
+          <ns2:ligatures ns2:val="none"/>
         </w:rPr>
         <w:t>Ó</w:t>
       </w:r>
@@ -2403,12 +2403,12 @@
           <w:color w:val="000000"/>
           <w:kern w:val="0"/>
           <w:lang w:eastAsia="es-PE"/>
-          <w14:ligatures w14:val="none"/>
+          <ns2:ligatures ns2:val="none"/>
         </w:rPr>
         <w:t>N</w:t>
       </w:r>
     </w:p>
-    <w:p>
+    <w:p ns2:paraId="5B518DC4" ns2:textId="77777777">
       <w:pPr>
         <w:spacing w:after="0" w:line="240" w:lineRule="auto"/>
         <w:jc w:val="both"/>
@@ -2417,11 +2417,11 @@
           <w:color w:val="000000"/>
           <w:kern w:val="0"/>
           <w:lang w:val="es-ES" w:eastAsia="es-ES"/>
-          <w14:ligatures w14:val="none"/>
-        </w:rPr>
-      </w:pPr>
-    </w:p>
-    <w:p>
+          <ns2:ligatures ns2:val="none"/>
+        </w:rPr>
+      </w:pPr>
+    </w:p>
+    <w:p ns2:paraId="62B88A04" ns2:textId="5C2788DB">
       <w:pPr>
         <w:pStyle w:val="Prrafodelista"/>
         <w:numPr>
@@ -2436,7 +2436,7 @@
           <w:color w:val="000000"/>
           <w:kern w:val="0"/>
           <w:lang w:val="es-ES" w:eastAsia="es-ES"/>
-          <w14:ligatures w14:val="none"/>
+          <ns2:ligatures ns2:val="none"/>
         </w:rPr>
       </w:pPr>
       <w:r>
@@ -2445,7 +2445,7 @@
           <w:color w:val="000000"/>
           <w:kern w:val="0"/>
           <w:lang w:val="es-ES" w:eastAsia="es-ES"/>
-          <w14:ligatures w14:val="none"/>
+          <ns2:ligatures ns2:val="none"/>
         </w:rPr>
         <w:t xml:space="preserve">A efectos de tener mayores elementos que sirvan para la resolución definitiva del presente caso, la Secretaría Técnica, en ejercicio de las </w:t>
       </w:r>
@@ -2455,7 +2455,7 @@
           <w:color w:val="000000"/>
           <w:kern w:val="0"/>
           <w:lang w:val="es-ES" w:eastAsia="es-ES"/>
-          <w14:ligatures w14:val="none"/>
+          <ns2:ligatures ns2:val="none"/>
         </w:rPr>
         <w:t xml:space="preserve">facultades que la ley le confiere, conviene requerir </w:t>
       </w:r>
@@ -2465,7 +2465,7 @@
           <w:color w:val="000000"/>
           <w:kern w:val="0"/>
           <w:lang w:val="es-ES" w:eastAsia="es-ES"/>
-          <w14:ligatures w14:val="none"/>
+          <ns2:ligatures ns2:val="none"/>
         </w:rPr>
         <w:t>a la compañía aseguradora</w:t>
       </w:r>
@@ -2475,7 +2475,7 @@
           <w:color w:val="000000"/>
           <w:kern w:val="0"/>
           <w:lang w:val="es-ES" w:eastAsia="es-ES"/>
-          <w14:ligatures w14:val="none"/>
+          <ns2:ligatures ns2:val="none"/>
         </w:rPr>
         <w:t xml:space="preserve">, en un plazo no mayor de cinco (5) </w:t>
       </w:r>
@@ -2485,7 +2485,7 @@
           <w:color w:val="000000"/>
           <w:kern w:val="0"/>
           <w:lang w:val="es-ES" w:eastAsia="es-ES"/>
-          <w14:ligatures w14:val="none"/>
+          <ns2:ligatures ns2:val="none"/>
         </w:rPr>
         <w:t xml:space="preserve">días hábiles contado a partir del día siguiente de la notificación de la presente resolución, cumpla con lo siguiente: </w:t>
       </w:r>
@@ -2495,7 +2495,7 @@
           <w:color w:val="000000"/>
           <w:kern w:val="0"/>
           <w:lang w:val="es-ES" w:eastAsia="es-ES"/>
-          <w14:ligatures w14:val="none"/>
+          <ns2:ligatures ns2:val="none"/>
         </w:rPr>
         <w:t xml:space="preserve">(i) presentar una copia completa, legible y debidamente suscrita de la Póliza </w:t>
       </w:r>
@@ -2506,7 +2506,7 @@
           <w:color w:val="000000"/>
           <w:kern w:val="0"/>
           <w:lang w:val="es-ES" w:eastAsia="es-ES"/>
-          <w14:ligatures w14:val="none"/>
+          <ns2:ligatures ns2:val="none"/>
         </w:rPr>
         <w:t/>
       </w:r>
@@ -2517,7 +2517,7 @@
           <w:color w:val="000000"/>
           <w:kern w:val="0"/>
           <w:lang w:val="es-ES" w:eastAsia="es-ES"/>
-          <w14:ligatures w14:val="none"/>
+          <ns2:ligatures ns2:val="none"/>
         </w:rPr>
         <w:t xml:space="preserve"> 610221016376 del Seguro de Vida; (</w:t>
       </w:r>
@@ -2528,7 +2528,7 @@
           <w:color w:val="000000"/>
           <w:kern w:val="0"/>
           <w:lang w:val="es-ES" w:eastAsia="es-ES"/>
-          <w14:ligatures w14:val="none"/>
+          <ns2:ligatures ns2:val="none"/>
         </w:rPr>
         <w:t>ii</w:t>
       </w:r>
@@ -2539,7 +2539,7 @@
           <w:color w:val="000000"/>
           <w:kern w:val="0"/>
           <w:lang w:val="es-ES" w:eastAsia="es-ES"/>
-          <w14:ligatures w14:val="none"/>
+          <ns2:ligatures ns2:val="none"/>
         </w:rPr>
         <w:t>) presentar los medios probatorios que acrediten que el rechazo fue justificado; y, (</w:t>
       </w:r>
@@ -2550,7 +2550,7 @@
           <w:color w:val="000000"/>
           <w:kern w:val="0"/>
           <w:lang w:val="es-ES" w:eastAsia="es-ES"/>
-          <w14:ligatures w14:val="none"/>
+          <ns2:ligatures ns2:val="none"/>
         </w:rPr>
         <w:t>iii</w:t>
       </w:r>
@@ -2561,7 +2561,7 @@
           <w:color w:val="000000"/>
           <w:kern w:val="0"/>
           <w:lang w:val="es-ES" w:eastAsia="es-ES"/>
-          <w14:ligatures w14:val="none"/>
+          <ns2:ligatures ns2:val="none"/>
         </w:rPr>
         <w:t>) presentar todas las comunicaciones cursadas con la parte denunciante en virtud del hecho materia de denuncia</w:t>
       </w:r>
@@ -2571,7 +2571,7 @@
           <w:color w:val="000000"/>
           <w:kern w:val="0"/>
           <w:lang w:val="es-ES" w:eastAsia="es-ES"/>
-          <w14:ligatures w14:val="none"/>
+          <ns2:ligatures ns2:val="none"/>
         </w:rPr>
         <w:t>.</w:t>
       </w:r>
@@ -2581,12 +2581,12 @@
           <w:color w:val="000000"/>
           <w:kern w:val="0"/>
           <w:lang w:eastAsia="es-ES"/>
-          <w14:ligatures w14:val="none"/>
+          <ns2:ligatures ns2:val="none"/>
         </w:rPr>
         <w:t xml:space="preserve"> </w:t>
       </w:r>
     </w:p>
-    <w:p>
+    <w:p ns2:paraId="5C93B848" ns2:textId="77777777">
       <w:pPr>
         <w:pStyle w:val="Prrafodelista"/>
         <w:spacing w:after="0" w:line="240" w:lineRule="auto"/>
@@ -2597,11 +2597,11 @@
           <w:color w:val="000000"/>
           <w:kern w:val="0"/>
           <w:lang w:val="es-ES" w:eastAsia="es-ES"/>
-          <w14:ligatures w14:val="none"/>
-        </w:rPr>
-      </w:pPr>
-    </w:p>
-    <w:p>
+          <ns2:ligatures ns2:val="none"/>
+        </w:rPr>
+      </w:pPr>
+    </w:p>
+    <w:p ns2:paraId="2A119386" ns2:textId="77777777">
       <w:pPr>
         <w:pStyle w:val="Prrafodelista"/>
         <w:numPr>
@@ -2621,36 +2621,36 @@
           <w:color w:val="000000"/>
           <w:kern w:val="0"/>
           <w:lang w:eastAsia="es-PE"/>
-          <w14:ligatures w14:val="none"/>
-        </w:rPr>
-      </w:pPr>
-      <w:r>
-        <w:rPr>
-          <w:rFonts w:ascii="Arial Narrow" w:eastAsia="Arial Narrow" w:hAnsi="Arial Narrow" w:cs="Arial Narrow"/>
-          <w:b/>
-          <w:color w:val="000000"/>
-          <w:kern w:val="0"/>
-          <w:lang w:eastAsia="es-PE"/>
-          <w14:ligatures w14:val="none"/>
+          <ns2:ligatures ns2:val="none"/>
+        </w:rPr>
+      </w:pPr>
+      <w:r>
+        <w:rPr>
+          <w:rFonts w:ascii="Arial Narrow" w:eastAsia="Arial Narrow" w:hAnsi="Arial Narrow" w:cs="Arial Narrow"/>
+          <w:b/>
+          <w:color w:val="000000"/>
+          <w:kern w:val="0"/>
+          <w:lang w:eastAsia="es-PE"/>
+          <ns2:ligatures ns2:val="none"/>
         </w:rPr>
         <w:t xml:space="preserve">RESOLUCIÓN DE LA SECRETARÍA TÉCNICA </w:t>
       </w:r>
     </w:p>
-    <w:p>
-      <w:pPr>
-        <w:spacing w:after="0" w:line="240" w:lineRule="auto"/>
-        <w:jc w:val="both"/>
-        <w:rPr>
-          <w:rFonts w:ascii="Arial Narrow" w:eastAsia="Arial Narrow" w:hAnsi="Arial Narrow" w:cs="Arial Narrow"/>
-          <w:b/>
-          <w:color w:val="000000"/>
-          <w:kern w:val="0"/>
-          <w:lang w:eastAsia="es-PE"/>
-          <w14:ligatures w14:val="none"/>
-        </w:rPr>
-      </w:pPr>
-    </w:p>
-    <w:p>
+    <w:p ns2:paraId="7F554EB2" ns2:textId="77777777">
+      <w:pPr>
+        <w:spacing w:after="0" w:line="240" w:lineRule="auto"/>
+        <w:jc w:val="both"/>
+        <w:rPr>
+          <w:rFonts w:ascii="Arial Narrow" w:eastAsia="Arial Narrow" w:hAnsi="Arial Narrow" w:cs="Arial Narrow"/>
+          <w:b/>
+          <w:color w:val="000000"/>
+          <w:kern w:val="0"/>
+          <w:lang w:eastAsia="es-PE"/>
+          <ns2:ligatures ns2:val="none"/>
+        </w:rPr>
+      </w:pPr>
+    </w:p>
+    <w:p ns2:paraId="3F390163" ns2:textId="2DDEEFD9">
       <w:pPr>
         <w:spacing w:after="0" w:line="240" w:lineRule="auto"/>
         <w:jc w:val="both"/>
@@ -2659,17 +2659,17 @@
           <w:kern w:val="0"/>
           <w:shd w:val="clear" w:color="auto" w:fill="FFFFFF"/>
           <w:lang w:eastAsia="es-PE"/>
-          <w14:ligatures w14:val="none"/>
-        </w:rPr>
-      </w:pPr>
-      <w:r>
-        <w:rPr>
-          <w:rFonts w:ascii="Arial Narrow" w:eastAsia="Arial Narrow" w:hAnsi="Arial Narrow" w:cs="Arial Narrow"/>
-          <w:b/>
-          <w:color w:val="000000"/>
-          <w:kern w:val="0"/>
-          <w:lang w:eastAsia="es-PE"/>
-          <w14:ligatures w14:val="none"/>
+          <ns2:ligatures ns2:val="none"/>
+        </w:rPr>
+      </w:pPr>
+      <w:r>
+        <w:rPr>
+          <w:rFonts w:ascii="Arial Narrow" w:eastAsia="Arial Narrow" w:hAnsi="Arial Narrow" w:cs="Arial Narrow"/>
+          <w:b/>
+          <w:color w:val="000000"/>
+          <w:kern w:val="0"/>
+          <w:lang w:eastAsia="es-PE"/>
+          <ns2:ligatures ns2:val="none"/>
         </w:rPr>
         <w:t xml:space="preserve">PRIMERO: admitir a trámite la denuncia del 21 de julio de 2025 interpuesta por la [DENUNCIANTE] contra Mapfre Perú Compañía de Seguros y Reaseguros S.A., por la presunta infracción a los artículos 18 y 19 de la Ley 29571, Código de Protección y Defensa del Consumidor, en tanto la compañía aseguradora se habría negado injustificadamente a otorgar a la denunciante la cobertura del Seguro de Vida - de la Póliza 610221016376 por el fallecimiento de su hijo el 27 de julio del 2024.</w:t>
       </w:r>
@@ -2680,7 +2680,7 @@
           <w:kern w:val="0"/>
           <w:shd w:val="clear" w:color="auto" w:fill="FFFFFF"/>
           <w:lang w:eastAsia="es-PE"/>
-          <w14:ligatures w14:val="none"/>
+          <ns2:ligatures ns2:val="none"/>
         </w:rPr>
         <w:t xml:space="preserve"/>
       </w:r>
@@ -2691,7 +2691,7 @@
           <w:kern w:val="0"/>
           <w:shd w:val="clear" w:color="auto" w:fill="FFFFFF"/>
           <w:lang w:eastAsia="es-PE"/>
-          <w14:ligatures w14:val="none"/>
+          <ns2:ligatures ns2:val="none"/>
         </w:rPr>
         <w:t xml:space="preserve"/>
       </w:r>
@@ -2701,7 +2701,7 @@
           <w:color w:val="000000"/>
           <w:kern w:val="0"/>
           <w:lang w:val="es-ES" w:eastAsia="es-ES"/>
-          <w14:ligatures w14:val="none"/>
+          <ns2:ligatures ns2:val="none"/>
         </w:rPr>
         <w:t/>
       </w:r>
@@ -2709,7 +2709,7 @@
         <w:rPr>
           <w:rFonts w:ascii="Arial Narrow" w:eastAsia="Calibri" w:hAnsi="Arial Narrow" w:cs="Arial"/>
           <w:kern w:val="0"/>
-          <w14:ligatures w14:val="none"/>
+          <ns2:ligatures ns2:val="none"/>
         </w:rPr>
         <w:t xml:space="preserve"/>
       </w:r>
@@ -2720,7 +2720,7 @@
           <w:kern w:val="0"/>
           <w:shd w:val="clear" w:color="auto" w:fill="FFFFFF"/>
           <w:lang w:eastAsia="es-PE"/>
-          <w14:ligatures w14:val="none"/>
+          <ns2:ligatures ns2:val="none"/>
         </w:rPr>
         <w:t xml:space="preserve"/>
       </w:r>
@@ -2731,7 +2731,7 @@
           <w:kern w:val="0"/>
           <w:shd w:val="clear" w:color="auto" w:fill="FFFFFF"/>
           <w:lang w:eastAsia="es-PE"/>
-          <w14:ligatures w14:val="none"/>
+          <ns2:ligatures ns2:val="none"/>
         </w:rPr>
         <w:t xml:space="preserve"/>
       </w:r>
@@ -2741,7 +2741,7 @@
           <w:bCs/>
           <w:spacing w:val="-3"/>
           <w:kern w:val="0"/>
-          <w14:ligatures w14:val="none"/>
+          <ns2:ligatures ns2:val="none"/>
         </w:rPr>
         <w:t xml:space="preserve"/>
       </w:r>
@@ -2752,7 +2752,7 @@
           <w:bCs/>
           <w:spacing w:val="-3"/>
           <w:kern w:val="0"/>
-          <w14:ligatures w14:val="none"/>
+          <ns2:ligatures ns2:val="none"/>
         </w:rPr>
         <w:t/>
       </w:r>
@@ -2763,7 +2763,7 @@
           <w:bCs/>
           <w:spacing w:val="-3"/>
           <w:kern w:val="0"/>
-          <w14:ligatures w14:val="none"/>
+          <ns2:ligatures ns2:val="none"/>
         </w:rPr>
         <w:t xml:space="preserve"/>
       </w:r>
@@ -2773,7 +2773,7 @@
           <w:bCs/>
           <w:spacing w:val="-3"/>
           <w:kern w:val="0"/>
-          <w14:ligatures w14:val="none"/>
+          <ns2:ligatures ns2:val="none"/>
         </w:rPr>
         <w:t/>
       </w:r>
@@ -2783,7 +2783,7 @@
           <w:bCs/>
           <w:spacing w:val="-3"/>
           <w:kern w:val="0"/>
-          <w14:ligatures w14:val="none"/>
+          <ns2:ligatures ns2:val="none"/>
         </w:rPr>
         <w:t xml:space="preserve"/>
       </w:r>
@@ -2794,7 +2794,7 @@
           <w:kern w:val="0"/>
           <w:shd w:val="clear" w:color="auto" w:fill="FFFFFF"/>
           <w:lang w:eastAsia="es-PE"/>
-          <w14:ligatures w14:val="none"/>
+          <ns2:ligatures ns2:val="none"/>
         </w:rPr>
         <w:t xml:space="preserve"/>
       </w:r>
@@ -2812,7 +2812,7 @@
           <w:kern w:val="0"/>
           <w:shd w:val="clear" w:color="auto" w:fill="FFFFFF"/>
           <w:lang w:eastAsia="es-PE"/>
-          <w14:ligatures w14:val="none"/>
+          <ns2:ligatures ns2:val="none"/>
         </w:rPr>
         <w:t xml:space="preserve"/>
       </w:r>
@@ -2823,7 +2823,7 @@
           <w:kern w:val="0"/>
           <w:shd w:val="clear" w:color="auto" w:fill="FFFFFF"/>
           <w:lang w:eastAsia="es-PE"/>
-          <w14:ligatures w14:val="none"/>
+          <ns2:ligatures ns2:val="none"/>
         </w:rPr>
         <w:t/>
       </w:r>
@@ -2834,7 +2834,7 @@
           <w:kern w:val="0"/>
           <w:shd w:val="clear" w:color="auto" w:fill="FFFFFF"/>
           <w:lang w:eastAsia="es-PE"/>
-          <w14:ligatures w14:val="none"/>
+          <ns2:ligatures ns2:val="none"/>
         </w:rPr>
         <w:t/>
       </w:r>
@@ -2844,7 +2844,7 @@
           <w:color w:val="000000"/>
           <w:kern w:val="0"/>
           <w:lang w:eastAsia="es-PE"/>
-          <w14:ligatures w14:val="none"/>
+          <ns2:ligatures ns2:val="none"/>
         </w:rPr>
         <w:t/>
       </w:r>
@@ -2854,7 +2854,7 @@
           <w:kern w:val="0"/>
           <w:shd w:val="clear" w:color="auto" w:fill="FFFFFF"/>
           <w:lang w:eastAsia="es-PE"/>
-          <w14:ligatures w14:val="none"/>
+          <ns2:ligatures ns2:val="none"/>
         </w:rPr>
         <w:t xml:space="preserve"/>
       </w:r>
@@ -2863,7 +2863,7 @@
           <w:rFonts w:ascii="Arial Narrow" w:eastAsia="Calibri" w:hAnsi="Arial Narrow" w:cs="Arial Narrow"/>
           <w:kern w:val="0"/>
           <w:lang w:eastAsia="es-PE"/>
-          <w14:ligatures w14:val="none"/>
+          <ns2:ligatures ns2:val="none"/>
         </w:rPr>
         <w:t xml:space="preserve"/>
       </w:r>
@@ -2873,7 +2873,7 @@
           <w:kern w:val="0"/>
           <w:shd w:val="clear" w:color="auto" w:fill="FFFFFF"/>
           <w:lang w:eastAsia="es-PE"/>
-          <w14:ligatures w14:val="none"/>
+          <ns2:ligatures ns2:val="none"/>
         </w:rPr>
         <w:t xml:space="preserve"/>
       </w:r>
@@ -2881,7 +2881,7 @@
         <w:rPr>
           <w:rFonts w:ascii="Arial Narrow" w:eastAsia="Arial Narrow" w:hAnsi="Arial Narrow" w:cs="Arial Narrow"/>
           <w:kern w:val="0"/>
-          <w14:ligatures w14:val="none"/>
+          <ns2:ligatures ns2:val="none"/>
         </w:rPr>
         <w:t xml:space="preserve"/>
       </w:r>
@@ -2891,7 +2891,7 @@
           <w:kern w:val="0"/>
           <w:shd w:val="clear" w:color="auto" w:fill="FFFFFF"/>
           <w:lang w:eastAsia="es-PE"/>
-          <w14:ligatures w14:val="none"/>
+          <ns2:ligatures ns2:val="none"/>
         </w:rPr>
         <w:t xml:space="preserve"/>
       </w:r>
@@ -2901,7 +2901,7 @@
           <w:kern w:val="0"/>
           <w:shd w:val="clear" w:color="auto" w:fill="FFFFFF"/>
           <w:lang w:eastAsia="es-PE"/>
-          <w14:ligatures w14:val="none"/>
+          <ns2:ligatures ns2:val="none"/>
         </w:rPr>
         <w:t/>
       </w:r>
@@ -2911,7 +2911,7 @@
           <w:kern w:val="0"/>
           <w:shd w:val="clear" w:color="auto" w:fill="FFFFFF"/>
           <w:lang w:eastAsia="es-PE"/>
-          <w14:ligatures w14:val="none"/>
+          <ns2:ligatures ns2:val="none"/>
         </w:rPr>
         <w:t xml:space="preserve"/>
       </w:r>
@@ -2921,7 +2921,7 @@
           <w:kern w:val="0"/>
           <w:shd w:val="clear" w:color="auto" w:fill="FFFFFF"/>
           <w:lang w:eastAsia="es-PE"/>
-          <w14:ligatures w14:val="none"/>
+          <ns2:ligatures ns2:val="none"/>
         </w:rPr>
         <w:t/>
       </w:r>
@@ -2931,7 +2931,7 @@
           <w:kern w:val="0"/>
           <w:shd w:val="clear" w:color="auto" w:fill="FFFFFF"/>
           <w:lang w:eastAsia="es-PE"/>
-          <w14:ligatures w14:val="none"/>
+          <ns2:ligatures ns2:val="none"/>
         </w:rPr>
         <w:t/>
       </w:r>
@@ -2941,7 +2941,7 @@
           <w:kern w:val="0"/>
           <w:shd w:val="clear" w:color="auto" w:fill="FFFFFF"/>
           <w:lang w:eastAsia="es-PE"/>
-          <w14:ligatures w14:val="none"/>
+          <ns2:ligatures ns2:val="none"/>
         </w:rPr>
         <w:t xml:space="preserve"/>
       </w:r>
@@ -2949,7 +2949,7 @@
         <w:rPr>
           <w:rFonts w:ascii="Arial Narrow" w:eastAsia="Arial Narrow" w:hAnsi="Arial Narrow" w:cs="Arial Narrow"/>
           <w:kern w:val="0"/>
-          <w14:ligatures w14:val="none"/>
+          <ns2:ligatures ns2:val="none"/>
         </w:rPr>
         <w:t xml:space="preserve"/>
       </w:r>
@@ -2957,7 +2957,7 @@
         <w:rPr>
           <w:rFonts w:ascii="Arial Narrow" w:eastAsia="Arial Narrow" w:hAnsi="Arial Narrow" w:cs="Arial Narrow"/>
           <w:kern w:val="0"/>
-          <w14:ligatures w14:val="none"/>
+          <ns2:ligatures ns2:val="none"/>
         </w:rPr>
         <w:t xml:space="preserve"/>
       </w:r>
@@ -2967,7 +2967,7 @@
           <w:color w:val="000000"/>
           <w:kern w:val="0"/>
           <w:lang w:eastAsia="es-ES"/>
-          <w14:ligatures w14:val="none"/>
+          <ns2:ligatures ns2:val="none"/>
         </w:rPr>
         <w:t xml:space="preserve"/>
       </w:r>
@@ -2977,7 +2977,7 @@
           <w:color w:val="000000"/>
           <w:kern w:val="0"/>
           <w:lang w:eastAsia="es-ES"/>
-          <w14:ligatures w14:val="none"/>
+          <ns2:ligatures ns2:val="none"/>
         </w:rPr>
         <w:t xml:space="preserve"/>
       </w:r>
@@ -2985,7 +2985,7 @@
         <w:rPr>
           <w:rFonts w:ascii="Arial Narrow" w:eastAsia="Arial Narrow" w:hAnsi="Arial Narrow" w:cs="Arial Narrow"/>
           <w:kern w:val="0"/>
-          <w14:ligatures w14:val="none"/>
+          <ns2:ligatures ns2:val="none"/>
         </w:rPr>
         <w:t xml:space="preserve"/>
       </w:r>
@@ -2995,7 +2995,7 @@
           <w:color w:val="000000"/>
           <w:kern w:val="0"/>
           <w:lang w:eastAsia="es-ES"/>
-          <w14:ligatures w14:val="none"/>
+          <ns2:ligatures ns2:val="none"/>
         </w:rPr>
         <w:t xml:space="preserve"/>
       </w:r>
@@ -3003,7 +3003,7 @@
         <w:rPr>
           <w:rFonts w:ascii="Arial Narrow" w:eastAsia="Arial Narrow" w:hAnsi="Arial Narrow" w:cs="Arial Narrow"/>
           <w:kern w:val="0"/>
-          <w14:ligatures w14:val="none"/>
+          <ns2:ligatures ns2:val="none"/>
         </w:rPr>
         <w:t xml:space="preserve"/>
       </w:r>
@@ -3011,7 +3011,7 @@
         <w:rPr>
           <w:rFonts w:ascii="Arial Narrow" w:eastAsia="Arial Narrow" w:hAnsi="Arial Narrow" w:cs="Arial Narrow"/>
           <w:kern w:val="0"/>
-          <w14:ligatures w14:val="none"/>
+          <ns2:ligatures ns2:val="none"/>
         </w:rPr>
         <w:t/>
       </w:r>
@@ -3019,7 +3019,7 @@
         <w:rPr>
           <w:rFonts w:ascii="Arial Narrow" w:eastAsia="Arial Narrow" w:hAnsi="Arial Narrow" w:cs="Arial Narrow"/>
           <w:kern w:val="0"/>
-          <w14:ligatures w14:val="none"/>
+          <ns2:ligatures ns2:val="none"/>
         </w:rPr>
         <w:t xml:space="preserve"/>
       </w:r>
@@ -3029,7 +3029,7 @@
           <w:color w:val="000000"/>
           <w:kern w:val="0"/>
           <w:lang w:eastAsia="es-ES"/>
-          <w14:ligatures w14:val="none"/>
+          <ns2:ligatures ns2:val="none"/>
         </w:rPr>
         <w:t/>
       </w:r>
@@ -3039,23 +3039,23 @@
           <w:kern w:val="0"/>
           <w:shd w:val="clear" w:color="auto" w:fill="FFFFFF"/>
           <w:lang w:eastAsia="es-PE"/>
-          <w14:ligatures w14:val="none"/>
+          <ns2:ligatures ns2:val="none"/>
         </w:rPr>
         <w:t/>
       </w:r>
     </w:p>
-    <w:p>
-      <w:pPr>
-        <w:spacing w:after="0" w:line="240" w:lineRule="auto"/>
-        <w:jc w:val="both"/>
-        <w:rPr>
-          <w:rFonts w:ascii="Arial Narrow" w:eastAsia="Arial Narrow" w:hAnsi="Arial Narrow" w:cs="Arial Narrow"/>
-          <w:kern w:val="0"/>
-          <w14:ligatures w14:val="none"/>
-        </w:rPr>
-      </w:pPr>
-    </w:p>
-    <w:p>
+    <w:p ns2:paraId="042B3F54" ns2:textId="777BBF33">
+      <w:pPr>
+        <w:spacing w:after="0" w:line="240" w:lineRule="auto"/>
+        <w:jc w:val="both"/>
+        <w:rPr>
+          <w:rFonts w:ascii="Arial Narrow" w:eastAsia="Arial Narrow" w:hAnsi="Arial Narrow" w:cs="Arial Narrow"/>
+          <w:kern w:val="0"/>
+          <ns2:ligatures ns2:val="none"/>
+        </w:rPr>
+      </w:pPr>
+    </w:p>
+    <w:p ns2:paraId="0A292C9F" ns2:textId="036B09C1">
       <w:pPr>
         <w:spacing w:line="240" w:lineRule="auto"/>
         <w:contextualSpacing/>
@@ -3063,17 +3063,17 @@
         <w:rPr>
           <w:rFonts w:ascii="Arial Narrow" w:eastAsia="Calibri" w:hAnsi="Arial Narrow" w:cs="Arial"/>
           <w:kern w:val="0"/>
-          <w14:ligatures w14:val="none"/>
-        </w:rPr>
-      </w:pPr>
-      <w:r>
-        <w:rPr>
-          <w:rFonts w:ascii="Arial Narrow" w:eastAsia="Arial Narrow" w:hAnsi="Arial Narrow" w:cs="Arial Narrow"/>
-          <w:b/>
-          <w:color w:val="000000"/>
-          <w:kern w:val="0"/>
-          <w:lang w:eastAsia="es-PE"/>
-          <w14:ligatures w14:val="none"/>
+          <ns2:ligatures ns2:val="none"/>
+        </w:rPr>
+      </w:pPr>
+      <w:r>
+        <w:rPr>
+          <w:rFonts w:ascii="Arial Narrow" w:eastAsia="Arial Narrow" w:hAnsi="Arial Narrow" w:cs="Arial Narrow"/>
+          <w:b/>
+          <w:color w:val="000000"/>
+          <w:kern w:val="0"/>
+          <w:lang w:eastAsia="es-PE"/>
+          <ns2:ligatures ns2:val="none"/>
         </w:rPr>
         <w:t>SEGUNDO:</w:t>
       </w:r>
@@ -3083,7 +3083,7 @@
           <w:color w:val="000000"/>
           <w:kern w:val="0"/>
           <w:lang w:eastAsia="es-PE"/>
-          <w14:ligatures w14:val="none"/>
+          <ns2:ligatures ns2:val="none"/>
         </w:rPr>
         <w:t xml:space="preserve"> tener por ofrecidos los medios probatorios presentados en el escrito de denuncia </w:t>
       </w:r>
@@ -3093,7 +3093,7 @@
           <w:color w:val="000000"/>
           <w:kern w:val="0"/>
           <w:lang w:val="es-ES" w:eastAsia="es-ES"/>
-          <w14:ligatures w14:val="none"/>
+          <ns2:ligatures ns2:val="none"/>
         </w:rPr>
         <w:t xml:space="preserve">del </w:t>
       </w:r>
@@ -3103,7 +3103,7 @@
           <w:color w:val="000000"/>
           <w:kern w:val="0"/>
           <w:lang w:val="es-ES" w:eastAsia="es-ES"/>
-          <w14:ligatures w14:val="none"/>
+          <ns2:ligatures ns2:val="none"/>
         </w:rPr>
         <w:t>21 de julio de 2025</w:t>
       </w:r>
@@ -3111,12 +3111,12 @@
         <w:rPr>
           <w:rFonts w:ascii="Arial Narrow" w:eastAsia="Calibri" w:hAnsi="Arial Narrow" w:cs="Arial"/>
           <w:kern w:val="0"/>
-          <w14:ligatures w14:val="none"/>
+          <ns2:ligatures ns2:val="none"/>
         </w:rPr>
         <w:t>.</w:t>
       </w:r>
     </w:p>
-    <w:p>
+    <w:p ns2:paraId="68A17E97" ns2:textId="77777777">
       <w:pPr>
         <w:spacing w:line="240" w:lineRule="auto"/>
         <w:contextualSpacing/>
@@ -3126,30 +3126,30 @@
           <w:color w:val="000000"/>
           <w:kern w:val="0"/>
           <w:lang w:eastAsia="es-PE"/>
-          <w14:ligatures w14:val="none"/>
-        </w:rPr>
-      </w:pPr>
-    </w:p>
-    <w:p>
-      <w:pPr>
-        <w:spacing w:after="0" w:line="240" w:lineRule="auto"/>
-        <w:jc w:val="both"/>
-        <w:rPr>
-          <w:rFonts w:ascii="Arial Narrow" w:eastAsia="Arial Narrow" w:hAnsi="Arial Narrow" w:cs="Arial Narrow"/>
-          <w:color w:val="000000"/>
-          <w:kern w:val="0"/>
-          <w:lang w:eastAsia="es-PE"/>
-          <w14:ligatures w14:val="none"/>
-        </w:rPr>
-      </w:pPr>
-      <w:r>
-        <w:rPr>
-          <w:rFonts w:ascii="Arial Narrow" w:eastAsia="Arial Narrow" w:hAnsi="Arial Narrow" w:cs="Arial Narrow"/>
-          <w:b/>
-          <w:color w:val="000000"/>
-          <w:kern w:val="0"/>
-          <w:lang w:eastAsia="es-PE"/>
-          <w14:ligatures w14:val="none"/>
+          <ns2:ligatures ns2:val="none"/>
+        </w:rPr>
+      </w:pPr>
+    </w:p>
+    <w:p ns2:paraId="168254DA" ns2:textId="7B436FFD">
+      <w:pPr>
+        <w:spacing w:after="0" w:line="240" w:lineRule="auto"/>
+        <w:jc w:val="both"/>
+        <w:rPr>
+          <w:rFonts w:ascii="Arial Narrow" w:eastAsia="Arial Narrow" w:hAnsi="Arial Narrow" w:cs="Arial Narrow"/>
+          <w:color w:val="000000"/>
+          <w:kern w:val="0"/>
+          <w:lang w:eastAsia="es-PE"/>
+          <ns2:ligatures ns2:val="none"/>
+        </w:rPr>
+      </w:pPr>
+      <w:r>
+        <w:rPr>
+          <w:rFonts w:ascii="Arial Narrow" w:eastAsia="Arial Narrow" w:hAnsi="Arial Narrow" w:cs="Arial Narrow"/>
+          <w:b/>
+          <w:color w:val="000000"/>
+          <w:kern w:val="0"/>
+          <w:lang w:eastAsia="es-PE"/>
+          <ns2:ligatures ns2:val="none"/>
         </w:rPr>
         <w:t xml:space="preserve">TERCERO: </w:t>
       </w:r>
@@ -3159,7 +3159,7 @@
           <w:color w:val="000000"/>
           <w:kern w:val="0"/>
           <w:lang w:eastAsia="es-PE"/>
-          <w14:ligatures w14:val="none"/>
+          <ns2:ligatures ns2:val="none"/>
         </w:rPr>
         <w:t xml:space="preserve">requerir a </w:t>
       </w:r>
@@ -3176,12 +3176,12 @@
           <w:color w:val="000000"/>
           <w:kern w:val="0"/>
           <w:lang w:eastAsia="es-PE"/>
-          <w14:ligatures w14:val="none"/>
+          <ns2:ligatures ns2:val="none"/>
         </w:rPr>
         <w:t>que cumpla con lo siguiente:</w:t>
       </w:r>
     </w:p>
-    <w:p>
+    <w:p ns2:paraId="20FDFB8D" ns2:textId="77777777">
       <w:pPr>
         <w:spacing w:after="0" w:line="240" w:lineRule="auto"/>
         <w:jc w:val="both"/>
@@ -3190,11 +3190,11 @@
           <w:color w:val="000000"/>
           <w:kern w:val="0"/>
           <w:lang w:eastAsia="es-PE"/>
-          <w14:ligatures w14:val="none"/>
-        </w:rPr>
-      </w:pPr>
-    </w:p>
-    <w:p>
+          <ns2:ligatures ns2:val="none"/>
+        </w:rPr>
+      </w:pPr>
+    </w:p>
+    <w:p ns2:paraId="4AA80738" ns2:textId="77777777">
       <w:pPr>
         <w:numPr>
           <w:ilvl w:val="0"/>
@@ -3208,22 +3208,22 @@
           <w:color w:val="000000"/>
           <w:kern w:val="0"/>
           <w:lang w:eastAsia="es-PE"/>
-          <w14:ligatures w14:val="none"/>
-        </w:rPr>
-      </w:pPr>
-      <w:r>
-        <w:rPr>
-          <w:rFonts w:ascii="Arial Narrow" w:eastAsia="Arial Narrow" w:hAnsi="Arial Narrow" w:cs="Arial Narrow"/>
-          <w:color w:val="000000"/>
-          <w:kern w:val="0"/>
-          <w:lang w:eastAsia="es-PE"/>
-          <w14:ligatures w14:val="none"/>
+          <ns2:ligatures ns2:val="none"/>
+        </w:rPr>
+      </w:pPr>
+      <w:r>
+        <w:rPr>
+          <w:rFonts w:ascii="Arial Narrow" w:eastAsia="Arial Narrow" w:hAnsi="Arial Narrow" w:cs="Arial Narrow"/>
+          <w:color w:val="000000"/>
+          <w:kern w:val="0"/>
+          <w:lang w:eastAsia="es-PE"/>
+          <ns2:ligatures ns2:val="none"/>
         </w:rPr>
         <w:lastRenderedPageBreak/>
         <w:t>presentar documentos que acrediten su inscripción en los Registros Públicos o una declaración jurada que indique que cuenta con dicha inscripción;</w:t>
       </w:r>
     </w:p>
-    <w:p>
+    <w:p ns2:paraId="2B29D59F" ns2:textId="77777777">
       <w:pPr>
         <w:numPr>
           <w:ilvl w:val="0"/>
@@ -3237,21 +3237,21 @@
           <w:color w:val="000000"/>
           <w:kern w:val="0"/>
           <w:lang w:eastAsia="es-PE"/>
-          <w14:ligatures w14:val="none"/>
-        </w:rPr>
-      </w:pPr>
-      <w:r>
-        <w:rPr>
-          <w:rFonts w:ascii="Arial Narrow" w:eastAsia="Arial Narrow" w:hAnsi="Arial Narrow" w:cs="Arial Narrow"/>
-          <w:color w:val="000000"/>
-          <w:kern w:val="0"/>
-          <w:lang w:eastAsia="es-PE"/>
-          <w14:ligatures w14:val="none"/>
+          <ns2:ligatures ns2:val="none"/>
+        </w:rPr>
+      </w:pPr>
+      <w:r>
+        <w:rPr>
+          <w:rFonts w:ascii="Arial Narrow" w:eastAsia="Arial Narrow" w:hAnsi="Arial Narrow" w:cs="Arial Narrow"/>
+          <w:color w:val="000000"/>
+          <w:kern w:val="0"/>
+          <w:lang w:eastAsia="es-PE"/>
+          <ns2:ligatures ns2:val="none"/>
         </w:rPr>
         <w:t>presentar copia simple de las facultades de representación de su representante legal en el presente procedimiento o la declaración jurada que indique que cuenta con dichas facultades y que estas se encuentran vigentes;</w:t>
       </w:r>
     </w:p>
-    <w:p>
+    <w:p ns2:paraId="7EF50C46" ns2:textId="77777777">
       <w:pPr>
         <w:numPr>
           <w:ilvl w:val="0"/>
@@ -3265,21 +3265,21 @@
           <w:color w:val="000000"/>
           <w:kern w:val="0"/>
           <w:lang w:eastAsia="es-PE"/>
-          <w14:ligatures w14:val="none"/>
-        </w:rPr>
-      </w:pPr>
-      <w:r>
-        <w:rPr>
-          <w:rFonts w:ascii="Arial Narrow" w:eastAsia="Arial Narrow" w:hAnsi="Arial Narrow" w:cs="Arial Narrow"/>
-          <w:color w:val="000000"/>
-          <w:kern w:val="0"/>
-          <w:lang w:eastAsia="es-PE"/>
-          <w14:ligatures w14:val="none"/>
+          <ns2:ligatures ns2:val="none"/>
+        </w:rPr>
+      </w:pPr>
+      <w:r>
+        <w:rPr>
+          <w:rFonts w:ascii="Arial Narrow" w:eastAsia="Arial Narrow" w:hAnsi="Arial Narrow" w:cs="Arial Narrow"/>
+          <w:color w:val="000000"/>
+          <w:kern w:val="0"/>
+          <w:lang w:eastAsia="es-PE"/>
+          <ns2:ligatures ns2:val="none"/>
         </w:rPr>
         <w:t>consignar el Número de Registro Único de Contribuyentes (RUC); y,</w:t>
       </w:r>
     </w:p>
-    <w:p>
+    <w:p ns2:paraId="19E4DFA1" ns2:textId="77777777">
       <w:pPr>
         <w:numPr>
           <w:ilvl w:val="0"/>
@@ -3291,16 +3291,16 @@
         <w:rPr>
           <w:rFonts w:ascii="Arial Narrow" w:eastAsia="Calibri" w:hAnsi="Arial Narrow" w:cs="Arial"/>
           <w:kern w:val="0"/>
-          <w14:ligatures w14:val="none"/>
-        </w:rPr>
-      </w:pPr>
-      <w:r>
-        <w:rPr>
-          <w:rFonts w:ascii="Arial Narrow" w:eastAsia="Arial Narrow" w:hAnsi="Arial Narrow" w:cs="Arial Narrow"/>
-          <w:color w:val="000000"/>
-          <w:kern w:val="0"/>
-          <w:lang w:eastAsia="es-PE"/>
-          <w14:ligatures w14:val="none"/>
+          <ns2:ligatures ns2:val="none"/>
+        </w:rPr>
+      </w:pPr>
+      <w:r>
+        <w:rPr>
+          <w:rFonts w:ascii="Arial Narrow" w:eastAsia="Arial Narrow" w:hAnsi="Arial Narrow" w:cs="Arial Narrow"/>
+          <w:color w:val="000000"/>
+          <w:kern w:val="0"/>
+          <w:lang w:eastAsia="es-PE"/>
+          <ns2:ligatures ns2:val="none"/>
         </w:rPr>
         <w:t>fijar domicilio procesal para el procedimiento, de conformidad con el numeral 1 del artículo 442</w:t>
       </w:r>
@@ -3310,7 +3310,7 @@
           <w:color w:val="000000"/>
           <w:kern w:val="0"/>
           <w:lang w:eastAsia="es-PE"/>
-          <w14:ligatures w14:val="none"/>
+          <ns2:ligatures ns2:val="none"/>
         </w:rPr>
         <w:t/>
       </w:r>
@@ -3320,7 +3320,7 @@
           <w:color w:val="000000"/>
           <w:kern w:val="0"/>
           <w:lang w:eastAsia="es-PE"/>
-          <w14:ligatures w14:val="none"/>
+          <ns2:ligatures ns2:val="none"/>
         </w:rPr>
         <w:t xml:space="preserve"> del Código Procesal Civil. </w:t>
       </w:r>
@@ -3328,7 +3328,7 @@
         <w:rPr>
           <w:rFonts w:ascii="Arial Narrow" w:eastAsia="Calibri" w:hAnsi="Arial Narrow" w:cs="Arial"/>
           <w:kern w:val="0"/>
-          <w14:ligatures w14:val="none"/>
+          <ns2:ligatures ns2:val="none"/>
         </w:rPr>
         <w:t>Para ello podrá señalar domicilio físico o una dirección electrónica a la que pueda remitirse las notificaciones</w:t>
       </w:r>
@@ -3337,12 +3337,12 @@
           <w:rFonts w:ascii="Arial Narrow" w:eastAsia="Arial" w:hAnsi="Arial Narrow" w:cs="Arial"/>
           <w:kern w:val="0"/>
           <w:lang w:val="es"/>
-          <w14:ligatures w14:val="none"/>
+          <ns2:ligatures ns2:val="none"/>
         </w:rPr>
         <w:t>;</w:t>
       </w:r>
     </w:p>
-    <w:p>
+    <w:p ns2:paraId="7C63E340" ns2:textId="77777777">
       <w:pPr>
         <w:numPr>
           <w:ilvl w:val="0"/>
@@ -3354,14 +3354,14 @@
         <w:rPr>
           <w:rFonts w:ascii="Arial Narrow" w:eastAsia="Calibri" w:hAnsi="Arial Narrow" w:cs="Arial"/>
           <w:kern w:val="0"/>
-          <w14:ligatures w14:val="none"/>
+          <ns2:ligatures ns2:val="none"/>
         </w:rPr>
       </w:pPr>
       <w:r>
         <w:rPr>
           <w:rFonts w:ascii="Arial Narrow" w:eastAsia="Calibri" w:hAnsi="Arial Narrow" w:cs="Arial"/>
           <w:kern w:val="0"/>
-          <w14:ligatures w14:val="none"/>
+          <ns2:ligatures ns2:val="none"/>
         </w:rPr>
         <w:t>en caso califique como micro empresa o pequeña empresa, presentar los documentos que acrediten su volumen de ventas o ingresos brutos percibidos el año anterior relativo a todas sus actividades económicas y el número de trabajadores con el que cuenta</w:t>
       </w:r>
@@ -3371,7 +3371,7 @@
           <w:rFonts w:ascii="Arial Narrow" w:eastAsia="Calibri" w:hAnsi="Arial Narrow" w:cs="Arial"/>
           <w:kern w:val="0"/>
           <w:vertAlign w:val="superscript"/>
-          <w14:ligatures w14:val="none"/>
+          <ns2:ligatures ns2:val="none"/>
         </w:rPr>
         <w:footnoteReference w:id="5"/>
       </w:r>
@@ -3379,7 +3379,7 @@
         <w:rPr>
           <w:rFonts w:ascii="Arial Narrow" w:eastAsia="Calibri" w:hAnsi="Arial Narrow" w:cs="Arial"/>
           <w:kern w:val="0"/>
-          <w14:ligatures w14:val="none"/>
+          <ns2:ligatures ns2:val="none"/>
         </w:rPr>
         <w:t>. Ello, a fin de que la Comisión pueda meritar dicha documentación, conforme lo establece el artículo 110</w:t>
       </w:r>
@@ -3389,7 +3389,7 @@
           <w:color w:val="000000"/>
           <w:kern w:val="0"/>
           <w:lang w:eastAsia="es-PE"/>
-          <w14:ligatures w14:val="none"/>
+          <ns2:ligatures ns2:val="none"/>
         </w:rPr>
         <w:t/>
       </w:r>
@@ -3397,7 +3397,7 @@
         <w:rPr>
           <w:rFonts w:ascii="Arial Narrow" w:eastAsia="Calibri" w:hAnsi="Arial Narrow" w:cs="Arial"/>
           <w:kern w:val="0"/>
-          <w14:ligatures w14:val="none"/>
+          <ns2:ligatures ns2:val="none"/>
         </w:rPr>
         <w:t xml:space="preserve"> del </w:t>
       </w:r>
@@ -3406,7 +3406,7 @@
           <w:rFonts w:ascii="Arial Narrow" w:eastAsia="Calibri" w:hAnsi="Arial Narrow" w:cs="Arial"/>
           <w:spacing w:val="-2"/>
           <w:kern w:val="0"/>
-          <w14:ligatures w14:val="none"/>
+          <ns2:ligatures ns2:val="none"/>
         </w:rPr>
         <w:t>Código</w:t>
       </w:r>
@@ -3417,7 +3417,7 @@
           <w:spacing w:val="-2"/>
           <w:kern w:val="0"/>
           <w:vertAlign w:val="superscript"/>
-          <w14:ligatures w14:val="none"/>
+          <ns2:ligatures ns2:val="none"/>
         </w:rPr>
         <w:footnoteReference w:id="6"/>
       </w:r>
@@ -3426,67 +3426,102 @@
           <w:rFonts w:ascii="Arial Narrow" w:eastAsia="Calibri" w:hAnsi="Arial Narrow" w:cs="Arial"/>
           <w:spacing w:val="-2"/>
           <w:kern w:val="0"/>
-          <w14:ligatures w14:val="none"/>
+          <ns2:ligatures ns2:val="none"/>
         </w:rPr>
         <w:t>.</w:t>
       </w:r>
     </w:p>
+    <w:p ns2:paraId="1F11FE32" ns2:textId="77777777">
+      <w:pPr>
+        <w:spacing w:after="0" w:line="240" w:lineRule="auto"/>
+        <w:ind w:left="567"/>
+        <w:jc w:val="both"/>
+        <w:rPr>
+          <w:rFonts w:ascii="Arial Narrow" w:eastAsia="Arial Narrow" w:hAnsi="Arial Narrow" w:cs="Arial Narrow"/>
+          <w:color w:val="000000"/>
+          <w:kern w:val="0"/>
+          <w:lang w:eastAsia="es-PE"/>
+          <ns2:ligatures ns2:val="none"/>
+        </w:rPr>
+      </w:pPr>
+    </w:p>
     <w:p>
       <w:pPr>
         <w:spacing w:after="0" w:line="240" w:lineRule="auto"/>
-        <w:ind w:left="567"/>
-        <w:jc w:val="both"/>
-        <w:rPr>
-          <w:rFonts w:ascii="Arial Narrow" w:eastAsia="Arial Narrow" w:hAnsi="Arial Narrow" w:cs="Arial Narrow"/>
-          <w:color w:val="000000"/>
-          <w:kern w:val="0"/>
-          <w:lang w:eastAsia="es-PE"/>
-          <w14:ligatures w14:val="none"/>
-        </w:rPr>
-      </w:pPr>
-    </w:p>
-    <w:p>
-      <w:pPr>
-        <w:spacing w:after="0" w:line="240" w:lineRule="auto"/>
-        <w:jc w:val="both"/>
-        <w:rPr>
-          <w:rFonts w:ascii="Arial Narrow" w:eastAsia="Arial Narrow" w:hAnsi="Arial Narrow" w:cs="Arial Narrow"/>
-          <w:color w:val="000000"/>
-          <w:kern w:val="0"/>
-          <w:lang w:eastAsia="es-PE"/>
-          <w14:ligatures w14:val="none"/>
-        </w:rPr>
-      </w:pPr>
-      <w:r>
-        <w:rPr>
-          <w:rFonts w:ascii="Arial Narrow" w:eastAsia="Arial Narrow" w:hAnsi="Arial Narrow" w:cs="Arial Narrow"/>
-          <w:b/>
-          <w:color w:val="000000"/>
-          <w:kern w:val="0"/>
-          <w:lang w:eastAsia="es-PE"/>
-          <w14:ligatures w14:val="none"/>
+        <w:jc w:val="both"/>
+        <w:rPr>
+          <w:rFonts w:ascii="Arial Narrow" w:eastAsia="Arial Narrow" w:hAnsi="Arial Narrow" w:cs="Arial Narrow"/>
+          <w:color w:val="000000"/>
+          <w:kern w:val="0"/>
+          <w:lang w:eastAsia="es-PE"/>
+          <ns2:ligatures ns2:val="none"/>
+        </w:rPr>
+      </w:pPr>
+      <w:r>
+        <w:rPr>
+          <w:rFonts w:ascii="Arial Narrow" w:hAnsi="Arial Narrow" w:cs="Arial Narrow"/>
+          <w:b w:val="1"/>
+          <w:bCs w:val="1"/>
+          <w:sz w:val="20"/>
+          <w:szCs w:val="20"/>
         </w:rPr>
         <w:t xml:space="preserve">CUARTO: </w:t>
       </w:r>
       <w:r>
         <w:rPr>
-          <w:rFonts w:ascii="Arial Narrow" w:eastAsia="Arial Narrow" w:hAnsi="Arial Narrow" w:cs="Arial Narrow"/>
-          <w:color w:val="000000"/>
-          <w:kern w:val="0"/>
-          <w:lang w:eastAsia="es-PE"/>
-          <w14:ligatures w14:val="none"/>
-        </w:rPr>
-        <w:t xml:space="preserve">correr traslado de la denuncia interpuesta </w:t>
-      </w:r>
-      <w:r>
+          <w:rFonts w:ascii="Arial Narrow" w:hAnsi="Arial Narrow" w:cs="Arial Narrow"/>
+          <w:sz w:val="20"/>
+          <w:szCs w:val="20"/>
+        </w:rPr>
+        <w:t xml:space="preserve">correr traslado de la presente resolución a Mapfre Perú Compañía de Seguros y Reaseguros S.A para que, de conformidad con lo dispuesto por el artículo 26° de la Ley sobre Facultades, Normas y Organización del Indecopi, aprobado por Decreto Legislativo N° 8079, presenten sus descargos sobre la imputación de cargos realizada en un plazo no mayor a cinco (5) días hábiles contado a partir del día siguiente de la notificación de la presente resolución, vencido el cual, el Secretario Técnico declarará en rebeldía a los denunciados que no lo hubieran presentado. Debe precisarse que de conformidad con lo establecido por el artículo 223° del Texto Único Ordenado de la Ley N° 27444, Ley del Procedimiento Administrativo General, las alegaciones y los hechos relevantes de la reclamación, salvo que hayan sido específicamente negadas en la contestación, se tendrán por aceptadas o meritadas como ciertas.</w:t>
+      </w:r>
+    </w:p>
+    <w:p ns2:paraId="228F876C" ns2:textId="77777777">
+      <w:pPr>
+        <w:spacing w:after="0" w:line="240" w:lineRule="auto"/>
+        <w:jc w:val="both"/>
+        <w:rPr>
+          <w:rFonts w:ascii="Arial Narrow" w:eastAsia="Arial Narrow" w:hAnsi="Arial Narrow" w:cs="Arial Narrow"/>
+          <w:color w:val="000000"/>
+          <w:kern w:val="0"/>
+          <w:lang w:eastAsia="es-PE"/>
+          <ns2:ligatures ns2:val="none"/>
+        </w:rPr>
+      </w:pPr>
+    </w:p>
+    <w:p ns2:paraId="774AFBA5" ns2:textId="57729DCA">
+      <w:pPr>
+        <w:spacing w:after="0" w:line="240" w:lineRule="auto"/>
+        <w:jc w:val="both"/>
         <w:rPr>
           <w:rFonts w:ascii="Arial Narrow" w:eastAsia="Times New Roman" w:hAnsi="Arial Narrow" w:cs="Arial"/>
           <w:color w:val="000000"/>
           <w:kern w:val="0"/>
           <w:lang w:val="es-ES" w:eastAsia="es-ES"/>
-          <w14:ligatures w14:val="none"/>
-        </w:rPr>
-        <w:t xml:space="preserve">el </w:t>
+          <ns2:ligatures ns2:val="none"/>
+        </w:rPr>
+      </w:pPr>
+      <w:r>
+        <w:rPr>
+          <w:rFonts w:ascii="Arial Narrow" w:eastAsia="Arial Narrow" w:hAnsi="Arial Narrow" w:cs="Arial Narrow"/>
+          <w:b/>
+          <w:color w:val="000000"/>
+          <w:kern w:val="0"/>
+          <w:lang w:eastAsia="es-PE"/>
+          <ns2:ligatures ns2:val="none"/>
+        </w:rPr>
+        <w:t xml:space="preserve">QUINTO: </w:t>
+      </w:r>
+      <w:bookmarkStart w:id="4" w:name="_Hlk188286813"/>
+      <w:r>
+        <w:rPr>
+          <w:rFonts w:ascii="Arial Narrow" w:eastAsia="Times New Roman" w:hAnsi="Arial Narrow" w:cs="Arial"/>
+          <w:color w:val="000000"/>
+          <w:kern w:val="0"/>
+          <w:lang w:eastAsia="es-ES"/>
+          <ns2:ligatures ns2:val="none"/>
+        </w:rPr>
+        <w:t xml:space="preserve">requerir </w:t>
       </w:r>
       <w:r>
         <w:rPr>
@@ -3494,28 +3529,32 @@
           <w:color w:val="000000"/>
           <w:kern w:val="0"/>
           <w:lang w:val="es-ES" w:eastAsia="es-ES"/>
-          <w14:ligatures w14:val="none"/>
-        </w:rPr>
-        <w:t>21 de julio de 2025</w:t>
-      </w:r>
-      <w:r>
-        <w:rPr>
-          <w:rFonts w:ascii="Arial Narrow" w:eastAsia="Calibri" w:hAnsi="Arial Narrow" w:cs="Arial"/>
-          <w:kern w:val="0"/>
-          <w14:ligatures w14:val="none"/>
+          <ns2:ligatures ns2:val="none"/>
+        </w:rPr>
+        <w:t xml:space="preserve">que, en un </w:t>
+      </w:r>
+      <w:r>
+        <w:rPr>
+          <w:rFonts w:ascii="Arial Narrow" w:eastAsia="Times New Roman" w:hAnsi="Arial Narrow" w:cs="Arial"/>
+          <w:color w:val="000000"/>
+          <w:kern w:val="0"/>
+          <w:lang w:eastAsia="es-ES"/>
+          <ns2:ligatures ns2:val="none"/>
+        </w:rPr>
+        <w:t>plazo no mayor de cinco (5) días hábiles contado a partir del día siguiente de la notificación de la presente resolución</w:t>
+      </w:r>
+      <w:bookmarkEnd w:id="4"/>
+      <w:r>
+        <w:rPr>
+          <w:rFonts w:ascii="Arial Narrow" w:eastAsia="Times New Roman" w:hAnsi="Arial Narrow" w:cs="Arial"/>
+          <w:color w:val="000000"/>
+          <w:kern w:val="0"/>
+          <w:lang w:eastAsia="es-ES"/>
+          <ns2:ligatures ns2:val="none"/>
         </w:rPr>
         <w:t xml:space="preserve">, </w:t>
       </w:r>
-      <w:r>
-        <w:rPr>
-          <w:rFonts w:ascii="Arial Narrow" w:eastAsia="Arial Narrow" w:hAnsi="Arial Narrow" w:cs="Arial Narrow"/>
-          <w:color w:val="000000"/>
-          <w:kern w:val="0"/>
-          <w:lang w:eastAsia="es-PE"/>
-          <w14:ligatures w14:val="none"/>
-        </w:rPr>
-        <w:t>a</w:t>
-      </w:r>
+      <w:bookmarkStart w:id="5" w:name="_Hlk188286828"/>
       <w:r>
         <w:rPr>
           <w:rFonts w:ascii="Arial Narrow" w:eastAsia="Times New Roman" w:hAnsi="Arial Narrow" w:cs="Times New Roman"/>
@@ -3523,50 +3562,153 @@
           <w:kern w:val="0"/>
           <w:shd w:val="clear" w:color="auto" w:fill="FFFFFF"/>
           <w:lang w:eastAsia="es-PE"/>
-          <w14:ligatures w14:val="none"/>
+          <ns2:ligatures ns2:val="none"/>
+        </w:rPr>
+        <w:t>el proveedor denunciado</w:t>
+      </w:r>
+      <w:r>
+        <w:rPr>
+          <w:rFonts w:ascii="Arial Narrow" w:eastAsia="Times New Roman" w:hAnsi="Arial Narrow" w:cs="Arial"/>
+          <w:color w:val="000000"/>
+          <w:kern w:val="0"/>
+          <w:lang w:eastAsia="es-ES"/>
+          <ns2:ligatures ns2:val="none"/>
         </w:rPr>
         <w:t xml:space="preserve"> </w:t>
       </w:r>
-      <w:r>
-        <w:rPr>
-          <w:rFonts w:ascii="Arial Narrow" w:eastAsia="Arial Narrow" w:hAnsi="Arial Narrow" w:cs="Arial Narrow"/>
-          <w:bCs/>
-        </w:rPr>
-        <w:t>Map</w:t>
-      </w:r>
-      <w:r>
-        <w:rPr>
-          <w:rFonts w:ascii="Arial Narrow" w:eastAsia="Arial Narrow" w:hAnsi="Arial Narrow" w:cs="Arial Narrow"/>
-          <w:bCs/>
-        </w:rPr>
-        <w:t>fre Perú Compañía de Seguros y Reaseguros S.</w:t>
-      </w:r>
-      <w:r>
-        <w:rPr>
-          <w:rFonts w:ascii="Arial Narrow" w:eastAsia="Arial Narrow" w:hAnsi="Arial Narrow" w:cs="Arial Narrow"/>
-          <w:bCs/>
-        </w:rPr>
-        <w:t>A.</w:t>
-      </w:r>
-      <w:r>
-        <w:rPr>
-          <w:rFonts w:ascii="Arial Narrow" w:eastAsia="Arial Narrow" w:hAnsi="Arial Narrow" w:cs="Arial Narrow"/>
-          <w:color w:val="000000"/>
-          <w:kern w:val="0"/>
-          <w:lang w:eastAsia="es-PE"/>
-          <w14:ligatures w14:val="none"/>
-        </w:rPr>
-        <w:t>, para</w:t>
-      </w:r>
-      <w:r>
-        <w:rPr>
-          <w:rFonts w:ascii="Arial Narrow" w:eastAsia="Arial Narrow" w:hAnsi="Arial Narrow" w:cs="Arial Narrow"/>
-          <w:color w:val="000000"/>
-          <w:kern w:val="0"/>
-          <w:lang w:eastAsia="es-PE"/>
-          <w14:ligatures w14:val="none"/>
-        </w:rPr>
-        <w:t xml:space="preserve"> que, de conformidad con lo dispuesto por el artículo 26</w:t>
+      <w:bookmarkEnd w:id="5"/>
+      <w:r>
+        <w:rPr>
+          <w:rFonts w:ascii="Arial Narrow" w:eastAsia="Times New Roman" w:hAnsi="Arial Narrow" w:cs="Arial"/>
+          <w:color w:val="000000"/>
+          <w:kern w:val="0"/>
+          <w:lang w:val="es-ES" w:eastAsia="es-ES"/>
+          <ns2:ligatures ns2:val="none"/>
+        </w:rPr>
+        <w:t xml:space="preserve">cumpla con: </w:t>
+      </w:r>
+      <w:r>
+        <w:rPr>
+          <w:rFonts w:ascii="Arial Narrow" w:eastAsia="Times New Roman" w:hAnsi="Arial Narrow" w:cs="Arial"/>
+          <w:color w:val="000000"/>
+          <w:kern w:val="0"/>
+          <w:lang w:val="es-ES" w:eastAsia="es-ES"/>
+          <ns2:ligatures ns2:val="none"/>
+        </w:rPr>
+        <w:t>(i) presentar una copia completa, legible y debidamente suscrita de la Póliza 610221016376 del Seguro de Vida; (</w:t>
+      </w:r>
+      <w:proofErr w:type="spellStart"/>
+      <w:r>
+        <w:rPr>
+          <w:rFonts w:ascii="Arial Narrow" w:eastAsia="Times New Roman" w:hAnsi="Arial Narrow" w:cs="Arial"/>
+          <w:color w:val="000000"/>
+          <w:kern w:val="0"/>
+          <w:lang w:val="es-ES" w:eastAsia="es-ES"/>
+          <ns2:ligatures ns2:val="none"/>
+        </w:rPr>
+        <w:t>ii</w:t>
+      </w:r>
+      <w:proofErr w:type="spellEnd"/>
+      <w:r>
+        <w:rPr>
+          <w:rFonts w:ascii="Arial Narrow" w:eastAsia="Times New Roman" w:hAnsi="Arial Narrow" w:cs="Arial"/>
+          <w:color w:val="000000"/>
+          <w:kern w:val="0"/>
+          <w:lang w:val="es-ES" w:eastAsia="es-ES"/>
+          <ns2:ligatures ns2:val="none"/>
+        </w:rPr>
+        <w:t>) presentar los medios probatorios que acrediten que el rechazo fue justificado; y, (</w:t>
+      </w:r>
+      <w:proofErr w:type="spellStart"/>
+      <w:r>
+        <w:rPr>
+          <w:rFonts w:ascii="Arial Narrow" w:eastAsia="Times New Roman" w:hAnsi="Arial Narrow" w:cs="Arial"/>
+          <w:color w:val="000000"/>
+          <w:kern w:val="0"/>
+          <w:lang w:val="es-ES" w:eastAsia="es-ES"/>
+          <ns2:ligatures ns2:val="none"/>
+        </w:rPr>
+        <w:t>iii</w:t>
+      </w:r>
+      <w:proofErr w:type="spellEnd"/>
+      <w:r>
+        <w:rPr>
+          <w:rFonts w:ascii="Arial Narrow" w:eastAsia="Times New Roman" w:hAnsi="Arial Narrow" w:cs="Arial"/>
+          <w:color w:val="000000"/>
+          <w:kern w:val="0"/>
+          <w:lang w:val="es-ES" w:eastAsia="es-ES"/>
+          <ns2:ligatures ns2:val="none"/>
+        </w:rPr>
+        <w:t>) presentar todas las comunicaciones cursadas con la parte denunciante en virtud del hecho materia de denuncia</w:t>
+      </w:r>
+      <w:r>
+        <w:rPr>
+          <w:rFonts w:ascii="Arial Narrow" w:eastAsia="Times New Roman" w:hAnsi="Arial Narrow" w:cs="Arial"/>
+          <w:color w:val="000000"/>
+          <w:kern w:val="0"/>
+          <w:lang w:val="es-ES" w:eastAsia="es-ES"/>
+          <ns2:ligatures ns2:val="none"/>
+        </w:rPr>
+        <w:t>.</w:t>
+      </w:r>
+    </w:p>
+    <w:p ns2:paraId="12A4D8BD" ns2:textId="77777777">
+      <w:pPr>
+        <w:spacing w:after="0" w:line="240" w:lineRule="auto"/>
+        <w:jc w:val="both"/>
+        <w:rPr>
+          <w:rFonts w:ascii="Arial Narrow" w:eastAsia="Arial Narrow" w:hAnsi="Arial Narrow" w:cs="Arial Narrow"/>
+          <w:b/>
+          <w:color w:val="000000"/>
+          <w:kern w:val="0"/>
+          <w:lang w:val="es-ES" w:eastAsia="es-PE"/>
+          <ns2:ligatures ns2:val="none"/>
+        </w:rPr>
+      </w:pPr>
+    </w:p>
+    <w:p ns2:paraId="591B7E6F" ns2:textId="77777777">
+      <w:pPr>
+        <w:spacing w:after="0" w:line="240" w:lineRule="auto"/>
+        <w:jc w:val="both"/>
+        <w:rPr>
+          <w:rFonts w:ascii="Arial Narrow" w:eastAsia="Arial Narrow" w:hAnsi="Arial Narrow" w:cs="Arial Narrow"/>
+          <w:color w:val="000000"/>
+          <w:kern w:val="0"/>
+          <w:lang w:eastAsia="es-PE"/>
+          <ns2:ligatures ns2:val="none"/>
+        </w:rPr>
+      </w:pPr>
+      <w:r>
+        <w:rPr>
+          <w:rFonts w:ascii="Arial Narrow" w:eastAsia="Arial Narrow" w:hAnsi="Arial Narrow" w:cs="Arial Narrow"/>
+          <w:b/>
+          <w:color w:val="000000"/>
+          <w:kern w:val="0"/>
+          <w:lang w:eastAsia="es-PE"/>
+          <ns2:ligatures ns2:val="none"/>
+        </w:rPr>
+        <w:t>SEXTO:</w:t>
+      </w:r>
+      <w:r>
+        <w:rPr>
+          <w:rFonts w:ascii="Arial Narrow" w:eastAsia="Arial Narrow" w:hAnsi="Arial Narrow" w:cs="Arial Narrow"/>
+          <w:color w:val="000000"/>
+          <w:kern w:val="0"/>
+          <w:lang w:eastAsia="es-PE"/>
+          <ns2:ligatures ns2:val="none"/>
+        </w:rPr>
+        <w:t xml:space="preserve"> </w:t>
+      </w:r>
+      <w:bookmarkStart w:id="6" w:name="_Hlk188286915"/>
+      <w:r>
+        <w:rPr>
+          <w:rFonts w:ascii="Arial Narrow" w:eastAsia="Arial Narrow" w:hAnsi="Arial Narrow" w:cs="Arial Narrow"/>
+          <w:color w:val="000000"/>
+          <w:kern w:val="0"/>
+          <w:lang w:eastAsia="es-PE"/>
+          <ns2:ligatures ns2:val="none"/>
+        </w:rPr>
+        <w:t>informar a las partes que el artículo 110</w:t>
       </w:r>
       <w:r>
         <w:rPr>
@@ -3574,7 +3716,7 @@
           <w:color w:val="000000"/>
           <w:kern w:val="0"/>
           <w:lang w:eastAsia="es-PE"/>
-          <w14:ligatures w14:val="none"/>
+          <ns2:ligatures ns2:val="none"/>
         </w:rPr>
         <w:t/>
       </w:r>
@@ -3584,262 +3726,7 @@
           <w:color w:val="000000"/>
           <w:kern w:val="0"/>
           <w:lang w:eastAsia="es-PE"/>
-          <w14:ligatures w14:val="none"/>
-        </w:rPr>
-        <w:t xml:space="preserve"> de la Ley sobre Facultades, Normas y Organización del Indecopi, aprobada por Decreto Legislativo 807, presente sus descargos en un plazo no mayor de cinco (5) días hábiles contados desde la notificación. </w:t>
-      </w:r>
-    </w:p>
-    <w:p>
-      <w:pPr>
-        <w:spacing w:after="0" w:line="240" w:lineRule="auto"/>
-        <w:jc w:val="both"/>
-        <w:rPr>
-          <w:rFonts w:ascii="Arial Narrow" w:eastAsia="Arial Narrow" w:hAnsi="Arial Narrow" w:cs="Arial Narrow"/>
-          <w:color w:val="000000"/>
-          <w:kern w:val="0"/>
-          <w:lang w:eastAsia="es-PE"/>
-          <w14:ligatures w14:val="none"/>
-        </w:rPr>
-      </w:pPr>
-    </w:p>
-    <w:p>
-      <w:pPr>
-        <w:spacing w:after="0" w:line="240" w:lineRule="auto"/>
-        <w:jc w:val="both"/>
-        <w:rPr>
-          <w:rFonts w:ascii="Arial Narrow" w:eastAsia="Times New Roman" w:hAnsi="Arial Narrow" w:cs="Arial"/>
-          <w:color w:val="000000"/>
-          <w:kern w:val="0"/>
-          <w:lang w:val="es-ES" w:eastAsia="es-ES"/>
-          <w14:ligatures w14:val="none"/>
-        </w:rPr>
-      </w:pPr>
-      <w:r>
-        <w:rPr>
-          <w:rFonts w:ascii="Arial Narrow" w:eastAsia="Arial Narrow" w:hAnsi="Arial Narrow" w:cs="Arial Narrow"/>
-          <w:b/>
-          <w:color w:val="000000"/>
-          <w:kern w:val="0"/>
-          <w:lang w:eastAsia="es-PE"/>
-          <w14:ligatures w14:val="none"/>
-        </w:rPr>
-        <w:t xml:space="preserve">QUINTO: </w:t>
-      </w:r>
-      <w:bookmarkStart w:id="4" w:name="_Hlk188286813"/>
-      <w:r>
-        <w:rPr>
-          <w:rFonts w:ascii="Arial Narrow" w:eastAsia="Times New Roman" w:hAnsi="Arial Narrow" w:cs="Arial"/>
-          <w:color w:val="000000"/>
-          <w:kern w:val="0"/>
-          <w:lang w:eastAsia="es-ES"/>
-          <w14:ligatures w14:val="none"/>
-        </w:rPr>
-        <w:t xml:space="preserve">requerir </w:t>
-      </w:r>
-      <w:r>
-        <w:rPr>
-          <w:rFonts w:ascii="Arial Narrow" w:eastAsia="Times New Roman" w:hAnsi="Arial Narrow" w:cs="Arial"/>
-          <w:color w:val="000000"/>
-          <w:kern w:val="0"/>
-          <w:lang w:val="es-ES" w:eastAsia="es-ES"/>
-          <w14:ligatures w14:val="none"/>
-        </w:rPr>
-        <w:t xml:space="preserve">que, en un </w:t>
-      </w:r>
-      <w:r>
-        <w:rPr>
-          <w:rFonts w:ascii="Arial Narrow" w:eastAsia="Times New Roman" w:hAnsi="Arial Narrow" w:cs="Arial"/>
-          <w:color w:val="000000"/>
-          <w:kern w:val="0"/>
-          <w:lang w:eastAsia="es-ES"/>
-          <w14:ligatures w14:val="none"/>
-        </w:rPr>
-        <w:t>plazo no mayor de cinco (5) días hábiles contado a partir del día siguiente de la notificación de la presente resolución</w:t>
-      </w:r>
-      <w:bookmarkEnd w:id="4"/>
-      <w:r>
-        <w:rPr>
-          <w:rFonts w:ascii="Arial Narrow" w:eastAsia="Times New Roman" w:hAnsi="Arial Narrow" w:cs="Arial"/>
-          <w:color w:val="000000"/>
-          <w:kern w:val="0"/>
-          <w:lang w:eastAsia="es-ES"/>
-          <w14:ligatures w14:val="none"/>
-        </w:rPr>
-        <w:t xml:space="preserve">, </w:t>
-      </w:r>
-      <w:bookmarkStart w:id="5" w:name="_Hlk188286828"/>
-      <w:r>
-        <w:rPr>
-          <w:rFonts w:ascii="Arial Narrow" w:eastAsia="Times New Roman" w:hAnsi="Arial Narrow" w:cs="Times New Roman"/>
-          <w:color w:val="000000"/>
-          <w:kern w:val="0"/>
-          <w:shd w:val="clear" w:color="auto" w:fill="FFFFFF"/>
-          <w:lang w:eastAsia="es-PE"/>
-          <w14:ligatures w14:val="none"/>
-        </w:rPr>
-        <w:t>el proveedor denunciado</w:t>
-      </w:r>
-      <w:r>
-        <w:rPr>
-          <w:rFonts w:ascii="Arial Narrow" w:eastAsia="Times New Roman" w:hAnsi="Arial Narrow" w:cs="Arial"/>
-          <w:color w:val="000000"/>
-          <w:kern w:val="0"/>
-          <w:lang w:eastAsia="es-ES"/>
-          <w14:ligatures w14:val="none"/>
-        </w:rPr>
-        <w:t xml:space="preserve"> </w:t>
-      </w:r>
-      <w:bookmarkEnd w:id="5"/>
-      <w:r>
-        <w:rPr>
-          <w:rFonts w:ascii="Arial Narrow" w:eastAsia="Times New Roman" w:hAnsi="Arial Narrow" w:cs="Arial"/>
-          <w:color w:val="000000"/>
-          <w:kern w:val="0"/>
-          <w:lang w:val="es-ES" w:eastAsia="es-ES"/>
-          <w14:ligatures w14:val="none"/>
-        </w:rPr>
-        <w:t xml:space="preserve">cumpla con: </w:t>
-      </w:r>
-      <w:r>
-        <w:rPr>
-          <w:rFonts w:ascii="Arial Narrow" w:eastAsia="Times New Roman" w:hAnsi="Arial Narrow" w:cs="Arial"/>
-          <w:color w:val="000000"/>
-          <w:kern w:val="0"/>
-          <w:lang w:val="es-ES" w:eastAsia="es-ES"/>
-          <w14:ligatures w14:val="none"/>
-        </w:rPr>
-        <w:t>(i) presentar una copia completa, legible y debidamente suscrita de la Póliza 610221016376 del Seguro de Vida; (</w:t>
-      </w:r>
-      <w:proofErr w:type="spellStart"/>
-      <w:r>
-        <w:rPr>
-          <w:rFonts w:ascii="Arial Narrow" w:eastAsia="Times New Roman" w:hAnsi="Arial Narrow" w:cs="Arial"/>
-          <w:color w:val="000000"/>
-          <w:kern w:val="0"/>
-          <w:lang w:val="es-ES" w:eastAsia="es-ES"/>
-          <w14:ligatures w14:val="none"/>
-        </w:rPr>
-        <w:t>ii</w:t>
-      </w:r>
-      <w:proofErr w:type="spellEnd"/>
-      <w:r>
-        <w:rPr>
-          <w:rFonts w:ascii="Arial Narrow" w:eastAsia="Times New Roman" w:hAnsi="Arial Narrow" w:cs="Arial"/>
-          <w:color w:val="000000"/>
-          <w:kern w:val="0"/>
-          <w:lang w:val="es-ES" w:eastAsia="es-ES"/>
-          <w14:ligatures w14:val="none"/>
-        </w:rPr>
-        <w:t>) presentar los medios probatorios que acrediten que el rechazo fue justificado; y, (</w:t>
-      </w:r>
-      <w:proofErr w:type="spellStart"/>
-      <w:r>
-        <w:rPr>
-          <w:rFonts w:ascii="Arial Narrow" w:eastAsia="Times New Roman" w:hAnsi="Arial Narrow" w:cs="Arial"/>
-          <w:color w:val="000000"/>
-          <w:kern w:val="0"/>
-          <w:lang w:val="es-ES" w:eastAsia="es-ES"/>
-          <w14:ligatures w14:val="none"/>
-        </w:rPr>
-        <w:t>iii</w:t>
-      </w:r>
-      <w:proofErr w:type="spellEnd"/>
-      <w:r>
-        <w:rPr>
-          <w:rFonts w:ascii="Arial Narrow" w:eastAsia="Times New Roman" w:hAnsi="Arial Narrow" w:cs="Arial"/>
-          <w:color w:val="000000"/>
-          <w:kern w:val="0"/>
-          <w:lang w:val="es-ES" w:eastAsia="es-ES"/>
-          <w14:ligatures w14:val="none"/>
-        </w:rPr>
-        <w:t>) presentar todas las comunicaciones cursadas con la parte denunciante en virtud del hecho materia de denuncia</w:t>
-      </w:r>
-      <w:r>
-        <w:rPr>
-          <w:rFonts w:ascii="Arial Narrow" w:eastAsia="Times New Roman" w:hAnsi="Arial Narrow" w:cs="Arial"/>
-          <w:color w:val="000000"/>
-          <w:kern w:val="0"/>
-          <w:lang w:val="es-ES" w:eastAsia="es-ES"/>
-          <w14:ligatures w14:val="none"/>
-        </w:rPr>
-        <w:t>.</w:t>
-      </w:r>
-    </w:p>
-    <w:p>
-      <w:pPr>
-        <w:spacing w:after="0" w:line="240" w:lineRule="auto"/>
-        <w:jc w:val="both"/>
-        <w:rPr>
-          <w:rFonts w:ascii="Arial Narrow" w:eastAsia="Arial Narrow" w:hAnsi="Arial Narrow" w:cs="Arial Narrow"/>
-          <w:b/>
-          <w:color w:val="000000"/>
-          <w:kern w:val="0"/>
-          <w:lang w:val="es-ES" w:eastAsia="es-PE"/>
-          <w14:ligatures w14:val="none"/>
-        </w:rPr>
-      </w:pPr>
-    </w:p>
-    <w:p>
-      <w:pPr>
-        <w:spacing w:after="0" w:line="240" w:lineRule="auto"/>
-        <w:jc w:val="both"/>
-        <w:rPr>
-          <w:rFonts w:ascii="Arial Narrow" w:eastAsia="Arial Narrow" w:hAnsi="Arial Narrow" w:cs="Arial Narrow"/>
-          <w:color w:val="000000"/>
-          <w:kern w:val="0"/>
-          <w:lang w:eastAsia="es-PE"/>
-          <w14:ligatures w14:val="none"/>
-        </w:rPr>
-      </w:pPr>
-      <w:r>
-        <w:rPr>
-          <w:rFonts w:ascii="Arial Narrow" w:eastAsia="Arial Narrow" w:hAnsi="Arial Narrow" w:cs="Arial Narrow"/>
-          <w:b/>
-          <w:color w:val="000000"/>
-          <w:kern w:val="0"/>
-          <w:lang w:eastAsia="es-PE"/>
-          <w14:ligatures w14:val="none"/>
-        </w:rPr>
-        <w:t>SEXTO:</w:t>
-      </w:r>
-      <w:r>
-        <w:rPr>
-          <w:rFonts w:ascii="Arial Narrow" w:eastAsia="Arial Narrow" w:hAnsi="Arial Narrow" w:cs="Arial Narrow"/>
-          <w:color w:val="000000"/>
-          <w:kern w:val="0"/>
-          <w:lang w:eastAsia="es-PE"/>
-          <w14:ligatures w14:val="none"/>
-        </w:rPr>
-        <w:t xml:space="preserve"> </w:t>
-      </w:r>
-      <w:bookmarkStart w:id="6" w:name="_Hlk188286915"/>
-      <w:r>
-        <w:rPr>
-          <w:rFonts w:ascii="Arial Narrow" w:eastAsia="Arial Narrow" w:hAnsi="Arial Narrow" w:cs="Arial Narrow"/>
-          <w:color w:val="000000"/>
-          <w:kern w:val="0"/>
-          <w:lang w:eastAsia="es-PE"/>
-          <w14:ligatures w14:val="none"/>
-        </w:rPr>
-        <w:t>informar a las partes que el artículo 110</w:t>
-      </w:r>
-      <w:r>
-        <w:rPr>
-          <w:rFonts w:ascii="Arial Narrow" w:eastAsia="Times New Roman" w:hAnsi="Arial Narrow" w:cs="Segoe UI"/>
-          <w:color w:val="000000"/>
-          <w:kern w:val="0"/>
-          <w:lang w:eastAsia="es-PE"/>
-          <w14:ligatures w14:val="none"/>
-        </w:rPr>
-        <w:t/>
-      </w:r>
-      <w:r>
-        <w:rPr>
-          <w:rFonts w:ascii="Arial Narrow" w:eastAsia="Arial Narrow" w:hAnsi="Arial Narrow" w:cs="Arial Narrow"/>
-          <w:color w:val="000000"/>
-          <w:kern w:val="0"/>
-          <w:lang w:eastAsia="es-PE"/>
-          <w14:ligatures w14:val="none"/>
+          <ns2:ligatures ns2:val="none"/>
         </w:rPr>
         <w:t xml:space="preserve"> de la Ley 29571, Código de Protección y Defensa del Consumidor</w:t>
       </w:r>
@@ -3851,7 +3738,7 @@
           <w:kern w:val="0"/>
           <w:vertAlign w:val="superscript"/>
           <w:lang w:eastAsia="es-PE"/>
-          <w14:ligatures w14:val="none"/>
+          <ns2:ligatures ns2:val="none"/>
         </w:rPr>
         <w:footnoteReference w:id="7"/>
       </w:r>
@@ -3861,7 +3748,7 @@
           <w:color w:val="000000"/>
           <w:kern w:val="0"/>
           <w:lang w:eastAsia="es-PE"/>
-          <w14:ligatures w14:val="none"/>
+          <ns2:ligatures ns2:val="none"/>
         </w:rPr>
         <w:t>, faculta a la Comisión a calificar las infracciones de la referida norma como leves, graves o muy graves e imponer sanciones que van desde una amonestación hasta una multa por un máximo de 450 Unidades Impositivas Tributarias, sin perjuicio de las medidas correctivas, reparadoras y complementarias, que puedan ordenarse de acuerdo a lo estipulado en los artículos 114</w:t>
       </w:r>
@@ -3871,7 +3758,7 @@
           <w:color w:val="000000"/>
           <w:kern w:val="0"/>
           <w:lang w:eastAsia="es-PE"/>
-          <w14:ligatures w14:val="none"/>
+          <ns2:ligatures ns2:val="none"/>
         </w:rPr>
         <w:t/>
       </w:r>
@@ -3881,7 +3768,7 @@
           <w:color w:val="000000"/>
           <w:kern w:val="0"/>
           <w:lang w:eastAsia="es-PE"/>
-          <w14:ligatures w14:val="none"/>
+          <ns2:ligatures ns2:val="none"/>
         </w:rPr>
         <w:t>, 115</w:t>
       </w:r>
@@ -3891,7 +3778,7 @@
           <w:color w:val="000000"/>
           <w:kern w:val="0"/>
           <w:lang w:eastAsia="es-PE"/>
-          <w14:ligatures w14:val="none"/>
+          <ns2:ligatures ns2:val="none"/>
         </w:rPr>
         <w:t/>
       </w:r>
@@ -3901,7 +3788,7 @@
           <w:color w:val="000000"/>
           <w:kern w:val="0"/>
           <w:lang w:eastAsia="es-PE"/>
-          <w14:ligatures w14:val="none"/>
+          <ns2:ligatures ns2:val="none"/>
         </w:rPr>
         <w:t xml:space="preserve"> y 116</w:t>
       </w:r>
@@ -3911,7 +3798,7 @@
           <w:color w:val="000000"/>
           <w:kern w:val="0"/>
           <w:lang w:eastAsia="es-PE"/>
-          <w14:ligatures w14:val="none"/>
+          <ns2:ligatures ns2:val="none"/>
         </w:rPr>
         <w:t/>
       </w:r>
@@ -3921,7 +3808,7 @@
           <w:color w:val="000000"/>
           <w:kern w:val="0"/>
           <w:lang w:eastAsia="es-PE"/>
-          <w14:ligatures w14:val="none"/>
+          <ns2:ligatures ns2:val="none"/>
         </w:rPr>
         <w:t xml:space="preserve"> de la referida norma</w:t>
       </w:r>
@@ -3933,7 +3820,7 @@
           <w:kern w:val="0"/>
           <w:vertAlign w:val="superscript"/>
           <w:lang w:eastAsia="es-PE"/>
-          <w14:ligatures w14:val="none"/>
+          <ns2:ligatures ns2:val="none"/>
         </w:rPr>
         <w:footnoteReference w:id="8"/>
       </w:r>
@@ -3943,7 +3830,7 @@
           <w:color w:val="000000"/>
           <w:kern w:val="0"/>
           <w:lang w:eastAsia="es-PE"/>
-          <w14:ligatures w14:val="none"/>
+          <ns2:ligatures ns2:val="none"/>
         </w:rPr>
         <w:t xml:space="preserve">. </w:t>
       </w:r>
@@ -3954,7 +3841,7 @@
           <w:color w:val="000000"/>
           <w:kern w:val="0"/>
           <w:lang w:eastAsia="es-PE"/>
-          <w14:ligatures w14:val="none"/>
+          <ns2:ligatures ns2:val="none"/>
         </w:rPr>
         <w:lastRenderedPageBreak/>
         <w:t>Asimismo, se consideran circunstancias atenuantes para la graduación de la sanción, el allanamiento de la denuncia o el reconocimiento de las pretensiones en ella contenidas, de acuerdo con el artículo 112</w:t>
@@ -3965,7 +3852,7 @@
           <w:color w:val="000000"/>
           <w:kern w:val="0"/>
           <w:lang w:eastAsia="es-PE"/>
-          <w14:ligatures w14:val="none"/>
+          <ns2:ligatures ns2:val="none"/>
         </w:rPr>
         <w:t/>
       </w:r>
@@ -3975,7 +3862,7 @@
           <w:color w:val="000000"/>
           <w:kern w:val="0"/>
           <w:lang w:eastAsia="es-PE"/>
-          <w14:ligatures w14:val="none"/>
+          <ns2:ligatures ns2:val="none"/>
         </w:rPr>
         <w:t xml:space="preserve"> del Código</w:t>
       </w:r>
@@ -3987,7 +3874,7 @@
           <w:kern w:val="0"/>
           <w:vertAlign w:val="superscript"/>
           <w:lang w:eastAsia="es-PE"/>
-          <w14:ligatures w14:val="none"/>
+          <ns2:ligatures ns2:val="none"/>
         </w:rPr>
         <w:footnoteReference w:id="9"/>
       </w:r>
@@ -3997,12 +3884,12 @@
           <w:color w:val="000000"/>
           <w:kern w:val="0"/>
           <w:lang w:eastAsia="es-PE"/>
-          <w14:ligatures w14:val="none"/>
+          <ns2:ligatures ns2:val="none"/>
         </w:rPr>
         <w:t>.</w:t>
       </w:r>
     </w:p>
-    <w:p>
+    <w:p ns2:paraId="0ECE55DF" ns2:textId="77777777">
       <w:pPr>
         <w:shd w:val="clear" w:color="auto" w:fill="FFFFFF"/>
         <w:spacing w:after="0" w:line="240" w:lineRule="auto"/>
@@ -4013,11 +3900,11 @@
           <w:color w:val="000000"/>
           <w:kern w:val="0"/>
           <w:lang w:eastAsia="es-PE"/>
-          <w14:ligatures w14:val="none"/>
-        </w:rPr>
-      </w:pPr>
-    </w:p>
-    <w:p>
+          <ns2:ligatures ns2:val="none"/>
+        </w:rPr>
+      </w:pPr>
+    </w:p>
+    <w:p ns2:paraId="1CC114EB" ns2:textId="77777777">
       <w:pPr>
         <w:shd w:val="clear" w:color="auto" w:fill="FFFFFF"/>
         <w:spacing w:after="0" w:line="240" w:lineRule="auto"/>
@@ -4027,17 +3914,17 @@
           <w:color w:val="000000"/>
           <w:kern w:val="0"/>
           <w:lang w:eastAsia="es-PE"/>
-          <w14:ligatures w14:val="none"/>
-        </w:rPr>
-      </w:pPr>
-      <w:r>
-        <w:rPr>
-          <w:rFonts w:ascii="Arial Narrow" w:eastAsia="Arial Narrow" w:hAnsi="Arial Narrow" w:cs="Arial Narrow"/>
-          <w:b/>
-          <w:color w:val="000000"/>
-          <w:kern w:val="0"/>
-          <w:lang w:eastAsia="es-PE"/>
-          <w14:ligatures w14:val="none"/>
+          <ns2:ligatures ns2:val="none"/>
+        </w:rPr>
+      </w:pPr>
+      <w:r>
+        <w:rPr>
+          <w:rFonts w:ascii="Arial Narrow" w:eastAsia="Arial Narrow" w:hAnsi="Arial Narrow" w:cs="Arial Narrow"/>
+          <w:b/>
+          <w:color w:val="000000"/>
+          <w:kern w:val="0"/>
+          <w:lang w:eastAsia="es-PE"/>
+          <ns2:ligatures ns2:val="none"/>
         </w:rPr>
         <w:t>SÉTIMO:</w:t>
       </w:r>
@@ -4047,7 +3934,7 @@
           <w:color w:val="000000"/>
           <w:kern w:val="0"/>
           <w:lang w:eastAsia="es-PE"/>
-          <w14:ligatures w14:val="none"/>
+          <ns2:ligatures ns2:val="none"/>
         </w:rPr>
         <w:t xml:space="preserve"> informar a las partes que conforme a lo establecido en el artículo 39</w:t>
       </w:r>
@@ -4057,7 +3944,7 @@
           <w:color w:val="000000"/>
           <w:kern w:val="0"/>
           <w:lang w:eastAsia="es-PE"/>
-          <w14:ligatures w14:val="none"/>
+          <ns2:ligatures ns2:val="none"/>
         </w:rPr>
         <w:t/>
       </w:r>
@@ -4067,12 +3954,12 @@
           <w:color w:val="000000"/>
           <w:kern w:val="0"/>
           <w:lang w:eastAsia="es-PE"/>
-          <w14:ligatures w14:val="none"/>
+          <ns2:ligatures ns2:val="none"/>
         </w:rPr>
         <w:t xml:space="preserve"> de la Ley sobre Facultades, Normas y Organización del Indecopi, aprobada por Decreto Legislativo 807, los gastos por los peritajes realizados, actuación de pruebas, inspecciones y otros derivados de la tramitación del proceso serán de cargo de la parte que solicita la prueba, salvo pacto en contrario. En todos los casos, la resolución final determinará si los gastos deben ser asumidos por alguna de las partes, o reembolsados a la otra parte o al Indecopi, según sea el caso, de manera adicional a la sanción que haya podido imponerse. </w:t>
       </w:r>
     </w:p>
-    <w:p>
+    <w:p ns2:paraId="364C4B19" ns2:textId="77777777">
       <w:pPr>
         <w:shd w:val="clear" w:color="auto" w:fill="FFFFFF"/>
         <w:spacing w:after="0" w:line="240" w:lineRule="auto"/>
@@ -4082,11 +3969,11 @@
           <w:color w:val="000000"/>
           <w:kern w:val="0"/>
           <w:lang w:eastAsia="es-PE"/>
-          <w14:ligatures w14:val="none"/>
-        </w:rPr>
-      </w:pPr>
-    </w:p>
-    <w:p>
+          <ns2:ligatures ns2:val="none"/>
+        </w:rPr>
+      </w:pPr>
+    </w:p>
+    <w:p ns2:paraId="27E9BBC0" ns2:textId="77777777">
       <w:pPr>
         <w:suppressAutoHyphens/>
         <w:spacing w:after="0" w:line="240" w:lineRule="auto"/>
@@ -4095,7 +3982,7 @@
           <w:rFonts w:ascii="Arial Narrow" w:eastAsia="Calibri" w:hAnsi="Arial Narrow" w:cs="Arial"/>
           <w:kern w:val="0"/>
           <w:u w:val="single"/>
-          <w14:ligatures w14:val="none"/>
+          <ns2:ligatures ns2:val="none"/>
         </w:rPr>
       </w:pPr>
       <w:r>
@@ -4104,7 +3991,7 @@
           <w:b/>
           <w:bCs/>
           <w:kern w:val="0"/>
-          <w14:ligatures w14:val="none"/>
+          <ns2:ligatures ns2:val="none"/>
         </w:rPr>
         <w:t>OCTAVO</w:t>
       </w:r>
@@ -4113,7 +4000,7 @@
           <w:rFonts w:ascii="Arial Narrow" w:eastAsia="Calibri" w:hAnsi="Arial Narrow" w:cs="Arial"/>
           <w:b/>
           <w:kern w:val="0"/>
-          <w14:ligatures w14:val="none"/>
+          <ns2:ligatures ns2:val="none"/>
         </w:rPr>
         <w:t>:</w:t>
       </w:r>
@@ -4121,7 +4008,7 @@
         <w:rPr>
           <w:rFonts w:ascii="Arial Narrow" w:eastAsia="Calibri" w:hAnsi="Arial Narrow" w:cs="Arial"/>
           <w:kern w:val="0"/>
-          <w14:ligatures w14:val="none"/>
+          <ns2:ligatures ns2:val="none"/>
         </w:rPr>
         <w:t xml:space="preserve"> comunicar a las partes que, de acuerdo a lo señalado por el artículo 29</w:t>
       </w:r>
@@ -4131,7 +4018,7 @@
           <w:color w:val="000000"/>
           <w:kern w:val="0"/>
           <w:lang w:eastAsia="es-PE"/>
-          <w14:ligatures w14:val="none"/>
+          <ns2:ligatures ns2:val="none"/>
         </w:rPr>
         <w:t/>
       </w:r>
@@ -4139,7 +4026,7 @@
         <w:rPr>
           <w:rFonts w:ascii="Arial Narrow" w:eastAsia="Calibri" w:hAnsi="Arial Narrow" w:cs="Arial"/>
           <w:kern w:val="0"/>
-          <w14:ligatures w14:val="none"/>
+          <ns2:ligatures ns2:val="none"/>
         </w:rPr>
         <w:t xml:space="preserve"> del Decreto Legislativo 807</w:t>
       </w:r>
@@ -4149,7 +4036,7 @@
           <w:rFonts w:ascii="Arial Narrow" w:eastAsia="Calibri" w:hAnsi="Arial Narrow" w:cs="Arial"/>
           <w:kern w:val="0"/>
           <w:vertAlign w:val="superscript"/>
-          <w14:ligatures w14:val="none"/>
+          <ns2:ligatures ns2:val="none"/>
         </w:rPr>
         <w:footnoteReference w:id="10"/>
       </w:r>
@@ -4157,7 +4044,7 @@
         <w:rPr>
           <w:rFonts w:ascii="Arial Narrow" w:eastAsia="Calibri" w:hAnsi="Arial Narrow" w:cs="Arial"/>
           <w:kern w:val="0"/>
-          <w14:ligatures w14:val="none"/>
+          <ns2:ligatures ns2:val="none"/>
         </w:rPr>
         <w:t xml:space="preserve">, hasta antes de la emisión de la Resolución Final tienen la posibilidad de solicitar una audiencia de conciliación. En caso deleguen a favor de una tercera persona su actuación en la diligencia programada, esta deberá presentar un poder especial con firma legalizada ante Notario Público, donde conste </w:t>
       </w:r>
@@ -4166,7 +4053,7 @@
           <w:rFonts w:ascii="Arial Narrow" w:eastAsia="Calibri" w:hAnsi="Arial Narrow" w:cs="Arial"/>
           <w:kern w:val="0"/>
           <w:u w:val="single"/>
-          <w14:ligatures w14:val="none"/>
+          <ns2:ligatures ns2:val="none"/>
         </w:rPr>
         <w:t>expresamente su facultad para asistir y conciliar en su representación</w:t>
       </w:r>
@@ -4175,7 +4062,7 @@
           <w:rFonts w:ascii="Arial Narrow" w:eastAsia="Calibri" w:hAnsi="Arial Narrow" w:cs="Arial"/>
           <w:bCs/>
           <w:kern w:val="0"/>
-          <w14:ligatures w14:val="none"/>
+          <ns2:ligatures ns2:val="none"/>
         </w:rPr>
         <w:t>.</w:t>
       </w:r>
@@ -4185,7 +4072,7 @@
           <w:b/>
           <w:bCs/>
           <w:kern w:val="0"/>
-          <w14:ligatures w14:val="none"/>
+          <ns2:ligatures ns2:val="none"/>
         </w:rPr>
         <w:t xml:space="preserve"> </w:t>
       </w:r>
@@ -4194,12 +4081,12 @@
           <w:rFonts w:ascii="Arial Narrow" w:eastAsia="Calibri" w:hAnsi="Arial Narrow" w:cs="Arial"/>
           <w:kern w:val="0"/>
           <w:u w:val="single"/>
-          <w14:ligatures w14:val="none"/>
+          <ns2:ligatures ns2:val="none"/>
         </w:rPr>
         <w:t xml:space="preserve">Ello bajo apercibimiento de no realizar la audiencia de conciliación y levantar el acta de inasistencia correspondiente. </w:t>
       </w:r>
     </w:p>
-    <w:p>
+    <w:p ns2:paraId="4CD47B08" ns2:textId="77777777">
       <w:pPr>
         <w:suppressAutoHyphens/>
         <w:spacing w:after="0" w:line="240" w:lineRule="auto"/>
@@ -4208,11 +4095,11 @@
           <w:rFonts w:ascii="Arial Narrow" w:eastAsia="Calibri" w:hAnsi="Arial Narrow" w:cs="Arial"/>
           <w:kern w:val="0"/>
           <w:u w:val="single"/>
-          <w14:ligatures w14:val="none"/>
-        </w:rPr>
-      </w:pPr>
-    </w:p>
-    <w:p>
+          <ns2:ligatures ns2:val="none"/>
+        </w:rPr>
+      </w:pPr>
+    </w:p>
+    <w:p ns2:paraId="0E80CA49" ns2:textId="77777777">
       <w:pPr>
         <w:suppressAutoHyphens/>
         <w:spacing w:after="0" w:line="240" w:lineRule="auto"/>
@@ -4222,7 +4109,7 @@
           <w:color w:val="000000"/>
           <w:kern w:val="0"/>
           <w:lang w:eastAsia="es-PE"/>
-          <w14:ligatures w14:val="none"/>
+          <ns2:ligatures ns2:val="none"/>
         </w:rPr>
       </w:pPr>
       <w:r>
@@ -4232,7 +4119,7 @@
           <w:color w:val="000000"/>
           <w:kern w:val="0"/>
           <w:lang w:eastAsia="es-PE"/>
-          <w14:ligatures w14:val="none"/>
+          <ns2:ligatures ns2:val="none"/>
         </w:rPr>
         <w:t>NOVENO:</w:t>
       </w:r>
@@ -4242,14 +4129,14 @@
           <w:color w:val="000000"/>
           <w:kern w:val="0"/>
           <w:lang w:eastAsia="es-PE"/>
-          <w14:ligatures w14:val="none"/>
+          <ns2:ligatures ns2:val="none"/>
         </w:rPr>
         <w:t xml:space="preserve"> poner en conocimiento de las partes que, antes de la emisión de la Resolución Final, tienen la posibilidad de formular su desistimiento o presentar el acuerdo arribado mediante la conciliación, mediación, transacción o cualquier otro que, de forma indubitable, deje constancia que se ha solucionado la controversia materia de denuncia.</w:t>
       </w:r>
       <w:bookmarkStart w:id="7" w:name="h.gjdgxs" w:colFirst="0" w:colLast="0"/>
       <w:bookmarkEnd w:id="7"/>
     </w:p>
-    <w:p>
+    <w:p ns2:paraId="7DDD06F7" ns2:textId="77777777">
       <w:pPr>
         <w:suppressAutoHyphens/>
         <w:spacing w:after="0" w:line="240" w:lineRule="auto"/>
@@ -4259,11 +4146,11 @@
           <w:color w:val="000000"/>
           <w:kern w:val="0"/>
           <w:lang w:eastAsia="es-PE"/>
-          <w14:ligatures w14:val="none"/>
-        </w:rPr>
-      </w:pPr>
-    </w:p>
-    <w:p>
+          <ns2:ligatures ns2:val="none"/>
+        </w:rPr>
+      </w:pPr>
+    </w:p>
+    <w:p ns2:paraId="236137A1" ns2:textId="0AC76DD7">
       <w:pPr>
         <w:suppressAutoHyphens/>
         <w:spacing w:after="0" w:line="240" w:lineRule="auto"/>
@@ -4286,7 +4173,7 @@
           <w:b/>
           <w:spacing w:val="-3"/>
           <w:kern w:val="0"/>
-          <w14:ligatures w14:val="none"/>
+          <ns2:ligatures ns2:val="none"/>
         </w:rPr>
         <w:t/>
       </w:r>
@@ -4296,7 +4183,7 @@
           <w:bCs/>
           <w:spacing w:val="-3"/>
           <w:kern w:val="0"/>
-          <w14:ligatures w14:val="none"/>
+          <ns2:ligatures ns2:val="none"/>
         </w:rPr>
         <w:t xml:space="preserve"/>
       </w:r>
@@ -4306,7 +4193,7 @@
           <w:bCs/>
           <w:spacing w:val="-3"/>
           <w:kern w:val="0"/>
-          <w14:ligatures w14:val="none"/>
+          <ns2:ligatures ns2:val="none"/>
         </w:rPr>
         <w:t xml:space="preserve"/>
       </w:r>
@@ -4316,7 +4203,7 @@
           <w:bCs/>
           <w:spacing w:val="-3"/>
           <w:kern w:val="0"/>
-          <w14:ligatures w14:val="none"/>
+          <ns2:ligatures ns2:val="none"/>
         </w:rPr>
         <w:t xml:space="preserve"/>
       </w:r>
@@ -4327,7 +4214,7 @@
           <w:bCs/>
           <w:spacing w:val="-3"/>
           <w:kern w:val="0"/>
-          <w14:ligatures w14:val="none"/>
+          <ns2:ligatures ns2:val="none"/>
         </w:rPr>
         <w:t/>
       </w:r>
@@ -4338,7 +4225,7 @@
           <w:bCs/>
           <w:spacing w:val="-3"/>
           <w:kern w:val="0"/>
-          <w14:ligatures w14:val="none"/>
+          <ns2:ligatures ns2:val="none"/>
         </w:rPr>
         <w:t xml:space="preserve"/>
       </w:r>
@@ -4348,7 +4235,7 @@
           <w:bCs/>
           <w:spacing w:val="-3"/>
           <w:kern w:val="0"/>
-          <w14:ligatures w14:val="none"/>
+          <ns2:ligatures ns2:val="none"/>
         </w:rPr>
         <w:t/>
       </w:r>
@@ -4358,7 +4245,7 @@
           <w:bCs/>
           <w:spacing w:val="-3"/>
           <w:kern w:val="0"/>
-          <w14:ligatures w14:val="none"/>
+          <ns2:ligatures ns2:val="none"/>
         </w:rPr>
         <w:t xml:space="preserve"/>
       </w:r>
@@ -4382,7 +4269,7 @@
           <w:color w:val="000000"/>
           <w:kern w:val="0"/>
           <w:lang w:eastAsia="es-PE"/>
-          <w14:ligatures w14:val="none"/>
+          <ns2:ligatures ns2:val="none"/>
         </w:rPr>
         <w:t/>
       </w:r>
@@ -4399,7 +4286,7 @@
           <w:color w:val="000000"/>
           <w:kern w:val="0"/>
           <w:lang w:eastAsia="es-PE"/>
-          <w14:ligatures w14:val="none"/>
+          <ns2:ligatures ns2:val="none"/>
         </w:rPr>
         <w:t/>
       </w:r>
@@ -4425,7 +4312,7 @@
         <w:t/>
       </w:r>
     </w:p>
-    <w:p>
+    <w:p ns2:paraId="639FE5BE" ns2:textId="77777777">
       <w:pPr>
         <w:suppressAutoHyphens/>
         <w:spacing w:after="0" w:line="240" w:lineRule="auto"/>
@@ -4435,7 +4322,7 @@
         </w:rPr>
       </w:pPr>
     </w:p>
-    <w:p>
+    <w:p ns2:paraId="083D8417" ns2:textId="771DCA00">
       <w:pPr>
         <w:suppressAutoHyphens/>
         <w:spacing w:line="240" w:lineRule="auto"/>
@@ -4510,7 +4397,7 @@
       </w:r>
       <w:bookmarkStart w:id="8" w:name="_Hlk198890962"/>
     </w:p>
-    <w:p>
+    <w:p ns2:paraId="36317C11" ns2:textId="77777777">
       <w:pPr>
         <w:suppressAutoHyphens/>
         <w:spacing w:after="0" w:line="240" w:lineRule="auto"/>
@@ -4522,7 +4409,7 @@
       </w:pPr>
     </w:p>
     <w:bookmarkEnd w:id="8"/>
-    <w:p>
+    <w:p ns2:paraId="23716787" ns2:textId="77777777">
       <w:pPr>
         <w:suppressAutoHyphens/>
         <w:spacing w:after="0" w:line="240" w:lineRule="auto"/>
@@ -4532,64 +4419,64 @@
         </w:rPr>
       </w:pPr>
     </w:p>
-    <w:p>
-      <w:pPr>
-        <w:spacing w:after="0" w:line="240" w:lineRule="auto"/>
-        <w:jc w:val="both"/>
-        <w:rPr>
-          <w:rFonts w:ascii="Arial Narrow" w:eastAsia="Arial Narrow" w:hAnsi="Arial Narrow" w:cs="Arial Narrow"/>
-          <w:b/>
-          <w:color w:val="000000"/>
-          <w:kern w:val="0"/>
-          <w:lang w:eastAsia="es-PE"/>
-          <w14:ligatures w14:val="none"/>
-        </w:rPr>
-      </w:pPr>
-    </w:p>
-    <w:p>
-      <w:pPr>
-        <w:spacing w:after="0" w:line="240" w:lineRule="auto"/>
-        <w:jc w:val="both"/>
-        <w:rPr>
-          <w:rFonts w:ascii="Arial Narrow" w:eastAsia="Arial Narrow" w:hAnsi="Arial Narrow" w:cs="Arial Narrow"/>
-          <w:b/>
-          <w:color w:val="000000"/>
-          <w:kern w:val="0"/>
-          <w:lang w:eastAsia="es-PE"/>
-          <w14:ligatures w14:val="none"/>
-        </w:rPr>
-      </w:pPr>
-    </w:p>
-    <w:p>
-      <w:pPr>
-        <w:spacing w:after="0" w:line="240" w:lineRule="auto"/>
-        <w:jc w:val="both"/>
-        <w:rPr>
-          <w:rFonts w:ascii="Arial Narrow" w:eastAsia="Arial Narrow" w:hAnsi="Arial Narrow" w:cs="Arial Narrow"/>
-          <w:b/>
-          <w:color w:val="000000"/>
-          <w:kern w:val="0"/>
-          <w:lang w:eastAsia="es-PE"/>
-          <w14:ligatures w14:val="none"/>
-        </w:rPr>
-      </w:pPr>
-    </w:p>
-    <w:p>
-      <w:pPr>
-        <w:spacing w:after="0" w:line="240" w:lineRule="auto"/>
-        <w:jc w:val="both"/>
-        <w:rPr>
-          <w:rFonts w:ascii="Arial Narrow" w:eastAsia="Arial Narrow" w:hAnsi="Arial Narrow" w:cs="Arial Narrow"/>
-          <w:b/>
-          <w:color w:val="000000"/>
-          <w:kern w:val="0"/>
-          <w:lang w:eastAsia="es-PE"/>
-          <w14:ligatures w14:val="none"/>
+    <w:p ns2:paraId="509D673B" ns2:textId="77777777">
+      <w:pPr>
+        <w:spacing w:after="0" w:line="240" w:lineRule="auto"/>
+        <w:jc w:val="both"/>
+        <w:rPr>
+          <w:rFonts w:ascii="Arial Narrow" w:eastAsia="Arial Narrow" w:hAnsi="Arial Narrow" w:cs="Arial Narrow"/>
+          <w:b/>
+          <w:color w:val="000000"/>
+          <w:kern w:val="0"/>
+          <w:lang w:eastAsia="es-PE"/>
+          <ns2:ligatures ns2:val="none"/>
+        </w:rPr>
+      </w:pPr>
+    </w:p>
+    <w:p ns2:paraId="418E1D52" ns2:textId="77777777">
+      <w:pPr>
+        <w:spacing w:after="0" w:line="240" w:lineRule="auto"/>
+        <w:jc w:val="both"/>
+        <w:rPr>
+          <w:rFonts w:ascii="Arial Narrow" w:eastAsia="Arial Narrow" w:hAnsi="Arial Narrow" w:cs="Arial Narrow"/>
+          <w:b/>
+          <w:color w:val="000000"/>
+          <w:kern w:val="0"/>
+          <w:lang w:eastAsia="es-PE"/>
+          <ns2:ligatures ns2:val="none"/>
+        </w:rPr>
+      </w:pPr>
+    </w:p>
+    <w:p ns2:paraId="0407B94C" ns2:textId="77777777">
+      <w:pPr>
+        <w:spacing w:after="0" w:line="240" w:lineRule="auto"/>
+        <w:jc w:val="both"/>
+        <w:rPr>
+          <w:rFonts w:ascii="Arial Narrow" w:eastAsia="Arial Narrow" w:hAnsi="Arial Narrow" w:cs="Arial Narrow"/>
+          <w:b/>
+          <w:color w:val="000000"/>
+          <w:kern w:val="0"/>
+          <w:lang w:eastAsia="es-PE"/>
+          <ns2:ligatures ns2:val="none"/>
+        </w:rPr>
+      </w:pPr>
+    </w:p>
+    <w:p ns2:paraId="375C384E" ns2:textId="77777777">
+      <w:pPr>
+        <w:spacing w:after="0" w:line="240" w:lineRule="auto"/>
+        <w:jc w:val="both"/>
+        <w:rPr>
+          <w:rFonts w:ascii="Arial Narrow" w:eastAsia="Arial Narrow" w:hAnsi="Arial Narrow" w:cs="Arial Narrow"/>
+          <w:b/>
+          <w:color w:val="000000"/>
+          <w:kern w:val="0"/>
+          <w:lang w:eastAsia="es-PE"/>
+          <ns2:ligatures ns2:val="none"/>
         </w:rPr>
       </w:pPr>
     </w:p>
     <w:bookmarkEnd w:id="0"/>
-    <w:p>
+    <w:p ns2:paraId="7609987B" ns2:textId="77777777">
       <w:pPr>
         <w:shd w:val="clear" w:color="auto" w:fill="FFFFFF"/>
         <w:spacing w:after="0" w:line="240" w:lineRule="auto"/>
@@ -4598,7 +4485,7 @@
           <w:rFonts w:ascii="Arial Narrow" w:eastAsia="Calibri" w:hAnsi="Arial Narrow" w:cs="Times New Roman"/>
           <w:color w:val="000000"/>
           <w:kern w:val="0"/>
-          <w14:ligatures w14:val="none"/>
+          <ns2:ligatures ns2:val="none"/>
         </w:rPr>
       </w:pPr>
       <w:r>
@@ -4608,12 +4495,12 @@
           <w:bCs/>
           <w:color w:val="000000"/>
           <w:kern w:val="0"/>
-          <w14:ligatures w14:val="none"/>
+          <ns2:ligatures ns2:val="none"/>
         </w:rPr>
         <w:t>EVELING ROA QUISPE</w:t>
       </w:r>
     </w:p>
-    <w:p>
+    <w:p ns2:paraId="692BA8AF" ns2:textId="77777777">
       <w:pPr>
         <w:shd w:val="clear" w:color="auto" w:fill="FFFFFF"/>
         <w:spacing w:after="0" w:line="240" w:lineRule="auto"/>
@@ -4624,7 +4511,7 @@
           <w:bCs/>
           <w:color w:val="000000"/>
           <w:kern w:val="0"/>
-          <w14:ligatures w14:val="none"/>
+          <ns2:ligatures ns2:val="none"/>
         </w:rPr>
       </w:pPr>
       <w:r>
@@ -4634,12 +4521,12 @@
           <w:bCs/>
           <w:color w:val="000000"/>
           <w:kern w:val="0"/>
-          <w14:ligatures w14:val="none"/>
+          <ns2:ligatures ns2:val="none"/>
         </w:rPr>
         <w:t>Secretaria Técnica</w:t>
       </w:r>
     </w:p>
-    <w:p>
+    <w:p ns2:paraId="4AF3211C" ns2:textId="77777777">
       <w:pPr>
         <w:shd w:val="clear" w:color="auto" w:fill="FFFFFF"/>
         <w:spacing w:after="0" w:line="240" w:lineRule="auto"/>
@@ -4650,7 +4537,7 @@
           <w:bCs/>
           <w:color w:val="000000"/>
           <w:kern w:val="0"/>
-          <w14:ligatures w14:val="none"/>
+          <ns2:ligatures ns2:val="none"/>
         </w:rPr>
       </w:pPr>
       <w:r>
@@ -4660,7 +4547,7 @@
           <w:bCs/>
           <w:color w:val="000000"/>
           <w:kern w:val="0"/>
-          <w14:ligatures w14:val="none"/>
+          <ns2:ligatures ns2:val="none"/>
         </w:rPr>
         <w:t>Comisión </w:t>
       </w:r>
@@ -4672,7 +4559,7 @@
           <w:color w:val="000000"/>
           <w:kern w:val="0"/>
           <w:shd w:val="clear" w:color="auto" w:fill="FFFFFF"/>
-          <w14:ligatures w14:val="none"/>
+          <ns2:ligatures ns2:val="none"/>
         </w:rPr>
         <w:t>de</w:t>
       </w:r>
@@ -4683,26 +4570,26 @@
           <w:bCs/>
           <w:color w:val="000000"/>
           <w:kern w:val="0"/>
-          <w14:ligatures w14:val="none"/>
+          <ns2:ligatures ns2:val="none"/>
         </w:rPr>
         <w:t> Protección al Consumidor 1</w:t>
       </w:r>
     </w:p>
-    <w:p>
-      <w:pPr>
-        <w:spacing w:after="0" w:line="240" w:lineRule="auto"/>
-        <w:jc w:val="both"/>
-        <w:rPr>
-          <w:rFonts w:ascii="Arial Narrow" w:eastAsia="Arial Narrow" w:hAnsi="Arial Narrow" w:cs="Arial Narrow"/>
-          <w:b/>
-          <w:color w:val="000000"/>
-          <w:kern w:val="0"/>
-          <w:lang w:eastAsia="es-PE"/>
-          <w14:ligatures w14:val="none"/>
-        </w:rPr>
-      </w:pPr>
-    </w:p>
-    <w:p>
+    <w:p ns2:paraId="602C43F9" ns2:textId="77777777">
+      <w:pPr>
+        <w:spacing w:after="0" w:line="240" w:lineRule="auto"/>
+        <w:jc w:val="both"/>
+        <w:rPr>
+          <w:rFonts w:ascii="Arial Narrow" w:eastAsia="Arial Narrow" w:hAnsi="Arial Narrow" w:cs="Arial Narrow"/>
+          <w:b/>
+          <w:color w:val="000000"/>
+          <w:kern w:val="0"/>
+          <w:lang w:eastAsia="es-PE"/>
+          <ns2:ligatures ns2:val="none"/>
+        </w:rPr>
+      </w:pPr>
+    </w:p>
+    <w:p ns2:paraId="1D3884F8" ns2:textId="77777777">
       <w:pPr>
         <w:spacing w:after="0" w:line="240" w:lineRule="auto"/>
         <w:jc w:val="both"/>
@@ -4720,12 +4607,12 @@
           <w:sz w:val="16"/>
           <w:szCs w:val="16"/>
           <w:lang w:eastAsia="es-PE"/>
-          <w14:ligatures w14:val="none"/>
+          <ns2:ligatures ns2:val="none"/>
         </w:rPr>
         <w:t>LSM/JCQ</w:t>
       </w:r>
     </w:p>
-    <w:p>
+    <w:p ns2:paraId="08D2E184" ns2:textId="77777777">
       <w:pPr>
         <w:spacing w:line="240" w:lineRule="auto"/>
         <w:rPr>
@@ -4733,7 +4620,7 @@
         </w:rPr>
       </w:pPr>
     </w:p>
-    <w:p>
+    <w:p ns2:paraId="1D2233A3" ns2:textId="77777777">
       <w:pPr>
         <w:spacing w:line="240" w:lineRule="auto"/>
         <w:rPr>
@@ -4741,7 +4628,7 @@
         </w:rPr>
       </w:pPr>
     </w:p>
-    <w:p>
+    <w:p ns2:paraId="4423ADE9" ns2:textId="77777777">
       <w:pPr>
         <w:spacing w:line="240" w:lineRule="auto"/>
         <w:rPr>
@@ -4749,14 +4636,14 @@
         </w:rPr>
       </w:pPr>
     </w:p>
-    <w:p>
+    <w:p ns2:paraId="74AAB5F4" ns2:textId="77777777">
       <w:pPr>
         <w:spacing w:line="240" w:lineRule="auto"/>
       </w:pPr>
     </w:p>
     <w:sectPr>
-      <w:headerReference w:type="default" r:id="rId8"/>
-      <w:footerReference w:type="default" r:id="rId9"/>
+      <w:headerReference w:type="default" ns3:id="rId8"/>
+      <w:footerReference w:type="default" ns3:id="rId9"/>
       <w:pgSz w:w="11906" w:h="16838"/>
       <w:pgMar w:top="1417" w:right="1701" w:bottom="1417" w:left="1701" w:header="708" w:footer="708" w:gutter="0"/>
       <w:cols w:space="708"/>

--- a/plantillas_maestras/02_seguro_vida/negativa_cobertura/2_o_mas_ddos_varios/sucesion_intestada/TPL_1730_2025_SEGURO_VIDA_NEGATIVA_COBERTURA_ASEGURADORA_SUCESION_INTESTADA_R1.docx
+++ b/plantillas_maestras/02_seguro_vida/negativa_cobertura/2_o_mas_ddos_varios/sucesion_intestada/TPL_1730_2025_SEGURO_VIDA_NEGATIVA_COBERTURA_ASEGURADORA_SUCESION_INTESTADA_R1.docx
@@ -3473,7 +3473,7 @@
           <w:sz w:val="20"/>
           <w:szCs w:val="20"/>
         </w:rPr>
-        <w:t xml:space="preserve">correr traslado de la presente resolución a Mapfre Perú Compañía de Seguros y Reaseguros S.A para que, de conformidad con lo dispuesto por el artículo 26° de la Ley sobre Facultades, Normas y Organización del Indecopi, aprobado por Decreto Legislativo N° 8079, presenten sus descargos sobre la imputación de cargos realizada en un plazo no mayor a cinco (5) días hábiles contado a partir del día siguiente de la notificación de la presente resolución, vencido el cual, el Secretario Técnico declarará en rebeldía a los denunciados que no lo hubieran presentado. Debe precisarse que de conformidad con lo establecido por el artículo 223° del Texto Único Ordenado de la Ley N° 27444, Ley del Procedimiento Administrativo General, las alegaciones y los hechos relevantes de la reclamación, salvo que hayan sido específicamente negadas en la contestación, se tendrán por aceptadas o meritadas como ciertas.</w:t>
+        <w:t xml:space="preserve">correr traslado de la presente resolución a Mapfre Perú Compañía de Seguros y Reaseguros S.A. para que, de conformidad con lo dispuesto por el artículo 26 de la Ley sobre Facultades, Normas y Organización del Indecopi, aprobada por Decreto Legislativo 807, presente sus descargos sobre la imputación de cargos realizada en un plazo no mayor a cinco (5) días hábiles contado a partir del día siguiente de la notificación de la presente resolución, vencido el cual, el Secretario Técnico declarará en rebeldía al denunciado que no lo hubiera presentado. Debe precisarse que de conformidad con lo establecido por el artículo 223 del Texto Único Ordenado de la Ley 27444, Ley del Procedimiento Administrativo General, las alegaciones y los hechos relevantes de la reclamación, salvo que hayan sido específicamente negadas en la contestación, se tendrán por aceptadas o merituadas como ciertas.</w:t>
       </w:r>
     </w:p>
     <w:p ns2:paraId="228F876C" ns2:textId="77777777">

--- a/plantillas_maestras/02_seguro_vida/negativa_cobertura/2_o_mas_ddos_varios/sucesion_intestada/TPL_1730_2025_SEGURO_VIDA_NEGATIVA_COBERTURA_ASEGURADORA_SUCESION_INTESTADA_R1.docx
+++ b/plantillas_maestras/02_seguro_vida/negativa_cobertura/2_o_mas_ddos_varios/sucesion_intestada/TPL_1730_2025_SEGURO_VIDA_NEGATIVA_COBERTURA_ASEGURADORA_SUCESION_INTESTADA_R1.docx
@@ -574,7 +574,7 @@
           <w:lang w:eastAsia="es-PE"/>
           <ns2:ligatures ns2:val="none"/>
         </w:rPr>
-        <w:t>22</w:t>
+        <w:t xml:space="preserve">22 de agosto de 2025</w:t>
       </w:r>
       <w:r>
         <w:rPr>
@@ -585,7 +585,7 @@
           <w:lang w:eastAsia="es-PE"/>
           <ns2:ligatures ns2:val="none"/>
         </w:rPr>
-        <w:t xml:space="preserve"> de </w:t>
+        <w:t xml:space="preserve"/>
       </w:r>
       <w:r>
         <w:rPr>
@@ -596,7 +596,7 @@
           <w:lang w:eastAsia="es-PE"/>
           <ns2:ligatures ns2:val="none"/>
         </w:rPr>
-        <w:t>ag</w:t>
+        <w:t xml:space="preserve"/>
       </w:r>
       <w:r>
         <w:rPr>
@@ -607,7 +607,7 @@
           <w:lang w:eastAsia="es-PE"/>
           <ns2:ligatures ns2:val="none"/>
         </w:rPr>
-        <w:t>osto</w:t>
+        <w:t xml:space="preserve"/>
       </w:r>
       <w:r>
         <w:rPr>
@@ -618,7 +618,7 @@
           <w:lang w:eastAsia="es-PE"/>
           <ns2:ligatures ns2:val="none"/>
         </w:rPr>
-        <w:t xml:space="preserve"> de 2025</w:t>
+        <w:t xml:space="preserve"/>
       </w:r>
     </w:p>
     <w:p ns2:paraId="66CE1821" ns2:textId="77777777">
@@ -917,7 +917,7 @@
           <w:lang w:eastAsia="es-ES"/>
           <ns2:ligatures ns2:val="none"/>
         </w:rPr>
-        <w:t xml:space="preserve">El 28 de junio del 2024, Mapfre expidió una Constancia de Aseguramiento que acreditaba que [APELLIDO] (en adelante, el causante [APELLIDO] ), se encontraba asegurado con el Seguro de Vida - Póliza 610221016376, con vigencia del 1 de julio del 2024 al 1 de agosto del 2024 (en adelante, Seguro de Vida), en su calidad de trabajador de la empresa Framsa Contratistas Generales S.A.C. (en adelante, Framsa). </w:t>
+        <w:t xml:space="preserve">El 28 de junio de 2024, Mapfre expidió una Constancia de Aseguramiento que acreditaba que [APELLIDO] (en adelante, el causante [APELLIDO] ), se encontraba asegurado con el Seguro de Vida - Póliza 610221016376, con vigencia del 1 de julio de 2024 al 1 de agosto de 2024 (en adelante, Seguro de Vida), en su calidad de trabajador de la empresa Framsa Contratistas Generales S.A.C. (en adelante, Framsa). </w:t>
       </w:r>
       <w:r>
         <w:rPr>
@@ -1190,7 +1190,7 @@
           <w:lang w:eastAsia="es-ES"/>
           <ns2:ligatures ns2:val="none"/>
         </w:rPr>
-        <w:t xml:space="preserve">El 27 de julio del 2024, el causante [APELLIDO] falleció en el Hospital Daniel Alcides Carrión, como consecuencia de oponer resistencia a un robo de sus pertenencias, y se emitió la partida de defunción correspondiente. </w:t>
+        <w:t xml:space="preserve">El 27 de julio de 2024, el causante [APELLIDO] falleció en el Hospital Daniel Alcides Carrión, como consecuencia de oponer resistencia a un robo de sus pertenencias, y se emitió la partida de defunción correspondiente. </w:t>
       </w:r>
       <w:r>
         <w:rPr>
@@ -1357,7 +1357,7 @@
           <w:lang w:eastAsia="es-ES"/>
           <ns2:ligatures ns2:val="none"/>
         </w:rPr>
-        <w:t xml:space="preserve">El 25 de marzo del 2025, </w:t>
+        <w:t xml:space="preserve">El 25 de marzo de 2025, </w:t>
       </w:r>
       <w:r>
         <w:rPr>
@@ -1547,7 +1547,7 @@
           <w:lang w:eastAsia="es-ES"/>
           <ns2:ligatures ns2:val="none"/>
         </w:rPr>
-        <w:t xml:space="preserve"> aseguradora el 21 de abril del 2025.</w:t>
+        <w:t xml:space="preserve"> aseguradora el 21 de abril de 2025.</w:t>
       </w:r>
       <w:r>
         <w:rPr>
@@ -1602,7 +1602,7 @@
           <w:lang w:eastAsia="es-ES"/>
           <ns2:ligatures ns2:val="none"/>
         </w:rPr>
-        <w:t xml:space="preserve">El 16 de abril del 2025, Framsa expidió una constancia en la que acreditó que el causante [APELLIDO] figuraba en sus planillas hasta el 1 de junio del 2024, pero continuó prestando servicios para la empresa bajo otra modalidad. </w:t>
+        <w:t xml:space="preserve">El 16 de abril de 2025, Framsa expidió una constancia en la que acreditó que el causante [APELLIDO] figuraba en sus planillas hasta el 1 de junio de 2024, pero continuó prestando servicios para la empresa bajo otra modalidad. </w:t>
       </w:r>
       <w:proofErr w:type="spellStart"/>
       <w:r>
@@ -1731,7 +1731,7 @@
           <w:lang w:eastAsia="es-ES"/>
           <ns2:ligatures ns2:val="none"/>
         </w:rPr>
-        <w:t xml:space="preserve">El 26 de mayo del 2025, Mapfre había rechazado su solicitud de indemnización, señalando que el trámite administrativo quedaba cerrado invocando el artículo 6 de las condiciones generales del contrato, debido a que el causante [APELLIDO] ya no mantenía relación laboral con Framsa, al haber finalizado dicha relación el 1 de junio del 2024; lo que era un error, ya que continuó laborando bajo otra modalidad para la misma empresa.</w:t>
+        <w:t xml:space="preserve">El 26 de mayo de 2025, Mapfre había rechazado su solicitud de indemnización, señalando que el trámite administrativo quedaba cerrado invocando el artículo 6 de las condiciones generales del contrato, debido a que el causante [APELLIDO] ya no mantenía relación laboral con Framsa, al haber finalizado dicha relación el 1 de junio de 2024; lo que era un error, ya que continuó laborando bajo otra modalidad para la misma empresa.</w:t>
       </w:r>
       <w:r>
         <w:rPr>
@@ -2211,7 +2211,7 @@
           <w:kern w:val="0"/>
           <ns2:ligatures ns2:val="none"/>
         </w:rPr>
-        <w:t xml:space="preserve"> 610221016376 por el fallecimiento de su hijo el 27 de julio del 2024</w:t>
+        <w:t xml:space="preserve"> 610221016376 por el fallecimiento de su hijo el 27 de julio de 2024</w:t>
       </w:r>
       <w:r>
         <w:rPr>
@@ -2671,7 +2671,7 @@
           <w:lang w:eastAsia="es-PE"/>
           <ns2:ligatures ns2:val="none"/>
         </w:rPr>
-        <w:t xml:space="preserve">PRIMERO: admitir a trámite la denuncia del 21 de julio de 2025 interpuesta por la [DENUNCIANTE] contra Mapfre Perú Compañía de Seguros y Reaseguros S.A., por la presunta infracción a los artículos 18 y 19 de la Ley 29571, Código de Protección y Defensa del Consumidor, en tanto la compañía aseguradora se habría negado injustificadamente a otorgar a la denunciante la cobertura del Seguro de Vida - de la Póliza 610221016376 por el fallecimiento de su hijo el 27 de julio del 2024.</w:t>
+        <w:t xml:space="preserve">PRIMERO: admitir a trámite la denuncia del 21 de julio de 2025 interpuesta por la [DENUNCIANTE] contra Mapfre Perú Compañía de Seguros y Reaseguros S.A., por la presunta infracción a los artículos 18 y 19 de la Ley 29571, Código de Protección y Defensa del Consumidor, en tanto la compañía aseguradora se habría negado injustificadamente a otorgar a la denunciante la cobertura del Seguro de Vida - de la Póliza 610221016376 por el fallecimiento de su hijo el 27 de julio de 2024.</w:t>
       </w:r>
       <w:r>
         <w:rPr>
@@ -4987,7 +4987,7 @@
           <w:sz w:val="16"/>
           <w:szCs w:val="16"/>
         </w:rPr>
-        <w:t>el 2 de setiembre del 2010 en el Diario Oficial El Peruano, vigente desde el 2 de octubre del 2010 y modificado por Decreto Legislativo 1308.</w:t>
+        <w:t xml:space="preserve">el 2 de setiembre de 2010 en el Diario Oficial El Peruano, vigente desde el 2 de octubre de 2010 y modificado por Decreto Legislativo 1308.</w:t>
       </w:r>
     </w:p>
     <w:p>

--- a/plantillas_maestras/02_seguro_vida/negativa_cobertura/2_o_mas_ddos_varios/sucesion_intestada/TPL_1730_2025_SEGURO_VIDA_NEGATIVA_COBERTURA_ASEGURADORA_SUCESION_INTESTADA_R1.docx
+++ b/plantillas_maestras/02_seguro_vida/negativa_cobertura/2_o_mas_ddos_varios/sucesion_intestada/TPL_1730_2025_SEGURO_VIDA_NEGATIVA_COBERTURA_ASEGURADORA_SUCESION_INTESTADA_R1.docx
@@ -1,8 +1,8 @@
 
 <file path=word/document.xml><?xml version="1.0" encoding="utf-8"?>
-<w:document xmlns:ns1="http://schemas.openxmlformats.org/markup-compatibility/2006" xmlns:ns2="http://schemas.microsoft.com/office/word/2010/wordml" xmlns:ns3="http://schemas.openxmlformats.org/officeDocument/2006/relationships" xmlns:w="http://schemas.openxmlformats.org/wordprocessingml/2006/main" ns1:Ignorable="w14 w15 w16se w16cid w16 w16cex w16sdtdh w16sdtfl w16du wp14">
+<w:document xmlns:mc="http://schemas.openxmlformats.org/markup-compatibility/2006" xmlns:r="http://schemas.openxmlformats.org/officeDocument/2006/relationships" xmlns:w="http://schemas.openxmlformats.org/wordprocessingml/2006/main" xmlns:w14="http://schemas.microsoft.com/office/word/2010/wordml" xmlns:w15="http://schemas.microsoft.com/office/word/2012/wordml" xmlns:w16="http://schemas.microsoft.com/office/word/2018/wordml" xmlns:w16cex="http://schemas.microsoft.com/office/word/2018/wordml/cex" xmlns:w16cid="http://schemas.microsoft.com/office/word/2016/wordml/cid" xmlns:w16du="http://schemas.microsoft.com/office/word/2023/wordml/word16du" xmlns:w16sdtdh="http://schemas.microsoft.com/office/word/2020/wordml/sdtdatahash" xmlns:w16se="http://schemas.microsoft.com/office/word/2015/wordml/symex" xmlns:wp14="http://schemas.microsoft.com/office/word/2010/wordprocessingDrawing" mc:Ignorable="w14 w15 w16se w16cid w16 w16cex w16sdtdh w16du wp14">
   <w:body>
-    <w:p ns2:paraId="1B509B2D" ns2:textId="06D4D4E3">
+    <w:p>
       <w:pPr>
         <w:tabs>
           <w:tab w:val="left" w:pos="1701"/>
@@ -14,7 +14,7 @@
           <w:color w:val="000000"/>
           <w:kern w:val="0"/>
           <w:lang w:eastAsia="es-PE"/>
-          <ns2:ligatures ns2:val="none"/>
+          <w14:ligatures w14:val="none"/>
         </w:rPr>
       </w:pPr>
       <w:bookmarkStart w:id="0" w:name="_Hlk80343540"/>
@@ -25,7 +25,7 @@
           <w:color w:val="000000"/>
           <w:kern w:val="0"/>
           <w:lang w:eastAsia="es-PE"/>
-          <ns2:ligatures ns2:val="none"/>
+          <w14:ligatures w14:val="none"/>
         </w:rPr>
         <w:t xml:space="preserve">EXPEDIENTE </w:t>
       </w:r>
@@ -36,7 +36,7 @@
           <w:color w:val="000000"/>
           <w:kern w:val="0"/>
           <w:lang w:eastAsia="es-PE"/>
-          <ns2:ligatures ns2:val="none"/>
+          <w14:ligatures w14:val="none"/>
         </w:rPr>
         <w:tab/>
         <w:t>:</w:t>
@@ -48,7 +48,7 @@
           <w:color w:val="000000"/>
           <w:kern w:val="0"/>
           <w:lang w:eastAsia="es-PE"/>
-          <ns2:ligatures ns2:val="none"/>
+          <w14:ligatures w14:val="none"/>
         </w:rPr>
         <w:tab/>
       </w:r>
@@ -61,12 +61,12 @@
           <w:kern w:val="0"/>
           <w:shd w:val="clear" w:color="auto" w:fill="FFFFFF"/>
           <w:lang w:eastAsia="es-PE"/>
-          <ns2:ligatures ns2:val="none"/>
+          <w14:ligatures w14:val="none"/>
         </w:rPr>
         <w:t>1730-2025/CC1</w:t>
       </w:r>
     </w:p>
-    <w:p ns2:paraId="7E5DC22B" ns2:textId="297E2426">
+    <w:p>
       <w:pPr>
         <w:tabs>
           <w:tab w:val="left" w:pos="1701"/>
@@ -81,137 +81,26 @@
           <w:color w:val="000000"/>
           <w:kern w:val="0"/>
           <w:lang w:eastAsia="es-PE"/>
-          <ns2:ligatures ns2:val="none"/>
-        </w:rPr>
-      </w:pPr>
-      <w:r>
-        <w:rPr>
-          <w:rFonts w:ascii="Arial Narrow" w:eastAsia="Arial Narrow" w:hAnsi="Arial Narrow" w:cs="Arial Narrow"/>
-          <w:b/>
-          <w:color w:val="000000"/>
-          <w:kern w:val="0"/>
-          <w:lang w:eastAsia="es-PE"/>
-          <ns2:ligatures ns2:val="none"/>
-        </w:rPr>
-        <w:t xml:space="preserve">DENUNCIANTE:[DENUNCIANTE] ([APELLIDO] )</w:t>
-      </w:r>
-      <w:r>
-        <w:rPr>
-          <w:rFonts w:ascii="Arial Narrow" w:eastAsia="Arial Narrow" w:hAnsi="Arial Narrow" w:cs="Arial Narrow"/>
-          <w:b/>
-          <w:color w:val="000000"/>
-          <w:kern w:val="0"/>
-          <w:lang w:eastAsia="es-PE"/>
-          <ns2:ligatures ns2:val="none"/>
-        </w:rPr>
+          <w14:ligatures w14:val="none"/>
+        </w:rPr>
+      </w:pPr>
+      <w:r>
+        <w:rPr>
+          <w:rFonts w:ascii="Arial Narrow" w:eastAsia="Arial Narrow" w:hAnsi="Arial Narrow" w:cs="Arial Narrow"/>
+          <w:b/>
+          <w:color w:val="000000"/>
+          <w:kern w:val="0"/>
+          <w:lang w:eastAsia="es-PE"/>
+          <w14:ligatures w14:val="none"/>
+        </w:rPr>
+        <w:t>DENUNCIANTE</w:t>
         <w:tab/>
-        <w:t/>
-      </w:r>
-      <w:r>
-        <w:rPr>
-          <w:rFonts w:ascii="Arial Narrow" w:eastAsia="Arial Narrow" w:hAnsi="Arial Narrow" w:cs="Arial Narrow"/>
-          <w:b/>
-          <w:color w:val="000000"/>
-          <w:kern w:val="0"/>
-          <w:lang w:eastAsia="es-PE"/>
-          <ns2:ligatures ns2:val="none"/>
-        </w:rPr>
+        <w:t>:</w:t>
         <w:tab/>
-      </w:r>
-      <w:r>
-        <w:rPr>
-          <w:rFonts w:ascii="Arial Narrow" w:eastAsia="Arial Narrow" w:hAnsi="Arial Narrow" w:cs="Arial Narrow"/>
-          <w:b/>
-          <w:color w:val="000000"/>
-          <w:kern w:val="0"/>
-          <w:lang w:eastAsia="es-PE"/>
-          <ns2:ligatures ns2:val="none"/>
-        </w:rPr>
-        <w:t/>
-      </w:r>
-      <w:r>
-        <w:rPr>
-          <w:rFonts w:ascii="Arial Narrow" w:eastAsia="Arial Narrow" w:hAnsi="Arial Narrow" w:cs="Arial Narrow"/>
-          <w:b/>
-          <w:color w:val="000000"/>
-          <w:kern w:val="0"/>
-          <w:lang w:eastAsia="es-PE"/>
-          <ns2:ligatures ns2:val="none"/>
-        </w:rPr>
-        <w:t/>
-      </w:r>
-      <w:r>
-        <w:rPr>
-          <w:rFonts w:ascii="Arial Narrow" w:eastAsia="Arial Narrow" w:hAnsi="Arial Narrow" w:cs="Arial Narrow"/>
-          <w:b/>
-          <w:color w:val="000000"/>
-          <w:kern w:val="0"/>
-          <w:lang w:eastAsia="es-PE"/>
-          <ns2:ligatures ns2:val="none"/>
-        </w:rPr>
-        <w:t/>
-      </w:r>
-      <w:r>
-        <w:rPr>
-          <w:rStyle w:val="Refdenotaalpie"/>
-          <w:rFonts w:ascii="Arial Narrow" w:eastAsia="Times New Roman" w:hAnsi="Arial Narrow" w:cs="Times New Roman"/>
-          <w:b/>
-          <w:bCs/>
-          <w:color w:val="000000"/>
-          <w:kern w:val="0"/>
-          <w:vertAlign w:val="superscript"/>
-          <w:lang w:val="es-ES" w:eastAsia="es-ES"/>
-          <ns2:ligatures ns2:val="none"/>
-        </w:rPr>
-        <w:footnoteReference w:id="1"/>
-      </w:r>
-      <w:r>
-        <w:rPr>
-          <w:rFonts w:ascii="Arial Narrow" w:eastAsia="Arial Narrow" w:hAnsi="Arial Narrow" w:cs="Arial Narrow"/>
-          <w:b/>
-          <w:bCs/>
-          <w:color w:val="000000"/>
-          <w:kern w:val="0"/>
-          <w:lang w:eastAsia="es-PE"/>
-          <ns2:ligatures ns2:val="none"/>
-        </w:rPr>
-        <w:t xml:space="preserve"/>
-      </w:r>
-      <w:r>
-        <w:rPr>
-          <w:rFonts w:ascii="Arial Narrow" w:eastAsia="Arial Narrow" w:hAnsi="Arial Narrow" w:cs="Arial Narrow"/>
-          <w:b/>
-          <w:color w:val="000000"/>
-          <w:kern w:val="0"/>
-          <w:lang w:eastAsia="es-PE"/>
-          <ns2:ligatures ns2:val="none"/>
-        </w:rPr>
-        <w:t/>
-      </w:r>
-      <w:r>
-        <w:rPr>
-          <w:rFonts w:ascii="Arial Narrow" w:eastAsia="Arial Narrow" w:hAnsi="Arial Narrow" w:cs="Arial Narrow"/>
-          <w:b/>
-          <w:color w:val="000000"/>
-          <w:kern w:val="0"/>
-          <w:lang w:eastAsia="es-PE"/>
-          <ns2:ligatures ns2:val="none"/>
-        </w:rPr>
-        <w:t/>
-      </w:r>
-      <w:r>
-        <w:rPr>
-          <w:rFonts w:ascii="Arial Narrow" w:eastAsia="Arial Narrow" w:hAnsi="Arial Narrow" w:cs="Arial Narrow"/>
-          <w:b/>
-          <w:color w:val="000000"/>
-          <w:kern w:val="0"/>
-          <w:lang w:eastAsia="es-PE"/>
-          <ns2:ligatures ns2:val="none"/>
-        </w:rPr>
-        <w:t/>
-      </w:r>
-    </w:p>
-    <w:p ns2:paraId="6DEEEDFE" ns2:textId="4F209BCC">
+        <w:t xml:space="preserve">[DENUNCIANTE] ([APELLIDO] )</w:t>
+      </w:r>
+    </w:p>
+    <w:p>
       <w:pPr>
         <w:tabs>
           <w:tab w:val="left" w:pos="1701"/>
@@ -226,17 +115,17 @@
           <w:color w:val="000000"/>
           <w:kern w:val="0"/>
           <w:lang w:eastAsia="es-PE"/>
-          <ns2:ligatures ns2:val="none"/>
-        </w:rPr>
-      </w:pPr>
-      <w:r>
-        <w:rPr>
-          <w:rFonts w:ascii="Arial Narrow" w:eastAsia="Arial Narrow" w:hAnsi="Arial Narrow" w:cs="Arial Narrow"/>
-          <w:b/>
-          <w:color w:val="000000"/>
-          <w:kern w:val="0"/>
-          <w:lang w:eastAsia="es-PE"/>
-          <ns2:ligatures ns2:val="none"/>
+          <w14:ligatures w14:val="none"/>
+        </w:rPr>
+      </w:pPr>
+      <w:r>
+        <w:rPr>
+          <w:rFonts w:ascii="Arial Narrow" w:eastAsia="Arial Narrow" w:hAnsi="Arial Narrow" w:cs="Arial Narrow"/>
+          <w:b/>
+          <w:color w:val="000000"/>
+          <w:kern w:val="0"/>
+          <w:lang w:eastAsia="es-PE"/>
+          <w14:ligatures w14:val="none"/>
         </w:rPr>
         <w:t>DENUNCIADO</w:t>
       </w:r>
@@ -247,7 +136,7 @@
           <w:color w:val="000000"/>
           <w:kern w:val="0"/>
           <w:lang w:eastAsia="es-PE"/>
-          <ns2:ligatures ns2:val="none"/>
+          <w14:ligatures w14:val="none"/>
         </w:rPr>
         <w:tab/>
         <w:t>:</w:t>
@@ -259,7 +148,7 @@
           <w:color w:val="000000"/>
           <w:kern w:val="0"/>
           <w:lang w:eastAsia="es-PE"/>
-          <ns2:ligatures ns2:val="none"/>
+          <w14:ligatures w14:val="none"/>
         </w:rPr>
         <w:tab/>
       </w:r>
@@ -270,7 +159,7 @@
           <w:color w:val="000000"/>
           <w:kern w:val="0"/>
           <w:lang w:eastAsia="es-PE"/>
-          <ns2:ligatures ns2:val="none"/>
+          <w14:ligatures w14:val="none"/>
         </w:rPr>
         <w:t>MAPFRE PER</w:t>
       </w:r>
@@ -281,7 +170,7 @@
           <w:color w:val="000000"/>
           <w:kern w:val="0"/>
           <w:lang w:eastAsia="es-PE"/>
-          <ns2:ligatures ns2:val="none"/>
+          <w14:ligatures w14:val="none"/>
         </w:rPr>
         <w:t>Ú</w:t>
       </w:r>
@@ -292,7 +181,7 @@
           <w:color w:val="000000"/>
           <w:kern w:val="0"/>
           <w:lang w:eastAsia="es-PE"/>
-          <ns2:ligatures ns2:val="none"/>
+          <w14:ligatures w14:val="none"/>
         </w:rPr>
         <w:t xml:space="preserve"> COMPAÑ</w:t>
       </w:r>
@@ -303,7 +192,7 @@
           <w:color w:val="000000"/>
           <w:kern w:val="0"/>
           <w:lang w:eastAsia="es-PE"/>
-          <ns2:ligatures ns2:val="none"/>
+          <w14:ligatures w14:val="none"/>
         </w:rPr>
         <w:t>Í</w:t>
       </w:r>
@@ -314,7 +203,7 @@
           <w:color w:val="000000"/>
           <w:kern w:val="0"/>
           <w:lang w:eastAsia="es-PE"/>
-          <ns2:ligatures ns2:val="none"/>
+          <w14:ligatures w14:val="none"/>
         </w:rPr>
         <w:t xml:space="preserve">A DE SEGUROS Y REASEGUROS </w:t>
       </w:r>
@@ -325,7 +214,7 @@
           <w:color w:val="000000"/>
           <w:kern w:val="0"/>
           <w:lang w:eastAsia="es-PE"/>
-          <ns2:ligatures ns2:val="none"/>
+          <w14:ligatures w14:val="none"/>
         </w:rPr>
         <w:t>S.A. (</w:t>
       </w:r>
@@ -336,7 +225,7 @@
           <w:color w:val="000000"/>
           <w:kern w:val="0"/>
           <w:lang w:eastAsia="es-PE"/>
-          <ns2:ligatures ns2:val="none"/>
+          <w14:ligatures w14:val="none"/>
         </w:rPr>
         <w:t>MAPFRE</w:t>
       </w:r>
@@ -347,12 +236,12 @@
           <w:color w:val="000000"/>
           <w:kern w:val="0"/>
           <w:lang w:eastAsia="es-PE"/>
-          <ns2:ligatures ns2:val="none"/>
+          <w14:ligatures w14:val="none"/>
         </w:rPr>
         <w:t>)</w:t>
       </w:r>
     </w:p>
-    <w:p ns2:paraId="022D2B94" ns2:textId="77777777">
+    <w:p>
       <w:pPr>
         <w:tabs>
           <w:tab w:val="left" w:pos="1701"/>
@@ -367,17 +256,17 @@
           <w:color w:val="000000"/>
           <w:kern w:val="0"/>
           <w:lang w:eastAsia="es-PE"/>
-          <ns2:ligatures ns2:val="none"/>
-        </w:rPr>
-      </w:pPr>
-      <w:r>
-        <w:rPr>
-          <w:rFonts w:ascii="Arial Narrow" w:eastAsia="Arial Narrow" w:hAnsi="Arial Narrow" w:cs="Arial Narrow"/>
-          <w:b/>
-          <w:color w:val="000000"/>
-          <w:kern w:val="0"/>
-          <w:lang w:eastAsia="es-PE"/>
-          <ns2:ligatures ns2:val="none"/>
+          <w14:ligatures w14:val="none"/>
+        </w:rPr>
+      </w:pPr>
+      <w:r>
+        <w:rPr>
+          <w:rFonts w:ascii="Arial Narrow" w:eastAsia="Arial Narrow" w:hAnsi="Arial Narrow" w:cs="Arial Narrow"/>
+          <w:b/>
+          <w:color w:val="000000"/>
+          <w:kern w:val="0"/>
+          <w:lang w:eastAsia="es-PE"/>
+          <w14:ligatures w14:val="none"/>
         </w:rPr>
         <w:t>MATERIAS</w:t>
       </w:r>
@@ -388,7 +277,7 @@
           <w:color w:val="000000"/>
           <w:kern w:val="0"/>
           <w:lang w:eastAsia="es-PE"/>
-          <ns2:ligatures ns2:val="none"/>
+          <w14:ligatures w14:val="none"/>
         </w:rPr>
         <w:tab/>
         <w:t xml:space="preserve">: </w:t>
@@ -400,13 +289,13 @@
           <w:color w:val="000000"/>
           <w:kern w:val="0"/>
           <w:lang w:eastAsia="es-PE"/>
-          <ns2:ligatures ns2:val="none"/>
+          <w14:ligatures w14:val="none"/>
         </w:rPr>
         <w:tab/>
         <w:t>ADMISIÓN A TRÁMITE</w:t>
       </w:r>
     </w:p>
-    <w:p ns2:paraId="19ED7B73" ns2:textId="77777777">
+    <w:p>
       <w:pPr>
         <w:tabs>
           <w:tab w:val="left" w:pos="1701"/>
@@ -421,17 +310,17 @@
           <w:color w:val="000000"/>
           <w:kern w:val="0"/>
           <w:lang w:eastAsia="es-PE"/>
-          <ns2:ligatures ns2:val="none"/>
-        </w:rPr>
-      </w:pPr>
-      <w:r>
-        <w:rPr>
-          <w:rFonts w:ascii="Arial Narrow" w:eastAsia="Arial Narrow" w:hAnsi="Arial Narrow" w:cs="Arial Narrow"/>
-          <w:b/>
-          <w:color w:val="000000"/>
-          <w:kern w:val="0"/>
-          <w:lang w:eastAsia="es-PE"/>
-          <ns2:ligatures ns2:val="none"/>
+          <w14:ligatures w14:val="none"/>
+        </w:rPr>
+      </w:pPr>
+      <w:r>
+        <w:rPr>
+          <w:rFonts w:ascii="Arial Narrow" w:eastAsia="Arial Narrow" w:hAnsi="Arial Narrow" w:cs="Arial Narrow"/>
+          <w:b/>
+          <w:color w:val="000000"/>
+          <w:kern w:val="0"/>
+          <w:lang w:eastAsia="es-PE"/>
+          <w14:ligatures w14:val="none"/>
         </w:rPr>
         <w:t>REQUERIMIENTO DE INFORMACIÓN</w:t>
       </w:r>
@@ -442,12 +331,12 @@
           <w:color w:val="000000"/>
           <w:kern w:val="0"/>
           <w:lang w:eastAsia="es-PE"/>
-          <ns2:ligatures ns2:val="none"/>
+          <w14:ligatures w14:val="none"/>
         </w:rPr>
         <w:t xml:space="preserve"> </w:t>
       </w:r>
     </w:p>
-    <w:p ns2:paraId="46A5A479" ns2:textId="4454C8C7">
+    <w:p>
       <w:pPr>
         <w:tabs>
           <w:tab w:val="left" w:pos="1701"/>
@@ -461,17 +350,17 @@
           <w:color w:val="000000"/>
           <w:kern w:val="0"/>
           <w:lang w:eastAsia="es-PE"/>
-          <ns2:ligatures ns2:val="none"/>
-        </w:rPr>
-      </w:pPr>
-      <w:r>
-        <w:rPr>
-          <w:rFonts w:ascii="Arial Narrow" w:eastAsia="Arial Narrow" w:hAnsi="Arial Narrow" w:cs="Arial Narrow"/>
-          <w:b/>
-          <w:color w:val="000000"/>
-          <w:kern w:val="0"/>
-          <w:lang w:eastAsia="es-PE"/>
-          <ns2:ligatures ns2:val="none"/>
+          <w14:ligatures w14:val="none"/>
+        </w:rPr>
+      </w:pPr>
+      <w:r>
+        <w:rPr>
+          <w:rFonts w:ascii="Arial Narrow" w:eastAsia="Arial Narrow" w:hAnsi="Arial Narrow" w:cs="Arial Narrow"/>
+          <w:b/>
+          <w:color w:val="000000"/>
+          <w:kern w:val="0"/>
+          <w:lang w:eastAsia="es-PE"/>
+          <w14:ligatures w14:val="none"/>
         </w:rPr>
         <w:t xml:space="preserve">RESOLUCIÓN </w:t>
       </w:r>
@@ -482,7 +371,7 @@
           <w:color w:val="000000"/>
           <w:kern w:val="0"/>
           <w:lang w:eastAsia="es-PE"/>
-          <ns2:ligatures ns2:val="none"/>
+          <w14:ligatures w14:val="none"/>
         </w:rPr>
         <w:tab/>
         <w:t>:</w:t>
@@ -494,7 +383,7 @@
           <w:color w:val="000000"/>
           <w:kern w:val="0"/>
           <w:lang w:eastAsia="es-PE"/>
-          <ns2:ligatures ns2:val="none"/>
+          <w14:ligatures w14:val="none"/>
         </w:rPr>
         <w:tab/>
       </w:r>
@@ -505,12 +394,12 @@
           <w:color w:val="000000"/>
           <w:kern w:val="0"/>
           <w:lang w:eastAsia="es-PE"/>
-          <ns2:ligatures ns2:val="none"/>
+          <w14:ligatures w14:val="none"/>
         </w:rPr>
         <w:t>1</w:t>
       </w:r>
     </w:p>
-    <w:p ns2:paraId="5BA3A18D" ns2:textId="77777777">
+    <w:p>
       <w:pPr>
         <w:tabs>
           <w:tab w:val="left" w:pos="1014"/>
@@ -523,11 +412,11 @@
           <w:kern w:val="0"/>
           <w:shd w:val="clear" w:color="auto" w:fill="FFFFFF"/>
           <w:lang w:eastAsia="es-PE"/>
-          <ns2:ligatures ns2:val="none"/>
-        </w:rPr>
-      </w:pPr>
-    </w:p>
-    <w:p ns2:paraId="2F799822" ns2:textId="285D6363">
+          <w14:ligatures w14:val="none"/>
+        </w:rPr>
+      </w:pPr>
+    </w:p>
+    <w:p>
       <w:pPr>
         <w:tabs>
           <w:tab w:val="left" w:pos="1014"/>
@@ -540,7 +429,7 @@
           <w:kern w:val="0"/>
           <w:shd w:val="clear" w:color="auto" w:fill="FFFFFF"/>
           <w:lang w:eastAsia="es-PE"/>
-          <ns2:ligatures ns2:val="none"/>
+          <w14:ligatures w14:val="none"/>
         </w:rPr>
       </w:pPr>
       <w:r>
@@ -550,7 +439,7 @@
           <w:kern w:val="0"/>
           <w:shd w:val="clear" w:color="auto" w:fill="FFFFFF"/>
           <w:lang w:eastAsia="es-PE"/>
-          <ns2:ligatures ns2:val="none"/>
+          <w14:ligatures w14:val="none"/>
         </w:rPr>
         <w:t>Lima</w:t>
       </w:r>
@@ -561,7 +450,7 @@
           <w:kern w:val="0"/>
           <w:shd w:val="clear" w:color="auto" w:fill="FFFFFF"/>
           <w:lang w:eastAsia="es-PE"/>
-          <ns2:ligatures ns2:val="none"/>
+          <w14:ligatures w14:val="none"/>
         </w:rPr>
         <w:t xml:space="preserve">, </w:t>
       </w:r>
@@ -572,7 +461,7 @@
           <w:kern w:val="0"/>
           <w:shd w:val="clear" w:color="auto" w:fill="FFFFFF"/>
           <w:lang w:eastAsia="es-PE"/>
-          <ns2:ligatures ns2:val="none"/>
+          <w14:ligatures w14:val="none"/>
         </w:rPr>
         <w:t xml:space="preserve">22 de agosto de 2025</w:t>
       </w:r>
@@ -583,7 +472,7 @@
           <w:kern w:val="0"/>
           <w:shd w:val="clear" w:color="auto" w:fill="FFFFFF"/>
           <w:lang w:eastAsia="es-PE"/>
-          <ns2:ligatures ns2:val="none"/>
+          <w14:ligatures w14:val="none"/>
         </w:rPr>
         <w:t xml:space="preserve"/>
       </w:r>
@@ -594,7 +483,7 @@
           <w:kern w:val="0"/>
           <w:shd w:val="clear" w:color="auto" w:fill="FFFFFF"/>
           <w:lang w:eastAsia="es-PE"/>
-          <ns2:ligatures ns2:val="none"/>
+          <w14:ligatures w14:val="none"/>
         </w:rPr>
         <w:t xml:space="preserve"/>
       </w:r>
@@ -605,7 +494,7 @@
           <w:kern w:val="0"/>
           <w:shd w:val="clear" w:color="auto" w:fill="FFFFFF"/>
           <w:lang w:eastAsia="es-PE"/>
-          <ns2:ligatures ns2:val="none"/>
+          <w14:ligatures w14:val="none"/>
         </w:rPr>
         <w:t xml:space="preserve"/>
       </w:r>
@@ -616,12 +505,12 @@
           <w:kern w:val="0"/>
           <w:shd w:val="clear" w:color="auto" w:fill="FFFFFF"/>
           <w:lang w:eastAsia="es-PE"/>
-          <ns2:ligatures ns2:val="none"/>
+          <w14:ligatures w14:val="none"/>
         </w:rPr>
         <w:t xml:space="preserve"/>
       </w:r>
     </w:p>
-    <w:p ns2:paraId="66CE1821" ns2:textId="77777777">
+    <w:p>
       <w:pPr>
         <w:tabs>
           <w:tab w:val="left" w:pos="1014"/>
@@ -633,11 +522,11 @@
           <w:color w:val="000000"/>
           <w:kern w:val="0"/>
           <w:lang w:eastAsia="es-PE"/>
-          <ns2:ligatures ns2:val="none"/>
-        </w:rPr>
-      </w:pPr>
-    </w:p>
-    <w:p ns2:paraId="0B80AAA5" ns2:textId="77777777">
+          <w14:ligatures w14:val="none"/>
+        </w:rPr>
+      </w:pPr>
+    </w:p>
+    <w:p>
       <w:pPr>
         <w:numPr>
           <w:ilvl w:val="0"/>
@@ -651,22 +540,22 @@
           <w:color w:val="000000"/>
           <w:kern w:val="0"/>
           <w:lang w:eastAsia="es-PE"/>
-          <ns2:ligatures ns2:val="none"/>
-        </w:rPr>
-      </w:pPr>
-      <w:r>
-        <w:rPr>
-          <w:rFonts w:ascii="Arial Narrow" w:eastAsia="Arial Narrow" w:hAnsi="Arial Narrow" w:cs="Arial Narrow"/>
-          <w:b/>
-          <w:color w:val="000000"/>
-          <w:kern w:val="0"/>
-          <w:lang w:eastAsia="es-PE"/>
-          <ns2:ligatures ns2:val="none"/>
+          <w14:ligatures w14:val="none"/>
+        </w:rPr>
+      </w:pPr>
+      <w:r>
+        <w:rPr>
+          <w:rFonts w:ascii="Arial Narrow" w:eastAsia="Arial Narrow" w:hAnsi="Arial Narrow" w:cs="Arial Narrow"/>
+          <w:b/>
+          <w:color w:val="000000"/>
+          <w:kern w:val="0"/>
+          <w:lang w:eastAsia="es-PE"/>
+          <w14:ligatures w14:val="none"/>
         </w:rPr>
         <w:t xml:space="preserve">HECHOS </w:t>
       </w:r>
     </w:p>
-    <w:p ns2:paraId="621F2AB2" ns2:textId="77777777">
+    <w:p>
       <w:pPr>
         <w:spacing w:after="0" w:line="240" w:lineRule="auto"/>
         <w:jc w:val="both"/>
@@ -675,11 +564,11 @@
           <w:color w:val="000000"/>
           <w:kern w:val="0"/>
           <w:lang w:eastAsia="es-PE"/>
-          <ns2:ligatures ns2:val="none"/>
-        </w:rPr>
-      </w:pPr>
-    </w:p>
-    <w:p ns2:paraId="60B5D5B0" ns2:textId="0A5231D4">
+          <w14:ligatures w14:val="none"/>
+        </w:rPr>
+      </w:pPr>
+    </w:p>
+    <w:p>
       <w:pPr>
         <w:numPr>
           <w:ilvl w:val="1"/>
@@ -693,7 +582,7 @@
           <w:color w:val="000000"/>
           <w:kern w:val="0"/>
           <w:lang w:val="es-ES" w:eastAsia="es-ES"/>
-          <ns2:ligatures ns2:val="none"/>
+          <w14:ligatures w14:val="none"/>
         </w:rPr>
       </w:pPr>
       <w:r>
@@ -702,7 +591,7 @@
           <w:color w:val="000000"/>
           <w:kern w:val="0"/>
           <w:lang w:val="es-ES" w:eastAsia="es-ES"/>
-          <ns2:ligatures ns2:val="none"/>
+          <w14:ligatures w14:val="none"/>
         </w:rPr>
         <w:t xml:space="preserve">Mediante el escrito del 21 de julio de 2025, la [APELLIDO] denunció a Mapfre por presuntas infracciones a la Ley 29571, Código de Protección y Defensa del Consumidor (en adelante, Código), señalando lo siguiente:</w:t>
       </w:r>
@@ -712,7 +601,7 @@
           <w:color w:val="000000"/>
           <w:kern w:val="0"/>
           <w:lang w:val="es-ES" w:eastAsia="es-ES"/>
-          <ns2:ligatures ns2:val="none"/>
+          <w14:ligatures w14:val="none"/>
         </w:rPr>
         <w:t xml:space="preserve"/>
       </w:r>
@@ -722,7 +611,7 @@
           <w:color w:val="000000"/>
           <w:kern w:val="0"/>
           <w:lang w:val="es-ES" w:eastAsia="es-ES"/>
-          <ns2:ligatures ns2:val="none"/>
+          <w14:ligatures w14:val="none"/>
         </w:rPr>
         <w:t/>
       </w:r>
@@ -732,7 +621,7 @@
           <w:color w:val="000000"/>
           <w:kern w:val="0"/>
           <w:lang w:val="es-ES" w:eastAsia="es-ES"/>
-          <ns2:ligatures ns2:val="none"/>
+          <w14:ligatures w14:val="none"/>
         </w:rPr>
         <w:t xml:space="preserve"/>
       </w:r>
@@ -742,7 +631,7 @@
           <w:color w:val="000000"/>
           <w:kern w:val="0"/>
           <w:lang w:val="es-ES" w:eastAsia="es-ES"/>
-          <ns2:ligatures ns2:val="none"/>
+          <w14:ligatures w14:val="none"/>
         </w:rPr>
         <w:t/>
       </w:r>
@@ -752,7 +641,7 @@
           <w:color w:val="000000"/>
           <w:kern w:val="0"/>
           <w:lang w:val="es-ES" w:eastAsia="es-ES"/>
-          <ns2:ligatures ns2:val="none"/>
+          <w14:ligatures w14:val="none"/>
         </w:rPr>
         <w:t xml:space="preserve"/>
       </w:r>
@@ -762,7 +651,7 @@
           <w:color w:val="000000"/>
           <w:kern w:val="0"/>
           <w:lang w:val="es-ES" w:eastAsia="es-ES"/>
-          <ns2:ligatures ns2:val="none"/>
+          <w14:ligatures w14:val="none"/>
         </w:rPr>
         <w:t/>
       </w:r>
@@ -770,7 +659,7 @@
         <w:rPr>
           <w:rFonts w:ascii="Arial Narrow" w:eastAsia="Calibri" w:hAnsi="Arial Narrow" w:cs="Arial"/>
           <w:kern w:val="0"/>
-          <ns2:ligatures ns2:val="none"/>
+          <w14:ligatures w14:val="none"/>
         </w:rPr>
         <w:t xml:space="preserve"/>
       </w:r>
@@ -778,7 +667,7 @@
         <w:rPr>
           <w:rFonts w:ascii="Arial Narrow" w:eastAsia="Calibri" w:hAnsi="Arial Narrow" w:cs="Arial"/>
           <w:kern w:val="0"/>
-          <ns2:ligatures ns2:val="none"/>
+          <w14:ligatures w14:val="none"/>
         </w:rPr>
         <w:t xml:space="preserve"/>
       </w:r>
@@ -786,7 +675,7 @@
         <w:rPr>
           <w:rFonts w:ascii="Arial Narrow" w:eastAsia="Calibri" w:hAnsi="Arial Narrow" w:cs="Arial"/>
           <w:kern w:val="0"/>
-          <ns2:ligatures ns2:val="none"/>
+          <w14:ligatures w14:val="none"/>
         </w:rPr>
         <w:t xml:space="preserve"/>
       </w:r>
@@ -794,7 +683,7 @@
         <w:rPr>
           <w:rFonts w:ascii="Arial Narrow" w:eastAsia="Calibri" w:hAnsi="Arial Narrow" w:cs="Arial"/>
           <w:kern w:val="0"/>
-          <ns2:ligatures ns2:val="none"/>
+          <w14:ligatures w14:val="none"/>
         </w:rPr>
         <w:t/>
       </w:r>
@@ -804,7 +693,7 @@
           <w:color w:val="000000"/>
           <w:kern w:val="0"/>
           <w:lang w:val="es-ES" w:eastAsia="es-ES"/>
-          <ns2:ligatures ns2:val="none"/>
+          <w14:ligatures w14:val="none"/>
         </w:rPr>
         <w:t xml:space="preserve"/>
       </w:r>
@@ -814,7 +703,7 @@
           <w:color w:val="000000"/>
           <w:kern w:val="0"/>
           <w:lang w:val="es-ES" w:eastAsia="es-ES"/>
-          <ns2:ligatures ns2:val="none"/>
+          <w14:ligatures w14:val="none"/>
         </w:rPr>
         <w:t/>
       </w:r>
@@ -824,7 +713,7 @@
           <w:color w:val="000000"/>
           <w:kern w:val="0"/>
           <w:lang w:val="es-ES" w:eastAsia="es-ES"/>
-          <ns2:ligatures ns2:val="none"/>
+          <w14:ligatures w14:val="none"/>
         </w:rPr>
         <w:t xml:space="preserve"/>
       </w:r>
@@ -834,7 +723,7 @@
           <w:color w:val="000000"/>
           <w:kern w:val="0"/>
           <w:lang w:val="es-ES" w:eastAsia="es-ES"/>
-          <ns2:ligatures ns2:val="none"/>
+          <w14:ligatures w14:val="none"/>
         </w:rPr>
         <w:t/>
       </w:r>
@@ -846,7 +735,7 @@
           <w:kern w:val="0"/>
           <w:vertAlign w:val="superscript"/>
           <w:lang w:val="es-ES" w:eastAsia="es-ES"/>
-          <ns2:ligatures ns2:val="none"/>
+          <w14:ligatures w14:val="none"/>
         </w:rPr>
         <w:footnoteReference w:id="2"/>
       </w:r>
@@ -856,7 +745,7 @@
           <w:color w:val="000000"/>
           <w:kern w:val="0"/>
           <w:lang w:val="es-ES" w:eastAsia="es-ES"/>
-          <ns2:ligatures ns2:val="none"/>
+          <w14:ligatures w14:val="none"/>
         </w:rPr>
         <w:t xml:space="preserve"/>
       </w:r>
@@ -867,12 +756,12 @@
           <w:color w:val="000000"/>
           <w:kern w:val="0"/>
           <w:lang w:val="es-ES" w:eastAsia="es-ES"/>
-          <ns2:ligatures ns2:val="none"/>
+          <w14:ligatures w14:val="none"/>
         </w:rPr>
         <w:t/>
       </w:r>
     </w:p>
-    <w:p ns2:paraId="3AD3B7C6" ns2:textId="77777777">
+    <w:p>
       <w:pPr>
         <w:tabs>
           <w:tab w:val="left" w:pos="1134"/>
@@ -884,11 +773,11 @@
           <w:color w:val="000000"/>
           <w:kern w:val="0"/>
           <w:lang w:val="es-ES" w:eastAsia="es-ES"/>
-          <ns2:ligatures ns2:val="none"/>
-        </w:rPr>
-      </w:pPr>
-    </w:p>
-    <w:p ns2:paraId="46DFF3A8" ns2:textId="6DB440FC">
+          <w14:ligatures w14:val="none"/>
+        </w:rPr>
+      </w:pPr>
+    </w:p>
+    <w:p>
       <w:pPr>
         <w:pStyle w:val="Prrafodelista"/>
         <w:numPr>
@@ -906,16 +795,16 @@
           <w:color w:val="000000"/>
           <w:kern w:val="0"/>
           <w:lang w:eastAsia="es-ES"/>
-          <ns2:ligatures ns2:val="none"/>
-        </w:rPr>
-      </w:pPr>
-      <w:r>
-        <w:rPr>
-          <w:rFonts w:ascii="Arial Narrow" w:eastAsia="Times New Roman" w:hAnsi="Arial Narrow" w:cs="Arial"/>
-          <w:color w:val="000000"/>
-          <w:kern w:val="0"/>
-          <w:lang w:eastAsia="es-ES"/>
-          <ns2:ligatures ns2:val="none"/>
+          <w14:ligatures w14:val="none"/>
+        </w:rPr>
+      </w:pPr>
+      <w:r>
+        <w:rPr>
+          <w:rFonts w:ascii="Arial Narrow" w:eastAsia="Times New Roman" w:hAnsi="Arial Narrow" w:cs="Arial"/>
+          <w:color w:val="000000"/>
+          <w:kern w:val="0"/>
+          <w:lang w:eastAsia="es-ES"/>
+          <w14:ligatures w14:val="none"/>
         </w:rPr>
         <w:t xml:space="preserve">El 28 de junio de 2024, Mapfre expidió una Constancia de Aseguramiento que acreditaba que [APELLIDO] (en adelante, el causante [APELLIDO] ), se encontraba asegurado con el Seguro de Vida - Póliza 610221016376, con vigencia del 1 de julio de 2024 al 1 de agosto de 2024 (en adelante, Seguro de Vida), en su calidad de trabajador de la empresa Framsa Contratistas Generales S.A.C. (en adelante, Framsa). </w:t>
       </w:r>
@@ -925,7 +814,7 @@
           <w:color w:val="000000"/>
           <w:kern w:val="0"/>
           <w:lang w:val="es-ES" w:eastAsia="es-ES"/>
-          <ns2:ligatures ns2:val="none"/>
+          <w14:ligatures w14:val="none"/>
         </w:rPr>
         <w:t xml:space="preserve"/>
       </w:r>
@@ -935,7 +824,7 @@
           <w:color w:val="000000"/>
           <w:kern w:val="0"/>
           <w:lang w:eastAsia="es-ES"/>
-          <ns2:ligatures ns2:val="none"/>
+          <w14:ligatures w14:val="none"/>
         </w:rPr>
         <w:t xml:space="preserve"/>
       </w:r>
@@ -946,7 +835,7 @@
           <w:color w:val="000000"/>
           <w:kern w:val="0"/>
           <w:lang w:eastAsia="es-ES"/>
-          <ns2:ligatures ns2:val="none"/>
+          <w14:ligatures w14:val="none"/>
         </w:rPr>
         <w:t/>
       </w:r>
@@ -957,7 +846,7 @@
           <w:color w:val="000000"/>
           <w:kern w:val="0"/>
           <w:lang w:eastAsia="es-ES"/>
-          <ns2:ligatures ns2:val="none"/>
+          <w14:ligatures w14:val="none"/>
         </w:rPr>
         <w:t xml:space="preserve"/>
       </w:r>
@@ -967,7 +856,7 @@
           <w:color w:val="000000"/>
           <w:kern w:val="0"/>
           <w:lang w:eastAsia="es-ES"/>
-          <ns2:ligatures ns2:val="none"/>
+          <w14:ligatures w14:val="none"/>
         </w:rPr>
         <w:t xml:space="preserve"/>
       </w:r>
@@ -977,7 +866,7 @@
           <w:color w:val="000000"/>
           <w:kern w:val="0"/>
           <w:lang w:eastAsia="es-ES"/>
-          <ns2:ligatures ns2:val="none"/>
+          <w14:ligatures w14:val="none"/>
         </w:rPr>
         <w:t xml:space="preserve"/>
       </w:r>
@@ -987,7 +876,7 @@
           <w:color w:val="000000"/>
           <w:kern w:val="0"/>
           <w:lang w:eastAsia="es-ES"/>
-          <ns2:ligatures ns2:val="none"/>
+          <w14:ligatures w14:val="none"/>
         </w:rPr>
         <w:t/>
       </w:r>
@@ -997,7 +886,7 @@
           <w:color w:val="000000"/>
           <w:kern w:val="0"/>
           <w:lang w:eastAsia="es-ES"/>
-          <ns2:ligatures ns2:val="none"/>
+          <w14:ligatures w14:val="none"/>
         </w:rPr>
         <w:t xml:space="preserve"/>
       </w:r>
@@ -1007,7 +896,7 @@
           <w:color w:val="000000"/>
           <w:kern w:val="0"/>
           <w:lang w:eastAsia="es-ES"/>
-          <ns2:ligatures ns2:val="none"/>
+          <w14:ligatures w14:val="none"/>
         </w:rPr>
         <w:t/>
       </w:r>
@@ -1017,7 +906,7 @@
           <w:color w:val="000000"/>
           <w:kern w:val="0"/>
           <w:lang w:eastAsia="es-ES"/>
-          <ns2:ligatures ns2:val="none"/>
+          <w14:ligatures w14:val="none"/>
         </w:rPr>
         <w:t xml:space="preserve"/>
       </w:r>
@@ -1027,7 +916,7 @@
           <w:color w:val="000000"/>
           <w:kern w:val="0"/>
           <w:lang w:eastAsia="es-ES"/>
-          <ns2:ligatures ns2:val="none"/>
+          <w14:ligatures w14:val="none"/>
         </w:rPr>
         <w:t/>
       </w:r>
@@ -1037,7 +926,7 @@
           <w:color w:val="000000"/>
           <w:kern w:val="0"/>
           <w:lang w:eastAsia="es-ES"/>
-          <ns2:ligatures ns2:val="none"/>
+          <w14:ligatures w14:val="none"/>
         </w:rPr>
         <w:t xml:space="preserve"/>
       </w:r>
@@ -1047,7 +936,7 @@
           <w:color w:val="000000"/>
           <w:kern w:val="0"/>
           <w:lang w:eastAsia="es-ES"/>
-          <ns2:ligatures ns2:val="none"/>
+          <w14:ligatures w14:val="none"/>
         </w:rPr>
         <w:t xml:space="preserve"/>
       </w:r>
@@ -1057,7 +946,7 @@
           <w:color w:val="000000"/>
           <w:kern w:val="0"/>
           <w:lang w:eastAsia="es-ES"/>
-          <ns2:ligatures ns2:val="none"/>
+          <w14:ligatures w14:val="none"/>
         </w:rPr>
         <w:t xml:space="preserve"/>
       </w:r>
@@ -1067,7 +956,7 @@
           <w:color w:val="000000"/>
           <w:kern w:val="0"/>
           <w:lang w:eastAsia="es-ES"/>
-          <ns2:ligatures ns2:val="none"/>
+          <w14:ligatures w14:val="none"/>
         </w:rPr>
         <w:t/>
       </w:r>
@@ -1077,7 +966,7 @@
           <w:color w:val="000000"/>
           <w:kern w:val="0"/>
           <w:lang w:eastAsia="es-ES"/>
-          <ns2:ligatures ns2:val="none"/>
+          <w14:ligatures w14:val="none"/>
         </w:rPr>
         <w:t xml:space="preserve"/>
       </w:r>
@@ -1088,7 +977,7 @@
           <w:color w:val="000000"/>
           <w:kern w:val="0"/>
           <w:lang w:eastAsia="es-ES"/>
-          <ns2:ligatures ns2:val="none"/>
+          <w14:ligatures w14:val="none"/>
         </w:rPr>
         <w:t/>
       </w:r>
@@ -1099,7 +988,7 @@
           <w:color w:val="000000"/>
           <w:kern w:val="0"/>
           <w:lang w:eastAsia="es-ES"/>
-          <ns2:ligatures ns2:val="none"/>
+          <w14:ligatures w14:val="none"/>
         </w:rPr>
         <w:t xml:space="preserve"/>
       </w:r>
@@ -1109,7 +998,7 @@
           <w:color w:val="000000"/>
           <w:kern w:val="0"/>
           <w:lang w:eastAsia="es-ES"/>
-          <ns2:ligatures ns2:val="none"/>
+          <w14:ligatures w14:val="none"/>
         </w:rPr>
         <w:t xml:space="preserve"/>
       </w:r>
@@ -1120,7 +1009,7 @@
           <w:color w:val="000000"/>
           <w:kern w:val="0"/>
           <w:lang w:eastAsia="es-ES"/>
-          <ns2:ligatures ns2:val="none"/>
+          <w14:ligatures w14:val="none"/>
         </w:rPr>
         <w:t/>
       </w:r>
@@ -1131,7 +1020,7 @@
           <w:color w:val="000000"/>
           <w:kern w:val="0"/>
           <w:lang w:eastAsia="es-ES"/>
-          <ns2:ligatures ns2:val="none"/>
+          <w14:ligatures w14:val="none"/>
         </w:rPr>
         <w:t/>
       </w:r>
@@ -1141,12 +1030,12 @@
           <w:color w:val="000000"/>
           <w:kern w:val="0"/>
           <w:lang w:eastAsia="es-ES"/>
-          <ns2:ligatures ns2:val="none"/>
+          <w14:ligatures w14:val="none"/>
         </w:rPr>
         <w:t xml:space="preserve"/>
       </w:r>
     </w:p>
-    <w:p ns2:paraId="7688B060" ns2:textId="77777777">
+    <w:p>
       <w:pPr>
         <w:pStyle w:val="Prrafodelista"/>
         <w:spacing w:after="0" w:line="240" w:lineRule="auto"/>
@@ -1157,11 +1046,11 @@
           <w:color w:val="000000"/>
           <w:kern w:val="0"/>
           <w:lang w:eastAsia="es-ES"/>
-          <ns2:ligatures ns2:val="none"/>
-        </w:rPr>
-      </w:pPr>
-    </w:p>
-    <w:p ns2:paraId="1893543E" ns2:textId="50A6ABC2">
+          <w14:ligatures w14:val="none"/>
+        </w:rPr>
+      </w:pPr>
+    </w:p>
+    <w:p>
       <w:pPr>
         <w:pStyle w:val="Prrafodelista"/>
         <w:numPr>
@@ -1179,16 +1068,16 @@
           <w:color w:val="000000"/>
           <w:kern w:val="0"/>
           <w:lang w:eastAsia="es-ES"/>
-          <ns2:ligatures ns2:val="none"/>
-        </w:rPr>
-      </w:pPr>
-      <w:r>
-        <w:rPr>
-          <w:rFonts w:ascii="Arial Narrow" w:eastAsia="Times New Roman" w:hAnsi="Arial Narrow" w:cs="Arial"/>
-          <w:color w:val="000000"/>
-          <w:kern w:val="0"/>
-          <w:lang w:eastAsia="es-ES"/>
-          <ns2:ligatures ns2:val="none"/>
+          <w14:ligatures w14:val="none"/>
+        </w:rPr>
+      </w:pPr>
+      <w:r>
+        <w:rPr>
+          <w:rFonts w:ascii="Arial Narrow" w:eastAsia="Times New Roman" w:hAnsi="Arial Narrow" w:cs="Arial"/>
+          <w:color w:val="000000"/>
+          <w:kern w:val="0"/>
+          <w:lang w:eastAsia="es-ES"/>
+          <w14:ligatures w14:val="none"/>
         </w:rPr>
         <w:t xml:space="preserve">El 27 de julio de 2024, el causante [APELLIDO] falleció en el Hospital Daniel Alcides Carrión, como consecuencia de oponer resistencia a un robo de sus pertenencias, y se emitió la partida de defunción correspondiente. </w:t>
       </w:r>
@@ -1198,7 +1087,7 @@
           <w:color w:val="000000"/>
           <w:kern w:val="0"/>
           <w:lang w:eastAsia="es-ES"/>
-          <ns2:ligatures ns2:val="none"/>
+          <w14:ligatures w14:val="none"/>
         </w:rPr>
         <w:t/>
       </w:r>
@@ -1208,7 +1097,7 @@
           <w:color w:val="000000"/>
           <w:kern w:val="0"/>
           <w:lang w:eastAsia="es-ES"/>
-          <ns2:ligatures ns2:val="none"/>
+          <w14:ligatures w14:val="none"/>
         </w:rPr>
         <w:t xml:space="preserve"/>
       </w:r>
@@ -1218,7 +1107,7 @@
           <w:color w:val="000000"/>
           <w:kern w:val="0"/>
           <w:lang w:eastAsia="es-ES"/>
-          <ns2:ligatures ns2:val="none"/>
+          <w14:ligatures w14:val="none"/>
         </w:rPr>
         <w:t/>
       </w:r>
@@ -1228,7 +1117,7 @@
           <w:color w:val="000000"/>
           <w:kern w:val="0"/>
           <w:lang w:eastAsia="es-ES"/>
-          <ns2:ligatures ns2:val="none"/>
+          <w14:ligatures w14:val="none"/>
         </w:rPr>
         <w:t xml:space="preserve"/>
       </w:r>
@@ -1238,7 +1127,7 @@
           <w:color w:val="000000"/>
           <w:kern w:val="0"/>
           <w:lang w:eastAsia="es-ES"/>
-          <ns2:ligatures ns2:val="none"/>
+          <w14:ligatures w14:val="none"/>
         </w:rPr>
         <w:t/>
       </w:r>
@@ -1248,7 +1137,7 @@
           <w:color w:val="000000"/>
           <w:kern w:val="0"/>
           <w:lang w:eastAsia="es-ES"/>
-          <ns2:ligatures ns2:val="none"/>
+          <w14:ligatures w14:val="none"/>
         </w:rPr>
         <w:t xml:space="preserve"/>
       </w:r>
@@ -1258,7 +1147,7 @@
           <w:color w:val="000000"/>
           <w:kern w:val="0"/>
           <w:lang w:eastAsia="es-ES"/>
-          <ns2:ligatures ns2:val="none"/>
+          <w14:ligatures w14:val="none"/>
         </w:rPr>
         <w:t/>
       </w:r>
@@ -1268,7 +1157,7 @@
           <w:color w:val="000000"/>
           <w:kern w:val="0"/>
           <w:lang w:eastAsia="es-ES"/>
-          <ns2:ligatures ns2:val="none"/>
+          <w14:ligatures w14:val="none"/>
         </w:rPr>
         <w:t xml:space="preserve"/>
       </w:r>
@@ -1278,7 +1167,7 @@
           <w:color w:val="000000"/>
           <w:kern w:val="0"/>
           <w:lang w:eastAsia="es-ES"/>
-          <ns2:ligatures ns2:val="none"/>
+          <w14:ligatures w14:val="none"/>
         </w:rPr>
         <w:t xml:space="preserve"/>
       </w:r>
@@ -1288,7 +1177,7 @@
           <w:color w:val="000000"/>
           <w:kern w:val="0"/>
           <w:lang w:eastAsia="es-ES"/>
-          <ns2:ligatures ns2:val="none"/>
+          <w14:ligatures w14:val="none"/>
         </w:rPr>
         <w:t xml:space="preserve"/>
       </w:r>
@@ -1298,7 +1187,7 @@
           <w:color w:val="000000"/>
           <w:kern w:val="0"/>
           <w:lang w:eastAsia="es-ES"/>
-          <ns2:ligatures ns2:val="none"/>
+          <w14:ligatures w14:val="none"/>
         </w:rPr>
         <w:t/>
       </w:r>
@@ -1308,12 +1197,12 @@
           <w:color w:val="000000"/>
           <w:kern w:val="0"/>
           <w:lang w:eastAsia="es-ES"/>
-          <ns2:ligatures ns2:val="none"/>
+          <w14:ligatures w14:val="none"/>
         </w:rPr>
         <w:t xml:space="preserve"/>
       </w:r>
     </w:p>
-    <w:p ns2:paraId="21079A31" ns2:textId="77777777">
+    <w:p>
       <w:pPr>
         <w:pStyle w:val="Prrafodelista"/>
         <w:spacing w:after="0" w:line="240" w:lineRule="auto"/>
@@ -1324,11 +1213,11 @@
           <w:color w:val="000000"/>
           <w:kern w:val="0"/>
           <w:lang w:eastAsia="es-ES"/>
-          <ns2:ligatures ns2:val="none"/>
-        </w:rPr>
-      </w:pPr>
-    </w:p>
-    <w:p ns2:paraId="3BB31D32" ns2:textId="166B0E7E">
+          <w14:ligatures w14:val="none"/>
+        </w:rPr>
+      </w:pPr>
+    </w:p>
+    <w:p>
       <w:pPr>
         <w:pStyle w:val="Prrafodelista"/>
         <w:numPr>
@@ -1346,16 +1235,16 @@
           <w:color w:val="000000"/>
           <w:kern w:val="0"/>
           <w:lang w:eastAsia="es-ES"/>
-          <ns2:ligatures ns2:val="none"/>
-        </w:rPr>
-      </w:pPr>
-      <w:r>
-        <w:rPr>
-          <w:rFonts w:ascii="Arial Narrow" w:eastAsia="Times New Roman" w:hAnsi="Arial Narrow" w:cs="Arial"/>
-          <w:color w:val="000000"/>
-          <w:kern w:val="0"/>
-          <w:lang w:eastAsia="es-ES"/>
-          <ns2:ligatures ns2:val="none"/>
+          <w14:ligatures w14:val="none"/>
+        </w:rPr>
+      </w:pPr>
+      <w:r>
+        <w:rPr>
+          <w:rFonts w:ascii="Arial Narrow" w:eastAsia="Times New Roman" w:hAnsi="Arial Narrow" w:cs="Arial"/>
+          <w:color w:val="000000"/>
+          <w:kern w:val="0"/>
+          <w:lang w:eastAsia="es-ES"/>
+          <w14:ligatures w14:val="none"/>
         </w:rPr>
         <w:t xml:space="preserve">El 25 de marzo de 2025, </w:t>
       </w:r>
@@ -1365,7 +1254,7 @@
           <w:color w:val="000000"/>
           <w:kern w:val="0"/>
           <w:lang w:eastAsia="es-ES"/>
-          <ns2:ligatures ns2:val="none"/>
+          <w14:ligatures w14:val="none"/>
         </w:rPr>
         <w:t>presentó su solicitud para</w:t>
       </w:r>
@@ -1375,7 +1264,7 @@
           <w:color w:val="000000"/>
           <w:kern w:val="0"/>
           <w:lang w:eastAsia="es-ES"/>
-          <ns2:ligatures ns2:val="none"/>
+          <w14:ligatures w14:val="none"/>
         </w:rPr>
         <w:t xml:space="preserve"> el pago de la indemnización por el </w:t>
       </w:r>
@@ -1385,7 +1274,7 @@
           <w:color w:val="000000"/>
           <w:kern w:val="0"/>
           <w:lang w:eastAsia="es-ES"/>
-          <ns2:ligatures ns2:val="none"/>
+          <w14:ligatures w14:val="none"/>
         </w:rPr>
         <w:t xml:space="preserve">Seguro </w:t>
       </w:r>
@@ -1395,7 +1284,7 @@
           <w:color w:val="000000"/>
           <w:kern w:val="0"/>
           <w:lang w:eastAsia="es-ES"/>
-          <ns2:ligatures ns2:val="none"/>
+          <w14:ligatures w14:val="none"/>
         </w:rPr>
         <w:t>d</w:t>
       </w:r>
@@ -1405,7 +1294,7 @@
           <w:color w:val="000000"/>
           <w:kern w:val="0"/>
           <w:lang w:eastAsia="es-ES"/>
-          <ns2:ligatures ns2:val="none"/>
+          <w14:ligatures w14:val="none"/>
         </w:rPr>
         <w:t>e Vida</w:t>
       </w:r>
@@ -1415,7 +1304,7 @@
           <w:color w:val="000000"/>
           <w:kern w:val="0"/>
           <w:lang w:eastAsia="es-ES"/>
-          <ns2:ligatures ns2:val="none"/>
+          <w14:ligatures w14:val="none"/>
         </w:rPr>
         <w:t xml:space="preserve"> ante la </w:t>
       </w:r>
@@ -1425,7 +1314,7 @@
           <w:color w:val="000000"/>
           <w:kern w:val="0"/>
           <w:lang w:eastAsia="es-ES"/>
-          <ns2:ligatures ns2:val="none"/>
+          <w14:ligatures w14:val="none"/>
         </w:rPr>
         <w:t xml:space="preserve">compañía </w:t>
       </w:r>
@@ -1435,7 +1324,7 @@
           <w:color w:val="000000"/>
           <w:kern w:val="0"/>
           <w:lang w:eastAsia="es-ES"/>
-          <ns2:ligatures ns2:val="none"/>
+          <w14:ligatures w14:val="none"/>
         </w:rPr>
         <w:t>aseguradora, remitiendo los documentos solicitados</w:t>
       </w:r>
@@ -1445,7 +1334,7 @@
           <w:color w:val="000000"/>
           <w:kern w:val="0"/>
           <w:lang w:eastAsia="es-ES"/>
-          <ns2:ligatures ns2:val="none"/>
+          <w14:ligatures w14:val="none"/>
         </w:rPr>
         <w:t xml:space="preserve">; </w:t>
       </w:r>
@@ -1455,7 +1344,7 @@
           <w:color w:val="000000"/>
           <w:kern w:val="0"/>
           <w:lang w:eastAsia="es-ES"/>
-          <ns2:ligatures ns2:val="none"/>
+          <w14:ligatures w14:val="none"/>
         </w:rPr>
         <w:t xml:space="preserve">posteriormente </w:t>
       </w:r>
@@ -1465,7 +1354,7 @@
           <w:color w:val="000000"/>
           <w:kern w:val="0"/>
           <w:lang w:eastAsia="es-ES"/>
-          <ns2:ligatures ns2:val="none"/>
+          <w14:ligatures w14:val="none"/>
         </w:rPr>
         <w:t xml:space="preserve">remitió </w:t>
       </w:r>
@@ -1475,7 +1364,7 @@
           <w:color w:val="000000"/>
           <w:kern w:val="0"/>
           <w:lang w:eastAsia="es-ES"/>
-          <ns2:ligatures ns2:val="none"/>
+          <w14:ligatures w14:val="none"/>
         </w:rPr>
         <w:t xml:space="preserve">otros documentos requeridos por </w:t>
       </w:r>
@@ -1485,7 +1374,7 @@
           <w:color w:val="000000"/>
           <w:kern w:val="0"/>
           <w:lang w:val="es-ES" w:eastAsia="es-ES"/>
-          <ns2:ligatures ns2:val="none"/>
+          <w14:ligatures w14:val="none"/>
         </w:rPr>
         <w:t>Mapfre</w:t>
       </w:r>
@@ -1495,7 +1384,7 @@
           <w:color w:val="000000"/>
           <w:kern w:val="0"/>
           <w:lang w:eastAsia="es-ES"/>
-          <ns2:ligatures ns2:val="none"/>
+          <w14:ligatures w14:val="none"/>
         </w:rPr>
         <w:t xml:space="preserve"> </w:t>
       </w:r>
@@ -1505,7 +1394,7 @@
           <w:color w:val="000000"/>
           <w:kern w:val="0"/>
           <w:lang w:eastAsia="es-ES"/>
-          <ns2:ligatures ns2:val="none"/>
+          <w14:ligatures w14:val="none"/>
         </w:rPr>
         <w:t>mediante correo electrónico</w:t>
       </w:r>
@@ -1515,7 +1404,7 @@
           <w:color w:val="000000"/>
           <w:kern w:val="0"/>
           <w:lang w:eastAsia="es-ES"/>
-          <ns2:ligatures ns2:val="none"/>
+          <w14:ligatures w14:val="none"/>
         </w:rPr>
         <w:t xml:space="preserve">, los cuales </w:t>
       </w:r>
@@ -1525,7 +1414,7 @@
           <w:color w:val="000000"/>
           <w:kern w:val="0"/>
           <w:lang w:eastAsia="es-ES"/>
-          <ns2:ligatures ns2:val="none"/>
+          <w14:ligatures w14:val="none"/>
         </w:rPr>
         <w:t xml:space="preserve">fueron enviados mediante carta con fecha de recepción por la </w:t>
       </w:r>
@@ -1535,7 +1424,7 @@
           <w:color w:val="000000"/>
           <w:kern w:val="0"/>
           <w:lang w:eastAsia="es-ES"/>
-          <ns2:ligatures ns2:val="none"/>
+          <w14:ligatures w14:val="none"/>
         </w:rPr>
         <w:t>compañía</w:t>
       </w:r>
@@ -1545,7 +1434,7 @@
           <w:color w:val="000000"/>
           <w:kern w:val="0"/>
           <w:lang w:eastAsia="es-ES"/>
-          <ns2:ligatures ns2:val="none"/>
+          <w14:ligatures w14:val="none"/>
         </w:rPr>
         <w:t xml:space="preserve"> aseguradora el 21 de abril de 2025.</w:t>
       </w:r>
@@ -1555,12 +1444,12 @@
           <w:color w:val="000000"/>
           <w:kern w:val="0"/>
           <w:lang w:eastAsia="es-ES"/>
-          <ns2:ligatures ns2:val="none"/>
+          <w14:ligatures w14:val="none"/>
         </w:rPr>
         <w:t xml:space="preserve"> </w:t>
       </w:r>
     </w:p>
-    <w:p ns2:paraId="04D48CFA" ns2:textId="77777777">
+    <w:p>
       <w:pPr>
         <w:pStyle w:val="Prrafodelista"/>
         <w:spacing w:line="240" w:lineRule="auto"/>
@@ -1569,11 +1458,11 @@
           <w:color w:val="000000"/>
           <w:kern w:val="0"/>
           <w:lang w:eastAsia="es-ES"/>
-          <ns2:ligatures ns2:val="none"/>
-        </w:rPr>
-      </w:pPr>
-    </w:p>
-    <w:p ns2:paraId="5AE7AC94" ns2:textId="111A58D0">
+          <w14:ligatures w14:val="none"/>
+        </w:rPr>
+      </w:pPr>
+    </w:p>
+    <w:p>
       <w:pPr>
         <w:pStyle w:val="Prrafodelista"/>
         <w:numPr>
@@ -1591,16 +1480,16 @@
           <w:color w:val="000000"/>
           <w:kern w:val="0"/>
           <w:lang w:eastAsia="es-ES"/>
-          <ns2:ligatures ns2:val="none"/>
-        </w:rPr>
-      </w:pPr>
-      <w:r>
-        <w:rPr>
-          <w:rFonts w:ascii="Arial Narrow" w:eastAsia="Times New Roman" w:hAnsi="Arial Narrow" w:cs="Arial"/>
-          <w:color w:val="000000"/>
-          <w:kern w:val="0"/>
-          <w:lang w:eastAsia="es-ES"/>
-          <ns2:ligatures ns2:val="none"/>
+          <w14:ligatures w14:val="none"/>
+        </w:rPr>
+      </w:pPr>
+      <w:r>
+        <w:rPr>
+          <w:rFonts w:ascii="Arial Narrow" w:eastAsia="Times New Roman" w:hAnsi="Arial Narrow" w:cs="Arial"/>
+          <w:color w:val="000000"/>
+          <w:kern w:val="0"/>
+          <w:lang w:eastAsia="es-ES"/>
+          <w14:ligatures w14:val="none"/>
         </w:rPr>
         <w:t xml:space="preserve">El 16 de abril de 2025, Framsa expidió una constancia en la que acreditó que el causante [APELLIDO] figuraba en sus planillas hasta el 1 de junio de 2024, pero continuó prestando servicios para la empresa bajo otra modalidad. </w:t>
       </w:r>
@@ -1611,7 +1500,7 @@
           <w:color w:val="000000"/>
           <w:kern w:val="0"/>
           <w:lang w:eastAsia="es-ES"/>
-          <ns2:ligatures ns2:val="none"/>
+          <w14:ligatures w14:val="none"/>
         </w:rPr>
         <w:t/>
       </w:r>
@@ -1622,7 +1511,7 @@
           <w:color w:val="000000"/>
           <w:kern w:val="0"/>
           <w:lang w:eastAsia="es-ES"/>
-          <ns2:ligatures ns2:val="none"/>
+          <w14:ligatures w14:val="none"/>
         </w:rPr>
         <w:t xml:space="preserve"/>
       </w:r>
@@ -1632,7 +1521,7 @@
           <w:color w:val="000000"/>
           <w:kern w:val="0"/>
           <w:lang w:eastAsia="es-ES"/>
-          <ns2:ligatures ns2:val="none"/>
+          <w14:ligatures w14:val="none"/>
         </w:rPr>
         <w:t xml:space="preserve"/>
       </w:r>
@@ -1642,7 +1531,7 @@
           <w:color w:val="000000"/>
           <w:kern w:val="0"/>
           <w:lang w:eastAsia="es-ES"/>
-          <ns2:ligatures ns2:val="none"/>
+          <w14:ligatures w14:val="none"/>
         </w:rPr>
         <w:t/>
       </w:r>
@@ -1652,7 +1541,7 @@
           <w:color w:val="000000"/>
           <w:kern w:val="0"/>
           <w:lang w:eastAsia="es-ES"/>
-          <ns2:ligatures ns2:val="none"/>
+          <w14:ligatures w14:val="none"/>
         </w:rPr>
         <w:t xml:space="preserve"/>
       </w:r>
@@ -1662,7 +1551,7 @@
           <w:color w:val="000000"/>
           <w:kern w:val="0"/>
           <w:lang w:eastAsia="es-ES"/>
-          <ns2:ligatures ns2:val="none"/>
+          <w14:ligatures w14:val="none"/>
         </w:rPr>
         <w:t/>
       </w:r>
@@ -1672,7 +1561,7 @@
           <w:color w:val="000000"/>
           <w:kern w:val="0"/>
           <w:lang w:eastAsia="es-ES"/>
-          <ns2:ligatures ns2:val="none"/>
+          <w14:ligatures w14:val="none"/>
         </w:rPr>
         <w:t/>
       </w:r>
@@ -1682,12 +1571,12 @@
           <w:color w:val="000000"/>
           <w:kern w:val="0"/>
           <w:lang w:eastAsia="es-ES"/>
-          <ns2:ligatures ns2:val="none"/>
+          <w14:ligatures w14:val="none"/>
         </w:rPr>
         <w:t xml:space="preserve"/>
       </w:r>
     </w:p>
-    <w:p ns2:paraId="6173E75F" ns2:textId="77777777">
+    <w:p>
       <w:pPr>
         <w:pStyle w:val="Prrafodelista"/>
         <w:spacing w:after="0" w:line="240" w:lineRule="auto"/>
@@ -1698,11 +1587,11 @@
           <w:color w:val="000000"/>
           <w:kern w:val="0"/>
           <w:lang w:eastAsia="es-ES"/>
-          <ns2:ligatures ns2:val="none"/>
-        </w:rPr>
-      </w:pPr>
-    </w:p>
-    <w:p ns2:paraId="5D6309DA" ns2:textId="1D550FE0">
+          <w14:ligatures w14:val="none"/>
+        </w:rPr>
+      </w:pPr>
+    </w:p>
+    <w:p>
       <w:pPr>
         <w:pStyle w:val="Prrafodelista"/>
         <w:numPr>
@@ -1720,16 +1609,16 @@
           <w:color w:val="000000"/>
           <w:kern w:val="0"/>
           <w:lang w:eastAsia="es-ES"/>
-          <ns2:ligatures ns2:val="none"/>
-        </w:rPr>
-      </w:pPr>
-      <w:r>
-        <w:rPr>
-          <w:rFonts w:ascii="Arial Narrow" w:eastAsia="Times New Roman" w:hAnsi="Arial Narrow" w:cs="Arial"/>
-          <w:color w:val="000000"/>
-          <w:kern w:val="0"/>
-          <w:lang w:eastAsia="es-ES"/>
-          <ns2:ligatures ns2:val="none"/>
+          <w14:ligatures w14:val="none"/>
+        </w:rPr>
+      </w:pPr>
+      <w:r>
+        <w:rPr>
+          <w:rFonts w:ascii="Arial Narrow" w:eastAsia="Times New Roman" w:hAnsi="Arial Narrow" w:cs="Arial"/>
+          <w:color w:val="000000"/>
+          <w:kern w:val="0"/>
+          <w:lang w:eastAsia="es-ES"/>
+          <w14:ligatures w14:val="none"/>
         </w:rPr>
         <w:t xml:space="preserve">El 26 de mayo de 2025, Mapfre había rechazado su solicitud de indemnización, señalando que el trámite administrativo quedaba cerrado invocando el artículo 6 de las condiciones generales del contrato, debido a que el causante [APELLIDO] ya no mantenía relación laboral con Framsa, al haber finalizado dicha relación el 1 de junio de 2024; lo que era un error, ya que continuó laborando bajo otra modalidad para la misma empresa.</w:t>
       </w:r>
@@ -1739,7 +1628,7 @@
           <w:color w:val="000000"/>
           <w:kern w:val="0"/>
           <w:lang w:val="es-ES" w:eastAsia="es-ES"/>
-          <ns2:ligatures ns2:val="none"/>
+          <w14:ligatures w14:val="none"/>
         </w:rPr>
         <w:t/>
       </w:r>
@@ -1749,7 +1638,7 @@
           <w:color w:val="000000"/>
           <w:kern w:val="0"/>
           <w:lang w:eastAsia="es-ES"/>
-          <ns2:ligatures ns2:val="none"/>
+          <w14:ligatures w14:val="none"/>
         </w:rPr>
         <w:t xml:space="preserve"/>
       </w:r>
@@ -1759,7 +1648,7 @@
           <w:color w:val="000000"/>
           <w:kern w:val="0"/>
           <w:lang w:eastAsia="es-ES"/>
-          <ns2:ligatures ns2:val="none"/>
+          <w14:ligatures w14:val="none"/>
         </w:rPr>
         <w:t xml:space="preserve"/>
       </w:r>
@@ -1769,7 +1658,7 @@
           <w:color w:val="000000"/>
           <w:kern w:val="0"/>
           <w:lang w:eastAsia="es-ES"/>
-          <ns2:ligatures ns2:val="none"/>
+          <w14:ligatures w14:val="none"/>
         </w:rPr>
         <w:t/>
       </w:r>
@@ -1779,7 +1668,7 @@
           <w:color w:val="000000"/>
           <w:kern w:val="0"/>
           <w:lang w:eastAsia="es-ES"/>
-          <ns2:ligatures ns2:val="none"/>
+          <w14:ligatures w14:val="none"/>
         </w:rPr>
         <w:t xml:space="preserve"/>
       </w:r>
@@ -1789,7 +1678,7 @@
           <w:color w:val="000000"/>
           <w:kern w:val="0"/>
           <w:lang w:eastAsia="es-ES"/>
-          <ns2:ligatures ns2:val="none"/>
+          <w14:ligatures w14:val="none"/>
         </w:rPr>
         <w:t xml:space="preserve"/>
       </w:r>
@@ -1799,7 +1688,7 @@
           <w:color w:val="000000"/>
           <w:kern w:val="0"/>
           <w:lang w:eastAsia="es-ES"/>
-          <ns2:ligatures ns2:val="none"/>
+          <w14:ligatures w14:val="none"/>
         </w:rPr>
         <w:t xml:space="preserve"/>
       </w:r>
@@ -1809,7 +1698,7 @@
           <w:color w:val="000000"/>
           <w:kern w:val="0"/>
           <w:lang w:eastAsia="es-ES"/>
-          <ns2:ligatures ns2:val="none"/>
+          <w14:ligatures w14:val="none"/>
         </w:rPr>
         <w:t/>
       </w:r>
@@ -1819,7 +1708,7 @@
           <w:color w:val="000000"/>
           <w:kern w:val="0"/>
           <w:lang w:eastAsia="es-ES"/>
-          <ns2:ligatures ns2:val="none"/>
+          <w14:ligatures w14:val="none"/>
         </w:rPr>
         <w:t/>
       </w:r>
@@ -1829,7 +1718,7 @@
           <w:color w:val="000000"/>
           <w:kern w:val="0"/>
           <w:lang w:eastAsia="es-ES"/>
-          <ns2:ligatures ns2:val="none"/>
+          <w14:ligatures w14:val="none"/>
         </w:rPr>
         <w:t xml:space="preserve"/>
       </w:r>
@@ -1839,7 +1728,7 @@
           <w:color w:val="000000"/>
           <w:kern w:val="0"/>
           <w:lang w:eastAsia="es-ES"/>
-          <ns2:ligatures ns2:val="none"/>
+          <w14:ligatures w14:val="none"/>
         </w:rPr>
         <w:t xml:space="preserve"/>
       </w:r>
@@ -1849,7 +1738,7 @@
           <w:color w:val="000000"/>
           <w:kern w:val="0"/>
           <w:lang w:eastAsia="es-ES"/>
-          <ns2:ligatures ns2:val="none"/>
+          <w14:ligatures w14:val="none"/>
         </w:rPr>
         <w:t xml:space="preserve"/>
       </w:r>
@@ -1859,7 +1748,7 @@
           <w:color w:val="000000"/>
           <w:kern w:val="0"/>
           <w:lang w:eastAsia="es-ES"/>
-          <ns2:ligatures ns2:val="none"/>
+          <w14:ligatures w14:val="none"/>
         </w:rPr>
         <w:t xml:space="preserve"/>
       </w:r>
@@ -1869,7 +1758,7 @@
           <w:color w:val="000000"/>
           <w:kern w:val="0"/>
           <w:lang w:eastAsia="es-ES"/>
-          <ns2:ligatures ns2:val="none"/>
+          <w14:ligatures w14:val="none"/>
         </w:rPr>
         <w:t xml:space="preserve"/>
       </w:r>
@@ -1879,7 +1768,7 @@
           <w:color w:val="000000"/>
           <w:kern w:val="0"/>
           <w:lang w:eastAsia="es-ES"/>
-          <ns2:ligatures ns2:val="none"/>
+          <w14:ligatures w14:val="none"/>
         </w:rPr>
         <w:t/>
       </w:r>
@@ -1889,7 +1778,7 @@
           <w:color w:val="000000"/>
           <w:kern w:val="0"/>
           <w:lang w:eastAsia="es-ES"/>
-          <ns2:ligatures ns2:val="none"/>
+          <w14:ligatures w14:val="none"/>
         </w:rPr>
         <w:t xml:space="preserve"/>
       </w:r>
@@ -1900,7 +1789,7 @@
           <w:color w:val="000000"/>
           <w:kern w:val="0"/>
           <w:lang w:eastAsia="es-ES"/>
-          <ns2:ligatures ns2:val="none"/>
+          <w14:ligatures w14:val="none"/>
         </w:rPr>
         <w:t/>
       </w:r>
@@ -1911,7 +1800,7 @@
           <w:color w:val="000000"/>
           <w:kern w:val="0"/>
           <w:lang w:eastAsia="es-ES"/>
-          <ns2:ligatures ns2:val="none"/>
+          <w14:ligatures w14:val="none"/>
         </w:rPr>
         <w:t/>
       </w:r>
@@ -1921,7 +1810,7 @@
           <w:color w:val="000000"/>
           <w:kern w:val="0"/>
           <w:lang w:eastAsia="es-ES"/>
-          <ns2:ligatures ns2:val="none"/>
+          <w14:ligatures w14:val="none"/>
         </w:rPr>
         <w:t/>
       </w:r>
@@ -1931,12 +1820,12 @@
           <w:color w:val="000000"/>
           <w:kern w:val="0"/>
           <w:lang w:eastAsia="es-ES"/>
-          <ns2:ligatures ns2:val="none"/>
+          <w14:ligatures w14:val="none"/>
         </w:rPr>
         <w:t xml:space="preserve"/>
       </w:r>
     </w:p>
-    <w:p ns2:paraId="33E14FF7" ns2:textId="77777777">
+    <w:p>
       <w:pPr>
         <w:tabs>
           <w:tab w:val="left" w:pos="1134"/>
@@ -1948,11 +1837,11 @@
           <w:color w:val="000000"/>
           <w:kern w:val="0"/>
           <w:lang w:eastAsia="es-ES"/>
-          <ns2:ligatures ns2:val="none"/>
-        </w:rPr>
-      </w:pPr>
-    </w:p>
-    <w:p ns2:paraId="65C58807" ns2:textId="764F53D6">
+          <w14:ligatures w14:val="none"/>
+        </w:rPr>
+      </w:pPr>
+    </w:p>
+    <w:p>
       <w:pPr>
         <w:numPr>
           <w:ilvl w:val="1"/>
@@ -1970,7 +1859,7 @@
           <w:color w:val="000000"/>
           <w:kern w:val="0"/>
           <w:lang w:val="es-ES" w:eastAsia="es-ES"/>
-          <ns2:ligatures ns2:val="none"/>
+          <w14:ligatures w14:val="none"/>
         </w:rPr>
       </w:pPr>
       <w:r>
@@ -1979,7 +1868,7 @@
           <w:color w:val="000000"/>
           <w:kern w:val="0"/>
           <w:lang w:val="es-ES" w:eastAsia="es-ES"/>
-          <ns2:ligatures ns2:val="none"/>
+          <w14:ligatures w14:val="none"/>
         </w:rPr>
         <w:t xml:space="preserve">La [APELLIDO] solicitó, en calidad de medida correctiva, que Mapfre cumpla con otorgar el pago de la indemnización del Seguro de Vida.</w:t>
       </w:r>
@@ -1987,7 +1876,7 @@
         <w:rPr>
           <w:rFonts w:ascii="Arial Narrow" w:eastAsia="Calibri" w:hAnsi="Arial Narrow" w:cs="Arial"/>
           <w:kern w:val="0"/>
-          <ns2:ligatures ns2:val="none"/>
+          <w14:ligatures w14:val="none"/>
         </w:rPr>
         <w:t xml:space="preserve"/>
       </w:r>
@@ -1997,7 +1886,7 @@
           <w:color w:val="000000"/>
           <w:kern w:val="0"/>
           <w:lang w:val="es-ES" w:eastAsia="es-ES"/>
-          <ns2:ligatures ns2:val="none"/>
+          <w14:ligatures w14:val="none"/>
         </w:rPr>
         <w:t xml:space="preserve"/>
       </w:r>
@@ -2007,7 +1896,7 @@
           <w:color w:val="000000"/>
           <w:kern w:val="0"/>
           <w:lang w:val="es-ES" w:eastAsia="es-ES"/>
-          <ns2:ligatures ns2:val="none"/>
+          <w14:ligatures w14:val="none"/>
         </w:rPr>
         <w:t xml:space="preserve"/>
       </w:r>
@@ -2017,7 +1906,7 @@
           <w:color w:val="000000"/>
           <w:kern w:val="0"/>
           <w:lang w:val="es-ES" w:eastAsia="es-ES"/>
-          <ns2:ligatures ns2:val="none"/>
+          <w14:ligatures w14:val="none"/>
         </w:rPr>
         <w:t xml:space="preserve"/>
       </w:r>
@@ -2027,7 +1916,7 @@
           <w:color w:val="000000"/>
           <w:kern w:val="0"/>
           <w:lang w:val="es-ES" w:eastAsia="es-ES"/>
-          <ns2:ligatures ns2:val="none"/>
+          <w14:ligatures w14:val="none"/>
         </w:rPr>
         <w:t xml:space="preserve"/>
       </w:r>
@@ -2037,7 +1926,7 @@
           <w:color w:val="000000"/>
           <w:kern w:val="0"/>
           <w:lang w:val="es-ES" w:eastAsia="es-ES"/>
-          <ns2:ligatures ns2:val="none"/>
+          <w14:ligatures w14:val="none"/>
         </w:rPr>
         <w:t/>
       </w:r>
@@ -2047,7 +1936,7 @@
           <w:color w:val="000000"/>
           <w:kern w:val="0"/>
           <w:lang w:val="es-ES" w:eastAsia="es-ES"/>
-          <ns2:ligatures ns2:val="none"/>
+          <w14:ligatures w14:val="none"/>
         </w:rPr>
         <w:t/>
       </w:r>
@@ -2057,12 +1946,12 @@
           <w:color w:val="000000"/>
           <w:kern w:val="0"/>
           <w:lang w:val="es-ES" w:eastAsia="es-ES"/>
-          <ns2:ligatures ns2:val="none"/>
+          <w14:ligatures w14:val="none"/>
         </w:rPr>
         <w:t/>
       </w:r>
     </w:p>
-    <w:p ns2:paraId="66005174" ns2:textId="77777777">
+    <w:p>
       <w:pPr>
         <w:spacing w:after="0" w:line="240" w:lineRule="auto"/>
         <w:contextualSpacing/>
@@ -2073,11 +1962,11 @@
           <w:color w:val="000000"/>
           <w:kern w:val="0"/>
           <w:lang w:eastAsia="es-PE"/>
-          <ns2:ligatures ns2:val="none"/>
-        </w:rPr>
-      </w:pPr>
-    </w:p>
-    <w:p ns2:paraId="3541B1F9" ns2:textId="77777777">
+          <w14:ligatures w14:val="none"/>
+        </w:rPr>
+      </w:pPr>
+    </w:p>
+    <w:p>
       <w:pPr>
         <w:pStyle w:val="Prrafodelista"/>
         <w:numPr>
@@ -2097,22 +1986,22 @@
           <w:color w:val="000000"/>
           <w:kern w:val="0"/>
           <w:lang w:eastAsia="es-PE"/>
-          <ns2:ligatures ns2:val="none"/>
-        </w:rPr>
-      </w:pPr>
-      <w:r>
-        <w:rPr>
-          <w:rFonts w:ascii="Arial Narrow" w:eastAsia="Arial Narrow" w:hAnsi="Arial Narrow" w:cs="Arial Narrow"/>
-          <w:b/>
-          <w:color w:val="000000"/>
-          <w:kern w:val="0"/>
-          <w:lang w:eastAsia="es-PE"/>
-          <ns2:ligatures ns2:val="none"/>
+          <w14:ligatures w14:val="none"/>
+        </w:rPr>
+      </w:pPr>
+      <w:r>
+        <w:rPr>
+          <w:rFonts w:ascii="Arial Narrow" w:eastAsia="Arial Narrow" w:hAnsi="Arial Narrow" w:cs="Arial Narrow"/>
+          <w:b/>
+          <w:color w:val="000000"/>
+          <w:kern w:val="0"/>
+          <w:lang w:eastAsia="es-PE"/>
+          <w14:ligatures w14:val="none"/>
         </w:rPr>
         <w:t>DE LA ADMISIÓN A TRÁMITE DE LA DENUNCIA</w:t>
       </w:r>
     </w:p>
-    <w:p ns2:paraId="34556756" ns2:textId="77777777">
+    <w:p>
       <w:pPr>
         <w:spacing w:after="0" w:line="240" w:lineRule="auto"/>
         <w:ind w:left="567"/>
@@ -2124,11 +2013,11 @@
           <w:color w:val="000000"/>
           <w:kern w:val="0"/>
           <w:lang w:eastAsia="es-PE"/>
-          <ns2:ligatures ns2:val="none"/>
-        </w:rPr>
-      </w:pPr>
-    </w:p>
-    <w:p ns2:paraId="73AC2300" ns2:textId="4D41A3AA">
+          <w14:ligatures w14:val="none"/>
+        </w:rPr>
+      </w:pPr>
+    </w:p>
+    <w:p>
       <w:pPr>
         <w:pStyle w:val="Prrafodelista"/>
         <w:numPr>
@@ -2141,7 +2030,7 @@
         <w:rPr>
           <w:rFonts w:ascii="Arial Narrow" w:eastAsia="Arial Narrow" w:hAnsi="Arial Narrow" w:cs="Arial Narrow"/>
           <w:kern w:val="0"/>
-          <ns2:ligatures ns2:val="none"/>
+          <w14:ligatures w14:val="none"/>
         </w:rPr>
       </w:pPr>
       <w:bookmarkStart w:id="1" w:name="_Hlk140755208"/>
@@ -2153,7 +2042,7 @@
           <w:color w:val="000000"/>
           <w:kern w:val="0"/>
           <w:lang w:eastAsia="es-PE"/>
-          <ns2:ligatures ns2:val="none"/>
+          <w14:ligatures w14:val="none"/>
         </w:rPr>
         <w:lastRenderedPageBreak/>
         <w:t xml:space="preserve">La Secretaría </w:t>
@@ -2165,7 +2054,7 @@
         <w:rPr>
           <w:rFonts w:ascii="Arial Narrow" w:eastAsia="Arial Narrow" w:hAnsi="Arial Narrow" w:cs="Arial Narrow"/>
           <w:kern w:val="0"/>
-          <ns2:ligatures ns2:val="none"/>
+          <w14:ligatures w14:val="none"/>
         </w:rPr>
         <w:t xml:space="preserve">Técnica, en ejercicio de sus facultades, </w:t>
       </w:r>
@@ -2175,7 +2064,7 @@
           <w:color w:val="000000"/>
           <w:kern w:val="0"/>
           <w:lang w:eastAsia="es-PE"/>
-          <ns2:ligatures ns2:val="none"/>
+          <w14:ligatures w14:val="none"/>
         </w:rPr>
         <w:t xml:space="preserve">considera </w:t>
       </w:r>
@@ -2183,7 +2072,7 @@
         <w:rPr>
           <w:rFonts w:ascii="Arial Narrow" w:eastAsia="Arial Narrow" w:hAnsi="Arial Narrow" w:cs="Arial Narrow"/>
           <w:kern w:val="0"/>
-          <ns2:ligatures ns2:val="none"/>
+          <w14:ligatures w14:val="none"/>
         </w:rPr>
         <w:t xml:space="preserve">que el hecho denunciado, consistente en que </w:t>
       </w:r>
@@ -2191,7 +2080,7 @@
         <w:rPr>
           <w:rFonts w:ascii="Arial Narrow" w:eastAsia="Arial Narrow" w:hAnsi="Arial Narrow" w:cs="Arial Narrow"/>
           <w:kern w:val="0"/>
-          <ns2:ligatures ns2:val="none"/>
+          <w14:ligatures w14:val="none"/>
         </w:rPr>
         <w:t xml:space="preserve">la compañía aseguradora se habría negado injustificadamente a otorgar a la denunciante la cobertura del Seguro de Vida - de la Póliza </w:t>
       </w:r>
@@ -2200,7 +2089,7 @@
         <w:rPr>
           <w:rFonts w:ascii="Arial Narrow" w:eastAsia="Arial Narrow" w:hAnsi="Arial Narrow" w:cs="Arial Narrow"/>
           <w:kern w:val="0"/>
-          <ns2:ligatures ns2:val="none"/>
+          <w14:ligatures w14:val="none"/>
         </w:rPr>
         <w:t/>
       </w:r>
@@ -2209,7 +2098,7 @@
         <w:rPr>
           <w:rFonts w:ascii="Arial Narrow" w:eastAsia="Arial Narrow" w:hAnsi="Arial Narrow" w:cs="Arial Narrow"/>
           <w:kern w:val="0"/>
-          <ns2:ligatures ns2:val="none"/>
+          <w14:ligatures w14:val="none"/>
         </w:rPr>
         <w:t xml:space="preserve"> 610221016376 por el fallecimiento de su hijo el 27 de julio de 2024</w:t>
       </w:r>
@@ -2217,7 +2106,7 @@
         <w:rPr>
           <w:rFonts w:ascii="Arial Narrow" w:eastAsia="Arial Narrow" w:hAnsi="Arial Narrow" w:cs="Arial Narrow"/>
           <w:kern w:val="0"/>
-          <ns2:ligatures ns2:val="none"/>
+          <w14:ligatures w14:val="none"/>
         </w:rPr>
         <w:t>; involucraría una presunta afectación a sus expectativas, quien no habría encontrado una correspondencia entre lo que esperaba recibir de parte del proveedor y lo que realmente recibió. Por consiguiente, corresponde calificar el hecho materia de denuncia como una presunta infracción al deber de idoneidad, tipificado en los artículos 18</w:t>
       </w:r>
@@ -2227,7 +2116,7 @@
           <w:color w:val="000000"/>
           <w:kern w:val="0"/>
           <w:lang w:eastAsia="es-PE"/>
-          <ns2:ligatures ns2:val="none"/>
+          <w14:ligatures w14:val="none"/>
         </w:rPr>
         <w:t/>
       </w:r>
@@ -2235,7 +2124,7 @@
         <w:rPr>
           <w:rFonts w:ascii="Arial Narrow" w:eastAsia="Arial Narrow" w:hAnsi="Arial Narrow" w:cs="Arial Narrow"/>
           <w:kern w:val="0"/>
-          <ns2:ligatures ns2:val="none"/>
+          <w14:ligatures w14:val="none"/>
         </w:rPr>
         <w:t xml:space="preserve"> y 19</w:t>
       </w:r>
@@ -2245,7 +2134,7 @@
           <w:color w:val="000000"/>
           <w:kern w:val="0"/>
           <w:lang w:eastAsia="es-PE"/>
-          <ns2:ligatures ns2:val="none"/>
+          <w14:ligatures w14:val="none"/>
         </w:rPr>
         <w:t/>
       </w:r>
@@ -2253,7 +2142,7 @@
         <w:rPr>
           <w:rFonts w:ascii="Arial Narrow" w:eastAsia="Arial Narrow" w:hAnsi="Arial Narrow" w:cs="Arial Narrow"/>
           <w:kern w:val="0"/>
-          <ns2:ligatures ns2:val="none"/>
+          <w14:ligatures w14:val="none"/>
         </w:rPr>
         <w:t xml:space="preserve"> del Código</w:t>
       </w:r>
@@ -2269,12 +2158,12 @@
         <w:rPr>
           <w:rFonts w:ascii="Arial Narrow" w:eastAsia="Arial Narrow" w:hAnsi="Arial Narrow" w:cs="Arial Narrow"/>
           <w:kern w:val="0"/>
-          <ns2:ligatures ns2:val="none"/>
+          <w14:ligatures w14:val="none"/>
         </w:rPr>
         <w:t>.</w:t>
       </w:r>
     </w:p>
-    <w:p ns2:paraId="432038D6" ns2:textId="0A9F6D75">
+    <w:p>
       <w:pPr>
         <w:pStyle w:val="Prrafodelista"/>
         <w:spacing w:after="0" w:line="240" w:lineRule="auto"/>
@@ -2284,11 +2173,11 @@
           <w:rFonts w:ascii="Arial Narrow" w:eastAsia="Calibri" w:hAnsi="Arial Narrow" w:cs="Arial Narrow"/>
           <w:kern w:val="0"/>
           <w:lang w:eastAsia="es-PE"/>
-          <ns2:ligatures ns2:val="none"/>
-        </w:rPr>
-      </w:pPr>
-    </w:p>
-    <w:p ns2:paraId="463134E5" ns2:textId="77777777">
+          <w14:ligatures w14:val="none"/>
+        </w:rPr>
+      </w:pPr>
+    </w:p>
+    <w:p>
       <w:pPr>
         <w:pStyle w:val="Prrafodelista"/>
         <w:numPr>
@@ -2302,7 +2191,7 @@
           <w:rFonts w:ascii="Arial Narrow" w:eastAsia="Calibri" w:hAnsi="Arial Narrow" w:cs="Arial Narrow"/>
           <w:kern w:val="0"/>
           <w:lang w:eastAsia="es-PE"/>
-          <ns2:ligatures ns2:val="none"/>
+          <w14:ligatures w14:val="none"/>
         </w:rPr>
       </w:pPr>
       <w:r>
@@ -2311,7 +2200,7 @@
           <w:color w:val="000000"/>
           <w:kern w:val="0"/>
           <w:lang w:eastAsia="es-PE"/>
-          <ns2:ligatures ns2:val="none"/>
+          <w14:ligatures w14:val="none"/>
         </w:rPr>
         <w:t>En tanto la denuncia reúne los requisitos establecidos por la norma citada, corresponde admitirla a trámite</w:t>
       </w:r>
@@ -2321,7 +2210,7 @@
           <w:rFonts w:ascii="Arial Narrow" w:eastAsia="Arial Narrow" w:hAnsi="Arial Narrow" w:cs="Arial Narrow"/>
           <w:kern w:val="0"/>
           <w:vertAlign w:val="superscript"/>
-          <ns2:ligatures ns2:val="none"/>
+          <w14:ligatures w14:val="none"/>
         </w:rPr>
         <w:footnoteReference w:id="4"/>
       </w:r>
@@ -2331,12 +2220,12 @@
           <w:color w:val="000000"/>
           <w:kern w:val="0"/>
           <w:lang w:eastAsia="es-PE"/>
-          <ns2:ligatures ns2:val="none"/>
+          <w14:ligatures w14:val="none"/>
         </w:rPr>
         <w:t>.</w:t>
       </w:r>
     </w:p>
-    <w:p ns2:paraId="68C71625" ns2:textId="77777777">
+    <w:p>
       <w:pPr>
         <w:spacing w:after="0" w:line="240" w:lineRule="auto"/>
         <w:ind w:left="567"/>
@@ -2347,11 +2236,11 @@
           <w:color w:val="000000"/>
           <w:kern w:val="0"/>
           <w:lang w:eastAsia="es-PE"/>
-          <ns2:ligatures ns2:val="none"/>
-        </w:rPr>
-      </w:pPr>
-    </w:p>
-    <w:p ns2:paraId="38A98B4B" ns2:textId="77777777">
+          <w14:ligatures w14:val="none"/>
+        </w:rPr>
+      </w:pPr>
+    </w:p>
+    <w:p>
       <w:pPr>
         <w:pStyle w:val="Prrafodelista"/>
         <w:numPr>
@@ -2371,17 +2260,17 @@
           <w:color w:val="000000"/>
           <w:kern w:val="0"/>
           <w:lang w:eastAsia="es-PE"/>
-          <ns2:ligatures ns2:val="none"/>
-        </w:rPr>
-      </w:pPr>
-      <w:r>
-        <w:rPr>
-          <w:rFonts w:ascii="Arial Narrow" w:eastAsia="Arial Narrow" w:hAnsi="Arial Narrow" w:cs="Arial Narrow"/>
-          <w:b/>
-          <w:color w:val="000000"/>
-          <w:kern w:val="0"/>
-          <w:lang w:eastAsia="es-PE"/>
-          <ns2:ligatures ns2:val="none"/>
+          <w14:ligatures w14:val="none"/>
+        </w:rPr>
+      </w:pPr>
+      <w:r>
+        <w:rPr>
+          <w:rFonts w:ascii="Arial Narrow" w:eastAsia="Arial Narrow" w:hAnsi="Arial Narrow" w:cs="Arial Narrow"/>
+          <w:b/>
+          <w:color w:val="000000"/>
+          <w:kern w:val="0"/>
+          <w:lang w:eastAsia="es-PE"/>
+          <w14:ligatures w14:val="none"/>
         </w:rPr>
         <w:t>REQUERIMIENTO DE INFORMACI</w:t>
       </w:r>
@@ -2392,7 +2281,7 @@
           <w:color w:val="000000"/>
           <w:kern w:val="0"/>
           <w:lang w:eastAsia="es-PE"/>
-          <ns2:ligatures ns2:val="none"/>
+          <w14:ligatures w14:val="none"/>
         </w:rPr>
         <w:t>Ó</w:t>
       </w:r>
@@ -2403,12 +2292,12 @@
           <w:color w:val="000000"/>
           <w:kern w:val="0"/>
           <w:lang w:eastAsia="es-PE"/>
-          <ns2:ligatures ns2:val="none"/>
+          <w14:ligatures w14:val="none"/>
         </w:rPr>
         <w:t>N</w:t>
       </w:r>
     </w:p>
-    <w:p ns2:paraId="5B518DC4" ns2:textId="77777777">
+    <w:p>
       <w:pPr>
         <w:spacing w:after="0" w:line="240" w:lineRule="auto"/>
         <w:jc w:val="both"/>
@@ -2417,11 +2306,11 @@
           <w:color w:val="000000"/>
           <w:kern w:val="0"/>
           <w:lang w:val="es-ES" w:eastAsia="es-ES"/>
-          <ns2:ligatures ns2:val="none"/>
-        </w:rPr>
-      </w:pPr>
-    </w:p>
-    <w:p ns2:paraId="62B88A04" ns2:textId="5C2788DB">
+          <w14:ligatures w14:val="none"/>
+        </w:rPr>
+      </w:pPr>
+    </w:p>
+    <w:p>
       <w:pPr>
         <w:pStyle w:val="Prrafodelista"/>
         <w:numPr>
@@ -2436,7 +2325,7 @@
           <w:color w:val="000000"/>
           <w:kern w:val="0"/>
           <w:lang w:val="es-ES" w:eastAsia="es-ES"/>
-          <ns2:ligatures ns2:val="none"/>
+          <w14:ligatures w14:val="none"/>
         </w:rPr>
       </w:pPr>
       <w:r>
@@ -2445,7 +2334,7 @@
           <w:color w:val="000000"/>
           <w:kern w:val="0"/>
           <w:lang w:val="es-ES" w:eastAsia="es-ES"/>
-          <ns2:ligatures ns2:val="none"/>
+          <w14:ligatures w14:val="none"/>
         </w:rPr>
         <w:t xml:space="preserve">A efectos de tener mayores elementos que sirvan para la resolución definitiva del presente caso, la Secretaría Técnica, en ejercicio de las </w:t>
       </w:r>
@@ -2455,7 +2344,7 @@
           <w:color w:val="000000"/>
           <w:kern w:val="0"/>
           <w:lang w:val="es-ES" w:eastAsia="es-ES"/>
-          <ns2:ligatures ns2:val="none"/>
+          <w14:ligatures w14:val="none"/>
         </w:rPr>
         <w:t xml:space="preserve">facultades que la ley le confiere, conviene requerir </w:t>
       </w:r>
@@ -2465,7 +2354,7 @@
           <w:color w:val="000000"/>
           <w:kern w:val="0"/>
           <w:lang w:val="es-ES" w:eastAsia="es-ES"/>
-          <ns2:ligatures ns2:val="none"/>
+          <w14:ligatures w14:val="none"/>
         </w:rPr>
         <w:t>a la compañía aseguradora</w:t>
       </w:r>
@@ -2475,7 +2364,7 @@
           <w:color w:val="000000"/>
           <w:kern w:val="0"/>
           <w:lang w:val="es-ES" w:eastAsia="es-ES"/>
-          <ns2:ligatures ns2:val="none"/>
+          <w14:ligatures w14:val="none"/>
         </w:rPr>
         <w:t xml:space="preserve">, en un plazo no mayor de cinco (5) </w:t>
       </w:r>
@@ -2485,7 +2374,7 @@
           <w:color w:val="000000"/>
           <w:kern w:val="0"/>
           <w:lang w:val="es-ES" w:eastAsia="es-ES"/>
-          <ns2:ligatures ns2:val="none"/>
+          <w14:ligatures w14:val="none"/>
         </w:rPr>
         <w:t xml:space="preserve">días hábiles contado a partir del día siguiente de la notificación de la presente resolución, cumpla con lo siguiente: </w:t>
       </w:r>
@@ -2495,7 +2384,7 @@
           <w:color w:val="000000"/>
           <w:kern w:val="0"/>
           <w:lang w:val="es-ES" w:eastAsia="es-ES"/>
-          <ns2:ligatures ns2:val="none"/>
+          <w14:ligatures w14:val="none"/>
         </w:rPr>
         <w:t xml:space="preserve">(i) presentar una copia completa, legible y debidamente suscrita de la Póliza </w:t>
       </w:r>
@@ -2506,7 +2395,7 @@
           <w:color w:val="000000"/>
           <w:kern w:val="0"/>
           <w:lang w:val="es-ES" w:eastAsia="es-ES"/>
-          <ns2:ligatures ns2:val="none"/>
+          <w14:ligatures w14:val="none"/>
         </w:rPr>
         <w:t/>
       </w:r>
@@ -2517,7 +2406,7 @@
           <w:color w:val="000000"/>
           <w:kern w:val="0"/>
           <w:lang w:val="es-ES" w:eastAsia="es-ES"/>
-          <ns2:ligatures ns2:val="none"/>
+          <w14:ligatures w14:val="none"/>
         </w:rPr>
         <w:t xml:space="preserve"> 610221016376 del Seguro de Vida; (</w:t>
       </w:r>
@@ -2528,7 +2417,7 @@
           <w:color w:val="000000"/>
           <w:kern w:val="0"/>
           <w:lang w:val="es-ES" w:eastAsia="es-ES"/>
-          <ns2:ligatures ns2:val="none"/>
+          <w14:ligatures w14:val="none"/>
         </w:rPr>
         <w:t>ii</w:t>
       </w:r>
@@ -2539,7 +2428,7 @@
           <w:color w:val="000000"/>
           <w:kern w:val="0"/>
           <w:lang w:val="es-ES" w:eastAsia="es-ES"/>
-          <ns2:ligatures ns2:val="none"/>
+          <w14:ligatures w14:val="none"/>
         </w:rPr>
         <w:t>) presentar los medios probatorios que acrediten que el rechazo fue justificado; y, (</w:t>
       </w:r>
@@ -2550,7 +2439,7 @@
           <w:color w:val="000000"/>
           <w:kern w:val="0"/>
           <w:lang w:val="es-ES" w:eastAsia="es-ES"/>
-          <ns2:ligatures ns2:val="none"/>
+          <w14:ligatures w14:val="none"/>
         </w:rPr>
         <w:t>iii</w:t>
       </w:r>
@@ -2561,7 +2450,7 @@
           <w:color w:val="000000"/>
           <w:kern w:val="0"/>
           <w:lang w:val="es-ES" w:eastAsia="es-ES"/>
-          <ns2:ligatures ns2:val="none"/>
+          <w14:ligatures w14:val="none"/>
         </w:rPr>
         <w:t>) presentar todas las comunicaciones cursadas con la parte denunciante en virtud del hecho materia de denuncia</w:t>
       </w:r>
@@ -2571,7 +2460,7 @@
           <w:color w:val="000000"/>
           <w:kern w:val="0"/>
           <w:lang w:val="es-ES" w:eastAsia="es-ES"/>
-          <ns2:ligatures ns2:val="none"/>
+          <w14:ligatures w14:val="none"/>
         </w:rPr>
         <w:t>.</w:t>
       </w:r>
@@ -2581,12 +2470,12 @@
           <w:color w:val="000000"/>
           <w:kern w:val="0"/>
           <w:lang w:eastAsia="es-ES"/>
-          <ns2:ligatures ns2:val="none"/>
+          <w14:ligatures w14:val="none"/>
         </w:rPr>
         <w:t xml:space="preserve"> </w:t>
       </w:r>
     </w:p>
-    <w:p ns2:paraId="5C93B848" ns2:textId="77777777">
+    <w:p>
       <w:pPr>
         <w:pStyle w:val="Prrafodelista"/>
         <w:spacing w:after="0" w:line="240" w:lineRule="auto"/>
@@ -2597,11 +2486,11 @@
           <w:color w:val="000000"/>
           <w:kern w:val="0"/>
           <w:lang w:val="es-ES" w:eastAsia="es-ES"/>
-          <ns2:ligatures ns2:val="none"/>
-        </w:rPr>
-      </w:pPr>
-    </w:p>
-    <w:p ns2:paraId="2A119386" ns2:textId="77777777">
+          <w14:ligatures w14:val="none"/>
+        </w:rPr>
+      </w:pPr>
+    </w:p>
+    <w:p>
       <w:pPr>
         <w:pStyle w:val="Prrafodelista"/>
         <w:numPr>
@@ -2621,36 +2510,36 @@
           <w:color w:val="000000"/>
           <w:kern w:val="0"/>
           <w:lang w:eastAsia="es-PE"/>
-          <ns2:ligatures ns2:val="none"/>
-        </w:rPr>
-      </w:pPr>
-      <w:r>
-        <w:rPr>
-          <w:rFonts w:ascii="Arial Narrow" w:eastAsia="Arial Narrow" w:hAnsi="Arial Narrow" w:cs="Arial Narrow"/>
-          <w:b/>
-          <w:color w:val="000000"/>
-          <w:kern w:val="0"/>
-          <w:lang w:eastAsia="es-PE"/>
-          <ns2:ligatures ns2:val="none"/>
+          <w14:ligatures w14:val="none"/>
+        </w:rPr>
+      </w:pPr>
+      <w:r>
+        <w:rPr>
+          <w:rFonts w:ascii="Arial Narrow" w:eastAsia="Arial Narrow" w:hAnsi="Arial Narrow" w:cs="Arial Narrow"/>
+          <w:b/>
+          <w:color w:val="000000"/>
+          <w:kern w:val="0"/>
+          <w:lang w:eastAsia="es-PE"/>
+          <w14:ligatures w14:val="none"/>
         </w:rPr>
         <w:t xml:space="preserve">RESOLUCIÓN DE LA SECRETARÍA TÉCNICA </w:t>
       </w:r>
     </w:p>
-    <w:p ns2:paraId="7F554EB2" ns2:textId="77777777">
-      <w:pPr>
-        <w:spacing w:after="0" w:line="240" w:lineRule="auto"/>
-        <w:jc w:val="both"/>
-        <w:rPr>
-          <w:rFonts w:ascii="Arial Narrow" w:eastAsia="Arial Narrow" w:hAnsi="Arial Narrow" w:cs="Arial Narrow"/>
-          <w:b/>
-          <w:color w:val="000000"/>
-          <w:kern w:val="0"/>
-          <w:lang w:eastAsia="es-PE"/>
-          <ns2:ligatures ns2:val="none"/>
-        </w:rPr>
-      </w:pPr>
-    </w:p>
-    <w:p ns2:paraId="3F390163" ns2:textId="2DDEEFD9">
+    <w:p>
+      <w:pPr>
+        <w:spacing w:after="0" w:line="240" w:lineRule="auto"/>
+        <w:jc w:val="both"/>
+        <w:rPr>
+          <w:rFonts w:ascii="Arial Narrow" w:eastAsia="Arial Narrow" w:hAnsi="Arial Narrow" w:cs="Arial Narrow"/>
+          <w:b/>
+          <w:color w:val="000000"/>
+          <w:kern w:val="0"/>
+          <w:lang w:eastAsia="es-PE"/>
+          <w14:ligatures w14:val="none"/>
+        </w:rPr>
+      </w:pPr>
+    </w:p>
+    <w:p>
       <w:pPr>
         <w:spacing w:after="0" w:line="240" w:lineRule="auto"/>
         <w:jc w:val="both"/>
@@ -2659,17 +2548,17 @@
           <w:kern w:val="0"/>
           <w:shd w:val="clear" w:color="auto" w:fill="FFFFFF"/>
           <w:lang w:eastAsia="es-PE"/>
-          <ns2:ligatures ns2:val="none"/>
-        </w:rPr>
-      </w:pPr>
-      <w:r>
-        <w:rPr>
-          <w:rFonts w:ascii="Arial Narrow" w:eastAsia="Arial Narrow" w:hAnsi="Arial Narrow" w:cs="Arial Narrow"/>
-          <w:b/>
-          <w:color w:val="000000"/>
-          <w:kern w:val="0"/>
-          <w:lang w:eastAsia="es-PE"/>
-          <ns2:ligatures ns2:val="none"/>
+          <w14:ligatures w14:val="none"/>
+        </w:rPr>
+      </w:pPr>
+      <w:r>
+        <w:rPr>
+          <w:rFonts w:ascii="Arial Narrow" w:eastAsia="Arial Narrow" w:hAnsi="Arial Narrow" w:cs="Arial Narrow"/>
+          <w:b/>
+          <w:color w:val="000000"/>
+          <w:kern w:val="0"/>
+          <w:lang w:eastAsia="es-PE"/>
+          <w14:ligatures w14:val="none"/>
         </w:rPr>
         <w:t xml:space="preserve">PRIMERO: admitir a trámite la denuncia del 21 de julio de 2025 interpuesta por la [DENUNCIANTE] contra Mapfre Perú Compañía de Seguros y Reaseguros S.A., por la presunta infracción a los artículos 18 y 19 de la Ley 29571, Código de Protección y Defensa del Consumidor, en tanto la compañía aseguradora se habría negado injustificadamente a otorgar a la denunciante la cobertura del Seguro de Vida - de la Póliza 610221016376 por el fallecimiento de su hijo el 27 de julio de 2024.</w:t>
       </w:r>
@@ -2680,7 +2569,7 @@
           <w:kern w:val="0"/>
           <w:shd w:val="clear" w:color="auto" w:fill="FFFFFF"/>
           <w:lang w:eastAsia="es-PE"/>
-          <ns2:ligatures ns2:val="none"/>
+          <w14:ligatures w14:val="none"/>
         </w:rPr>
         <w:t xml:space="preserve"/>
       </w:r>
@@ -2691,7 +2580,7 @@
           <w:kern w:val="0"/>
           <w:shd w:val="clear" w:color="auto" w:fill="FFFFFF"/>
           <w:lang w:eastAsia="es-PE"/>
-          <ns2:ligatures ns2:val="none"/>
+          <w14:ligatures w14:val="none"/>
         </w:rPr>
         <w:t xml:space="preserve"/>
       </w:r>
@@ -2701,7 +2590,7 @@
           <w:color w:val="000000"/>
           <w:kern w:val="0"/>
           <w:lang w:val="es-ES" w:eastAsia="es-ES"/>
-          <ns2:ligatures ns2:val="none"/>
+          <w14:ligatures w14:val="none"/>
         </w:rPr>
         <w:t/>
       </w:r>
@@ -2709,7 +2598,7 @@
         <w:rPr>
           <w:rFonts w:ascii="Arial Narrow" w:eastAsia="Calibri" w:hAnsi="Arial Narrow" w:cs="Arial"/>
           <w:kern w:val="0"/>
-          <ns2:ligatures ns2:val="none"/>
+          <w14:ligatures w14:val="none"/>
         </w:rPr>
         <w:t xml:space="preserve"/>
       </w:r>
@@ -2720,7 +2609,7 @@
           <w:kern w:val="0"/>
           <w:shd w:val="clear" w:color="auto" w:fill="FFFFFF"/>
           <w:lang w:eastAsia="es-PE"/>
-          <ns2:ligatures ns2:val="none"/>
+          <w14:ligatures w14:val="none"/>
         </w:rPr>
         <w:t xml:space="preserve"/>
       </w:r>
@@ -2731,7 +2620,7 @@
           <w:kern w:val="0"/>
           <w:shd w:val="clear" w:color="auto" w:fill="FFFFFF"/>
           <w:lang w:eastAsia="es-PE"/>
-          <ns2:ligatures ns2:val="none"/>
+          <w14:ligatures w14:val="none"/>
         </w:rPr>
         <w:t xml:space="preserve"/>
       </w:r>
@@ -2741,7 +2630,7 @@
           <w:bCs/>
           <w:spacing w:val="-3"/>
           <w:kern w:val="0"/>
-          <ns2:ligatures ns2:val="none"/>
+          <w14:ligatures w14:val="none"/>
         </w:rPr>
         <w:t xml:space="preserve"/>
       </w:r>
@@ -2752,7 +2641,7 @@
           <w:bCs/>
           <w:spacing w:val="-3"/>
           <w:kern w:val="0"/>
-          <ns2:ligatures ns2:val="none"/>
+          <w14:ligatures w14:val="none"/>
         </w:rPr>
         <w:t/>
       </w:r>
@@ -2763,7 +2652,7 @@
           <w:bCs/>
           <w:spacing w:val="-3"/>
           <w:kern w:val="0"/>
-          <ns2:ligatures ns2:val="none"/>
+          <w14:ligatures w14:val="none"/>
         </w:rPr>
         <w:t xml:space="preserve"/>
       </w:r>
@@ -2773,7 +2662,7 @@
           <w:bCs/>
           <w:spacing w:val="-3"/>
           <w:kern w:val="0"/>
-          <ns2:ligatures ns2:val="none"/>
+          <w14:ligatures w14:val="none"/>
         </w:rPr>
         <w:t/>
       </w:r>
@@ -2783,7 +2672,7 @@
           <w:bCs/>
           <w:spacing w:val="-3"/>
           <w:kern w:val="0"/>
-          <ns2:ligatures ns2:val="none"/>
+          <w14:ligatures w14:val="none"/>
         </w:rPr>
         <w:t xml:space="preserve"/>
       </w:r>
@@ -2794,7 +2683,7 @@
           <w:kern w:val="0"/>
           <w:shd w:val="clear" w:color="auto" w:fill="FFFFFF"/>
           <w:lang w:eastAsia="es-PE"/>
-          <ns2:ligatures ns2:val="none"/>
+          <w14:ligatures w14:val="none"/>
         </w:rPr>
         <w:t xml:space="preserve"/>
       </w:r>
@@ -2812,7 +2701,7 @@
           <w:kern w:val="0"/>
           <w:shd w:val="clear" w:color="auto" w:fill="FFFFFF"/>
           <w:lang w:eastAsia="es-PE"/>
-          <ns2:ligatures ns2:val="none"/>
+          <w14:ligatures w14:val="none"/>
         </w:rPr>
         <w:t xml:space="preserve"/>
       </w:r>
@@ -2823,7 +2712,7 @@
           <w:kern w:val="0"/>
           <w:shd w:val="clear" w:color="auto" w:fill="FFFFFF"/>
           <w:lang w:eastAsia="es-PE"/>
-          <ns2:ligatures ns2:val="none"/>
+          <w14:ligatures w14:val="none"/>
         </w:rPr>
         <w:t/>
       </w:r>
@@ -2834,7 +2723,7 @@
           <w:kern w:val="0"/>
           <w:shd w:val="clear" w:color="auto" w:fill="FFFFFF"/>
           <w:lang w:eastAsia="es-PE"/>
-          <ns2:ligatures ns2:val="none"/>
+          <w14:ligatures w14:val="none"/>
         </w:rPr>
         <w:t/>
       </w:r>
@@ -2844,7 +2733,7 @@
           <w:color w:val="000000"/>
           <w:kern w:val="0"/>
           <w:lang w:eastAsia="es-PE"/>
-          <ns2:ligatures ns2:val="none"/>
+          <w14:ligatures w14:val="none"/>
         </w:rPr>
         <w:t/>
       </w:r>
@@ -2854,7 +2743,7 @@
           <w:kern w:val="0"/>
           <w:shd w:val="clear" w:color="auto" w:fill="FFFFFF"/>
           <w:lang w:eastAsia="es-PE"/>
-          <ns2:ligatures ns2:val="none"/>
+          <w14:ligatures w14:val="none"/>
         </w:rPr>
         <w:t xml:space="preserve"/>
       </w:r>
@@ -2863,7 +2752,7 @@
           <w:rFonts w:ascii="Arial Narrow" w:eastAsia="Calibri" w:hAnsi="Arial Narrow" w:cs="Arial Narrow"/>
           <w:kern w:val="0"/>
           <w:lang w:eastAsia="es-PE"/>
-          <ns2:ligatures ns2:val="none"/>
+          <w14:ligatures w14:val="none"/>
         </w:rPr>
         <w:t xml:space="preserve"/>
       </w:r>
@@ -2873,7 +2762,7 @@
           <w:kern w:val="0"/>
           <w:shd w:val="clear" w:color="auto" w:fill="FFFFFF"/>
           <w:lang w:eastAsia="es-PE"/>
-          <ns2:ligatures ns2:val="none"/>
+          <w14:ligatures w14:val="none"/>
         </w:rPr>
         <w:t xml:space="preserve"/>
       </w:r>
@@ -2881,7 +2770,7 @@
         <w:rPr>
           <w:rFonts w:ascii="Arial Narrow" w:eastAsia="Arial Narrow" w:hAnsi="Arial Narrow" w:cs="Arial Narrow"/>
           <w:kern w:val="0"/>
-          <ns2:ligatures ns2:val="none"/>
+          <w14:ligatures w14:val="none"/>
         </w:rPr>
         <w:t xml:space="preserve"/>
       </w:r>
@@ -2891,7 +2780,7 @@
           <w:kern w:val="0"/>
           <w:shd w:val="clear" w:color="auto" w:fill="FFFFFF"/>
           <w:lang w:eastAsia="es-PE"/>
-          <ns2:ligatures ns2:val="none"/>
+          <w14:ligatures w14:val="none"/>
         </w:rPr>
         <w:t xml:space="preserve"/>
       </w:r>
@@ -2901,7 +2790,7 @@
           <w:kern w:val="0"/>
           <w:shd w:val="clear" w:color="auto" w:fill="FFFFFF"/>
           <w:lang w:eastAsia="es-PE"/>
-          <ns2:ligatures ns2:val="none"/>
+          <w14:ligatures w14:val="none"/>
         </w:rPr>
         <w:t/>
       </w:r>
@@ -2911,7 +2800,7 @@
           <w:kern w:val="0"/>
           <w:shd w:val="clear" w:color="auto" w:fill="FFFFFF"/>
           <w:lang w:eastAsia="es-PE"/>
-          <ns2:ligatures ns2:val="none"/>
+          <w14:ligatures w14:val="none"/>
         </w:rPr>
         <w:t xml:space="preserve"/>
       </w:r>
@@ -2921,7 +2810,7 @@
           <w:kern w:val="0"/>
           <w:shd w:val="clear" w:color="auto" w:fill="FFFFFF"/>
           <w:lang w:eastAsia="es-PE"/>
-          <ns2:ligatures ns2:val="none"/>
+          <w14:ligatures w14:val="none"/>
         </w:rPr>
         <w:t/>
       </w:r>
@@ -2931,7 +2820,7 @@
           <w:kern w:val="0"/>
           <w:shd w:val="clear" w:color="auto" w:fill="FFFFFF"/>
           <w:lang w:eastAsia="es-PE"/>
-          <ns2:ligatures ns2:val="none"/>
+          <w14:ligatures w14:val="none"/>
         </w:rPr>
         <w:t/>
       </w:r>
@@ -2941,7 +2830,7 @@
           <w:kern w:val="0"/>
           <w:shd w:val="clear" w:color="auto" w:fill="FFFFFF"/>
           <w:lang w:eastAsia="es-PE"/>
-          <ns2:ligatures ns2:val="none"/>
+          <w14:ligatures w14:val="none"/>
         </w:rPr>
         <w:t xml:space="preserve"/>
       </w:r>
@@ -2949,7 +2838,7 @@
         <w:rPr>
           <w:rFonts w:ascii="Arial Narrow" w:eastAsia="Arial Narrow" w:hAnsi="Arial Narrow" w:cs="Arial Narrow"/>
           <w:kern w:val="0"/>
-          <ns2:ligatures ns2:val="none"/>
+          <w14:ligatures w14:val="none"/>
         </w:rPr>
         <w:t xml:space="preserve"/>
       </w:r>
@@ -2957,7 +2846,7 @@
         <w:rPr>
           <w:rFonts w:ascii="Arial Narrow" w:eastAsia="Arial Narrow" w:hAnsi="Arial Narrow" w:cs="Arial Narrow"/>
           <w:kern w:val="0"/>
-          <ns2:ligatures ns2:val="none"/>
+          <w14:ligatures w14:val="none"/>
         </w:rPr>
         <w:t xml:space="preserve"/>
       </w:r>
@@ -2967,7 +2856,7 @@
           <w:color w:val="000000"/>
           <w:kern w:val="0"/>
           <w:lang w:eastAsia="es-ES"/>
-          <ns2:ligatures ns2:val="none"/>
+          <w14:ligatures w14:val="none"/>
         </w:rPr>
         <w:t xml:space="preserve"/>
       </w:r>
@@ -2977,7 +2866,7 @@
           <w:color w:val="000000"/>
           <w:kern w:val="0"/>
           <w:lang w:eastAsia="es-ES"/>
-          <ns2:ligatures ns2:val="none"/>
+          <w14:ligatures w14:val="none"/>
         </w:rPr>
         <w:t xml:space="preserve"/>
       </w:r>
@@ -2985,7 +2874,7 @@
         <w:rPr>
           <w:rFonts w:ascii="Arial Narrow" w:eastAsia="Arial Narrow" w:hAnsi="Arial Narrow" w:cs="Arial Narrow"/>
           <w:kern w:val="0"/>
-          <ns2:ligatures ns2:val="none"/>
+          <w14:ligatures w14:val="none"/>
         </w:rPr>
         <w:t xml:space="preserve"/>
       </w:r>
@@ -2995,7 +2884,7 @@
           <w:color w:val="000000"/>
           <w:kern w:val="0"/>
           <w:lang w:eastAsia="es-ES"/>
-          <ns2:ligatures ns2:val="none"/>
+          <w14:ligatures w14:val="none"/>
         </w:rPr>
         <w:t xml:space="preserve"/>
       </w:r>
@@ -3003,7 +2892,7 @@
         <w:rPr>
           <w:rFonts w:ascii="Arial Narrow" w:eastAsia="Arial Narrow" w:hAnsi="Arial Narrow" w:cs="Arial Narrow"/>
           <w:kern w:val="0"/>
-          <ns2:ligatures ns2:val="none"/>
+          <w14:ligatures w14:val="none"/>
         </w:rPr>
         <w:t xml:space="preserve"/>
       </w:r>
@@ -3011,7 +2900,7 @@
         <w:rPr>
           <w:rFonts w:ascii="Arial Narrow" w:eastAsia="Arial Narrow" w:hAnsi="Arial Narrow" w:cs="Arial Narrow"/>
           <w:kern w:val="0"/>
-          <ns2:ligatures ns2:val="none"/>
+          <w14:ligatures w14:val="none"/>
         </w:rPr>
         <w:t/>
       </w:r>
@@ -3019,7 +2908,7 @@
         <w:rPr>
           <w:rFonts w:ascii="Arial Narrow" w:eastAsia="Arial Narrow" w:hAnsi="Arial Narrow" w:cs="Arial Narrow"/>
           <w:kern w:val="0"/>
-          <ns2:ligatures ns2:val="none"/>
+          <w14:ligatures w14:val="none"/>
         </w:rPr>
         <w:t xml:space="preserve"/>
       </w:r>
@@ -3029,7 +2918,7 @@
           <w:color w:val="000000"/>
           <w:kern w:val="0"/>
           <w:lang w:eastAsia="es-ES"/>
-          <ns2:ligatures ns2:val="none"/>
+          <w14:ligatures w14:val="none"/>
         </w:rPr>
         <w:t/>
       </w:r>
@@ -3039,23 +2928,23 @@
           <w:kern w:val="0"/>
           <w:shd w:val="clear" w:color="auto" w:fill="FFFFFF"/>
           <w:lang w:eastAsia="es-PE"/>
-          <ns2:ligatures ns2:val="none"/>
+          <w14:ligatures w14:val="none"/>
         </w:rPr>
         <w:t/>
       </w:r>
     </w:p>
-    <w:p ns2:paraId="042B3F54" ns2:textId="777BBF33">
-      <w:pPr>
-        <w:spacing w:after="0" w:line="240" w:lineRule="auto"/>
-        <w:jc w:val="both"/>
-        <w:rPr>
-          <w:rFonts w:ascii="Arial Narrow" w:eastAsia="Arial Narrow" w:hAnsi="Arial Narrow" w:cs="Arial Narrow"/>
-          <w:kern w:val="0"/>
-          <ns2:ligatures ns2:val="none"/>
-        </w:rPr>
-      </w:pPr>
-    </w:p>
-    <w:p ns2:paraId="0A292C9F" ns2:textId="036B09C1">
+    <w:p>
+      <w:pPr>
+        <w:spacing w:after="0" w:line="240" w:lineRule="auto"/>
+        <w:jc w:val="both"/>
+        <w:rPr>
+          <w:rFonts w:ascii="Arial Narrow" w:eastAsia="Arial Narrow" w:hAnsi="Arial Narrow" w:cs="Arial Narrow"/>
+          <w:kern w:val="0"/>
+          <w14:ligatures w14:val="none"/>
+        </w:rPr>
+      </w:pPr>
+    </w:p>
+    <w:p>
       <w:pPr>
         <w:spacing w:line="240" w:lineRule="auto"/>
         <w:contextualSpacing/>
@@ -3063,17 +2952,17 @@
         <w:rPr>
           <w:rFonts w:ascii="Arial Narrow" w:eastAsia="Calibri" w:hAnsi="Arial Narrow" w:cs="Arial"/>
           <w:kern w:val="0"/>
-          <ns2:ligatures ns2:val="none"/>
-        </w:rPr>
-      </w:pPr>
-      <w:r>
-        <w:rPr>
-          <w:rFonts w:ascii="Arial Narrow" w:eastAsia="Arial Narrow" w:hAnsi="Arial Narrow" w:cs="Arial Narrow"/>
-          <w:b/>
-          <w:color w:val="000000"/>
-          <w:kern w:val="0"/>
-          <w:lang w:eastAsia="es-PE"/>
-          <ns2:ligatures ns2:val="none"/>
+          <w14:ligatures w14:val="none"/>
+        </w:rPr>
+      </w:pPr>
+      <w:r>
+        <w:rPr>
+          <w:rFonts w:ascii="Arial Narrow" w:eastAsia="Arial Narrow" w:hAnsi="Arial Narrow" w:cs="Arial Narrow"/>
+          <w:b/>
+          <w:color w:val="000000"/>
+          <w:kern w:val="0"/>
+          <w:lang w:eastAsia="es-PE"/>
+          <w14:ligatures w14:val="none"/>
         </w:rPr>
         <w:t>SEGUNDO:</w:t>
       </w:r>
@@ -3083,7 +2972,7 @@
           <w:color w:val="000000"/>
           <w:kern w:val="0"/>
           <w:lang w:eastAsia="es-PE"/>
-          <ns2:ligatures ns2:val="none"/>
+          <w14:ligatures w14:val="none"/>
         </w:rPr>
         <w:t xml:space="preserve"> tener por ofrecidos los medios probatorios presentados en el escrito de denuncia </w:t>
       </w:r>
@@ -3093,7 +2982,7 @@
           <w:color w:val="000000"/>
           <w:kern w:val="0"/>
           <w:lang w:val="es-ES" w:eastAsia="es-ES"/>
-          <ns2:ligatures ns2:val="none"/>
+          <w14:ligatures w14:val="none"/>
         </w:rPr>
         <w:t xml:space="preserve">del </w:t>
       </w:r>
@@ -3103,7 +2992,7 @@
           <w:color w:val="000000"/>
           <w:kern w:val="0"/>
           <w:lang w:val="es-ES" w:eastAsia="es-ES"/>
-          <ns2:ligatures ns2:val="none"/>
+          <w14:ligatures w14:val="none"/>
         </w:rPr>
         <w:t>21 de julio de 2025</w:t>
       </w:r>
@@ -3111,12 +3000,12 @@
         <w:rPr>
           <w:rFonts w:ascii="Arial Narrow" w:eastAsia="Calibri" w:hAnsi="Arial Narrow" w:cs="Arial"/>
           <w:kern w:val="0"/>
-          <ns2:ligatures ns2:val="none"/>
+          <w14:ligatures w14:val="none"/>
         </w:rPr>
         <w:t>.</w:t>
       </w:r>
     </w:p>
-    <w:p ns2:paraId="68A17E97" ns2:textId="77777777">
+    <w:p>
       <w:pPr>
         <w:spacing w:line="240" w:lineRule="auto"/>
         <w:contextualSpacing/>
@@ -3126,30 +3015,30 @@
           <w:color w:val="000000"/>
           <w:kern w:val="0"/>
           <w:lang w:eastAsia="es-PE"/>
-          <ns2:ligatures ns2:val="none"/>
-        </w:rPr>
-      </w:pPr>
-    </w:p>
-    <w:p ns2:paraId="168254DA" ns2:textId="7B436FFD">
-      <w:pPr>
-        <w:spacing w:after="0" w:line="240" w:lineRule="auto"/>
-        <w:jc w:val="both"/>
-        <w:rPr>
-          <w:rFonts w:ascii="Arial Narrow" w:eastAsia="Arial Narrow" w:hAnsi="Arial Narrow" w:cs="Arial Narrow"/>
-          <w:color w:val="000000"/>
-          <w:kern w:val="0"/>
-          <w:lang w:eastAsia="es-PE"/>
-          <ns2:ligatures ns2:val="none"/>
-        </w:rPr>
-      </w:pPr>
-      <w:r>
-        <w:rPr>
-          <w:rFonts w:ascii="Arial Narrow" w:eastAsia="Arial Narrow" w:hAnsi="Arial Narrow" w:cs="Arial Narrow"/>
-          <w:b/>
-          <w:color w:val="000000"/>
-          <w:kern w:val="0"/>
-          <w:lang w:eastAsia="es-PE"/>
-          <ns2:ligatures ns2:val="none"/>
+          <w14:ligatures w14:val="none"/>
+        </w:rPr>
+      </w:pPr>
+    </w:p>
+    <w:p>
+      <w:pPr>
+        <w:spacing w:after="0" w:line="240" w:lineRule="auto"/>
+        <w:jc w:val="both"/>
+        <w:rPr>
+          <w:rFonts w:ascii="Arial Narrow" w:eastAsia="Arial Narrow" w:hAnsi="Arial Narrow" w:cs="Arial Narrow"/>
+          <w:color w:val="000000"/>
+          <w:kern w:val="0"/>
+          <w:lang w:eastAsia="es-PE"/>
+          <w14:ligatures w14:val="none"/>
+        </w:rPr>
+      </w:pPr>
+      <w:r>
+        <w:rPr>
+          <w:rFonts w:ascii="Arial Narrow" w:eastAsia="Arial Narrow" w:hAnsi="Arial Narrow" w:cs="Arial Narrow"/>
+          <w:b/>
+          <w:color w:val="000000"/>
+          <w:kern w:val="0"/>
+          <w:lang w:eastAsia="es-PE"/>
+          <w14:ligatures w14:val="none"/>
         </w:rPr>
         <w:t xml:space="preserve">TERCERO: </w:t>
       </w:r>
@@ -3159,7 +3048,7 @@
           <w:color w:val="000000"/>
           <w:kern w:val="0"/>
           <w:lang w:eastAsia="es-PE"/>
-          <ns2:ligatures ns2:val="none"/>
+          <w14:ligatures w14:val="none"/>
         </w:rPr>
         <w:t xml:space="preserve">requerir a </w:t>
       </w:r>
@@ -3176,12 +3065,12 @@
           <w:color w:val="000000"/>
           <w:kern w:val="0"/>
           <w:lang w:eastAsia="es-PE"/>
-          <ns2:ligatures ns2:val="none"/>
+          <w14:ligatures w14:val="none"/>
         </w:rPr>
         <w:t>que cumpla con lo siguiente:</w:t>
       </w:r>
     </w:p>
-    <w:p ns2:paraId="20FDFB8D" ns2:textId="77777777">
+    <w:p>
       <w:pPr>
         <w:spacing w:after="0" w:line="240" w:lineRule="auto"/>
         <w:jc w:val="both"/>
@@ -3190,11 +3079,11 @@
           <w:color w:val="000000"/>
           <w:kern w:val="0"/>
           <w:lang w:eastAsia="es-PE"/>
-          <ns2:ligatures ns2:val="none"/>
-        </w:rPr>
-      </w:pPr>
-    </w:p>
-    <w:p ns2:paraId="4AA80738" ns2:textId="77777777">
+          <w14:ligatures w14:val="none"/>
+        </w:rPr>
+      </w:pPr>
+    </w:p>
+    <w:p>
       <w:pPr>
         <w:numPr>
           <w:ilvl w:val="0"/>
@@ -3208,22 +3097,22 @@
           <w:color w:val="000000"/>
           <w:kern w:val="0"/>
           <w:lang w:eastAsia="es-PE"/>
-          <ns2:ligatures ns2:val="none"/>
-        </w:rPr>
-      </w:pPr>
-      <w:r>
-        <w:rPr>
-          <w:rFonts w:ascii="Arial Narrow" w:eastAsia="Arial Narrow" w:hAnsi="Arial Narrow" w:cs="Arial Narrow"/>
-          <w:color w:val="000000"/>
-          <w:kern w:val="0"/>
-          <w:lang w:eastAsia="es-PE"/>
-          <ns2:ligatures ns2:val="none"/>
+          <w14:ligatures w14:val="none"/>
+        </w:rPr>
+      </w:pPr>
+      <w:r>
+        <w:rPr>
+          <w:rFonts w:ascii="Arial Narrow" w:eastAsia="Arial Narrow" w:hAnsi="Arial Narrow" w:cs="Arial Narrow"/>
+          <w:color w:val="000000"/>
+          <w:kern w:val="0"/>
+          <w:lang w:eastAsia="es-PE"/>
+          <w14:ligatures w14:val="none"/>
         </w:rPr>
         <w:lastRenderedPageBreak/>
         <w:t>presentar documentos que acrediten su inscripción en los Registros Públicos o una declaración jurada que indique que cuenta con dicha inscripción;</w:t>
       </w:r>
     </w:p>
-    <w:p ns2:paraId="2B29D59F" ns2:textId="77777777">
+    <w:p>
       <w:pPr>
         <w:numPr>
           <w:ilvl w:val="0"/>
@@ -3237,21 +3126,21 @@
           <w:color w:val="000000"/>
           <w:kern w:val="0"/>
           <w:lang w:eastAsia="es-PE"/>
-          <ns2:ligatures ns2:val="none"/>
-        </w:rPr>
-      </w:pPr>
-      <w:r>
-        <w:rPr>
-          <w:rFonts w:ascii="Arial Narrow" w:eastAsia="Arial Narrow" w:hAnsi="Arial Narrow" w:cs="Arial Narrow"/>
-          <w:color w:val="000000"/>
-          <w:kern w:val="0"/>
-          <w:lang w:eastAsia="es-PE"/>
-          <ns2:ligatures ns2:val="none"/>
+          <w14:ligatures w14:val="none"/>
+        </w:rPr>
+      </w:pPr>
+      <w:r>
+        <w:rPr>
+          <w:rFonts w:ascii="Arial Narrow" w:eastAsia="Arial Narrow" w:hAnsi="Arial Narrow" w:cs="Arial Narrow"/>
+          <w:color w:val="000000"/>
+          <w:kern w:val="0"/>
+          <w:lang w:eastAsia="es-PE"/>
+          <w14:ligatures w14:val="none"/>
         </w:rPr>
         <w:t>presentar copia simple de las facultades de representación de su representante legal en el presente procedimiento o la declaración jurada que indique que cuenta con dichas facultades y que estas se encuentran vigentes;</w:t>
       </w:r>
     </w:p>
-    <w:p ns2:paraId="7EF50C46" ns2:textId="77777777">
+    <w:p>
       <w:pPr>
         <w:numPr>
           <w:ilvl w:val="0"/>
@@ -3265,21 +3154,21 @@
           <w:color w:val="000000"/>
           <w:kern w:val="0"/>
           <w:lang w:eastAsia="es-PE"/>
-          <ns2:ligatures ns2:val="none"/>
-        </w:rPr>
-      </w:pPr>
-      <w:r>
-        <w:rPr>
-          <w:rFonts w:ascii="Arial Narrow" w:eastAsia="Arial Narrow" w:hAnsi="Arial Narrow" w:cs="Arial Narrow"/>
-          <w:color w:val="000000"/>
-          <w:kern w:val="0"/>
-          <w:lang w:eastAsia="es-PE"/>
-          <ns2:ligatures ns2:val="none"/>
+          <w14:ligatures w14:val="none"/>
+        </w:rPr>
+      </w:pPr>
+      <w:r>
+        <w:rPr>
+          <w:rFonts w:ascii="Arial Narrow" w:eastAsia="Arial Narrow" w:hAnsi="Arial Narrow" w:cs="Arial Narrow"/>
+          <w:color w:val="000000"/>
+          <w:kern w:val="0"/>
+          <w:lang w:eastAsia="es-PE"/>
+          <w14:ligatures w14:val="none"/>
         </w:rPr>
         <w:t>consignar el Número de Registro Único de Contribuyentes (RUC); y,</w:t>
       </w:r>
     </w:p>
-    <w:p ns2:paraId="19E4DFA1" ns2:textId="77777777">
+    <w:p>
       <w:pPr>
         <w:numPr>
           <w:ilvl w:val="0"/>
@@ -3291,16 +3180,16 @@
         <w:rPr>
           <w:rFonts w:ascii="Arial Narrow" w:eastAsia="Calibri" w:hAnsi="Arial Narrow" w:cs="Arial"/>
           <w:kern w:val="0"/>
-          <ns2:ligatures ns2:val="none"/>
-        </w:rPr>
-      </w:pPr>
-      <w:r>
-        <w:rPr>
-          <w:rFonts w:ascii="Arial Narrow" w:eastAsia="Arial Narrow" w:hAnsi="Arial Narrow" w:cs="Arial Narrow"/>
-          <w:color w:val="000000"/>
-          <w:kern w:val="0"/>
-          <w:lang w:eastAsia="es-PE"/>
-          <ns2:ligatures ns2:val="none"/>
+          <w14:ligatures w14:val="none"/>
+        </w:rPr>
+      </w:pPr>
+      <w:r>
+        <w:rPr>
+          <w:rFonts w:ascii="Arial Narrow" w:eastAsia="Arial Narrow" w:hAnsi="Arial Narrow" w:cs="Arial Narrow"/>
+          <w:color w:val="000000"/>
+          <w:kern w:val="0"/>
+          <w:lang w:eastAsia="es-PE"/>
+          <w14:ligatures w14:val="none"/>
         </w:rPr>
         <w:t>fijar domicilio procesal para el procedimiento, de conformidad con el numeral 1 del artículo 442</w:t>
       </w:r>
@@ -3310,7 +3199,7 @@
           <w:color w:val="000000"/>
           <w:kern w:val="0"/>
           <w:lang w:eastAsia="es-PE"/>
-          <ns2:ligatures ns2:val="none"/>
+          <w14:ligatures w14:val="none"/>
         </w:rPr>
         <w:t/>
       </w:r>
@@ -3320,7 +3209,7 @@
           <w:color w:val="000000"/>
           <w:kern w:val="0"/>
           <w:lang w:eastAsia="es-PE"/>
-          <ns2:ligatures ns2:val="none"/>
+          <w14:ligatures w14:val="none"/>
         </w:rPr>
         <w:t xml:space="preserve"> del Código Procesal Civil. </w:t>
       </w:r>
@@ -3328,7 +3217,7 @@
         <w:rPr>
           <w:rFonts w:ascii="Arial Narrow" w:eastAsia="Calibri" w:hAnsi="Arial Narrow" w:cs="Arial"/>
           <w:kern w:val="0"/>
-          <ns2:ligatures ns2:val="none"/>
+          <w14:ligatures w14:val="none"/>
         </w:rPr>
         <w:t>Para ello podrá señalar domicilio físico o una dirección electrónica a la que pueda remitirse las notificaciones</w:t>
       </w:r>
@@ -3337,12 +3226,12 @@
           <w:rFonts w:ascii="Arial Narrow" w:eastAsia="Arial" w:hAnsi="Arial Narrow" w:cs="Arial"/>
           <w:kern w:val="0"/>
           <w:lang w:val="es"/>
-          <ns2:ligatures ns2:val="none"/>
+          <w14:ligatures w14:val="none"/>
         </w:rPr>
         <w:t>;</w:t>
       </w:r>
     </w:p>
-    <w:p ns2:paraId="7C63E340" ns2:textId="77777777">
+    <w:p>
       <w:pPr>
         <w:numPr>
           <w:ilvl w:val="0"/>
@@ -3354,14 +3243,14 @@
         <w:rPr>
           <w:rFonts w:ascii="Arial Narrow" w:eastAsia="Calibri" w:hAnsi="Arial Narrow" w:cs="Arial"/>
           <w:kern w:val="0"/>
-          <ns2:ligatures ns2:val="none"/>
+          <w14:ligatures w14:val="none"/>
         </w:rPr>
       </w:pPr>
       <w:r>
         <w:rPr>
           <w:rFonts w:ascii="Arial Narrow" w:eastAsia="Calibri" w:hAnsi="Arial Narrow" w:cs="Arial"/>
           <w:kern w:val="0"/>
-          <ns2:ligatures ns2:val="none"/>
+          <w14:ligatures w14:val="none"/>
         </w:rPr>
         <w:t>en caso califique como micro empresa o pequeña empresa, presentar los documentos que acrediten su volumen de ventas o ingresos brutos percibidos el año anterior relativo a todas sus actividades económicas y el número de trabajadores con el que cuenta</w:t>
       </w:r>
@@ -3371,7 +3260,7 @@
           <w:rFonts w:ascii="Arial Narrow" w:eastAsia="Calibri" w:hAnsi="Arial Narrow" w:cs="Arial"/>
           <w:kern w:val="0"/>
           <w:vertAlign w:val="superscript"/>
-          <ns2:ligatures ns2:val="none"/>
+          <w14:ligatures w14:val="none"/>
         </w:rPr>
         <w:footnoteReference w:id="5"/>
       </w:r>
@@ -3379,7 +3268,7 @@
         <w:rPr>
           <w:rFonts w:ascii="Arial Narrow" w:eastAsia="Calibri" w:hAnsi="Arial Narrow" w:cs="Arial"/>
           <w:kern w:val="0"/>
-          <ns2:ligatures ns2:val="none"/>
+          <w14:ligatures w14:val="none"/>
         </w:rPr>
         <w:t>. Ello, a fin de que la Comisión pueda meritar dicha documentación, conforme lo establece el artículo 110</w:t>
       </w:r>
@@ -3389,7 +3278,7 @@
           <w:color w:val="000000"/>
           <w:kern w:val="0"/>
           <w:lang w:eastAsia="es-PE"/>
-          <ns2:ligatures ns2:val="none"/>
+          <w14:ligatures w14:val="none"/>
         </w:rPr>
         <w:t/>
       </w:r>
@@ -3397,7 +3286,7 @@
         <w:rPr>
           <w:rFonts w:ascii="Arial Narrow" w:eastAsia="Calibri" w:hAnsi="Arial Narrow" w:cs="Arial"/>
           <w:kern w:val="0"/>
-          <ns2:ligatures ns2:val="none"/>
+          <w14:ligatures w14:val="none"/>
         </w:rPr>
         <w:t xml:space="preserve"> del </w:t>
       </w:r>
@@ -3406,7 +3295,7 @@
           <w:rFonts w:ascii="Arial Narrow" w:eastAsia="Calibri" w:hAnsi="Arial Narrow" w:cs="Arial"/>
           <w:spacing w:val="-2"/>
           <w:kern w:val="0"/>
-          <ns2:ligatures ns2:val="none"/>
+          <w14:ligatures w14:val="none"/>
         </w:rPr>
         <w:t>Código</w:t>
       </w:r>
@@ -3417,7 +3306,7 @@
           <w:spacing w:val="-2"/>
           <w:kern w:val="0"/>
           <w:vertAlign w:val="superscript"/>
-          <ns2:ligatures ns2:val="none"/>
+          <w14:ligatures w14:val="none"/>
         </w:rPr>
         <w:footnoteReference w:id="6"/>
       </w:r>
@@ -3426,12 +3315,12 @@
           <w:rFonts w:ascii="Arial Narrow" w:eastAsia="Calibri" w:hAnsi="Arial Narrow" w:cs="Arial"/>
           <w:spacing w:val="-2"/>
           <w:kern w:val="0"/>
-          <ns2:ligatures ns2:val="none"/>
+          <w14:ligatures w14:val="none"/>
         </w:rPr>
         <w:t>.</w:t>
       </w:r>
     </w:p>
-    <w:p ns2:paraId="1F11FE32" ns2:textId="77777777">
+    <w:p>
       <w:pPr>
         <w:spacing w:after="0" w:line="240" w:lineRule="auto"/>
         <w:ind w:left="567"/>
@@ -3441,20 +3330,20 @@
           <w:color w:val="000000"/>
           <w:kern w:val="0"/>
           <w:lang w:eastAsia="es-PE"/>
-          <ns2:ligatures ns2:val="none"/>
-        </w:rPr>
-      </w:pPr>
-    </w:p>
-    <w:p>
-      <w:pPr>
-        <w:spacing w:after="0" w:line="240" w:lineRule="auto"/>
-        <w:jc w:val="both"/>
-        <w:rPr>
-          <w:rFonts w:ascii="Arial Narrow" w:eastAsia="Arial Narrow" w:hAnsi="Arial Narrow" w:cs="Arial Narrow"/>
-          <w:color w:val="000000"/>
-          <w:kern w:val="0"/>
-          <w:lang w:eastAsia="es-PE"/>
-          <ns2:ligatures ns2:val="none"/>
+          <w14:ligatures w14:val="none"/>
+        </w:rPr>
+      </w:pPr>
+    </w:p>
+    <w:p>
+      <w:pPr>
+        <w:spacing w:after="0" w:line="240" w:lineRule="auto"/>
+        <w:jc w:val="both"/>
+        <w:rPr>
+          <w:rFonts w:ascii="Arial Narrow" w:eastAsia="Arial Narrow" w:hAnsi="Arial Narrow" w:cs="Arial Narrow"/>
+          <w:color w:val="000000"/>
+          <w:kern w:val="0"/>
+          <w:lang w:eastAsia="es-PE"/>
+          <w14:ligatures w14:val="none"/>
         </w:rPr>
       </w:pPr>
       <w:r>
@@ -3473,42 +3362,82 @@
           <w:sz w:val="20"/>
           <w:szCs w:val="20"/>
         </w:rPr>
-        <w:t xml:space="preserve">correr traslado de la presente resolución a Mapfre Perú Compañía de Seguros y Reaseguros S.A. para que, de conformidad con lo dispuesto por el artículo 26 de la Ley sobre Facultades, Normas y Organización del Indecopi, aprobada por Decreto Legislativo 807, presente sus descargos sobre la imputación de cargos realizada en un plazo no mayor a cinco (5) días hábiles contado a partir del día siguiente de la notificación de la presente resolución, vencido el cual, el Secretario Técnico declarará en rebeldía al denunciado que no lo hubiera presentado. Debe precisarse que de conformidad con lo establecido por el artículo 223 del Texto Único Ordenado de la Ley 27444, Ley del Procedimiento Administrativo General, las alegaciones y los hechos relevantes de la reclamación, salvo que hayan sido específicamente negadas en la contestación, se tendrán por aceptadas o merituadas como ciertas.</w:t>
-      </w:r>
-    </w:p>
-    <w:p ns2:paraId="228F876C" ns2:textId="77777777">
-      <w:pPr>
-        <w:spacing w:after="0" w:line="240" w:lineRule="auto"/>
-        <w:jc w:val="both"/>
-        <w:rPr>
-          <w:rFonts w:ascii="Arial Narrow" w:eastAsia="Arial Narrow" w:hAnsi="Arial Narrow" w:cs="Arial Narrow"/>
-          <w:color w:val="000000"/>
-          <w:kern w:val="0"/>
-          <w:lang w:eastAsia="es-PE"/>
-          <ns2:ligatures ns2:val="none"/>
-        </w:rPr>
-      </w:pPr>
-    </w:p>
-    <w:p ns2:paraId="774AFBA5" ns2:textId="57729DCA">
-      <w:pPr>
-        <w:spacing w:after="0" w:line="240" w:lineRule="auto"/>
-        <w:jc w:val="both"/>
-        <w:rPr>
-          <w:rFonts w:ascii="Arial Narrow" w:eastAsia="Times New Roman" w:hAnsi="Arial Narrow" w:cs="Arial"/>
-          <w:color w:val="000000"/>
-          <w:kern w:val="0"/>
+        <w:t xml:space="preserve">correr traslado de la presente resolución a Mapfre Perú Compañía de Seguros y Reaseguros S.A. para que, de conformidad con lo dispuesto por el artículo 26 de la Ley sobre Facultades, Normas y Organización del Indecopi, aprobada por Decreto Legislativo 807</w:t>
+      </w:r>
+      <w:r>
+        <w:rPr>
+          <w:rStyle w:val="Refdenotaalpie"/>
+          <w:rFonts w:ascii="Arial Narrow" w:eastAsia="Times New Roman" w:hAnsi="Arial Narrow" w:cs="Times New Roman"/>
+          <w:color w:val="000000"/>
+          <w:kern w:val="0"/>
+          <w:vertAlign w:val="superscript"/>
           <w:lang w:val="es-ES" w:eastAsia="es-ES"/>
-          <ns2:ligatures ns2:val="none"/>
-        </w:rPr>
-      </w:pPr>
-      <w:r>
-        <w:rPr>
-          <w:rFonts w:ascii="Arial Narrow" w:eastAsia="Arial Narrow" w:hAnsi="Arial Narrow" w:cs="Arial Narrow"/>
-          <w:b/>
-          <w:color w:val="000000"/>
-          <w:kern w:val="0"/>
-          <w:lang w:eastAsia="es-PE"/>
-          <ns2:ligatures ns2:val="none"/>
+          <w14:ligatures w14:val="none"/>
+        </w:rPr>
+        <w:footnoteReference w:id="12"/>
+      </w:r>
+      <w:r>
+        <w:rPr>
+          <w:rFonts w:ascii="Arial Narrow" w:hAnsi="Arial Narrow" w:cs="Arial Narrow"/>
+          <w:sz w:val="20"/>
+          <w:szCs w:val="20"/>
+        </w:rPr>
+        <w:t xml:space="preserve">, presente sus descargos sobre la imputación de cargos realizada en un plazo no mayor a cinco (5) días hábiles contado a partir del día siguiente de la notificación de la presente resolución, vencido el cual, el Secretario Técnico declarará en rebeldía al denunciado que no lo hubiera presentado. Debe precisarse que de conformidad con lo establecido por el artículo 223 del Texto Único Ordenado de la Ley 27444, Ley del Procedimiento Administrativo General</w:t>
+      </w:r>
+      <w:r>
+        <w:rPr>
+          <w:rStyle w:val="Refdenotaalpie"/>
+          <w:rFonts w:ascii="Arial Narrow" w:eastAsia="Times New Roman" w:hAnsi="Arial Narrow" w:cs="Times New Roman"/>
+          <w:color w:val="000000"/>
+          <w:kern w:val="0"/>
+          <w:vertAlign w:val="superscript"/>
+          <w:lang w:val="es-ES" w:eastAsia="es-ES"/>
+          <w14:ligatures w14:val="none"/>
+        </w:rPr>
+        <w:footnoteReference w:id="13"/>
+      </w:r>
+      <w:r>
+        <w:rPr>
+          <w:rFonts w:ascii="Arial Narrow" w:hAnsi="Arial Narrow" w:cs="Arial Narrow"/>
+          <w:sz w:val="20"/>
+          <w:szCs w:val="20"/>
+        </w:rPr>
+        <w:t xml:space="preserve">, las alegaciones y los hechos relevantes de la reclamación, salvo que hayan sido específicamente negadas en la contestación, se tendrán por aceptadas o merituadas como ciertas.</w:t>
+      </w:r>
+    </w:p>
+    <w:p>
+      <w:pPr>
+        <w:spacing w:after="0" w:line="240" w:lineRule="auto"/>
+        <w:jc w:val="both"/>
+        <w:rPr>
+          <w:rFonts w:ascii="Arial Narrow" w:eastAsia="Arial Narrow" w:hAnsi="Arial Narrow" w:cs="Arial Narrow"/>
+          <w:color w:val="000000"/>
+          <w:kern w:val="0"/>
+          <w:lang w:eastAsia="es-PE"/>
+          <w14:ligatures w14:val="none"/>
+        </w:rPr>
+      </w:pPr>
+    </w:p>
+    <w:p>
+      <w:pPr>
+        <w:spacing w:after="0" w:line="240" w:lineRule="auto"/>
+        <w:jc w:val="both"/>
+        <w:rPr>
+          <w:rFonts w:ascii="Arial Narrow" w:eastAsia="Times New Roman" w:hAnsi="Arial Narrow" w:cs="Arial"/>
+          <w:color w:val="000000"/>
+          <w:kern w:val="0"/>
+          <w:lang w:val="es-ES" w:eastAsia="es-ES"/>
+          <w14:ligatures w14:val="none"/>
+        </w:rPr>
+      </w:pPr>
+      <w:r>
+        <w:rPr>
+          <w:rFonts w:ascii="Arial Narrow" w:eastAsia="Arial Narrow" w:hAnsi="Arial Narrow" w:cs="Arial Narrow"/>
+          <w:b/>
+          <w:color w:val="000000"/>
+          <w:kern w:val="0"/>
+          <w:lang w:eastAsia="es-PE"/>
+          <w14:ligatures w14:val="none"/>
         </w:rPr>
         <w:t xml:space="preserve">QUINTO: </w:t>
       </w:r>
@@ -3519,7 +3448,7 @@
           <w:color w:val="000000"/>
           <w:kern w:val="0"/>
           <w:lang w:eastAsia="es-ES"/>
-          <ns2:ligatures ns2:val="none"/>
+          <w14:ligatures w14:val="none"/>
         </w:rPr>
         <w:t xml:space="preserve">requerir </w:t>
       </w:r>
@@ -3529,7 +3458,7 @@
           <w:color w:val="000000"/>
           <w:kern w:val="0"/>
           <w:lang w:val="es-ES" w:eastAsia="es-ES"/>
-          <ns2:ligatures ns2:val="none"/>
+          <w14:ligatures w14:val="none"/>
         </w:rPr>
         <w:t xml:space="preserve">que, en un </w:t>
       </w:r>
@@ -3539,7 +3468,7 @@
           <w:color w:val="000000"/>
           <w:kern w:val="0"/>
           <w:lang w:eastAsia="es-ES"/>
-          <ns2:ligatures ns2:val="none"/>
+          <w14:ligatures w14:val="none"/>
         </w:rPr>
         <w:t>plazo no mayor de cinco (5) días hábiles contado a partir del día siguiente de la notificación de la presente resolución</w:t>
       </w:r>
@@ -3550,7 +3479,7 @@
           <w:color w:val="000000"/>
           <w:kern w:val="0"/>
           <w:lang w:eastAsia="es-ES"/>
-          <ns2:ligatures ns2:val="none"/>
+          <w14:ligatures w14:val="none"/>
         </w:rPr>
         <w:t xml:space="preserve">, </w:t>
       </w:r>
@@ -3562,7 +3491,7 @@
           <w:kern w:val="0"/>
           <w:shd w:val="clear" w:color="auto" w:fill="FFFFFF"/>
           <w:lang w:eastAsia="es-PE"/>
-          <ns2:ligatures ns2:val="none"/>
+          <w14:ligatures w14:val="none"/>
         </w:rPr>
         <w:t>el proveedor denunciado</w:t>
       </w:r>
@@ -3572,7 +3501,7 @@
           <w:color w:val="000000"/>
           <w:kern w:val="0"/>
           <w:lang w:eastAsia="es-ES"/>
-          <ns2:ligatures ns2:val="none"/>
+          <w14:ligatures w14:val="none"/>
         </w:rPr>
         <w:t xml:space="preserve"> </w:t>
       </w:r>
@@ -3583,7 +3512,7 @@
           <w:color w:val="000000"/>
           <w:kern w:val="0"/>
           <w:lang w:val="es-ES" w:eastAsia="es-ES"/>
-          <ns2:ligatures ns2:val="none"/>
+          <w14:ligatures w14:val="none"/>
         </w:rPr>
         <w:t xml:space="preserve">cumpla con: </w:t>
       </w:r>
@@ -3593,7 +3522,7 @@
           <w:color w:val="000000"/>
           <w:kern w:val="0"/>
           <w:lang w:val="es-ES" w:eastAsia="es-ES"/>
-          <ns2:ligatures ns2:val="none"/>
+          <w14:ligatures w14:val="none"/>
         </w:rPr>
         <w:t>(i) presentar una copia completa, legible y debidamente suscrita de la Póliza 610221016376 del Seguro de Vida; (</w:t>
       </w:r>
@@ -3604,7 +3533,7 @@
           <w:color w:val="000000"/>
           <w:kern w:val="0"/>
           <w:lang w:val="es-ES" w:eastAsia="es-ES"/>
-          <ns2:ligatures ns2:val="none"/>
+          <w14:ligatures w14:val="none"/>
         </w:rPr>
         <w:t>ii</w:t>
       </w:r>
@@ -3615,7 +3544,7 @@
           <w:color w:val="000000"/>
           <w:kern w:val="0"/>
           <w:lang w:val="es-ES" w:eastAsia="es-ES"/>
-          <ns2:ligatures ns2:val="none"/>
+          <w14:ligatures w14:val="none"/>
         </w:rPr>
         <w:t>) presentar los medios probatorios que acrediten que el rechazo fue justificado; y, (</w:t>
       </w:r>
@@ -3626,7 +3555,7 @@
           <w:color w:val="000000"/>
           <w:kern w:val="0"/>
           <w:lang w:val="es-ES" w:eastAsia="es-ES"/>
-          <ns2:ligatures ns2:val="none"/>
+          <w14:ligatures w14:val="none"/>
         </w:rPr>
         <w:t>iii</w:t>
       </w:r>
@@ -3637,7 +3566,7 @@
           <w:color w:val="000000"/>
           <w:kern w:val="0"/>
           <w:lang w:val="es-ES" w:eastAsia="es-ES"/>
-          <ns2:ligatures ns2:val="none"/>
+          <w14:ligatures w14:val="none"/>
         </w:rPr>
         <w:t>) presentar todas las comunicaciones cursadas con la parte denunciante en virtud del hecho materia de denuncia</w:t>
       </w:r>
@@ -3647,12 +3576,12 @@
           <w:color w:val="000000"/>
           <w:kern w:val="0"/>
           <w:lang w:val="es-ES" w:eastAsia="es-ES"/>
-          <ns2:ligatures ns2:val="none"/>
+          <w14:ligatures w14:val="none"/>
         </w:rPr>
         <w:t>.</w:t>
       </w:r>
     </w:p>
-    <w:p ns2:paraId="12A4D8BD" ns2:textId="77777777">
+    <w:p>
       <w:pPr>
         <w:spacing w:after="0" w:line="240" w:lineRule="auto"/>
         <w:jc w:val="both"/>
@@ -3662,30 +3591,30 @@
           <w:color w:val="000000"/>
           <w:kern w:val="0"/>
           <w:lang w:val="es-ES" w:eastAsia="es-PE"/>
-          <ns2:ligatures ns2:val="none"/>
-        </w:rPr>
-      </w:pPr>
-    </w:p>
-    <w:p ns2:paraId="591B7E6F" ns2:textId="77777777">
-      <w:pPr>
-        <w:spacing w:after="0" w:line="240" w:lineRule="auto"/>
-        <w:jc w:val="both"/>
-        <w:rPr>
-          <w:rFonts w:ascii="Arial Narrow" w:eastAsia="Arial Narrow" w:hAnsi="Arial Narrow" w:cs="Arial Narrow"/>
-          <w:color w:val="000000"/>
-          <w:kern w:val="0"/>
-          <w:lang w:eastAsia="es-PE"/>
-          <ns2:ligatures ns2:val="none"/>
-        </w:rPr>
-      </w:pPr>
-      <w:r>
-        <w:rPr>
-          <w:rFonts w:ascii="Arial Narrow" w:eastAsia="Arial Narrow" w:hAnsi="Arial Narrow" w:cs="Arial Narrow"/>
-          <w:b/>
-          <w:color w:val="000000"/>
-          <w:kern w:val="0"/>
-          <w:lang w:eastAsia="es-PE"/>
-          <ns2:ligatures ns2:val="none"/>
+          <w14:ligatures w14:val="none"/>
+        </w:rPr>
+      </w:pPr>
+    </w:p>
+    <w:p>
+      <w:pPr>
+        <w:spacing w:after="0" w:line="240" w:lineRule="auto"/>
+        <w:jc w:val="both"/>
+        <w:rPr>
+          <w:rFonts w:ascii="Arial Narrow" w:eastAsia="Arial Narrow" w:hAnsi="Arial Narrow" w:cs="Arial Narrow"/>
+          <w:color w:val="000000"/>
+          <w:kern w:val="0"/>
+          <w:lang w:eastAsia="es-PE"/>
+          <w14:ligatures w14:val="none"/>
+        </w:rPr>
+      </w:pPr>
+      <w:r>
+        <w:rPr>
+          <w:rFonts w:ascii="Arial Narrow" w:eastAsia="Arial Narrow" w:hAnsi="Arial Narrow" w:cs="Arial Narrow"/>
+          <w:b/>
+          <w:color w:val="000000"/>
+          <w:kern w:val="0"/>
+          <w:lang w:eastAsia="es-PE"/>
+          <w14:ligatures w14:val="none"/>
         </w:rPr>
         <w:t>SEXTO:</w:t>
       </w:r>
@@ -3695,7 +3624,7 @@
           <w:color w:val="000000"/>
           <w:kern w:val="0"/>
           <w:lang w:eastAsia="es-PE"/>
-          <ns2:ligatures ns2:val="none"/>
+          <w14:ligatures w14:val="none"/>
         </w:rPr>
         <w:t xml:space="preserve"> </w:t>
       </w:r>
@@ -3706,7 +3635,7 @@
           <w:color w:val="000000"/>
           <w:kern w:val="0"/>
           <w:lang w:eastAsia="es-PE"/>
-          <ns2:ligatures ns2:val="none"/>
+          <w14:ligatures w14:val="none"/>
         </w:rPr>
         <w:t>informar a las partes que el artículo 110</w:t>
       </w:r>
@@ -3716,7 +3645,7 @@
           <w:color w:val="000000"/>
           <w:kern w:val="0"/>
           <w:lang w:eastAsia="es-PE"/>
-          <ns2:ligatures ns2:val="none"/>
+          <w14:ligatures w14:val="none"/>
         </w:rPr>
         <w:t/>
       </w:r>
@@ -3726,7 +3655,7 @@
           <w:color w:val="000000"/>
           <w:kern w:val="0"/>
           <w:lang w:eastAsia="es-PE"/>
-          <ns2:ligatures ns2:val="none"/>
+          <w14:ligatures w14:val="none"/>
         </w:rPr>
         <w:t xml:space="preserve"> de la Ley 29571, Código de Protección y Defensa del Consumidor</w:t>
       </w:r>
@@ -3738,7 +3667,7 @@
           <w:kern w:val="0"/>
           <w:vertAlign w:val="superscript"/>
           <w:lang w:eastAsia="es-PE"/>
-          <ns2:ligatures ns2:val="none"/>
+          <w14:ligatures w14:val="none"/>
         </w:rPr>
         <w:footnoteReference w:id="7"/>
       </w:r>
@@ -3748,7 +3677,7 @@
           <w:color w:val="000000"/>
           <w:kern w:val="0"/>
           <w:lang w:eastAsia="es-PE"/>
-          <ns2:ligatures ns2:val="none"/>
+          <w14:ligatures w14:val="none"/>
         </w:rPr>
         <w:t>, faculta a la Comisión a calificar las infracciones de la referida norma como leves, graves o muy graves e imponer sanciones que van desde una amonestación hasta una multa por un máximo de 450 Unidades Impositivas Tributarias, sin perjuicio de las medidas correctivas, reparadoras y complementarias, que puedan ordenarse de acuerdo a lo estipulado en los artículos 114</w:t>
       </w:r>
@@ -3758,7 +3687,7 @@
           <w:color w:val="000000"/>
           <w:kern w:val="0"/>
           <w:lang w:eastAsia="es-PE"/>
-          <ns2:ligatures ns2:val="none"/>
+          <w14:ligatures w14:val="none"/>
         </w:rPr>
         <w:t/>
       </w:r>
@@ -3768,7 +3697,7 @@
           <w:color w:val="000000"/>
           <w:kern w:val="0"/>
           <w:lang w:eastAsia="es-PE"/>
-          <ns2:ligatures ns2:val="none"/>
+          <w14:ligatures w14:val="none"/>
         </w:rPr>
         <w:t>, 115</w:t>
       </w:r>
@@ -3778,7 +3707,7 @@
           <w:color w:val="000000"/>
           <w:kern w:val="0"/>
           <w:lang w:eastAsia="es-PE"/>
-          <ns2:ligatures ns2:val="none"/>
+          <w14:ligatures w14:val="none"/>
         </w:rPr>
         <w:t/>
       </w:r>
@@ -3788,7 +3717,7 @@
           <w:color w:val="000000"/>
           <w:kern w:val="0"/>
           <w:lang w:eastAsia="es-PE"/>
-          <ns2:ligatures ns2:val="none"/>
+          <w14:ligatures w14:val="none"/>
         </w:rPr>
         <w:t xml:space="preserve"> y 116</w:t>
       </w:r>
@@ -3798,7 +3727,7 @@
           <w:color w:val="000000"/>
           <w:kern w:val="0"/>
           <w:lang w:eastAsia="es-PE"/>
-          <ns2:ligatures ns2:val="none"/>
+          <w14:ligatures w14:val="none"/>
         </w:rPr>
         <w:t/>
       </w:r>
@@ -3808,7 +3737,7 @@
           <w:color w:val="000000"/>
           <w:kern w:val="0"/>
           <w:lang w:eastAsia="es-PE"/>
-          <ns2:ligatures ns2:val="none"/>
+          <w14:ligatures w14:val="none"/>
         </w:rPr>
         <w:t xml:space="preserve"> de la referida norma</w:t>
       </w:r>
@@ -3820,7 +3749,7 @@
           <w:kern w:val="0"/>
           <w:vertAlign w:val="superscript"/>
           <w:lang w:eastAsia="es-PE"/>
-          <ns2:ligatures ns2:val="none"/>
+          <w14:ligatures w14:val="none"/>
         </w:rPr>
         <w:footnoteReference w:id="8"/>
       </w:r>
@@ -3830,7 +3759,7 @@
           <w:color w:val="000000"/>
           <w:kern w:val="0"/>
           <w:lang w:eastAsia="es-PE"/>
-          <ns2:ligatures ns2:val="none"/>
+          <w14:ligatures w14:val="none"/>
         </w:rPr>
         <w:t xml:space="preserve">. </w:t>
       </w:r>
@@ -3841,7 +3770,7 @@
           <w:color w:val="000000"/>
           <w:kern w:val="0"/>
           <w:lang w:eastAsia="es-PE"/>
-          <ns2:ligatures ns2:val="none"/>
+          <w14:ligatures w14:val="none"/>
         </w:rPr>
         <w:lastRenderedPageBreak/>
         <w:t>Asimismo, se consideran circunstancias atenuantes para la graduación de la sanción, el allanamiento de la denuncia o el reconocimiento de las pretensiones en ella contenidas, de acuerdo con el artículo 112</w:t>
@@ -3852,7 +3781,7 @@
           <w:color w:val="000000"/>
           <w:kern w:val="0"/>
           <w:lang w:eastAsia="es-PE"/>
-          <ns2:ligatures ns2:val="none"/>
+          <w14:ligatures w14:val="none"/>
         </w:rPr>
         <w:t/>
       </w:r>
@@ -3862,7 +3791,7 @@
           <w:color w:val="000000"/>
           <w:kern w:val="0"/>
           <w:lang w:eastAsia="es-PE"/>
-          <ns2:ligatures ns2:val="none"/>
+          <w14:ligatures w14:val="none"/>
         </w:rPr>
         <w:t xml:space="preserve"> del Código</w:t>
       </w:r>
@@ -3874,7 +3803,7 @@
           <w:kern w:val="0"/>
           <w:vertAlign w:val="superscript"/>
           <w:lang w:eastAsia="es-PE"/>
-          <ns2:ligatures ns2:val="none"/>
+          <w14:ligatures w14:val="none"/>
         </w:rPr>
         <w:footnoteReference w:id="9"/>
       </w:r>
@@ -3884,12 +3813,12 @@
           <w:color w:val="000000"/>
           <w:kern w:val="0"/>
           <w:lang w:eastAsia="es-PE"/>
-          <ns2:ligatures ns2:val="none"/>
+          <w14:ligatures w14:val="none"/>
         </w:rPr>
         <w:t>.</w:t>
       </w:r>
     </w:p>
-    <w:p ns2:paraId="0ECE55DF" ns2:textId="77777777">
+    <w:p>
       <w:pPr>
         <w:shd w:val="clear" w:color="auto" w:fill="FFFFFF"/>
         <w:spacing w:after="0" w:line="240" w:lineRule="auto"/>
@@ -3900,11 +3829,11 @@
           <w:color w:val="000000"/>
           <w:kern w:val="0"/>
           <w:lang w:eastAsia="es-PE"/>
-          <ns2:ligatures ns2:val="none"/>
-        </w:rPr>
-      </w:pPr>
-    </w:p>
-    <w:p ns2:paraId="1CC114EB" ns2:textId="77777777">
+          <w14:ligatures w14:val="none"/>
+        </w:rPr>
+      </w:pPr>
+    </w:p>
+    <w:p>
       <w:pPr>
         <w:shd w:val="clear" w:color="auto" w:fill="FFFFFF"/>
         <w:spacing w:after="0" w:line="240" w:lineRule="auto"/>
@@ -3914,17 +3843,17 @@
           <w:color w:val="000000"/>
           <w:kern w:val="0"/>
           <w:lang w:eastAsia="es-PE"/>
-          <ns2:ligatures ns2:val="none"/>
-        </w:rPr>
-      </w:pPr>
-      <w:r>
-        <w:rPr>
-          <w:rFonts w:ascii="Arial Narrow" w:eastAsia="Arial Narrow" w:hAnsi="Arial Narrow" w:cs="Arial Narrow"/>
-          <w:b/>
-          <w:color w:val="000000"/>
-          <w:kern w:val="0"/>
-          <w:lang w:eastAsia="es-PE"/>
-          <ns2:ligatures ns2:val="none"/>
+          <w14:ligatures w14:val="none"/>
+        </w:rPr>
+      </w:pPr>
+      <w:r>
+        <w:rPr>
+          <w:rFonts w:ascii="Arial Narrow" w:eastAsia="Arial Narrow" w:hAnsi="Arial Narrow" w:cs="Arial Narrow"/>
+          <w:b/>
+          <w:color w:val="000000"/>
+          <w:kern w:val="0"/>
+          <w:lang w:eastAsia="es-PE"/>
+          <w14:ligatures w14:val="none"/>
         </w:rPr>
         <w:t>SÉTIMO:</w:t>
       </w:r>
@@ -3934,7 +3863,7 @@
           <w:color w:val="000000"/>
           <w:kern w:val="0"/>
           <w:lang w:eastAsia="es-PE"/>
-          <ns2:ligatures ns2:val="none"/>
+          <w14:ligatures w14:val="none"/>
         </w:rPr>
         <w:t xml:space="preserve"> informar a las partes que conforme a lo establecido en el artículo 39</w:t>
       </w:r>
@@ -3944,7 +3873,7 @@
           <w:color w:val="000000"/>
           <w:kern w:val="0"/>
           <w:lang w:eastAsia="es-PE"/>
-          <ns2:ligatures ns2:val="none"/>
+          <w14:ligatures w14:val="none"/>
         </w:rPr>
         <w:t/>
       </w:r>
@@ -3954,12 +3883,12 @@
           <w:color w:val="000000"/>
           <w:kern w:val="0"/>
           <w:lang w:eastAsia="es-PE"/>
-          <ns2:ligatures ns2:val="none"/>
+          <w14:ligatures w14:val="none"/>
         </w:rPr>
         <w:t xml:space="preserve"> de la Ley sobre Facultades, Normas y Organización del Indecopi, aprobada por Decreto Legislativo 807, los gastos por los peritajes realizados, actuación de pruebas, inspecciones y otros derivados de la tramitación del proceso serán de cargo de la parte que solicita la prueba, salvo pacto en contrario. En todos los casos, la resolución final determinará si los gastos deben ser asumidos por alguna de las partes, o reembolsados a la otra parte o al Indecopi, según sea el caso, de manera adicional a la sanción que haya podido imponerse. </w:t>
       </w:r>
     </w:p>
-    <w:p ns2:paraId="364C4B19" ns2:textId="77777777">
+    <w:p>
       <w:pPr>
         <w:shd w:val="clear" w:color="auto" w:fill="FFFFFF"/>
         <w:spacing w:after="0" w:line="240" w:lineRule="auto"/>
@@ -3969,11 +3898,11 @@
           <w:color w:val="000000"/>
           <w:kern w:val="0"/>
           <w:lang w:eastAsia="es-PE"/>
-          <ns2:ligatures ns2:val="none"/>
-        </w:rPr>
-      </w:pPr>
-    </w:p>
-    <w:p ns2:paraId="27E9BBC0" ns2:textId="77777777">
+          <w14:ligatures w14:val="none"/>
+        </w:rPr>
+      </w:pPr>
+    </w:p>
+    <w:p>
       <w:pPr>
         <w:suppressAutoHyphens/>
         <w:spacing w:after="0" w:line="240" w:lineRule="auto"/>
@@ -3982,7 +3911,7 @@
           <w:rFonts w:ascii="Arial Narrow" w:eastAsia="Calibri" w:hAnsi="Arial Narrow" w:cs="Arial"/>
           <w:kern w:val="0"/>
           <w:u w:val="single"/>
-          <ns2:ligatures ns2:val="none"/>
+          <w14:ligatures w14:val="none"/>
         </w:rPr>
       </w:pPr>
       <w:r>
@@ -3991,7 +3920,7 @@
           <w:b/>
           <w:bCs/>
           <w:kern w:val="0"/>
-          <ns2:ligatures ns2:val="none"/>
+          <w14:ligatures w14:val="none"/>
         </w:rPr>
         <w:t>OCTAVO</w:t>
       </w:r>
@@ -4000,7 +3929,7 @@
           <w:rFonts w:ascii="Arial Narrow" w:eastAsia="Calibri" w:hAnsi="Arial Narrow" w:cs="Arial"/>
           <w:b/>
           <w:kern w:val="0"/>
-          <ns2:ligatures ns2:val="none"/>
+          <w14:ligatures w14:val="none"/>
         </w:rPr>
         <w:t>:</w:t>
       </w:r>
@@ -4008,7 +3937,7 @@
         <w:rPr>
           <w:rFonts w:ascii="Arial Narrow" w:eastAsia="Calibri" w:hAnsi="Arial Narrow" w:cs="Arial"/>
           <w:kern w:val="0"/>
-          <ns2:ligatures ns2:val="none"/>
+          <w14:ligatures w14:val="none"/>
         </w:rPr>
         <w:t xml:space="preserve"> comunicar a las partes que, de acuerdo a lo señalado por el artículo 29</w:t>
       </w:r>
@@ -4018,7 +3947,7 @@
           <w:color w:val="000000"/>
           <w:kern w:val="0"/>
           <w:lang w:eastAsia="es-PE"/>
-          <ns2:ligatures ns2:val="none"/>
+          <w14:ligatures w14:val="none"/>
         </w:rPr>
         <w:t/>
       </w:r>
@@ -4026,7 +3955,7 @@
         <w:rPr>
           <w:rFonts w:ascii="Arial Narrow" w:eastAsia="Calibri" w:hAnsi="Arial Narrow" w:cs="Arial"/>
           <w:kern w:val="0"/>
-          <ns2:ligatures ns2:val="none"/>
+          <w14:ligatures w14:val="none"/>
         </w:rPr>
         <w:t xml:space="preserve"> del Decreto Legislativo 807</w:t>
       </w:r>
@@ -4036,7 +3965,7 @@
           <w:rFonts w:ascii="Arial Narrow" w:eastAsia="Calibri" w:hAnsi="Arial Narrow" w:cs="Arial"/>
           <w:kern w:val="0"/>
           <w:vertAlign w:val="superscript"/>
-          <ns2:ligatures ns2:val="none"/>
+          <w14:ligatures w14:val="none"/>
         </w:rPr>
         <w:footnoteReference w:id="10"/>
       </w:r>
@@ -4044,7 +3973,7 @@
         <w:rPr>
           <w:rFonts w:ascii="Arial Narrow" w:eastAsia="Calibri" w:hAnsi="Arial Narrow" w:cs="Arial"/>
           <w:kern w:val="0"/>
-          <ns2:ligatures ns2:val="none"/>
+          <w14:ligatures w14:val="none"/>
         </w:rPr>
         <w:t xml:space="preserve">, hasta antes de la emisión de la Resolución Final tienen la posibilidad de solicitar una audiencia de conciliación. En caso deleguen a favor de una tercera persona su actuación en la diligencia programada, esta deberá presentar un poder especial con firma legalizada ante Notario Público, donde conste </w:t>
       </w:r>
@@ -4053,7 +3982,7 @@
           <w:rFonts w:ascii="Arial Narrow" w:eastAsia="Calibri" w:hAnsi="Arial Narrow" w:cs="Arial"/>
           <w:kern w:val="0"/>
           <w:u w:val="single"/>
-          <ns2:ligatures ns2:val="none"/>
+          <w14:ligatures w14:val="none"/>
         </w:rPr>
         <w:t>expresamente su facultad para asistir y conciliar en su representación</w:t>
       </w:r>
@@ -4062,7 +3991,7 @@
           <w:rFonts w:ascii="Arial Narrow" w:eastAsia="Calibri" w:hAnsi="Arial Narrow" w:cs="Arial"/>
           <w:bCs/>
           <w:kern w:val="0"/>
-          <ns2:ligatures ns2:val="none"/>
+          <w14:ligatures w14:val="none"/>
         </w:rPr>
         <w:t>.</w:t>
       </w:r>
@@ -4072,7 +4001,7 @@
           <w:b/>
           <w:bCs/>
           <w:kern w:val="0"/>
-          <ns2:ligatures ns2:val="none"/>
+          <w14:ligatures w14:val="none"/>
         </w:rPr>
         <w:t xml:space="preserve"> </w:t>
       </w:r>
@@ -4081,12 +4010,12 @@
           <w:rFonts w:ascii="Arial Narrow" w:eastAsia="Calibri" w:hAnsi="Arial Narrow" w:cs="Arial"/>
           <w:kern w:val="0"/>
           <w:u w:val="single"/>
-          <ns2:ligatures ns2:val="none"/>
+          <w14:ligatures w14:val="none"/>
         </w:rPr>
         <w:t xml:space="preserve">Ello bajo apercibimiento de no realizar la audiencia de conciliación y levantar el acta de inasistencia correspondiente. </w:t>
       </w:r>
     </w:p>
-    <w:p ns2:paraId="4CD47B08" ns2:textId="77777777">
+    <w:p>
       <w:pPr>
         <w:suppressAutoHyphens/>
         <w:spacing w:after="0" w:line="240" w:lineRule="auto"/>
@@ -4095,11 +4024,11 @@
           <w:rFonts w:ascii="Arial Narrow" w:eastAsia="Calibri" w:hAnsi="Arial Narrow" w:cs="Arial"/>
           <w:kern w:val="0"/>
           <w:u w:val="single"/>
-          <ns2:ligatures ns2:val="none"/>
-        </w:rPr>
-      </w:pPr>
-    </w:p>
-    <w:p ns2:paraId="0E80CA49" ns2:textId="77777777">
+          <w14:ligatures w14:val="none"/>
+        </w:rPr>
+      </w:pPr>
+    </w:p>
+    <w:p>
       <w:pPr>
         <w:suppressAutoHyphens/>
         <w:spacing w:after="0" w:line="240" w:lineRule="auto"/>
@@ -4109,7 +4038,7 @@
           <w:color w:val="000000"/>
           <w:kern w:val="0"/>
           <w:lang w:eastAsia="es-PE"/>
-          <ns2:ligatures ns2:val="none"/>
+          <w14:ligatures w14:val="none"/>
         </w:rPr>
       </w:pPr>
       <w:r>
@@ -4119,7 +4048,7 @@
           <w:color w:val="000000"/>
           <w:kern w:val="0"/>
           <w:lang w:eastAsia="es-PE"/>
-          <ns2:ligatures ns2:val="none"/>
+          <w14:ligatures w14:val="none"/>
         </w:rPr>
         <w:t>NOVENO:</w:t>
       </w:r>
@@ -4129,14 +4058,14 @@
           <w:color w:val="000000"/>
           <w:kern w:val="0"/>
           <w:lang w:eastAsia="es-PE"/>
-          <ns2:ligatures ns2:val="none"/>
+          <w14:ligatures w14:val="none"/>
         </w:rPr>
         <w:t xml:space="preserve"> poner en conocimiento de las partes que, antes de la emisión de la Resolución Final, tienen la posibilidad de formular su desistimiento o presentar el acuerdo arribado mediante la conciliación, mediación, transacción o cualquier otro que, de forma indubitable, deje constancia que se ha solucionado la controversia materia de denuncia.</w:t>
       </w:r>
       <w:bookmarkStart w:id="7" w:name="h.gjdgxs" w:colFirst="0" w:colLast="0"/>
       <w:bookmarkEnd w:id="7"/>
     </w:p>
-    <w:p ns2:paraId="7DDD06F7" ns2:textId="77777777">
+    <w:p>
       <w:pPr>
         <w:suppressAutoHyphens/>
         <w:spacing w:after="0" w:line="240" w:lineRule="auto"/>
@@ -4146,11 +4075,11 @@
           <w:color w:val="000000"/>
           <w:kern w:val="0"/>
           <w:lang w:eastAsia="es-PE"/>
-          <ns2:ligatures ns2:val="none"/>
-        </w:rPr>
-      </w:pPr>
-    </w:p>
-    <w:p ns2:paraId="236137A1" ns2:textId="0AC76DD7">
+          <w14:ligatures w14:val="none"/>
+        </w:rPr>
+      </w:pPr>
+    </w:p>
+    <w:p>
       <w:pPr>
         <w:suppressAutoHyphens/>
         <w:spacing w:after="0" w:line="240" w:lineRule="auto"/>
@@ -4173,7 +4102,7 @@
           <w:b/>
           <w:spacing w:val="-3"/>
           <w:kern w:val="0"/>
-          <ns2:ligatures ns2:val="none"/>
+          <w14:ligatures w14:val="none"/>
         </w:rPr>
         <w:t/>
       </w:r>
@@ -4183,7 +4112,7 @@
           <w:bCs/>
           <w:spacing w:val="-3"/>
           <w:kern w:val="0"/>
-          <ns2:ligatures ns2:val="none"/>
+          <w14:ligatures w14:val="none"/>
         </w:rPr>
         <w:t xml:space="preserve"/>
       </w:r>
@@ -4193,7 +4122,7 @@
           <w:bCs/>
           <w:spacing w:val="-3"/>
           <w:kern w:val="0"/>
-          <ns2:ligatures ns2:val="none"/>
+          <w14:ligatures w14:val="none"/>
         </w:rPr>
         <w:t xml:space="preserve"/>
       </w:r>
@@ -4203,7 +4132,7 @@
           <w:bCs/>
           <w:spacing w:val="-3"/>
           <w:kern w:val="0"/>
-          <ns2:ligatures ns2:val="none"/>
+          <w14:ligatures w14:val="none"/>
         </w:rPr>
         <w:t xml:space="preserve"/>
       </w:r>
@@ -4214,7 +4143,7 @@
           <w:bCs/>
           <w:spacing w:val="-3"/>
           <w:kern w:val="0"/>
-          <ns2:ligatures ns2:val="none"/>
+          <w14:ligatures w14:val="none"/>
         </w:rPr>
         <w:t/>
       </w:r>
@@ -4225,7 +4154,7 @@
           <w:bCs/>
           <w:spacing w:val="-3"/>
           <w:kern w:val="0"/>
-          <ns2:ligatures ns2:val="none"/>
+          <w14:ligatures w14:val="none"/>
         </w:rPr>
         <w:t xml:space="preserve"/>
       </w:r>
@@ -4235,7 +4164,7 @@
           <w:bCs/>
           <w:spacing w:val="-3"/>
           <w:kern w:val="0"/>
-          <ns2:ligatures ns2:val="none"/>
+          <w14:ligatures w14:val="none"/>
         </w:rPr>
         <w:t/>
       </w:r>
@@ -4245,7 +4174,7 @@
           <w:bCs/>
           <w:spacing w:val="-3"/>
           <w:kern w:val="0"/>
-          <ns2:ligatures ns2:val="none"/>
+          <w14:ligatures w14:val="none"/>
         </w:rPr>
         <w:t xml:space="preserve"/>
       </w:r>
@@ -4269,7 +4198,7 @@
           <w:color w:val="000000"/>
           <w:kern w:val="0"/>
           <w:lang w:eastAsia="es-PE"/>
-          <ns2:ligatures ns2:val="none"/>
+          <w14:ligatures w14:val="none"/>
         </w:rPr>
         <w:t/>
       </w:r>
@@ -4286,7 +4215,7 @@
           <w:color w:val="000000"/>
           <w:kern w:val="0"/>
           <w:lang w:eastAsia="es-PE"/>
-          <ns2:ligatures ns2:val="none"/>
+          <w14:ligatures w14:val="none"/>
         </w:rPr>
         <w:t/>
       </w:r>
@@ -4312,7 +4241,7 @@
         <w:t/>
       </w:r>
     </w:p>
-    <w:p ns2:paraId="639FE5BE" ns2:textId="77777777">
+    <w:p>
       <w:pPr>
         <w:suppressAutoHyphens/>
         <w:spacing w:after="0" w:line="240" w:lineRule="auto"/>
@@ -4322,7 +4251,7 @@
         </w:rPr>
       </w:pPr>
     </w:p>
-    <w:p ns2:paraId="083D8417" ns2:textId="771DCA00">
+    <w:p>
       <w:pPr>
         <w:suppressAutoHyphens/>
         <w:spacing w:line="240" w:lineRule="auto"/>
@@ -4397,7 +4326,7 @@
       </w:r>
       <w:bookmarkStart w:id="8" w:name="_Hlk198890962"/>
     </w:p>
-    <w:p ns2:paraId="36317C11" ns2:textId="77777777">
+    <w:p>
       <w:pPr>
         <w:suppressAutoHyphens/>
         <w:spacing w:after="0" w:line="240" w:lineRule="auto"/>
@@ -4409,7 +4338,7 @@
       </w:pPr>
     </w:p>
     <w:bookmarkEnd w:id="8"/>
-    <w:p ns2:paraId="23716787" ns2:textId="77777777">
+    <w:p>
       <w:pPr>
         <w:suppressAutoHyphens/>
         <w:spacing w:after="0" w:line="240" w:lineRule="auto"/>
@@ -4419,64 +4348,64 @@
         </w:rPr>
       </w:pPr>
     </w:p>
-    <w:p ns2:paraId="509D673B" ns2:textId="77777777">
-      <w:pPr>
-        <w:spacing w:after="0" w:line="240" w:lineRule="auto"/>
-        <w:jc w:val="both"/>
-        <w:rPr>
-          <w:rFonts w:ascii="Arial Narrow" w:eastAsia="Arial Narrow" w:hAnsi="Arial Narrow" w:cs="Arial Narrow"/>
-          <w:b/>
-          <w:color w:val="000000"/>
-          <w:kern w:val="0"/>
-          <w:lang w:eastAsia="es-PE"/>
-          <ns2:ligatures ns2:val="none"/>
-        </w:rPr>
-      </w:pPr>
-    </w:p>
-    <w:p ns2:paraId="418E1D52" ns2:textId="77777777">
-      <w:pPr>
-        <w:spacing w:after="0" w:line="240" w:lineRule="auto"/>
-        <w:jc w:val="both"/>
-        <w:rPr>
-          <w:rFonts w:ascii="Arial Narrow" w:eastAsia="Arial Narrow" w:hAnsi="Arial Narrow" w:cs="Arial Narrow"/>
-          <w:b/>
-          <w:color w:val="000000"/>
-          <w:kern w:val="0"/>
-          <w:lang w:eastAsia="es-PE"/>
-          <ns2:ligatures ns2:val="none"/>
-        </w:rPr>
-      </w:pPr>
-    </w:p>
-    <w:p ns2:paraId="0407B94C" ns2:textId="77777777">
-      <w:pPr>
-        <w:spacing w:after="0" w:line="240" w:lineRule="auto"/>
-        <w:jc w:val="both"/>
-        <w:rPr>
-          <w:rFonts w:ascii="Arial Narrow" w:eastAsia="Arial Narrow" w:hAnsi="Arial Narrow" w:cs="Arial Narrow"/>
-          <w:b/>
-          <w:color w:val="000000"/>
-          <w:kern w:val="0"/>
-          <w:lang w:eastAsia="es-PE"/>
-          <ns2:ligatures ns2:val="none"/>
-        </w:rPr>
-      </w:pPr>
-    </w:p>
-    <w:p ns2:paraId="375C384E" ns2:textId="77777777">
-      <w:pPr>
-        <w:spacing w:after="0" w:line="240" w:lineRule="auto"/>
-        <w:jc w:val="both"/>
-        <w:rPr>
-          <w:rFonts w:ascii="Arial Narrow" w:eastAsia="Arial Narrow" w:hAnsi="Arial Narrow" w:cs="Arial Narrow"/>
-          <w:b/>
-          <w:color w:val="000000"/>
-          <w:kern w:val="0"/>
-          <w:lang w:eastAsia="es-PE"/>
-          <ns2:ligatures ns2:val="none"/>
+    <w:p>
+      <w:pPr>
+        <w:spacing w:after="0" w:line="240" w:lineRule="auto"/>
+        <w:jc w:val="both"/>
+        <w:rPr>
+          <w:rFonts w:ascii="Arial Narrow" w:eastAsia="Arial Narrow" w:hAnsi="Arial Narrow" w:cs="Arial Narrow"/>
+          <w:b/>
+          <w:color w:val="000000"/>
+          <w:kern w:val="0"/>
+          <w:lang w:eastAsia="es-PE"/>
+          <w14:ligatures w14:val="none"/>
+        </w:rPr>
+      </w:pPr>
+    </w:p>
+    <w:p>
+      <w:pPr>
+        <w:spacing w:after="0" w:line="240" w:lineRule="auto"/>
+        <w:jc w:val="both"/>
+        <w:rPr>
+          <w:rFonts w:ascii="Arial Narrow" w:eastAsia="Arial Narrow" w:hAnsi="Arial Narrow" w:cs="Arial Narrow"/>
+          <w:b/>
+          <w:color w:val="000000"/>
+          <w:kern w:val="0"/>
+          <w:lang w:eastAsia="es-PE"/>
+          <w14:ligatures w14:val="none"/>
+        </w:rPr>
+      </w:pPr>
+    </w:p>
+    <w:p>
+      <w:pPr>
+        <w:spacing w:after="0" w:line="240" w:lineRule="auto"/>
+        <w:jc w:val="both"/>
+        <w:rPr>
+          <w:rFonts w:ascii="Arial Narrow" w:eastAsia="Arial Narrow" w:hAnsi="Arial Narrow" w:cs="Arial Narrow"/>
+          <w:b/>
+          <w:color w:val="000000"/>
+          <w:kern w:val="0"/>
+          <w:lang w:eastAsia="es-PE"/>
+          <w14:ligatures w14:val="none"/>
+        </w:rPr>
+      </w:pPr>
+    </w:p>
+    <w:p>
+      <w:pPr>
+        <w:spacing w:after="0" w:line="240" w:lineRule="auto"/>
+        <w:jc w:val="both"/>
+        <w:rPr>
+          <w:rFonts w:ascii="Arial Narrow" w:eastAsia="Arial Narrow" w:hAnsi="Arial Narrow" w:cs="Arial Narrow"/>
+          <w:b/>
+          <w:color w:val="000000"/>
+          <w:kern w:val="0"/>
+          <w:lang w:eastAsia="es-PE"/>
+          <w14:ligatures w14:val="none"/>
         </w:rPr>
       </w:pPr>
     </w:p>
     <w:bookmarkEnd w:id="0"/>
-    <w:p ns2:paraId="7609987B" ns2:textId="77777777">
+    <w:p>
       <w:pPr>
         <w:shd w:val="clear" w:color="auto" w:fill="FFFFFF"/>
         <w:spacing w:after="0" w:line="240" w:lineRule="auto"/>
@@ -4485,7 +4414,7 @@
           <w:rFonts w:ascii="Arial Narrow" w:eastAsia="Calibri" w:hAnsi="Arial Narrow" w:cs="Times New Roman"/>
           <w:color w:val="000000"/>
           <w:kern w:val="0"/>
-          <ns2:ligatures ns2:val="none"/>
+          <w14:ligatures w14:val="none"/>
         </w:rPr>
       </w:pPr>
       <w:r>
@@ -4495,12 +4424,12 @@
           <w:bCs/>
           <w:color w:val="000000"/>
           <w:kern w:val="0"/>
-          <ns2:ligatures ns2:val="none"/>
+          <w14:ligatures w14:val="none"/>
         </w:rPr>
         <w:t>EVELING ROA QUISPE</w:t>
       </w:r>
     </w:p>
-    <w:p ns2:paraId="692BA8AF" ns2:textId="77777777">
+    <w:p>
       <w:pPr>
         <w:shd w:val="clear" w:color="auto" w:fill="FFFFFF"/>
         <w:spacing w:after="0" w:line="240" w:lineRule="auto"/>
@@ -4511,7 +4440,7 @@
           <w:bCs/>
           <w:color w:val="000000"/>
           <w:kern w:val="0"/>
-          <ns2:ligatures ns2:val="none"/>
+          <w14:ligatures w14:val="none"/>
         </w:rPr>
       </w:pPr>
       <w:r>
@@ -4521,12 +4450,12 @@
           <w:bCs/>
           <w:color w:val="000000"/>
           <w:kern w:val="0"/>
-          <ns2:ligatures ns2:val="none"/>
+          <w14:ligatures w14:val="none"/>
         </w:rPr>
         <w:t>Secretaria Técnica</w:t>
       </w:r>
     </w:p>
-    <w:p ns2:paraId="4AF3211C" ns2:textId="77777777">
+    <w:p>
       <w:pPr>
         <w:shd w:val="clear" w:color="auto" w:fill="FFFFFF"/>
         <w:spacing w:after="0" w:line="240" w:lineRule="auto"/>
@@ -4537,7 +4466,7 @@
           <w:bCs/>
           <w:color w:val="000000"/>
           <w:kern w:val="0"/>
-          <ns2:ligatures ns2:val="none"/>
+          <w14:ligatures w14:val="none"/>
         </w:rPr>
       </w:pPr>
       <w:r>
@@ -4547,7 +4476,7 @@
           <w:bCs/>
           <w:color w:val="000000"/>
           <w:kern w:val="0"/>
-          <ns2:ligatures ns2:val="none"/>
+          <w14:ligatures w14:val="none"/>
         </w:rPr>
         <w:t>Comisión </w:t>
       </w:r>
@@ -4559,7 +4488,7 @@
           <w:color w:val="000000"/>
           <w:kern w:val="0"/>
           <w:shd w:val="clear" w:color="auto" w:fill="FFFFFF"/>
-          <ns2:ligatures ns2:val="none"/>
+          <w14:ligatures w14:val="none"/>
         </w:rPr>
         <w:t>de</w:t>
       </w:r>
@@ -4570,26 +4499,26 @@
           <w:bCs/>
           <w:color w:val="000000"/>
           <w:kern w:val="0"/>
-          <ns2:ligatures ns2:val="none"/>
+          <w14:ligatures w14:val="none"/>
         </w:rPr>
         <w:t> Protección al Consumidor 1</w:t>
       </w:r>
     </w:p>
-    <w:p ns2:paraId="602C43F9" ns2:textId="77777777">
-      <w:pPr>
-        <w:spacing w:after="0" w:line="240" w:lineRule="auto"/>
-        <w:jc w:val="both"/>
-        <w:rPr>
-          <w:rFonts w:ascii="Arial Narrow" w:eastAsia="Arial Narrow" w:hAnsi="Arial Narrow" w:cs="Arial Narrow"/>
-          <w:b/>
-          <w:color w:val="000000"/>
-          <w:kern w:val="0"/>
-          <w:lang w:eastAsia="es-PE"/>
-          <ns2:ligatures ns2:val="none"/>
-        </w:rPr>
-      </w:pPr>
-    </w:p>
-    <w:p ns2:paraId="1D3884F8" ns2:textId="77777777">
+    <w:p>
+      <w:pPr>
+        <w:spacing w:after="0" w:line="240" w:lineRule="auto"/>
+        <w:jc w:val="both"/>
+        <w:rPr>
+          <w:rFonts w:ascii="Arial Narrow" w:eastAsia="Arial Narrow" w:hAnsi="Arial Narrow" w:cs="Arial Narrow"/>
+          <w:b/>
+          <w:color w:val="000000"/>
+          <w:kern w:val="0"/>
+          <w:lang w:eastAsia="es-PE"/>
+          <w14:ligatures w14:val="none"/>
+        </w:rPr>
+      </w:pPr>
+    </w:p>
+    <w:p>
       <w:pPr>
         <w:spacing w:after="0" w:line="240" w:lineRule="auto"/>
         <w:jc w:val="both"/>
@@ -4607,12 +4536,12 @@
           <w:sz w:val="16"/>
           <w:szCs w:val="16"/>
           <w:lang w:eastAsia="es-PE"/>
-          <ns2:ligatures ns2:val="none"/>
+          <w14:ligatures w14:val="none"/>
         </w:rPr>
         <w:t>LSM/JCQ</w:t>
       </w:r>
     </w:p>
-    <w:p ns2:paraId="08D2E184" ns2:textId="77777777">
+    <w:p>
       <w:pPr>
         <w:spacing w:line="240" w:lineRule="auto"/>
         <w:rPr>
@@ -4620,7 +4549,7 @@
         </w:rPr>
       </w:pPr>
     </w:p>
-    <w:p ns2:paraId="1D2233A3" ns2:textId="77777777">
+    <w:p>
       <w:pPr>
         <w:spacing w:line="240" w:lineRule="auto"/>
         <w:rPr>
@@ -4628,7 +4557,7 @@
         </w:rPr>
       </w:pPr>
     </w:p>
-    <w:p ns2:paraId="4423ADE9" ns2:textId="77777777">
+    <w:p>
       <w:pPr>
         <w:spacing w:line="240" w:lineRule="auto"/>
         <w:rPr>
@@ -4636,14 +4565,14 @@
         </w:rPr>
       </w:pPr>
     </w:p>
-    <w:p ns2:paraId="74AAB5F4" ns2:textId="77777777">
+    <w:p>
       <w:pPr>
         <w:spacing w:line="240" w:lineRule="auto"/>
       </w:pPr>
     </w:p>
     <w:sectPr>
-      <w:headerReference w:type="default" ns3:id="rId8"/>
-      <w:footerReference w:type="default" ns3:id="rId9"/>
+      <w:headerReference w:type="default" r:id="rId8"/>
+      <w:footerReference w:type="default" r:id="rId9"/>
       <w:pgSz w:w="11906" w:h="16838"/>
       <w:pgMar w:top="1417" w:right="1701" w:bottom="1417" w:left="1701" w:header="708" w:footer="708" w:gutter="0"/>
       <w:cols w:space="708"/>
@@ -4654,7 +4583,7 @@
 </file>
 
 <file path=word/endnotes.xml><?xml version="1.0" encoding="utf-8"?>
-<w:endnotes xmlns:wpc="http://schemas.microsoft.com/office/word/2010/wordprocessingCanvas" xmlns:cx="http://schemas.microsoft.com/office/drawing/2014/chartex" xmlns:cx1="http://schemas.microsoft.com/office/drawing/2015/9/8/chartex" xmlns:cx2="http://schemas.microsoft.com/office/drawing/2015/10/21/chartex" xmlns:cx3="http://schemas.microsoft.com/office/drawing/2016/5/9/chartex" xmlns:cx4="http://schemas.microsoft.com/office/drawing/2016/5/10/chartex" xmlns:cx5="http://schemas.microsoft.com/office/drawing/2016/5/11/chartex" xmlns:cx6="http://schemas.microsoft.com/office/drawing/2016/5/12/chartex" xmlns:cx7="http://schemas.microsoft.com/office/drawing/2016/5/13/chartex" xmlns:cx8="http://schemas.microsoft.com/office/drawing/2016/5/14/chartex" xmlns:mc="http://schemas.openxmlformats.org/markup-compatibility/2006" xmlns:aink="http://schemas.microsoft.com/office/drawing/2016/ink" xmlns:am3d="http://schemas.microsoft.com/office/drawing/2017/model3d" xmlns:o="urn:schemas-microsoft-com:office:office" xmlns:oel="http://schemas.microsoft.com/office/2019/extlst" xmlns:r="http://schemas.openxmlformats.org/officeDocument/2006/relationships" xmlns:m="http://schemas.openxmlformats.org/officeDocument/2006/math" xmlns:v="urn:schemas-microsoft-com:vml" xmlns:wp14="http://schemas.microsoft.com/office/word/2010/wordprocessingDrawing" xmlns:wp="http://schemas.openxmlformats.org/drawingml/2006/wordprocessingDrawing" xmlns:w10="urn:schemas-microsoft-com:office:word" xmlns:w="http://schemas.openxmlformats.org/wordprocessingml/2006/main" xmlns:w14="http://schemas.microsoft.com/office/word/2010/wordml" xmlns:w15="http://schemas.microsoft.com/office/word/2012/wordml" xmlns:w16cex="http://schemas.microsoft.com/office/word/2018/wordml/cex" xmlns:w16cid="http://schemas.microsoft.com/office/word/2016/wordml/cid" xmlns:w16="http://schemas.microsoft.com/office/word/2018/wordml" xmlns:w16du="http://schemas.microsoft.com/office/word/2023/wordml/word16du" xmlns:w16sdtdh="http://schemas.microsoft.com/office/word/2020/wordml/sdtdatahash" xmlns:w16sdtfl="http://schemas.microsoft.com/office/word/2024/wordml/sdtformatlock" xmlns:w16se="http://schemas.microsoft.com/office/word/2015/wordml/symex" xmlns:wpg="http://schemas.microsoft.com/office/word/2010/wordprocessingGroup" xmlns:wpi="http://schemas.microsoft.com/office/word/2010/wordprocessingInk" xmlns:wne="http://schemas.microsoft.com/office/word/2006/wordml" xmlns:wps="http://schemas.microsoft.com/office/word/2010/wordprocessingShape" mc:Ignorable="w14 w15 w16se w16cid w16 w16cex w16sdtdh w16sdtfl w16du wp14">
+<w:endnotes xmlns:mc="http://schemas.openxmlformats.org/markup-compatibility/2006" xmlns:r="http://schemas.openxmlformats.org/officeDocument/2006/relationships" xmlns:w="http://schemas.openxmlformats.org/wordprocessingml/2006/main" xmlns:w14="http://schemas.microsoft.com/office/word/2010/wordml" xmlns:w15="http://schemas.microsoft.com/office/word/2012/wordml" xmlns:w16="http://schemas.microsoft.com/office/word/2018/wordml" xmlns:w16cex="http://schemas.microsoft.com/office/word/2018/wordml/cex" xmlns:w16cid="http://schemas.microsoft.com/office/word/2016/wordml/cid" xmlns:w16du="http://schemas.microsoft.com/office/word/2023/wordml/word16du" xmlns:w16sdtdh="http://schemas.microsoft.com/office/word/2020/wordml/sdtdatahash" xmlns:w16se="http://schemas.microsoft.com/office/word/2015/wordml/symex" xmlns:wp14="http://schemas.microsoft.com/office/word/2010/wordprocessingDrawing" mc:Ignorable="w14 w15 w16se w16cid w16 w16cex w16sdtdh w16du wp14">
   <w:endnote w:type="separator" w:id="-1">
     <w:p>
       <w:pPr>
@@ -4679,7 +4608,7 @@
 </file>
 
 <file path=word/footer1.xml><?xml version="1.0" encoding="utf-8"?>
-<w:ftr xmlns:wpc="http://schemas.microsoft.com/office/word/2010/wordprocessingCanvas" xmlns:cx="http://schemas.microsoft.com/office/drawing/2014/chartex" xmlns:cx1="http://schemas.microsoft.com/office/drawing/2015/9/8/chartex" xmlns:cx2="http://schemas.microsoft.com/office/drawing/2015/10/21/chartex" xmlns:cx3="http://schemas.microsoft.com/office/drawing/2016/5/9/chartex" xmlns:cx4="http://schemas.microsoft.com/office/drawing/2016/5/10/chartex" xmlns:cx5="http://schemas.microsoft.com/office/drawing/2016/5/11/chartex" xmlns:cx6="http://schemas.microsoft.com/office/drawing/2016/5/12/chartex" xmlns:cx7="http://schemas.microsoft.com/office/drawing/2016/5/13/chartex" xmlns:cx8="http://schemas.microsoft.com/office/drawing/2016/5/14/chartex" xmlns:mc="http://schemas.openxmlformats.org/markup-compatibility/2006" xmlns:aink="http://schemas.microsoft.com/office/drawing/2016/ink" xmlns:am3d="http://schemas.microsoft.com/office/drawing/2017/model3d" xmlns:o="urn:schemas-microsoft-com:office:office" xmlns:oel="http://schemas.microsoft.com/office/2019/extlst" xmlns:r="http://schemas.openxmlformats.org/officeDocument/2006/relationships" xmlns:m="http://schemas.openxmlformats.org/officeDocument/2006/math" xmlns:v="urn:schemas-microsoft-com:vml" xmlns:wp14="http://schemas.microsoft.com/office/word/2010/wordprocessingDrawing" xmlns:wp="http://schemas.openxmlformats.org/drawingml/2006/wordprocessingDrawing" xmlns:w10="urn:schemas-microsoft-com:office:word" xmlns:w="http://schemas.openxmlformats.org/wordprocessingml/2006/main" xmlns:w14="http://schemas.microsoft.com/office/word/2010/wordml" xmlns:w15="http://schemas.microsoft.com/office/word/2012/wordml" xmlns:w16cex="http://schemas.microsoft.com/office/word/2018/wordml/cex" xmlns:w16cid="http://schemas.microsoft.com/office/word/2016/wordml/cid" xmlns:w16="http://schemas.microsoft.com/office/word/2018/wordml" xmlns:w16du="http://schemas.microsoft.com/office/word/2023/wordml/word16du" xmlns:w16sdtdh="http://schemas.microsoft.com/office/word/2020/wordml/sdtdatahash" xmlns:w16sdtfl="http://schemas.microsoft.com/office/word/2024/wordml/sdtformatlock" xmlns:w16se="http://schemas.microsoft.com/office/word/2015/wordml/symex" xmlns:wpg="http://schemas.microsoft.com/office/word/2010/wordprocessingGroup" xmlns:wpi="http://schemas.microsoft.com/office/word/2010/wordprocessingInk" xmlns:wne="http://schemas.microsoft.com/office/word/2006/wordml" xmlns:wps="http://schemas.microsoft.com/office/word/2010/wordprocessingShape" mc:Ignorable="w14 w15 w16se w16cid w16 w16cex w16sdtdh w16sdtfl w16du wp14">
+<w:ftr xmlns:mc="http://schemas.openxmlformats.org/markup-compatibility/2006" xmlns:r="http://schemas.openxmlformats.org/officeDocument/2006/relationships" xmlns:w="http://schemas.openxmlformats.org/wordprocessingml/2006/main" xmlns:w14="http://schemas.microsoft.com/office/word/2010/wordml" xmlns:w15="http://schemas.microsoft.com/office/word/2012/wordml" xmlns:w16="http://schemas.microsoft.com/office/word/2018/wordml" xmlns:w16cex="http://schemas.microsoft.com/office/word/2018/wordml/cex" xmlns:w16cid="http://schemas.microsoft.com/office/word/2016/wordml/cid" xmlns:w16du="http://schemas.microsoft.com/office/word/2023/wordml/word16du" xmlns:w16sdtdh="http://schemas.microsoft.com/office/word/2020/wordml/sdtdatahash" xmlns:w16se="http://schemas.microsoft.com/office/word/2015/wordml/symex" xmlns:wp14="http://schemas.microsoft.com/office/word/2010/wordprocessingDrawing" mc:Ignorable="w14 w15 w16se w16cid w16 w16cex w16sdtdh w16du wp14">
   <w:p>
     <w:pPr>
       <w:pBdr>
@@ -4758,7 +4687,7 @@
 </file>
 
 <file path=word/footnotes.xml><?xml version="1.0" encoding="utf-8"?>
-<w:footnotes xmlns:wpc="http://schemas.microsoft.com/office/word/2010/wordprocessingCanvas" xmlns:cx="http://schemas.microsoft.com/office/drawing/2014/chartex" xmlns:cx1="http://schemas.microsoft.com/office/drawing/2015/9/8/chartex" xmlns:cx2="http://schemas.microsoft.com/office/drawing/2015/10/21/chartex" xmlns:cx3="http://schemas.microsoft.com/office/drawing/2016/5/9/chartex" xmlns:cx4="http://schemas.microsoft.com/office/drawing/2016/5/10/chartex" xmlns:cx5="http://schemas.microsoft.com/office/drawing/2016/5/11/chartex" xmlns:cx6="http://schemas.microsoft.com/office/drawing/2016/5/12/chartex" xmlns:cx7="http://schemas.microsoft.com/office/drawing/2016/5/13/chartex" xmlns:cx8="http://schemas.microsoft.com/office/drawing/2016/5/14/chartex" xmlns:mc="http://schemas.openxmlformats.org/markup-compatibility/2006" xmlns:aink="http://schemas.microsoft.com/office/drawing/2016/ink" xmlns:am3d="http://schemas.microsoft.com/office/drawing/2017/model3d" xmlns:o="urn:schemas-microsoft-com:office:office" xmlns:oel="http://schemas.microsoft.com/office/2019/extlst" xmlns:r="http://schemas.openxmlformats.org/officeDocument/2006/relationships" xmlns:m="http://schemas.openxmlformats.org/officeDocument/2006/math" xmlns:v="urn:schemas-microsoft-com:vml" xmlns:wp14="http://schemas.microsoft.com/office/word/2010/wordprocessingDrawing" xmlns:wp="http://schemas.openxmlformats.org/drawingml/2006/wordprocessingDrawing" xmlns:w10="urn:schemas-microsoft-com:office:word" xmlns:w="http://schemas.openxmlformats.org/wordprocessingml/2006/main" xmlns:w14="http://schemas.microsoft.com/office/word/2010/wordml" xmlns:w15="http://schemas.microsoft.com/office/word/2012/wordml" xmlns:w16cex="http://schemas.microsoft.com/office/word/2018/wordml/cex" xmlns:w16cid="http://schemas.microsoft.com/office/word/2016/wordml/cid" xmlns:w16="http://schemas.microsoft.com/office/word/2018/wordml" xmlns:w16du="http://schemas.microsoft.com/office/word/2023/wordml/word16du" xmlns:w16sdtdh="http://schemas.microsoft.com/office/word/2020/wordml/sdtdatahash" xmlns:w16sdtfl="http://schemas.microsoft.com/office/word/2024/wordml/sdtformatlock" xmlns:w16se="http://schemas.microsoft.com/office/word/2015/wordml/symex" xmlns:wpg="http://schemas.microsoft.com/office/word/2010/wordprocessingGroup" xmlns:wpi="http://schemas.microsoft.com/office/word/2010/wordprocessingInk" xmlns:wne="http://schemas.microsoft.com/office/word/2006/wordml" xmlns:wps="http://schemas.microsoft.com/office/word/2010/wordprocessingShape" mc:Ignorable="w14 w15 w16se w16cid w16 w16cex w16sdtdh w16sdtfl w16du wp14">
+<w:footnotes xmlns:mc="http://schemas.openxmlformats.org/markup-compatibility/2006" xmlns:r="http://schemas.openxmlformats.org/officeDocument/2006/relationships" xmlns:w="http://schemas.openxmlformats.org/wordprocessingml/2006/main" xmlns:w14="http://schemas.microsoft.com/office/word/2010/wordml" xmlns:w15="http://schemas.microsoft.com/office/word/2012/wordml" xmlns:w16="http://schemas.microsoft.com/office/word/2018/wordml" xmlns:w16cex="http://schemas.microsoft.com/office/word/2018/wordml/cex" xmlns:w16cid="http://schemas.microsoft.com/office/word/2016/wordml/cid" xmlns:w16du="http://schemas.microsoft.com/office/word/2023/wordml/word16du" xmlns:w16sdtdh="http://schemas.microsoft.com/office/word/2020/wordml/sdtdatahash" xmlns:w16se="http://schemas.microsoft.com/office/word/2015/wordml/symex" xmlns:wp14="http://schemas.microsoft.com/office/word/2010/wordprocessingDrawing" mc:Ignorable="w14 w15 w16se w16cid w16 w16cex w16sdtdh w16du wp14">
   <w:footnote w:type="separator" w:id="-1">
     <w:p>
       <w:pPr>
@@ -4777,160 +4706,6 @@
       <w:r>
         <w:continuationSeparator/>
       </w:r>
-    </w:p>
-  </w:footnote>
-  <w:footnote w:id="1">
-    <w:p>
-      <w:pPr>
-        <w:pStyle w:val="Textonotapie"/>
-        <w:ind w:left="567" w:hanging="567"/>
-        <w:jc w:val="both"/>
-        <w:rPr>
-          <w:rFonts w:ascii="Arial Narrow" w:hAnsi="Arial Narrow" w:cs="Arial"/>
-          <w:sz w:val="16"/>
-          <w:szCs w:val="16"/>
-        </w:rPr>
-      </w:pPr>
-      <w:r>
-        <w:rPr>
-          <w:rStyle w:val="Refdenotaalpie"/>
-          <w:rFonts w:ascii="Arial Narrow" w:hAnsi="Arial Narrow" w:cs="Arial"/>
-          <w:sz w:val="16"/>
-          <w:szCs w:val="16"/>
-          <w:vertAlign w:val="superscript"/>
-        </w:rPr>
-        <w:footnoteRef/>
-      </w:r>
-      <w:r>
-        <w:rPr>
-          <w:rFonts w:ascii="Arial Narrow" w:hAnsi="Arial Narrow" w:cs="Arial"/>
-          <w:sz w:val="16"/>
-          <w:szCs w:val="16"/>
-        </w:rPr>
-        <w:t xml:space="preserve"> Conformada por la señora [APELLIDO] y [APELLIDO] , mediante Partida 15780900.</w:t>
-      </w:r>
-      <w:r>
-        <w:rPr>
-          <w:rFonts w:ascii="Arial Narrow" w:hAnsi="Arial Narrow" w:cs="Arial"/>
-          <w:sz w:val="16"/>
-          <w:szCs w:val="16"/>
-        </w:rPr>
-        <w:tab/>
-      </w:r>
-      <w:r>
-        <w:rPr>
-          <w:rFonts w:ascii="Arial Narrow" w:hAnsi="Arial Narrow" w:cs="Arial"/>
-          <w:sz w:val="16"/>
-          <w:szCs w:val="16"/>
-        </w:rPr>
-        <w:t/>
-      </w:r>
-      <w:r>
-        <w:rPr>
-          <w:rFonts w:ascii="Arial Narrow" w:hAnsi="Arial Narrow" w:cs="Arial"/>
-          <w:sz w:val="16"/>
-          <w:szCs w:val="16"/>
-        </w:rPr>
-        <w:t xml:space="preserve"/>
-      </w:r>
-      <w:r>
-        <w:rPr>
-          <w:rFonts w:ascii="Arial Narrow" w:hAnsi="Arial Narrow" w:cs="Arial"/>
-          <w:sz w:val="16"/>
-          <w:szCs w:val="16"/>
-        </w:rPr>
-        <w:t xml:space="preserve"/>
-      </w:r>
-      <w:proofErr w:type="spellStart"/>
-      <w:r>
-        <w:rPr>
-          <w:rFonts w:ascii="Arial Narrow" w:hAnsi="Arial Narrow" w:cs="Arial"/>
-          <w:sz w:val="16"/>
-          <w:szCs w:val="16"/>
-        </w:rPr>
-        <w:t/>
-      </w:r>
-      <w:proofErr w:type="spellEnd"/>
-      <w:r>
-        <w:rPr>
-          <w:rFonts w:ascii="Arial Narrow" w:hAnsi="Arial Narrow" w:cs="Arial"/>
-          <w:sz w:val="16"/>
-          <w:szCs w:val="16"/>
-        </w:rPr>
-        <w:t xml:space="preserve"/>
-      </w:r>
-      <w:proofErr w:type="spellStart"/>
-      <w:r>
-        <w:rPr>
-          <w:rFonts w:ascii="Arial Narrow" w:hAnsi="Arial Narrow" w:cs="Arial"/>
-          <w:sz w:val="16"/>
-          <w:szCs w:val="16"/>
-        </w:rPr>
-        <w:t/>
-      </w:r>
-      <w:proofErr w:type="spellEnd"/>
-      <w:r>
-        <w:rPr>
-          <w:rFonts w:ascii="Arial Narrow" w:hAnsi="Arial Narrow" w:cs="Arial"/>
-          <w:sz w:val="16"/>
-          <w:szCs w:val="16"/>
-        </w:rPr>
-        <w:t xml:space="preserve"/>
-      </w:r>
-      <w:proofErr w:type="spellStart"/>
-      <w:r>
-        <w:rPr>
-          <w:rFonts w:ascii="Arial Narrow" w:hAnsi="Arial Narrow" w:cs="Arial"/>
-          <w:sz w:val="16"/>
-          <w:szCs w:val="16"/>
-        </w:rPr>
-        <w:t/>
-      </w:r>
-      <w:proofErr w:type="spellEnd"/>
-      <w:r>
-        <w:rPr>
-          <w:rFonts w:ascii="Arial Narrow" w:hAnsi="Arial Narrow" w:cs="Arial"/>
-          <w:sz w:val="16"/>
-          <w:szCs w:val="16"/>
-        </w:rPr>
-        <w:t xml:space="preserve"/>
-      </w:r>
-      <w:r>
-        <w:rPr>
-          <w:rFonts w:ascii="Arial Narrow" w:hAnsi="Arial Narrow" w:cs="Arial"/>
-          <w:sz w:val="16"/>
-          <w:szCs w:val="16"/>
-        </w:rPr>
-        <w:t xml:space="preserve"/>
-      </w:r>
-      <w:r>
-        <w:rPr>
-          <w:rFonts w:ascii="Arial Narrow" w:hAnsi="Arial Narrow" w:cs="Arial"/>
-          <w:sz w:val="16"/>
-          <w:szCs w:val="16"/>
-        </w:rPr>
-        <w:t/>
-      </w:r>
-      <w:r>
-        <w:rPr>
-          <w:rFonts w:ascii="Arial Narrow" w:hAnsi="Arial Narrow" w:cs="Arial"/>
-          <w:sz w:val="16"/>
-          <w:szCs w:val="16"/>
-        </w:rPr>
-        <w:t/>
-      </w:r>
-    </w:p>
-    <w:p>
-      <w:pPr>
-        <w:pStyle w:val="Textonotapie"/>
-        <w:ind w:left="567" w:hanging="567"/>
-        <w:jc w:val="both"/>
-        <w:rPr>
-          <w:rFonts w:ascii="Arial Narrow" w:hAnsi="Arial Narrow" w:cs="Arial"/>
-          <w:sz w:val="16"/>
-          <w:szCs w:val="16"/>
-        </w:rPr>
-      </w:pPr>
     </w:p>
   </w:footnote>
   <w:footnote w:id="2">
@@ -5621,6 +5396,161 @@
       </w:pPr>
     </w:p>
   </w:footnote>
+  <w:footnote w:id="12">
+    <w:p>
+      <w:pPr>
+        <w:pStyle w:val="Textonotapie"/>
+        <w:ind w:left="567" w:hanging="567"/>
+        <w:jc w:val="both"/>
+      </w:pPr>
+      <w:r>
+        <w:rPr>
+          <w:rStyle w:val="Refdenotaalpie"/>
+          <w:rFonts w:ascii="Arial Narrow" w:hAnsi="Arial Narrow" w:cs="Arial"/>
+          <w:sz w:val="16"/>
+          <w:szCs w:val="16"/>
+          <w:vertAlign w:val="superscript"/>
+        </w:rPr>
+        <w:footnoteRef/>
+      </w:r>
+      <w:r>
+        <w:rPr>
+          <w:rFonts w:ascii="Arial Narrow" w:hAnsi="Arial Narrow" w:cs="Arial"/>
+          <w:sz w:val="16"/>
+          <w:szCs w:val="16"/>
+        </w:rPr>
+        <w:tab/>
+      </w:r>
+      <w:r>
+        <w:rPr>
+          <w:rFonts w:ascii="Arial Narrow" w:hAnsi="Arial Narrow" w:cs="Arial"/>
+          <w:b/>
+          <w:bCs/>
+          <w:sz w:val="16"/>
+          <w:szCs w:val="16"/>
+        </w:rPr>
+        <w:t xml:space="preserve">DECRETO LEGISLATIVO 807, LEY SOBRE FACULTADES, NORMAS Y ORGANIZACIÓN DEL INDECOPI, publicado el 18 de abril de 1996</w:t>
+      </w:r>
+    </w:p>
+    <w:p>
+      <w:pPr>
+        <w:pStyle w:val="Textonotapie"/>
+        <w:ind w:left="567" w:hanging="567"/>
+        <w:jc w:val="both"/>
+      </w:pPr>
+      <w:r>
+        <w:rPr>
+          <w:rFonts w:ascii="Arial Narrow" w:hAnsi="Arial Narrow" w:cs="Arial"/>
+          <w:sz w:val="16"/>
+          <w:szCs w:val="16"/>
+        </w:rPr>
+        <w:tab/>
+      </w:r>
+      <w:r>
+        <w:rPr>
+          <w:rFonts w:ascii="Arial Narrow" w:hAnsi="Arial Narrow" w:cs="Arial"/>
+          <w:b/>
+          <w:bCs/>
+          <w:sz w:val="16"/>
+          <w:szCs w:val="16"/>
+        </w:rPr>
+        <w:t xml:space="preserve">Artículo 26.-</w:t>
+      </w:r>
+      <w:r>
+        <w:rPr>
+          <w:rFonts w:ascii="Arial Narrow" w:hAnsi="Arial Narrow" w:cs="Arial"/>
+          <w:sz w:val="16"/>
+          <w:szCs w:val="16"/>
+        </w:rPr>
+        <w:t xml:space="preserve"> Una vez admitida a trámite la denuncia, se correrá traslado de la misma al denunciado, a fin de que éste presente su descargo. El plazo para la presentación del descargo será de cinco (5) días contados desde la notificación, vencido el cual, el Secretario Técnico declarará en rebeldía al denunciado que no lo hubiera presentado.</w:t>
+      </w:r>
+    </w:p>
+  </w:footnote>
+  <w:footnote w:id="13">
+    <w:p>
+      <w:pPr>
+        <w:pStyle w:val="Textonotapie"/>
+        <w:ind w:left="567" w:hanging="567"/>
+        <w:jc w:val="both"/>
+      </w:pPr>
+      <w:r>
+        <w:rPr>
+          <w:rStyle w:val="Refdenotaalpie"/>
+          <w:rFonts w:ascii="Arial Narrow" w:hAnsi="Arial Narrow" w:cs="Arial"/>
+          <w:sz w:val="16"/>
+          <w:szCs w:val="16"/>
+          <w:vertAlign w:val="superscript"/>
+        </w:rPr>
+        <w:footnoteRef/>
+      </w:r>
+      <w:r>
+        <w:rPr>
+          <w:rFonts w:ascii="Arial Narrow" w:hAnsi="Arial Narrow" w:cs="Arial"/>
+          <w:sz w:val="16"/>
+          <w:szCs w:val="16"/>
+        </w:rPr>
+        <w:tab/>
+      </w:r>
+      <w:r>
+        <w:rPr>
+          <w:rFonts w:ascii="Arial Narrow" w:hAnsi="Arial Narrow" w:cs="Arial"/>
+          <w:b/>
+          <w:bCs/>
+          <w:sz w:val="16"/>
+          <w:szCs w:val="16"/>
+        </w:rPr>
+        <w:t xml:space="preserve">DECRETO SUPREMO 006-2026-JUS, TEXTO ÚNICO ORDENADO DE LA LEY 27444, LEY DEL PROCEDIMIENTO ADMINISTRATIVO GENERAL, publicado el 30 de abril de 2026</w:t>
+      </w:r>
+    </w:p>
+    <w:p>
+      <w:pPr>
+        <w:pStyle w:val="Textonotapie"/>
+        <w:ind w:left="567" w:hanging="567"/>
+        <w:jc w:val="both"/>
+      </w:pPr>
+      <w:r>
+        <w:rPr>
+          <w:rFonts w:ascii="Arial Narrow" w:hAnsi="Arial Narrow" w:cs="Arial"/>
+          <w:sz w:val="16"/>
+          <w:szCs w:val="16"/>
+        </w:rPr>
+        <w:tab/>
+      </w:r>
+      <w:r>
+        <w:rPr>
+          <w:rFonts w:ascii="Arial Narrow" w:hAnsi="Arial Narrow" w:cs="Arial"/>
+          <w:b/>
+          <w:bCs/>
+          <w:sz w:val="16"/>
+          <w:szCs w:val="16"/>
+        </w:rPr>
+        <w:t xml:space="preserve">Artículo 223.- Contestación de la reclamación</w:t>
+      </w:r>
+    </w:p>
+    <w:p>
+      <w:pPr>
+        <w:pStyle w:val="Textonotapie"/>
+        <w:ind w:left="567" w:hanging="567"/>
+        <w:jc w:val="both"/>
+      </w:pPr>
+      <w:r>
+        <w:rPr>
+          <w:rFonts w:ascii="Arial Narrow" w:hAnsi="Arial Narrow" w:cs="Arial"/>
+          <w:sz w:val="16"/>
+          <w:szCs w:val="16"/>
+        </w:rPr>
+        <w:tab/>
+      </w:r>
+      <w:r>
+        <w:rPr>
+          <w:rFonts w:ascii="Arial Narrow" w:hAnsi="Arial Narrow" w:cs="Arial"/>
+          <w:sz w:val="16"/>
+          <w:szCs w:val="16"/>
+        </w:rPr>
+        <w:t xml:space="preserve">223.1 El reclamado deberá presentar la contestación de la reclamación dentro de los quince (15) días posteriores a la notificación de ésta; vencido este plazo, la Administración declarará en rebeldía al reclamado que no la hubiera presentado. La contestación deberá contener los requisitos de los escritos previstos en el artículo 113 de la presente Ley, así como la absolución de todos los asuntos controvertidos de hecho y de derecho, Las alegaciones y los hechos relevantes de la reclamación, salvo que hayan sido específicamente negadas en la contestación, se tendrán por aceptadas o merituadas como ciertas.</w:t>
+      </w:r>
+    </w:p>
+  </w:footnote>
   <w:footnote w:id="7">
     <w:p>
       <w:pPr>
@@ -7129,11 +7059,165 @@
       </w:pPr>
     </w:p>
   </w:footnote>
+  <w:footnote w:id="1">
+    <w:p>
+      <w:pPr>
+        <w:pStyle w:val="Textonotapie"/>
+        <w:ind w:left="567" w:hanging="567"/>
+        <w:jc w:val="both"/>
+        <w:rPr>
+          <w:rFonts w:ascii="Arial Narrow" w:hAnsi="Arial Narrow" w:cs="Arial"/>
+          <w:sz w:val="16"/>
+          <w:szCs w:val="16"/>
+        </w:rPr>
+      </w:pPr>
+      <w:r>
+        <w:rPr>
+          <w:rStyle w:val="Refdenotaalpie"/>
+          <w:rFonts w:ascii="Arial Narrow" w:hAnsi="Arial Narrow" w:cs="Arial"/>
+          <w:sz w:val="16"/>
+          <w:szCs w:val="16"/>
+          <w:vertAlign w:val="superscript"/>
+        </w:rPr>
+        <w:footnoteRef/>
+      </w:r>
+      <w:r>
+        <w:rPr>
+          <w:rFonts w:ascii="Arial Narrow" w:hAnsi="Arial Narrow" w:cs="Arial"/>
+          <w:sz w:val="16"/>
+          <w:szCs w:val="16"/>
+        </w:rPr>
+        <w:t xml:space="preserve"> Conformada por la señora [APELLIDO] y [APELLIDO] , mediante Partida 15780900.</w:t>
+      </w:r>
+      <w:r>
+        <w:rPr>
+          <w:rFonts w:ascii="Arial Narrow" w:hAnsi="Arial Narrow" w:cs="Arial"/>
+          <w:sz w:val="16"/>
+          <w:szCs w:val="16"/>
+        </w:rPr>
+        <w:tab/>
+      </w:r>
+      <w:r>
+        <w:rPr>
+          <w:rFonts w:ascii="Arial Narrow" w:hAnsi="Arial Narrow" w:cs="Arial"/>
+          <w:sz w:val="16"/>
+          <w:szCs w:val="16"/>
+        </w:rPr>
+        <w:t/>
+      </w:r>
+      <w:r>
+        <w:rPr>
+          <w:rFonts w:ascii="Arial Narrow" w:hAnsi="Arial Narrow" w:cs="Arial"/>
+          <w:sz w:val="16"/>
+          <w:szCs w:val="16"/>
+        </w:rPr>
+        <w:t xml:space="preserve"/>
+      </w:r>
+      <w:r>
+        <w:rPr>
+          <w:rFonts w:ascii="Arial Narrow" w:hAnsi="Arial Narrow" w:cs="Arial"/>
+          <w:sz w:val="16"/>
+          <w:szCs w:val="16"/>
+        </w:rPr>
+        <w:t xml:space="preserve"/>
+      </w:r>
+      <w:proofErr w:type="spellStart"/>
+      <w:r>
+        <w:rPr>
+          <w:rFonts w:ascii="Arial Narrow" w:hAnsi="Arial Narrow" w:cs="Arial"/>
+          <w:sz w:val="16"/>
+          <w:szCs w:val="16"/>
+        </w:rPr>
+        <w:t/>
+      </w:r>
+      <w:proofErr w:type="spellEnd"/>
+      <w:r>
+        <w:rPr>
+          <w:rFonts w:ascii="Arial Narrow" w:hAnsi="Arial Narrow" w:cs="Arial"/>
+          <w:sz w:val="16"/>
+          <w:szCs w:val="16"/>
+        </w:rPr>
+        <w:t xml:space="preserve"/>
+      </w:r>
+      <w:proofErr w:type="spellStart"/>
+      <w:r>
+        <w:rPr>
+          <w:rFonts w:ascii="Arial Narrow" w:hAnsi="Arial Narrow" w:cs="Arial"/>
+          <w:sz w:val="16"/>
+          <w:szCs w:val="16"/>
+        </w:rPr>
+        <w:t/>
+      </w:r>
+      <w:proofErr w:type="spellEnd"/>
+      <w:r>
+        <w:rPr>
+          <w:rFonts w:ascii="Arial Narrow" w:hAnsi="Arial Narrow" w:cs="Arial"/>
+          <w:sz w:val="16"/>
+          <w:szCs w:val="16"/>
+        </w:rPr>
+        <w:t xml:space="preserve"/>
+      </w:r>
+      <w:proofErr w:type="spellStart"/>
+      <w:r>
+        <w:rPr>
+          <w:rFonts w:ascii="Arial Narrow" w:hAnsi="Arial Narrow" w:cs="Arial"/>
+          <w:sz w:val="16"/>
+          <w:szCs w:val="16"/>
+        </w:rPr>
+        <w:t/>
+      </w:r>
+      <w:proofErr w:type="spellEnd"/>
+      <w:r>
+        <w:rPr>
+          <w:rFonts w:ascii="Arial Narrow" w:hAnsi="Arial Narrow" w:cs="Arial"/>
+          <w:sz w:val="16"/>
+          <w:szCs w:val="16"/>
+        </w:rPr>
+        <w:t xml:space="preserve"/>
+      </w:r>
+      <w:r>
+        <w:rPr>
+          <w:rFonts w:ascii="Arial Narrow" w:hAnsi="Arial Narrow" w:cs="Arial"/>
+          <w:sz w:val="16"/>
+          <w:szCs w:val="16"/>
+        </w:rPr>
+        <w:t xml:space="preserve"/>
+      </w:r>
+      <w:r>
+        <w:rPr>
+          <w:rFonts w:ascii="Arial Narrow" w:hAnsi="Arial Narrow" w:cs="Arial"/>
+          <w:sz w:val="16"/>
+          <w:szCs w:val="16"/>
+        </w:rPr>
+        <w:t/>
+      </w:r>
+      <w:r>
+        <w:rPr>
+          <w:rFonts w:ascii="Arial Narrow" w:hAnsi="Arial Narrow" w:cs="Arial"/>
+          <w:sz w:val="16"/>
+          <w:szCs w:val="16"/>
+        </w:rPr>
+        <w:t/>
+      </w:r>
+    </w:p>
+    <w:p>
+      <w:pPr>
+        <w:pStyle w:val="Textonotapie"/>
+        <w:ind w:left="567" w:hanging="567"/>
+        <w:jc w:val="both"/>
+        <w:rPr>
+          <w:rFonts w:ascii="Arial Narrow" w:hAnsi="Arial Narrow" w:cs="Arial"/>
+          <w:sz w:val="16"/>
+          <w:szCs w:val="16"/>
+        </w:rPr>
+      </w:pPr>
+    </w:p>
+  </w:footnote>
 </w:footnotes>
 </file>
 
 <file path=word/header1.xml><?xml version="1.0" encoding="utf-8"?>
-<w:hdr xmlns:wpc="http://schemas.microsoft.com/office/word/2010/wordprocessingCanvas" xmlns:cx="http://schemas.microsoft.com/office/drawing/2014/chartex" xmlns:cx1="http://schemas.microsoft.com/office/drawing/2015/9/8/chartex" xmlns:cx2="http://schemas.microsoft.com/office/drawing/2015/10/21/chartex" xmlns:cx3="http://schemas.microsoft.com/office/drawing/2016/5/9/chartex" xmlns:cx4="http://schemas.microsoft.com/office/drawing/2016/5/10/chartex" xmlns:cx5="http://schemas.microsoft.com/office/drawing/2016/5/11/chartex" xmlns:cx6="http://schemas.microsoft.com/office/drawing/2016/5/12/chartex" xmlns:cx7="http://schemas.microsoft.com/office/drawing/2016/5/13/chartex" xmlns:cx8="http://schemas.microsoft.com/office/drawing/2016/5/14/chartex" xmlns:mc="http://schemas.openxmlformats.org/markup-compatibility/2006" xmlns:aink="http://schemas.microsoft.com/office/drawing/2016/ink" xmlns:am3d="http://schemas.microsoft.com/office/drawing/2017/model3d" xmlns:o="urn:schemas-microsoft-com:office:office" xmlns:oel="http://schemas.microsoft.com/office/2019/extlst" xmlns:r="http://schemas.openxmlformats.org/officeDocument/2006/relationships" xmlns:m="http://schemas.openxmlformats.org/officeDocument/2006/math" xmlns:v="urn:schemas-microsoft-com:vml" xmlns:wp14="http://schemas.microsoft.com/office/word/2010/wordprocessingDrawing" xmlns:wp="http://schemas.openxmlformats.org/drawingml/2006/wordprocessingDrawing" xmlns:w10="urn:schemas-microsoft-com:office:word" xmlns:w="http://schemas.openxmlformats.org/wordprocessingml/2006/main" xmlns:w14="http://schemas.microsoft.com/office/word/2010/wordml" xmlns:w15="http://schemas.microsoft.com/office/word/2012/wordml" xmlns:w16cex="http://schemas.microsoft.com/office/word/2018/wordml/cex" xmlns:w16cid="http://schemas.microsoft.com/office/word/2016/wordml/cid" xmlns:w16="http://schemas.microsoft.com/office/word/2018/wordml" xmlns:w16du="http://schemas.microsoft.com/office/word/2023/wordml/word16du" xmlns:w16sdtdh="http://schemas.microsoft.com/office/word/2020/wordml/sdtdatahash" xmlns:w16sdtfl="http://schemas.microsoft.com/office/word/2024/wordml/sdtformatlock" xmlns:w16se="http://schemas.microsoft.com/office/word/2015/wordml/symex" xmlns:wpg="http://schemas.microsoft.com/office/word/2010/wordprocessingGroup" xmlns:wpi="http://schemas.microsoft.com/office/word/2010/wordprocessingInk" xmlns:wne="http://schemas.microsoft.com/office/word/2006/wordml" xmlns:wps="http://schemas.microsoft.com/office/word/2010/wordprocessingShape" mc:Ignorable="w14 w15 w16se w16cid w16 w16cex w16sdtdh w16sdtfl w16du wp14">
+<w:hdr xmlns:a="http://schemas.openxmlformats.org/drawingml/2006/main" xmlns:a14="http://schemas.microsoft.com/office/drawing/2010/main" xmlns:mc="http://schemas.openxmlformats.org/markup-compatibility/2006" xmlns:pic="http://schemas.openxmlformats.org/drawingml/2006/picture" xmlns:r="http://schemas.openxmlformats.org/officeDocument/2006/relationships" xmlns:w="http://schemas.openxmlformats.org/wordprocessingml/2006/main" xmlns:w14="http://schemas.microsoft.com/office/word/2010/wordml" xmlns:w15="http://schemas.microsoft.com/office/word/2012/wordml" xmlns:w16="http://schemas.microsoft.com/office/word/2018/wordml" xmlns:w16cex="http://schemas.microsoft.com/office/word/2018/wordml/cex" xmlns:w16cid="http://schemas.microsoft.com/office/word/2016/wordml/cid" xmlns:w16du="http://schemas.microsoft.com/office/word/2023/wordml/word16du" xmlns:w16sdtdh="http://schemas.microsoft.com/office/word/2020/wordml/sdtdatahash" xmlns:w16se="http://schemas.microsoft.com/office/word/2015/wordml/symex" xmlns:wp="http://schemas.openxmlformats.org/drawingml/2006/wordprocessingDrawing" xmlns:wp14="http://schemas.microsoft.com/office/word/2010/wordprocessingDrawing" mc:Ignorable="w14 w15 w16se w16cid w16 w16cex w16sdtdh w16du wp14">
   <w:tbl>
     <w:tblPr>
       <w:tblW w:w="8645" w:type="dxa"/>

--- a/plantillas_maestras/02_seguro_vida/negativa_cobertura/2_o_mas_ddos_varios/sucesion_intestada/TPL_1730_2025_SEGURO_VIDA_NEGATIVA_COBERTURA_ASEGURADORA_SUCESION_INTESTADA_R1.docx
+++ b/plantillas_maestras/02_seguro_vida/negativa_cobertura/2_o_mas_ddos_varios/sucesion_intestada/TPL_1730_2025_SEGURO_VIDA_NEGATIVA_COBERTURA_ASEGURADORA_SUCESION_INTESTADA_R1.docx
@@ -10,9 +10,11 @@
         <w:spacing w:after="0" w:line="240" w:lineRule="auto"/>
         <w:jc w:val="both"/>
         <w:rPr>
-          <w:rFonts w:ascii="Arial Narrow" w:eastAsia="Times New Roman" w:hAnsi="Arial Narrow" w:cs="Times New Roman"/>
-          <w:color w:val="000000"/>
-          <w:kern w:val="0"/>
+          <w:rFonts w:ascii="Arial Narrow" w:eastAsia="Arial Narrow" w:hAnsi="Arial Narrow" w:cs="Arial Narrow"/>
+          <w:color w:val="000000"/>
+          <w:kern w:val="0"/>
+          <w:sz w:val="22"/>
+          <w:szCs w:val="22"/>
           <w:lang w:eastAsia="es-PE"/>
           <w14:ligatures w14:val="none"/>
         </w:rPr>
@@ -24,6 +26,8 @@
           <w:b/>
           <w:color w:val="000000"/>
           <w:kern w:val="0"/>
+          <w:sz w:val="22"/>
+          <w:szCs w:val="22"/>
           <w:lang w:eastAsia="es-PE"/>
           <w14:ligatures w14:val="none"/>
         </w:rPr>
@@ -35,6 +39,8 @@
           <w:b/>
           <w:color w:val="000000"/>
           <w:kern w:val="0"/>
+          <w:sz w:val="22"/>
+          <w:szCs w:val="22"/>
           <w:lang w:eastAsia="es-PE"/>
           <w14:ligatures w14:val="none"/>
         </w:rPr>
@@ -47,6 +53,8 @@
           <w:b/>
           <w:color w:val="000000"/>
           <w:kern w:val="0"/>
+          <w:sz w:val="22"/>
+          <w:szCs w:val="22"/>
           <w:lang w:eastAsia="es-PE"/>
           <w14:ligatures w14:val="none"/>
         </w:rPr>
@@ -54,11 +62,13 @@
       </w:r>
       <w:r>
         <w:rPr>
-          <w:rFonts w:ascii="Arial Narrow" w:eastAsia="Times New Roman" w:hAnsi="Arial Narrow" w:cs="Times New Roman"/>
+          <w:rFonts w:ascii="Arial Narrow" w:eastAsia="Arial Narrow" w:hAnsi="Arial Narrow" w:cs="Arial Narrow"/>
           <w:b/>
           <w:bCs/>
           <w:color w:val="000000"/>
           <w:kern w:val="0"/>
+          <w:sz w:val="22"/>
+          <w:szCs w:val="22"/>
           <w:shd w:val="clear" w:color="auto" w:fill="FFFFFF"/>
           <w:lang w:eastAsia="es-PE"/>
           <w14:ligatures w14:val="none"/>
@@ -80,16 +90,20 @@
           <w:b/>
           <w:color w:val="000000"/>
           <w:kern w:val="0"/>
-          <w:lang w:eastAsia="es-PE"/>
-          <w14:ligatures w14:val="none"/>
-        </w:rPr>
-      </w:pPr>
-      <w:r>
-        <w:rPr>
-          <w:rFonts w:ascii="Arial Narrow" w:eastAsia="Arial Narrow" w:hAnsi="Arial Narrow" w:cs="Arial Narrow"/>
-          <w:b/>
-          <w:color w:val="000000"/>
-          <w:kern w:val="0"/>
+          <w:sz w:val="22"/>
+          <w:szCs w:val="22"/>
+          <w:lang w:eastAsia="es-PE"/>
+          <w14:ligatures w14:val="none"/>
+        </w:rPr>
+      </w:pPr>
+      <w:r>
+        <w:rPr>
+          <w:rFonts w:ascii="Arial Narrow" w:eastAsia="Arial Narrow" w:hAnsi="Arial Narrow" w:cs="Arial Narrow"/>
+          <w:b/>
+          <w:color w:val="000000"/>
+          <w:kern w:val="0"/>
+          <w:sz w:val="22"/>
+          <w:szCs w:val="22"/>
           <w:lang w:eastAsia="es-PE"/>
           <w14:ligatures w14:val="none"/>
         </w:rPr>
@@ -114,16 +128,20 @@
           <w:b/>
           <w:color w:val="000000"/>
           <w:kern w:val="0"/>
-          <w:lang w:eastAsia="es-PE"/>
-          <w14:ligatures w14:val="none"/>
-        </w:rPr>
-      </w:pPr>
-      <w:r>
-        <w:rPr>
-          <w:rFonts w:ascii="Arial Narrow" w:eastAsia="Arial Narrow" w:hAnsi="Arial Narrow" w:cs="Arial Narrow"/>
-          <w:b/>
-          <w:color w:val="000000"/>
-          <w:kern w:val="0"/>
+          <w:sz w:val="22"/>
+          <w:szCs w:val="22"/>
+          <w:lang w:eastAsia="es-PE"/>
+          <w14:ligatures w14:val="none"/>
+        </w:rPr>
+      </w:pPr>
+      <w:r>
+        <w:rPr>
+          <w:rFonts w:ascii="Arial Narrow" w:eastAsia="Arial Narrow" w:hAnsi="Arial Narrow" w:cs="Arial Narrow"/>
+          <w:b/>
+          <w:color w:val="000000"/>
+          <w:kern w:val="0"/>
+          <w:sz w:val="22"/>
+          <w:szCs w:val="22"/>
           <w:lang w:eastAsia="es-PE"/>
           <w14:ligatures w14:val="none"/>
         </w:rPr>
@@ -135,6 +153,8 @@
           <w:b/>
           <w:color w:val="000000"/>
           <w:kern w:val="0"/>
+          <w:sz w:val="22"/>
+          <w:szCs w:val="22"/>
           <w:lang w:eastAsia="es-PE"/>
           <w14:ligatures w14:val="none"/>
         </w:rPr>
@@ -147,6 +167,8 @@
           <w:b/>
           <w:color w:val="000000"/>
           <w:kern w:val="0"/>
+          <w:sz w:val="22"/>
+          <w:szCs w:val="22"/>
           <w:lang w:eastAsia="es-PE"/>
           <w14:ligatures w14:val="none"/>
         </w:rPr>
@@ -158,6 +180,8 @@
           <w:b/>
           <w:color w:val="000000"/>
           <w:kern w:val="0"/>
+          <w:sz w:val="22"/>
+          <w:szCs w:val="22"/>
           <w:lang w:eastAsia="es-PE"/>
           <w14:ligatures w14:val="none"/>
         </w:rPr>
@@ -169,6 +193,8 @@
           <w:b/>
           <w:color w:val="000000"/>
           <w:kern w:val="0"/>
+          <w:sz w:val="22"/>
+          <w:szCs w:val="22"/>
           <w:lang w:eastAsia="es-PE"/>
           <w14:ligatures w14:val="none"/>
         </w:rPr>
@@ -180,6 +206,8 @@
           <w:b/>
           <w:color w:val="000000"/>
           <w:kern w:val="0"/>
+          <w:sz w:val="22"/>
+          <w:szCs w:val="22"/>
           <w:lang w:eastAsia="es-PE"/>
           <w14:ligatures w14:val="none"/>
         </w:rPr>
@@ -191,6 +219,8 @@
           <w:b/>
           <w:color w:val="000000"/>
           <w:kern w:val="0"/>
+          <w:sz w:val="22"/>
+          <w:szCs w:val="22"/>
           <w:lang w:eastAsia="es-PE"/>
           <w14:ligatures w14:val="none"/>
         </w:rPr>
@@ -202,6 +232,8 @@
           <w:b/>
           <w:color w:val="000000"/>
           <w:kern w:val="0"/>
+          <w:sz w:val="22"/>
+          <w:szCs w:val="22"/>
           <w:lang w:eastAsia="es-PE"/>
           <w14:ligatures w14:val="none"/>
         </w:rPr>
@@ -213,6 +245,8 @@
           <w:b/>
           <w:color w:val="000000"/>
           <w:kern w:val="0"/>
+          <w:sz w:val="22"/>
+          <w:szCs w:val="22"/>
           <w:lang w:eastAsia="es-PE"/>
           <w14:ligatures w14:val="none"/>
         </w:rPr>
@@ -224,6 +258,8 @@
           <w:b/>
           <w:color w:val="000000"/>
           <w:kern w:val="0"/>
+          <w:sz w:val="22"/>
+          <w:szCs w:val="22"/>
           <w:lang w:eastAsia="es-PE"/>
           <w14:ligatures w14:val="none"/>
         </w:rPr>
@@ -235,6 +271,8 @@
           <w:b/>
           <w:color w:val="000000"/>
           <w:kern w:val="0"/>
+          <w:sz w:val="22"/>
+          <w:szCs w:val="22"/>
           <w:lang w:eastAsia="es-PE"/>
           <w14:ligatures w14:val="none"/>
         </w:rPr>
@@ -255,16 +293,20 @@
           <w:b/>
           <w:color w:val="000000"/>
           <w:kern w:val="0"/>
-          <w:lang w:eastAsia="es-PE"/>
-          <w14:ligatures w14:val="none"/>
-        </w:rPr>
-      </w:pPr>
-      <w:r>
-        <w:rPr>
-          <w:rFonts w:ascii="Arial Narrow" w:eastAsia="Arial Narrow" w:hAnsi="Arial Narrow" w:cs="Arial Narrow"/>
-          <w:b/>
-          <w:color w:val="000000"/>
-          <w:kern w:val="0"/>
+          <w:sz w:val="22"/>
+          <w:szCs w:val="22"/>
+          <w:lang w:eastAsia="es-PE"/>
+          <w14:ligatures w14:val="none"/>
+        </w:rPr>
+      </w:pPr>
+      <w:r>
+        <w:rPr>
+          <w:rFonts w:ascii="Arial Narrow" w:eastAsia="Arial Narrow" w:hAnsi="Arial Narrow" w:cs="Arial Narrow"/>
+          <w:b/>
+          <w:color w:val="000000"/>
+          <w:kern w:val="0"/>
+          <w:sz w:val="22"/>
+          <w:szCs w:val="22"/>
           <w:lang w:eastAsia="es-PE"/>
           <w14:ligatures w14:val="none"/>
         </w:rPr>
@@ -276,6 +318,8 @@
           <w:b/>
           <w:color w:val="000000"/>
           <w:kern w:val="0"/>
+          <w:sz w:val="22"/>
+          <w:szCs w:val="22"/>
           <w:lang w:eastAsia="es-PE"/>
           <w14:ligatures w14:val="none"/>
         </w:rPr>
@@ -288,6 +332,8 @@
           <w:b/>
           <w:color w:val="000000"/>
           <w:kern w:val="0"/>
+          <w:sz w:val="22"/>
+          <w:szCs w:val="22"/>
           <w:lang w:eastAsia="es-PE"/>
           <w14:ligatures w14:val="none"/>
         </w:rPr>
@@ -309,16 +355,20 @@
           <w:b/>
           <w:color w:val="000000"/>
           <w:kern w:val="0"/>
-          <w:lang w:eastAsia="es-PE"/>
-          <w14:ligatures w14:val="none"/>
-        </w:rPr>
-      </w:pPr>
-      <w:r>
-        <w:rPr>
-          <w:rFonts w:ascii="Arial Narrow" w:eastAsia="Arial Narrow" w:hAnsi="Arial Narrow" w:cs="Arial Narrow"/>
-          <w:b/>
-          <w:color w:val="000000"/>
-          <w:kern w:val="0"/>
+          <w:sz w:val="22"/>
+          <w:szCs w:val="22"/>
+          <w:lang w:eastAsia="es-PE"/>
+          <w14:ligatures w14:val="none"/>
+        </w:rPr>
+      </w:pPr>
+      <w:r>
+        <w:rPr>
+          <w:rFonts w:ascii="Arial Narrow" w:eastAsia="Arial Narrow" w:hAnsi="Arial Narrow" w:cs="Arial Narrow"/>
+          <w:b/>
+          <w:color w:val="000000"/>
+          <w:kern w:val="0"/>
+          <w:sz w:val="22"/>
+          <w:szCs w:val="22"/>
           <w:lang w:eastAsia="es-PE"/>
           <w14:ligatures w14:val="none"/>
         </w:rPr>
@@ -330,6 +380,8 @@
           <w:b/>
           <w:color w:val="000000"/>
           <w:kern w:val="0"/>
+          <w:sz w:val="22"/>
+          <w:szCs w:val="22"/>
           <w:lang w:eastAsia="es-PE"/>
           <w14:ligatures w14:val="none"/>
         </w:rPr>
@@ -349,16 +401,20 @@
           <w:b/>
           <w:color w:val="000000"/>
           <w:kern w:val="0"/>
-          <w:lang w:eastAsia="es-PE"/>
-          <w14:ligatures w14:val="none"/>
-        </w:rPr>
-      </w:pPr>
-      <w:r>
-        <w:rPr>
-          <w:rFonts w:ascii="Arial Narrow" w:eastAsia="Arial Narrow" w:hAnsi="Arial Narrow" w:cs="Arial Narrow"/>
-          <w:b/>
-          <w:color w:val="000000"/>
-          <w:kern w:val="0"/>
+          <w:sz w:val="22"/>
+          <w:szCs w:val="22"/>
+          <w:lang w:eastAsia="es-PE"/>
+          <w14:ligatures w14:val="none"/>
+        </w:rPr>
+      </w:pPr>
+      <w:r>
+        <w:rPr>
+          <w:rFonts w:ascii="Arial Narrow" w:eastAsia="Arial Narrow" w:hAnsi="Arial Narrow" w:cs="Arial Narrow"/>
+          <w:b/>
+          <w:color w:val="000000"/>
+          <w:kern w:val="0"/>
+          <w:sz w:val="22"/>
+          <w:szCs w:val="22"/>
           <w:lang w:eastAsia="es-PE"/>
           <w14:ligatures w14:val="none"/>
         </w:rPr>
@@ -370,6 +426,8 @@
           <w:b/>
           <w:color w:val="000000"/>
           <w:kern w:val="0"/>
+          <w:sz w:val="22"/>
+          <w:szCs w:val="22"/>
           <w:lang w:eastAsia="es-PE"/>
           <w14:ligatures w14:val="none"/>
         </w:rPr>
@@ -382,6 +440,8 @@
           <w:b/>
           <w:color w:val="000000"/>
           <w:kern w:val="0"/>
+          <w:sz w:val="22"/>
+          <w:szCs w:val="22"/>
           <w:lang w:eastAsia="es-PE"/>
           <w14:ligatures w14:val="none"/>
         </w:rPr>
@@ -393,6 +453,8 @@
           <w:b/>
           <w:color w:val="000000"/>
           <w:kern w:val="0"/>
+          <w:sz w:val="22"/>
+          <w:szCs w:val="22"/>
           <w:lang w:eastAsia="es-PE"/>
           <w14:ligatures w14:val="none"/>
         </w:rPr>
@@ -407,9 +469,11 @@
         <w:spacing w:after="0" w:line="240" w:lineRule="auto"/>
         <w:jc w:val="both"/>
         <w:rPr>
-          <w:rFonts w:ascii="Arial Narrow" w:eastAsia="Times New Roman" w:hAnsi="Arial Narrow" w:cs="Times New Roman"/>
-          <w:color w:val="000000"/>
-          <w:kern w:val="0"/>
+          <w:rFonts w:ascii="Arial Narrow" w:eastAsia="Arial Narrow" w:hAnsi="Arial Narrow" w:cs="Arial Narrow"/>
+          <w:color w:val="000000"/>
+          <w:kern w:val="0"/>
+          <w:sz w:val="22"/>
+          <w:szCs w:val="22"/>
           <w:shd w:val="clear" w:color="auto" w:fill="FFFFFF"/>
           <w:lang w:eastAsia="es-PE"/>
           <w14:ligatures w14:val="none"/>
@@ -424,9 +488,11 @@
         <w:spacing w:after="0" w:line="240" w:lineRule="auto"/>
         <w:jc w:val="both"/>
         <w:rPr>
-          <w:rFonts w:ascii="Arial Narrow" w:eastAsia="Times New Roman" w:hAnsi="Arial Narrow" w:cs="Times New Roman"/>
-          <w:color w:val="000000"/>
-          <w:kern w:val="0"/>
+          <w:rFonts w:ascii="Arial Narrow" w:eastAsia="Arial Narrow" w:hAnsi="Arial Narrow" w:cs="Arial Narrow"/>
+          <w:color w:val="000000"/>
+          <w:kern w:val="0"/>
+          <w:sz w:val="22"/>
+          <w:szCs w:val="22"/>
           <w:shd w:val="clear" w:color="auto" w:fill="FFFFFF"/>
           <w:lang w:eastAsia="es-PE"/>
           <w14:ligatures w14:val="none"/>
@@ -434,9 +500,11 @@
       </w:pPr>
       <w:r>
         <w:rPr>
-          <w:rFonts w:ascii="Arial Narrow" w:eastAsia="Times New Roman" w:hAnsi="Arial Narrow" w:cs="Times New Roman"/>
-          <w:color w:val="000000"/>
-          <w:kern w:val="0"/>
+          <w:rFonts w:ascii="Arial Narrow" w:eastAsia="Arial Narrow" w:hAnsi="Arial Narrow" w:cs="Arial Narrow"/>
+          <w:color w:val="000000"/>
+          <w:kern w:val="0"/>
+          <w:sz w:val="22"/>
+          <w:szCs w:val="22"/>
           <w:shd w:val="clear" w:color="auto" w:fill="FFFFFF"/>
           <w:lang w:eastAsia="es-PE"/>
           <w14:ligatures w14:val="none"/>
@@ -445,9 +513,11 @@
       </w:r>
       <w:r>
         <w:rPr>
-          <w:rFonts w:ascii="Arial Narrow" w:eastAsia="Times New Roman" w:hAnsi="Arial Narrow" w:cs="Times New Roman"/>
-          <w:color w:val="000000"/>
-          <w:kern w:val="0"/>
+          <w:rFonts w:ascii="Arial Narrow" w:eastAsia="Arial Narrow" w:hAnsi="Arial Narrow" w:cs="Arial Narrow"/>
+          <w:color w:val="000000"/>
+          <w:kern w:val="0"/>
+          <w:sz w:val="22"/>
+          <w:szCs w:val="22"/>
           <w:shd w:val="clear" w:color="auto" w:fill="FFFFFF"/>
           <w:lang w:eastAsia="es-PE"/>
           <w14:ligatures w14:val="none"/>
@@ -456,9 +526,11 @@
       </w:r>
       <w:r>
         <w:rPr>
-          <w:rFonts w:ascii="Arial Narrow" w:eastAsia="Times New Roman" w:hAnsi="Arial Narrow" w:cs="Times New Roman"/>
-          <w:color w:val="000000"/>
-          <w:kern w:val="0"/>
+          <w:rFonts w:ascii="Arial Narrow" w:eastAsia="Arial Narrow" w:hAnsi="Arial Narrow" w:cs="Arial Narrow"/>
+          <w:color w:val="000000"/>
+          <w:kern w:val="0"/>
+          <w:sz w:val="22"/>
+          <w:szCs w:val="22"/>
           <w:shd w:val="clear" w:color="auto" w:fill="FFFFFF"/>
           <w:lang w:eastAsia="es-PE"/>
           <w14:ligatures w14:val="none"/>
@@ -467,9 +539,11 @@
       </w:r>
       <w:r>
         <w:rPr>
-          <w:rFonts w:ascii="Arial Narrow" w:eastAsia="Times New Roman" w:hAnsi="Arial Narrow" w:cs="Times New Roman"/>
-          <w:color w:val="000000"/>
-          <w:kern w:val="0"/>
+          <w:rFonts w:ascii="Arial Narrow" w:eastAsia="Arial Narrow" w:hAnsi="Arial Narrow" w:cs="Arial Narrow"/>
+          <w:color w:val="000000"/>
+          <w:kern w:val="0"/>
+          <w:sz w:val="22"/>
+          <w:szCs w:val="22"/>
           <w:shd w:val="clear" w:color="auto" w:fill="FFFFFF"/>
           <w:lang w:eastAsia="es-PE"/>
           <w14:ligatures w14:val="none"/>
@@ -478,9 +552,11 @@
       </w:r>
       <w:r>
         <w:rPr>
-          <w:rFonts w:ascii="Arial Narrow" w:eastAsia="Times New Roman" w:hAnsi="Arial Narrow" w:cs="Times New Roman"/>
-          <w:color w:val="000000"/>
-          <w:kern w:val="0"/>
+          <w:rFonts w:ascii="Arial Narrow" w:eastAsia="Arial Narrow" w:hAnsi="Arial Narrow" w:cs="Arial Narrow"/>
+          <w:color w:val="000000"/>
+          <w:kern w:val="0"/>
+          <w:sz w:val="22"/>
+          <w:szCs w:val="22"/>
           <w:shd w:val="clear" w:color="auto" w:fill="FFFFFF"/>
           <w:lang w:eastAsia="es-PE"/>
           <w14:ligatures w14:val="none"/>
@@ -489,9 +565,11 @@
       </w:r>
       <w:r>
         <w:rPr>
-          <w:rFonts w:ascii="Arial Narrow" w:eastAsia="Times New Roman" w:hAnsi="Arial Narrow" w:cs="Times New Roman"/>
-          <w:color w:val="000000"/>
-          <w:kern w:val="0"/>
+          <w:rFonts w:ascii="Arial Narrow" w:eastAsia="Arial Narrow" w:hAnsi="Arial Narrow" w:cs="Arial Narrow"/>
+          <w:color w:val="000000"/>
+          <w:kern w:val="0"/>
+          <w:sz w:val="22"/>
+          <w:szCs w:val="22"/>
           <w:shd w:val="clear" w:color="auto" w:fill="FFFFFF"/>
           <w:lang w:eastAsia="es-PE"/>
           <w14:ligatures w14:val="none"/>
@@ -500,9 +578,11 @@
       </w:r>
       <w:r>
         <w:rPr>
-          <w:rFonts w:ascii="Arial Narrow" w:eastAsia="Times New Roman" w:hAnsi="Arial Narrow" w:cs="Times New Roman"/>
-          <w:color w:val="000000"/>
-          <w:kern w:val="0"/>
+          <w:rFonts w:ascii="Arial Narrow" w:eastAsia="Arial Narrow" w:hAnsi="Arial Narrow" w:cs="Arial Narrow"/>
+          <w:color w:val="000000"/>
+          <w:kern w:val="0"/>
+          <w:sz w:val="22"/>
+          <w:szCs w:val="22"/>
           <w:shd w:val="clear" w:color="auto" w:fill="FFFFFF"/>
           <w:lang w:eastAsia="es-PE"/>
           <w14:ligatures w14:val="none"/>
@@ -518,9 +598,11 @@
         <w:spacing w:after="0" w:line="240" w:lineRule="auto"/>
         <w:jc w:val="both"/>
         <w:rPr>
-          <w:rFonts w:ascii="Arial Narrow" w:eastAsia="Times New Roman" w:hAnsi="Arial Narrow" w:cs="Times New Roman"/>
-          <w:color w:val="000000"/>
-          <w:kern w:val="0"/>
+          <w:rFonts w:ascii="Arial Narrow" w:eastAsia="Arial Narrow" w:hAnsi="Arial Narrow" w:cs="Arial Narrow"/>
+          <w:color w:val="000000"/>
+          <w:kern w:val="0"/>
+          <w:sz w:val="22"/>
+          <w:szCs w:val="22"/>
           <w:lang w:eastAsia="es-PE"/>
           <w14:ligatures w14:val="none"/>
         </w:rPr>
@@ -536,19 +618,23 @@
         <w:ind w:left="567" w:hanging="567"/>
         <w:jc w:val="both"/>
         <w:rPr>
-          <w:rFonts w:ascii="Arial Narrow" w:eastAsia="Times New Roman" w:hAnsi="Arial Narrow" w:cs="Times New Roman"/>
-          <w:color w:val="000000"/>
-          <w:kern w:val="0"/>
-          <w:lang w:eastAsia="es-PE"/>
-          <w14:ligatures w14:val="none"/>
-        </w:rPr>
-      </w:pPr>
-      <w:r>
-        <w:rPr>
-          <w:rFonts w:ascii="Arial Narrow" w:eastAsia="Arial Narrow" w:hAnsi="Arial Narrow" w:cs="Arial Narrow"/>
-          <w:b/>
-          <w:color w:val="000000"/>
-          <w:kern w:val="0"/>
+          <w:rFonts w:ascii="Arial Narrow" w:eastAsia="Arial Narrow" w:hAnsi="Arial Narrow" w:cs="Arial Narrow"/>
+          <w:color w:val="000000"/>
+          <w:kern w:val="0"/>
+          <w:sz w:val="22"/>
+          <w:szCs w:val="22"/>
+          <w:lang w:eastAsia="es-PE"/>
+          <w14:ligatures w14:val="none"/>
+        </w:rPr>
+      </w:pPr>
+      <w:r>
+        <w:rPr>
+          <w:rFonts w:ascii="Arial Narrow" w:eastAsia="Arial Narrow" w:hAnsi="Arial Narrow" w:cs="Arial Narrow"/>
+          <w:b/>
+          <w:color w:val="000000"/>
+          <w:kern w:val="0"/>
+          <w:sz w:val="22"/>
+          <w:szCs w:val="22"/>
           <w:lang w:eastAsia="es-PE"/>
           <w14:ligatures w14:val="none"/>
         </w:rPr>
@@ -560,9 +646,11 @@
         <w:spacing w:after="0" w:line="240" w:lineRule="auto"/>
         <w:jc w:val="both"/>
         <w:rPr>
-          <w:rFonts w:ascii="Arial Narrow" w:eastAsia="Times New Roman" w:hAnsi="Arial Narrow" w:cs="Times New Roman"/>
-          <w:color w:val="000000"/>
-          <w:kern w:val="0"/>
+          <w:rFonts w:ascii="Arial Narrow" w:eastAsia="Arial Narrow" w:hAnsi="Arial Narrow" w:cs="Arial Narrow"/>
+          <w:color w:val="000000"/>
+          <w:kern w:val="0"/>
+          <w:sz w:val="22"/>
+          <w:szCs w:val="22"/>
           <w:lang w:eastAsia="es-PE"/>
           <w14:ligatures w14:val="none"/>
         </w:rPr>
@@ -578,18 +666,22 @@
         <w:ind w:left="567" w:hanging="567"/>
         <w:jc w:val="both"/>
         <w:rPr>
-          <w:rFonts w:ascii="Arial Narrow" w:eastAsia="Times New Roman" w:hAnsi="Arial Narrow" w:cs="Arial"/>
-          <w:color w:val="000000"/>
-          <w:kern w:val="0"/>
+          <w:rFonts w:ascii="Arial Narrow" w:eastAsia="Arial Narrow" w:hAnsi="Arial Narrow" w:cs="Arial Narrow"/>
+          <w:color w:val="000000"/>
+          <w:kern w:val="0"/>
+          <w:sz w:val="22"/>
+          <w:szCs w:val="22"/>
           <w:lang w:val="es-ES" w:eastAsia="es-ES"/>
           <w14:ligatures w14:val="none"/>
         </w:rPr>
       </w:pPr>
       <w:r>
         <w:rPr>
-          <w:rFonts w:ascii="Arial Narrow" w:eastAsia="Times New Roman" w:hAnsi="Arial Narrow" w:cs="Arial"/>
-          <w:color w:val="000000"/>
-          <w:kern w:val="0"/>
+          <w:rFonts w:ascii="Arial Narrow" w:eastAsia="Arial Narrow" w:hAnsi="Arial Narrow" w:cs="Arial Narrow"/>
+          <w:color w:val="000000"/>
+          <w:kern w:val="0"/>
+          <w:sz w:val="22"/>
+          <w:szCs w:val="22"/>
           <w:lang w:val="es-ES" w:eastAsia="es-ES"/>
           <w14:ligatures w14:val="none"/>
         </w:rPr>
@@ -597,9 +689,11 @@
       </w:r>
       <w:r>
         <w:rPr>
-          <w:rFonts w:ascii="Arial Narrow" w:eastAsia="Times New Roman" w:hAnsi="Arial Narrow" w:cs="Arial"/>
-          <w:color w:val="000000"/>
-          <w:kern w:val="0"/>
+          <w:rFonts w:ascii="Arial Narrow" w:eastAsia="Arial Narrow" w:hAnsi="Arial Narrow" w:cs="Arial Narrow"/>
+          <w:color w:val="000000"/>
+          <w:kern w:val="0"/>
+          <w:sz w:val="22"/>
+          <w:szCs w:val="22"/>
           <w:lang w:val="es-ES" w:eastAsia="es-ES"/>
           <w14:ligatures w14:val="none"/>
         </w:rPr>
@@ -607,9 +701,11 @@
       </w:r>
       <w:r>
         <w:rPr>
-          <w:rFonts w:ascii="Arial Narrow" w:eastAsia="Times New Roman" w:hAnsi="Arial Narrow" w:cs="Arial"/>
-          <w:color w:val="000000"/>
-          <w:kern w:val="0"/>
+          <w:rFonts w:ascii="Arial Narrow" w:eastAsia="Arial Narrow" w:hAnsi="Arial Narrow" w:cs="Arial Narrow"/>
+          <w:color w:val="000000"/>
+          <w:kern w:val="0"/>
+          <w:sz w:val="22"/>
+          <w:szCs w:val="22"/>
           <w:lang w:val="es-ES" w:eastAsia="es-ES"/>
           <w14:ligatures w14:val="none"/>
         </w:rPr>
@@ -617,9 +713,11 @@
       </w:r>
       <w:r>
         <w:rPr>
-          <w:rFonts w:ascii="Arial Narrow" w:eastAsia="Times New Roman" w:hAnsi="Arial Narrow" w:cs="Arial"/>
-          <w:color w:val="000000"/>
-          <w:kern w:val="0"/>
+          <w:rFonts w:ascii="Arial Narrow" w:eastAsia="Arial Narrow" w:hAnsi="Arial Narrow" w:cs="Arial Narrow"/>
+          <w:color w:val="000000"/>
+          <w:kern w:val="0"/>
+          <w:sz w:val="22"/>
+          <w:szCs w:val="22"/>
           <w:lang w:val="es-ES" w:eastAsia="es-ES"/>
           <w14:ligatures w14:val="none"/>
         </w:rPr>
@@ -627,9 +725,11 @@
       </w:r>
       <w:r>
         <w:rPr>
-          <w:rFonts w:ascii="Arial Narrow" w:eastAsia="Times New Roman" w:hAnsi="Arial Narrow" w:cs="Arial"/>
-          <w:color w:val="000000"/>
-          <w:kern w:val="0"/>
+          <w:rFonts w:ascii="Arial Narrow" w:eastAsia="Arial Narrow" w:hAnsi="Arial Narrow" w:cs="Arial Narrow"/>
+          <w:color w:val="000000"/>
+          <w:kern w:val="0"/>
+          <w:sz w:val="22"/>
+          <w:szCs w:val="22"/>
           <w:lang w:val="es-ES" w:eastAsia="es-ES"/>
           <w14:ligatures w14:val="none"/>
         </w:rPr>
@@ -637,9 +737,11 @@
       </w:r>
       <w:r>
         <w:rPr>
-          <w:rFonts w:ascii="Arial Narrow" w:eastAsia="Times New Roman" w:hAnsi="Arial Narrow" w:cs="Arial"/>
-          <w:color w:val="000000"/>
-          <w:kern w:val="0"/>
+          <w:rFonts w:ascii="Arial Narrow" w:eastAsia="Arial Narrow" w:hAnsi="Arial Narrow" w:cs="Arial Narrow"/>
+          <w:color w:val="000000"/>
+          <w:kern w:val="0"/>
+          <w:sz w:val="22"/>
+          <w:szCs w:val="22"/>
           <w:lang w:val="es-ES" w:eastAsia="es-ES"/>
           <w14:ligatures w14:val="none"/>
         </w:rPr>
@@ -647,9 +749,11 @@
       </w:r>
       <w:r>
         <w:rPr>
-          <w:rFonts w:ascii="Arial Narrow" w:eastAsia="Times New Roman" w:hAnsi="Arial Narrow" w:cs="Arial"/>
-          <w:color w:val="000000"/>
-          <w:kern w:val="0"/>
+          <w:rFonts w:ascii="Arial Narrow" w:eastAsia="Arial Narrow" w:hAnsi="Arial Narrow" w:cs="Arial Narrow"/>
+          <w:color w:val="000000"/>
+          <w:kern w:val="0"/>
+          <w:sz w:val="22"/>
+          <w:szCs w:val="22"/>
           <w:lang w:val="es-ES" w:eastAsia="es-ES"/>
           <w14:ligatures w14:val="none"/>
         </w:rPr>
@@ -657,41 +761,51 @@
       </w:r>
       <w:r>
         <w:rPr>
-          <w:rFonts w:ascii="Arial Narrow" w:eastAsia="Calibri" w:hAnsi="Arial Narrow" w:cs="Arial"/>
-          <w:kern w:val="0"/>
-          <w14:ligatures w14:val="none"/>
+          <w:rFonts w:ascii="Arial Narrow" w:eastAsia="Arial Narrow" w:hAnsi="Arial Narrow" w:cs="Arial Narrow"/>
+          <w:kern w:val="0"/>
+          <w14:ligatures w14:val="none"/>
+          <w:sz w:val="22"/>
+          <w:szCs w:val="22"/>
         </w:rPr>
         <w:t xml:space="preserve"/>
       </w:r>
       <w:r>
         <w:rPr>
-          <w:rFonts w:ascii="Arial Narrow" w:eastAsia="Calibri" w:hAnsi="Arial Narrow" w:cs="Arial"/>
-          <w:kern w:val="0"/>
-          <w14:ligatures w14:val="none"/>
+          <w:rFonts w:ascii="Arial Narrow" w:eastAsia="Arial Narrow" w:hAnsi="Arial Narrow" w:cs="Arial Narrow"/>
+          <w:kern w:val="0"/>
+          <w14:ligatures w14:val="none"/>
+          <w:sz w:val="22"/>
+          <w:szCs w:val="22"/>
         </w:rPr>
         <w:t xml:space="preserve"/>
       </w:r>
       <w:r>
         <w:rPr>
-          <w:rFonts w:ascii="Arial Narrow" w:eastAsia="Calibri" w:hAnsi="Arial Narrow" w:cs="Arial"/>
-          <w:kern w:val="0"/>
-          <w14:ligatures w14:val="none"/>
+          <w:rFonts w:ascii="Arial Narrow" w:eastAsia="Arial Narrow" w:hAnsi="Arial Narrow" w:cs="Arial Narrow"/>
+          <w:kern w:val="0"/>
+          <w14:ligatures w14:val="none"/>
+          <w:sz w:val="22"/>
+          <w:szCs w:val="22"/>
         </w:rPr>
         <w:t xml:space="preserve"/>
       </w:r>
       <w:r>
         <w:rPr>
-          <w:rFonts w:ascii="Arial Narrow" w:eastAsia="Calibri" w:hAnsi="Arial Narrow" w:cs="Arial"/>
-          <w:kern w:val="0"/>
-          <w14:ligatures w14:val="none"/>
+          <w:rFonts w:ascii="Arial Narrow" w:eastAsia="Arial Narrow" w:hAnsi="Arial Narrow" w:cs="Arial Narrow"/>
+          <w:kern w:val="0"/>
+          <w14:ligatures w14:val="none"/>
+          <w:sz w:val="22"/>
+          <w:szCs w:val="22"/>
         </w:rPr>
         <w:t/>
       </w:r>
       <w:r>
         <w:rPr>
-          <w:rFonts w:ascii="Arial Narrow" w:eastAsia="Times New Roman" w:hAnsi="Arial Narrow" w:cs="Arial"/>
-          <w:color w:val="000000"/>
-          <w:kern w:val="0"/>
+          <w:rFonts w:ascii="Arial Narrow" w:eastAsia="Arial Narrow" w:hAnsi="Arial Narrow" w:cs="Arial Narrow"/>
+          <w:color w:val="000000"/>
+          <w:kern w:val="0"/>
+          <w:sz w:val="22"/>
+          <w:szCs w:val="22"/>
           <w:lang w:val="es-ES" w:eastAsia="es-ES"/>
           <w14:ligatures w14:val="none"/>
         </w:rPr>
@@ -699,9 +813,11 @@
       </w:r>
       <w:r>
         <w:rPr>
-          <w:rFonts w:ascii="Arial Narrow" w:eastAsia="Times New Roman" w:hAnsi="Arial Narrow" w:cs="Arial"/>
-          <w:color w:val="000000"/>
-          <w:kern w:val="0"/>
+          <w:rFonts w:ascii="Arial Narrow" w:eastAsia="Arial Narrow" w:hAnsi="Arial Narrow" w:cs="Arial Narrow"/>
+          <w:color w:val="000000"/>
+          <w:kern w:val="0"/>
+          <w:sz w:val="22"/>
+          <w:szCs w:val="22"/>
           <w:lang w:val="es-ES" w:eastAsia="es-ES"/>
           <w14:ligatures w14:val="none"/>
         </w:rPr>
@@ -709,9 +825,11 @@
       </w:r>
       <w:r>
         <w:rPr>
-          <w:rFonts w:ascii="Arial Narrow" w:eastAsia="Times New Roman" w:hAnsi="Arial Narrow" w:cs="Arial"/>
-          <w:color w:val="000000"/>
-          <w:kern w:val="0"/>
+          <w:rFonts w:ascii="Arial Narrow" w:eastAsia="Arial Narrow" w:hAnsi="Arial Narrow" w:cs="Arial Narrow"/>
+          <w:color w:val="000000"/>
+          <w:kern w:val="0"/>
+          <w:sz w:val="22"/>
+          <w:szCs w:val="22"/>
           <w:lang w:val="es-ES" w:eastAsia="es-ES"/>
           <w14:ligatures w14:val="none"/>
         </w:rPr>
@@ -719,9 +837,11 @@
       </w:r>
       <w:r>
         <w:rPr>
-          <w:rFonts w:ascii="Arial Narrow" w:eastAsia="Times New Roman" w:hAnsi="Arial Narrow" w:cs="Arial"/>
-          <w:color w:val="000000"/>
-          <w:kern w:val="0"/>
+          <w:rFonts w:ascii="Arial Narrow" w:eastAsia="Arial Narrow" w:hAnsi="Arial Narrow" w:cs="Arial Narrow"/>
+          <w:color w:val="000000"/>
+          <w:kern w:val="0"/>
+          <w:sz w:val="22"/>
+          <w:szCs w:val="22"/>
           <w:lang w:val="es-ES" w:eastAsia="es-ES"/>
           <w14:ligatures w14:val="none"/>
         </w:rPr>
@@ -730,9 +850,11 @@
       <w:r>
         <w:rPr>
           <w:rStyle w:val="Refdenotaalpie"/>
-          <w:rFonts w:ascii="Arial Narrow" w:eastAsia="Times New Roman" w:hAnsi="Arial Narrow" w:cs="Times New Roman"/>
-          <w:color w:val="000000"/>
-          <w:kern w:val="0"/>
+          <w:rFonts w:ascii="Arial Narrow" w:eastAsia="Arial Narrow" w:hAnsi="Arial Narrow" w:cs="Arial Narrow"/>
+          <w:color w:val="000000"/>
+          <w:kern w:val="0"/>
+          <w:sz w:val="22"/>
+          <w:szCs w:val="22"/>
           <w:vertAlign w:val="superscript"/>
           <w:lang w:val="es-ES" w:eastAsia="es-ES"/>
           <w14:ligatures w14:val="none"/>
@@ -741,9 +863,11 @@
       </w:r>
       <w:r>
         <w:rPr>
-          <w:rFonts w:ascii="Arial Narrow" w:eastAsia="Times New Roman" w:hAnsi="Arial Narrow" w:cs="Arial"/>
-          <w:color w:val="000000"/>
-          <w:kern w:val="0"/>
+          <w:rFonts w:ascii="Arial Narrow" w:eastAsia="Arial Narrow" w:hAnsi="Arial Narrow" w:cs="Arial Narrow"/>
+          <w:color w:val="000000"/>
+          <w:kern w:val="0"/>
+          <w:sz w:val="22"/>
+          <w:szCs w:val="22"/>
           <w:lang w:val="es-ES" w:eastAsia="es-ES"/>
           <w14:ligatures w14:val="none"/>
         </w:rPr>
@@ -751,10 +875,12 @@
       </w:r>
       <w:r>
         <w:rPr>
-          <w:rFonts w:ascii="Arial Narrow" w:eastAsia="Times New Roman" w:hAnsi="Arial Narrow" w:cs="Arial"/>
+          <w:rFonts w:ascii="Arial Narrow" w:eastAsia="Arial Narrow" w:hAnsi="Arial Narrow" w:cs="Arial Narrow"/>
           <w:bCs/>
           <w:color w:val="000000"/>
           <w:kern w:val="0"/>
+          <w:sz w:val="22"/>
+          <w:szCs w:val="22"/>
           <w:lang w:val="es-ES" w:eastAsia="es-ES"/>
           <w14:ligatures w14:val="none"/>
         </w:rPr>
@@ -769,9 +895,11 @@
         <w:spacing w:after="0" w:line="240" w:lineRule="auto"/>
         <w:jc w:val="both"/>
         <w:rPr>
-          <w:rFonts w:ascii="Arial Narrow" w:eastAsia="Times New Roman" w:hAnsi="Arial Narrow" w:cs="Arial"/>
-          <w:color w:val="000000"/>
-          <w:kern w:val="0"/>
+          <w:rFonts w:ascii="Arial Narrow" w:eastAsia="Arial Narrow" w:hAnsi="Arial Narrow" w:cs="Arial Narrow"/>
+          <w:color w:val="000000"/>
+          <w:kern w:val="0"/>
+          <w:sz w:val="22"/>
+          <w:szCs w:val="22"/>
           <w:lang w:val="es-ES" w:eastAsia="es-ES"/>
           <w14:ligatures w14:val="none"/>
         </w:rPr>
@@ -791,18 +919,22 @@
         <w:ind w:left="1134" w:hanging="567"/>
         <w:jc w:val="both"/>
         <w:rPr>
-          <w:rFonts w:ascii="Arial Narrow" w:eastAsia="Times New Roman" w:hAnsi="Arial Narrow" w:cs="Arial"/>
-          <w:color w:val="000000"/>
-          <w:kern w:val="0"/>
+          <w:rFonts w:ascii="Arial Narrow" w:eastAsia="Arial Narrow" w:hAnsi="Arial Narrow" w:cs="Arial Narrow"/>
+          <w:color w:val="000000"/>
+          <w:kern w:val="0"/>
+          <w:sz w:val="22"/>
+          <w:szCs w:val="22"/>
           <w:lang w:eastAsia="es-ES"/>
           <w14:ligatures w14:val="none"/>
         </w:rPr>
       </w:pPr>
       <w:r>
         <w:rPr>
-          <w:rFonts w:ascii="Arial Narrow" w:eastAsia="Times New Roman" w:hAnsi="Arial Narrow" w:cs="Arial"/>
-          <w:color w:val="000000"/>
-          <w:kern w:val="0"/>
+          <w:rFonts w:ascii="Arial Narrow" w:eastAsia="Arial Narrow" w:hAnsi="Arial Narrow" w:cs="Arial Narrow"/>
+          <w:color w:val="000000"/>
+          <w:kern w:val="0"/>
+          <w:sz w:val="22"/>
+          <w:szCs w:val="22"/>
           <w:lang w:eastAsia="es-ES"/>
           <w14:ligatures w14:val="none"/>
         </w:rPr>
@@ -810,9 +942,11 @@
       </w:r>
       <w:r>
         <w:rPr>
-          <w:rFonts w:ascii="Arial Narrow" w:eastAsia="Times New Roman" w:hAnsi="Arial Narrow" w:cs="Arial"/>
-          <w:color w:val="000000"/>
-          <w:kern w:val="0"/>
+          <w:rFonts w:ascii="Arial Narrow" w:eastAsia="Arial Narrow" w:hAnsi="Arial Narrow" w:cs="Arial Narrow"/>
+          <w:color w:val="000000"/>
+          <w:kern w:val="0"/>
+          <w:sz w:val="22"/>
+          <w:szCs w:val="22"/>
           <w:lang w:val="es-ES" w:eastAsia="es-ES"/>
           <w14:ligatures w14:val="none"/>
         </w:rPr>
@@ -820,9 +954,11 @@
       </w:r>
       <w:r>
         <w:rPr>
-          <w:rFonts w:ascii="Arial Narrow" w:eastAsia="Times New Roman" w:hAnsi="Arial Narrow" w:cs="Arial"/>
-          <w:color w:val="000000"/>
-          <w:kern w:val="0"/>
+          <w:rFonts w:ascii="Arial Narrow" w:eastAsia="Arial Narrow" w:hAnsi="Arial Narrow" w:cs="Arial Narrow"/>
+          <w:color w:val="000000"/>
+          <w:kern w:val="0"/>
+          <w:sz w:val="22"/>
+          <w:szCs w:val="22"/>
           <w:lang w:eastAsia="es-ES"/>
           <w14:ligatures w14:val="none"/>
         </w:rPr>
@@ -831,9 +967,11 @@
       <w:proofErr w:type="spellStart"/>
       <w:r>
         <w:rPr>
-          <w:rFonts w:ascii="Arial Narrow" w:eastAsia="Times New Roman" w:hAnsi="Arial Narrow" w:cs="Arial"/>
-          <w:color w:val="000000"/>
-          <w:kern w:val="0"/>
+          <w:rFonts w:ascii="Arial Narrow" w:eastAsia="Arial Narrow" w:hAnsi="Arial Narrow" w:cs="Arial Narrow"/>
+          <w:color w:val="000000"/>
+          <w:kern w:val="0"/>
+          <w:sz w:val="22"/>
+          <w:szCs w:val="22"/>
           <w:lang w:eastAsia="es-ES"/>
           <w14:ligatures w14:val="none"/>
         </w:rPr>
@@ -842,9 +980,11 @@
       <w:proofErr w:type="spellEnd"/>
       <w:r>
         <w:rPr>
-          <w:rFonts w:ascii="Arial Narrow" w:eastAsia="Times New Roman" w:hAnsi="Arial Narrow" w:cs="Arial"/>
-          <w:color w:val="000000"/>
-          <w:kern w:val="0"/>
+          <w:rFonts w:ascii="Arial Narrow" w:eastAsia="Arial Narrow" w:hAnsi="Arial Narrow" w:cs="Arial Narrow"/>
+          <w:color w:val="000000"/>
+          <w:kern w:val="0"/>
+          <w:sz w:val="22"/>
+          <w:szCs w:val="22"/>
           <w:lang w:eastAsia="es-ES"/>
           <w14:ligatures w14:val="none"/>
         </w:rPr>
@@ -852,9 +992,11 @@
       </w:r>
       <w:r>
         <w:rPr>
-          <w:rFonts w:ascii="Arial Narrow" w:eastAsia="Times New Roman" w:hAnsi="Arial Narrow" w:cs="Arial"/>
-          <w:color w:val="000000"/>
-          <w:kern w:val="0"/>
+          <w:rFonts w:ascii="Arial Narrow" w:eastAsia="Arial Narrow" w:hAnsi="Arial Narrow" w:cs="Arial Narrow"/>
+          <w:color w:val="000000"/>
+          <w:kern w:val="0"/>
+          <w:sz w:val="22"/>
+          <w:szCs w:val="22"/>
           <w:lang w:eastAsia="es-ES"/>
           <w14:ligatures w14:val="none"/>
         </w:rPr>
@@ -862,9 +1004,11 @@
       </w:r>
       <w:r>
         <w:rPr>
-          <w:rFonts w:ascii="Arial Narrow" w:eastAsia="Times New Roman" w:hAnsi="Arial Narrow" w:cs="Arial"/>
-          <w:color w:val="000000"/>
-          <w:kern w:val="0"/>
+          <w:rFonts w:ascii="Arial Narrow" w:eastAsia="Arial Narrow" w:hAnsi="Arial Narrow" w:cs="Arial Narrow"/>
+          <w:color w:val="000000"/>
+          <w:kern w:val="0"/>
+          <w:sz w:val="22"/>
+          <w:szCs w:val="22"/>
           <w:lang w:eastAsia="es-ES"/>
           <w14:ligatures w14:val="none"/>
         </w:rPr>
@@ -872,9 +1016,11 @@
       </w:r>
       <w:r>
         <w:rPr>
-          <w:rFonts w:ascii="Arial Narrow" w:eastAsia="Times New Roman" w:hAnsi="Arial Narrow" w:cs="Arial"/>
-          <w:color w:val="000000"/>
-          <w:kern w:val="0"/>
+          <w:rFonts w:ascii="Arial Narrow" w:eastAsia="Arial Narrow" w:hAnsi="Arial Narrow" w:cs="Arial Narrow"/>
+          <w:color w:val="000000"/>
+          <w:kern w:val="0"/>
+          <w:sz w:val="22"/>
+          <w:szCs w:val="22"/>
           <w:lang w:eastAsia="es-ES"/>
           <w14:ligatures w14:val="none"/>
         </w:rPr>
@@ -882,9 +1028,11 @@
       </w:r>
       <w:r>
         <w:rPr>
-          <w:rFonts w:ascii="Arial Narrow" w:eastAsia="Times New Roman" w:hAnsi="Arial Narrow" w:cs="Arial"/>
-          <w:color w:val="000000"/>
-          <w:kern w:val="0"/>
+          <w:rFonts w:ascii="Arial Narrow" w:eastAsia="Arial Narrow" w:hAnsi="Arial Narrow" w:cs="Arial Narrow"/>
+          <w:color w:val="000000"/>
+          <w:kern w:val="0"/>
+          <w:sz w:val="22"/>
+          <w:szCs w:val="22"/>
           <w:lang w:eastAsia="es-ES"/>
           <w14:ligatures w14:val="none"/>
         </w:rPr>
@@ -892,9 +1040,11 @@
       </w:r>
       <w:r>
         <w:rPr>
-          <w:rFonts w:ascii="Arial Narrow" w:eastAsia="Times New Roman" w:hAnsi="Arial Narrow" w:cs="Arial"/>
-          <w:color w:val="000000"/>
-          <w:kern w:val="0"/>
+          <w:rFonts w:ascii="Arial Narrow" w:eastAsia="Arial Narrow" w:hAnsi="Arial Narrow" w:cs="Arial Narrow"/>
+          <w:color w:val="000000"/>
+          <w:kern w:val="0"/>
+          <w:sz w:val="22"/>
+          <w:szCs w:val="22"/>
           <w:lang w:eastAsia="es-ES"/>
           <w14:ligatures w14:val="none"/>
         </w:rPr>
@@ -902,9 +1052,11 @@
       </w:r>
       <w:r>
         <w:rPr>
-          <w:rFonts w:ascii="Arial Narrow" w:eastAsia="Times New Roman" w:hAnsi="Arial Narrow" w:cs="Arial"/>
-          <w:color w:val="000000"/>
-          <w:kern w:val="0"/>
+          <w:rFonts w:ascii="Arial Narrow" w:eastAsia="Arial Narrow" w:hAnsi="Arial Narrow" w:cs="Arial Narrow"/>
+          <w:color w:val="000000"/>
+          <w:kern w:val="0"/>
+          <w:sz w:val="22"/>
+          <w:szCs w:val="22"/>
           <w:lang w:eastAsia="es-ES"/>
           <w14:ligatures w14:val="none"/>
         </w:rPr>
@@ -912,9 +1064,11 @@
       </w:r>
       <w:r>
         <w:rPr>
-          <w:rFonts w:ascii="Arial Narrow" w:eastAsia="Times New Roman" w:hAnsi="Arial Narrow" w:cs="Arial"/>
-          <w:color w:val="000000"/>
-          <w:kern w:val="0"/>
+          <w:rFonts w:ascii="Arial Narrow" w:eastAsia="Arial Narrow" w:hAnsi="Arial Narrow" w:cs="Arial Narrow"/>
+          <w:color w:val="000000"/>
+          <w:kern w:val="0"/>
+          <w:sz w:val="22"/>
+          <w:szCs w:val="22"/>
           <w:lang w:eastAsia="es-ES"/>
           <w14:ligatures w14:val="none"/>
         </w:rPr>
@@ -922,9 +1076,11 @@
       </w:r>
       <w:r>
         <w:rPr>
-          <w:rFonts w:ascii="Arial Narrow" w:eastAsia="Times New Roman" w:hAnsi="Arial Narrow" w:cs="Arial"/>
-          <w:color w:val="000000"/>
-          <w:kern w:val="0"/>
+          <w:rFonts w:ascii="Arial Narrow" w:eastAsia="Arial Narrow" w:hAnsi="Arial Narrow" w:cs="Arial Narrow"/>
+          <w:color w:val="000000"/>
+          <w:kern w:val="0"/>
+          <w:sz w:val="22"/>
+          <w:szCs w:val="22"/>
           <w:lang w:eastAsia="es-ES"/>
           <w14:ligatures w14:val="none"/>
         </w:rPr>
@@ -932,9 +1088,11 @@
       </w:r>
       <w:r>
         <w:rPr>
-          <w:rFonts w:ascii="Arial Narrow" w:eastAsia="Times New Roman" w:hAnsi="Arial Narrow" w:cs="Arial"/>
-          <w:color w:val="000000"/>
-          <w:kern w:val="0"/>
+          <w:rFonts w:ascii="Arial Narrow" w:eastAsia="Arial Narrow" w:hAnsi="Arial Narrow" w:cs="Arial Narrow"/>
+          <w:color w:val="000000"/>
+          <w:kern w:val="0"/>
+          <w:sz w:val="22"/>
+          <w:szCs w:val="22"/>
           <w:lang w:eastAsia="es-ES"/>
           <w14:ligatures w14:val="none"/>
         </w:rPr>
@@ -942,9 +1100,11 @@
       </w:r>
       <w:r>
         <w:rPr>
-          <w:rFonts w:ascii="Arial Narrow" w:eastAsia="Times New Roman" w:hAnsi="Arial Narrow" w:cs="Arial"/>
-          <w:color w:val="000000"/>
-          <w:kern w:val="0"/>
+          <w:rFonts w:ascii="Arial Narrow" w:eastAsia="Arial Narrow" w:hAnsi="Arial Narrow" w:cs="Arial Narrow"/>
+          <w:color w:val="000000"/>
+          <w:kern w:val="0"/>
+          <w:sz w:val="22"/>
+          <w:szCs w:val="22"/>
           <w:lang w:eastAsia="es-ES"/>
           <w14:ligatures w14:val="none"/>
         </w:rPr>
@@ -952,9 +1112,11 @@
       </w:r>
       <w:r>
         <w:rPr>
-          <w:rFonts w:ascii="Arial Narrow" w:eastAsia="Times New Roman" w:hAnsi="Arial Narrow" w:cs="Arial"/>
-          <w:color w:val="000000"/>
-          <w:kern w:val="0"/>
+          <w:rFonts w:ascii="Arial Narrow" w:eastAsia="Arial Narrow" w:hAnsi="Arial Narrow" w:cs="Arial Narrow"/>
+          <w:color w:val="000000"/>
+          <w:kern w:val="0"/>
+          <w:sz w:val="22"/>
+          <w:szCs w:val="22"/>
           <w:lang w:eastAsia="es-ES"/>
           <w14:ligatures w14:val="none"/>
         </w:rPr>
@@ -962,9 +1124,11 @@
       </w:r>
       <w:r>
         <w:rPr>
-          <w:rFonts w:ascii="Arial Narrow" w:eastAsia="Times New Roman" w:hAnsi="Arial Narrow" w:cs="Arial"/>
-          <w:color w:val="000000"/>
-          <w:kern w:val="0"/>
+          <w:rFonts w:ascii="Arial Narrow" w:eastAsia="Arial Narrow" w:hAnsi="Arial Narrow" w:cs="Arial Narrow"/>
+          <w:color w:val="000000"/>
+          <w:kern w:val="0"/>
+          <w:sz w:val="22"/>
+          <w:szCs w:val="22"/>
           <w:lang w:eastAsia="es-ES"/>
           <w14:ligatures w14:val="none"/>
         </w:rPr>
@@ -973,9 +1137,11 @@
       <w:proofErr w:type="spellStart"/>
       <w:r>
         <w:rPr>
-          <w:rFonts w:ascii="Arial Narrow" w:eastAsia="Times New Roman" w:hAnsi="Arial Narrow" w:cs="Arial"/>
-          <w:color w:val="000000"/>
-          <w:kern w:val="0"/>
+          <w:rFonts w:ascii="Arial Narrow" w:eastAsia="Arial Narrow" w:hAnsi="Arial Narrow" w:cs="Arial Narrow"/>
+          <w:color w:val="000000"/>
+          <w:kern w:val="0"/>
+          <w:sz w:val="22"/>
+          <w:szCs w:val="22"/>
           <w:lang w:eastAsia="es-ES"/>
           <w14:ligatures w14:val="none"/>
         </w:rPr>
@@ -984,9 +1150,11 @@
       <w:proofErr w:type="spellEnd"/>
       <w:r>
         <w:rPr>
-          <w:rFonts w:ascii="Arial Narrow" w:eastAsia="Times New Roman" w:hAnsi="Arial Narrow" w:cs="Arial"/>
-          <w:color w:val="000000"/>
-          <w:kern w:val="0"/>
+          <w:rFonts w:ascii="Arial Narrow" w:eastAsia="Arial Narrow" w:hAnsi="Arial Narrow" w:cs="Arial Narrow"/>
+          <w:color w:val="000000"/>
+          <w:kern w:val="0"/>
+          <w:sz w:val="22"/>
+          <w:szCs w:val="22"/>
           <w:lang w:eastAsia="es-ES"/>
           <w14:ligatures w14:val="none"/>
         </w:rPr>
@@ -994,9 +1162,11 @@
       </w:r>
       <w:r>
         <w:rPr>
-          <w:rFonts w:ascii="Arial Narrow" w:eastAsia="Times New Roman" w:hAnsi="Arial Narrow" w:cs="Arial"/>
-          <w:color w:val="000000"/>
-          <w:kern w:val="0"/>
+          <w:rFonts w:ascii="Arial Narrow" w:eastAsia="Arial Narrow" w:hAnsi="Arial Narrow" w:cs="Arial Narrow"/>
+          <w:color w:val="000000"/>
+          <w:kern w:val="0"/>
+          <w:sz w:val="22"/>
+          <w:szCs w:val="22"/>
           <w:lang w:eastAsia="es-ES"/>
           <w14:ligatures w14:val="none"/>
         </w:rPr>
@@ -1005,9 +1175,11 @@
       <w:proofErr w:type="spellStart"/>
       <w:r>
         <w:rPr>
-          <w:rFonts w:ascii="Arial Narrow" w:eastAsia="Times New Roman" w:hAnsi="Arial Narrow" w:cs="Arial"/>
-          <w:color w:val="000000"/>
-          <w:kern w:val="0"/>
+          <w:rFonts w:ascii="Arial Narrow" w:eastAsia="Arial Narrow" w:hAnsi="Arial Narrow" w:cs="Arial Narrow"/>
+          <w:color w:val="000000"/>
+          <w:kern w:val="0"/>
+          <w:sz w:val="22"/>
+          <w:szCs w:val="22"/>
           <w:lang w:eastAsia="es-ES"/>
           <w14:ligatures w14:val="none"/>
         </w:rPr>
@@ -1016,9 +1188,11 @@
       <w:proofErr w:type="spellEnd"/>
       <w:r>
         <w:rPr>
-          <w:rFonts w:ascii="Arial Narrow" w:eastAsia="Times New Roman" w:hAnsi="Arial Narrow" w:cs="Arial"/>
-          <w:color w:val="000000"/>
-          <w:kern w:val="0"/>
+          <w:rFonts w:ascii="Arial Narrow" w:eastAsia="Arial Narrow" w:hAnsi="Arial Narrow" w:cs="Arial Narrow"/>
+          <w:color w:val="000000"/>
+          <w:kern w:val="0"/>
+          <w:sz w:val="22"/>
+          <w:szCs w:val="22"/>
           <w:lang w:eastAsia="es-ES"/>
           <w14:ligatures w14:val="none"/>
         </w:rPr>
@@ -1026,9 +1200,11 @@
       </w:r>
       <w:r>
         <w:rPr>
-          <w:rFonts w:ascii="Arial Narrow" w:eastAsia="Times New Roman" w:hAnsi="Arial Narrow" w:cs="Arial"/>
-          <w:color w:val="000000"/>
-          <w:kern w:val="0"/>
+          <w:rFonts w:ascii="Arial Narrow" w:eastAsia="Arial Narrow" w:hAnsi="Arial Narrow" w:cs="Arial Narrow"/>
+          <w:color w:val="000000"/>
+          <w:kern w:val="0"/>
+          <w:sz w:val="22"/>
+          <w:szCs w:val="22"/>
           <w:lang w:eastAsia="es-ES"/>
           <w14:ligatures w14:val="none"/>
         </w:rPr>
@@ -1042,9 +1218,11 @@
         <w:ind w:left="1134"/>
         <w:jc w:val="both"/>
         <w:rPr>
-          <w:rFonts w:ascii="Arial Narrow" w:eastAsia="Times New Roman" w:hAnsi="Arial Narrow" w:cs="Arial"/>
-          <w:color w:val="000000"/>
-          <w:kern w:val="0"/>
+          <w:rFonts w:ascii="Arial Narrow" w:eastAsia="Arial Narrow" w:hAnsi="Arial Narrow" w:cs="Arial Narrow"/>
+          <w:color w:val="000000"/>
+          <w:kern w:val="0"/>
+          <w:sz w:val="22"/>
+          <w:szCs w:val="22"/>
           <w:lang w:eastAsia="es-ES"/>
           <w14:ligatures w14:val="none"/>
         </w:rPr>
@@ -1064,18 +1242,22 @@
         <w:ind w:left="1134" w:hanging="567"/>
         <w:jc w:val="both"/>
         <w:rPr>
-          <w:rFonts w:ascii="Arial Narrow" w:eastAsia="Times New Roman" w:hAnsi="Arial Narrow" w:cs="Arial"/>
-          <w:color w:val="000000"/>
-          <w:kern w:val="0"/>
+          <w:rFonts w:ascii="Arial Narrow" w:eastAsia="Arial Narrow" w:hAnsi="Arial Narrow" w:cs="Arial Narrow"/>
+          <w:color w:val="000000"/>
+          <w:kern w:val="0"/>
+          <w:sz w:val="22"/>
+          <w:szCs w:val="22"/>
           <w:lang w:eastAsia="es-ES"/>
           <w14:ligatures w14:val="none"/>
         </w:rPr>
       </w:pPr>
       <w:r>
         <w:rPr>
-          <w:rFonts w:ascii="Arial Narrow" w:eastAsia="Times New Roman" w:hAnsi="Arial Narrow" w:cs="Arial"/>
-          <w:color w:val="000000"/>
-          <w:kern w:val="0"/>
+          <w:rFonts w:ascii="Arial Narrow" w:eastAsia="Arial Narrow" w:hAnsi="Arial Narrow" w:cs="Arial Narrow"/>
+          <w:color w:val="000000"/>
+          <w:kern w:val="0"/>
+          <w:sz w:val="22"/>
+          <w:szCs w:val="22"/>
           <w:lang w:eastAsia="es-ES"/>
           <w14:ligatures w14:val="none"/>
         </w:rPr>
@@ -1083,9 +1265,11 @@
       </w:r>
       <w:r>
         <w:rPr>
-          <w:rFonts w:ascii="Arial Narrow" w:eastAsia="Times New Roman" w:hAnsi="Arial Narrow" w:cs="Arial"/>
-          <w:color w:val="000000"/>
-          <w:kern w:val="0"/>
+          <w:rFonts w:ascii="Arial Narrow" w:eastAsia="Arial Narrow" w:hAnsi="Arial Narrow" w:cs="Arial Narrow"/>
+          <w:color w:val="000000"/>
+          <w:kern w:val="0"/>
+          <w:sz w:val="22"/>
+          <w:szCs w:val="22"/>
           <w:lang w:eastAsia="es-ES"/>
           <w14:ligatures w14:val="none"/>
         </w:rPr>
@@ -1093,9 +1277,11 @@
       </w:r>
       <w:r>
         <w:rPr>
-          <w:rFonts w:ascii="Arial Narrow" w:eastAsia="Times New Roman" w:hAnsi="Arial Narrow" w:cs="Arial"/>
-          <w:color w:val="000000"/>
-          <w:kern w:val="0"/>
+          <w:rFonts w:ascii="Arial Narrow" w:eastAsia="Arial Narrow" w:hAnsi="Arial Narrow" w:cs="Arial Narrow"/>
+          <w:color w:val="000000"/>
+          <w:kern w:val="0"/>
+          <w:sz w:val="22"/>
+          <w:szCs w:val="22"/>
           <w:lang w:eastAsia="es-ES"/>
           <w14:ligatures w14:val="none"/>
         </w:rPr>
@@ -1103,9 +1289,11 @@
       </w:r>
       <w:r>
         <w:rPr>
-          <w:rFonts w:ascii="Arial Narrow" w:eastAsia="Times New Roman" w:hAnsi="Arial Narrow" w:cs="Arial"/>
-          <w:color w:val="000000"/>
-          <w:kern w:val="0"/>
+          <w:rFonts w:ascii="Arial Narrow" w:eastAsia="Arial Narrow" w:hAnsi="Arial Narrow" w:cs="Arial Narrow"/>
+          <w:color w:val="000000"/>
+          <w:kern w:val="0"/>
+          <w:sz w:val="22"/>
+          <w:szCs w:val="22"/>
           <w:lang w:eastAsia="es-ES"/>
           <w14:ligatures w14:val="none"/>
         </w:rPr>
@@ -1113,9 +1301,11 @@
       </w:r>
       <w:r>
         <w:rPr>
-          <w:rFonts w:ascii="Arial Narrow" w:eastAsia="Times New Roman" w:hAnsi="Arial Narrow" w:cs="Arial"/>
-          <w:color w:val="000000"/>
-          <w:kern w:val="0"/>
+          <w:rFonts w:ascii="Arial Narrow" w:eastAsia="Arial Narrow" w:hAnsi="Arial Narrow" w:cs="Arial Narrow"/>
+          <w:color w:val="000000"/>
+          <w:kern w:val="0"/>
+          <w:sz w:val="22"/>
+          <w:szCs w:val="22"/>
           <w:lang w:eastAsia="es-ES"/>
           <w14:ligatures w14:val="none"/>
         </w:rPr>
@@ -1123,9 +1313,11 @@
       </w:r>
       <w:r>
         <w:rPr>
-          <w:rFonts w:ascii="Arial Narrow" w:eastAsia="Times New Roman" w:hAnsi="Arial Narrow" w:cs="Arial"/>
-          <w:color w:val="000000"/>
-          <w:kern w:val="0"/>
+          <w:rFonts w:ascii="Arial Narrow" w:eastAsia="Arial Narrow" w:hAnsi="Arial Narrow" w:cs="Arial Narrow"/>
+          <w:color w:val="000000"/>
+          <w:kern w:val="0"/>
+          <w:sz w:val="22"/>
+          <w:szCs w:val="22"/>
           <w:lang w:eastAsia="es-ES"/>
           <w14:ligatures w14:val="none"/>
         </w:rPr>
@@ -1133,9 +1325,11 @@
       </w:r>
       <w:r>
         <w:rPr>
-          <w:rFonts w:ascii="Arial Narrow" w:eastAsia="Times New Roman" w:hAnsi="Arial Narrow" w:cs="Arial"/>
-          <w:color w:val="000000"/>
-          <w:kern w:val="0"/>
+          <w:rFonts w:ascii="Arial Narrow" w:eastAsia="Arial Narrow" w:hAnsi="Arial Narrow" w:cs="Arial Narrow"/>
+          <w:color w:val="000000"/>
+          <w:kern w:val="0"/>
+          <w:sz w:val="22"/>
+          <w:szCs w:val="22"/>
           <w:lang w:eastAsia="es-ES"/>
           <w14:ligatures w14:val="none"/>
         </w:rPr>
@@ -1143,9 +1337,11 @@
       </w:r>
       <w:r>
         <w:rPr>
-          <w:rFonts w:ascii="Arial Narrow" w:eastAsia="Times New Roman" w:hAnsi="Arial Narrow" w:cs="Arial"/>
-          <w:color w:val="000000"/>
-          <w:kern w:val="0"/>
+          <w:rFonts w:ascii="Arial Narrow" w:eastAsia="Arial Narrow" w:hAnsi="Arial Narrow" w:cs="Arial Narrow"/>
+          <w:color w:val="000000"/>
+          <w:kern w:val="0"/>
+          <w:sz w:val="22"/>
+          <w:szCs w:val="22"/>
           <w:lang w:eastAsia="es-ES"/>
           <w14:ligatures w14:val="none"/>
         </w:rPr>
@@ -1153,9 +1349,11 @@
       </w:r>
       <w:r>
         <w:rPr>
-          <w:rFonts w:ascii="Arial Narrow" w:eastAsia="Times New Roman" w:hAnsi="Arial Narrow" w:cs="Arial"/>
-          <w:color w:val="000000"/>
-          <w:kern w:val="0"/>
+          <w:rFonts w:ascii="Arial Narrow" w:eastAsia="Arial Narrow" w:hAnsi="Arial Narrow" w:cs="Arial Narrow"/>
+          <w:color w:val="000000"/>
+          <w:kern w:val="0"/>
+          <w:sz w:val="22"/>
+          <w:szCs w:val="22"/>
           <w:lang w:eastAsia="es-ES"/>
           <w14:ligatures w14:val="none"/>
         </w:rPr>
@@ -1163,9 +1361,11 @@
       </w:r>
       <w:r>
         <w:rPr>
-          <w:rFonts w:ascii="Arial Narrow" w:eastAsia="Times New Roman" w:hAnsi="Arial Narrow" w:cs="Arial"/>
-          <w:color w:val="000000"/>
-          <w:kern w:val="0"/>
+          <w:rFonts w:ascii="Arial Narrow" w:eastAsia="Arial Narrow" w:hAnsi="Arial Narrow" w:cs="Arial Narrow"/>
+          <w:color w:val="000000"/>
+          <w:kern w:val="0"/>
+          <w:sz w:val="22"/>
+          <w:szCs w:val="22"/>
           <w:lang w:eastAsia="es-ES"/>
           <w14:ligatures w14:val="none"/>
         </w:rPr>
@@ -1173,9 +1373,11 @@
       </w:r>
       <w:r>
         <w:rPr>
-          <w:rFonts w:ascii="Arial Narrow" w:eastAsia="Times New Roman" w:hAnsi="Arial Narrow" w:cs="Arial"/>
-          <w:color w:val="000000"/>
-          <w:kern w:val="0"/>
+          <w:rFonts w:ascii="Arial Narrow" w:eastAsia="Arial Narrow" w:hAnsi="Arial Narrow" w:cs="Arial Narrow"/>
+          <w:color w:val="000000"/>
+          <w:kern w:val="0"/>
+          <w:sz w:val="22"/>
+          <w:szCs w:val="22"/>
           <w:lang w:eastAsia="es-ES"/>
           <w14:ligatures w14:val="none"/>
         </w:rPr>
@@ -1183,9 +1385,11 @@
       </w:r>
       <w:r>
         <w:rPr>
-          <w:rFonts w:ascii="Arial Narrow" w:eastAsia="Times New Roman" w:hAnsi="Arial Narrow" w:cs="Arial"/>
-          <w:color w:val="000000"/>
-          <w:kern w:val="0"/>
+          <w:rFonts w:ascii="Arial Narrow" w:eastAsia="Arial Narrow" w:hAnsi="Arial Narrow" w:cs="Arial Narrow"/>
+          <w:color w:val="000000"/>
+          <w:kern w:val="0"/>
+          <w:sz w:val="22"/>
+          <w:szCs w:val="22"/>
           <w:lang w:eastAsia="es-ES"/>
           <w14:ligatures w14:val="none"/>
         </w:rPr>
@@ -1193,9 +1397,11 @@
       </w:r>
       <w:r>
         <w:rPr>
-          <w:rFonts w:ascii="Arial Narrow" w:eastAsia="Times New Roman" w:hAnsi="Arial Narrow" w:cs="Arial"/>
-          <w:color w:val="000000"/>
-          <w:kern w:val="0"/>
+          <w:rFonts w:ascii="Arial Narrow" w:eastAsia="Arial Narrow" w:hAnsi="Arial Narrow" w:cs="Arial Narrow"/>
+          <w:color w:val="000000"/>
+          <w:kern w:val="0"/>
+          <w:sz w:val="22"/>
+          <w:szCs w:val="22"/>
           <w:lang w:eastAsia="es-ES"/>
           <w14:ligatures w14:val="none"/>
         </w:rPr>
@@ -1209,9 +1415,11 @@
         <w:ind w:left="1134"/>
         <w:jc w:val="both"/>
         <w:rPr>
-          <w:rFonts w:ascii="Arial Narrow" w:eastAsia="Times New Roman" w:hAnsi="Arial Narrow" w:cs="Arial"/>
-          <w:color w:val="000000"/>
-          <w:kern w:val="0"/>
+          <w:rFonts w:ascii="Arial Narrow" w:eastAsia="Arial Narrow" w:hAnsi="Arial Narrow" w:cs="Arial Narrow"/>
+          <w:color w:val="000000"/>
+          <w:kern w:val="0"/>
+          <w:sz w:val="22"/>
+          <w:szCs w:val="22"/>
           <w:lang w:eastAsia="es-ES"/>
           <w14:ligatures w14:val="none"/>
         </w:rPr>
@@ -1231,18 +1439,22 @@
         <w:ind w:left="1134" w:hanging="567"/>
         <w:jc w:val="both"/>
         <w:rPr>
-          <w:rFonts w:ascii="Arial Narrow" w:eastAsia="Times New Roman" w:hAnsi="Arial Narrow" w:cs="Arial"/>
-          <w:color w:val="000000"/>
-          <w:kern w:val="0"/>
+          <w:rFonts w:ascii="Arial Narrow" w:eastAsia="Arial Narrow" w:hAnsi="Arial Narrow" w:cs="Arial Narrow"/>
+          <w:color w:val="000000"/>
+          <w:kern w:val="0"/>
+          <w:sz w:val="22"/>
+          <w:szCs w:val="22"/>
           <w:lang w:eastAsia="es-ES"/>
           <w14:ligatures w14:val="none"/>
         </w:rPr>
       </w:pPr>
       <w:r>
         <w:rPr>
-          <w:rFonts w:ascii="Arial Narrow" w:eastAsia="Times New Roman" w:hAnsi="Arial Narrow" w:cs="Arial"/>
-          <w:color w:val="000000"/>
-          <w:kern w:val="0"/>
+          <w:rFonts w:ascii="Arial Narrow" w:eastAsia="Arial Narrow" w:hAnsi="Arial Narrow" w:cs="Arial Narrow"/>
+          <w:color w:val="000000"/>
+          <w:kern w:val="0"/>
+          <w:sz w:val="22"/>
+          <w:szCs w:val="22"/>
           <w:lang w:eastAsia="es-ES"/>
           <w14:ligatures w14:val="none"/>
         </w:rPr>
@@ -1250,9 +1462,11 @@
       </w:r>
       <w:r>
         <w:rPr>
-          <w:rFonts w:ascii="Arial Narrow" w:eastAsia="Times New Roman" w:hAnsi="Arial Narrow" w:cs="Arial"/>
-          <w:color w:val="000000"/>
-          <w:kern w:val="0"/>
+          <w:rFonts w:ascii="Arial Narrow" w:eastAsia="Arial Narrow" w:hAnsi="Arial Narrow" w:cs="Arial Narrow"/>
+          <w:color w:val="000000"/>
+          <w:kern w:val="0"/>
+          <w:sz w:val="22"/>
+          <w:szCs w:val="22"/>
           <w:lang w:eastAsia="es-ES"/>
           <w14:ligatures w14:val="none"/>
         </w:rPr>
@@ -1260,9 +1474,11 @@
       </w:r>
       <w:r>
         <w:rPr>
-          <w:rFonts w:ascii="Arial Narrow" w:eastAsia="Times New Roman" w:hAnsi="Arial Narrow" w:cs="Arial"/>
-          <w:color w:val="000000"/>
-          <w:kern w:val="0"/>
+          <w:rFonts w:ascii="Arial Narrow" w:eastAsia="Arial Narrow" w:hAnsi="Arial Narrow" w:cs="Arial Narrow"/>
+          <w:color w:val="000000"/>
+          <w:kern w:val="0"/>
+          <w:sz w:val="22"/>
+          <w:szCs w:val="22"/>
           <w:lang w:eastAsia="es-ES"/>
           <w14:ligatures w14:val="none"/>
         </w:rPr>
@@ -1270,9 +1486,11 @@
       </w:r>
       <w:r>
         <w:rPr>
-          <w:rFonts w:ascii="Arial Narrow" w:eastAsia="Times New Roman" w:hAnsi="Arial Narrow" w:cs="Arial"/>
-          <w:color w:val="000000"/>
-          <w:kern w:val="0"/>
+          <w:rFonts w:ascii="Arial Narrow" w:eastAsia="Arial Narrow" w:hAnsi="Arial Narrow" w:cs="Arial Narrow"/>
+          <w:color w:val="000000"/>
+          <w:kern w:val="0"/>
+          <w:sz w:val="22"/>
+          <w:szCs w:val="22"/>
           <w:lang w:eastAsia="es-ES"/>
           <w14:ligatures w14:val="none"/>
         </w:rPr>
@@ -1280,9 +1498,11 @@
       </w:r>
       <w:r>
         <w:rPr>
-          <w:rFonts w:ascii="Arial Narrow" w:eastAsia="Times New Roman" w:hAnsi="Arial Narrow" w:cs="Arial"/>
-          <w:color w:val="000000"/>
-          <w:kern w:val="0"/>
+          <w:rFonts w:ascii="Arial Narrow" w:eastAsia="Arial Narrow" w:hAnsi="Arial Narrow" w:cs="Arial Narrow"/>
+          <w:color w:val="000000"/>
+          <w:kern w:val="0"/>
+          <w:sz w:val="22"/>
+          <w:szCs w:val="22"/>
           <w:lang w:eastAsia="es-ES"/>
           <w14:ligatures w14:val="none"/>
         </w:rPr>
@@ -1290,9 +1510,11 @@
       </w:r>
       <w:r>
         <w:rPr>
-          <w:rFonts w:ascii="Arial Narrow" w:eastAsia="Times New Roman" w:hAnsi="Arial Narrow" w:cs="Arial"/>
-          <w:color w:val="000000"/>
-          <w:kern w:val="0"/>
+          <w:rFonts w:ascii="Arial Narrow" w:eastAsia="Arial Narrow" w:hAnsi="Arial Narrow" w:cs="Arial Narrow"/>
+          <w:color w:val="000000"/>
+          <w:kern w:val="0"/>
+          <w:sz w:val="22"/>
+          <w:szCs w:val="22"/>
           <w:lang w:eastAsia="es-ES"/>
           <w14:ligatures w14:val="none"/>
         </w:rPr>
@@ -1300,9 +1522,11 @@
       </w:r>
       <w:r>
         <w:rPr>
-          <w:rFonts w:ascii="Arial Narrow" w:eastAsia="Times New Roman" w:hAnsi="Arial Narrow" w:cs="Arial"/>
-          <w:color w:val="000000"/>
-          <w:kern w:val="0"/>
+          <w:rFonts w:ascii="Arial Narrow" w:eastAsia="Arial Narrow" w:hAnsi="Arial Narrow" w:cs="Arial Narrow"/>
+          <w:color w:val="000000"/>
+          <w:kern w:val="0"/>
+          <w:sz w:val="22"/>
+          <w:szCs w:val="22"/>
           <w:lang w:eastAsia="es-ES"/>
           <w14:ligatures w14:val="none"/>
         </w:rPr>
@@ -1310,9 +1534,11 @@
       </w:r>
       <w:r>
         <w:rPr>
-          <w:rFonts w:ascii="Arial Narrow" w:eastAsia="Times New Roman" w:hAnsi="Arial Narrow" w:cs="Arial"/>
-          <w:color w:val="000000"/>
-          <w:kern w:val="0"/>
+          <w:rFonts w:ascii="Arial Narrow" w:eastAsia="Arial Narrow" w:hAnsi="Arial Narrow" w:cs="Arial Narrow"/>
+          <w:color w:val="000000"/>
+          <w:kern w:val="0"/>
+          <w:sz w:val="22"/>
+          <w:szCs w:val="22"/>
           <w:lang w:eastAsia="es-ES"/>
           <w14:ligatures w14:val="none"/>
         </w:rPr>
@@ -1320,9 +1546,11 @@
       </w:r>
       <w:r>
         <w:rPr>
-          <w:rFonts w:ascii="Arial Narrow" w:eastAsia="Times New Roman" w:hAnsi="Arial Narrow" w:cs="Arial"/>
-          <w:color w:val="000000"/>
-          <w:kern w:val="0"/>
+          <w:rFonts w:ascii="Arial Narrow" w:eastAsia="Arial Narrow" w:hAnsi="Arial Narrow" w:cs="Arial Narrow"/>
+          <w:color w:val="000000"/>
+          <w:kern w:val="0"/>
+          <w:sz w:val="22"/>
+          <w:szCs w:val="22"/>
           <w:lang w:eastAsia="es-ES"/>
           <w14:ligatures w14:val="none"/>
         </w:rPr>
@@ -1330,9 +1558,11 @@
       </w:r>
       <w:r>
         <w:rPr>
-          <w:rFonts w:ascii="Arial Narrow" w:eastAsia="Times New Roman" w:hAnsi="Arial Narrow" w:cs="Arial"/>
-          <w:color w:val="000000"/>
-          <w:kern w:val="0"/>
+          <w:rFonts w:ascii="Arial Narrow" w:eastAsia="Arial Narrow" w:hAnsi="Arial Narrow" w:cs="Arial Narrow"/>
+          <w:color w:val="000000"/>
+          <w:kern w:val="0"/>
+          <w:sz w:val="22"/>
+          <w:szCs w:val="22"/>
           <w:lang w:eastAsia="es-ES"/>
           <w14:ligatures w14:val="none"/>
         </w:rPr>
@@ -1340,9 +1570,11 @@
       </w:r>
       <w:r>
         <w:rPr>
-          <w:rFonts w:ascii="Arial Narrow" w:eastAsia="Times New Roman" w:hAnsi="Arial Narrow" w:cs="Arial"/>
-          <w:color w:val="000000"/>
-          <w:kern w:val="0"/>
+          <w:rFonts w:ascii="Arial Narrow" w:eastAsia="Arial Narrow" w:hAnsi="Arial Narrow" w:cs="Arial Narrow"/>
+          <w:color w:val="000000"/>
+          <w:kern w:val="0"/>
+          <w:sz w:val="22"/>
+          <w:szCs w:val="22"/>
           <w:lang w:eastAsia="es-ES"/>
           <w14:ligatures w14:val="none"/>
         </w:rPr>
@@ -1350,9 +1582,11 @@
       </w:r>
       <w:r>
         <w:rPr>
-          <w:rFonts w:ascii="Arial Narrow" w:eastAsia="Times New Roman" w:hAnsi="Arial Narrow" w:cs="Arial"/>
-          <w:color w:val="000000"/>
-          <w:kern w:val="0"/>
+          <w:rFonts w:ascii="Arial Narrow" w:eastAsia="Arial Narrow" w:hAnsi="Arial Narrow" w:cs="Arial Narrow"/>
+          <w:color w:val="000000"/>
+          <w:kern w:val="0"/>
+          <w:sz w:val="22"/>
+          <w:szCs w:val="22"/>
           <w:lang w:eastAsia="es-ES"/>
           <w14:ligatures w14:val="none"/>
         </w:rPr>
@@ -1360,9 +1594,11 @@
       </w:r>
       <w:r>
         <w:rPr>
-          <w:rFonts w:ascii="Arial Narrow" w:eastAsia="Times New Roman" w:hAnsi="Arial Narrow" w:cs="Arial"/>
-          <w:color w:val="000000"/>
-          <w:kern w:val="0"/>
+          <w:rFonts w:ascii="Arial Narrow" w:eastAsia="Arial Narrow" w:hAnsi="Arial Narrow" w:cs="Arial Narrow"/>
+          <w:color w:val="000000"/>
+          <w:kern w:val="0"/>
+          <w:sz w:val="22"/>
+          <w:szCs w:val="22"/>
           <w:lang w:eastAsia="es-ES"/>
           <w14:ligatures w14:val="none"/>
         </w:rPr>
@@ -1370,9 +1606,11 @@
       </w:r>
       <w:r>
         <w:rPr>
-          <w:rFonts w:ascii="Arial Narrow" w:eastAsia="Times New Roman" w:hAnsi="Arial Narrow" w:cs="Arial"/>
-          <w:color w:val="000000"/>
-          <w:kern w:val="0"/>
+          <w:rFonts w:ascii="Arial Narrow" w:eastAsia="Arial Narrow" w:hAnsi="Arial Narrow" w:cs="Arial Narrow"/>
+          <w:color w:val="000000"/>
+          <w:kern w:val="0"/>
+          <w:sz w:val="22"/>
+          <w:szCs w:val="22"/>
           <w:lang w:val="es-ES" w:eastAsia="es-ES"/>
           <w14:ligatures w14:val="none"/>
         </w:rPr>
@@ -1380,9 +1618,11 @@
       </w:r>
       <w:r>
         <w:rPr>
-          <w:rFonts w:ascii="Arial Narrow" w:eastAsia="Times New Roman" w:hAnsi="Arial Narrow" w:cs="Arial"/>
-          <w:color w:val="000000"/>
-          <w:kern w:val="0"/>
+          <w:rFonts w:ascii="Arial Narrow" w:eastAsia="Arial Narrow" w:hAnsi="Arial Narrow" w:cs="Arial Narrow"/>
+          <w:color w:val="000000"/>
+          <w:kern w:val="0"/>
+          <w:sz w:val="22"/>
+          <w:szCs w:val="22"/>
           <w:lang w:eastAsia="es-ES"/>
           <w14:ligatures w14:val="none"/>
         </w:rPr>
@@ -1390,9 +1630,11 @@
       </w:r>
       <w:r>
         <w:rPr>
-          <w:rFonts w:ascii="Arial Narrow" w:eastAsia="Times New Roman" w:hAnsi="Arial Narrow" w:cs="Arial"/>
-          <w:color w:val="000000"/>
-          <w:kern w:val="0"/>
+          <w:rFonts w:ascii="Arial Narrow" w:eastAsia="Arial Narrow" w:hAnsi="Arial Narrow" w:cs="Arial Narrow"/>
+          <w:color w:val="000000"/>
+          <w:kern w:val="0"/>
+          <w:sz w:val="22"/>
+          <w:szCs w:val="22"/>
           <w:lang w:eastAsia="es-ES"/>
           <w14:ligatures w14:val="none"/>
         </w:rPr>
@@ -1400,9 +1642,11 @@
       </w:r>
       <w:r>
         <w:rPr>
-          <w:rFonts w:ascii="Arial Narrow" w:eastAsia="Times New Roman" w:hAnsi="Arial Narrow" w:cs="Arial"/>
-          <w:color w:val="000000"/>
-          <w:kern w:val="0"/>
+          <w:rFonts w:ascii="Arial Narrow" w:eastAsia="Arial Narrow" w:hAnsi="Arial Narrow" w:cs="Arial Narrow"/>
+          <w:color w:val="000000"/>
+          <w:kern w:val="0"/>
+          <w:sz w:val="22"/>
+          <w:szCs w:val="22"/>
           <w:lang w:eastAsia="es-ES"/>
           <w14:ligatures w14:val="none"/>
         </w:rPr>
@@ -1410,9 +1654,11 @@
       </w:r>
       <w:r>
         <w:rPr>
-          <w:rFonts w:ascii="Arial Narrow" w:eastAsia="Times New Roman" w:hAnsi="Arial Narrow" w:cs="Arial"/>
-          <w:color w:val="000000"/>
-          <w:kern w:val="0"/>
+          <w:rFonts w:ascii="Arial Narrow" w:eastAsia="Arial Narrow" w:hAnsi="Arial Narrow" w:cs="Arial Narrow"/>
+          <w:color w:val="000000"/>
+          <w:kern w:val="0"/>
+          <w:sz w:val="22"/>
+          <w:szCs w:val="22"/>
           <w:lang w:eastAsia="es-ES"/>
           <w14:ligatures w14:val="none"/>
         </w:rPr>
@@ -1420,9 +1666,11 @@
       </w:r>
       <w:r>
         <w:rPr>
-          <w:rFonts w:ascii="Arial Narrow" w:eastAsia="Times New Roman" w:hAnsi="Arial Narrow" w:cs="Arial"/>
-          <w:color w:val="000000"/>
-          <w:kern w:val="0"/>
+          <w:rFonts w:ascii="Arial Narrow" w:eastAsia="Arial Narrow" w:hAnsi="Arial Narrow" w:cs="Arial Narrow"/>
+          <w:color w:val="000000"/>
+          <w:kern w:val="0"/>
+          <w:sz w:val="22"/>
+          <w:szCs w:val="22"/>
           <w:lang w:eastAsia="es-ES"/>
           <w14:ligatures w14:val="none"/>
         </w:rPr>
@@ -1430,9 +1678,11 @@
       </w:r>
       <w:r>
         <w:rPr>
-          <w:rFonts w:ascii="Arial Narrow" w:eastAsia="Times New Roman" w:hAnsi="Arial Narrow" w:cs="Arial"/>
-          <w:color w:val="000000"/>
-          <w:kern w:val="0"/>
+          <w:rFonts w:ascii="Arial Narrow" w:eastAsia="Arial Narrow" w:hAnsi="Arial Narrow" w:cs="Arial Narrow"/>
+          <w:color w:val="000000"/>
+          <w:kern w:val="0"/>
+          <w:sz w:val="22"/>
+          <w:szCs w:val="22"/>
           <w:lang w:eastAsia="es-ES"/>
           <w14:ligatures w14:val="none"/>
         </w:rPr>
@@ -1440,9 +1690,11 @@
       </w:r>
       <w:r>
         <w:rPr>
-          <w:rFonts w:ascii="Arial Narrow" w:eastAsia="Times New Roman" w:hAnsi="Arial Narrow" w:cs="Arial"/>
-          <w:color w:val="000000"/>
-          <w:kern w:val="0"/>
+          <w:rFonts w:ascii="Arial Narrow" w:eastAsia="Arial Narrow" w:hAnsi="Arial Narrow" w:cs="Arial Narrow"/>
+          <w:color w:val="000000"/>
+          <w:kern w:val="0"/>
+          <w:sz w:val="22"/>
+          <w:szCs w:val="22"/>
           <w:lang w:eastAsia="es-ES"/>
           <w14:ligatures w14:val="none"/>
         </w:rPr>
@@ -1454,9 +1706,11 @@
         <w:pStyle w:val="Prrafodelista"/>
         <w:spacing w:line="240" w:lineRule="auto"/>
         <w:rPr>
-          <w:rFonts w:ascii="Arial Narrow" w:eastAsia="Times New Roman" w:hAnsi="Arial Narrow" w:cs="Arial"/>
-          <w:color w:val="000000"/>
-          <w:kern w:val="0"/>
+          <w:rFonts w:ascii="Arial Narrow" w:eastAsia="Arial Narrow" w:hAnsi="Arial Narrow" w:cs="Arial Narrow"/>
+          <w:color w:val="000000"/>
+          <w:kern w:val="0"/>
+          <w:sz w:val="22"/>
+          <w:szCs w:val="22"/>
           <w:lang w:eastAsia="es-ES"/>
           <w14:ligatures w14:val="none"/>
         </w:rPr>
@@ -1476,18 +1730,22 @@
         <w:ind w:left="1134" w:hanging="567"/>
         <w:jc w:val="both"/>
         <w:rPr>
-          <w:rFonts w:ascii="Arial Narrow" w:eastAsia="Times New Roman" w:hAnsi="Arial Narrow" w:cs="Arial"/>
-          <w:color w:val="000000"/>
-          <w:kern w:val="0"/>
+          <w:rFonts w:ascii="Arial Narrow" w:eastAsia="Arial Narrow" w:hAnsi="Arial Narrow" w:cs="Arial Narrow"/>
+          <w:color w:val="000000"/>
+          <w:kern w:val="0"/>
+          <w:sz w:val="22"/>
+          <w:szCs w:val="22"/>
           <w:lang w:eastAsia="es-ES"/>
           <w14:ligatures w14:val="none"/>
         </w:rPr>
       </w:pPr>
       <w:r>
         <w:rPr>
-          <w:rFonts w:ascii="Arial Narrow" w:eastAsia="Times New Roman" w:hAnsi="Arial Narrow" w:cs="Arial"/>
-          <w:color w:val="000000"/>
-          <w:kern w:val="0"/>
+          <w:rFonts w:ascii="Arial Narrow" w:eastAsia="Arial Narrow" w:hAnsi="Arial Narrow" w:cs="Arial Narrow"/>
+          <w:color w:val="000000"/>
+          <w:kern w:val="0"/>
+          <w:sz w:val="22"/>
+          <w:szCs w:val="22"/>
           <w:lang w:eastAsia="es-ES"/>
           <w14:ligatures w14:val="none"/>
         </w:rPr>
@@ -1496,9 +1754,11 @@
       <w:proofErr w:type="spellStart"/>
       <w:r>
         <w:rPr>
-          <w:rFonts w:ascii="Arial Narrow" w:eastAsia="Times New Roman" w:hAnsi="Arial Narrow" w:cs="Arial"/>
-          <w:color w:val="000000"/>
-          <w:kern w:val="0"/>
+          <w:rFonts w:ascii="Arial Narrow" w:eastAsia="Arial Narrow" w:hAnsi="Arial Narrow" w:cs="Arial Narrow"/>
+          <w:color w:val="000000"/>
+          <w:kern w:val="0"/>
+          <w:sz w:val="22"/>
+          <w:szCs w:val="22"/>
           <w:lang w:eastAsia="es-ES"/>
           <w14:ligatures w14:val="none"/>
         </w:rPr>
@@ -1507,9 +1767,11 @@
       <w:proofErr w:type="spellEnd"/>
       <w:r>
         <w:rPr>
-          <w:rFonts w:ascii="Arial Narrow" w:eastAsia="Times New Roman" w:hAnsi="Arial Narrow" w:cs="Arial"/>
-          <w:color w:val="000000"/>
-          <w:kern w:val="0"/>
+          <w:rFonts w:ascii="Arial Narrow" w:eastAsia="Arial Narrow" w:hAnsi="Arial Narrow" w:cs="Arial Narrow"/>
+          <w:color w:val="000000"/>
+          <w:kern w:val="0"/>
+          <w:sz w:val="22"/>
+          <w:szCs w:val="22"/>
           <w:lang w:eastAsia="es-ES"/>
           <w14:ligatures w14:val="none"/>
         </w:rPr>
@@ -1517,9 +1779,11 @@
       </w:r>
       <w:r>
         <w:rPr>
-          <w:rFonts w:ascii="Arial Narrow" w:eastAsia="Times New Roman" w:hAnsi="Arial Narrow" w:cs="Arial"/>
-          <w:color w:val="000000"/>
-          <w:kern w:val="0"/>
+          <w:rFonts w:ascii="Arial Narrow" w:eastAsia="Arial Narrow" w:hAnsi="Arial Narrow" w:cs="Arial Narrow"/>
+          <w:color w:val="000000"/>
+          <w:kern w:val="0"/>
+          <w:sz w:val="22"/>
+          <w:szCs w:val="22"/>
           <w:lang w:eastAsia="es-ES"/>
           <w14:ligatures w14:val="none"/>
         </w:rPr>
@@ -1527,9 +1791,11 @@
       </w:r>
       <w:r>
         <w:rPr>
-          <w:rFonts w:ascii="Arial Narrow" w:eastAsia="Times New Roman" w:hAnsi="Arial Narrow" w:cs="Arial"/>
-          <w:color w:val="000000"/>
-          <w:kern w:val="0"/>
+          <w:rFonts w:ascii="Arial Narrow" w:eastAsia="Arial Narrow" w:hAnsi="Arial Narrow" w:cs="Arial Narrow"/>
+          <w:color w:val="000000"/>
+          <w:kern w:val="0"/>
+          <w:sz w:val="22"/>
+          <w:szCs w:val="22"/>
           <w:lang w:eastAsia="es-ES"/>
           <w14:ligatures w14:val="none"/>
         </w:rPr>
@@ -1537,9 +1803,11 @@
       </w:r>
       <w:r>
         <w:rPr>
-          <w:rFonts w:ascii="Arial Narrow" w:eastAsia="Times New Roman" w:hAnsi="Arial Narrow" w:cs="Arial"/>
-          <w:color w:val="000000"/>
-          <w:kern w:val="0"/>
+          <w:rFonts w:ascii="Arial Narrow" w:eastAsia="Arial Narrow" w:hAnsi="Arial Narrow" w:cs="Arial Narrow"/>
+          <w:color w:val="000000"/>
+          <w:kern w:val="0"/>
+          <w:sz w:val="22"/>
+          <w:szCs w:val="22"/>
           <w:lang w:eastAsia="es-ES"/>
           <w14:ligatures w14:val="none"/>
         </w:rPr>
@@ -1547,9 +1815,11 @@
       </w:r>
       <w:r>
         <w:rPr>
-          <w:rFonts w:ascii="Arial Narrow" w:eastAsia="Times New Roman" w:hAnsi="Arial Narrow" w:cs="Arial"/>
-          <w:color w:val="000000"/>
-          <w:kern w:val="0"/>
+          <w:rFonts w:ascii="Arial Narrow" w:eastAsia="Arial Narrow" w:hAnsi="Arial Narrow" w:cs="Arial Narrow"/>
+          <w:color w:val="000000"/>
+          <w:kern w:val="0"/>
+          <w:sz w:val="22"/>
+          <w:szCs w:val="22"/>
           <w:lang w:eastAsia="es-ES"/>
           <w14:ligatures w14:val="none"/>
         </w:rPr>
@@ -1557,9 +1827,11 @@
       </w:r>
       <w:r>
         <w:rPr>
-          <w:rFonts w:ascii="Arial Narrow" w:eastAsia="Times New Roman" w:hAnsi="Arial Narrow" w:cs="Arial"/>
-          <w:color w:val="000000"/>
-          <w:kern w:val="0"/>
+          <w:rFonts w:ascii="Arial Narrow" w:eastAsia="Arial Narrow" w:hAnsi="Arial Narrow" w:cs="Arial Narrow"/>
+          <w:color w:val="000000"/>
+          <w:kern w:val="0"/>
+          <w:sz w:val="22"/>
+          <w:szCs w:val="22"/>
           <w:lang w:eastAsia="es-ES"/>
           <w14:ligatures w14:val="none"/>
         </w:rPr>
@@ -1567,9 +1839,11 @@
       </w:r>
       <w:r>
         <w:rPr>
-          <w:rFonts w:ascii="Arial Narrow" w:eastAsia="Times New Roman" w:hAnsi="Arial Narrow" w:cs="Arial"/>
-          <w:color w:val="000000"/>
-          <w:kern w:val="0"/>
+          <w:rFonts w:ascii="Arial Narrow" w:eastAsia="Arial Narrow" w:hAnsi="Arial Narrow" w:cs="Arial Narrow"/>
+          <w:color w:val="000000"/>
+          <w:kern w:val="0"/>
+          <w:sz w:val="22"/>
+          <w:szCs w:val="22"/>
           <w:lang w:eastAsia="es-ES"/>
           <w14:ligatures w14:val="none"/>
         </w:rPr>
@@ -1583,9 +1857,11 @@
         <w:ind w:left="1134"/>
         <w:jc w:val="both"/>
         <w:rPr>
-          <w:rFonts w:ascii="Arial Narrow" w:eastAsia="Times New Roman" w:hAnsi="Arial Narrow" w:cs="Arial"/>
-          <w:color w:val="000000"/>
-          <w:kern w:val="0"/>
+          <w:rFonts w:ascii="Arial Narrow" w:eastAsia="Arial Narrow" w:hAnsi="Arial Narrow" w:cs="Arial Narrow"/>
+          <w:color w:val="000000"/>
+          <w:kern w:val="0"/>
+          <w:sz w:val="22"/>
+          <w:szCs w:val="22"/>
           <w:lang w:eastAsia="es-ES"/>
           <w14:ligatures w14:val="none"/>
         </w:rPr>
@@ -1605,18 +1881,22 @@
         <w:ind w:left="1134" w:hanging="567"/>
         <w:jc w:val="both"/>
         <w:rPr>
-          <w:rFonts w:ascii="Arial Narrow" w:eastAsia="Times New Roman" w:hAnsi="Arial Narrow" w:cs="Arial"/>
-          <w:color w:val="000000"/>
-          <w:kern w:val="0"/>
+          <w:rFonts w:ascii="Arial Narrow" w:eastAsia="Arial Narrow" w:hAnsi="Arial Narrow" w:cs="Arial Narrow"/>
+          <w:color w:val="000000"/>
+          <w:kern w:val="0"/>
+          <w:sz w:val="22"/>
+          <w:szCs w:val="22"/>
           <w:lang w:eastAsia="es-ES"/>
           <w14:ligatures w14:val="none"/>
         </w:rPr>
       </w:pPr>
       <w:r>
         <w:rPr>
-          <w:rFonts w:ascii="Arial Narrow" w:eastAsia="Times New Roman" w:hAnsi="Arial Narrow" w:cs="Arial"/>
-          <w:color w:val="000000"/>
-          <w:kern w:val="0"/>
+          <w:rFonts w:ascii="Arial Narrow" w:eastAsia="Arial Narrow" w:hAnsi="Arial Narrow" w:cs="Arial Narrow"/>
+          <w:color w:val="000000"/>
+          <w:kern w:val="0"/>
+          <w:sz w:val="22"/>
+          <w:szCs w:val="22"/>
           <w:lang w:eastAsia="es-ES"/>
           <w14:ligatures w14:val="none"/>
         </w:rPr>
@@ -1624,9 +1904,11 @@
       </w:r>
       <w:r>
         <w:rPr>
-          <w:rFonts w:ascii="Arial Narrow" w:eastAsia="Times New Roman" w:hAnsi="Arial Narrow" w:cs="Arial"/>
-          <w:color w:val="000000"/>
-          <w:kern w:val="0"/>
+          <w:rFonts w:ascii="Arial Narrow" w:eastAsia="Arial Narrow" w:hAnsi="Arial Narrow" w:cs="Arial Narrow"/>
+          <w:color w:val="000000"/>
+          <w:kern w:val="0"/>
+          <w:sz w:val="22"/>
+          <w:szCs w:val="22"/>
           <w:lang w:val="es-ES" w:eastAsia="es-ES"/>
           <w14:ligatures w14:val="none"/>
         </w:rPr>
@@ -1634,9 +1916,11 @@
       </w:r>
       <w:r>
         <w:rPr>
-          <w:rFonts w:ascii="Arial Narrow" w:eastAsia="Times New Roman" w:hAnsi="Arial Narrow" w:cs="Arial"/>
-          <w:color w:val="000000"/>
-          <w:kern w:val="0"/>
+          <w:rFonts w:ascii="Arial Narrow" w:eastAsia="Arial Narrow" w:hAnsi="Arial Narrow" w:cs="Arial Narrow"/>
+          <w:color w:val="000000"/>
+          <w:kern w:val="0"/>
+          <w:sz w:val="22"/>
+          <w:szCs w:val="22"/>
           <w:lang w:eastAsia="es-ES"/>
           <w14:ligatures w14:val="none"/>
         </w:rPr>
@@ -1644,9 +1928,11 @@
       </w:r>
       <w:r>
         <w:rPr>
-          <w:rFonts w:ascii="Arial Narrow" w:eastAsia="Times New Roman" w:hAnsi="Arial Narrow" w:cs="Arial"/>
-          <w:color w:val="000000"/>
-          <w:kern w:val="0"/>
+          <w:rFonts w:ascii="Arial Narrow" w:eastAsia="Arial Narrow" w:hAnsi="Arial Narrow" w:cs="Arial Narrow"/>
+          <w:color w:val="000000"/>
+          <w:kern w:val="0"/>
+          <w:sz w:val="22"/>
+          <w:szCs w:val="22"/>
           <w:lang w:eastAsia="es-ES"/>
           <w14:ligatures w14:val="none"/>
         </w:rPr>
@@ -1654,9 +1940,11 @@
       </w:r>
       <w:r>
         <w:rPr>
-          <w:rFonts w:ascii="Arial Narrow" w:eastAsia="Times New Roman" w:hAnsi="Arial Narrow" w:cs="Arial"/>
-          <w:color w:val="000000"/>
-          <w:kern w:val="0"/>
+          <w:rFonts w:ascii="Arial Narrow" w:eastAsia="Arial Narrow" w:hAnsi="Arial Narrow" w:cs="Arial Narrow"/>
+          <w:color w:val="000000"/>
+          <w:kern w:val="0"/>
+          <w:sz w:val="22"/>
+          <w:szCs w:val="22"/>
           <w:lang w:eastAsia="es-ES"/>
           <w14:ligatures w14:val="none"/>
         </w:rPr>
@@ -1664,9 +1952,11 @@
       </w:r>
       <w:r>
         <w:rPr>
-          <w:rFonts w:ascii="Arial Narrow" w:eastAsia="Times New Roman" w:hAnsi="Arial Narrow" w:cs="Arial"/>
-          <w:color w:val="000000"/>
-          <w:kern w:val="0"/>
+          <w:rFonts w:ascii="Arial Narrow" w:eastAsia="Arial Narrow" w:hAnsi="Arial Narrow" w:cs="Arial Narrow"/>
+          <w:color w:val="000000"/>
+          <w:kern w:val="0"/>
+          <w:sz w:val="22"/>
+          <w:szCs w:val="22"/>
           <w:lang w:eastAsia="es-ES"/>
           <w14:ligatures w14:val="none"/>
         </w:rPr>
@@ -1674,9 +1964,11 @@
       </w:r>
       <w:r>
         <w:rPr>
-          <w:rFonts w:ascii="Arial Narrow" w:eastAsia="Times New Roman" w:hAnsi="Arial Narrow" w:cs="Arial"/>
-          <w:color w:val="000000"/>
-          <w:kern w:val="0"/>
+          <w:rFonts w:ascii="Arial Narrow" w:eastAsia="Arial Narrow" w:hAnsi="Arial Narrow" w:cs="Arial Narrow"/>
+          <w:color w:val="000000"/>
+          <w:kern w:val="0"/>
+          <w:sz w:val="22"/>
+          <w:szCs w:val="22"/>
           <w:lang w:eastAsia="es-ES"/>
           <w14:ligatures w14:val="none"/>
         </w:rPr>
@@ -1684,9 +1976,11 @@
       </w:r>
       <w:r>
         <w:rPr>
-          <w:rFonts w:ascii="Arial Narrow" w:eastAsia="Times New Roman" w:hAnsi="Arial Narrow" w:cs="Arial"/>
-          <w:color w:val="000000"/>
-          <w:kern w:val="0"/>
+          <w:rFonts w:ascii="Arial Narrow" w:eastAsia="Arial Narrow" w:hAnsi="Arial Narrow" w:cs="Arial Narrow"/>
+          <w:color w:val="000000"/>
+          <w:kern w:val="0"/>
+          <w:sz w:val="22"/>
+          <w:szCs w:val="22"/>
           <w:lang w:eastAsia="es-ES"/>
           <w14:ligatures w14:val="none"/>
         </w:rPr>
@@ -1694,9 +1988,11 @@
       </w:r>
       <w:r>
         <w:rPr>
-          <w:rFonts w:ascii="Arial Narrow" w:eastAsia="Times New Roman" w:hAnsi="Arial Narrow" w:cs="Arial"/>
-          <w:color w:val="000000"/>
-          <w:kern w:val="0"/>
+          <w:rFonts w:ascii="Arial Narrow" w:eastAsia="Arial Narrow" w:hAnsi="Arial Narrow" w:cs="Arial Narrow"/>
+          <w:color w:val="000000"/>
+          <w:kern w:val="0"/>
+          <w:sz w:val="22"/>
+          <w:szCs w:val="22"/>
           <w:lang w:eastAsia="es-ES"/>
           <w14:ligatures w14:val="none"/>
         </w:rPr>
@@ -1704,9 +2000,11 @@
       </w:r>
       <w:r>
         <w:rPr>
-          <w:rFonts w:ascii="Arial Narrow" w:eastAsia="Times New Roman" w:hAnsi="Arial Narrow" w:cs="Arial"/>
-          <w:color w:val="000000"/>
-          <w:kern w:val="0"/>
+          <w:rFonts w:ascii="Arial Narrow" w:eastAsia="Arial Narrow" w:hAnsi="Arial Narrow" w:cs="Arial Narrow"/>
+          <w:color w:val="000000"/>
+          <w:kern w:val="0"/>
+          <w:sz w:val="22"/>
+          <w:szCs w:val="22"/>
           <w:lang w:eastAsia="es-ES"/>
           <w14:ligatures w14:val="none"/>
         </w:rPr>
@@ -1714,9 +2012,11 @@
       </w:r>
       <w:r>
         <w:rPr>
-          <w:rFonts w:ascii="Arial Narrow" w:eastAsia="Times New Roman" w:hAnsi="Arial Narrow" w:cs="Arial"/>
-          <w:color w:val="000000"/>
-          <w:kern w:val="0"/>
+          <w:rFonts w:ascii="Arial Narrow" w:eastAsia="Arial Narrow" w:hAnsi="Arial Narrow" w:cs="Arial Narrow"/>
+          <w:color w:val="000000"/>
+          <w:kern w:val="0"/>
+          <w:sz w:val="22"/>
+          <w:szCs w:val="22"/>
           <w:lang w:eastAsia="es-ES"/>
           <w14:ligatures w14:val="none"/>
         </w:rPr>
@@ -1724,9 +2024,11 @@
       </w:r>
       <w:r>
         <w:rPr>
-          <w:rFonts w:ascii="Arial Narrow" w:eastAsia="Times New Roman" w:hAnsi="Arial Narrow" w:cs="Arial"/>
-          <w:color w:val="000000"/>
-          <w:kern w:val="0"/>
+          <w:rFonts w:ascii="Arial Narrow" w:eastAsia="Arial Narrow" w:hAnsi="Arial Narrow" w:cs="Arial Narrow"/>
+          <w:color w:val="000000"/>
+          <w:kern w:val="0"/>
+          <w:sz w:val="22"/>
+          <w:szCs w:val="22"/>
           <w:lang w:eastAsia="es-ES"/>
           <w14:ligatures w14:val="none"/>
         </w:rPr>
@@ -1734,9 +2036,11 @@
       </w:r>
       <w:r>
         <w:rPr>
-          <w:rFonts w:ascii="Arial Narrow" w:eastAsia="Times New Roman" w:hAnsi="Arial Narrow" w:cs="Arial"/>
-          <w:color w:val="000000"/>
-          <w:kern w:val="0"/>
+          <w:rFonts w:ascii="Arial Narrow" w:eastAsia="Arial Narrow" w:hAnsi="Arial Narrow" w:cs="Arial Narrow"/>
+          <w:color w:val="000000"/>
+          <w:kern w:val="0"/>
+          <w:sz w:val="22"/>
+          <w:szCs w:val="22"/>
           <w:lang w:eastAsia="es-ES"/>
           <w14:ligatures w14:val="none"/>
         </w:rPr>
@@ -1744,9 +2048,11 @@
       </w:r>
       <w:r>
         <w:rPr>
-          <w:rFonts w:ascii="Arial Narrow" w:eastAsia="Times New Roman" w:hAnsi="Arial Narrow" w:cs="Arial"/>
-          <w:color w:val="000000"/>
-          <w:kern w:val="0"/>
+          <w:rFonts w:ascii="Arial Narrow" w:eastAsia="Arial Narrow" w:hAnsi="Arial Narrow" w:cs="Arial Narrow"/>
+          <w:color w:val="000000"/>
+          <w:kern w:val="0"/>
+          <w:sz w:val="22"/>
+          <w:szCs w:val="22"/>
           <w:lang w:eastAsia="es-ES"/>
           <w14:ligatures w14:val="none"/>
         </w:rPr>
@@ -1754,9 +2060,11 @@
       </w:r>
       <w:r>
         <w:rPr>
-          <w:rFonts w:ascii="Arial Narrow" w:eastAsia="Times New Roman" w:hAnsi="Arial Narrow" w:cs="Arial"/>
-          <w:color w:val="000000"/>
-          <w:kern w:val="0"/>
+          <w:rFonts w:ascii="Arial Narrow" w:eastAsia="Arial Narrow" w:hAnsi="Arial Narrow" w:cs="Arial Narrow"/>
+          <w:color w:val="000000"/>
+          <w:kern w:val="0"/>
+          <w:sz w:val="22"/>
+          <w:szCs w:val="22"/>
           <w:lang w:eastAsia="es-ES"/>
           <w14:ligatures w14:val="none"/>
         </w:rPr>
@@ -1764,9 +2072,11 @@
       </w:r>
       <w:r>
         <w:rPr>
-          <w:rFonts w:ascii="Arial Narrow" w:eastAsia="Times New Roman" w:hAnsi="Arial Narrow" w:cs="Arial"/>
-          <w:color w:val="000000"/>
-          <w:kern w:val="0"/>
+          <w:rFonts w:ascii="Arial Narrow" w:eastAsia="Arial Narrow" w:hAnsi="Arial Narrow" w:cs="Arial Narrow"/>
+          <w:color w:val="000000"/>
+          <w:kern w:val="0"/>
+          <w:sz w:val="22"/>
+          <w:szCs w:val="22"/>
           <w:lang w:eastAsia="es-ES"/>
           <w14:ligatures w14:val="none"/>
         </w:rPr>
@@ -1774,9 +2084,11 @@
       </w:r>
       <w:r>
         <w:rPr>
-          <w:rFonts w:ascii="Arial Narrow" w:eastAsia="Times New Roman" w:hAnsi="Arial Narrow" w:cs="Arial"/>
-          <w:color w:val="000000"/>
-          <w:kern w:val="0"/>
+          <w:rFonts w:ascii="Arial Narrow" w:eastAsia="Arial Narrow" w:hAnsi="Arial Narrow" w:cs="Arial Narrow"/>
+          <w:color w:val="000000"/>
+          <w:kern w:val="0"/>
+          <w:sz w:val="22"/>
+          <w:szCs w:val="22"/>
           <w:lang w:eastAsia="es-ES"/>
           <w14:ligatures w14:val="none"/>
         </w:rPr>
@@ -1785,9 +2097,11 @@
       <w:proofErr w:type="spellStart"/>
       <w:r>
         <w:rPr>
-          <w:rFonts w:ascii="Arial Narrow" w:eastAsia="Times New Roman" w:hAnsi="Arial Narrow" w:cs="Arial"/>
-          <w:color w:val="000000"/>
-          <w:kern w:val="0"/>
+          <w:rFonts w:ascii="Arial Narrow" w:eastAsia="Arial Narrow" w:hAnsi="Arial Narrow" w:cs="Arial Narrow"/>
+          <w:color w:val="000000"/>
+          <w:kern w:val="0"/>
+          <w:sz w:val="22"/>
+          <w:szCs w:val="22"/>
           <w:lang w:eastAsia="es-ES"/>
           <w14:ligatures w14:val="none"/>
         </w:rPr>
@@ -1796,9 +2110,11 @@
       <w:proofErr w:type="spellEnd"/>
       <w:r>
         <w:rPr>
-          <w:rFonts w:ascii="Arial Narrow" w:eastAsia="Times New Roman" w:hAnsi="Arial Narrow" w:cs="Arial"/>
-          <w:color w:val="000000"/>
-          <w:kern w:val="0"/>
+          <w:rFonts w:ascii="Arial Narrow" w:eastAsia="Arial Narrow" w:hAnsi="Arial Narrow" w:cs="Arial Narrow"/>
+          <w:color w:val="000000"/>
+          <w:kern w:val="0"/>
+          <w:sz w:val="22"/>
+          <w:szCs w:val="22"/>
           <w:lang w:eastAsia="es-ES"/>
           <w14:ligatures w14:val="none"/>
         </w:rPr>
@@ -1806,9 +2122,11 @@
       </w:r>
       <w:r>
         <w:rPr>
-          <w:rFonts w:ascii="Arial Narrow" w:eastAsia="Times New Roman" w:hAnsi="Arial Narrow" w:cs="Arial"/>
-          <w:color w:val="000000"/>
-          <w:kern w:val="0"/>
+          <w:rFonts w:ascii="Arial Narrow" w:eastAsia="Arial Narrow" w:hAnsi="Arial Narrow" w:cs="Arial Narrow"/>
+          <w:color w:val="000000"/>
+          <w:kern w:val="0"/>
+          <w:sz w:val="22"/>
+          <w:szCs w:val="22"/>
           <w:lang w:eastAsia="es-ES"/>
           <w14:ligatures w14:val="none"/>
         </w:rPr>
@@ -1816,9 +2134,11 @@
       </w:r>
       <w:r>
         <w:rPr>
-          <w:rFonts w:ascii="Arial Narrow" w:eastAsia="Times New Roman" w:hAnsi="Arial Narrow" w:cs="Arial"/>
-          <w:color w:val="000000"/>
-          <w:kern w:val="0"/>
+          <w:rFonts w:ascii="Arial Narrow" w:eastAsia="Arial Narrow" w:hAnsi="Arial Narrow" w:cs="Arial Narrow"/>
+          <w:color w:val="000000"/>
+          <w:kern w:val="0"/>
+          <w:sz w:val="22"/>
+          <w:szCs w:val="22"/>
           <w:lang w:eastAsia="es-ES"/>
           <w14:ligatures w14:val="none"/>
         </w:rPr>
@@ -1833,9 +2153,11 @@
         <w:spacing w:after="0" w:line="240" w:lineRule="auto"/>
         <w:jc w:val="both"/>
         <w:rPr>
-          <w:rFonts w:ascii="Arial Narrow" w:eastAsia="Times New Roman" w:hAnsi="Arial Narrow" w:cs="Arial"/>
-          <w:color w:val="000000"/>
-          <w:kern w:val="0"/>
+          <w:rFonts w:ascii="Arial Narrow" w:eastAsia="Arial Narrow" w:hAnsi="Arial Narrow" w:cs="Arial Narrow"/>
+          <w:color w:val="000000"/>
+          <w:kern w:val="0"/>
+          <w:sz w:val="22"/>
+          <w:szCs w:val="22"/>
           <w:lang w:eastAsia="es-ES"/>
           <w14:ligatures w14:val="none"/>
         </w:rPr>
@@ -1855,18 +2177,22 @@
         <w:contextualSpacing/>
         <w:jc w:val="both"/>
         <w:rPr>
-          <w:rFonts w:ascii="Arial Narrow" w:eastAsia="Times New Roman" w:hAnsi="Arial Narrow" w:cs="Arial"/>
-          <w:color w:val="000000"/>
-          <w:kern w:val="0"/>
+          <w:rFonts w:ascii="Arial Narrow" w:eastAsia="Arial Narrow" w:hAnsi="Arial Narrow" w:cs="Arial Narrow"/>
+          <w:color w:val="000000"/>
+          <w:kern w:val="0"/>
+          <w:sz w:val="22"/>
+          <w:szCs w:val="22"/>
           <w:lang w:val="es-ES" w:eastAsia="es-ES"/>
           <w14:ligatures w14:val="none"/>
         </w:rPr>
       </w:pPr>
       <w:r>
         <w:rPr>
-          <w:rFonts w:ascii="Arial Narrow" w:eastAsia="Times New Roman" w:hAnsi="Arial Narrow" w:cs="Arial"/>
-          <w:color w:val="000000"/>
-          <w:kern w:val="0"/>
+          <w:rFonts w:ascii="Arial Narrow" w:eastAsia="Arial Narrow" w:hAnsi="Arial Narrow" w:cs="Arial Narrow"/>
+          <w:color w:val="000000"/>
+          <w:kern w:val="0"/>
+          <w:sz w:val="22"/>
+          <w:szCs w:val="22"/>
           <w:lang w:val="es-ES" w:eastAsia="es-ES"/>
           <w14:ligatures w14:val="none"/>
         </w:rPr>
@@ -1874,17 +2200,21 @@
       </w:r>
       <w:r>
         <w:rPr>
-          <w:rFonts w:ascii="Arial Narrow" w:eastAsia="Calibri" w:hAnsi="Arial Narrow" w:cs="Arial"/>
-          <w:kern w:val="0"/>
-          <w14:ligatures w14:val="none"/>
+          <w:rFonts w:ascii="Arial Narrow" w:eastAsia="Arial Narrow" w:hAnsi="Arial Narrow" w:cs="Arial Narrow"/>
+          <w:kern w:val="0"/>
+          <w14:ligatures w14:val="none"/>
+          <w:sz w:val="22"/>
+          <w:szCs w:val="22"/>
         </w:rPr>
         <w:t xml:space="preserve"/>
       </w:r>
       <w:r>
         <w:rPr>
-          <w:rFonts w:ascii="Arial Narrow" w:eastAsia="Times New Roman" w:hAnsi="Arial Narrow" w:cs="Arial"/>
-          <w:color w:val="000000"/>
-          <w:kern w:val="0"/>
+          <w:rFonts w:ascii="Arial Narrow" w:eastAsia="Arial Narrow" w:hAnsi="Arial Narrow" w:cs="Arial Narrow"/>
+          <w:color w:val="000000"/>
+          <w:kern w:val="0"/>
+          <w:sz w:val="22"/>
+          <w:szCs w:val="22"/>
           <w:lang w:val="es-ES" w:eastAsia="es-ES"/>
           <w14:ligatures w14:val="none"/>
         </w:rPr>
@@ -1892,9 +2222,11 @@
       </w:r>
       <w:r>
         <w:rPr>
-          <w:rFonts w:ascii="Arial Narrow" w:eastAsia="Times New Roman" w:hAnsi="Arial Narrow" w:cs="Arial"/>
-          <w:color w:val="000000"/>
-          <w:kern w:val="0"/>
+          <w:rFonts w:ascii="Arial Narrow" w:eastAsia="Arial Narrow" w:hAnsi="Arial Narrow" w:cs="Arial Narrow"/>
+          <w:color w:val="000000"/>
+          <w:kern w:val="0"/>
+          <w:sz w:val="22"/>
+          <w:szCs w:val="22"/>
           <w:lang w:val="es-ES" w:eastAsia="es-ES"/>
           <w14:ligatures w14:val="none"/>
         </w:rPr>
@@ -1902,9 +2234,11 @@
       </w:r>
       <w:r>
         <w:rPr>
-          <w:rFonts w:ascii="Arial Narrow" w:eastAsia="Times New Roman" w:hAnsi="Arial Narrow" w:cs="Arial"/>
-          <w:color w:val="000000"/>
-          <w:kern w:val="0"/>
+          <w:rFonts w:ascii="Arial Narrow" w:eastAsia="Arial Narrow" w:hAnsi="Arial Narrow" w:cs="Arial Narrow"/>
+          <w:color w:val="000000"/>
+          <w:kern w:val="0"/>
+          <w:sz w:val="22"/>
+          <w:szCs w:val="22"/>
           <w:lang w:val="es-ES" w:eastAsia="es-ES"/>
           <w14:ligatures w14:val="none"/>
         </w:rPr>
@@ -1912,9 +2246,11 @@
       </w:r>
       <w:r>
         <w:rPr>
-          <w:rFonts w:ascii="Arial Narrow" w:eastAsia="Times New Roman" w:hAnsi="Arial Narrow" w:cs="Arial"/>
-          <w:color w:val="000000"/>
-          <w:kern w:val="0"/>
+          <w:rFonts w:ascii="Arial Narrow" w:eastAsia="Arial Narrow" w:hAnsi="Arial Narrow" w:cs="Arial Narrow"/>
+          <w:color w:val="000000"/>
+          <w:kern w:val="0"/>
+          <w:sz w:val="22"/>
+          <w:szCs w:val="22"/>
           <w:lang w:val="es-ES" w:eastAsia="es-ES"/>
           <w14:ligatures w14:val="none"/>
         </w:rPr>
@@ -1922,9 +2258,11 @@
       </w:r>
       <w:r>
         <w:rPr>
-          <w:rFonts w:ascii="Arial Narrow" w:eastAsia="Times New Roman" w:hAnsi="Arial Narrow" w:cs="Arial"/>
-          <w:color w:val="000000"/>
-          <w:kern w:val="0"/>
+          <w:rFonts w:ascii="Arial Narrow" w:eastAsia="Arial Narrow" w:hAnsi="Arial Narrow" w:cs="Arial Narrow"/>
+          <w:color w:val="000000"/>
+          <w:kern w:val="0"/>
+          <w:sz w:val="22"/>
+          <w:szCs w:val="22"/>
           <w:lang w:val="es-ES" w:eastAsia="es-ES"/>
           <w14:ligatures w14:val="none"/>
         </w:rPr>
@@ -1932,9 +2270,11 @@
       </w:r>
       <w:r>
         <w:rPr>
-          <w:rFonts w:ascii="Arial Narrow" w:eastAsia="Times New Roman" w:hAnsi="Arial Narrow" w:cs="Arial"/>
-          <w:color w:val="000000"/>
-          <w:kern w:val="0"/>
+          <w:rFonts w:ascii="Arial Narrow" w:eastAsia="Arial Narrow" w:hAnsi="Arial Narrow" w:cs="Arial Narrow"/>
+          <w:color w:val="000000"/>
+          <w:kern w:val="0"/>
+          <w:sz w:val="22"/>
+          <w:szCs w:val="22"/>
           <w:lang w:val="es-ES" w:eastAsia="es-ES"/>
           <w14:ligatures w14:val="none"/>
         </w:rPr>
@@ -1942,9 +2282,11 @@
       </w:r>
       <w:r>
         <w:rPr>
-          <w:rFonts w:ascii="Arial Narrow" w:eastAsia="Times New Roman" w:hAnsi="Arial Narrow" w:cs="Arial"/>
-          <w:color w:val="000000"/>
-          <w:kern w:val="0"/>
+          <w:rFonts w:ascii="Arial Narrow" w:eastAsia="Arial Narrow" w:hAnsi="Arial Narrow" w:cs="Arial Narrow"/>
+          <w:color w:val="000000"/>
+          <w:kern w:val="0"/>
+          <w:sz w:val="22"/>
+          <w:szCs w:val="22"/>
           <w:lang w:val="es-ES" w:eastAsia="es-ES"/>
           <w14:ligatures w14:val="none"/>
         </w:rPr>
@@ -1961,6 +2303,8 @@
           <w:b/>
           <w:color w:val="000000"/>
           <w:kern w:val="0"/>
+          <w:sz w:val="22"/>
+          <w:szCs w:val="22"/>
           <w:lang w:eastAsia="es-PE"/>
           <w14:ligatures w14:val="none"/>
         </w:rPr>
@@ -1985,16 +2329,20 @@
           <w:b/>
           <w:color w:val="000000"/>
           <w:kern w:val="0"/>
-          <w:lang w:eastAsia="es-PE"/>
-          <w14:ligatures w14:val="none"/>
-        </w:rPr>
-      </w:pPr>
-      <w:r>
-        <w:rPr>
-          <w:rFonts w:ascii="Arial Narrow" w:eastAsia="Arial Narrow" w:hAnsi="Arial Narrow" w:cs="Arial Narrow"/>
-          <w:b/>
-          <w:color w:val="000000"/>
-          <w:kern w:val="0"/>
+          <w:sz w:val="22"/>
+          <w:szCs w:val="22"/>
+          <w:lang w:eastAsia="es-PE"/>
+          <w14:ligatures w14:val="none"/>
+        </w:rPr>
+      </w:pPr>
+      <w:r>
+        <w:rPr>
+          <w:rFonts w:ascii="Arial Narrow" w:eastAsia="Arial Narrow" w:hAnsi="Arial Narrow" w:cs="Arial Narrow"/>
+          <w:b/>
+          <w:color w:val="000000"/>
+          <w:kern w:val="0"/>
+          <w:sz w:val="22"/>
+          <w:szCs w:val="22"/>
           <w:lang w:eastAsia="es-PE"/>
           <w14:ligatures w14:val="none"/>
         </w:rPr>
@@ -2012,6 +2360,8 @@
           <w:b/>
           <w:color w:val="000000"/>
           <w:kern w:val="0"/>
+          <w:sz w:val="22"/>
+          <w:szCs w:val="22"/>
           <w:lang w:eastAsia="es-PE"/>
           <w14:ligatures w14:val="none"/>
         </w:rPr>
@@ -2031,6 +2381,8 @@
           <w:rFonts w:ascii="Arial Narrow" w:eastAsia="Arial Narrow" w:hAnsi="Arial Narrow" w:cs="Arial Narrow"/>
           <w:kern w:val="0"/>
           <w14:ligatures w14:val="none"/>
+          <w:sz w:val="22"/>
+          <w:szCs w:val="22"/>
         </w:rPr>
       </w:pPr>
       <w:bookmarkStart w:id="1" w:name="_Hlk140755208"/>
@@ -2038,9 +2390,11 @@
       <w:bookmarkStart w:id="3" w:name="_Hlk155944687"/>
       <w:r>
         <w:rPr>
-          <w:rFonts w:ascii="Arial Narrow" w:eastAsia="Times New Roman" w:hAnsi="Arial Narrow" w:cs="Segoe UI"/>
-          <w:color w:val="000000"/>
-          <w:kern w:val="0"/>
+          <w:rFonts w:ascii="Arial Narrow" w:eastAsia="Arial Narrow" w:hAnsi="Arial Narrow" w:cs="Arial Narrow"/>
+          <w:color w:val="000000"/>
+          <w:kern w:val="0"/>
+          <w:sz w:val="22"/>
+          <w:szCs w:val="22"/>
           <w:lang w:eastAsia="es-PE"/>
           <w14:ligatures w14:val="none"/>
         </w:rPr>
@@ -2055,14 +2409,18 @@
           <w:rFonts w:ascii="Arial Narrow" w:eastAsia="Arial Narrow" w:hAnsi="Arial Narrow" w:cs="Arial Narrow"/>
           <w:kern w:val="0"/>
           <w14:ligatures w14:val="none"/>
+          <w:sz w:val="22"/>
+          <w:szCs w:val="22"/>
         </w:rPr>
         <w:t xml:space="preserve">Técnica, en ejercicio de sus facultades, </w:t>
       </w:r>
       <w:r>
         <w:rPr>
-          <w:rFonts w:ascii="Arial Narrow" w:eastAsia="Times New Roman" w:hAnsi="Arial Narrow" w:cs="Segoe UI"/>
-          <w:color w:val="000000"/>
-          <w:kern w:val="0"/>
+          <w:rFonts w:ascii="Arial Narrow" w:eastAsia="Arial Narrow" w:hAnsi="Arial Narrow" w:cs="Arial Narrow"/>
+          <w:color w:val="000000"/>
+          <w:kern w:val="0"/>
+          <w:sz w:val="22"/>
+          <w:szCs w:val="22"/>
           <w:lang w:eastAsia="es-PE"/>
           <w14:ligatures w14:val="none"/>
         </w:rPr>
@@ -2073,6 +2431,8 @@
           <w:rFonts w:ascii="Arial Narrow" w:eastAsia="Arial Narrow" w:hAnsi="Arial Narrow" w:cs="Arial Narrow"/>
           <w:kern w:val="0"/>
           <w14:ligatures w14:val="none"/>
+          <w:sz w:val="22"/>
+          <w:szCs w:val="22"/>
         </w:rPr>
         <w:t xml:space="preserve">que el hecho denunciado, consistente en que </w:t>
       </w:r>
@@ -2081,6 +2441,8 @@
           <w:rFonts w:ascii="Arial Narrow" w:eastAsia="Arial Narrow" w:hAnsi="Arial Narrow" w:cs="Arial Narrow"/>
           <w:kern w:val="0"/>
           <w14:ligatures w14:val="none"/>
+          <w:sz w:val="22"/>
+          <w:szCs w:val="22"/>
         </w:rPr>
         <w:t xml:space="preserve">la compañía aseguradora se habría negado injustificadamente a otorgar a la denunciante la cobertura del Seguro de Vida - de la Póliza </w:t>
       </w:r>
@@ -2090,6 +2452,8 @@
           <w:rFonts w:ascii="Arial Narrow" w:eastAsia="Arial Narrow" w:hAnsi="Arial Narrow" w:cs="Arial Narrow"/>
           <w:kern w:val="0"/>
           <w14:ligatures w14:val="none"/>
+          <w:sz w:val="22"/>
+          <w:szCs w:val="22"/>
         </w:rPr>
         <w:t/>
       </w:r>
@@ -2099,6 +2463,8 @@
           <w:rFonts w:ascii="Arial Narrow" w:eastAsia="Arial Narrow" w:hAnsi="Arial Narrow" w:cs="Arial Narrow"/>
           <w:kern w:val="0"/>
           <w14:ligatures w14:val="none"/>
+          <w:sz w:val="22"/>
+          <w:szCs w:val="22"/>
         </w:rPr>
         <w:t xml:space="preserve"> 610221016376 por el fallecimiento de su hijo el 27 de julio de 2024</w:t>
       </w:r>
@@ -2107,14 +2473,18 @@
           <w:rFonts w:ascii="Arial Narrow" w:eastAsia="Arial Narrow" w:hAnsi="Arial Narrow" w:cs="Arial Narrow"/>
           <w:kern w:val="0"/>
           <w14:ligatures w14:val="none"/>
+          <w:sz w:val="22"/>
+          <w:szCs w:val="22"/>
         </w:rPr>
         <w:t>; involucraría una presunta afectación a sus expectativas, quien no habría encontrado una correspondencia entre lo que esperaba recibir de parte del proveedor y lo que realmente recibió. Por consiguiente, corresponde calificar el hecho materia de denuncia como una presunta infracción al deber de idoneidad, tipificado en los artículos 18</w:t>
       </w:r>
       <w:r>
         <w:rPr>
-          <w:rFonts w:ascii="Arial Narrow" w:eastAsia="Times New Roman" w:hAnsi="Arial Narrow" w:cs="Segoe UI"/>
-          <w:color w:val="000000"/>
-          <w:kern w:val="0"/>
+          <w:rFonts w:ascii="Arial Narrow" w:eastAsia="Arial Narrow" w:hAnsi="Arial Narrow" w:cs="Arial Narrow"/>
+          <w:color w:val="000000"/>
+          <w:kern w:val="0"/>
+          <w:sz w:val="22"/>
+          <w:szCs w:val="22"/>
           <w:lang w:eastAsia="es-PE"/>
           <w14:ligatures w14:val="none"/>
         </w:rPr>
@@ -2125,14 +2495,18 @@
           <w:rFonts w:ascii="Arial Narrow" w:eastAsia="Arial Narrow" w:hAnsi="Arial Narrow" w:cs="Arial Narrow"/>
           <w:kern w:val="0"/>
           <w14:ligatures w14:val="none"/>
+          <w:sz w:val="22"/>
+          <w:szCs w:val="22"/>
         </w:rPr>
         <w:t xml:space="preserve"> y 19</w:t>
       </w:r>
       <w:r>
         <w:rPr>
-          <w:rFonts w:ascii="Arial Narrow" w:eastAsia="Times New Roman" w:hAnsi="Arial Narrow" w:cs="Segoe UI"/>
-          <w:color w:val="000000"/>
-          <w:kern w:val="0"/>
+          <w:rFonts w:ascii="Arial Narrow" w:eastAsia="Arial Narrow" w:hAnsi="Arial Narrow" w:cs="Arial Narrow"/>
+          <w:color w:val="000000"/>
+          <w:kern w:val="0"/>
+          <w:sz w:val="22"/>
+          <w:szCs w:val="22"/>
           <w:lang w:eastAsia="es-PE"/>
           <w14:ligatures w14:val="none"/>
         </w:rPr>
@@ -2143,13 +2517,17 @@
           <w:rFonts w:ascii="Arial Narrow" w:eastAsia="Arial Narrow" w:hAnsi="Arial Narrow" w:cs="Arial Narrow"/>
           <w:kern w:val="0"/>
           <w14:ligatures w14:val="none"/>
+          <w:sz w:val="22"/>
+          <w:szCs w:val="22"/>
         </w:rPr>
         <w:t xml:space="preserve"> del Código</w:t>
       </w:r>
       <w:r>
         <w:rPr>
           <w:rStyle w:val="Refdenotaalpie"/>
-          <w:rFonts w:cs="Arial"/>
+          <w:rFonts w:ascii="Arial Narrow" w:eastAsia="Arial Narrow" w:hAnsi="Arial Narrow" w:cs="Arial Narrow"/>
+          <w:sz w:val="22"/>
+          <w:szCs w:val="22"/>
           <w:vertAlign w:val="superscript"/>
         </w:rPr>
         <w:footnoteReference w:id="3"/>
@@ -2159,6 +2537,8 @@
           <w:rFonts w:ascii="Arial Narrow" w:eastAsia="Arial Narrow" w:hAnsi="Arial Narrow" w:cs="Arial Narrow"/>
           <w:kern w:val="0"/>
           <w14:ligatures w14:val="none"/>
+          <w:sz w:val="22"/>
+          <w:szCs w:val="22"/>
         </w:rPr>
         <w:t>.</w:t>
       </w:r>
@@ -2170,8 +2550,10 @@
         <w:ind w:left="567"/>
         <w:jc w:val="both"/>
         <w:rPr>
-          <w:rFonts w:ascii="Arial Narrow" w:eastAsia="Calibri" w:hAnsi="Arial Narrow" w:cs="Arial Narrow"/>
-          <w:kern w:val="0"/>
+          <w:rFonts w:ascii="Arial Narrow" w:eastAsia="Arial Narrow" w:hAnsi="Arial Narrow" w:cs="Arial Narrow"/>
+          <w:kern w:val="0"/>
+          <w:sz w:val="22"/>
+          <w:szCs w:val="22"/>
           <w:lang w:eastAsia="es-PE"/>
           <w14:ligatures w14:val="none"/>
         </w:rPr>
@@ -2188,17 +2570,21 @@
         <w:ind w:left="567" w:hanging="567"/>
         <w:jc w:val="both"/>
         <w:rPr>
-          <w:rFonts w:ascii="Arial Narrow" w:eastAsia="Calibri" w:hAnsi="Arial Narrow" w:cs="Arial Narrow"/>
-          <w:kern w:val="0"/>
-          <w:lang w:eastAsia="es-PE"/>
-          <w14:ligatures w14:val="none"/>
-        </w:rPr>
-      </w:pPr>
-      <w:r>
-        <w:rPr>
-          <w:rFonts w:ascii="Arial Narrow" w:eastAsia="Arial" w:hAnsi="Arial Narrow" w:cs="Arial"/>
-          <w:color w:val="000000"/>
-          <w:kern w:val="0"/>
+          <w:rFonts w:ascii="Arial Narrow" w:eastAsia="Arial Narrow" w:hAnsi="Arial Narrow" w:cs="Arial Narrow"/>
+          <w:kern w:val="0"/>
+          <w:sz w:val="22"/>
+          <w:szCs w:val="22"/>
+          <w:lang w:eastAsia="es-PE"/>
+          <w14:ligatures w14:val="none"/>
+        </w:rPr>
+      </w:pPr>
+      <w:r>
+        <w:rPr>
+          <w:rFonts w:ascii="Arial Narrow" w:eastAsia="Arial Narrow" w:hAnsi="Arial Narrow" w:cs="Arial Narrow"/>
+          <w:color w:val="000000"/>
+          <w:kern w:val="0"/>
+          <w:sz w:val="22"/>
+          <w:szCs w:val="22"/>
           <w:lang w:eastAsia="es-PE"/>
           <w14:ligatures w14:val="none"/>
         </w:rPr>
@@ -2209,6 +2595,8 @@
           <w:rStyle w:val="Refdenotaalpie"/>
           <w:rFonts w:ascii="Arial Narrow" w:eastAsia="Arial Narrow" w:hAnsi="Arial Narrow" w:cs="Arial Narrow"/>
           <w:kern w:val="0"/>
+          <w:sz w:val="22"/>
+          <w:szCs w:val="22"/>
           <w:vertAlign w:val="superscript"/>
           <w14:ligatures w14:val="none"/>
         </w:rPr>
@@ -2216,9 +2604,11 @@
       </w:r>
       <w:r>
         <w:rPr>
-          <w:rFonts w:ascii="Arial Narrow" w:eastAsia="Arial" w:hAnsi="Arial Narrow" w:cs="Arial"/>
-          <w:color w:val="000000"/>
-          <w:kern w:val="0"/>
+          <w:rFonts w:ascii="Arial Narrow" w:eastAsia="Arial Narrow" w:hAnsi="Arial Narrow" w:cs="Arial Narrow"/>
+          <w:color w:val="000000"/>
+          <w:kern w:val="0"/>
+          <w:sz w:val="22"/>
+          <w:szCs w:val="22"/>
           <w:lang w:eastAsia="es-PE"/>
           <w14:ligatures w14:val="none"/>
         </w:rPr>
@@ -2235,6 +2625,8 @@
           <w:rFonts w:ascii="Arial Narrow" w:eastAsia="Arial Narrow" w:hAnsi="Arial Narrow" w:cs="Arial Narrow"/>
           <w:color w:val="000000"/>
           <w:kern w:val="0"/>
+          <w:sz w:val="22"/>
+          <w:szCs w:val="22"/>
           <w:lang w:eastAsia="es-PE"/>
           <w14:ligatures w14:val="none"/>
         </w:rPr>
@@ -2259,16 +2651,20 @@
           <w:b/>
           <w:color w:val="000000"/>
           <w:kern w:val="0"/>
-          <w:lang w:eastAsia="es-PE"/>
-          <w14:ligatures w14:val="none"/>
-        </w:rPr>
-      </w:pPr>
-      <w:r>
-        <w:rPr>
-          <w:rFonts w:ascii="Arial Narrow" w:eastAsia="Arial Narrow" w:hAnsi="Arial Narrow" w:cs="Arial Narrow"/>
-          <w:b/>
-          <w:color w:val="000000"/>
-          <w:kern w:val="0"/>
+          <w:sz w:val="22"/>
+          <w:szCs w:val="22"/>
+          <w:lang w:eastAsia="es-PE"/>
+          <w14:ligatures w14:val="none"/>
+        </w:rPr>
+      </w:pPr>
+      <w:r>
+        <w:rPr>
+          <w:rFonts w:ascii="Arial Narrow" w:eastAsia="Arial Narrow" w:hAnsi="Arial Narrow" w:cs="Arial Narrow"/>
+          <w:b/>
+          <w:color w:val="000000"/>
+          <w:kern w:val="0"/>
+          <w:sz w:val="22"/>
+          <w:szCs w:val="22"/>
           <w:lang w:eastAsia="es-PE"/>
           <w14:ligatures w14:val="none"/>
         </w:rPr>
@@ -2280,6 +2676,8 @@
           <w:b/>
           <w:color w:val="000000"/>
           <w:kern w:val="0"/>
+          <w:sz w:val="22"/>
+          <w:szCs w:val="22"/>
           <w:lang w:eastAsia="es-PE"/>
           <w14:ligatures w14:val="none"/>
         </w:rPr>
@@ -2291,6 +2689,8 @@
           <w:b/>
           <w:color w:val="000000"/>
           <w:kern w:val="0"/>
+          <w:sz w:val="22"/>
+          <w:szCs w:val="22"/>
           <w:lang w:eastAsia="es-PE"/>
           <w14:ligatures w14:val="none"/>
         </w:rPr>
@@ -2302,9 +2702,11 @@
         <w:spacing w:after="0" w:line="240" w:lineRule="auto"/>
         <w:jc w:val="both"/>
         <w:rPr>
-          <w:rFonts w:ascii="Arial Narrow" w:eastAsia="Times New Roman" w:hAnsi="Arial Narrow" w:cs="Arial"/>
-          <w:color w:val="000000"/>
-          <w:kern w:val="0"/>
+          <w:rFonts w:ascii="Arial Narrow" w:eastAsia="Arial Narrow" w:hAnsi="Arial Narrow" w:cs="Arial Narrow"/>
+          <w:color w:val="000000"/>
+          <w:kern w:val="0"/>
+          <w:sz w:val="22"/>
+          <w:szCs w:val="22"/>
           <w:lang w:val="es-ES" w:eastAsia="es-ES"/>
           <w14:ligatures w14:val="none"/>
         </w:rPr>
@@ -2321,18 +2723,22 @@
         <w:ind w:left="567" w:hanging="567"/>
         <w:jc w:val="both"/>
         <w:rPr>
-          <w:rFonts w:ascii="Arial Narrow" w:eastAsia="Times New Roman" w:hAnsi="Arial Narrow" w:cs="Arial"/>
-          <w:color w:val="000000"/>
-          <w:kern w:val="0"/>
+          <w:rFonts w:ascii="Arial Narrow" w:eastAsia="Arial Narrow" w:hAnsi="Arial Narrow" w:cs="Arial Narrow"/>
+          <w:color w:val="000000"/>
+          <w:kern w:val="0"/>
+          <w:sz w:val="22"/>
+          <w:szCs w:val="22"/>
           <w:lang w:val="es-ES" w:eastAsia="es-ES"/>
           <w14:ligatures w14:val="none"/>
         </w:rPr>
       </w:pPr>
       <w:r>
         <w:rPr>
-          <w:rFonts w:ascii="Arial Narrow" w:eastAsia="Times New Roman" w:hAnsi="Arial Narrow" w:cs="Arial"/>
-          <w:color w:val="000000"/>
-          <w:kern w:val="0"/>
+          <w:rFonts w:ascii="Arial Narrow" w:eastAsia="Arial Narrow" w:hAnsi="Arial Narrow" w:cs="Arial Narrow"/>
+          <w:color w:val="000000"/>
+          <w:kern w:val="0"/>
+          <w:sz w:val="22"/>
+          <w:szCs w:val="22"/>
           <w:lang w:val="es-ES" w:eastAsia="es-ES"/>
           <w14:ligatures w14:val="none"/>
         </w:rPr>
@@ -2340,9 +2746,11 @@
       </w:r>
       <w:r>
         <w:rPr>
-          <w:rFonts w:ascii="Arial Narrow" w:eastAsia="Times New Roman" w:hAnsi="Arial Narrow" w:cs="Arial"/>
-          <w:color w:val="000000"/>
-          <w:kern w:val="0"/>
+          <w:rFonts w:ascii="Arial Narrow" w:eastAsia="Arial Narrow" w:hAnsi="Arial Narrow" w:cs="Arial Narrow"/>
+          <w:color w:val="000000"/>
+          <w:kern w:val="0"/>
+          <w:sz w:val="22"/>
+          <w:szCs w:val="22"/>
           <w:lang w:val="es-ES" w:eastAsia="es-ES"/>
           <w14:ligatures w14:val="none"/>
         </w:rPr>
@@ -2350,9 +2758,11 @@
       </w:r>
       <w:r>
         <w:rPr>
-          <w:rFonts w:ascii="Arial Narrow" w:eastAsia="Times New Roman" w:hAnsi="Arial Narrow" w:cs="Arial"/>
-          <w:color w:val="000000"/>
-          <w:kern w:val="0"/>
+          <w:rFonts w:ascii="Arial Narrow" w:eastAsia="Arial Narrow" w:hAnsi="Arial Narrow" w:cs="Arial Narrow"/>
+          <w:color w:val="000000"/>
+          <w:kern w:val="0"/>
+          <w:sz w:val="22"/>
+          <w:szCs w:val="22"/>
           <w:lang w:val="es-ES" w:eastAsia="es-ES"/>
           <w14:ligatures w14:val="none"/>
         </w:rPr>
@@ -2360,9 +2770,11 @@
       </w:r>
       <w:r>
         <w:rPr>
-          <w:rFonts w:ascii="Arial Narrow" w:eastAsia="Times New Roman" w:hAnsi="Arial Narrow" w:cs="Arial"/>
-          <w:color w:val="000000"/>
-          <w:kern w:val="0"/>
+          <w:rFonts w:ascii="Arial Narrow" w:eastAsia="Arial Narrow" w:hAnsi="Arial Narrow" w:cs="Arial Narrow"/>
+          <w:color w:val="000000"/>
+          <w:kern w:val="0"/>
+          <w:sz w:val="22"/>
+          <w:szCs w:val="22"/>
           <w:lang w:val="es-ES" w:eastAsia="es-ES"/>
           <w14:ligatures w14:val="none"/>
         </w:rPr>
@@ -2370,9 +2782,11 @@
       </w:r>
       <w:r>
         <w:rPr>
-          <w:rFonts w:ascii="Arial Narrow" w:eastAsia="Times New Roman" w:hAnsi="Arial Narrow" w:cs="Arial"/>
-          <w:color w:val="000000"/>
-          <w:kern w:val="0"/>
+          <w:rFonts w:ascii="Arial Narrow" w:eastAsia="Arial Narrow" w:hAnsi="Arial Narrow" w:cs="Arial Narrow"/>
+          <w:color w:val="000000"/>
+          <w:kern w:val="0"/>
+          <w:sz w:val="22"/>
+          <w:szCs w:val="22"/>
           <w:lang w:val="es-ES" w:eastAsia="es-ES"/>
           <w14:ligatures w14:val="none"/>
         </w:rPr>
@@ -2380,9 +2794,11 @@
       </w:r>
       <w:r>
         <w:rPr>
-          <w:rFonts w:ascii="Arial Narrow" w:eastAsia="Times New Roman" w:hAnsi="Arial Narrow" w:cs="Arial"/>
-          <w:color w:val="000000"/>
-          <w:kern w:val="0"/>
+          <w:rFonts w:ascii="Arial Narrow" w:eastAsia="Arial Narrow" w:hAnsi="Arial Narrow" w:cs="Arial Narrow"/>
+          <w:color w:val="000000"/>
+          <w:kern w:val="0"/>
+          <w:sz w:val="22"/>
+          <w:szCs w:val="22"/>
           <w:lang w:val="es-ES" w:eastAsia="es-ES"/>
           <w14:ligatures w14:val="none"/>
         </w:rPr>
@@ -2391,9 +2807,11 @@
       <w:proofErr w:type="spellStart"/>
       <w:r>
         <w:rPr>
-          <w:rFonts w:ascii="Arial Narrow" w:eastAsia="Times New Roman" w:hAnsi="Arial Narrow" w:cs="Arial"/>
-          <w:color w:val="000000"/>
-          <w:kern w:val="0"/>
+          <w:rFonts w:ascii="Arial Narrow" w:eastAsia="Arial Narrow" w:hAnsi="Arial Narrow" w:cs="Arial Narrow"/>
+          <w:color w:val="000000"/>
+          <w:kern w:val="0"/>
+          <w:sz w:val="22"/>
+          <w:szCs w:val="22"/>
           <w:lang w:val="es-ES" w:eastAsia="es-ES"/>
           <w14:ligatures w14:val="none"/>
         </w:rPr>
@@ -2402,9 +2820,11 @@
       <w:proofErr w:type="spellEnd"/>
       <w:r>
         <w:rPr>
-          <w:rFonts w:ascii="Arial Narrow" w:eastAsia="Times New Roman" w:hAnsi="Arial Narrow" w:cs="Arial"/>
-          <w:color w:val="000000"/>
-          <w:kern w:val="0"/>
+          <w:rFonts w:ascii="Arial Narrow" w:eastAsia="Arial Narrow" w:hAnsi="Arial Narrow" w:cs="Arial Narrow"/>
+          <w:color w:val="000000"/>
+          <w:kern w:val="0"/>
+          <w:sz w:val="22"/>
+          <w:szCs w:val="22"/>
           <w:lang w:val="es-ES" w:eastAsia="es-ES"/>
           <w14:ligatures w14:val="none"/>
         </w:rPr>
@@ -2413,9 +2833,11 @@
       <w:proofErr w:type="spellStart"/>
       <w:r>
         <w:rPr>
-          <w:rFonts w:ascii="Arial Narrow" w:eastAsia="Times New Roman" w:hAnsi="Arial Narrow" w:cs="Arial"/>
-          <w:color w:val="000000"/>
-          <w:kern w:val="0"/>
+          <w:rFonts w:ascii="Arial Narrow" w:eastAsia="Arial Narrow" w:hAnsi="Arial Narrow" w:cs="Arial Narrow"/>
+          <w:color w:val="000000"/>
+          <w:kern w:val="0"/>
+          <w:sz w:val="22"/>
+          <w:szCs w:val="22"/>
           <w:lang w:val="es-ES" w:eastAsia="es-ES"/>
           <w14:ligatures w14:val="none"/>
         </w:rPr>
@@ -2424,9 +2846,11 @@
       <w:proofErr w:type="spellEnd"/>
       <w:r>
         <w:rPr>
-          <w:rFonts w:ascii="Arial Narrow" w:eastAsia="Times New Roman" w:hAnsi="Arial Narrow" w:cs="Arial"/>
-          <w:color w:val="000000"/>
-          <w:kern w:val="0"/>
+          <w:rFonts w:ascii="Arial Narrow" w:eastAsia="Arial Narrow" w:hAnsi="Arial Narrow" w:cs="Arial Narrow"/>
+          <w:color w:val="000000"/>
+          <w:kern w:val="0"/>
+          <w:sz w:val="22"/>
+          <w:szCs w:val="22"/>
           <w:lang w:val="es-ES" w:eastAsia="es-ES"/>
           <w14:ligatures w14:val="none"/>
         </w:rPr>
@@ -2435,9 +2859,11 @@
       <w:proofErr w:type="spellStart"/>
       <w:r>
         <w:rPr>
-          <w:rFonts w:ascii="Arial Narrow" w:eastAsia="Times New Roman" w:hAnsi="Arial Narrow" w:cs="Arial"/>
-          <w:color w:val="000000"/>
-          <w:kern w:val="0"/>
+          <w:rFonts w:ascii="Arial Narrow" w:eastAsia="Arial Narrow" w:hAnsi="Arial Narrow" w:cs="Arial Narrow"/>
+          <w:color w:val="000000"/>
+          <w:kern w:val="0"/>
+          <w:sz w:val="22"/>
+          <w:szCs w:val="22"/>
           <w:lang w:val="es-ES" w:eastAsia="es-ES"/>
           <w14:ligatures w14:val="none"/>
         </w:rPr>
@@ -2446,9 +2872,11 @@
       <w:proofErr w:type="spellEnd"/>
       <w:r>
         <w:rPr>
-          <w:rFonts w:ascii="Arial Narrow" w:eastAsia="Times New Roman" w:hAnsi="Arial Narrow" w:cs="Arial"/>
-          <w:color w:val="000000"/>
-          <w:kern w:val="0"/>
+          <w:rFonts w:ascii="Arial Narrow" w:eastAsia="Arial Narrow" w:hAnsi="Arial Narrow" w:cs="Arial Narrow"/>
+          <w:color w:val="000000"/>
+          <w:kern w:val="0"/>
+          <w:sz w:val="22"/>
+          <w:szCs w:val="22"/>
           <w:lang w:val="es-ES" w:eastAsia="es-ES"/>
           <w14:ligatures w14:val="none"/>
         </w:rPr>
@@ -2456,9 +2884,11 @@
       </w:r>
       <w:r>
         <w:rPr>
-          <w:rFonts w:ascii="Arial Narrow" w:eastAsia="Times New Roman" w:hAnsi="Arial Narrow" w:cs="Arial"/>
-          <w:color w:val="000000"/>
-          <w:kern w:val="0"/>
+          <w:rFonts w:ascii="Arial Narrow" w:eastAsia="Arial Narrow" w:hAnsi="Arial Narrow" w:cs="Arial Narrow"/>
+          <w:color w:val="000000"/>
+          <w:kern w:val="0"/>
+          <w:sz w:val="22"/>
+          <w:szCs w:val="22"/>
           <w:lang w:val="es-ES" w:eastAsia="es-ES"/>
           <w14:ligatures w14:val="none"/>
         </w:rPr>
@@ -2466,9 +2896,11 @@
       </w:r>
       <w:r>
         <w:rPr>
-          <w:rFonts w:ascii="Arial Narrow" w:eastAsia="Times New Roman" w:hAnsi="Arial Narrow" w:cs="Arial"/>
-          <w:color w:val="000000"/>
-          <w:kern w:val="0"/>
+          <w:rFonts w:ascii="Arial Narrow" w:eastAsia="Arial Narrow" w:hAnsi="Arial Narrow" w:cs="Arial Narrow"/>
+          <w:color w:val="000000"/>
+          <w:kern w:val="0"/>
+          <w:sz w:val="22"/>
+          <w:szCs w:val="22"/>
           <w:lang w:eastAsia="es-ES"/>
           <w14:ligatures w14:val="none"/>
         </w:rPr>
@@ -2482,9 +2914,11 @@
         <w:ind w:left="567"/>
         <w:jc w:val="both"/>
         <w:rPr>
-          <w:rFonts w:ascii="Arial Narrow" w:eastAsia="Times New Roman" w:hAnsi="Arial Narrow" w:cs="Arial"/>
-          <w:color w:val="000000"/>
-          <w:kern w:val="0"/>
+          <w:rFonts w:ascii="Arial Narrow" w:eastAsia="Arial Narrow" w:hAnsi="Arial Narrow" w:cs="Arial Narrow"/>
+          <w:color w:val="000000"/>
+          <w:kern w:val="0"/>
+          <w:sz w:val="22"/>
+          <w:szCs w:val="22"/>
           <w:lang w:val="es-ES" w:eastAsia="es-ES"/>
           <w14:ligatures w14:val="none"/>
         </w:rPr>
@@ -2509,16 +2943,20 @@
           <w:b/>
           <w:color w:val="000000"/>
           <w:kern w:val="0"/>
-          <w:lang w:eastAsia="es-PE"/>
-          <w14:ligatures w14:val="none"/>
-        </w:rPr>
-      </w:pPr>
-      <w:r>
-        <w:rPr>
-          <w:rFonts w:ascii="Arial Narrow" w:eastAsia="Arial Narrow" w:hAnsi="Arial Narrow" w:cs="Arial Narrow"/>
-          <w:b/>
-          <w:color w:val="000000"/>
-          <w:kern w:val="0"/>
+          <w:sz w:val="22"/>
+          <w:szCs w:val="22"/>
+          <w:lang w:eastAsia="es-PE"/>
+          <w14:ligatures w14:val="none"/>
+        </w:rPr>
+      </w:pPr>
+      <w:r>
+        <w:rPr>
+          <w:rFonts w:ascii="Arial Narrow" w:eastAsia="Arial Narrow" w:hAnsi="Arial Narrow" w:cs="Arial Narrow"/>
+          <w:b/>
+          <w:color w:val="000000"/>
+          <w:kern w:val="0"/>
+          <w:sz w:val="22"/>
+          <w:szCs w:val="22"/>
           <w:lang w:eastAsia="es-PE"/>
           <w14:ligatures w14:val="none"/>
         </w:rPr>
@@ -2534,18 +2972,22 @@
           <w:b/>
           <w:color w:val="000000"/>
           <w:kern w:val="0"/>
-          <w:lang w:eastAsia="es-PE"/>
-          <w14:ligatures w14:val="none"/>
-        </w:rPr>
-      </w:pPr>
-    </w:p>
-    <w:p>
-      <w:pPr>
-        <w:spacing w:after="0" w:line="240" w:lineRule="auto"/>
-        <w:jc w:val="both"/>
-        <w:rPr>
-          <w:rFonts w:ascii="Arial Narrow" w:eastAsia="Times New Roman" w:hAnsi="Arial Narrow" w:cs="Times New Roman"/>
-          <w:kern w:val="0"/>
+          <w:sz w:val="22"/>
+          <w:szCs w:val="22"/>
+          <w:lang w:eastAsia="es-PE"/>
+          <w14:ligatures w14:val="none"/>
+        </w:rPr>
+      </w:pPr>
+    </w:p>
+    <w:p>
+      <w:pPr>
+        <w:spacing w:after="0" w:line="240" w:lineRule="auto"/>
+        <w:jc w:val="both"/>
+        <w:rPr>
+          <w:rFonts w:ascii="Arial Narrow" w:eastAsia="Arial Narrow" w:hAnsi="Arial Narrow" w:cs="Arial Narrow"/>
+          <w:kern w:val="0"/>
+          <w:sz w:val="22"/>
+          <w:szCs w:val="22"/>
           <w:shd w:val="clear" w:color="auto" w:fill="FFFFFF"/>
           <w:lang w:eastAsia="es-PE"/>
           <w14:ligatures w14:val="none"/>
@@ -2557,6 +2999,8 @@
           <w:b/>
           <w:color w:val="000000"/>
           <w:kern w:val="0"/>
+          <w:sz w:val="22"/>
+          <w:szCs w:val="22"/>
           <w:lang w:eastAsia="es-PE"/>
           <w14:ligatures w14:val="none"/>
         </w:rPr>
@@ -2564,9 +3008,11 @@
       </w:r>
       <w:r>
         <w:rPr>
-          <w:rFonts w:ascii="Arial Narrow" w:eastAsia="Times New Roman" w:hAnsi="Arial Narrow" w:cs="Times New Roman"/>
-          <w:color w:val="000000"/>
-          <w:kern w:val="0"/>
+          <w:rFonts w:ascii="Arial Narrow" w:eastAsia="Arial Narrow" w:hAnsi="Arial Narrow" w:cs="Arial Narrow"/>
+          <w:color w:val="000000"/>
+          <w:kern w:val="0"/>
+          <w:sz w:val="22"/>
+          <w:szCs w:val="22"/>
           <w:shd w:val="clear" w:color="auto" w:fill="FFFFFF"/>
           <w:lang w:eastAsia="es-PE"/>
           <w14:ligatures w14:val="none"/>
@@ -2575,9 +3021,11 @@
       </w:r>
       <w:r>
         <w:rPr>
-          <w:rFonts w:ascii="Arial Narrow" w:eastAsia="Times New Roman" w:hAnsi="Arial Narrow" w:cs="Times New Roman"/>
-          <w:color w:val="000000"/>
-          <w:kern w:val="0"/>
+          <w:rFonts w:ascii="Arial Narrow" w:eastAsia="Arial Narrow" w:hAnsi="Arial Narrow" w:cs="Arial Narrow"/>
+          <w:color w:val="000000"/>
+          <w:kern w:val="0"/>
+          <w:sz w:val="22"/>
+          <w:szCs w:val="22"/>
           <w:shd w:val="clear" w:color="auto" w:fill="FFFFFF"/>
           <w:lang w:eastAsia="es-PE"/>
           <w14:ligatures w14:val="none"/>
@@ -2586,9 +3034,11 @@
       </w:r>
       <w:r>
         <w:rPr>
-          <w:rFonts w:ascii="Arial Narrow" w:eastAsia="Times New Roman" w:hAnsi="Arial Narrow" w:cs="Arial"/>
-          <w:color w:val="000000"/>
-          <w:kern w:val="0"/>
+          <w:rFonts w:ascii="Arial Narrow" w:eastAsia="Arial Narrow" w:hAnsi="Arial Narrow" w:cs="Arial Narrow"/>
+          <w:color w:val="000000"/>
+          <w:kern w:val="0"/>
+          <w:sz w:val="22"/>
+          <w:szCs w:val="22"/>
           <w:lang w:val="es-ES" w:eastAsia="es-ES"/>
           <w14:ligatures w14:val="none"/>
         </w:rPr>
@@ -2596,17 +3046,21 @@
       </w:r>
       <w:r>
         <w:rPr>
-          <w:rFonts w:ascii="Arial Narrow" w:eastAsia="Calibri" w:hAnsi="Arial Narrow" w:cs="Arial"/>
-          <w:kern w:val="0"/>
-          <w14:ligatures w14:val="none"/>
+          <w:rFonts w:ascii="Arial Narrow" w:eastAsia="Arial Narrow" w:hAnsi="Arial Narrow" w:cs="Arial Narrow"/>
+          <w:kern w:val="0"/>
+          <w14:ligatures w14:val="none"/>
+          <w:sz w:val="22"/>
+          <w:szCs w:val="22"/>
         </w:rPr>
         <w:t xml:space="preserve"/>
       </w:r>
       <w:r>
         <w:rPr>
-          <w:rFonts w:ascii="Arial Narrow" w:eastAsia="Times New Roman" w:hAnsi="Arial Narrow" w:cs="Times New Roman"/>
-          <w:color w:val="000000"/>
-          <w:kern w:val="0"/>
+          <w:rFonts w:ascii="Arial Narrow" w:eastAsia="Arial Narrow" w:hAnsi="Arial Narrow" w:cs="Arial Narrow"/>
+          <w:color w:val="000000"/>
+          <w:kern w:val="0"/>
+          <w:sz w:val="22"/>
+          <w:szCs w:val="22"/>
           <w:shd w:val="clear" w:color="auto" w:fill="FFFFFF"/>
           <w:lang w:eastAsia="es-PE"/>
           <w14:ligatures w14:val="none"/>
@@ -2615,9 +3069,11 @@
       </w:r>
       <w:r>
         <w:rPr>
-          <w:rFonts w:ascii="Arial Narrow" w:eastAsia="Times New Roman" w:hAnsi="Arial Narrow" w:cs="Times New Roman"/>
-          <w:color w:val="000000"/>
-          <w:kern w:val="0"/>
+          <w:rFonts w:ascii="Arial Narrow" w:eastAsia="Arial Narrow" w:hAnsi="Arial Narrow" w:cs="Arial Narrow"/>
+          <w:color w:val="000000"/>
+          <w:kern w:val="0"/>
+          <w:sz w:val="22"/>
+          <w:szCs w:val="22"/>
           <w:shd w:val="clear" w:color="auto" w:fill="FFFFFF"/>
           <w:lang w:eastAsia="es-PE"/>
           <w14:ligatures w14:val="none"/>
@@ -2626,61 +3082,73 @@
       </w:r>
       <w:r>
         <w:rPr>
-          <w:rFonts w:ascii="Arial Narrow" w:hAnsi="Arial Narrow" w:cs="Arial"/>
+          <w:rFonts w:ascii="Arial Narrow" w:eastAsia="Arial Narrow" w:hAnsi="Arial Narrow" w:cs="Arial Narrow"/>
           <w:bCs/>
           <w:spacing w:val="-3"/>
           <w:kern w:val="0"/>
           <w14:ligatures w14:val="none"/>
+          <w:sz w:val="22"/>
+          <w:szCs w:val="22"/>
         </w:rPr>
         <w:t xml:space="preserve"/>
       </w:r>
       <w:proofErr w:type="spellStart"/>
       <w:r>
         <w:rPr>
-          <w:rFonts w:ascii="Arial Narrow" w:hAnsi="Arial Narrow" w:cs="Arial"/>
+          <w:rFonts w:ascii="Arial Narrow" w:eastAsia="Arial Narrow" w:hAnsi="Arial Narrow" w:cs="Arial Narrow"/>
           <w:bCs/>
           <w:spacing w:val="-3"/>
           <w:kern w:val="0"/>
           <w14:ligatures w14:val="none"/>
+          <w:sz w:val="22"/>
+          <w:szCs w:val="22"/>
         </w:rPr>
         <w:t/>
       </w:r>
       <w:proofErr w:type="spellEnd"/>
       <w:r>
         <w:rPr>
-          <w:rFonts w:ascii="Arial Narrow" w:hAnsi="Arial Narrow" w:cs="Arial"/>
+          <w:rFonts w:ascii="Arial Narrow" w:eastAsia="Arial Narrow" w:hAnsi="Arial Narrow" w:cs="Arial Narrow"/>
           <w:bCs/>
           <w:spacing w:val="-3"/>
           <w:kern w:val="0"/>
           <w14:ligatures w14:val="none"/>
+          <w:sz w:val="22"/>
+          <w:szCs w:val="22"/>
         </w:rPr>
         <w:t xml:space="preserve"/>
       </w:r>
       <w:r>
         <w:rPr>
-          <w:rFonts w:ascii="Arial Narrow" w:hAnsi="Arial Narrow" w:cs="Arial"/>
+          <w:rFonts w:ascii="Arial Narrow" w:eastAsia="Arial Narrow" w:hAnsi="Arial Narrow" w:cs="Arial Narrow"/>
           <w:bCs/>
           <w:spacing w:val="-3"/>
           <w:kern w:val="0"/>
           <w14:ligatures w14:val="none"/>
+          <w:sz w:val="22"/>
+          <w:szCs w:val="22"/>
         </w:rPr>
         <w:t/>
       </w:r>
       <w:r>
         <w:rPr>
-          <w:rFonts w:ascii="Arial Narrow" w:hAnsi="Arial Narrow" w:cs="Arial"/>
+          <w:rFonts w:ascii="Arial Narrow" w:eastAsia="Arial Narrow" w:hAnsi="Arial Narrow" w:cs="Arial Narrow"/>
           <w:bCs/>
           <w:spacing w:val="-3"/>
           <w:kern w:val="0"/>
           <w14:ligatures w14:val="none"/>
+          <w:sz w:val="22"/>
+          <w:szCs w:val="22"/>
         </w:rPr>
         <w:t xml:space="preserve"/>
       </w:r>
       <w:r>
         <w:rPr>
-          <w:rFonts w:ascii="Arial Narrow" w:eastAsia="Times New Roman" w:hAnsi="Arial Narrow" w:cs="Times New Roman"/>
-          <w:color w:val="000000"/>
-          <w:kern w:val="0"/>
+          <w:rFonts w:ascii="Arial Narrow" w:eastAsia="Arial Narrow" w:hAnsi="Arial Narrow" w:cs="Arial Narrow"/>
+          <w:color w:val="000000"/>
+          <w:kern w:val="0"/>
+          <w:sz w:val="22"/>
+          <w:szCs w:val="22"/>
           <w:shd w:val="clear" w:color="auto" w:fill="FFFFFF"/>
           <w:lang w:eastAsia="es-PE"/>
           <w14:ligatures w14:val="none"/>
@@ -2691,14 +3159,18 @@
         <w:rPr>
           <w:rFonts w:ascii="Arial Narrow" w:eastAsia="Arial Narrow" w:hAnsi="Arial Narrow" w:cs="Arial Narrow"/>
           <w:bCs/>
+          <w:sz w:val="22"/>
+          <w:szCs w:val="22"/>
         </w:rPr>
         <w:t/>
       </w:r>
       <w:r>
         <w:rPr>
-          <w:rFonts w:ascii="Arial Narrow" w:eastAsia="Times New Roman" w:hAnsi="Arial Narrow" w:cs="Times New Roman"/>
-          <w:color w:val="000000"/>
-          <w:kern w:val="0"/>
+          <w:rFonts w:ascii="Arial Narrow" w:eastAsia="Arial Narrow" w:hAnsi="Arial Narrow" w:cs="Arial Narrow"/>
+          <w:color w:val="000000"/>
+          <w:kern w:val="0"/>
+          <w:sz w:val="22"/>
+          <w:szCs w:val="22"/>
           <w:shd w:val="clear" w:color="auto" w:fill="FFFFFF"/>
           <w:lang w:eastAsia="es-PE"/>
           <w14:ligatures w14:val="none"/>
@@ -2707,9 +3179,11 @@
       </w:r>
       <w:r>
         <w:rPr>
-          <w:rFonts w:ascii="Arial Narrow" w:eastAsia="Times New Roman" w:hAnsi="Arial Narrow" w:cs="Times New Roman"/>
-          <w:color w:val="000000"/>
-          <w:kern w:val="0"/>
+          <w:rFonts w:ascii="Arial Narrow" w:eastAsia="Arial Narrow" w:hAnsi="Arial Narrow" w:cs="Arial Narrow"/>
+          <w:color w:val="000000"/>
+          <w:kern w:val="0"/>
+          <w:sz w:val="22"/>
+          <w:szCs w:val="22"/>
           <w:shd w:val="clear" w:color="auto" w:fill="FFFFFF"/>
           <w:lang w:eastAsia="es-PE"/>
           <w14:ligatures w14:val="none"/>
@@ -2718,9 +3192,11 @@
       </w:r>
       <w:r>
         <w:rPr>
-          <w:rFonts w:ascii="Arial Narrow" w:eastAsia="Times New Roman" w:hAnsi="Arial Narrow" w:cs="Times New Roman"/>
-          <w:color w:val="000000"/>
-          <w:kern w:val="0"/>
+          <w:rFonts w:ascii="Arial Narrow" w:eastAsia="Arial Narrow" w:hAnsi="Arial Narrow" w:cs="Arial Narrow"/>
+          <w:color w:val="000000"/>
+          <w:kern w:val="0"/>
+          <w:sz w:val="22"/>
+          <w:szCs w:val="22"/>
           <w:shd w:val="clear" w:color="auto" w:fill="FFFFFF"/>
           <w:lang w:eastAsia="es-PE"/>
           <w14:ligatures w14:val="none"/>
@@ -2729,9 +3205,11 @@
       </w:r>
       <w:r>
         <w:rPr>
-          <w:rFonts w:ascii="Arial Narrow" w:eastAsia="Calibri" w:hAnsi="Arial Narrow" w:cs="Arial Narrow"/>
-          <w:color w:val="000000"/>
-          <w:kern w:val="0"/>
+          <w:rFonts w:ascii="Arial Narrow" w:eastAsia="Arial Narrow" w:hAnsi="Arial Narrow" w:cs="Arial Narrow"/>
+          <w:color w:val="000000"/>
+          <w:kern w:val="0"/>
+          <w:sz w:val="22"/>
+          <w:szCs w:val="22"/>
           <w:lang w:eastAsia="es-PE"/>
           <w14:ligatures w14:val="none"/>
         </w:rPr>
@@ -2739,8 +3217,10 @@
       </w:r>
       <w:r>
         <w:rPr>
-          <w:rFonts w:ascii="Arial Narrow" w:eastAsia="Times New Roman" w:hAnsi="Arial Narrow" w:cs="Times New Roman"/>
-          <w:kern w:val="0"/>
+          <w:rFonts w:ascii="Arial Narrow" w:eastAsia="Arial Narrow" w:hAnsi="Arial Narrow" w:cs="Arial Narrow"/>
+          <w:kern w:val="0"/>
+          <w:sz w:val="22"/>
+          <w:szCs w:val="22"/>
           <w:shd w:val="clear" w:color="auto" w:fill="FFFFFF"/>
           <w:lang w:eastAsia="es-PE"/>
           <w14:ligatures w14:val="none"/>
@@ -2749,8 +3229,10 @@
       </w:r>
       <w:r>
         <w:rPr>
-          <w:rFonts w:ascii="Arial Narrow" w:eastAsia="Calibri" w:hAnsi="Arial Narrow" w:cs="Arial Narrow"/>
-          <w:kern w:val="0"/>
+          <w:rFonts w:ascii="Arial Narrow" w:eastAsia="Arial Narrow" w:hAnsi="Arial Narrow" w:cs="Arial Narrow"/>
+          <w:kern w:val="0"/>
+          <w:sz w:val="22"/>
+          <w:szCs w:val="22"/>
           <w:lang w:eastAsia="es-PE"/>
           <w14:ligatures w14:val="none"/>
         </w:rPr>
@@ -2758,8 +3240,10 @@
       </w:r>
       <w:r>
         <w:rPr>
-          <w:rFonts w:ascii="Arial Narrow" w:eastAsia="Times New Roman" w:hAnsi="Arial Narrow" w:cs="Times New Roman"/>
-          <w:kern w:val="0"/>
+          <w:rFonts w:ascii="Arial Narrow" w:eastAsia="Arial Narrow" w:hAnsi="Arial Narrow" w:cs="Arial Narrow"/>
+          <w:kern w:val="0"/>
+          <w:sz w:val="22"/>
+          <w:szCs w:val="22"/>
           <w:shd w:val="clear" w:color="auto" w:fill="FFFFFF"/>
           <w:lang w:eastAsia="es-PE"/>
           <w14:ligatures w14:val="none"/>
@@ -2771,13 +3255,17 @@
           <w:rFonts w:ascii="Arial Narrow" w:eastAsia="Arial Narrow" w:hAnsi="Arial Narrow" w:cs="Arial Narrow"/>
           <w:kern w:val="0"/>
           <w14:ligatures w14:val="none"/>
+          <w:sz w:val="22"/>
+          <w:szCs w:val="22"/>
         </w:rPr>
         <w:t xml:space="preserve"/>
       </w:r>
       <w:r>
         <w:rPr>
-          <w:rFonts w:ascii="Arial Narrow" w:eastAsia="Times New Roman" w:hAnsi="Arial Narrow" w:cs="Times New Roman"/>
-          <w:kern w:val="0"/>
+          <w:rFonts w:ascii="Arial Narrow" w:eastAsia="Arial Narrow" w:hAnsi="Arial Narrow" w:cs="Arial Narrow"/>
+          <w:kern w:val="0"/>
+          <w:sz w:val="22"/>
+          <w:szCs w:val="22"/>
           <w:shd w:val="clear" w:color="auto" w:fill="FFFFFF"/>
           <w:lang w:eastAsia="es-PE"/>
           <w14:ligatures w14:val="none"/>
@@ -2786,8 +3274,10 @@
       </w:r>
       <w:r>
         <w:rPr>
-          <w:rFonts w:ascii="Arial Narrow" w:eastAsia="Times New Roman" w:hAnsi="Arial Narrow" w:cs="Times New Roman"/>
-          <w:kern w:val="0"/>
+          <w:rFonts w:ascii="Arial Narrow" w:eastAsia="Arial Narrow" w:hAnsi="Arial Narrow" w:cs="Arial Narrow"/>
+          <w:kern w:val="0"/>
+          <w:sz w:val="22"/>
+          <w:szCs w:val="22"/>
           <w:shd w:val="clear" w:color="auto" w:fill="FFFFFF"/>
           <w:lang w:eastAsia="es-PE"/>
           <w14:ligatures w14:val="none"/>
@@ -2796,8 +3286,10 @@
       </w:r>
       <w:r>
         <w:rPr>
-          <w:rFonts w:ascii="Arial Narrow" w:eastAsia="Times New Roman" w:hAnsi="Arial Narrow" w:cs="Times New Roman"/>
-          <w:kern w:val="0"/>
+          <w:rFonts w:ascii="Arial Narrow" w:eastAsia="Arial Narrow" w:hAnsi="Arial Narrow" w:cs="Arial Narrow"/>
+          <w:kern w:val="0"/>
+          <w:sz w:val="22"/>
+          <w:szCs w:val="22"/>
           <w:shd w:val="clear" w:color="auto" w:fill="FFFFFF"/>
           <w:lang w:eastAsia="es-PE"/>
           <w14:ligatures w14:val="none"/>
@@ -2806,8 +3298,10 @@
       </w:r>
       <w:r>
         <w:rPr>
-          <w:rFonts w:ascii="Arial Narrow" w:eastAsia="Times New Roman" w:hAnsi="Arial Narrow" w:cs="Times New Roman"/>
-          <w:kern w:val="0"/>
+          <w:rFonts w:ascii="Arial Narrow" w:eastAsia="Arial Narrow" w:hAnsi="Arial Narrow" w:cs="Arial Narrow"/>
+          <w:kern w:val="0"/>
+          <w:sz w:val="22"/>
+          <w:szCs w:val="22"/>
           <w:shd w:val="clear" w:color="auto" w:fill="FFFFFF"/>
           <w:lang w:eastAsia="es-PE"/>
           <w14:ligatures w14:val="none"/>
@@ -2816,8 +3310,10 @@
       </w:r>
       <w:r>
         <w:rPr>
-          <w:rFonts w:ascii="Arial Narrow" w:eastAsia="Times New Roman" w:hAnsi="Arial Narrow" w:cs="Times New Roman"/>
-          <w:kern w:val="0"/>
+          <w:rFonts w:ascii="Arial Narrow" w:eastAsia="Arial Narrow" w:hAnsi="Arial Narrow" w:cs="Arial Narrow"/>
+          <w:kern w:val="0"/>
+          <w:sz w:val="22"/>
+          <w:szCs w:val="22"/>
           <w:shd w:val="clear" w:color="auto" w:fill="FFFFFF"/>
           <w:lang w:eastAsia="es-PE"/>
           <w14:ligatures w14:val="none"/>
@@ -2826,8 +3322,10 @@
       </w:r>
       <w:r>
         <w:rPr>
-          <w:rFonts w:ascii="Arial Narrow" w:eastAsia="Times New Roman" w:hAnsi="Arial Narrow" w:cs="Times New Roman"/>
-          <w:kern w:val="0"/>
+          <w:rFonts w:ascii="Arial Narrow" w:eastAsia="Arial Narrow" w:hAnsi="Arial Narrow" w:cs="Arial Narrow"/>
+          <w:kern w:val="0"/>
+          <w:sz w:val="22"/>
+          <w:szCs w:val="22"/>
           <w:shd w:val="clear" w:color="auto" w:fill="FFFFFF"/>
           <w:lang w:eastAsia="es-PE"/>
           <w14:ligatures w14:val="none"/>
@@ -2839,6 +3337,8 @@
           <w:rFonts w:ascii="Arial Narrow" w:eastAsia="Arial Narrow" w:hAnsi="Arial Narrow" w:cs="Arial Narrow"/>
           <w:kern w:val="0"/>
           <w14:ligatures w14:val="none"/>
+          <w:sz w:val="22"/>
+          <w:szCs w:val="22"/>
         </w:rPr>
         <w:t xml:space="preserve"/>
       </w:r>
@@ -2847,14 +3347,18 @@
           <w:rFonts w:ascii="Arial Narrow" w:eastAsia="Arial Narrow" w:hAnsi="Arial Narrow" w:cs="Arial Narrow"/>
           <w:kern w:val="0"/>
           <w14:ligatures w14:val="none"/>
+          <w:sz w:val="22"/>
+          <w:szCs w:val="22"/>
         </w:rPr>
         <w:t xml:space="preserve"/>
       </w:r>
       <w:r>
         <w:rPr>
-          <w:rFonts w:ascii="Arial Narrow" w:eastAsia="Times New Roman" w:hAnsi="Arial Narrow" w:cs="Arial"/>
-          <w:color w:val="000000"/>
-          <w:kern w:val="0"/>
+          <w:rFonts w:ascii="Arial Narrow" w:eastAsia="Arial Narrow" w:hAnsi="Arial Narrow" w:cs="Arial Narrow"/>
+          <w:color w:val="000000"/>
+          <w:kern w:val="0"/>
+          <w:sz w:val="22"/>
+          <w:szCs w:val="22"/>
           <w:lang w:eastAsia="es-ES"/>
           <w14:ligatures w14:val="none"/>
         </w:rPr>
@@ -2862,9 +3366,11 @@
       </w:r>
       <w:r>
         <w:rPr>
-          <w:rFonts w:ascii="Arial Narrow" w:eastAsia="Times New Roman" w:hAnsi="Arial Narrow" w:cs="Arial"/>
-          <w:color w:val="000000"/>
-          <w:kern w:val="0"/>
+          <w:rFonts w:ascii="Arial Narrow" w:eastAsia="Arial Narrow" w:hAnsi="Arial Narrow" w:cs="Arial Narrow"/>
+          <w:color w:val="000000"/>
+          <w:kern w:val="0"/>
+          <w:sz w:val="22"/>
+          <w:szCs w:val="22"/>
           <w:lang w:eastAsia="es-ES"/>
           <w14:ligatures w14:val="none"/>
         </w:rPr>
@@ -2875,14 +3381,18 @@
           <w:rFonts w:ascii="Arial Narrow" w:eastAsia="Arial Narrow" w:hAnsi="Arial Narrow" w:cs="Arial Narrow"/>
           <w:kern w:val="0"/>
           <w14:ligatures w14:val="none"/>
+          <w:sz w:val="22"/>
+          <w:szCs w:val="22"/>
         </w:rPr>
         <w:t xml:space="preserve"/>
       </w:r>
       <w:r>
         <w:rPr>
-          <w:rFonts w:ascii="Arial Narrow" w:eastAsia="Times New Roman" w:hAnsi="Arial Narrow" w:cs="Arial"/>
-          <w:color w:val="000000"/>
-          <w:kern w:val="0"/>
+          <w:rFonts w:ascii="Arial Narrow" w:eastAsia="Arial Narrow" w:hAnsi="Arial Narrow" w:cs="Arial Narrow"/>
+          <w:color w:val="000000"/>
+          <w:kern w:val="0"/>
+          <w:sz w:val="22"/>
+          <w:szCs w:val="22"/>
           <w:lang w:eastAsia="es-ES"/>
           <w14:ligatures w14:val="none"/>
         </w:rPr>
@@ -2893,6 +3403,8 @@
           <w:rFonts w:ascii="Arial Narrow" w:eastAsia="Arial Narrow" w:hAnsi="Arial Narrow" w:cs="Arial Narrow"/>
           <w:kern w:val="0"/>
           <w14:ligatures w14:val="none"/>
+          <w:sz w:val="22"/>
+          <w:szCs w:val="22"/>
         </w:rPr>
         <w:t xml:space="preserve"/>
       </w:r>
@@ -2901,6 +3413,8 @@
           <w:rFonts w:ascii="Arial Narrow" w:eastAsia="Arial Narrow" w:hAnsi="Arial Narrow" w:cs="Arial Narrow"/>
           <w:kern w:val="0"/>
           <w14:ligatures w14:val="none"/>
+          <w:sz w:val="22"/>
+          <w:szCs w:val="22"/>
         </w:rPr>
         <w:t/>
       </w:r>
@@ -2909,14 +3423,18 @@
           <w:rFonts w:ascii="Arial Narrow" w:eastAsia="Arial Narrow" w:hAnsi="Arial Narrow" w:cs="Arial Narrow"/>
           <w:kern w:val="0"/>
           <w14:ligatures w14:val="none"/>
+          <w:sz w:val="22"/>
+          <w:szCs w:val="22"/>
         </w:rPr>
         <w:t xml:space="preserve"/>
       </w:r>
       <w:r>
         <w:rPr>
-          <w:rFonts w:ascii="Arial Narrow" w:eastAsia="Times New Roman" w:hAnsi="Arial Narrow" w:cs="Arial"/>
-          <w:color w:val="000000"/>
-          <w:kern w:val="0"/>
+          <w:rFonts w:ascii="Arial Narrow" w:eastAsia="Arial Narrow" w:hAnsi="Arial Narrow" w:cs="Arial Narrow"/>
+          <w:color w:val="000000"/>
+          <w:kern w:val="0"/>
+          <w:sz w:val="22"/>
+          <w:szCs w:val="22"/>
           <w:lang w:eastAsia="es-ES"/>
           <w14:ligatures w14:val="none"/>
         </w:rPr>
@@ -2924,8 +3442,10 @@
       </w:r>
       <w:r>
         <w:rPr>
-          <w:rFonts w:ascii="Arial Narrow" w:eastAsia="Times New Roman" w:hAnsi="Arial Narrow" w:cs="Times New Roman"/>
-          <w:kern w:val="0"/>
+          <w:rFonts w:ascii="Arial Narrow" w:eastAsia="Arial Narrow" w:hAnsi="Arial Narrow" w:cs="Arial Narrow"/>
+          <w:kern w:val="0"/>
+          <w:sz w:val="22"/>
+          <w:szCs w:val="22"/>
           <w:shd w:val="clear" w:color="auto" w:fill="FFFFFF"/>
           <w:lang w:eastAsia="es-PE"/>
           <w14:ligatures w14:val="none"/>
@@ -2941,6 +3461,8 @@
           <w:rFonts w:ascii="Arial Narrow" w:eastAsia="Arial Narrow" w:hAnsi="Arial Narrow" w:cs="Arial Narrow"/>
           <w:kern w:val="0"/>
           <w14:ligatures w14:val="none"/>
+          <w:sz w:val="22"/>
+          <w:szCs w:val="22"/>
         </w:rPr>
       </w:pPr>
     </w:p>
@@ -2950,17 +3472,21 @@
         <w:contextualSpacing/>
         <w:jc w:val="both"/>
         <w:rPr>
-          <w:rFonts w:ascii="Arial Narrow" w:eastAsia="Calibri" w:hAnsi="Arial Narrow" w:cs="Arial"/>
-          <w:kern w:val="0"/>
-          <w14:ligatures w14:val="none"/>
-        </w:rPr>
-      </w:pPr>
-      <w:r>
-        <w:rPr>
-          <w:rFonts w:ascii="Arial Narrow" w:eastAsia="Arial Narrow" w:hAnsi="Arial Narrow" w:cs="Arial Narrow"/>
-          <w:b/>
-          <w:color w:val="000000"/>
-          <w:kern w:val="0"/>
+          <w:rFonts w:ascii="Arial Narrow" w:eastAsia="Arial Narrow" w:hAnsi="Arial Narrow" w:cs="Arial Narrow"/>
+          <w:kern w:val="0"/>
+          <w14:ligatures w14:val="none"/>
+          <w:sz w:val="22"/>
+          <w:szCs w:val="22"/>
+        </w:rPr>
+      </w:pPr>
+      <w:r>
+        <w:rPr>
+          <w:rFonts w:ascii="Arial Narrow" w:eastAsia="Arial Narrow" w:hAnsi="Arial Narrow" w:cs="Arial Narrow"/>
+          <w:b/>
+          <w:color w:val="000000"/>
+          <w:kern w:val="0"/>
+          <w:sz w:val="22"/>
+          <w:szCs w:val="22"/>
           <w:lang w:eastAsia="es-PE"/>
           <w14:ligatures w14:val="none"/>
         </w:rPr>
@@ -2971,6 +3497,8 @@
           <w:rFonts w:ascii="Arial Narrow" w:eastAsia="Arial Narrow" w:hAnsi="Arial Narrow" w:cs="Arial Narrow"/>
           <w:color w:val="000000"/>
           <w:kern w:val="0"/>
+          <w:sz w:val="22"/>
+          <w:szCs w:val="22"/>
           <w:lang w:eastAsia="es-PE"/>
           <w14:ligatures w14:val="none"/>
         </w:rPr>
@@ -2978,9 +3506,11 @@
       </w:r>
       <w:r>
         <w:rPr>
-          <w:rFonts w:ascii="Arial Narrow" w:eastAsia="Times New Roman" w:hAnsi="Arial Narrow" w:cs="Arial"/>
-          <w:color w:val="000000"/>
-          <w:kern w:val="0"/>
+          <w:rFonts w:ascii="Arial Narrow" w:eastAsia="Arial Narrow" w:hAnsi="Arial Narrow" w:cs="Arial Narrow"/>
+          <w:color w:val="000000"/>
+          <w:kern w:val="0"/>
+          <w:sz w:val="22"/>
+          <w:szCs w:val="22"/>
           <w:lang w:val="es-ES" w:eastAsia="es-ES"/>
           <w14:ligatures w14:val="none"/>
         </w:rPr>
@@ -2988,9 +3518,11 @@
       </w:r>
       <w:r>
         <w:rPr>
-          <w:rFonts w:ascii="Arial Narrow" w:eastAsia="Times New Roman" w:hAnsi="Arial Narrow" w:cs="Arial"/>
-          <w:color w:val="000000"/>
-          <w:kern w:val="0"/>
+          <w:rFonts w:ascii="Arial Narrow" w:eastAsia="Arial Narrow" w:hAnsi="Arial Narrow" w:cs="Arial Narrow"/>
+          <w:color w:val="000000"/>
+          <w:kern w:val="0"/>
+          <w:sz w:val="22"/>
+          <w:szCs w:val="22"/>
           <w:lang w:val="es-ES" w:eastAsia="es-ES"/>
           <w14:ligatures w14:val="none"/>
         </w:rPr>
@@ -2998,9 +3530,11 @@
       </w:r>
       <w:r>
         <w:rPr>
-          <w:rFonts w:ascii="Arial Narrow" w:eastAsia="Calibri" w:hAnsi="Arial Narrow" w:cs="Arial"/>
-          <w:kern w:val="0"/>
-          <w14:ligatures w14:val="none"/>
+          <w:rFonts w:ascii="Arial Narrow" w:eastAsia="Arial Narrow" w:hAnsi="Arial Narrow" w:cs="Arial Narrow"/>
+          <w:kern w:val="0"/>
+          <w14:ligatures w14:val="none"/>
+          <w:sz w:val="22"/>
+          <w:szCs w:val="22"/>
         </w:rPr>
         <w:t>.</w:t>
       </w:r>
@@ -3011,32 +3545,38 @@
         <w:contextualSpacing/>
         <w:jc w:val="both"/>
         <w:rPr>
-          <w:rFonts w:ascii="Arial Narrow" w:eastAsia="Times New Roman" w:hAnsi="Arial Narrow" w:cs="Times New Roman"/>
-          <w:color w:val="000000"/>
-          <w:kern w:val="0"/>
-          <w:lang w:eastAsia="es-PE"/>
-          <w14:ligatures w14:val="none"/>
-        </w:rPr>
-      </w:pPr>
-    </w:p>
-    <w:p>
-      <w:pPr>
-        <w:spacing w:after="0" w:line="240" w:lineRule="auto"/>
-        <w:jc w:val="both"/>
-        <w:rPr>
-          <w:rFonts w:ascii="Arial Narrow" w:eastAsia="Arial Narrow" w:hAnsi="Arial Narrow" w:cs="Arial Narrow"/>
-          <w:color w:val="000000"/>
-          <w:kern w:val="0"/>
-          <w:lang w:eastAsia="es-PE"/>
-          <w14:ligatures w14:val="none"/>
-        </w:rPr>
-      </w:pPr>
-      <w:r>
-        <w:rPr>
-          <w:rFonts w:ascii="Arial Narrow" w:eastAsia="Arial Narrow" w:hAnsi="Arial Narrow" w:cs="Arial Narrow"/>
-          <w:b/>
-          <w:color w:val="000000"/>
-          <w:kern w:val="0"/>
+          <w:rFonts w:ascii="Arial Narrow" w:eastAsia="Arial Narrow" w:hAnsi="Arial Narrow" w:cs="Arial Narrow"/>
+          <w:color w:val="000000"/>
+          <w:kern w:val="0"/>
+          <w:sz w:val="22"/>
+          <w:szCs w:val="22"/>
+          <w:lang w:eastAsia="es-PE"/>
+          <w14:ligatures w14:val="none"/>
+        </w:rPr>
+      </w:pPr>
+    </w:p>
+    <w:p>
+      <w:pPr>
+        <w:spacing w:after="0" w:line="240" w:lineRule="auto"/>
+        <w:jc w:val="both"/>
+        <w:rPr>
+          <w:rFonts w:ascii="Arial Narrow" w:eastAsia="Arial Narrow" w:hAnsi="Arial Narrow" w:cs="Arial Narrow"/>
+          <w:color w:val="000000"/>
+          <w:kern w:val="0"/>
+          <w:sz w:val="22"/>
+          <w:szCs w:val="22"/>
+          <w:lang w:eastAsia="es-PE"/>
+          <w14:ligatures w14:val="none"/>
+        </w:rPr>
+      </w:pPr>
+      <w:r>
+        <w:rPr>
+          <w:rFonts w:ascii="Arial Narrow" w:eastAsia="Arial Narrow" w:hAnsi="Arial Narrow" w:cs="Arial Narrow"/>
+          <w:b/>
+          <w:color w:val="000000"/>
+          <w:kern w:val="0"/>
+          <w:sz w:val="22"/>
+          <w:szCs w:val="22"/>
           <w:lang w:eastAsia="es-PE"/>
           <w14:ligatures w14:val="none"/>
         </w:rPr>
@@ -3047,6 +3587,8 @@
           <w:rFonts w:ascii="Arial Narrow" w:eastAsia="Arial Narrow" w:hAnsi="Arial Narrow" w:cs="Arial Narrow"/>
           <w:color w:val="000000"/>
           <w:kern w:val="0"/>
+          <w:sz w:val="22"/>
+          <w:szCs w:val="22"/>
           <w:lang w:eastAsia="es-PE"/>
           <w14:ligatures w14:val="none"/>
         </w:rPr>
@@ -3056,6 +3598,8 @@
         <w:rPr>
           <w:rFonts w:ascii="Arial Narrow" w:eastAsia="Arial Narrow" w:hAnsi="Arial Narrow" w:cs="Arial Narrow"/>
           <w:bCs/>
+          <w:sz w:val="22"/>
+          <w:szCs w:val="22"/>
         </w:rPr>
         <w:t xml:space="preserve">Mapfre Perú Compañía de Seguros y Reaseguros S.A. </w:t>
       </w:r>
@@ -3064,6 +3608,8 @@
           <w:rFonts w:ascii="Arial Narrow" w:eastAsia="Arial Narrow" w:hAnsi="Arial Narrow" w:cs="Arial Narrow"/>
           <w:color w:val="000000"/>
           <w:kern w:val="0"/>
+          <w:sz w:val="22"/>
+          <w:szCs w:val="22"/>
           <w:lang w:eastAsia="es-PE"/>
           <w14:ligatures w14:val="none"/>
         </w:rPr>
@@ -3075,9 +3621,11 @@
         <w:spacing w:after="0" w:line="240" w:lineRule="auto"/>
         <w:jc w:val="both"/>
         <w:rPr>
-          <w:rFonts w:ascii="Arial Narrow" w:eastAsia="Times New Roman" w:hAnsi="Arial Narrow" w:cs="Times New Roman"/>
-          <w:color w:val="000000"/>
-          <w:kern w:val="0"/>
+          <w:rFonts w:ascii="Arial Narrow" w:eastAsia="Arial Narrow" w:hAnsi="Arial Narrow" w:cs="Arial Narrow"/>
+          <w:color w:val="000000"/>
+          <w:kern w:val="0"/>
+          <w:sz w:val="22"/>
+          <w:szCs w:val="22"/>
           <w:lang w:eastAsia="es-PE"/>
           <w14:ligatures w14:val="none"/>
         </w:rPr>
@@ -3096,15 +3644,19 @@
           <w:rFonts w:ascii="Arial Narrow" w:eastAsia="Arial Narrow" w:hAnsi="Arial Narrow" w:cs="Arial Narrow"/>
           <w:color w:val="000000"/>
           <w:kern w:val="0"/>
-          <w:lang w:eastAsia="es-PE"/>
-          <w14:ligatures w14:val="none"/>
-        </w:rPr>
-      </w:pPr>
-      <w:r>
-        <w:rPr>
-          <w:rFonts w:ascii="Arial Narrow" w:eastAsia="Arial Narrow" w:hAnsi="Arial Narrow" w:cs="Arial Narrow"/>
-          <w:color w:val="000000"/>
-          <w:kern w:val="0"/>
+          <w:sz w:val="22"/>
+          <w:szCs w:val="22"/>
+          <w:lang w:eastAsia="es-PE"/>
+          <w14:ligatures w14:val="none"/>
+        </w:rPr>
+      </w:pPr>
+      <w:r>
+        <w:rPr>
+          <w:rFonts w:ascii="Arial Narrow" w:eastAsia="Arial Narrow" w:hAnsi="Arial Narrow" w:cs="Arial Narrow"/>
+          <w:color w:val="000000"/>
+          <w:kern w:val="0"/>
+          <w:sz w:val="22"/>
+          <w:szCs w:val="22"/>
           <w:lang w:eastAsia="es-PE"/>
           <w14:ligatures w14:val="none"/>
         </w:rPr>
@@ -3125,15 +3677,19 @@
           <w:rFonts w:ascii="Arial Narrow" w:eastAsia="Arial Narrow" w:hAnsi="Arial Narrow" w:cs="Arial Narrow"/>
           <w:color w:val="000000"/>
           <w:kern w:val="0"/>
-          <w:lang w:eastAsia="es-PE"/>
-          <w14:ligatures w14:val="none"/>
-        </w:rPr>
-      </w:pPr>
-      <w:r>
-        <w:rPr>
-          <w:rFonts w:ascii="Arial Narrow" w:eastAsia="Arial Narrow" w:hAnsi="Arial Narrow" w:cs="Arial Narrow"/>
-          <w:color w:val="000000"/>
-          <w:kern w:val="0"/>
+          <w:sz w:val="22"/>
+          <w:szCs w:val="22"/>
+          <w:lang w:eastAsia="es-PE"/>
+          <w14:ligatures w14:val="none"/>
+        </w:rPr>
+      </w:pPr>
+      <w:r>
+        <w:rPr>
+          <w:rFonts w:ascii="Arial Narrow" w:eastAsia="Arial Narrow" w:hAnsi="Arial Narrow" w:cs="Arial Narrow"/>
+          <w:color w:val="000000"/>
+          <w:kern w:val="0"/>
+          <w:sz w:val="22"/>
+          <w:szCs w:val="22"/>
           <w:lang w:eastAsia="es-PE"/>
           <w14:ligatures w14:val="none"/>
         </w:rPr>
@@ -3153,15 +3709,19 @@
           <w:rFonts w:ascii="Arial Narrow" w:eastAsia="Arial Narrow" w:hAnsi="Arial Narrow" w:cs="Arial Narrow"/>
           <w:color w:val="000000"/>
           <w:kern w:val="0"/>
-          <w:lang w:eastAsia="es-PE"/>
-          <w14:ligatures w14:val="none"/>
-        </w:rPr>
-      </w:pPr>
-      <w:r>
-        <w:rPr>
-          <w:rFonts w:ascii="Arial Narrow" w:eastAsia="Arial Narrow" w:hAnsi="Arial Narrow" w:cs="Arial Narrow"/>
-          <w:color w:val="000000"/>
-          <w:kern w:val="0"/>
+          <w:sz w:val="22"/>
+          <w:szCs w:val="22"/>
+          <w:lang w:eastAsia="es-PE"/>
+          <w14:ligatures w14:val="none"/>
+        </w:rPr>
+      </w:pPr>
+      <w:r>
+        <w:rPr>
+          <w:rFonts w:ascii="Arial Narrow" w:eastAsia="Arial Narrow" w:hAnsi="Arial Narrow" w:cs="Arial Narrow"/>
+          <w:color w:val="000000"/>
+          <w:kern w:val="0"/>
+          <w:sz w:val="22"/>
+          <w:szCs w:val="22"/>
           <w:lang w:eastAsia="es-PE"/>
           <w14:ligatures w14:val="none"/>
         </w:rPr>
@@ -3178,16 +3738,20 @@
         <w:ind w:left="567" w:hanging="567"/>
         <w:jc w:val="both"/>
         <w:rPr>
-          <w:rFonts w:ascii="Arial Narrow" w:eastAsia="Calibri" w:hAnsi="Arial Narrow" w:cs="Arial"/>
-          <w:kern w:val="0"/>
-          <w14:ligatures w14:val="none"/>
-        </w:rPr>
-      </w:pPr>
-      <w:r>
-        <w:rPr>
-          <w:rFonts w:ascii="Arial Narrow" w:eastAsia="Arial Narrow" w:hAnsi="Arial Narrow" w:cs="Arial Narrow"/>
-          <w:color w:val="000000"/>
-          <w:kern w:val="0"/>
+          <w:rFonts w:ascii="Arial Narrow" w:eastAsia="Arial Narrow" w:hAnsi="Arial Narrow" w:cs="Arial Narrow"/>
+          <w:kern w:val="0"/>
+          <w14:ligatures w14:val="none"/>
+          <w:sz w:val="22"/>
+          <w:szCs w:val="22"/>
+        </w:rPr>
+      </w:pPr>
+      <w:r>
+        <w:rPr>
+          <w:rFonts w:ascii="Arial Narrow" w:eastAsia="Arial Narrow" w:hAnsi="Arial Narrow" w:cs="Arial Narrow"/>
+          <w:color w:val="000000"/>
+          <w:kern w:val="0"/>
+          <w:sz w:val="22"/>
+          <w:szCs w:val="22"/>
           <w:lang w:eastAsia="es-PE"/>
           <w14:ligatures w14:val="none"/>
         </w:rPr>
@@ -3195,9 +3759,11 @@
       </w:r>
       <w:r>
         <w:rPr>
-          <w:rFonts w:ascii="Arial Narrow" w:eastAsia="Times New Roman" w:hAnsi="Arial Narrow" w:cs="Segoe UI"/>
-          <w:color w:val="000000"/>
-          <w:kern w:val="0"/>
+          <w:rFonts w:ascii="Arial Narrow" w:eastAsia="Arial Narrow" w:hAnsi="Arial Narrow" w:cs="Arial Narrow"/>
+          <w:color w:val="000000"/>
+          <w:kern w:val="0"/>
+          <w:sz w:val="22"/>
+          <w:szCs w:val="22"/>
           <w:lang w:eastAsia="es-PE"/>
           <w14:ligatures w14:val="none"/>
         </w:rPr>
@@ -3208,6 +3774,8 @@
           <w:rFonts w:ascii="Arial Narrow" w:eastAsia="Arial Narrow" w:hAnsi="Arial Narrow" w:cs="Arial Narrow"/>
           <w:color w:val="000000"/>
           <w:kern w:val="0"/>
+          <w:sz w:val="22"/>
+          <w:szCs w:val="22"/>
           <w:lang w:eastAsia="es-PE"/>
           <w14:ligatures w14:val="none"/>
         </w:rPr>
@@ -3215,16 +3783,20 @@
       </w:r>
       <w:r>
         <w:rPr>
-          <w:rFonts w:ascii="Arial Narrow" w:eastAsia="Calibri" w:hAnsi="Arial Narrow" w:cs="Arial"/>
-          <w:kern w:val="0"/>
-          <w14:ligatures w14:val="none"/>
+          <w:rFonts w:ascii="Arial Narrow" w:eastAsia="Arial Narrow" w:hAnsi="Arial Narrow" w:cs="Arial Narrow"/>
+          <w:kern w:val="0"/>
+          <w14:ligatures w14:val="none"/>
+          <w:sz w:val="22"/>
+          <w:szCs w:val="22"/>
         </w:rPr>
         <w:t>Para ello podrá señalar domicilio físico o una dirección electrónica a la que pueda remitirse las notificaciones</w:t>
       </w:r>
       <w:r>
         <w:rPr>
-          <w:rFonts w:ascii="Arial Narrow" w:eastAsia="Arial" w:hAnsi="Arial Narrow" w:cs="Arial"/>
-          <w:kern w:val="0"/>
+          <w:rFonts w:ascii="Arial Narrow" w:eastAsia="Arial Narrow" w:hAnsi="Arial Narrow" w:cs="Arial Narrow"/>
+          <w:kern w:val="0"/>
+          <w:sz w:val="22"/>
+          <w:szCs w:val="22"/>
           <w:lang w:val="es"/>
           <w14:ligatures w14:val="none"/>
         </w:rPr>
@@ -3241,24 +3813,30 @@
         <w:ind w:left="567" w:hanging="567"/>
         <w:jc w:val="both"/>
         <w:rPr>
-          <w:rFonts w:ascii="Arial Narrow" w:eastAsia="Calibri" w:hAnsi="Arial Narrow" w:cs="Arial"/>
-          <w:kern w:val="0"/>
-          <w14:ligatures w14:val="none"/>
-        </w:rPr>
-      </w:pPr>
-      <w:r>
-        <w:rPr>
-          <w:rFonts w:ascii="Arial Narrow" w:eastAsia="Calibri" w:hAnsi="Arial Narrow" w:cs="Arial"/>
-          <w:kern w:val="0"/>
-          <w14:ligatures w14:val="none"/>
+          <w:rFonts w:ascii="Arial Narrow" w:eastAsia="Arial Narrow" w:hAnsi="Arial Narrow" w:cs="Arial Narrow"/>
+          <w:kern w:val="0"/>
+          <w14:ligatures w14:val="none"/>
+          <w:sz w:val="22"/>
+          <w:szCs w:val="22"/>
+        </w:rPr>
+      </w:pPr>
+      <w:r>
+        <w:rPr>
+          <w:rFonts w:ascii="Arial Narrow" w:eastAsia="Arial Narrow" w:hAnsi="Arial Narrow" w:cs="Arial Narrow"/>
+          <w:kern w:val="0"/>
+          <w14:ligatures w14:val="none"/>
+          <w:sz w:val="22"/>
+          <w:szCs w:val="22"/>
         </w:rPr>
         <w:t>en caso califique como micro empresa o pequeña empresa, presentar los documentos que acrediten su volumen de ventas o ingresos brutos percibidos el año anterior relativo a todas sus actividades económicas y el número de trabajadores con el que cuenta</w:t>
       </w:r>
       <w:r>
         <w:rPr>
           <w:rStyle w:val="Refdenotaalpie"/>
-          <w:rFonts w:ascii="Arial Narrow" w:eastAsia="Calibri" w:hAnsi="Arial Narrow" w:cs="Arial"/>
-          <w:kern w:val="0"/>
+          <w:rFonts w:ascii="Arial Narrow" w:eastAsia="Arial Narrow" w:hAnsi="Arial Narrow" w:cs="Arial Narrow"/>
+          <w:kern w:val="0"/>
+          <w:sz w:val="22"/>
+          <w:szCs w:val="22"/>
           <w:vertAlign w:val="superscript"/>
           <w14:ligatures w14:val="none"/>
         </w:rPr>
@@ -3266,17 +3844,21 @@
       </w:r>
       <w:r>
         <w:rPr>
-          <w:rFonts w:ascii="Arial Narrow" w:eastAsia="Calibri" w:hAnsi="Arial Narrow" w:cs="Arial"/>
-          <w:kern w:val="0"/>
-          <w14:ligatures w14:val="none"/>
+          <w:rFonts w:ascii="Arial Narrow" w:eastAsia="Arial Narrow" w:hAnsi="Arial Narrow" w:cs="Arial Narrow"/>
+          <w:kern w:val="0"/>
+          <w14:ligatures w14:val="none"/>
+          <w:sz w:val="22"/>
+          <w:szCs w:val="22"/>
         </w:rPr>
         <w:t>. Ello, a fin de que la Comisión pueda meritar dicha documentación, conforme lo establece el artículo 110</w:t>
       </w:r>
       <w:r>
         <w:rPr>
-          <w:rFonts w:ascii="Arial Narrow" w:eastAsia="Times New Roman" w:hAnsi="Arial Narrow" w:cs="Segoe UI"/>
-          <w:color w:val="000000"/>
-          <w:kern w:val="0"/>
+          <w:rFonts w:ascii="Arial Narrow" w:eastAsia="Arial Narrow" w:hAnsi="Arial Narrow" w:cs="Arial Narrow"/>
+          <w:color w:val="000000"/>
+          <w:kern w:val="0"/>
+          <w:sz w:val="22"/>
+          <w:szCs w:val="22"/>
           <w:lang w:eastAsia="es-PE"/>
           <w14:ligatures w14:val="none"/>
         </w:rPr>
@@ -3284,27 +3866,33 @@
       </w:r>
       <w:r>
         <w:rPr>
-          <w:rFonts w:ascii="Arial Narrow" w:eastAsia="Calibri" w:hAnsi="Arial Narrow" w:cs="Arial"/>
-          <w:kern w:val="0"/>
-          <w14:ligatures w14:val="none"/>
+          <w:rFonts w:ascii="Arial Narrow" w:eastAsia="Arial Narrow" w:hAnsi="Arial Narrow" w:cs="Arial Narrow"/>
+          <w:kern w:val="0"/>
+          <w14:ligatures w14:val="none"/>
+          <w:sz w:val="22"/>
+          <w:szCs w:val="22"/>
         </w:rPr>
         <w:t xml:space="preserve"> del </w:t>
       </w:r>
       <w:r>
         <w:rPr>
-          <w:rFonts w:ascii="Arial Narrow" w:eastAsia="Calibri" w:hAnsi="Arial Narrow" w:cs="Arial"/>
+          <w:rFonts w:ascii="Arial Narrow" w:eastAsia="Arial Narrow" w:hAnsi="Arial Narrow" w:cs="Arial Narrow"/>
           <w:spacing w:val="-2"/>
           <w:kern w:val="0"/>
           <w14:ligatures w14:val="none"/>
+          <w:sz w:val="22"/>
+          <w:szCs w:val="22"/>
         </w:rPr>
         <w:t>Código</w:t>
       </w:r>
       <w:r>
         <w:rPr>
           <w:rStyle w:val="Refdenotaalpie"/>
-          <w:rFonts w:ascii="Arial Narrow" w:eastAsia="Calibri" w:hAnsi="Arial Narrow" w:cs="Arial"/>
+          <w:rFonts w:ascii="Arial Narrow" w:eastAsia="Arial Narrow" w:hAnsi="Arial Narrow" w:cs="Arial Narrow"/>
           <w:spacing w:val="-2"/>
           <w:kern w:val="0"/>
+          <w:sz w:val="22"/>
+          <w:szCs w:val="22"/>
           <w:vertAlign w:val="superscript"/>
           <w14:ligatures w14:val="none"/>
         </w:rPr>
@@ -3312,10 +3900,12 @@
       </w:r>
       <w:r>
         <w:rPr>
-          <w:rFonts w:ascii="Arial Narrow" w:eastAsia="Calibri" w:hAnsi="Arial Narrow" w:cs="Arial"/>
+          <w:rFonts w:ascii="Arial Narrow" w:eastAsia="Arial Narrow" w:hAnsi="Arial Narrow" w:cs="Arial Narrow"/>
           <w:spacing w:val="-2"/>
           <w:kern w:val="0"/>
           <w14:ligatures w14:val="none"/>
+          <w:sz w:val="22"/>
+          <w:szCs w:val="22"/>
         </w:rPr>
         <w:t>.</w:t>
       </w:r>
@@ -3329,47 +3919,53 @@
           <w:rFonts w:ascii="Arial Narrow" w:eastAsia="Arial Narrow" w:hAnsi="Arial Narrow" w:cs="Arial Narrow"/>
           <w:color w:val="000000"/>
           <w:kern w:val="0"/>
-          <w:lang w:eastAsia="es-PE"/>
-          <w14:ligatures w14:val="none"/>
-        </w:rPr>
-      </w:pPr>
-    </w:p>
-    <w:p>
-      <w:pPr>
-        <w:spacing w:after="0" w:line="240" w:lineRule="auto"/>
-        <w:jc w:val="both"/>
-        <w:rPr>
-          <w:rFonts w:ascii="Arial Narrow" w:eastAsia="Arial Narrow" w:hAnsi="Arial Narrow" w:cs="Arial Narrow"/>
-          <w:color w:val="000000"/>
-          <w:kern w:val="0"/>
-          <w:lang w:eastAsia="es-PE"/>
-          <w14:ligatures w14:val="none"/>
-        </w:rPr>
-      </w:pPr>
-      <w:r>
-        <w:rPr>
-          <w:rFonts w:ascii="Arial Narrow" w:hAnsi="Arial Narrow" w:cs="Arial Narrow"/>
+          <w:sz w:val="22"/>
+          <w:szCs w:val="22"/>
+          <w:lang w:eastAsia="es-PE"/>
+          <w14:ligatures w14:val="none"/>
+        </w:rPr>
+      </w:pPr>
+    </w:p>
+    <w:p>
+      <w:pPr>
+        <w:spacing w:after="0" w:line="240" w:lineRule="auto"/>
+        <w:jc w:val="both"/>
+        <w:rPr>
+          <w:rFonts w:ascii="Arial Narrow" w:eastAsia="Arial Narrow" w:hAnsi="Arial Narrow" w:cs="Arial Narrow"/>
+          <w:color w:val="000000"/>
+          <w:kern w:val="0"/>
+          <w:sz w:val="22"/>
+          <w:szCs w:val="22"/>
+          <w:lang w:eastAsia="es-PE"/>
+          <w14:ligatures w14:val="none"/>
+        </w:rPr>
+      </w:pPr>
+      <w:r>
+        <w:rPr>
+          <w:rFonts w:ascii="Arial Narrow" w:eastAsia="Arial Narrow" w:hAnsi="Arial Narrow" w:cs="Arial Narrow"/>
           <w:b w:val="1"/>
           <w:bCs w:val="1"/>
-          <w:sz w:val="20"/>
-          <w:szCs w:val="20"/>
+          <w:sz w:val="22"/>
+          <w:szCs w:val="22"/>
         </w:rPr>
         <w:t xml:space="preserve">CUARTO: </w:t>
       </w:r>
       <w:r>
         <w:rPr>
-          <w:rFonts w:ascii="Arial Narrow" w:hAnsi="Arial Narrow" w:cs="Arial Narrow"/>
-          <w:sz w:val="20"/>
-          <w:szCs w:val="20"/>
+          <w:rFonts w:ascii="Arial Narrow" w:eastAsia="Arial Narrow" w:hAnsi="Arial Narrow" w:cs="Arial Narrow"/>
+          <w:sz w:val="22"/>
+          <w:szCs w:val="22"/>
         </w:rPr>
         <w:t xml:space="preserve">correr traslado de la presente resolución a Mapfre Perú Compañía de Seguros y Reaseguros S.A. para que, de conformidad con lo dispuesto por el artículo 26 de la Ley sobre Facultades, Normas y Organización del Indecopi, aprobada por Decreto Legislativo 807</w:t>
       </w:r>
       <w:r>
         <w:rPr>
           <w:rStyle w:val="Refdenotaalpie"/>
-          <w:rFonts w:ascii="Arial Narrow" w:eastAsia="Times New Roman" w:hAnsi="Arial Narrow" w:cs="Times New Roman"/>
-          <w:color w:val="000000"/>
-          <w:kern w:val="0"/>
+          <w:rFonts w:ascii="Arial Narrow" w:eastAsia="Arial Narrow" w:hAnsi="Arial Narrow" w:cs="Arial Narrow"/>
+          <w:color w:val="000000"/>
+          <w:kern w:val="0"/>
+          <w:sz w:val="22"/>
+          <w:szCs w:val="22"/>
           <w:vertAlign w:val="superscript"/>
           <w:lang w:val="es-ES" w:eastAsia="es-ES"/>
           <w14:ligatures w14:val="none"/>
@@ -3378,18 +3974,20 @@
       </w:r>
       <w:r>
         <w:rPr>
-          <w:rFonts w:ascii="Arial Narrow" w:hAnsi="Arial Narrow" w:cs="Arial Narrow"/>
-          <w:sz w:val="20"/>
-          <w:szCs w:val="20"/>
+          <w:rFonts w:ascii="Arial Narrow" w:eastAsia="Arial Narrow" w:hAnsi="Arial Narrow" w:cs="Arial Narrow"/>
+          <w:sz w:val="22"/>
+          <w:szCs w:val="22"/>
         </w:rPr>
         <w:t xml:space="preserve">, presente sus descargos sobre la imputación de cargos realizada en un plazo no mayor a cinco (5) días hábiles contado a partir del día siguiente de la notificación de la presente resolución, vencido el cual, el Secretario Técnico declarará en rebeldía al denunciado que no lo hubiera presentado. Debe precisarse que de conformidad con lo establecido por el artículo 223 del Texto Único Ordenado de la Ley 27444, Ley del Procedimiento Administrativo General</w:t>
       </w:r>
       <w:r>
         <w:rPr>
           <w:rStyle w:val="Refdenotaalpie"/>
-          <w:rFonts w:ascii="Arial Narrow" w:eastAsia="Times New Roman" w:hAnsi="Arial Narrow" w:cs="Times New Roman"/>
-          <w:color w:val="000000"/>
-          <w:kern w:val="0"/>
+          <w:rFonts w:ascii="Arial Narrow" w:eastAsia="Arial Narrow" w:hAnsi="Arial Narrow" w:cs="Arial Narrow"/>
+          <w:color w:val="000000"/>
+          <w:kern w:val="0"/>
+          <w:sz w:val="22"/>
+          <w:szCs w:val="22"/>
           <w:vertAlign w:val="superscript"/>
           <w:lang w:val="es-ES" w:eastAsia="es-ES"/>
           <w14:ligatures w14:val="none"/>
@@ -3398,9 +3996,9 @@
       </w:r>
       <w:r>
         <w:rPr>
-          <w:rFonts w:ascii="Arial Narrow" w:hAnsi="Arial Narrow" w:cs="Arial Narrow"/>
-          <w:sz w:val="20"/>
-          <w:szCs w:val="20"/>
+          <w:rFonts w:ascii="Arial Narrow" w:eastAsia="Arial Narrow" w:hAnsi="Arial Narrow" w:cs="Arial Narrow"/>
+          <w:sz w:val="22"/>
+          <w:szCs w:val="22"/>
         </w:rPr>
         <w:t xml:space="preserve">, las alegaciones y los hechos relevantes de la reclamación, salvo que hayan sido específicamente negadas en la contestación, se tendrán por aceptadas o merituadas como ciertas.</w:t>
       </w:r>
@@ -3413,19 +4011,23 @@
           <w:rFonts w:ascii="Arial Narrow" w:eastAsia="Arial Narrow" w:hAnsi="Arial Narrow" w:cs="Arial Narrow"/>
           <w:color w:val="000000"/>
           <w:kern w:val="0"/>
-          <w:lang w:eastAsia="es-PE"/>
-          <w14:ligatures w14:val="none"/>
-        </w:rPr>
-      </w:pPr>
-    </w:p>
-    <w:p>
-      <w:pPr>
-        <w:spacing w:after="0" w:line="240" w:lineRule="auto"/>
-        <w:jc w:val="both"/>
-        <w:rPr>
-          <w:rFonts w:ascii="Arial Narrow" w:eastAsia="Times New Roman" w:hAnsi="Arial Narrow" w:cs="Arial"/>
-          <w:color w:val="000000"/>
-          <w:kern w:val="0"/>
+          <w:sz w:val="22"/>
+          <w:szCs w:val="22"/>
+          <w:lang w:eastAsia="es-PE"/>
+          <w14:ligatures w14:val="none"/>
+        </w:rPr>
+      </w:pPr>
+    </w:p>
+    <w:p>
+      <w:pPr>
+        <w:spacing w:after="0" w:line="240" w:lineRule="auto"/>
+        <w:jc w:val="both"/>
+        <w:rPr>
+          <w:rFonts w:ascii="Arial Narrow" w:eastAsia="Arial Narrow" w:hAnsi="Arial Narrow" w:cs="Arial Narrow"/>
+          <w:color w:val="000000"/>
+          <w:kern w:val="0"/>
+          <w:sz w:val="22"/>
+          <w:szCs w:val="22"/>
           <w:lang w:val="es-ES" w:eastAsia="es-ES"/>
           <w14:ligatures w14:val="none"/>
         </w:rPr>
@@ -3436,6 +4038,8 @@
           <w:b/>
           <w:color w:val="000000"/>
           <w:kern w:val="0"/>
+          <w:sz w:val="22"/>
+          <w:szCs w:val="22"/>
           <w:lang w:eastAsia="es-PE"/>
           <w14:ligatures w14:val="none"/>
         </w:rPr>
@@ -3444,9 +4048,11 @@
       <w:bookmarkStart w:id="4" w:name="_Hlk188286813"/>
       <w:r>
         <w:rPr>
-          <w:rFonts w:ascii="Arial Narrow" w:eastAsia="Times New Roman" w:hAnsi="Arial Narrow" w:cs="Arial"/>
-          <w:color w:val="000000"/>
-          <w:kern w:val="0"/>
+          <w:rFonts w:ascii="Arial Narrow" w:eastAsia="Arial Narrow" w:hAnsi="Arial Narrow" w:cs="Arial Narrow"/>
+          <w:color w:val="000000"/>
+          <w:kern w:val="0"/>
+          <w:sz w:val="22"/>
+          <w:szCs w:val="22"/>
           <w:lang w:eastAsia="es-ES"/>
           <w14:ligatures w14:val="none"/>
         </w:rPr>
@@ -3454,9 +4060,11 @@
       </w:r>
       <w:r>
         <w:rPr>
-          <w:rFonts w:ascii="Arial Narrow" w:eastAsia="Times New Roman" w:hAnsi="Arial Narrow" w:cs="Arial"/>
-          <w:color w:val="000000"/>
-          <w:kern w:val="0"/>
+          <w:rFonts w:ascii="Arial Narrow" w:eastAsia="Arial Narrow" w:hAnsi="Arial Narrow" w:cs="Arial Narrow"/>
+          <w:color w:val="000000"/>
+          <w:kern w:val="0"/>
+          <w:sz w:val="22"/>
+          <w:szCs w:val="22"/>
           <w:lang w:val="es-ES" w:eastAsia="es-ES"/>
           <w14:ligatures w14:val="none"/>
         </w:rPr>
@@ -3464,9 +4072,11 @@
       </w:r>
       <w:r>
         <w:rPr>
-          <w:rFonts w:ascii="Arial Narrow" w:eastAsia="Times New Roman" w:hAnsi="Arial Narrow" w:cs="Arial"/>
-          <w:color w:val="000000"/>
-          <w:kern w:val="0"/>
+          <w:rFonts w:ascii="Arial Narrow" w:eastAsia="Arial Narrow" w:hAnsi="Arial Narrow" w:cs="Arial Narrow"/>
+          <w:color w:val="000000"/>
+          <w:kern w:val="0"/>
+          <w:sz w:val="22"/>
+          <w:szCs w:val="22"/>
           <w:lang w:eastAsia="es-ES"/>
           <w14:ligatures w14:val="none"/>
         </w:rPr>
@@ -3475,9 +4085,11 @@
       <w:bookmarkEnd w:id="4"/>
       <w:r>
         <w:rPr>
-          <w:rFonts w:ascii="Arial Narrow" w:eastAsia="Times New Roman" w:hAnsi="Arial Narrow" w:cs="Arial"/>
-          <w:color w:val="000000"/>
-          <w:kern w:val="0"/>
+          <w:rFonts w:ascii="Arial Narrow" w:eastAsia="Arial Narrow" w:hAnsi="Arial Narrow" w:cs="Arial Narrow"/>
+          <w:color w:val="000000"/>
+          <w:kern w:val="0"/>
+          <w:sz w:val="22"/>
+          <w:szCs w:val="22"/>
           <w:lang w:eastAsia="es-ES"/>
           <w14:ligatures w14:val="none"/>
         </w:rPr>
@@ -3486,9 +4098,11 @@
       <w:bookmarkStart w:id="5" w:name="_Hlk188286828"/>
       <w:r>
         <w:rPr>
-          <w:rFonts w:ascii="Arial Narrow" w:eastAsia="Times New Roman" w:hAnsi="Arial Narrow" w:cs="Times New Roman"/>
-          <w:color w:val="000000"/>
-          <w:kern w:val="0"/>
+          <w:rFonts w:ascii="Arial Narrow" w:eastAsia="Arial Narrow" w:hAnsi="Arial Narrow" w:cs="Arial Narrow"/>
+          <w:color w:val="000000"/>
+          <w:kern w:val="0"/>
+          <w:sz w:val="22"/>
+          <w:szCs w:val="22"/>
           <w:shd w:val="clear" w:color="auto" w:fill="FFFFFF"/>
           <w:lang w:eastAsia="es-PE"/>
           <w14:ligatures w14:val="none"/>
@@ -3497,9 +4111,11 @@
       </w:r>
       <w:r>
         <w:rPr>
-          <w:rFonts w:ascii="Arial Narrow" w:eastAsia="Times New Roman" w:hAnsi="Arial Narrow" w:cs="Arial"/>
-          <w:color w:val="000000"/>
-          <w:kern w:val="0"/>
+          <w:rFonts w:ascii="Arial Narrow" w:eastAsia="Arial Narrow" w:hAnsi="Arial Narrow" w:cs="Arial Narrow"/>
+          <w:color w:val="000000"/>
+          <w:kern w:val="0"/>
+          <w:sz w:val="22"/>
+          <w:szCs w:val="22"/>
           <w:lang w:eastAsia="es-ES"/>
           <w14:ligatures w14:val="none"/>
         </w:rPr>
@@ -3508,9 +4124,11 @@
       <w:bookmarkEnd w:id="5"/>
       <w:r>
         <w:rPr>
-          <w:rFonts w:ascii="Arial Narrow" w:eastAsia="Times New Roman" w:hAnsi="Arial Narrow" w:cs="Arial"/>
-          <w:color w:val="000000"/>
-          <w:kern w:val="0"/>
+          <w:rFonts w:ascii="Arial Narrow" w:eastAsia="Arial Narrow" w:hAnsi="Arial Narrow" w:cs="Arial Narrow"/>
+          <w:color w:val="000000"/>
+          <w:kern w:val="0"/>
+          <w:sz w:val="22"/>
+          <w:szCs w:val="22"/>
           <w:lang w:val="es-ES" w:eastAsia="es-ES"/>
           <w14:ligatures w14:val="none"/>
         </w:rPr>
@@ -3518,9 +4136,11 @@
       </w:r>
       <w:r>
         <w:rPr>
-          <w:rFonts w:ascii="Arial Narrow" w:eastAsia="Times New Roman" w:hAnsi="Arial Narrow" w:cs="Arial"/>
-          <w:color w:val="000000"/>
-          <w:kern w:val="0"/>
+          <w:rFonts w:ascii="Arial Narrow" w:eastAsia="Arial Narrow" w:hAnsi="Arial Narrow" w:cs="Arial Narrow"/>
+          <w:color w:val="000000"/>
+          <w:kern w:val="0"/>
+          <w:sz w:val="22"/>
+          <w:szCs w:val="22"/>
           <w:lang w:val="es-ES" w:eastAsia="es-ES"/>
           <w14:ligatures w14:val="none"/>
         </w:rPr>
@@ -3529,9 +4149,11 @@
       <w:proofErr w:type="spellStart"/>
       <w:r>
         <w:rPr>
-          <w:rFonts w:ascii="Arial Narrow" w:eastAsia="Times New Roman" w:hAnsi="Arial Narrow" w:cs="Arial"/>
-          <w:color w:val="000000"/>
-          <w:kern w:val="0"/>
+          <w:rFonts w:ascii="Arial Narrow" w:eastAsia="Arial Narrow" w:hAnsi="Arial Narrow" w:cs="Arial Narrow"/>
+          <w:color w:val="000000"/>
+          <w:kern w:val="0"/>
+          <w:sz w:val="22"/>
+          <w:szCs w:val="22"/>
           <w:lang w:val="es-ES" w:eastAsia="es-ES"/>
           <w14:ligatures w14:val="none"/>
         </w:rPr>
@@ -3540,9 +4162,11 @@
       <w:proofErr w:type="spellEnd"/>
       <w:r>
         <w:rPr>
-          <w:rFonts w:ascii="Arial Narrow" w:eastAsia="Times New Roman" w:hAnsi="Arial Narrow" w:cs="Arial"/>
-          <w:color w:val="000000"/>
-          <w:kern w:val="0"/>
+          <w:rFonts w:ascii="Arial Narrow" w:eastAsia="Arial Narrow" w:hAnsi="Arial Narrow" w:cs="Arial Narrow"/>
+          <w:color w:val="000000"/>
+          <w:kern w:val="0"/>
+          <w:sz w:val="22"/>
+          <w:szCs w:val="22"/>
           <w:lang w:val="es-ES" w:eastAsia="es-ES"/>
           <w14:ligatures w14:val="none"/>
         </w:rPr>
@@ -3551,9 +4175,11 @@
       <w:proofErr w:type="spellStart"/>
       <w:r>
         <w:rPr>
-          <w:rFonts w:ascii="Arial Narrow" w:eastAsia="Times New Roman" w:hAnsi="Arial Narrow" w:cs="Arial"/>
-          <w:color w:val="000000"/>
-          <w:kern w:val="0"/>
+          <w:rFonts w:ascii="Arial Narrow" w:eastAsia="Arial Narrow" w:hAnsi="Arial Narrow" w:cs="Arial Narrow"/>
+          <w:color w:val="000000"/>
+          <w:kern w:val="0"/>
+          <w:sz w:val="22"/>
+          <w:szCs w:val="22"/>
           <w:lang w:val="es-ES" w:eastAsia="es-ES"/>
           <w14:ligatures w14:val="none"/>
         </w:rPr>
@@ -3562,9 +4188,11 @@
       <w:proofErr w:type="spellEnd"/>
       <w:r>
         <w:rPr>
-          <w:rFonts w:ascii="Arial Narrow" w:eastAsia="Times New Roman" w:hAnsi="Arial Narrow" w:cs="Arial"/>
-          <w:color w:val="000000"/>
-          <w:kern w:val="0"/>
+          <w:rFonts w:ascii="Arial Narrow" w:eastAsia="Arial Narrow" w:hAnsi="Arial Narrow" w:cs="Arial Narrow"/>
+          <w:color w:val="000000"/>
+          <w:kern w:val="0"/>
+          <w:sz w:val="22"/>
+          <w:szCs w:val="22"/>
           <w:lang w:val="es-ES" w:eastAsia="es-ES"/>
           <w14:ligatures w14:val="none"/>
         </w:rPr>
@@ -3572,9 +4200,11 @@
       </w:r>
       <w:r>
         <w:rPr>
-          <w:rFonts w:ascii="Arial Narrow" w:eastAsia="Times New Roman" w:hAnsi="Arial Narrow" w:cs="Arial"/>
-          <w:color w:val="000000"/>
-          <w:kern w:val="0"/>
+          <w:rFonts w:ascii="Arial Narrow" w:eastAsia="Arial Narrow" w:hAnsi="Arial Narrow" w:cs="Arial Narrow"/>
+          <w:color w:val="000000"/>
+          <w:kern w:val="0"/>
+          <w:sz w:val="22"/>
+          <w:szCs w:val="22"/>
           <w:lang w:val="es-ES" w:eastAsia="es-ES"/>
           <w14:ligatures w14:val="none"/>
         </w:rPr>
@@ -3590,6 +4220,8 @@
           <w:b/>
           <w:color w:val="000000"/>
           <w:kern w:val="0"/>
+          <w:sz w:val="22"/>
+          <w:szCs w:val="22"/>
           <w:lang w:val="es-ES" w:eastAsia="es-PE"/>
           <w14:ligatures w14:val="none"/>
         </w:rPr>
@@ -3603,16 +4235,20 @@
           <w:rFonts w:ascii="Arial Narrow" w:eastAsia="Arial Narrow" w:hAnsi="Arial Narrow" w:cs="Arial Narrow"/>
           <w:color w:val="000000"/>
           <w:kern w:val="0"/>
-          <w:lang w:eastAsia="es-PE"/>
-          <w14:ligatures w14:val="none"/>
-        </w:rPr>
-      </w:pPr>
-      <w:r>
-        <w:rPr>
-          <w:rFonts w:ascii="Arial Narrow" w:eastAsia="Arial Narrow" w:hAnsi="Arial Narrow" w:cs="Arial Narrow"/>
-          <w:b/>
-          <w:color w:val="000000"/>
-          <w:kern w:val="0"/>
+          <w:sz w:val="22"/>
+          <w:szCs w:val="22"/>
+          <w:lang w:eastAsia="es-PE"/>
+          <w14:ligatures w14:val="none"/>
+        </w:rPr>
+      </w:pPr>
+      <w:r>
+        <w:rPr>
+          <w:rFonts w:ascii="Arial Narrow" w:eastAsia="Arial Narrow" w:hAnsi="Arial Narrow" w:cs="Arial Narrow"/>
+          <w:b/>
+          <w:color w:val="000000"/>
+          <w:kern w:val="0"/>
+          <w:sz w:val="22"/>
+          <w:szCs w:val="22"/>
           <w:lang w:eastAsia="es-PE"/>
           <w14:ligatures w14:val="none"/>
         </w:rPr>
@@ -3623,6 +4259,8 @@
           <w:rFonts w:ascii="Arial Narrow" w:eastAsia="Arial Narrow" w:hAnsi="Arial Narrow" w:cs="Arial Narrow"/>
           <w:color w:val="000000"/>
           <w:kern w:val="0"/>
+          <w:sz w:val="22"/>
+          <w:szCs w:val="22"/>
           <w:lang w:eastAsia="es-PE"/>
           <w14:ligatures w14:val="none"/>
         </w:rPr>
@@ -3634,6 +4272,8 @@
           <w:rFonts w:ascii="Arial Narrow" w:eastAsia="Arial Narrow" w:hAnsi="Arial Narrow" w:cs="Arial Narrow"/>
           <w:color w:val="000000"/>
           <w:kern w:val="0"/>
+          <w:sz w:val="22"/>
+          <w:szCs w:val="22"/>
           <w:lang w:eastAsia="es-PE"/>
           <w14:ligatures w14:val="none"/>
         </w:rPr>
@@ -3641,9 +4281,11 @@
       </w:r>
       <w:r>
         <w:rPr>
-          <w:rFonts w:ascii="Arial Narrow" w:eastAsia="Times New Roman" w:hAnsi="Arial Narrow" w:cs="Segoe UI"/>
-          <w:color w:val="000000"/>
-          <w:kern w:val="0"/>
+          <w:rFonts w:ascii="Arial Narrow" w:eastAsia="Arial Narrow" w:hAnsi="Arial Narrow" w:cs="Arial Narrow"/>
+          <w:color w:val="000000"/>
+          <w:kern w:val="0"/>
+          <w:sz w:val="22"/>
+          <w:szCs w:val="22"/>
           <w:lang w:eastAsia="es-PE"/>
           <w14:ligatures w14:val="none"/>
         </w:rPr>
@@ -3654,6 +4296,8 @@
           <w:rFonts w:ascii="Arial Narrow" w:eastAsia="Arial Narrow" w:hAnsi="Arial Narrow" w:cs="Arial Narrow"/>
           <w:color w:val="000000"/>
           <w:kern w:val="0"/>
+          <w:sz w:val="22"/>
+          <w:szCs w:val="22"/>
           <w:lang w:eastAsia="es-PE"/>
           <w14:ligatures w14:val="none"/>
         </w:rPr>
@@ -3662,9 +4306,11 @@
       <w:r>
         <w:rPr>
           <w:rStyle w:val="Refdenotaalpie"/>
-          <w:rFonts w:ascii="Arial Narrow" w:eastAsia="Arial Narrow" w:hAnsi="Arial Narrow" w:cs="Times New Roman"/>
-          <w:color w:val="000000"/>
-          <w:kern w:val="0"/>
+          <w:rFonts w:ascii="Arial Narrow" w:eastAsia="Arial Narrow" w:hAnsi="Arial Narrow" w:cs="Arial Narrow"/>
+          <w:color w:val="000000"/>
+          <w:kern w:val="0"/>
+          <w:sz w:val="22"/>
+          <w:szCs w:val="22"/>
           <w:vertAlign w:val="superscript"/>
           <w:lang w:eastAsia="es-PE"/>
           <w14:ligatures w14:val="none"/>
@@ -3676,6 +4322,8 @@
           <w:rFonts w:ascii="Arial Narrow" w:eastAsia="Arial Narrow" w:hAnsi="Arial Narrow" w:cs="Arial Narrow"/>
           <w:color w:val="000000"/>
           <w:kern w:val="0"/>
+          <w:sz w:val="22"/>
+          <w:szCs w:val="22"/>
           <w:lang w:eastAsia="es-PE"/>
           <w14:ligatures w14:val="none"/>
         </w:rPr>
@@ -3683,9 +4331,11 @@
       </w:r>
       <w:r>
         <w:rPr>
-          <w:rFonts w:ascii="Arial Narrow" w:eastAsia="Times New Roman" w:hAnsi="Arial Narrow" w:cs="Segoe UI"/>
-          <w:color w:val="000000"/>
-          <w:kern w:val="0"/>
+          <w:rFonts w:ascii="Arial Narrow" w:eastAsia="Arial Narrow" w:hAnsi="Arial Narrow" w:cs="Arial Narrow"/>
+          <w:color w:val="000000"/>
+          <w:kern w:val="0"/>
+          <w:sz w:val="22"/>
+          <w:szCs w:val="22"/>
           <w:lang w:eastAsia="es-PE"/>
           <w14:ligatures w14:val="none"/>
         </w:rPr>
@@ -3696,6 +4346,8 @@
           <w:rFonts w:ascii="Arial Narrow" w:eastAsia="Arial Narrow" w:hAnsi="Arial Narrow" w:cs="Arial Narrow"/>
           <w:color w:val="000000"/>
           <w:kern w:val="0"/>
+          <w:sz w:val="22"/>
+          <w:szCs w:val="22"/>
           <w:lang w:eastAsia="es-PE"/>
           <w14:ligatures w14:val="none"/>
         </w:rPr>
@@ -3703,9 +4355,11 @@
       </w:r>
       <w:r>
         <w:rPr>
-          <w:rFonts w:ascii="Arial Narrow" w:eastAsia="Times New Roman" w:hAnsi="Arial Narrow" w:cs="Segoe UI"/>
-          <w:color w:val="000000"/>
-          <w:kern w:val="0"/>
+          <w:rFonts w:ascii="Arial Narrow" w:eastAsia="Arial Narrow" w:hAnsi="Arial Narrow" w:cs="Arial Narrow"/>
+          <w:color w:val="000000"/>
+          <w:kern w:val="0"/>
+          <w:sz w:val="22"/>
+          <w:szCs w:val="22"/>
           <w:lang w:eastAsia="es-PE"/>
           <w14:ligatures w14:val="none"/>
         </w:rPr>
@@ -3716,6 +4370,8 @@
           <w:rFonts w:ascii="Arial Narrow" w:eastAsia="Arial Narrow" w:hAnsi="Arial Narrow" w:cs="Arial Narrow"/>
           <w:color w:val="000000"/>
           <w:kern w:val="0"/>
+          <w:sz w:val="22"/>
+          <w:szCs w:val="22"/>
           <w:lang w:eastAsia="es-PE"/>
           <w14:ligatures w14:val="none"/>
         </w:rPr>
@@ -3723,9 +4379,11 @@
       </w:r>
       <w:r>
         <w:rPr>
-          <w:rFonts w:ascii="Arial Narrow" w:eastAsia="Times New Roman" w:hAnsi="Arial Narrow" w:cs="Segoe UI"/>
-          <w:color w:val="000000"/>
-          <w:kern w:val="0"/>
+          <w:rFonts w:ascii="Arial Narrow" w:eastAsia="Arial Narrow" w:hAnsi="Arial Narrow" w:cs="Arial Narrow"/>
+          <w:color w:val="000000"/>
+          <w:kern w:val="0"/>
+          <w:sz w:val="22"/>
+          <w:szCs w:val="22"/>
           <w:lang w:eastAsia="es-PE"/>
           <w14:ligatures w14:val="none"/>
         </w:rPr>
@@ -3736,6 +4394,8 @@
           <w:rFonts w:ascii="Arial Narrow" w:eastAsia="Arial Narrow" w:hAnsi="Arial Narrow" w:cs="Arial Narrow"/>
           <w:color w:val="000000"/>
           <w:kern w:val="0"/>
+          <w:sz w:val="22"/>
+          <w:szCs w:val="22"/>
           <w:lang w:eastAsia="es-PE"/>
           <w14:ligatures w14:val="none"/>
         </w:rPr>
@@ -3744,9 +4404,11 @@
       <w:r>
         <w:rPr>
           <w:rStyle w:val="Refdenotaalpie"/>
-          <w:rFonts w:ascii="Arial Narrow" w:eastAsia="Arial Narrow" w:hAnsi="Arial Narrow" w:cs="Times New Roman"/>
-          <w:color w:val="000000"/>
-          <w:kern w:val="0"/>
+          <w:rFonts w:ascii="Arial Narrow" w:eastAsia="Arial Narrow" w:hAnsi="Arial Narrow" w:cs="Arial Narrow"/>
+          <w:color w:val="000000"/>
+          <w:kern w:val="0"/>
+          <w:sz w:val="22"/>
+          <w:szCs w:val="22"/>
           <w:vertAlign w:val="superscript"/>
           <w:lang w:eastAsia="es-PE"/>
           <w14:ligatures w14:val="none"/>
@@ -3758,6 +4420,8 @@
           <w:rFonts w:ascii="Arial Narrow" w:eastAsia="Arial Narrow" w:hAnsi="Arial Narrow" w:cs="Arial Narrow"/>
           <w:color w:val="000000"/>
           <w:kern w:val="0"/>
+          <w:sz w:val="22"/>
+          <w:szCs w:val="22"/>
           <w:lang w:eastAsia="es-PE"/>
           <w14:ligatures w14:val="none"/>
         </w:rPr>
@@ -3769,6 +4433,8 @@
           <w:rFonts w:ascii="Arial Narrow" w:eastAsia="Arial Narrow" w:hAnsi="Arial Narrow" w:cs="Arial Narrow"/>
           <w:color w:val="000000"/>
           <w:kern w:val="0"/>
+          <w:sz w:val="22"/>
+          <w:szCs w:val="22"/>
           <w:lang w:eastAsia="es-PE"/>
           <w14:ligatures w14:val="none"/>
         </w:rPr>
@@ -3777,9 +4443,11 @@
       </w:r>
       <w:r>
         <w:rPr>
-          <w:rFonts w:ascii="Arial Narrow" w:eastAsia="Times New Roman" w:hAnsi="Arial Narrow" w:cs="Segoe UI"/>
-          <w:color w:val="000000"/>
-          <w:kern w:val="0"/>
+          <w:rFonts w:ascii="Arial Narrow" w:eastAsia="Arial Narrow" w:hAnsi="Arial Narrow" w:cs="Arial Narrow"/>
+          <w:color w:val="000000"/>
+          <w:kern w:val="0"/>
+          <w:sz w:val="22"/>
+          <w:szCs w:val="22"/>
           <w:lang w:eastAsia="es-PE"/>
           <w14:ligatures w14:val="none"/>
         </w:rPr>
@@ -3790,6 +4458,8 @@
           <w:rFonts w:ascii="Arial Narrow" w:eastAsia="Arial Narrow" w:hAnsi="Arial Narrow" w:cs="Arial Narrow"/>
           <w:color w:val="000000"/>
           <w:kern w:val="0"/>
+          <w:sz w:val="22"/>
+          <w:szCs w:val="22"/>
           <w:lang w:eastAsia="es-PE"/>
           <w14:ligatures w14:val="none"/>
         </w:rPr>
@@ -3798,9 +4468,11 @@
       <w:r>
         <w:rPr>
           <w:rStyle w:val="Refdenotaalpie"/>
-          <w:rFonts w:ascii="Arial Narrow" w:eastAsia="Arial Narrow" w:hAnsi="Arial Narrow" w:cs="Times New Roman"/>
-          <w:color w:val="000000"/>
-          <w:kern w:val="0"/>
+          <w:rFonts w:ascii="Arial Narrow" w:eastAsia="Arial Narrow" w:hAnsi="Arial Narrow" w:cs="Arial Narrow"/>
+          <w:color w:val="000000"/>
+          <w:kern w:val="0"/>
+          <w:sz w:val="22"/>
+          <w:szCs w:val="22"/>
           <w:vertAlign w:val="superscript"/>
           <w:lang w:eastAsia="es-PE"/>
           <w14:ligatures w14:val="none"/>
@@ -3812,6 +4484,8 @@
           <w:rFonts w:ascii="Arial Narrow" w:eastAsia="Arial Narrow" w:hAnsi="Arial Narrow" w:cs="Arial Narrow"/>
           <w:color w:val="000000"/>
           <w:kern w:val="0"/>
+          <w:sz w:val="22"/>
+          <w:szCs w:val="22"/>
           <w:lang w:eastAsia="es-PE"/>
           <w14:ligatures w14:val="none"/>
         </w:rPr>
@@ -3828,6 +4502,8 @@
           <w:b/>
           <w:color w:val="000000"/>
           <w:kern w:val="0"/>
+          <w:sz w:val="22"/>
+          <w:szCs w:val="22"/>
           <w:lang w:eastAsia="es-PE"/>
           <w14:ligatures w14:val="none"/>
         </w:rPr>
@@ -3842,16 +4518,20 @@
           <w:rFonts w:ascii="Arial Narrow" w:eastAsia="Arial Narrow" w:hAnsi="Arial Narrow" w:cs="Arial Narrow"/>
           <w:color w:val="000000"/>
           <w:kern w:val="0"/>
-          <w:lang w:eastAsia="es-PE"/>
-          <w14:ligatures w14:val="none"/>
-        </w:rPr>
-      </w:pPr>
-      <w:r>
-        <w:rPr>
-          <w:rFonts w:ascii="Arial Narrow" w:eastAsia="Arial Narrow" w:hAnsi="Arial Narrow" w:cs="Arial Narrow"/>
-          <w:b/>
-          <w:color w:val="000000"/>
-          <w:kern w:val="0"/>
+          <w:sz w:val="22"/>
+          <w:szCs w:val="22"/>
+          <w:lang w:eastAsia="es-PE"/>
+          <w14:ligatures w14:val="none"/>
+        </w:rPr>
+      </w:pPr>
+      <w:r>
+        <w:rPr>
+          <w:rFonts w:ascii="Arial Narrow" w:eastAsia="Arial Narrow" w:hAnsi="Arial Narrow" w:cs="Arial Narrow"/>
+          <w:b/>
+          <w:color w:val="000000"/>
+          <w:kern w:val="0"/>
+          <w:sz w:val="22"/>
+          <w:szCs w:val="22"/>
           <w:lang w:eastAsia="es-PE"/>
           <w14:ligatures w14:val="none"/>
         </w:rPr>
@@ -3862,6 +4542,8 @@
           <w:rFonts w:ascii="Arial Narrow" w:eastAsia="Arial Narrow" w:hAnsi="Arial Narrow" w:cs="Arial Narrow"/>
           <w:color w:val="000000"/>
           <w:kern w:val="0"/>
+          <w:sz w:val="22"/>
+          <w:szCs w:val="22"/>
           <w:lang w:eastAsia="es-PE"/>
           <w14:ligatures w14:val="none"/>
         </w:rPr>
@@ -3869,9 +4551,11 @@
       </w:r>
       <w:r>
         <w:rPr>
-          <w:rFonts w:ascii="Arial Narrow" w:eastAsia="Times New Roman" w:hAnsi="Arial Narrow" w:cs="Segoe UI"/>
-          <w:color w:val="000000"/>
-          <w:kern w:val="0"/>
+          <w:rFonts w:ascii="Arial Narrow" w:eastAsia="Arial Narrow" w:hAnsi="Arial Narrow" w:cs="Arial Narrow"/>
+          <w:color w:val="000000"/>
+          <w:kern w:val="0"/>
+          <w:sz w:val="22"/>
+          <w:szCs w:val="22"/>
           <w:lang w:eastAsia="es-PE"/>
           <w14:ligatures w14:val="none"/>
         </w:rPr>
@@ -3882,6 +4566,8 @@
           <w:rFonts w:ascii="Arial Narrow" w:eastAsia="Arial Narrow" w:hAnsi="Arial Narrow" w:cs="Arial Narrow"/>
           <w:color w:val="000000"/>
           <w:kern w:val="0"/>
+          <w:sz w:val="22"/>
+          <w:szCs w:val="22"/>
           <w:lang w:eastAsia="es-PE"/>
           <w14:ligatures w14:val="none"/>
         </w:rPr>
@@ -3897,6 +4583,8 @@
           <w:rFonts w:ascii="Arial Narrow" w:eastAsia="Arial Narrow" w:hAnsi="Arial Narrow" w:cs="Arial Narrow"/>
           <w:color w:val="000000"/>
           <w:kern w:val="0"/>
+          <w:sz w:val="22"/>
+          <w:szCs w:val="22"/>
           <w:lang w:eastAsia="es-PE"/>
           <w14:ligatures w14:val="none"/>
         </w:rPr>
@@ -3908,44 +4596,54 @@
         <w:spacing w:after="0" w:line="240" w:lineRule="auto"/>
         <w:jc w:val="both"/>
         <w:rPr>
-          <w:rFonts w:ascii="Arial Narrow" w:eastAsia="Calibri" w:hAnsi="Arial Narrow" w:cs="Arial"/>
-          <w:kern w:val="0"/>
+          <w:rFonts w:ascii="Arial Narrow" w:eastAsia="Arial Narrow" w:hAnsi="Arial Narrow" w:cs="Arial Narrow"/>
+          <w:kern w:val="0"/>
+          <w:sz w:val="22"/>
+          <w:szCs w:val="22"/>
           <w:u w:val="single"/>
           <w14:ligatures w14:val="none"/>
         </w:rPr>
       </w:pPr>
       <w:r>
         <w:rPr>
-          <w:rFonts w:ascii="Arial Narrow" w:eastAsia="Calibri" w:hAnsi="Arial Narrow" w:cs="Arial"/>
+          <w:rFonts w:ascii="Arial Narrow" w:eastAsia="Arial Narrow" w:hAnsi="Arial Narrow" w:cs="Arial Narrow"/>
           <w:b/>
           <w:bCs/>
           <w:kern w:val="0"/>
           <w14:ligatures w14:val="none"/>
+          <w:sz w:val="22"/>
+          <w:szCs w:val="22"/>
         </w:rPr>
         <w:t>OCTAVO</w:t>
       </w:r>
       <w:r>
         <w:rPr>
-          <w:rFonts w:ascii="Arial Narrow" w:eastAsia="Calibri" w:hAnsi="Arial Narrow" w:cs="Arial"/>
-          <w:b/>
-          <w:kern w:val="0"/>
-          <w14:ligatures w14:val="none"/>
+          <w:rFonts w:ascii="Arial Narrow" w:eastAsia="Arial Narrow" w:hAnsi="Arial Narrow" w:cs="Arial Narrow"/>
+          <w:b/>
+          <w:kern w:val="0"/>
+          <w14:ligatures w14:val="none"/>
+          <w:sz w:val="22"/>
+          <w:szCs w:val="22"/>
         </w:rPr>
         <w:t>:</w:t>
       </w:r>
       <w:r>
         <w:rPr>
-          <w:rFonts w:ascii="Arial Narrow" w:eastAsia="Calibri" w:hAnsi="Arial Narrow" w:cs="Arial"/>
-          <w:kern w:val="0"/>
-          <w14:ligatures w14:val="none"/>
+          <w:rFonts w:ascii="Arial Narrow" w:eastAsia="Arial Narrow" w:hAnsi="Arial Narrow" w:cs="Arial Narrow"/>
+          <w:kern w:val="0"/>
+          <w14:ligatures w14:val="none"/>
+          <w:sz w:val="22"/>
+          <w:szCs w:val="22"/>
         </w:rPr>
         <w:t xml:space="preserve"> comunicar a las partes que, de acuerdo a lo señalado por el artículo 29</w:t>
       </w:r>
       <w:r>
         <w:rPr>
-          <w:rFonts w:ascii="Arial Narrow" w:eastAsia="Times New Roman" w:hAnsi="Arial Narrow" w:cs="Segoe UI"/>
-          <w:color w:val="000000"/>
-          <w:kern w:val="0"/>
+          <w:rFonts w:ascii="Arial Narrow" w:eastAsia="Arial Narrow" w:hAnsi="Arial Narrow" w:cs="Arial Narrow"/>
+          <w:color w:val="000000"/>
+          <w:kern w:val="0"/>
+          <w:sz w:val="22"/>
+          <w:szCs w:val="22"/>
           <w:lang w:eastAsia="es-PE"/>
           <w14:ligatures w14:val="none"/>
         </w:rPr>
@@ -3953,17 +4651,21 @@
       </w:r>
       <w:r>
         <w:rPr>
-          <w:rFonts w:ascii="Arial Narrow" w:eastAsia="Calibri" w:hAnsi="Arial Narrow" w:cs="Arial"/>
-          <w:kern w:val="0"/>
-          <w14:ligatures w14:val="none"/>
+          <w:rFonts w:ascii="Arial Narrow" w:eastAsia="Arial Narrow" w:hAnsi="Arial Narrow" w:cs="Arial Narrow"/>
+          <w:kern w:val="0"/>
+          <w14:ligatures w14:val="none"/>
+          <w:sz w:val="22"/>
+          <w:szCs w:val="22"/>
         </w:rPr>
         <w:t xml:space="preserve"> del Decreto Legislativo 807</w:t>
       </w:r>
       <w:r>
         <w:rPr>
           <w:rStyle w:val="Refdenotaalpie"/>
-          <w:rFonts w:ascii="Arial Narrow" w:eastAsia="Calibri" w:hAnsi="Arial Narrow" w:cs="Arial"/>
-          <w:kern w:val="0"/>
+          <w:rFonts w:ascii="Arial Narrow" w:eastAsia="Arial Narrow" w:hAnsi="Arial Narrow" w:cs="Arial Narrow"/>
+          <w:kern w:val="0"/>
+          <w:sz w:val="22"/>
+          <w:szCs w:val="22"/>
           <w:vertAlign w:val="superscript"/>
           <w14:ligatures w14:val="none"/>
         </w:rPr>
@@ -3971,16 +4673,20 @@
       </w:r>
       <w:r>
         <w:rPr>
-          <w:rFonts w:ascii="Arial Narrow" w:eastAsia="Calibri" w:hAnsi="Arial Narrow" w:cs="Arial"/>
-          <w:kern w:val="0"/>
-          <w14:ligatures w14:val="none"/>
+          <w:rFonts w:ascii="Arial Narrow" w:eastAsia="Arial Narrow" w:hAnsi="Arial Narrow" w:cs="Arial Narrow"/>
+          <w:kern w:val="0"/>
+          <w14:ligatures w14:val="none"/>
+          <w:sz w:val="22"/>
+          <w:szCs w:val="22"/>
         </w:rPr>
         <w:t xml:space="preserve">, hasta antes de la emisión de la Resolución Final tienen la posibilidad de solicitar una audiencia de conciliación. En caso deleguen a favor de una tercera persona su actuación en la diligencia programada, esta deberá presentar un poder especial con firma legalizada ante Notario Público, donde conste </w:t>
       </w:r>
       <w:r>
         <w:rPr>
-          <w:rFonts w:ascii="Arial Narrow" w:eastAsia="Calibri" w:hAnsi="Arial Narrow" w:cs="Arial"/>
-          <w:kern w:val="0"/>
+          <w:rFonts w:ascii="Arial Narrow" w:eastAsia="Arial Narrow" w:hAnsi="Arial Narrow" w:cs="Arial Narrow"/>
+          <w:kern w:val="0"/>
+          <w:sz w:val="22"/>
+          <w:szCs w:val="22"/>
           <w:u w:val="single"/>
           <w14:ligatures w14:val="none"/>
         </w:rPr>
@@ -3988,27 +4694,33 @@
       </w:r>
       <w:r>
         <w:rPr>
-          <w:rFonts w:ascii="Arial Narrow" w:eastAsia="Calibri" w:hAnsi="Arial Narrow" w:cs="Arial"/>
+          <w:rFonts w:ascii="Arial Narrow" w:eastAsia="Arial Narrow" w:hAnsi="Arial Narrow" w:cs="Arial Narrow"/>
           <w:bCs/>
           <w:kern w:val="0"/>
           <w14:ligatures w14:val="none"/>
+          <w:sz w:val="22"/>
+          <w:szCs w:val="22"/>
         </w:rPr>
         <w:t>.</w:t>
       </w:r>
       <w:r>
         <w:rPr>
-          <w:rFonts w:ascii="Arial Narrow" w:eastAsia="Calibri" w:hAnsi="Arial Narrow" w:cs="Arial"/>
+          <w:rFonts w:ascii="Arial Narrow" w:eastAsia="Arial Narrow" w:hAnsi="Arial Narrow" w:cs="Arial Narrow"/>
           <w:b/>
           <w:bCs/>
           <w:kern w:val="0"/>
           <w14:ligatures w14:val="none"/>
+          <w:sz w:val="22"/>
+          <w:szCs w:val="22"/>
         </w:rPr>
         <w:t xml:space="preserve"> </w:t>
       </w:r>
       <w:r>
         <w:rPr>
-          <w:rFonts w:ascii="Arial Narrow" w:eastAsia="Calibri" w:hAnsi="Arial Narrow" w:cs="Arial"/>
-          <w:kern w:val="0"/>
+          <w:rFonts w:ascii="Arial Narrow" w:eastAsia="Arial Narrow" w:hAnsi="Arial Narrow" w:cs="Arial Narrow"/>
+          <w:kern w:val="0"/>
+          <w:sz w:val="22"/>
+          <w:szCs w:val="22"/>
           <w:u w:val="single"/>
           <w14:ligatures w14:val="none"/>
         </w:rPr>
@@ -4021,8 +4733,10 @@
         <w:spacing w:after="0" w:line="240" w:lineRule="auto"/>
         <w:jc w:val="both"/>
         <w:rPr>
-          <w:rFonts w:ascii="Arial Narrow" w:eastAsia="Calibri" w:hAnsi="Arial Narrow" w:cs="Arial"/>
-          <w:kern w:val="0"/>
+          <w:rFonts w:ascii="Arial Narrow" w:eastAsia="Arial Narrow" w:hAnsi="Arial Narrow" w:cs="Arial Narrow"/>
+          <w:kern w:val="0"/>
+          <w:sz w:val="22"/>
+          <w:szCs w:val="22"/>
           <w:u w:val="single"/>
           <w14:ligatures w14:val="none"/>
         </w:rPr>
@@ -4034,19 +4748,23 @@
         <w:spacing w:after="0" w:line="240" w:lineRule="auto"/>
         <w:jc w:val="both"/>
         <w:rPr>
-          <w:rFonts w:ascii="Arial Narrow" w:eastAsia="Times New Roman" w:hAnsi="Arial Narrow" w:cs="Times New Roman"/>
-          <w:color w:val="000000"/>
-          <w:kern w:val="0"/>
-          <w:lang w:eastAsia="es-PE"/>
-          <w14:ligatures w14:val="none"/>
-        </w:rPr>
-      </w:pPr>
-      <w:r>
-        <w:rPr>
-          <w:rFonts w:ascii="Arial Narrow" w:eastAsia="Times New Roman" w:hAnsi="Arial Narrow" w:cs="Times New Roman"/>
-          <w:b/>
-          <w:color w:val="000000"/>
-          <w:kern w:val="0"/>
+          <w:rFonts w:ascii="Arial Narrow" w:eastAsia="Arial Narrow" w:hAnsi="Arial Narrow" w:cs="Arial Narrow"/>
+          <w:color w:val="000000"/>
+          <w:kern w:val="0"/>
+          <w:sz w:val="22"/>
+          <w:szCs w:val="22"/>
+          <w:lang w:eastAsia="es-PE"/>
+          <w14:ligatures w14:val="none"/>
+        </w:rPr>
+      </w:pPr>
+      <w:r>
+        <w:rPr>
+          <w:rFonts w:ascii="Arial Narrow" w:eastAsia="Arial Narrow" w:hAnsi="Arial Narrow" w:cs="Arial Narrow"/>
+          <w:b/>
+          <w:color w:val="000000"/>
+          <w:kern w:val="0"/>
+          <w:sz w:val="22"/>
+          <w:szCs w:val="22"/>
           <w:lang w:eastAsia="es-PE"/>
           <w14:ligatures w14:val="none"/>
         </w:rPr>
@@ -4054,9 +4772,11 @@
       </w:r>
       <w:r>
         <w:rPr>
-          <w:rFonts w:ascii="Arial Narrow" w:eastAsia="Times New Roman" w:hAnsi="Arial Narrow" w:cs="Times New Roman"/>
-          <w:color w:val="000000"/>
-          <w:kern w:val="0"/>
+          <w:rFonts w:ascii="Arial Narrow" w:eastAsia="Arial Narrow" w:hAnsi="Arial Narrow" w:cs="Arial Narrow"/>
+          <w:color w:val="000000"/>
+          <w:kern w:val="0"/>
+          <w:sz w:val="22"/>
+          <w:szCs w:val="22"/>
           <w:lang w:eastAsia="es-PE"/>
           <w14:ligatures w14:val="none"/>
         </w:rPr>
@@ -4071,9 +4791,11 @@
         <w:spacing w:after="0" w:line="240" w:lineRule="auto"/>
         <w:jc w:val="both"/>
         <w:rPr>
-          <w:rFonts w:ascii="Arial Narrow" w:eastAsia="Times New Roman" w:hAnsi="Arial Narrow" w:cs="Times New Roman"/>
-          <w:color w:val="000000"/>
-          <w:kern w:val="0"/>
+          <w:rFonts w:ascii="Arial Narrow" w:eastAsia="Arial Narrow" w:hAnsi="Arial Narrow" w:cs="Arial Narrow"/>
+          <w:color w:val="000000"/>
+          <w:kern w:val="0"/>
+          <w:sz w:val="22"/>
+          <w:szCs w:val="22"/>
           <w:lang w:eastAsia="es-PE"/>
           <w14:ligatures w14:val="none"/>
         </w:rPr>
@@ -4085,7 +4807,9 @@
         <w:spacing w:after="0" w:line="240" w:lineRule="auto"/>
         <w:jc w:val="both"/>
         <w:rPr>
-          <w:rFonts w:ascii="Arial Narrow" w:hAnsi="Arial Narrow" w:cs="Arial"/>
+          <w:rFonts w:ascii="Arial Narrow" w:eastAsia="Arial Narrow" w:hAnsi="Arial Narrow" w:cs="Arial Narrow"/>
+          <w:sz w:val="22"/>
+          <w:szCs w:val="22"/>
         </w:rPr>
       </w:pPr>
       <w:r>
@@ -4093,110 +4817,134 @@
           <w:rFonts w:ascii="Arial Narrow" w:eastAsia="Arial Narrow" w:hAnsi="Arial Narrow" w:cs="Arial Narrow"/>
           <w:b/>
           <w:bCs/>
-        </w:rPr>
-        <w:t xml:space="preserve">DÉCIMO: requerir a la [DENUNCIANTE] para que, dentro del plazo de dos (2) días hábiles siguientes a la fecha en que reciba la notificación en su bandeja de correo electrónico, efectúe la confirmación de recepción de la notificación remitida por este despacho a su correo electrónico, de conformidad con el segundo párrafo del numeral 4 del artículo 20 del Texto Único Ordenado de la Ley del Procedimiento Administrativo General, aprobado mediante Decreto Supremo 006-2026-JUS, bajo apercibimiento de rehacer el acto de notificación y notificarle conforme al numeral 1 del artículo 20 del citado cuerpo normativo.</w:t>
-      </w:r>
-      <w:r>
-        <w:rPr>
-          <w:rFonts w:ascii="Arial Narrow" w:hAnsi="Arial Narrow" w:cs="Arial"/>
-          <w:b/>
+          <w:sz w:val="22"/>
+          <w:szCs w:val="22"/>
+        </w:rPr>
+        <w:t xml:space="preserve">DÉCIMO: </w:t>
+      </w:r>
+      <w:r>
+        <w:rPr>
+          <w:rFonts w:ascii="Arial Narrow" w:eastAsia="Arial Narrow" w:hAnsi="Arial Narrow" w:cs="Arial Narrow"/>
+          <w:sz w:val="22"/>
+          <w:szCs w:val="22"/>
+        </w:rPr>
+        <w:t xml:space="preserve">requerir a la [DENUNCIANTE] para que, dentro del plazo de dos (2) días hábiles siguientes a la fecha en que reciba la notificación en su bandeja de correo electrónico, efectúe la confirmación de recepción de la notificación remitida por este despacho a su correo electrónico, de conformidad con el segundo párrafo del numeral 4 del artículo 20 del Texto Único Ordenado de la Ley del Procedimiento Administrativo General, aprobado mediante Decreto Supremo 006-2026-JUS, bajo apercibimiento de rehacer el acto de notificación y notificarle conforme al numeral 1 del artículo 20 del citado cuerpo normativo.</w:t>
+      </w:r>
+      <w:r>
+        <w:rPr>
+          <w:rFonts w:ascii="Arial Narrow" w:eastAsia="Arial Narrow" w:hAnsi="Arial Narrow" w:cs="Arial Narrow"/>
           <w:spacing w:val="-3"/>
           <w:kern w:val="0"/>
           <w14:ligatures w14:val="none"/>
+          <w:sz w:val="22"/>
+          <w:szCs w:val="22"/>
         </w:rPr>
         <w:t/>
       </w:r>
       <w:r>
         <w:rPr>
-          <w:rFonts w:ascii="Arial Narrow" w:hAnsi="Arial Narrow" w:cs="Arial"/>
-          <w:bCs/>
+          <w:rFonts w:ascii="Arial Narrow" w:eastAsia="Arial Narrow" w:hAnsi="Arial Narrow" w:cs="Arial Narrow"/>
           <w:spacing w:val="-3"/>
           <w:kern w:val="0"/>
           <w14:ligatures w14:val="none"/>
+          <w:sz w:val="22"/>
+          <w:szCs w:val="22"/>
         </w:rPr>
         <w:t xml:space="preserve"/>
       </w:r>
       <w:r>
         <w:rPr>
-          <w:rFonts w:ascii="Arial Narrow" w:hAnsi="Arial Narrow" w:cs="Arial"/>
-          <w:bCs/>
+          <w:rFonts w:ascii="Arial Narrow" w:eastAsia="Arial Narrow" w:hAnsi="Arial Narrow" w:cs="Arial Narrow"/>
           <w:spacing w:val="-3"/>
           <w:kern w:val="0"/>
           <w14:ligatures w14:val="none"/>
+          <w:sz w:val="22"/>
+          <w:szCs w:val="22"/>
         </w:rPr>
         <w:t xml:space="preserve"/>
       </w:r>
       <w:r>
         <w:rPr>
-          <w:rFonts w:ascii="Arial Narrow" w:hAnsi="Arial Narrow" w:cs="Arial"/>
-          <w:bCs/>
+          <w:rFonts w:ascii="Arial Narrow" w:eastAsia="Arial Narrow" w:hAnsi="Arial Narrow" w:cs="Arial Narrow"/>
           <w:spacing w:val="-3"/>
           <w:kern w:val="0"/>
           <w14:ligatures w14:val="none"/>
+          <w:sz w:val="22"/>
+          <w:szCs w:val="22"/>
         </w:rPr>
         <w:t xml:space="preserve"/>
       </w:r>
       <w:proofErr w:type="spellStart"/>
       <w:r>
         <w:rPr>
-          <w:rFonts w:ascii="Arial Narrow" w:hAnsi="Arial Narrow" w:cs="Arial"/>
-          <w:bCs/>
+          <w:rFonts w:ascii="Arial Narrow" w:eastAsia="Arial Narrow" w:hAnsi="Arial Narrow" w:cs="Arial Narrow"/>
           <w:spacing w:val="-3"/>
           <w:kern w:val="0"/>
           <w14:ligatures w14:val="none"/>
+          <w:sz w:val="22"/>
+          <w:szCs w:val="22"/>
         </w:rPr>
         <w:t/>
       </w:r>
       <w:proofErr w:type="spellEnd"/>
       <w:r>
         <w:rPr>
-          <w:rFonts w:ascii="Arial Narrow" w:hAnsi="Arial Narrow" w:cs="Arial"/>
-          <w:bCs/>
+          <w:rFonts w:ascii="Arial Narrow" w:eastAsia="Arial Narrow" w:hAnsi="Arial Narrow" w:cs="Arial Narrow"/>
           <w:spacing w:val="-3"/>
           <w:kern w:val="0"/>
           <w14:ligatures w14:val="none"/>
+          <w:sz w:val="22"/>
+          <w:szCs w:val="22"/>
         </w:rPr>
         <w:t xml:space="preserve"/>
       </w:r>
       <w:r>
         <w:rPr>
-          <w:rFonts w:ascii="Arial Narrow" w:hAnsi="Arial Narrow" w:cs="Arial"/>
-          <w:bCs/>
+          <w:rFonts w:ascii="Arial Narrow" w:eastAsia="Arial Narrow" w:hAnsi="Arial Narrow" w:cs="Arial Narrow"/>
           <w:spacing w:val="-3"/>
           <w:kern w:val="0"/>
           <w14:ligatures w14:val="none"/>
+          <w:sz w:val="22"/>
+          <w:szCs w:val="22"/>
         </w:rPr>
         <w:t/>
       </w:r>
       <w:r>
         <w:rPr>
-          <w:rFonts w:ascii="Arial Narrow" w:hAnsi="Arial Narrow" w:cs="Arial"/>
-          <w:bCs/>
+          <w:rFonts w:ascii="Arial Narrow" w:eastAsia="Arial Narrow" w:hAnsi="Arial Narrow" w:cs="Arial Narrow"/>
           <w:spacing w:val="-3"/>
           <w:kern w:val="0"/>
           <w14:ligatures w14:val="none"/>
+          <w:sz w:val="22"/>
+          <w:szCs w:val="22"/>
         </w:rPr>
         <w:t xml:space="preserve"/>
       </w:r>
       <w:r>
         <w:rPr>
-          <w:rFonts w:ascii="Arial Narrow" w:hAnsi="Arial Narrow"/>
-          <w:color w:val="000000"/>
+          <w:rFonts w:ascii="Arial Narrow" w:eastAsia="Arial Narrow" w:hAnsi="Arial Narrow" w:cs="Arial Narrow"/>
+          <w:color w:val="000000"/>
+          <w:sz w:val="22"/>
+          <w:szCs w:val="22"/>
         </w:rPr>
         <w:t/>
       </w:r>
       <w:r>
         <w:rPr>
-          <w:rFonts w:ascii="Arial Narrow" w:hAnsi="Arial Narrow"/>
-          <w:color w:val="000000"/>
+          <w:rFonts w:ascii="Arial Narrow" w:eastAsia="Arial Narrow" w:hAnsi="Arial Narrow" w:cs="Arial Narrow"/>
+          <w:color w:val="000000"/>
+          <w:sz w:val="22"/>
+          <w:szCs w:val="22"/>
         </w:rPr>
         <w:t/>
       </w:r>
       <w:r>
         <w:rPr>
-          <w:rFonts w:ascii="Arial Narrow" w:eastAsia="Times New Roman" w:hAnsi="Arial Narrow" w:cs="Segoe UI"/>
-          <w:color w:val="000000"/>
-          <w:kern w:val="0"/>
+          <w:rFonts w:ascii="Arial Narrow" w:eastAsia="Arial Narrow" w:hAnsi="Arial Narrow" w:cs="Arial Narrow"/>
+          <w:color w:val="000000"/>
+          <w:kern w:val="0"/>
+          <w:sz w:val="22"/>
+          <w:szCs w:val="22"/>
           <w:lang w:eastAsia="es-PE"/>
           <w14:ligatures w14:val="none"/>
         </w:rPr>
@@ -4204,16 +4952,20 @@
       </w:r>
       <w:r>
         <w:rPr>
-          <w:rFonts w:ascii="Arial Narrow" w:hAnsi="Arial Narrow"/>
-          <w:color w:val="000000"/>
+          <w:rFonts w:ascii="Arial Narrow" w:eastAsia="Arial Narrow" w:hAnsi="Arial Narrow" w:cs="Arial Narrow"/>
+          <w:color w:val="000000"/>
+          <w:sz w:val="22"/>
+          <w:szCs w:val="22"/>
         </w:rPr>
         <w:t xml:space="preserve"/>
       </w:r>
       <w:r>
         <w:rPr>
-          <w:rFonts w:ascii="Arial Narrow" w:eastAsia="Times New Roman" w:hAnsi="Arial Narrow" w:cs="Segoe UI"/>
-          <w:color w:val="000000"/>
-          <w:kern w:val="0"/>
+          <w:rFonts w:ascii="Arial Narrow" w:eastAsia="Arial Narrow" w:hAnsi="Arial Narrow" w:cs="Arial Narrow"/>
+          <w:color w:val="000000"/>
+          <w:kern w:val="0"/>
+          <w:sz w:val="22"/>
+          <w:szCs w:val="22"/>
           <w:lang w:eastAsia="es-PE"/>
           <w14:ligatures w14:val="none"/>
         </w:rPr>
@@ -4221,22 +4973,28 @@
       </w:r>
       <w:r>
         <w:rPr>
-          <w:rFonts w:ascii="Arial Narrow" w:hAnsi="Arial Narrow"/>
-          <w:color w:val="000000"/>
+          <w:rFonts w:ascii="Arial Narrow" w:eastAsia="Arial Narrow" w:hAnsi="Arial Narrow" w:cs="Arial Narrow"/>
+          <w:color w:val="000000"/>
+          <w:sz w:val="22"/>
+          <w:szCs w:val="22"/>
         </w:rPr>
         <w:t xml:space="preserve"/>
       </w:r>
       <w:r>
         <w:rPr>
           <w:rStyle w:val="Refdenotaalpie"/>
-          <w:rFonts w:ascii="Arial Narrow" w:hAnsi="Arial Narrow"/>
+          <w:rFonts w:ascii="Arial Narrow" w:eastAsia="Arial Narrow" w:hAnsi="Arial Narrow" w:cs="Arial Narrow"/>
+          <w:sz w:val="22"/>
+          <w:szCs w:val="22"/>
           <w:vertAlign w:val="superscript"/>
         </w:rPr>
         <w:footnoteReference w:id="11"/>
       </w:r>
       <w:r>
         <w:rPr>
-          <w:rFonts w:ascii="Arial Narrow" w:hAnsi="Arial Narrow" w:cs="Arial"/>
+          <w:rFonts w:ascii="Arial Narrow" w:eastAsia="Arial Narrow" w:hAnsi="Arial Narrow" w:cs="Arial Narrow"/>
+          <w:sz w:val="22"/>
+          <w:szCs w:val="22"/>
         </w:rPr>
         <w:t/>
       </w:r>
@@ -4247,7 +5005,9 @@
         <w:spacing w:after="0" w:line="240" w:lineRule="auto"/>
         <w:jc w:val="both"/>
         <w:rPr>
-          <w:rFonts w:ascii="Arial Narrow" w:hAnsi="Arial Narrow" w:cs="Arial"/>
+          <w:rFonts w:ascii="Arial Narrow" w:eastAsia="Arial Narrow" w:hAnsi="Arial Narrow" w:cs="Arial Narrow"/>
+          <w:sz w:val="22"/>
+          <w:szCs w:val="22"/>
         </w:rPr>
       </w:pPr>
     </w:p>
@@ -4257,7 +5017,9 @@
         <w:spacing w:line="240" w:lineRule="auto"/>
         <w:jc w:val="both"/>
         <w:rPr>
-          <w:rFonts w:ascii="Arial Narrow" w:hAnsi="Arial Narrow" w:cs="Arial"/>
+          <w:rFonts w:ascii="Arial Narrow" w:eastAsia="Arial Narrow" w:hAnsi="Arial Narrow" w:cs="Arial Narrow"/>
+          <w:sz w:val="22"/>
+          <w:szCs w:val="22"/>
         </w:rPr>
       </w:pPr>
       <w:r>
@@ -4265,6 +5027,8 @@
           <w:rFonts w:ascii="Arial Narrow" w:eastAsia="Arial Narrow" w:hAnsi="Arial Narrow" w:cs="Arial Narrow"/>
           <w:b/>
           <w:bCs/>
+          <w:sz w:val="22"/>
+          <w:szCs w:val="22"/>
         </w:rPr>
         <w:t xml:space="preserve">DÉCIMO </w:t>
       </w:r>
@@ -4273,6 +5037,8 @@
           <w:rFonts w:ascii="Arial Narrow" w:eastAsia="Arial Narrow" w:hAnsi="Arial Narrow" w:cs="Arial Narrow"/>
           <w:b/>
           <w:bCs/>
+          <w:sz w:val="22"/>
+          <w:szCs w:val="22"/>
         </w:rPr>
         <w:t>PRIMERO</w:t>
       </w:r>
@@ -4281,225 +5047,266 @@
           <w:rFonts w:ascii="Arial Narrow" w:eastAsia="Arial Narrow" w:hAnsi="Arial Narrow" w:cs="Arial Narrow"/>
           <w:b/>
           <w:bCs/>
+          <w:sz w:val="22"/>
+          <w:szCs w:val="22"/>
         </w:rPr>
         <w:t>:</w:t>
       </w:r>
       <w:r>
         <w:rPr>
           <w:rFonts w:ascii="Arial Narrow" w:eastAsia="Arial Narrow" w:hAnsi="Arial Narrow" w:cs="Arial Narrow"/>
+          <w:sz w:val="22"/>
+          <w:szCs w:val="22"/>
         </w:rPr>
         <w:t xml:space="preserve"> </w:t>
       </w:r>
       <w:r>
         <w:rPr>
-          <w:rFonts w:ascii="Arial Narrow" w:hAnsi="Arial Narrow"/>
-          <w:color w:val="000000"/>
+          <w:rFonts w:ascii="Arial Narrow" w:eastAsia="Arial Narrow" w:hAnsi="Arial Narrow" w:cs="Arial Narrow"/>
+          <w:color w:val="000000"/>
+          <w:sz w:val="22"/>
+          <w:szCs w:val="22"/>
         </w:rPr>
         <w:t xml:space="preserve">requerir </w:t>
       </w:r>
       <w:r>
         <w:rPr>
-          <w:rFonts w:ascii="Arial Narrow" w:hAnsi="Arial Narrow"/>
-          <w:color w:val="000000"/>
+          <w:rFonts w:ascii="Arial Narrow" w:eastAsia="Arial Narrow" w:hAnsi="Arial Narrow" w:cs="Arial Narrow"/>
+          <w:color w:val="000000"/>
+          <w:sz w:val="22"/>
+          <w:szCs w:val="22"/>
         </w:rPr>
         <w:t xml:space="preserve">a </w:t>
       </w:r>
       <w:r>
         <w:rPr>
           <w:rFonts w:ascii="Arial Narrow" w:eastAsia="Arial Narrow" w:hAnsi="Arial Narrow" w:cs="Arial Narrow"/>
+          <w:sz w:val="22"/>
+          <w:szCs w:val="22"/>
+        </w:rPr>
+        <w:t xml:space="preserve">Mapfre Perú Compañía de Seguros y Reaseguros S.A. </w:t>
+      </w:r>
+      <w:r>
+        <w:rPr>
+          <w:rFonts w:ascii="Arial Narrow" w:eastAsia="Arial Narrow" w:hAnsi="Arial Narrow" w:cs="Arial Narrow"/>
+          <w:sz w:val="22"/>
+          <w:szCs w:val="22"/>
+          <w:shd w:val="clear" w:color="auto" w:fill="FFFFFF"/>
+        </w:rPr>
+        <w:t xml:space="preserve">para que </w:t>
+      </w:r>
+      <w:r>
+        <w:rPr>
+          <w:rFonts w:ascii="Arial Narrow" w:eastAsia="Arial Narrow" w:hAnsi="Arial Narrow" w:cs="Arial Narrow"/>
+          <w:sz w:val="22"/>
+          <w:szCs w:val="22"/>
+        </w:rPr>
+        <w:t>efectúe el acuse de recibo mediante la confirmación de recepción de la notificación remitida por este despacho a su Casilla Electrónica, dentro de los cinco (5) primeros días hábiles siguientes a la fecha en que recibe la notificación.</w:t>
+      </w:r>
+      <w:bookmarkStart w:id="8" w:name="_Hlk198890962"/>
+    </w:p>
+    <w:p>
+      <w:pPr>
+        <w:suppressAutoHyphens/>
+        <w:spacing w:after="0" w:line="240" w:lineRule="auto"/>
+        <w:jc w:val="both"/>
+        <w:rPr>
+          <w:rFonts w:ascii="Arial Narrow" w:eastAsia="Arial Narrow" w:hAnsi="Arial Narrow" w:cs="Arial Narrow"/>
           <w:bCs/>
-        </w:rPr>
-        <w:t xml:space="preserve">Mapfre Perú Compañía de Seguros y Reaseguros S.A. </w:t>
-      </w:r>
-      <w:r>
-        <w:rPr>
-          <w:rFonts w:ascii="Arial Narrow" w:hAnsi="Arial Narrow"/>
+          <w:sz w:val="22"/>
+          <w:szCs w:val="22"/>
+        </w:rPr>
+      </w:pPr>
+    </w:p>
+    <w:bookmarkEnd w:id="8"/>
+    <w:p>
+      <w:pPr>
+        <w:suppressAutoHyphens/>
+        <w:spacing w:after="0" w:line="240" w:lineRule="auto"/>
+        <w:jc w:val="both"/>
+        <w:rPr>
+          <w:rFonts w:ascii="Arial Narrow" w:eastAsia="Arial Narrow" w:hAnsi="Arial Narrow" w:cs="Arial Narrow"/>
+          <w:sz w:val="22"/>
+          <w:szCs w:val="22"/>
+        </w:rPr>
+      </w:pPr>
+    </w:p>
+    <w:p>
+      <w:pPr>
+        <w:spacing w:after="0" w:line="240" w:lineRule="auto"/>
+        <w:jc w:val="both"/>
+        <w:rPr>
+          <w:rFonts w:ascii="Arial Narrow" w:eastAsia="Arial Narrow" w:hAnsi="Arial Narrow" w:cs="Arial Narrow"/>
+          <w:b/>
+          <w:color w:val="000000"/>
+          <w:kern w:val="0"/>
+          <w:sz w:val="22"/>
+          <w:szCs w:val="22"/>
+          <w:lang w:eastAsia="es-PE"/>
+          <w14:ligatures w14:val="none"/>
+        </w:rPr>
+      </w:pPr>
+    </w:p>
+    <w:p>
+      <w:pPr>
+        <w:spacing w:after="0" w:line="240" w:lineRule="auto"/>
+        <w:jc w:val="both"/>
+        <w:rPr>
+          <w:rFonts w:ascii="Arial Narrow" w:eastAsia="Arial Narrow" w:hAnsi="Arial Narrow" w:cs="Arial Narrow"/>
+          <w:b/>
+          <w:color w:val="000000"/>
+          <w:kern w:val="0"/>
+          <w:sz w:val="22"/>
+          <w:szCs w:val="22"/>
+          <w:lang w:eastAsia="es-PE"/>
+          <w14:ligatures w14:val="none"/>
+        </w:rPr>
+      </w:pPr>
+    </w:p>
+    <w:p>
+      <w:pPr>
+        <w:spacing w:after="0" w:line="240" w:lineRule="auto"/>
+        <w:jc w:val="both"/>
+        <w:rPr>
+          <w:rFonts w:ascii="Arial Narrow" w:eastAsia="Arial Narrow" w:hAnsi="Arial Narrow" w:cs="Arial Narrow"/>
+          <w:b/>
+          <w:color w:val="000000"/>
+          <w:kern w:val="0"/>
+          <w:sz w:val="22"/>
+          <w:szCs w:val="22"/>
+          <w:lang w:eastAsia="es-PE"/>
+          <w14:ligatures w14:val="none"/>
+        </w:rPr>
+      </w:pPr>
+    </w:p>
+    <w:p>
+      <w:pPr>
+        <w:spacing w:after="0" w:line="240" w:lineRule="auto"/>
+        <w:jc w:val="both"/>
+        <w:rPr>
+          <w:rFonts w:ascii="Arial Narrow" w:eastAsia="Arial Narrow" w:hAnsi="Arial Narrow" w:cs="Arial Narrow"/>
+          <w:b/>
+          <w:color w:val="000000"/>
+          <w:kern w:val="0"/>
+          <w:sz w:val="22"/>
+          <w:szCs w:val="22"/>
+          <w:lang w:eastAsia="es-PE"/>
+          <w14:ligatures w14:val="none"/>
+        </w:rPr>
+      </w:pPr>
+    </w:p>
+    <w:bookmarkEnd w:id="0"/>
+    <w:p>
+      <w:pPr>
+        <w:shd w:val="clear" w:color="auto" w:fill="FFFFFF"/>
+        <w:spacing w:after="0" w:line="240" w:lineRule="auto"/>
+        <w:jc w:val="center"/>
+        <w:rPr>
+          <w:rFonts w:ascii="Arial Narrow" w:eastAsia="Arial Narrow" w:hAnsi="Arial Narrow" w:cs="Arial Narrow"/>
+          <w:color w:val="000000"/>
+          <w:kern w:val="0"/>
+          <w14:ligatures w14:val="none"/>
+          <w:sz w:val="22"/>
+          <w:szCs w:val="22"/>
+        </w:rPr>
+      </w:pPr>
+      <w:r>
+        <w:rPr>
+          <w:rFonts w:ascii="Arial Narrow" w:eastAsia="Arial Narrow" w:hAnsi="Arial Narrow" w:cs="Arial Narrow"/>
+          <w:b/>
+          <w:bCs/>
+          <w:color w:val="000000"/>
+          <w:kern w:val="0"/>
+          <w14:ligatures w14:val="none"/>
+          <w:sz w:val="22"/>
+          <w:szCs w:val="22"/>
+        </w:rPr>
+        <w:t>EVELING ROA QUISPE</w:t>
+      </w:r>
+    </w:p>
+    <w:p>
+      <w:pPr>
+        <w:shd w:val="clear" w:color="auto" w:fill="FFFFFF"/>
+        <w:spacing w:after="0" w:line="240" w:lineRule="auto"/>
+        <w:jc w:val="center"/>
+        <w:rPr>
+          <w:rFonts w:ascii="Arial Narrow" w:eastAsia="Arial Narrow" w:hAnsi="Arial Narrow" w:cs="Arial Narrow"/>
+          <w:b/>
+          <w:bCs/>
+          <w:color w:val="000000"/>
+          <w:kern w:val="0"/>
+          <w14:ligatures w14:val="none"/>
+          <w:sz w:val="22"/>
+          <w:szCs w:val="22"/>
+        </w:rPr>
+      </w:pPr>
+      <w:r>
+        <w:rPr>
+          <w:rFonts w:ascii="Arial Narrow" w:eastAsia="Arial Narrow" w:hAnsi="Arial Narrow" w:cs="Arial Narrow"/>
+          <w:b/>
+          <w:bCs/>
+          <w:color w:val="000000"/>
+          <w:kern w:val="0"/>
+          <w14:ligatures w14:val="none"/>
+          <w:sz w:val="22"/>
+          <w:szCs w:val="22"/>
+        </w:rPr>
+        <w:t>Secretaria Técnica</w:t>
+      </w:r>
+    </w:p>
+    <w:p>
+      <w:pPr>
+        <w:shd w:val="clear" w:color="auto" w:fill="FFFFFF"/>
+        <w:spacing w:after="0" w:line="240" w:lineRule="auto"/>
+        <w:jc w:val="center"/>
+        <w:rPr>
+          <w:rFonts w:ascii="Arial Narrow" w:eastAsia="Arial Narrow" w:hAnsi="Arial Narrow" w:cs="Arial Narrow"/>
+          <w:b/>
+          <w:bCs/>
+          <w:color w:val="000000"/>
+          <w:kern w:val="0"/>
+          <w14:ligatures w14:val="none"/>
+          <w:sz w:val="22"/>
+          <w:szCs w:val="22"/>
+        </w:rPr>
+      </w:pPr>
+      <w:r>
+        <w:rPr>
+          <w:rFonts w:ascii="Arial Narrow" w:eastAsia="Arial Narrow" w:hAnsi="Arial Narrow" w:cs="Arial Narrow"/>
+          <w:b/>
+          <w:bCs/>
+          <w:color w:val="000000"/>
+          <w:kern w:val="0"/>
+          <w14:ligatures w14:val="none"/>
+          <w:sz w:val="22"/>
+          <w:szCs w:val="22"/>
+        </w:rPr>
+        <w:t>Comisión </w:t>
+      </w:r>
+      <w:r>
+        <w:rPr>
+          <w:rFonts w:ascii="Arial Narrow" w:eastAsia="Arial Narrow" w:hAnsi="Arial Narrow" w:cs="Arial Narrow"/>
+          <w:b/>
+          <w:bCs/>
+          <w:color w:val="000000"/>
+          <w:kern w:val="0"/>
+          <w:sz w:val="22"/>
+          <w:szCs w:val="22"/>
           <w:shd w:val="clear" w:color="auto" w:fill="FFFFFF"/>
-        </w:rPr>
-        <w:t xml:space="preserve">para que </w:t>
-      </w:r>
-      <w:r>
-        <w:rPr>
-          <w:rFonts w:ascii="Arial Narrow" w:eastAsia="Calibri" w:hAnsi="Arial Narrow"/>
-        </w:rPr>
-        <w:t>efectúe el acuse de recibo mediante la confirmación de recepción de la notificación remitida por este despacho a su Casilla Electrónica, dentro de los cinco (5) primeros días hábiles siguientes a la fecha en que recibe la notificación.</w:t>
-      </w:r>
-      <w:bookmarkStart w:id="8" w:name="_Hlk198890962"/>
-    </w:p>
-    <w:p>
-      <w:pPr>
-        <w:suppressAutoHyphens/>
-        <w:spacing w:after="0" w:line="240" w:lineRule="auto"/>
-        <w:jc w:val="both"/>
-        <w:rPr>
-          <w:rFonts w:ascii="Arial Narrow" w:hAnsi="Arial Narrow" w:cs="Arial"/>
+          <w14:ligatures w14:val="none"/>
+        </w:rPr>
+        <w:t>de</w:t>
+      </w:r>
+      <w:r>
+        <w:rPr>
+          <w:rFonts w:ascii="Arial Narrow" w:eastAsia="Arial Narrow" w:hAnsi="Arial Narrow" w:cs="Arial Narrow"/>
+          <w:b/>
           <w:bCs/>
-        </w:rPr>
-      </w:pPr>
-    </w:p>
-    <w:bookmarkEnd w:id="8"/>
-    <w:p>
-      <w:pPr>
-        <w:suppressAutoHyphens/>
-        <w:spacing w:after="0" w:line="240" w:lineRule="auto"/>
-        <w:jc w:val="both"/>
-        <w:rPr>
-          <w:rFonts w:ascii="Arial Narrow" w:hAnsi="Arial Narrow" w:cs="Arial"/>
-        </w:rPr>
-      </w:pPr>
-    </w:p>
-    <w:p>
-      <w:pPr>
-        <w:spacing w:after="0" w:line="240" w:lineRule="auto"/>
-        <w:jc w:val="both"/>
-        <w:rPr>
-          <w:rFonts w:ascii="Arial Narrow" w:eastAsia="Arial Narrow" w:hAnsi="Arial Narrow" w:cs="Arial Narrow"/>
-          <w:b/>
-          <w:color w:val="000000"/>
-          <w:kern w:val="0"/>
-          <w:lang w:eastAsia="es-PE"/>
-          <w14:ligatures w14:val="none"/>
-        </w:rPr>
-      </w:pPr>
-    </w:p>
-    <w:p>
-      <w:pPr>
-        <w:spacing w:after="0" w:line="240" w:lineRule="auto"/>
-        <w:jc w:val="both"/>
-        <w:rPr>
-          <w:rFonts w:ascii="Arial Narrow" w:eastAsia="Arial Narrow" w:hAnsi="Arial Narrow" w:cs="Arial Narrow"/>
-          <w:b/>
-          <w:color w:val="000000"/>
-          <w:kern w:val="0"/>
-          <w:lang w:eastAsia="es-PE"/>
-          <w14:ligatures w14:val="none"/>
-        </w:rPr>
-      </w:pPr>
-    </w:p>
-    <w:p>
-      <w:pPr>
-        <w:spacing w:after="0" w:line="240" w:lineRule="auto"/>
-        <w:jc w:val="both"/>
-        <w:rPr>
-          <w:rFonts w:ascii="Arial Narrow" w:eastAsia="Arial Narrow" w:hAnsi="Arial Narrow" w:cs="Arial Narrow"/>
-          <w:b/>
-          <w:color w:val="000000"/>
-          <w:kern w:val="0"/>
-          <w:lang w:eastAsia="es-PE"/>
-          <w14:ligatures w14:val="none"/>
-        </w:rPr>
-      </w:pPr>
-    </w:p>
-    <w:p>
-      <w:pPr>
-        <w:spacing w:after="0" w:line="240" w:lineRule="auto"/>
-        <w:jc w:val="both"/>
-        <w:rPr>
-          <w:rFonts w:ascii="Arial Narrow" w:eastAsia="Arial Narrow" w:hAnsi="Arial Narrow" w:cs="Arial Narrow"/>
-          <w:b/>
-          <w:color w:val="000000"/>
-          <w:kern w:val="0"/>
-          <w:lang w:eastAsia="es-PE"/>
-          <w14:ligatures w14:val="none"/>
-        </w:rPr>
-      </w:pPr>
-    </w:p>
-    <w:bookmarkEnd w:id="0"/>
-    <w:p>
-      <w:pPr>
-        <w:shd w:val="clear" w:color="auto" w:fill="FFFFFF"/>
-        <w:spacing w:after="0" w:line="240" w:lineRule="auto"/>
-        <w:jc w:val="center"/>
-        <w:rPr>
-          <w:rFonts w:ascii="Arial Narrow" w:eastAsia="Calibri" w:hAnsi="Arial Narrow" w:cs="Times New Roman"/>
-          <w:color w:val="000000"/>
-          <w:kern w:val="0"/>
-          <w14:ligatures w14:val="none"/>
-        </w:rPr>
-      </w:pPr>
-      <w:r>
-        <w:rPr>
-          <w:rFonts w:ascii="Arial Narrow" w:eastAsia="Calibri" w:hAnsi="Arial Narrow" w:cs="Arial"/>
-          <w:b/>
-          <w:bCs/>
-          <w:color w:val="000000"/>
-          <w:kern w:val="0"/>
-          <w14:ligatures w14:val="none"/>
-        </w:rPr>
-        <w:t>EVELING ROA QUISPE</w:t>
-      </w:r>
-    </w:p>
-    <w:p>
-      <w:pPr>
-        <w:shd w:val="clear" w:color="auto" w:fill="FFFFFF"/>
-        <w:spacing w:after="0" w:line="240" w:lineRule="auto"/>
-        <w:jc w:val="center"/>
-        <w:rPr>
-          <w:rFonts w:ascii="Arial Narrow" w:eastAsia="Calibri" w:hAnsi="Arial Narrow" w:cs="Times New Roman"/>
-          <w:b/>
-          <w:bCs/>
-          <w:color w:val="000000"/>
-          <w:kern w:val="0"/>
-          <w14:ligatures w14:val="none"/>
-        </w:rPr>
-      </w:pPr>
-      <w:r>
-        <w:rPr>
-          <w:rFonts w:ascii="Arial Narrow" w:eastAsia="Calibri" w:hAnsi="Arial Narrow" w:cs="Arial"/>
-          <w:b/>
-          <w:bCs/>
-          <w:color w:val="000000"/>
-          <w:kern w:val="0"/>
-          <w14:ligatures w14:val="none"/>
-        </w:rPr>
-        <w:t>Secretaria Técnica</w:t>
-      </w:r>
-    </w:p>
-    <w:p>
-      <w:pPr>
-        <w:shd w:val="clear" w:color="auto" w:fill="FFFFFF"/>
-        <w:spacing w:after="0" w:line="240" w:lineRule="auto"/>
-        <w:jc w:val="center"/>
-        <w:rPr>
-          <w:rFonts w:ascii="Arial Narrow" w:eastAsia="Calibri" w:hAnsi="Arial Narrow" w:cs="Arial"/>
-          <w:b/>
-          <w:bCs/>
-          <w:color w:val="000000"/>
-          <w:kern w:val="0"/>
-          <w14:ligatures w14:val="none"/>
-        </w:rPr>
-      </w:pPr>
-      <w:r>
-        <w:rPr>
-          <w:rFonts w:ascii="Arial Narrow" w:eastAsia="Calibri" w:hAnsi="Arial Narrow" w:cs="Arial"/>
-          <w:b/>
-          <w:bCs/>
-          <w:color w:val="000000"/>
-          <w:kern w:val="0"/>
-          <w14:ligatures w14:val="none"/>
-        </w:rPr>
-        <w:t>Comisión </w:t>
-      </w:r>
-      <w:r>
-        <w:rPr>
-          <w:rFonts w:ascii="Arial Narrow" w:eastAsia="Calibri" w:hAnsi="Arial Narrow" w:cs="Arial"/>
-          <w:b/>
-          <w:bCs/>
-          <w:color w:val="000000"/>
-          <w:kern w:val="0"/>
-          <w:shd w:val="clear" w:color="auto" w:fill="FFFFFF"/>
-          <w14:ligatures w14:val="none"/>
-        </w:rPr>
-        <w:t>de</w:t>
-      </w:r>
-      <w:r>
-        <w:rPr>
-          <w:rFonts w:ascii="Arial Narrow" w:eastAsia="Calibri" w:hAnsi="Arial Narrow" w:cs="Arial"/>
-          <w:b/>
-          <w:bCs/>
-          <w:color w:val="000000"/>
-          <w:kern w:val="0"/>
-          <w14:ligatures w14:val="none"/>
+          <w:color w:val="000000"/>
+          <w:kern w:val="0"/>
+          <w14:ligatures w14:val="none"/>
+          <w:sz w:val="22"/>
+          <w:szCs w:val="22"/>
         </w:rPr>
         <w:t> Protección al Consumidor 1</w:t>
       </w:r>
@@ -4513,24 +5320,26 @@
           <w:b/>
           <w:color w:val="000000"/>
           <w:kern w:val="0"/>
-          <w:lang w:eastAsia="es-PE"/>
-          <w14:ligatures w14:val="none"/>
-        </w:rPr>
-      </w:pPr>
-    </w:p>
-    <w:p>
-      <w:pPr>
-        <w:spacing w:after="0" w:line="240" w:lineRule="auto"/>
-        <w:jc w:val="both"/>
-        <w:rPr>
-          <w:rFonts w:ascii="Arial Narrow" w:hAnsi="Arial Narrow"/>
-          <w:sz w:val="16"/>
-          <w:szCs w:val="16"/>
-        </w:rPr>
-      </w:pPr>
-      <w:r>
-        <w:rPr>
-          <w:rFonts w:ascii="Arial Narrow" w:eastAsia="Arial Narrow" w:hAnsi="Arial Narrow" w:cs="Arial"/>
+          <w:sz w:val="22"/>
+          <w:szCs w:val="22"/>
+          <w:lang w:eastAsia="es-PE"/>
+          <w14:ligatures w14:val="none"/>
+        </w:rPr>
+      </w:pPr>
+    </w:p>
+    <w:p>
+      <w:pPr>
+        <w:spacing w:after="0" w:line="240" w:lineRule="auto"/>
+        <w:jc w:val="both"/>
+        <w:rPr>
+          <w:rFonts w:ascii="Arial Narrow" w:eastAsia="Arial Narrow" w:hAnsi="Arial Narrow" w:cs="Arial Narrow"/>
+          <w:sz w:val="16"/>
+          <w:szCs w:val="16"/>
+        </w:rPr>
+      </w:pPr>
+      <w:r>
+        <w:rPr>
+          <w:rFonts w:ascii="Arial Narrow" w:eastAsia="Arial Narrow" w:hAnsi="Arial Narrow" w:cs="Arial Narrow"/>
           <w:color w:val="000000"/>
           <w:kern w:val="0"/>
           <w:sz w:val="16"/>
@@ -4545,7 +5354,9 @@
       <w:pPr>
         <w:spacing w:line="240" w:lineRule="auto"/>
         <w:rPr>
-          <w:rFonts w:ascii="Arial Narrow" w:hAnsi="Arial Narrow"/>
+          <w:rFonts w:ascii="Arial Narrow" w:eastAsia="Arial Narrow" w:hAnsi="Arial Narrow" w:cs="Arial Narrow"/>
+          <w:sz w:val="22"/>
+          <w:szCs w:val="22"/>
         </w:rPr>
       </w:pPr>
     </w:p>
@@ -4553,7 +5364,9 @@
       <w:pPr>
         <w:spacing w:line="240" w:lineRule="auto"/>
         <w:rPr>
-          <w:rFonts w:ascii="Arial Narrow" w:hAnsi="Arial Narrow"/>
+          <w:rFonts w:ascii="Arial Narrow" w:eastAsia="Arial Narrow" w:hAnsi="Arial Narrow" w:cs="Arial Narrow"/>
+          <w:sz w:val="22"/>
+          <w:szCs w:val="22"/>
         </w:rPr>
       </w:pPr>
     </w:p>
@@ -4561,13 +5374,20 @@
       <w:pPr>
         <w:spacing w:line="240" w:lineRule="auto"/>
         <w:rPr>
-          <w:rFonts w:ascii="Arial Narrow" w:hAnsi="Arial Narrow"/>
+          <w:rFonts w:ascii="Arial Narrow" w:eastAsia="Arial Narrow" w:hAnsi="Arial Narrow" w:cs="Arial Narrow"/>
+          <w:sz w:val="22"/>
+          <w:szCs w:val="22"/>
         </w:rPr>
       </w:pPr>
     </w:p>
     <w:p>
       <w:pPr>
         <w:spacing w:line="240" w:lineRule="auto"/>
+        <w:rPr>
+          <w:rFonts w:ascii="Arial Narrow" w:eastAsia="Arial Narrow" w:hAnsi="Arial Narrow" w:cs="Arial Narrow"/>
+          <w:sz w:val="22"/>
+          <w:szCs w:val="22"/>
+        </w:rPr>
       </w:pPr>
     </w:p>
     <w:sectPr>
@@ -4715,7 +5535,7 @@
         <w:ind w:left="567" w:hanging="567"/>
         <w:jc w:val="both"/>
         <w:rPr>
-          <w:rFonts w:ascii="Arial Narrow" w:hAnsi="Arial Narrow" w:cs="Arial"/>
+          <w:rFonts w:ascii="Arial Narrow" w:eastAsia="Arial Narrow" w:hAnsi="Arial Narrow" w:cs="Arial Narrow"/>
           <w:sz w:val="16"/>
           <w:szCs w:val="16"/>
         </w:rPr>
@@ -4723,7 +5543,7 @@
       <w:r>
         <w:rPr>
           <w:rStyle w:val="Refdenotaalpie"/>
-          <w:rFonts w:ascii="Arial Narrow" w:hAnsi="Arial Narrow" w:cs="Arial"/>
+          <w:rFonts w:ascii="Arial Narrow" w:eastAsia="Arial Narrow" w:hAnsi="Arial Narrow" w:cs="Arial Narrow"/>
           <w:sz w:val="16"/>
           <w:szCs w:val="16"/>
           <w:vertAlign w:val="superscript"/>
@@ -4732,7 +5552,7 @@
       </w:r>
       <w:r>
         <w:rPr>
-          <w:rFonts w:ascii="Arial Narrow" w:hAnsi="Arial Narrow" w:cs="Arial"/>
+          <w:rFonts w:ascii="Arial Narrow" w:eastAsia="Arial Narrow" w:hAnsi="Arial Narrow" w:cs="Arial Narrow"/>
           <w:sz w:val="16"/>
           <w:szCs w:val="16"/>
         </w:rPr>
@@ -4740,7 +5560,7 @@
       </w:r>
       <w:r>
         <w:rPr>
-          <w:rFonts w:ascii="Arial Narrow" w:hAnsi="Arial Narrow" w:cs="Arial"/>
+          <w:rFonts w:ascii="Arial Narrow" w:eastAsia="Arial Narrow" w:hAnsi="Arial Narrow" w:cs="Arial Narrow"/>
           <w:sz w:val="16"/>
           <w:szCs w:val="16"/>
         </w:rPr>
@@ -4749,7 +5569,7 @@
       </w:r>
       <w:r>
         <w:rPr>
-          <w:rFonts w:ascii="Arial Narrow" w:hAnsi="Arial Narrow" w:cs="Arial"/>
+          <w:rFonts w:ascii="Arial Narrow" w:eastAsia="Arial Narrow" w:hAnsi="Arial Narrow" w:cs="Arial Narrow"/>
           <w:b/>
           <w:sz w:val="16"/>
           <w:szCs w:val="16"/>
@@ -4758,7 +5578,7 @@
       </w:r>
       <w:r>
         <w:rPr>
-          <w:rFonts w:ascii="Arial Narrow" w:hAnsi="Arial Narrow" w:cs="Arial"/>
+          <w:rFonts w:ascii="Arial Narrow" w:eastAsia="Arial Narrow" w:hAnsi="Arial Narrow" w:cs="Arial Narrow"/>
           <w:sz w:val="16"/>
           <w:szCs w:val="16"/>
         </w:rPr>
@@ -4771,7 +5591,7 @@
         <w:ind w:left="567" w:hanging="567"/>
         <w:jc w:val="both"/>
         <w:rPr>
-          <w:rFonts w:ascii="Arial Narrow" w:hAnsi="Arial Narrow" w:cs="Arial"/>
+          <w:rFonts w:ascii="Arial Narrow" w:eastAsia="Arial Narrow" w:hAnsi="Arial Narrow" w:cs="Arial Narrow"/>
           <w:sz w:val="16"/>
           <w:szCs w:val="16"/>
         </w:rPr>
@@ -4798,7 +5618,7 @@
       <w:r>
         <w:rPr>
           <w:rStyle w:val="Refdenotaalpie"/>
-          <w:rFonts w:ascii="Arial Narrow" w:hAnsi="Arial Narrow"/>
+          <w:rFonts w:ascii="Arial Narrow" w:eastAsia="Arial Narrow" w:hAnsi="Arial Narrow" w:cs="Arial Narrow"/>
           <w:sz w:val="16"/>
           <w:szCs w:val="16"/>
           <w:vertAlign w:val="superscript"/>
@@ -4807,7 +5627,7 @@
       </w:r>
       <w:r>
         <w:rPr>
-          <w:rFonts w:ascii="Arial Narrow" w:hAnsi="Arial Narrow"/>
+          <w:rFonts w:ascii="Arial Narrow" w:eastAsia="Arial Narrow" w:hAnsi="Arial Narrow" w:cs="Arial Narrow"/>
           <w:sz w:val="16"/>
           <w:szCs w:val="16"/>
         </w:rPr>
@@ -4815,7 +5635,7 @@
       </w:r>
       <w:r>
         <w:rPr>
-          <w:rFonts w:ascii="Arial Narrow" w:hAnsi="Arial Narrow"/>
+          <w:rFonts w:ascii="Arial Narrow" w:eastAsia="Arial Narrow" w:hAnsi="Arial Narrow" w:cs="Arial Narrow"/>
           <w:sz w:val="16"/>
           <w:szCs w:val="16"/>
         </w:rPr>
@@ -4950,19 +5770,6 @@
         <w:t>El proveedor responde por la idoneidad y calidad de los productos y servicios ofrecidos; por la autenticidad de las marcas y leyendas que exhiben sus productos o del signo que respalda al prestador del servicio, por la falta de conformidad entre la publicidad comercial de los productos y servicios y estos, así como por el contenido y la vida útil del producto indicado en el envase, en lo que corresponda.</w:t>
       </w:r>
     </w:p>
-    <w:p>
-      <w:pPr>
-        <w:pStyle w:val="Textonotapie"/>
-        <w:jc w:val="both"/>
-        <w:rPr>
-          <w:rFonts w:ascii="Arial Narrow" w:hAnsi="Arial Narrow"/>
-          <w:sz w:val="16"/>
-          <w:szCs w:val="16"/>
-        </w:rPr>
-      </w:pPr>
-    </w:p>
-  </w:footnote>
-  <w:footnote w:id="4">
     <w:p>
       <w:pPr>
         <w:pStyle w:val="Textonotapie"/>
@@ -4972,56 +5779,16 @@
         <w:ind w:left="567" w:right="-1" w:hanging="567"/>
         <w:jc w:val="both"/>
         <w:rPr>
-          <w:rFonts w:ascii="Arial Narrow" w:eastAsia="Arial Narrow" w:hAnsi="Arial Narrow" w:cs="Arial"/>
-          <w:sz w:val="16"/>
-          <w:szCs w:val="16"/>
-        </w:rPr>
-      </w:pPr>
-      <w:r>
-        <w:rPr>
-          <w:rStyle w:val="Refdenotaalpie"/>
-          <w:rFonts w:ascii="Arial Narrow" w:hAnsi="Arial Narrow" w:cs="Arial"/>
-          <w:sz w:val="16"/>
-          <w:szCs w:val="16"/>
-          <w:vertAlign w:val="superscript"/>
-        </w:rPr>
-        <w:footnoteRef/>
-      </w:r>
-      <w:r>
-        <w:rPr>
-          <w:rFonts w:ascii="Arial Narrow" w:hAnsi="Arial Narrow" w:cs="Arial"/>
-          <w:sz w:val="16"/>
-          <w:szCs w:val="16"/>
-        </w:rPr>
-        <w:t xml:space="preserve"> </w:t>
-      </w:r>
-      <w:r>
-        <w:rPr>
-          <w:rFonts w:ascii="Arial Narrow" w:hAnsi="Arial Narrow" w:cs="Arial"/>
-          <w:sz w:val="16"/>
-          <w:szCs w:val="16"/>
-        </w:rPr>
-        <w:tab/>
-      </w:r>
-      <w:r>
-        <w:rPr>
-          <w:rFonts w:ascii="Arial Narrow" w:eastAsia="Arial Narrow" w:hAnsi="Arial Narrow" w:cs="Arial"/>
+          <w:rFonts w:ascii="Arial Narrow" w:eastAsia="Arial Narrow" w:hAnsi="Arial Narrow" w:cs="Arial Narrow"/>
           <w:b/>
           <w:bCs/>
           <w:sz w:val="16"/>
           <w:szCs w:val="16"/>
         </w:rPr>
-        <w:t>LEY SOBRE FACULTADES, NORMAS Y ORGANIZACIÓN DEL INDECOPI, APROBADA POR DECRETO LEGISLATIVO 807 Artículo 24.-</w:t>
-      </w:r>
-      <w:r>
-        <w:rPr>
-          <w:rFonts w:ascii="Arial Narrow" w:eastAsia="Arial Narrow" w:hAnsi="Arial Narrow" w:cs="Arial"/>
-          <w:sz w:val="16"/>
-          <w:szCs w:val="16"/>
-        </w:rPr>
-        <w:t xml:space="preserve"> El Secretario Técnico se encargará de la tramitación del procedimiento. Para ello, cuenta con las siguientes facultades:</w:t>
-      </w:r>
-    </w:p>
+      </w:pPr>
+    </w:p>
+  </w:footnote>
+  <w:footnote w:id="4">
     <w:p>
       <w:pPr>
         <w:pStyle w:val="Textonotapie"/>
@@ -5031,19 +5798,54 @@
         <w:ind w:left="567" w:right="-1" w:hanging="567"/>
         <w:jc w:val="both"/>
         <w:rPr>
-          <w:rFonts w:ascii="Arial Narrow" w:eastAsia="Arial Narrow" w:hAnsi="Arial Narrow" w:cs="Arial"/>
-          <w:sz w:val="16"/>
-          <w:szCs w:val="16"/>
-        </w:rPr>
-      </w:pPr>
-      <w:r>
-        <w:rPr>
-          <w:rFonts w:ascii="Arial Narrow" w:eastAsia="Arial Narrow" w:hAnsi="Arial Narrow" w:cs="Arial"/>
+          <w:rFonts w:ascii="Arial Narrow" w:eastAsia="Arial Narrow" w:hAnsi="Arial Narrow" w:cs="Arial Narrow"/>
+          <w:sz w:val="16"/>
+          <w:szCs w:val="16"/>
+        </w:rPr>
+      </w:pPr>
+      <w:r>
+        <w:rPr>
+          <w:rStyle w:val="Refdenotaalpie"/>
+          <w:rFonts w:ascii="Arial Narrow" w:eastAsia="Arial Narrow" w:hAnsi="Arial Narrow" w:cs="Arial Narrow"/>
+          <w:sz w:val="16"/>
+          <w:szCs w:val="16"/>
+          <w:vertAlign w:val="superscript"/>
+        </w:rPr>
+        <w:footnoteRef/>
+      </w:r>
+      <w:r>
+        <w:rPr>
+          <w:rFonts w:ascii="Arial Narrow" w:eastAsia="Arial Narrow" w:hAnsi="Arial Narrow" w:cs="Arial Narrow"/>
+          <w:sz w:val="16"/>
+          <w:szCs w:val="16"/>
+        </w:rPr>
+        <w:t xml:space="preserve"> </w:t>
+      </w:r>
+      <w:r>
+        <w:rPr>
+          <w:rFonts w:ascii="Arial Narrow" w:eastAsia="Arial Narrow" w:hAnsi="Arial Narrow" w:cs="Arial Narrow"/>
           <w:sz w:val="16"/>
           <w:szCs w:val="16"/>
         </w:rPr>
         <w:tab/>
-        <w:t xml:space="preserve">(...) </w:t>
+      </w:r>
+      <w:r>
+        <w:rPr>
+          <w:rFonts w:ascii="Arial Narrow" w:eastAsia="Arial Narrow" w:hAnsi="Arial Narrow" w:cs="Arial Narrow"/>
+          <w:b/>
+          <w:bCs/>
+          <w:sz w:val="16"/>
+          <w:szCs w:val="16"/>
+        </w:rPr>
+        <w:t>LEY SOBRE FACULTADES, NORMAS Y ORGANIZACIÓN DEL INDECOPI, APROBADA POR DECRETO LEGISLATIVO 807 Artículo 24.-</w:t>
+      </w:r>
+      <w:r>
+        <w:rPr>
+          <w:rFonts w:ascii="Arial Narrow" w:eastAsia="Arial Narrow" w:hAnsi="Arial Narrow" w:cs="Arial Narrow"/>
+          <w:sz w:val="16"/>
+          <w:szCs w:val="16"/>
+        </w:rPr>
+        <w:t xml:space="preserve"> El Secretario Técnico se encargará de la tramitación del procedimiento. Para ello, cuenta con las siguientes facultades:</w:t>
       </w:r>
     </w:p>
     <w:p>
@@ -5055,19 +5857,19 @@
         <w:ind w:left="567" w:right="-1" w:hanging="567"/>
         <w:jc w:val="both"/>
         <w:rPr>
-          <w:rFonts w:ascii="Arial Narrow" w:eastAsia="Arial Narrow" w:hAnsi="Arial Narrow" w:cs="Arial"/>
-          <w:sz w:val="16"/>
-          <w:szCs w:val="16"/>
-        </w:rPr>
-      </w:pPr>
-      <w:r>
-        <w:rPr>
-          <w:rFonts w:ascii="Arial Narrow" w:eastAsia="Arial Narrow" w:hAnsi="Arial Narrow" w:cs="Arial"/>
+          <w:rFonts w:ascii="Arial Narrow" w:eastAsia="Arial Narrow" w:hAnsi="Arial Narrow" w:cs="Arial Narrow"/>
+          <w:sz w:val="16"/>
+          <w:szCs w:val="16"/>
+        </w:rPr>
+      </w:pPr>
+      <w:r>
+        <w:rPr>
+          <w:rFonts w:ascii="Arial Narrow" w:eastAsia="Arial Narrow" w:hAnsi="Arial Narrow" w:cs="Arial Narrow"/>
           <w:sz w:val="16"/>
           <w:szCs w:val="16"/>
         </w:rPr>
         <w:tab/>
-        <w:t xml:space="preserve">c) Admitir denuncias a trámite, en aquellos casos en que la Comisión le haya delegado esta facultad. </w:t>
+        <w:t xml:space="preserve">(...) </w:t>
       </w:r>
     </w:p>
     <w:p>
@@ -5079,19 +5881,19 @@
         <w:ind w:left="567" w:right="-1" w:hanging="567"/>
         <w:jc w:val="both"/>
         <w:rPr>
-          <w:rFonts w:ascii="Arial Narrow" w:eastAsia="Arial Narrow" w:hAnsi="Arial Narrow" w:cs="Arial"/>
-          <w:sz w:val="16"/>
-          <w:szCs w:val="16"/>
-        </w:rPr>
-      </w:pPr>
-      <w:r>
-        <w:rPr>
-          <w:rFonts w:ascii="Arial Narrow" w:eastAsia="Arial Narrow" w:hAnsi="Arial Narrow" w:cs="Arial"/>
+          <w:rFonts w:ascii="Arial Narrow" w:eastAsia="Arial Narrow" w:hAnsi="Arial Narrow" w:cs="Arial Narrow"/>
+          <w:sz w:val="16"/>
+          <w:szCs w:val="16"/>
+        </w:rPr>
+      </w:pPr>
+      <w:r>
+        <w:rPr>
+          <w:rFonts w:ascii="Arial Narrow" w:eastAsia="Arial Narrow" w:hAnsi="Arial Narrow" w:cs="Arial Narrow"/>
           <w:sz w:val="16"/>
           <w:szCs w:val="16"/>
         </w:rPr>
         <w:tab/>
-        <w:t>(...).</w:t>
+        <w:t xml:space="preserve">c) Admitir denuncias a trámite, en aquellos casos en que la Comisión le haya delegado esta facultad. </w:t>
       </w:r>
     </w:p>
     <w:p>
@@ -5103,18 +5905,19 @@
         <w:ind w:left="567" w:right="-1" w:hanging="567"/>
         <w:jc w:val="both"/>
         <w:rPr>
-          <w:rFonts w:ascii="Arial Narrow" w:eastAsia="Arial Narrow" w:hAnsi="Arial Narrow" w:cs="Arial"/>
-          <w:sz w:val="16"/>
-          <w:szCs w:val="16"/>
-        </w:rPr>
-      </w:pPr>
-      <w:r>
-        <w:rPr>
-          <w:rFonts w:ascii="Arial Narrow" w:eastAsia="Arial Narrow" w:hAnsi="Arial Narrow" w:cs="Arial"/>
-          <w:sz w:val="16"/>
-          <w:szCs w:val="16"/>
-        </w:rPr>
-        <w:t xml:space="preserve">. </w:t>
+          <w:rFonts w:ascii="Arial Narrow" w:eastAsia="Arial Narrow" w:hAnsi="Arial Narrow" w:cs="Arial Narrow"/>
+          <w:sz w:val="16"/>
+          <w:szCs w:val="16"/>
+        </w:rPr>
+      </w:pPr>
+      <w:r>
+        <w:rPr>
+          <w:rFonts w:ascii="Arial Narrow" w:eastAsia="Arial Narrow" w:hAnsi="Arial Narrow" w:cs="Arial Narrow"/>
+          <w:sz w:val="16"/>
+          <w:szCs w:val="16"/>
+        </w:rPr>
+        <w:tab/>
+        <w:t>(...).</w:t>
       </w:r>
     </w:p>
     <w:p>
@@ -5126,7 +5929,30 @@
         <w:ind w:left="567" w:right="-1" w:hanging="567"/>
         <w:jc w:val="both"/>
         <w:rPr>
-          <w:rFonts w:ascii="Arial Narrow" w:eastAsia="Arial Narrow" w:hAnsi="Arial Narrow" w:cs="Arial"/>
+          <w:rFonts w:ascii="Arial Narrow" w:eastAsia="Arial Narrow" w:hAnsi="Arial Narrow" w:cs="Arial Narrow"/>
+          <w:sz w:val="16"/>
+          <w:szCs w:val="16"/>
+        </w:rPr>
+      </w:pPr>
+      <w:r>
+        <w:rPr>
+          <w:rFonts w:ascii="Arial Narrow" w:eastAsia="Arial Narrow" w:hAnsi="Arial Narrow" w:cs="Arial Narrow"/>
+          <w:sz w:val="16"/>
+          <w:szCs w:val="16"/>
+        </w:rPr>
+        <w:t xml:space="preserve">. </w:t>
+      </w:r>
+    </w:p>
+    <w:p>
+      <w:pPr>
+        <w:pStyle w:val="Textonotapie"/>
+        <w:tabs>
+          <w:tab w:val="left" w:pos="567"/>
+        </w:tabs>
+        <w:ind w:left="567" w:right="-1" w:hanging="567"/>
+        <w:jc w:val="both"/>
+        <w:rPr>
+          <w:rFonts w:ascii="Arial Narrow" w:eastAsia="Arial Narrow" w:hAnsi="Arial Narrow" w:cs="Arial Narrow"/>
           <w:sz w:val="16"/>
           <w:szCs w:val="16"/>
         </w:rPr>
@@ -5140,7 +5966,7 @@
         <w:ind w:left="567" w:hanging="567"/>
         <w:jc w:val="both"/>
         <w:rPr>
-          <w:rFonts w:ascii="Arial Narrow" w:hAnsi="Arial Narrow" w:cs="Arial"/>
+          <w:rFonts w:ascii="Arial Narrow" w:eastAsia="Arial Narrow" w:hAnsi="Arial Narrow" w:cs="Arial Narrow"/>
           <w:sz w:val="16"/>
           <w:szCs w:val="16"/>
         </w:rPr>
@@ -5148,7 +5974,7 @@
       <w:r>
         <w:rPr>
           <w:rStyle w:val="Refdenotaalpie"/>
-          <w:rFonts w:ascii="Arial Narrow" w:hAnsi="Arial Narrow" w:cs="Arial"/>
+          <w:rFonts w:ascii="Arial Narrow" w:eastAsia="Arial Narrow" w:hAnsi="Arial Narrow" w:cs="Arial Narrow"/>
           <w:sz w:val="16"/>
           <w:szCs w:val="16"/>
           <w:vertAlign w:val="superscript"/>
@@ -5157,7 +5983,7 @@
       </w:r>
       <w:r>
         <w:rPr>
-          <w:rFonts w:ascii="Arial Narrow" w:hAnsi="Arial Narrow" w:cs="Arial"/>
+          <w:rFonts w:ascii="Arial Narrow" w:eastAsia="Arial Narrow" w:hAnsi="Arial Narrow" w:cs="Arial Narrow"/>
           <w:sz w:val="16"/>
           <w:szCs w:val="16"/>
         </w:rPr>
@@ -5165,7 +5991,7 @@
       </w:r>
       <w:r>
         <w:rPr>
-          <w:rFonts w:ascii="Arial Narrow" w:hAnsi="Arial Narrow" w:cs="Arial"/>
+          <w:rFonts w:ascii="Arial Narrow" w:eastAsia="Arial Narrow" w:hAnsi="Arial Narrow" w:cs="Arial Narrow"/>
           <w:sz w:val="16"/>
           <w:szCs w:val="16"/>
         </w:rPr>
@@ -5175,7 +6001,7 @@
       <w:proofErr w:type="spellStart"/>
       <w:r>
         <w:rPr>
-          <w:rFonts w:ascii="Arial Narrow" w:hAnsi="Arial Narrow" w:cs="Arial"/>
+          <w:rFonts w:ascii="Arial Narrow" w:eastAsia="Arial Narrow" w:hAnsi="Arial Narrow" w:cs="Arial Narrow"/>
           <w:sz w:val="16"/>
           <w:szCs w:val="16"/>
         </w:rPr>
@@ -5184,7 +6010,7 @@
       <w:proofErr w:type="spellEnd"/>
       <w:r>
         <w:rPr>
-          <w:rFonts w:ascii="Arial Narrow" w:hAnsi="Arial Narrow" w:cs="Arial"/>
+          <w:rFonts w:ascii="Arial Narrow" w:eastAsia="Arial Narrow" w:hAnsi="Arial Narrow" w:cs="Arial Narrow"/>
           <w:sz w:val="16"/>
           <w:szCs w:val="16"/>
         </w:rPr>
@@ -5197,7 +6023,7 @@
         <w:ind w:left="567" w:hanging="567"/>
         <w:jc w:val="both"/>
         <w:rPr>
-          <w:rFonts w:ascii="Arial Narrow" w:hAnsi="Arial Narrow" w:cs="Arial"/>
+          <w:rFonts w:ascii="Arial Narrow" w:eastAsia="Arial Narrow" w:hAnsi="Arial Narrow" w:cs="Arial Narrow"/>
           <w:sz w:val="16"/>
           <w:szCs w:val="16"/>
         </w:rPr>
@@ -5211,7 +6037,7 @@
         <w:ind w:left="567" w:hanging="567"/>
         <w:jc w:val="both"/>
         <w:rPr>
-          <w:rFonts w:ascii="Arial Narrow" w:hAnsi="Arial Narrow" w:cs="Arial"/>
+          <w:rFonts w:ascii="Arial Narrow" w:eastAsia="Arial Narrow" w:hAnsi="Arial Narrow" w:cs="Arial Narrow"/>
           <w:sz w:val="16"/>
           <w:szCs w:val="16"/>
         </w:rPr>
@@ -5219,7 +6045,7 @@
       <w:r>
         <w:rPr>
           <w:rStyle w:val="Refdenotaalpie"/>
-          <w:rFonts w:ascii="Arial Narrow" w:hAnsi="Arial Narrow" w:cs="Arial"/>
+          <w:rFonts w:ascii="Arial Narrow" w:eastAsia="Arial Narrow" w:hAnsi="Arial Narrow" w:cs="Arial Narrow"/>
           <w:sz w:val="16"/>
           <w:szCs w:val="16"/>
           <w:vertAlign w:val="superscript"/>
@@ -5228,7 +6054,7 @@
       </w:r>
       <w:r>
         <w:rPr>
-          <w:rFonts w:ascii="Arial Narrow" w:hAnsi="Arial Narrow" w:cs="Arial"/>
+          <w:rFonts w:ascii="Arial Narrow" w:eastAsia="Arial Narrow" w:hAnsi="Arial Narrow" w:cs="Arial Narrow"/>
           <w:sz w:val="16"/>
           <w:szCs w:val="16"/>
         </w:rPr>
@@ -5236,7 +6062,7 @@
       </w:r>
       <w:r>
         <w:rPr>
-          <w:rFonts w:ascii="Arial Narrow" w:hAnsi="Arial Narrow" w:cs="Arial"/>
+          <w:rFonts w:ascii="Arial Narrow" w:eastAsia="Arial Narrow" w:hAnsi="Arial Narrow" w:cs="Arial Narrow"/>
           <w:sz w:val="16"/>
           <w:szCs w:val="16"/>
         </w:rPr>
@@ -5244,7 +6070,7 @@
       </w:r>
       <w:r>
         <w:rPr>
-          <w:rFonts w:ascii="Arial Narrow" w:eastAsia="Arial Narrow" w:hAnsi="Arial Narrow" w:cs="Arial"/>
+          <w:rFonts w:ascii="Arial Narrow" w:eastAsia="Arial Narrow" w:hAnsi="Arial Narrow" w:cs="Arial Narrow"/>
           <w:b/>
           <w:sz w:val="16"/>
           <w:szCs w:val="16"/>
@@ -5253,7 +6079,7 @@
       </w:r>
       <w:r>
         <w:rPr>
-          <w:rFonts w:ascii="Arial Narrow" w:hAnsi="Arial Narrow" w:cs="Arial"/>
+          <w:rFonts w:ascii="Arial Narrow" w:eastAsia="Arial Narrow" w:hAnsi="Arial Narrow" w:cs="Arial Narrow"/>
           <w:b/>
           <w:bCs/>
           <w:sz w:val="16"/>
@@ -5263,7 +6089,7 @@
       </w:r>
       <w:r>
         <w:rPr>
-          <w:rFonts w:ascii="Arial Narrow" w:hAnsi="Arial Narrow" w:cs="Arial"/>
+          <w:rFonts w:ascii="Arial Narrow" w:eastAsia="Arial Narrow" w:hAnsi="Arial Narrow" w:cs="Arial Narrow"/>
           <w:b/>
           <w:sz w:val="16"/>
           <w:szCs w:val="16"/>
@@ -5277,7 +6103,7 @@
         <w:ind w:left="567" w:hanging="567"/>
         <w:jc w:val="both"/>
         <w:rPr>
-          <w:rFonts w:ascii="Arial Narrow" w:hAnsi="Arial Narrow" w:cs="Arial"/>
+          <w:rFonts w:ascii="Arial Narrow" w:eastAsia="Arial Narrow" w:hAnsi="Arial Narrow" w:cs="Arial Narrow"/>
           <w:b/>
           <w:bCs/>
           <w:sz w:val="16"/>
@@ -5286,7 +6112,7 @@
       </w:pPr>
       <w:r>
         <w:rPr>
-          <w:rFonts w:ascii="Arial Narrow" w:hAnsi="Arial Narrow" w:cs="Arial"/>
+          <w:rFonts w:ascii="Arial Narrow" w:eastAsia="Arial Narrow" w:hAnsi="Arial Narrow" w:cs="Arial Narrow"/>
           <w:sz w:val="16"/>
           <w:szCs w:val="16"/>
         </w:rPr>
@@ -5294,7 +6120,7 @@
       </w:r>
       <w:r>
         <w:rPr>
-          <w:rFonts w:ascii="Arial Narrow" w:hAnsi="Arial Narrow" w:cs="Arial"/>
+          <w:rFonts w:ascii="Arial Narrow" w:eastAsia="Arial Narrow" w:hAnsi="Arial Narrow" w:cs="Arial Narrow"/>
           <w:b/>
           <w:bCs/>
           <w:sz w:val="16"/>
@@ -5312,15 +6138,15 @@
         <w:ind w:left="567"/>
         <w:jc w:val="both"/>
         <w:rPr>
-          <w:rFonts w:ascii="Arial Narrow" w:hAnsi="Arial Narrow" w:cs="Arial"/>
-          <w:sz w:val="16"/>
-          <w:szCs w:val="16"/>
-          <w:lang w:eastAsia="es-PE"/>
-        </w:rPr>
-      </w:pPr>
-      <w:r>
-        <w:rPr>
-          <w:rFonts w:ascii="Arial Narrow" w:hAnsi="Arial Narrow" w:cs="Arial"/>
+          <w:rFonts w:ascii="Arial Narrow" w:eastAsia="Arial Narrow" w:hAnsi="Arial Narrow" w:cs="Arial Narrow"/>
+          <w:sz w:val="16"/>
+          <w:szCs w:val="16"/>
+          <w:lang w:eastAsia="es-PE"/>
+        </w:rPr>
+      </w:pPr>
+      <w:r>
+        <w:rPr>
+          <w:rFonts w:ascii="Arial Narrow" w:eastAsia="Arial Narrow" w:hAnsi="Arial Narrow" w:cs="Arial Narrow"/>
           <w:sz w:val="16"/>
           <w:szCs w:val="16"/>
           <w:lang w:eastAsia="es-PE"/>
@@ -5337,15 +6163,15 @@
         <w:ind w:left="567"/>
         <w:jc w:val="both"/>
         <w:rPr>
-          <w:rFonts w:ascii="Arial Narrow" w:hAnsi="Arial Narrow" w:cs="Arial"/>
-          <w:sz w:val="16"/>
-          <w:szCs w:val="16"/>
-          <w:lang w:eastAsia="es-PE"/>
-        </w:rPr>
-      </w:pPr>
-      <w:r>
-        <w:rPr>
-          <w:rFonts w:ascii="Arial Narrow" w:hAnsi="Arial Narrow" w:cs="Arial"/>
+          <w:rFonts w:ascii="Arial Narrow" w:eastAsia="Arial Narrow" w:hAnsi="Arial Narrow" w:cs="Arial Narrow"/>
+          <w:sz w:val="16"/>
+          <w:szCs w:val="16"/>
+          <w:lang w:eastAsia="es-PE"/>
+        </w:rPr>
+      </w:pPr>
+      <w:r>
+        <w:rPr>
+          <w:rFonts w:ascii="Arial Narrow" w:eastAsia="Arial Narrow" w:hAnsi="Arial Narrow" w:cs="Arial Narrow"/>
           <w:sz w:val="16"/>
           <w:szCs w:val="16"/>
           <w:lang w:eastAsia="es-PE"/>
@@ -5362,15 +6188,15 @@
         <w:ind w:left="567"/>
         <w:jc w:val="both"/>
         <w:rPr>
-          <w:rFonts w:ascii="Arial Narrow" w:hAnsi="Arial Narrow" w:cs="Arial"/>
-          <w:sz w:val="16"/>
-          <w:szCs w:val="16"/>
-          <w:lang w:eastAsia="es-PE"/>
-        </w:rPr>
-      </w:pPr>
-      <w:r>
-        <w:rPr>
-          <w:rFonts w:ascii="Arial Narrow" w:hAnsi="Arial Narrow" w:cs="Arial"/>
+          <w:rFonts w:ascii="Arial Narrow" w:eastAsia="Arial Narrow" w:hAnsi="Arial Narrow" w:cs="Arial Narrow"/>
+          <w:sz w:val="16"/>
+          <w:szCs w:val="16"/>
+          <w:lang w:eastAsia="es-PE"/>
+        </w:rPr>
+      </w:pPr>
+      <w:r>
+        <w:rPr>
+          <w:rFonts w:ascii="Arial Narrow" w:eastAsia="Arial Narrow" w:hAnsi="Arial Narrow" w:cs="Arial Narrow"/>
           <w:sz w:val="16"/>
           <w:szCs w:val="16"/>
           <w:lang w:eastAsia="es-PE"/>
@@ -5381,15 +6207,10 @@
     <w:p>
       <w:pPr>
         <w:pStyle w:val="Textonotapie"/>
-        <w:tabs>
-          <w:tab w:val="left" w:pos="284"/>
-        </w:tabs>
         <w:ind w:left="567" w:hanging="567"/>
         <w:jc w:val="both"/>
         <w:rPr>
-          <w:rFonts w:ascii="Arial Narrow" w:hAnsi="Arial Narrow" w:cs="Arial"/>
-          <w:b/>
-          <w:bCs/>
+          <w:rFonts w:ascii="Arial Narrow" w:eastAsia="Arial Narrow" w:hAnsi="Arial Narrow" w:cs="Arial Narrow"/>
           <w:sz w:val="16"/>
           <w:szCs w:val="16"/>
         </w:rPr>
@@ -5402,11 +6223,16 @@
         <w:pStyle w:val="Textonotapie"/>
         <w:ind w:left="567" w:hanging="567"/>
         <w:jc w:val="both"/>
+        <w:rPr>
+          <w:rFonts w:ascii="Arial Narrow" w:eastAsia="Arial Narrow" w:hAnsi="Arial Narrow" w:cs="Arial Narrow"/>
+          <w:sz w:val="16"/>
+          <w:szCs w:val="16"/>
+        </w:rPr>
       </w:pPr>
       <w:r>
         <w:rPr>
           <w:rStyle w:val="Refdenotaalpie"/>
-          <w:rFonts w:ascii="Arial Narrow" w:hAnsi="Arial Narrow" w:cs="Arial"/>
+          <w:rFonts w:ascii="Arial Narrow" w:eastAsia="Arial Narrow" w:hAnsi="Arial Narrow" w:cs="Arial Narrow"/>
           <w:sz w:val="16"/>
           <w:szCs w:val="16"/>
           <w:vertAlign w:val="superscript"/>
@@ -5415,7 +6241,7 @@
       </w:r>
       <w:r>
         <w:rPr>
-          <w:rFonts w:ascii="Arial Narrow" w:hAnsi="Arial Narrow" w:cs="Arial"/>
+          <w:rFonts w:ascii="Arial Narrow" w:eastAsia="Arial Narrow" w:hAnsi="Arial Narrow" w:cs="Arial Narrow"/>
           <w:sz w:val="16"/>
           <w:szCs w:val="16"/>
         </w:rPr>
@@ -5423,7 +6249,7 @@
       </w:r>
       <w:r>
         <w:rPr>
-          <w:rFonts w:ascii="Arial Narrow" w:hAnsi="Arial Narrow" w:cs="Arial"/>
+          <w:rFonts w:ascii="Arial Narrow" w:eastAsia="Arial Narrow" w:hAnsi="Arial Narrow" w:cs="Arial Narrow"/>
           <w:b/>
           <w:bCs/>
           <w:sz w:val="16"/>
@@ -5437,10 +6263,15 @@
         <w:pStyle w:val="Textonotapie"/>
         <w:ind w:left="567" w:hanging="567"/>
         <w:jc w:val="both"/>
-      </w:pPr>
-      <w:r>
-        <w:rPr>
-          <w:rFonts w:ascii="Arial Narrow" w:hAnsi="Arial Narrow" w:cs="Arial"/>
+        <w:rPr>
+          <w:rFonts w:ascii="Arial Narrow" w:eastAsia="Arial Narrow" w:hAnsi="Arial Narrow" w:cs="Arial Narrow"/>
+          <w:sz w:val="16"/>
+          <w:szCs w:val="16"/>
+        </w:rPr>
+      </w:pPr>
+      <w:r>
+        <w:rPr>
+          <w:rFonts w:ascii="Arial Narrow" w:eastAsia="Arial Narrow" w:hAnsi="Arial Narrow" w:cs="Arial Narrow"/>
           <w:sz w:val="16"/>
           <w:szCs w:val="16"/>
         </w:rPr>
@@ -5448,7 +6279,7 @@
       </w:r>
       <w:r>
         <w:rPr>
-          <w:rFonts w:ascii="Arial Narrow" w:hAnsi="Arial Narrow" w:cs="Arial"/>
+          <w:rFonts w:ascii="Arial Narrow" w:eastAsia="Arial Narrow" w:hAnsi="Arial Narrow" w:cs="Arial Narrow"/>
           <w:b/>
           <w:bCs/>
           <w:sz w:val="16"/>
@@ -5458,12 +6289,24 @@
       </w:r>
       <w:r>
         <w:rPr>
-          <w:rFonts w:ascii="Arial Narrow" w:hAnsi="Arial Narrow" w:cs="Arial"/>
+          <w:rFonts w:ascii="Arial Narrow" w:eastAsia="Arial Narrow" w:hAnsi="Arial Narrow" w:cs="Arial Narrow"/>
           <w:sz w:val="16"/>
           <w:szCs w:val="16"/>
         </w:rPr>
         <w:t xml:space="preserve"> Una vez admitida a trámite la denuncia, se correrá traslado de la misma al denunciado, a fin de que éste presente su descargo. El plazo para la presentación del descargo será de cinco (5) días contados desde la notificación, vencido el cual, el Secretario Técnico declarará en rebeldía al denunciado que no lo hubiera presentado.</w:t>
       </w:r>
+    </w:p>
+    <w:p>
+      <w:pPr>
+        <w:pStyle w:val="Textonotapie"/>
+        <w:ind w:left="567" w:hanging="567"/>
+        <w:jc w:val="both"/>
+        <w:rPr>
+          <w:rFonts w:ascii="Arial Narrow" w:eastAsia="Arial Narrow" w:hAnsi="Arial Narrow" w:cs="Arial Narrow"/>
+          <w:sz w:val="16"/>
+          <w:szCs w:val="16"/>
+        </w:rPr>
+      </w:pPr>
     </w:p>
   </w:footnote>
   <w:footnote w:id="13">
@@ -5472,11 +6315,16 @@
         <w:pStyle w:val="Textonotapie"/>
         <w:ind w:left="567" w:hanging="567"/>
         <w:jc w:val="both"/>
+        <w:rPr>
+          <w:rFonts w:ascii="Arial Narrow" w:eastAsia="Arial Narrow" w:hAnsi="Arial Narrow" w:cs="Arial Narrow"/>
+          <w:sz w:val="16"/>
+          <w:szCs w:val="16"/>
+        </w:rPr>
       </w:pPr>
       <w:r>
         <w:rPr>
           <w:rStyle w:val="Refdenotaalpie"/>
-          <w:rFonts w:ascii="Arial Narrow" w:hAnsi="Arial Narrow" w:cs="Arial"/>
+          <w:rFonts w:ascii="Arial Narrow" w:eastAsia="Arial Narrow" w:hAnsi="Arial Narrow" w:cs="Arial Narrow"/>
           <w:sz w:val="16"/>
           <w:szCs w:val="16"/>
           <w:vertAlign w:val="superscript"/>
@@ -5485,7 +6333,7 @@
       </w:r>
       <w:r>
         <w:rPr>
-          <w:rFonts w:ascii="Arial Narrow" w:hAnsi="Arial Narrow" w:cs="Arial"/>
+          <w:rFonts w:ascii="Arial Narrow" w:eastAsia="Arial Narrow" w:hAnsi="Arial Narrow" w:cs="Arial Narrow"/>
           <w:sz w:val="16"/>
           <w:szCs w:val="16"/>
         </w:rPr>
@@ -5493,7 +6341,7 @@
       </w:r>
       <w:r>
         <w:rPr>
-          <w:rFonts w:ascii="Arial Narrow" w:hAnsi="Arial Narrow" w:cs="Arial"/>
+          <w:rFonts w:ascii="Arial Narrow" w:eastAsia="Arial Narrow" w:hAnsi="Arial Narrow" w:cs="Arial Narrow"/>
           <w:b/>
           <w:bCs/>
           <w:sz w:val="16"/>
@@ -5507,10 +6355,15 @@
         <w:pStyle w:val="Textonotapie"/>
         <w:ind w:left="567" w:hanging="567"/>
         <w:jc w:val="both"/>
-      </w:pPr>
-      <w:r>
-        <w:rPr>
-          <w:rFonts w:ascii="Arial Narrow" w:hAnsi="Arial Narrow" w:cs="Arial"/>
+        <w:rPr>
+          <w:rFonts w:ascii="Arial Narrow" w:eastAsia="Arial Narrow" w:hAnsi="Arial Narrow" w:cs="Arial Narrow"/>
+          <w:sz w:val="16"/>
+          <w:szCs w:val="16"/>
+        </w:rPr>
+      </w:pPr>
+      <w:r>
+        <w:rPr>
+          <w:rFonts w:ascii="Arial Narrow" w:eastAsia="Arial Narrow" w:hAnsi="Arial Narrow" w:cs="Arial Narrow"/>
           <w:sz w:val="16"/>
           <w:szCs w:val="16"/>
         </w:rPr>
@@ -5518,7 +6371,7 @@
       </w:r>
       <w:r>
         <w:rPr>
-          <w:rFonts w:ascii="Arial Narrow" w:hAnsi="Arial Narrow" w:cs="Arial"/>
+          <w:rFonts w:ascii="Arial Narrow" w:eastAsia="Arial Narrow" w:hAnsi="Arial Narrow" w:cs="Arial Narrow"/>
           <w:b/>
           <w:bCs/>
           <w:sz w:val="16"/>
@@ -5532,10 +6385,15 @@
         <w:pStyle w:val="Textonotapie"/>
         <w:ind w:left="567" w:hanging="567"/>
         <w:jc w:val="both"/>
-      </w:pPr>
-      <w:r>
-        <w:rPr>
-          <w:rFonts w:ascii="Arial Narrow" w:hAnsi="Arial Narrow" w:cs="Arial"/>
+        <w:rPr>
+          <w:rFonts w:ascii="Arial Narrow" w:eastAsia="Arial Narrow" w:hAnsi="Arial Narrow" w:cs="Arial Narrow"/>
+          <w:sz w:val="16"/>
+          <w:szCs w:val="16"/>
+        </w:rPr>
+      </w:pPr>
+      <w:r>
+        <w:rPr>
+          <w:rFonts w:ascii="Arial Narrow" w:eastAsia="Arial Narrow" w:hAnsi="Arial Narrow" w:cs="Arial Narrow"/>
           <w:sz w:val="16"/>
           <w:szCs w:val="16"/>
         </w:rPr>
@@ -5543,12 +6401,24 @@
       </w:r>
       <w:r>
         <w:rPr>
-          <w:rFonts w:ascii="Arial Narrow" w:hAnsi="Arial Narrow" w:cs="Arial"/>
+          <w:rFonts w:ascii="Arial Narrow" w:eastAsia="Arial Narrow" w:hAnsi="Arial Narrow" w:cs="Arial Narrow"/>
           <w:sz w:val="16"/>
           <w:szCs w:val="16"/>
         </w:rPr>
         <w:t xml:space="preserve">223.1 El reclamado deberá presentar la contestación de la reclamación dentro de los quince (15) días posteriores a la notificación de ésta; vencido este plazo, la Administración declarará en rebeldía al reclamado que no la hubiera presentado. La contestación deberá contener los requisitos de los escritos previstos en el artículo 113 de la presente Ley, así como la absolución de todos los asuntos controvertidos de hecho y de derecho, Las alegaciones y los hechos relevantes de la reclamación, salvo que hayan sido específicamente negadas en la contestación, se tendrán por aceptadas o merituadas como ciertas.</w:t>
       </w:r>
+    </w:p>
+    <w:p>
+      <w:pPr>
+        <w:pStyle w:val="Textonotapie"/>
+        <w:ind w:left="567" w:hanging="567"/>
+        <w:jc w:val="both"/>
+        <w:rPr>
+          <w:rFonts w:ascii="Arial Narrow" w:eastAsia="Arial Narrow" w:hAnsi="Arial Narrow" w:cs="Arial Narrow"/>
+          <w:sz w:val="16"/>
+          <w:szCs w:val="16"/>
+        </w:rPr>
+      </w:pPr>
     </w:p>
   </w:footnote>
   <w:footnote w:id="7">
@@ -5558,7 +6428,7 @@
         <w:ind w:left="567" w:hanging="567"/>
         <w:jc w:val="both"/>
         <w:rPr>
-          <w:rFonts w:ascii="Arial Narrow" w:hAnsi="Arial Narrow" w:cs="Arial"/>
+          <w:rFonts w:ascii="Arial Narrow" w:eastAsia="Arial Narrow" w:hAnsi="Arial Narrow" w:cs="Arial Narrow"/>
           <w:sz w:val="16"/>
           <w:szCs w:val="16"/>
         </w:rPr>
@@ -5566,7 +6436,7 @@
       <w:r>
         <w:rPr>
           <w:rStyle w:val="Refdenotaalpie"/>
-          <w:rFonts w:ascii="Arial Narrow" w:hAnsi="Arial Narrow" w:cs="Arial"/>
+          <w:rFonts w:ascii="Arial Narrow" w:eastAsia="Arial Narrow" w:hAnsi="Arial Narrow" w:cs="Arial Narrow"/>
           <w:sz w:val="16"/>
           <w:szCs w:val="16"/>
           <w:vertAlign w:val="superscript"/>
@@ -5575,7 +6445,7 @@
       </w:r>
       <w:r>
         <w:rPr>
-          <w:rFonts w:ascii="Arial Narrow" w:hAnsi="Arial Narrow" w:cs="Arial"/>
+          <w:rFonts w:ascii="Arial Narrow" w:eastAsia="Arial Narrow" w:hAnsi="Arial Narrow" w:cs="Arial Narrow"/>
           <w:sz w:val="16"/>
           <w:szCs w:val="16"/>
           <w:vertAlign w:val="superscript"/>
@@ -5584,7 +6454,7 @@
       </w:r>
       <w:r>
         <w:rPr>
-          <w:rFonts w:ascii="Arial Narrow" w:hAnsi="Arial Narrow" w:cs="Arial"/>
+          <w:rFonts w:ascii="Arial Narrow" w:eastAsia="Arial Narrow" w:hAnsi="Arial Narrow" w:cs="Arial Narrow"/>
           <w:sz w:val="16"/>
           <w:szCs w:val="16"/>
         </w:rPr>
@@ -5592,7 +6462,7 @@
       </w:r>
       <w:r>
         <w:rPr>
-          <w:rFonts w:ascii="Arial Narrow" w:hAnsi="Arial Narrow" w:cs="Arial"/>
+          <w:rFonts w:ascii="Arial Narrow" w:eastAsia="Arial Narrow" w:hAnsi="Arial Narrow" w:cs="Arial Narrow"/>
           <w:sz w:val="16"/>
           <w:szCs w:val="16"/>
         </w:rPr>
@@ -5600,7 +6470,7 @@
       </w:r>
       <w:r>
         <w:rPr>
-          <w:rFonts w:ascii="Arial Narrow" w:eastAsia="Arial Narrow" w:hAnsi="Arial Narrow" w:cs="Arial"/>
+          <w:rFonts w:ascii="Arial Narrow" w:eastAsia="Arial Narrow" w:hAnsi="Arial Narrow" w:cs="Arial Narrow"/>
           <w:b/>
           <w:sz w:val="16"/>
           <w:szCs w:val="16"/>
@@ -5609,7 +6479,7 @@
       </w:r>
       <w:r>
         <w:rPr>
-          <w:rFonts w:ascii="Arial Narrow" w:hAnsi="Arial Narrow" w:cs="Arial"/>
+          <w:rFonts w:ascii="Arial Narrow" w:eastAsia="Arial Narrow" w:hAnsi="Arial Narrow" w:cs="Arial Narrow"/>
           <w:b/>
           <w:bCs/>
           <w:sz w:val="16"/>
@@ -5619,7 +6489,7 @@
       </w:r>
       <w:r>
         <w:rPr>
-          <w:rFonts w:ascii="Arial Narrow" w:hAnsi="Arial Narrow" w:cs="Arial"/>
+          <w:rFonts w:ascii="Arial Narrow" w:eastAsia="Arial Narrow" w:hAnsi="Arial Narrow" w:cs="Arial Narrow"/>
           <w:b/>
           <w:sz w:val="16"/>
           <w:szCs w:val="16"/>
@@ -5633,15 +6503,15 @@
         <w:ind w:left="567" w:hanging="567"/>
         <w:jc w:val="both"/>
         <w:rPr>
-          <w:rFonts w:ascii="Arial Narrow" w:eastAsia="Arial Narrow" w:hAnsi="Arial Narrow" w:cs="Arial"/>
-          <w:b/>
-          <w:sz w:val="16"/>
-          <w:szCs w:val="16"/>
-        </w:rPr>
-      </w:pPr>
-      <w:r>
-        <w:rPr>
-          <w:rFonts w:ascii="Arial Narrow" w:eastAsia="Arial Narrow" w:hAnsi="Arial Narrow" w:cs="Arial"/>
+          <w:rFonts w:ascii="Arial Narrow" w:eastAsia="Arial Narrow" w:hAnsi="Arial Narrow" w:cs="Arial Narrow"/>
+          <w:b/>
+          <w:sz w:val="16"/>
+          <w:szCs w:val="16"/>
+        </w:rPr>
+      </w:pPr>
+      <w:r>
+        <w:rPr>
+          <w:rFonts w:ascii="Arial Narrow" w:eastAsia="Arial Narrow" w:hAnsi="Arial Narrow" w:cs="Arial Narrow"/>
           <w:b/>
           <w:sz w:val="16"/>
           <w:szCs w:val="16"/>
@@ -5656,14 +6526,14 @@
         <w:ind w:left="567"/>
         <w:jc w:val="both"/>
         <w:rPr>
-          <w:rFonts w:ascii="Arial Narrow" w:hAnsi="Arial Narrow" w:cs="Arial"/>
-          <w:sz w:val="16"/>
-          <w:szCs w:val="16"/>
-        </w:rPr>
-      </w:pPr>
-      <w:r>
-        <w:rPr>
-          <w:rFonts w:ascii="Arial Narrow" w:eastAsia="Arial Narrow" w:hAnsi="Arial Narrow" w:cs="Arial"/>
+          <w:rFonts w:ascii="Arial Narrow" w:eastAsia="Arial Narrow" w:hAnsi="Arial Narrow" w:cs="Arial Narrow"/>
+          <w:sz w:val="16"/>
+          <w:szCs w:val="16"/>
+        </w:rPr>
+      </w:pPr>
+      <w:r>
+        <w:rPr>
+          <w:rFonts w:ascii="Arial Narrow" w:eastAsia="Arial Narrow" w:hAnsi="Arial Narrow" w:cs="Arial Narrow"/>
           <w:sz w:val="16"/>
           <w:szCs w:val="16"/>
         </w:rPr>
@@ -5680,14 +6550,14 @@
         <w:ind w:left="426" w:firstLine="141"/>
         <w:jc w:val="both"/>
         <w:rPr>
-          <w:rFonts w:ascii="Arial Narrow" w:eastAsia="Arial Narrow" w:hAnsi="Arial Narrow" w:cs="Arial"/>
-          <w:sz w:val="16"/>
-          <w:szCs w:val="16"/>
-        </w:rPr>
-      </w:pPr>
-      <w:r>
-        <w:rPr>
-          <w:rFonts w:ascii="Arial Narrow" w:eastAsia="Arial Narrow" w:hAnsi="Arial Narrow" w:cs="Arial"/>
+          <w:rFonts w:ascii="Arial Narrow" w:eastAsia="Arial Narrow" w:hAnsi="Arial Narrow" w:cs="Arial Narrow"/>
+          <w:sz w:val="16"/>
+          <w:szCs w:val="16"/>
+        </w:rPr>
+      </w:pPr>
+      <w:r>
+        <w:rPr>
+          <w:rFonts w:ascii="Arial Narrow" w:eastAsia="Arial Narrow" w:hAnsi="Arial Narrow" w:cs="Arial Narrow"/>
           <w:sz w:val="16"/>
           <w:szCs w:val="16"/>
         </w:rPr>
@@ -5704,14 +6574,14 @@
         <w:ind w:left="426" w:firstLine="141"/>
         <w:jc w:val="both"/>
         <w:rPr>
-          <w:rFonts w:ascii="Arial Narrow" w:eastAsia="Arial Narrow" w:hAnsi="Arial Narrow" w:cs="Arial"/>
-          <w:sz w:val="16"/>
-          <w:szCs w:val="16"/>
-        </w:rPr>
-      </w:pPr>
-      <w:r>
-        <w:rPr>
-          <w:rFonts w:ascii="Arial Narrow" w:eastAsia="Arial Narrow" w:hAnsi="Arial Narrow" w:cs="Arial"/>
+          <w:rFonts w:ascii="Arial Narrow" w:eastAsia="Arial Narrow" w:hAnsi="Arial Narrow" w:cs="Arial Narrow"/>
+          <w:sz w:val="16"/>
+          <w:szCs w:val="16"/>
+        </w:rPr>
+      </w:pPr>
+      <w:r>
+        <w:rPr>
+          <w:rFonts w:ascii="Arial Narrow" w:eastAsia="Arial Narrow" w:hAnsi="Arial Narrow" w:cs="Arial Narrow"/>
           <w:sz w:val="16"/>
           <w:szCs w:val="16"/>
         </w:rPr>
@@ -5728,14 +6598,14 @@
         <w:ind w:left="426" w:firstLine="141"/>
         <w:jc w:val="both"/>
         <w:rPr>
-          <w:rFonts w:ascii="Arial Narrow" w:eastAsia="Arial Narrow" w:hAnsi="Arial Narrow" w:cs="Arial"/>
-          <w:sz w:val="16"/>
-          <w:szCs w:val="16"/>
-        </w:rPr>
-      </w:pPr>
-      <w:r>
-        <w:rPr>
-          <w:rFonts w:ascii="Arial Narrow" w:eastAsia="Arial Narrow" w:hAnsi="Arial Narrow" w:cs="Arial"/>
+          <w:rFonts w:ascii="Arial Narrow" w:eastAsia="Arial Narrow" w:hAnsi="Arial Narrow" w:cs="Arial Narrow"/>
+          <w:sz w:val="16"/>
+          <w:szCs w:val="16"/>
+        </w:rPr>
+      </w:pPr>
+      <w:r>
+        <w:rPr>
+          <w:rFonts w:ascii="Arial Narrow" w:eastAsia="Arial Narrow" w:hAnsi="Arial Narrow" w:cs="Arial Narrow"/>
           <w:sz w:val="16"/>
           <w:szCs w:val="16"/>
         </w:rPr>
@@ -5748,19 +6618,31 @@
         <w:ind w:left="567"/>
         <w:jc w:val="both"/>
         <w:rPr>
-          <w:rFonts w:ascii="Arial Narrow" w:eastAsia="Arial Narrow" w:hAnsi="Arial Narrow" w:cs="Arial"/>
-          <w:sz w:val="16"/>
-          <w:szCs w:val="16"/>
-        </w:rPr>
-      </w:pPr>
-      <w:r>
-        <w:rPr>
-          <w:rFonts w:ascii="Arial Narrow" w:eastAsia="Arial Narrow" w:hAnsi="Arial Narrow" w:cs="Arial"/>
+          <w:rFonts w:ascii="Arial Narrow" w:eastAsia="Arial Narrow" w:hAnsi="Arial Narrow" w:cs="Arial Narrow"/>
+          <w:sz w:val="16"/>
+          <w:szCs w:val="16"/>
+        </w:rPr>
+      </w:pPr>
+      <w:r>
+        <w:rPr>
+          <w:rFonts w:ascii="Arial Narrow" w:eastAsia="Arial Narrow" w:hAnsi="Arial Narrow" w:cs="Arial Narrow"/>
           <w:sz w:val="16"/>
           <w:szCs w:val="16"/>
         </w:rPr>
         <w:t>(…).</w:t>
       </w:r>
+    </w:p>
+    <w:p>
+      <w:pPr>
+        <w:spacing w:after="0" w:line="240" w:lineRule="auto"/>
+        <w:ind w:left="567" w:hanging="567"/>
+        <w:jc w:val="both"/>
+        <w:rPr>
+          <w:rFonts w:ascii="Arial Narrow" w:eastAsia="Arial Narrow" w:hAnsi="Arial Narrow" w:cs="Arial Narrow"/>
+          <w:sz w:val="16"/>
+          <w:szCs w:val="16"/>
+        </w:rPr>
+      </w:pPr>
     </w:p>
   </w:footnote>
   <w:footnote w:id="8">
@@ -5770,7 +6652,7 @@
         <w:ind w:left="567" w:hanging="567"/>
         <w:jc w:val="both"/>
         <w:rPr>
-          <w:rFonts w:ascii="Arial Narrow" w:eastAsia="Arial Narrow" w:hAnsi="Arial Narrow" w:cs="Arial"/>
+          <w:rFonts w:ascii="Arial Narrow" w:eastAsia="Arial Narrow" w:hAnsi="Arial Narrow" w:cs="Arial Narrow"/>
           <w:sz w:val="16"/>
           <w:szCs w:val="16"/>
         </w:rPr>
@@ -5778,7 +6660,7 @@
       <w:r>
         <w:rPr>
           <w:rStyle w:val="Refdenotaalpie"/>
-          <w:rFonts w:ascii="Arial Narrow" w:hAnsi="Arial Narrow" w:cs="Arial"/>
+          <w:rFonts w:ascii="Arial Narrow" w:eastAsia="Arial Narrow" w:hAnsi="Arial Narrow" w:cs="Arial Narrow"/>
           <w:sz w:val="16"/>
           <w:szCs w:val="16"/>
           <w:vertAlign w:val="superscript"/>
@@ -5787,7 +6669,7 @@
       </w:r>
       <w:r>
         <w:rPr>
-          <w:rFonts w:ascii="Arial Narrow" w:hAnsi="Arial Narrow" w:cs="Arial"/>
+          <w:rFonts w:ascii="Arial Narrow" w:eastAsia="Arial Narrow" w:hAnsi="Arial Narrow" w:cs="Arial Narrow"/>
           <w:sz w:val="16"/>
           <w:szCs w:val="16"/>
         </w:rPr>
@@ -5795,7 +6677,7 @@
       </w:r>
       <w:r>
         <w:rPr>
-          <w:rFonts w:ascii="Arial Narrow" w:hAnsi="Arial Narrow" w:cs="Arial"/>
+          <w:rFonts w:ascii="Arial Narrow" w:eastAsia="Arial Narrow" w:hAnsi="Arial Narrow" w:cs="Arial Narrow"/>
           <w:sz w:val="16"/>
           <w:szCs w:val="16"/>
         </w:rPr>
@@ -5803,7 +6685,7 @@
       </w:r>
       <w:r>
         <w:rPr>
-          <w:rFonts w:ascii="Arial Narrow" w:eastAsia="Arial Narrow" w:hAnsi="Arial Narrow" w:cs="Arial"/>
+          <w:rFonts w:ascii="Arial Narrow" w:eastAsia="Arial Narrow" w:hAnsi="Arial Narrow" w:cs="Arial Narrow"/>
           <w:b/>
           <w:sz w:val="16"/>
           <w:szCs w:val="16"/>
@@ -5817,14 +6699,14 @@
         <w:ind w:left="567"/>
         <w:jc w:val="both"/>
         <w:rPr>
-          <w:rFonts w:ascii="Arial Narrow" w:eastAsia="Arial Narrow" w:hAnsi="Arial Narrow" w:cs="Arial"/>
-          <w:sz w:val="16"/>
-          <w:szCs w:val="16"/>
-        </w:rPr>
-      </w:pPr>
-      <w:r>
-        <w:rPr>
-          <w:rFonts w:ascii="Arial Narrow" w:eastAsia="Arial Narrow" w:hAnsi="Arial Narrow" w:cs="Arial"/>
+          <w:rFonts w:ascii="Arial Narrow" w:eastAsia="Arial Narrow" w:hAnsi="Arial Narrow" w:cs="Arial Narrow"/>
+          <w:sz w:val="16"/>
+          <w:szCs w:val="16"/>
+        </w:rPr>
+      </w:pPr>
+      <w:r>
+        <w:rPr>
+          <w:rFonts w:ascii="Arial Narrow" w:eastAsia="Arial Narrow" w:hAnsi="Arial Narrow" w:cs="Arial Narrow"/>
           <w:sz w:val="16"/>
           <w:szCs w:val="16"/>
         </w:rPr>
@@ -5837,14 +6719,14 @@
         <w:ind w:left="567" w:hanging="567"/>
         <w:jc w:val="both"/>
         <w:rPr>
-          <w:rFonts w:ascii="Arial Narrow" w:eastAsia="Arial Narrow" w:hAnsi="Arial Narrow" w:cs="Arial"/>
-          <w:sz w:val="16"/>
-          <w:szCs w:val="16"/>
-        </w:rPr>
-      </w:pPr>
-      <w:r>
-        <w:rPr>
-          <w:rFonts w:ascii="Arial Narrow" w:eastAsia="Arial Narrow" w:hAnsi="Arial Narrow" w:cs="Arial"/>
+          <w:rFonts w:ascii="Arial Narrow" w:eastAsia="Arial Narrow" w:hAnsi="Arial Narrow" w:cs="Arial Narrow"/>
+          <w:sz w:val="16"/>
+          <w:szCs w:val="16"/>
+        </w:rPr>
+      </w:pPr>
+      <w:r>
+        <w:rPr>
+          <w:rFonts w:ascii="Arial Narrow" w:eastAsia="Arial Narrow" w:hAnsi="Arial Narrow" w:cs="Arial Narrow"/>
           <w:sz w:val="16"/>
           <w:szCs w:val="16"/>
         </w:rPr>
@@ -5858,14 +6740,14 @@
         <w:ind w:left="567" w:hanging="567"/>
         <w:jc w:val="both"/>
         <w:rPr>
-          <w:rFonts w:ascii="Arial Narrow" w:eastAsia="Arial Narrow" w:hAnsi="Arial Narrow" w:cs="Arial"/>
-          <w:sz w:val="16"/>
-          <w:szCs w:val="16"/>
-        </w:rPr>
-      </w:pPr>
-      <w:r>
-        <w:rPr>
-          <w:rFonts w:ascii="Arial Narrow" w:eastAsia="Arial Narrow" w:hAnsi="Arial Narrow" w:cs="Arial"/>
+          <w:rFonts w:ascii="Arial Narrow" w:eastAsia="Arial Narrow" w:hAnsi="Arial Narrow" w:cs="Arial Narrow"/>
+          <w:sz w:val="16"/>
+          <w:szCs w:val="16"/>
+        </w:rPr>
+      </w:pPr>
+      <w:r>
+        <w:rPr>
+          <w:rFonts w:ascii="Arial Narrow" w:eastAsia="Arial Narrow" w:hAnsi="Arial Narrow" w:cs="Arial Narrow"/>
           <w:sz w:val="16"/>
           <w:szCs w:val="16"/>
         </w:rPr>
@@ -5879,7 +6761,7 @@
         <w:ind w:left="567" w:hanging="567"/>
         <w:jc w:val="both"/>
         <w:rPr>
-          <w:rFonts w:ascii="Arial Narrow" w:hAnsi="Arial Narrow" w:cs="Arial"/>
+          <w:rFonts w:ascii="Arial Narrow" w:eastAsia="Arial Narrow" w:hAnsi="Arial Narrow" w:cs="Arial Narrow"/>
           <w:sz w:val="16"/>
           <w:szCs w:val="16"/>
         </w:rPr>
@@ -5891,14 +6773,14 @@
         <w:ind w:left="567" w:hanging="567"/>
         <w:jc w:val="both"/>
         <w:rPr>
-          <w:rFonts w:ascii="Arial Narrow" w:hAnsi="Arial Narrow" w:cs="Arial"/>
-          <w:sz w:val="16"/>
-          <w:szCs w:val="16"/>
-        </w:rPr>
-      </w:pPr>
-      <w:r>
-        <w:rPr>
-          <w:rFonts w:ascii="Arial Narrow" w:eastAsia="Arial Narrow" w:hAnsi="Arial Narrow" w:cs="Arial"/>
+          <w:rFonts w:ascii="Arial Narrow" w:eastAsia="Arial Narrow" w:hAnsi="Arial Narrow" w:cs="Arial Narrow"/>
+          <w:sz w:val="16"/>
+          <w:szCs w:val="16"/>
+        </w:rPr>
+      </w:pPr>
+      <w:r>
+        <w:rPr>
+          <w:rFonts w:ascii="Arial Narrow" w:eastAsia="Arial Narrow" w:hAnsi="Arial Narrow" w:cs="Arial Narrow"/>
           <w:b/>
           <w:sz w:val="16"/>
           <w:szCs w:val="16"/>
@@ -5913,14 +6795,14 @@
         <w:ind w:left="567" w:hanging="283"/>
         <w:jc w:val="both"/>
         <w:rPr>
-          <w:rFonts w:ascii="Arial Narrow" w:eastAsia="Arial Narrow" w:hAnsi="Arial Narrow" w:cs="Arial"/>
-          <w:sz w:val="16"/>
-          <w:szCs w:val="16"/>
-        </w:rPr>
-      </w:pPr>
-      <w:r>
-        <w:rPr>
-          <w:rFonts w:ascii="Arial Narrow" w:eastAsia="Arial Narrow" w:hAnsi="Arial Narrow" w:cs="Arial"/>
+          <w:rFonts w:ascii="Arial Narrow" w:eastAsia="Arial Narrow" w:hAnsi="Arial Narrow" w:cs="Arial Narrow"/>
+          <w:sz w:val="16"/>
+          <w:szCs w:val="16"/>
+        </w:rPr>
+      </w:pPr>
+      <w:r>
+        <w:rPr>
+          <w:rFonts w:ascii="Arial Narrow" w:eastAsia="Arial Narrow" w:hAnsi="Arial Narrow" w:cs="Arial Narrow"/>
           <w:sz w:val="16"/>
           <w:szCs w:val="16"/>
         </w:rPr>
@@ -5938,14 +6820,14 @@
         <w:ind w:left="567" w:firstLine="0"/>
         <w:jc w:val="both"/>
         <w:rPr>
-          <w:rFonts w:ascii="Arial Narrow" w:eastAsia="Arial Narrow" w:hAnsi="Arial Narrow" w:cs="Arial"/>
-          <w:sz w:val="16"/>
-          <w:szCs w:val="16"/>
-        </w:rPr>
-      </w:pPr>
-      <w:r>
-        <w:rPr>
-          <w:rFonts w:ascii="Arial Narrow" w:eastAsia="Arial Narrow" w:hAnsi="Arial Narrow" w:cs="Arial"/>
+          <w:rFonts w:ascii="Arial Narrow" w:eastAsia="Arial Narrow" w:hAnsi="Arial Narrow" w:cs="Arial Narrow"/>
+          <w:sz w:val="16"/>
+          <w:szCs w:val="16"/>
+        </w:rPr>
+      </w:pPr>
+      <w:r>
+        <w:rPr>
+          <w:rFonts w:ascii="Arial Narrow" w:eastAsia="Arial Narrow" w:hAnsi="Arial Narrow" w:cs="Arial Narrow"/>
           <w:sz w:val="16"/>
           <w:szCs w:val="16"/>
         </w:rPr>
@@ -5962,14 +6844,14 @@
         <w:ind w:left="567" w:firstLine="0"/>
         <w:jc w:val="both"/>
         <w:rPr>
-          <w:rFonts w:ascii="Arial Narrow" w:eastAsia="Arial Narrow" w:hAnsi="Arial Narrow" w:cs="Arial"/>
-          <w:sz w:val="16"/>
-          <w:szCs w:val="16"/>
-        </w:rPr>
-      </w:pPr>
-      <w:r>
-        <w:rPr>
-          <w:rFonts w:ascii="Arial Narrow" w:eastAsia="Arial Narrow" w:hAnsi="Arial Narrow" w:cs="Arial"/>
+          <w:rFonts w:ascii="Arial Narrow" w:eastAsia="Arial Narrow" w:hAnsi="Arial Narrow" w:cs="Arial Narrow"/>
+          <w:sz w:val="16"/>
+          <w:szCs w:val="16"/>
+        </w:rPr>
+      </w:pPr>
+      <w:r>
+        <w:rPr>
+          <w:rFonts w:ascii="Arial Narrow" w:eastAsia="Arial Narrow" w:hAnsi="Arial Narrow" w:cs="Arial Narrow"/>
           <w:sz w:val="16"/>
           <w:szCs w:val="16"/>
         </w:rPr>
@@ -5986,14 +6868,14 @@
         <w:ind w:left="567" w:firstLine="0"/>
         <w:jc w:val="both"/>
         <w:rPr>
-          <w:rFonts w:ascii="Arial Narrow" w:eastAsia="Arial Narrow" w:hAnsi="Arial Narrow" w:cs="Arial"/>
-          <w:sz w:val="16"/>
-          <w:szCs w:val="16"/>
-        </w:rPr>
-      </w:pPr>
-      <w:r>
-        <w:rPr>
-          <w:rFonts w:ascii="Arial Narrow" w:eastAsia="Arial Narrow" w:hAnsi="Arial Narrow" w:cs="Arial"/>
+          <w:rFonts w:ascii="Arial Narrow" w:eastAsia="Arial Narrow" w:hAnsi="Arial Narrow" w:cs="Arial Narrow"/>
+          <w:sz w:val="16"/>
+          <w:szCs w:val="16"/>
+        </w:rPr>
+      </w:pPr>
+      <w:r>
+        <w:rPr>
+          <w:rFonts w:ascii="Arial Narrow" w:eastAsia="Arial Narrow" w:hAnsi="Arial Narrow" w:cs="Arial Narrow"/>
           <w:sz w:val="16"/>
           <w:szCs w:val="16"/>
         </w:rPr>
@@ -6010,14 +6892,14 @@
         <w:ind w:left="567" w:firstLine="0"/>
         <w:jc w:val="both"/>
         <w:rPr>
-          <w:rFonts w:ascii="Arial Narrow" w:eastAsia="Arial Narrow" w:hAnsi="Arial Narrow" w:cs="Arial"/>
-          <w:sz w:val="16"/>
-          <w:szCs w:val="16"/>
-        </w:rPr>
-      </w:pPr>
-      <w:r>
-        <w:rPr>
-          <w:rFonts w:ascii="Arial Narrow" w:eastAsia="Arial Narrow" w:hAnsi="Arial Narrow" w:cs="Arial"/>
+          <w:rFonts w:ascii="Arial Narrow" w:eastAsia="Arial Narrow" w:hAnsi="Arial Narrow" w:cs="Arial Narrow"/>
+          <w:sz w:val="16"/>
+          <w:szCs w:val="16"/>
+        </w:rPr>
+      </w:pPr>
+      <w:r>
+        <w:rPr>
+          <w:rFonts w:ascii="Arial Narrow" w:eastAsia="Arial Narrow" w:hAnsi="Arial Narrow" w:cs="Arial Narrow"/>
           <w:sz w:val="16"/>
           <w:szCs w:val="16"/>
         </w:rPr>
@@ -6034,14 +6916,14 @@
         <w:ind w:left="567" w:firstLine="0"/>
         <w:jc w:val="both"/>
         <w:rPr>
-          <w:rFonts w:ascii="Arial Narrow" w:eastAsia="Arial Narrow" w:hAnsi="Arial Narrow" w:cs="Arial"/>
-          <w:sz w:val="16"/>
-          <w:szCs w:val="16"/>
-        </w:rPr>
-      </w:pPr>
-      <w:r>
-        <w:rPr>
-          <w:rFonts w:ascii="Arial Narrow" w:eastAsia="Arial Narrow" w:hAnsi="Arial Narrow" w:cs="Arial"/>
+          <w:rFonts w:ascii="Arial Narrow" w:eastAsia="Arial Narrow" w:hAnsi="Arial Narrow" w:cs="Arial Narrow"/>
+          <w:sz w:val="16"/>
+          <w:szCs w:val="16"/>
+        </w:rPr>
+      </w:pPr>
+      <w:r>
+        <w:rPr>
+          <w:rFonts w:ascii="Arial Narrow" w:eastAsia="Arial Narrow" w:hAnsi="Arial Narrow" w:cs="Arial Narrow"/>
           <w:sz w:val="16"/>
           <w:szCs w:val="16"/>
         </w:rPr>
@@ -6058,14 +6940,14 @@
         <w:ind w:left="567" w:firstLine="0"/>
         <w:jc w:val="both"/>
         <w:rPr>
-          <w:rFonts w:ascii="Arial Narrow" w:eastAsia="Arial Narrow" w:hAnsi="Arial Narrow" w:cs="Arial"/>
-          <w:sz w:val="16"/>
-          <w:szCs w:val="16"/>
-        </w:rPr>
-      </w:pPr>
-      <w:r>
-        <w:rPr>
-          <w:rFonts w:ascii="Arial Narrow" w:eastAsia="Arial Narrow" w:hAnsi="Arial Narrow" w:cs="Arial"/>
+          <w:rFonts w:ascii="Arial Narrow" w:eastAsia="Arial Narrow" w:hAnsi="Arial Narrow" w:cs="Arial Narrow"/>
+          <w:sz w:val="16"/>
+          <w:szCs w:val="16"/>
+        </w:rPr>
+      </w:pPr>
+      <w:r>
+        <w:rPr>
+          <w:rFonts w:ascii="Arial Narrow" w:eastAsia="Arial Narrow" w:hAnsi="Arial Narrow" w:cs="Arial Narrow"/>
           <w:sz w:val="16"/>
           <w:szCs w:val="16"/>
         </w:rPr>
@@ -6082,14 +6964,14 @@
         <w:ind w:left="567" w:firstLine="0"/>
         <w:jc w:val="both"/>
         <w:rPr>
-          <w:rFonts w:ascii="Arial Narrow" w:eastAsia="Arial Narrow" w:hAnsi="Arial Narrow" w:cs="Arial"/>
-          <w:sz w:val="16"/>
-          <w:szCs w:val="16"/>
-        </w:rPr>
-      </w:pPr>
-      <w:r>
-        <w:rPr>
-          <w:rFonts w:ascii="Arial Narrow" w:eastAsia="Arial Narrow" w:hAnsi="Arial Narrow" w:cs="Arial"/>
+          <w:rFonts w:ascii="Arial Narrow" w:eastAsia="Arial Narrow" w:hAnsi="Arial Narrow" w:cs="Arial Narrow"/>
+          <w:sz w:val="16"/>
+          <w:szCs w:val="16"/>
+        </w:rPr>
+      </w:pPr>
+      <w:r>
+        <w:rPr>
+          <w:rFonts w:ascii="Arial Narrow" w:eastAsia="Arial Narrow" w:hAnsi="Arial Narrow" w:cs="Arial Narrow"/>
           <w:sz w:val="16"/>
           <w:szCs w:val="16"/>
         </w:rPr>
@@ -6102,14 +6984,14 @@
         <w:ind w:firstLine="567"/>
         <w:jc w:val="both"/>
         <w:rPr>
-          <w:rFonts w:ascii="Arial Narrow" w:hAnsi="Arial Narrow" w:cs="Arial"/>
-          <w:sz w:val="16"/>
-          <w:szCs w:val="16"/>
-        </w:rPr>
-      </w:pPr>
-      <w:r>
-        <w:rPr>
-          <w:rFonts w:ascii="Arial Narrow" w:hAnsi="Arial Narrow" w:cs="Arial"/>
+          <w:rFonts w:ascii="Arial Narrow" w:eastAsia="Arial Narrow" w:hAnsi="Arial Narrow" w:cs="Arial Narrow"/>
+          <w:sz w:val="16"/>
+          <w:szCs w:val="16"/>
+        </w:rPr>
+      </w:pPr>
+      <w:r>
+        <w:rPr>
+          <w:rFonts w:ascii="Arial Narrow" w:eastAsia="Arial Narrow" w:hAnsi="Arial Narrow" w:cs="Arial Narrow"/>
           <w:sz w:val="16"/>
           <w:szCs w:val="16"/>
         </w:rPr>
@@ -6122,14 +7004,14 @@
         <w:ind w:firstLine="567"/>
         <w:jc w:val="both"/>
         <w:rPr>
-          <w:rFonts w:ascii="Arial Narrow" w:hAnsi="Arial Narrow" w:cs="Arial"/>
-          <w:sz w:val="16"/>
-          <w:szCs w:val="16"/>
-        </w:rPr>
-      </w:pPr>
-      <w:r>
-        <w:rPr>
-          <w:rFonts w:ascii="Arial Narrow" w:hAnsi="Arial Narrow" w:cs="Arial"/>
+          <w:rFonts w:ascii="Arial Narrow" w:eastAsia="Arial Narrow" w:hAnsi="Arial Narrow" w:cs="Arial Narrow"/>
+          <w:sz w:val="16"/>
+          <w:szCs w:val="16"/>
+        </w:rPr>
+      </w:pPr>
+      <w:r>
+        <w:rPr>
+          <w:rFonts w:ascii="Arial Narrow" w:eastAsia="Arial Narrow" w:hAnsi="Arial Narrow" w:cs="Arial Narrow"/>
           <w:sz w:val="16"/>
           <w:szCs w:val="16"/>
         </w:rPr>
@@ -6142,14 +7024,14 @@
         <w:ind w:left="567"/>
         <w:jc w:val="both"/>
         <w:rPr>
-          <w:rFonts w:ascii="Arial Narrow" w:hAnsi="Arial Narrow" w:cs="Arial"/>
-          <w:sz w:val="16"/>
-          <w:szCs w:val="16"/>
-        </w:rPr>
-      </w:pPr>
-      <w:r>
-        <w:rPr>
-          <w:rFonts w:ascii="Arial Narrow" w:hAnsi="Arial Narrow" w:cs="Arial"/>
+          <w:rFonts w:ascii="Arial Narrow" w:eastAsia="Arial Narrow" w:hAnsi="Arial Narrow" w:cs="Arial Narrow"/>
+          <w:sz w:val="16"/>
+          <w:szCs w:val="16"/>
+        </w:rPr>
+      </w:pPr>
+      <w:r>
+        <w:rPr>
+          <w:rFonts w:ascii="Arial Narrow" w:eastAsia="Arial Narrow" w:hAnsi="Arial Narrow" w:cs="Arial Narrow"/>
           <w:sz w:val="16"/>
           <w:szCs w:val="16"/>
         </w:rPr>
@@ -6162,14 +7044,14 @@
         <w:ind w:left="567"/>
         <w:jc w:val="both"/>
         <w:rPr>
-          <w:rFonts w:ascii="Arial Narrow" w:hAnsi="Arial Narrow" w:cs="Arial"/>
-          <w:sz w:val="16"/>
-          <w:szCs w:val="16"/>
-        </w:rPr>
-      </w:pPr>
-      <w:r>
-        <w:rPr>
-          <w:rFonts w:ascii="Arial Narrow" w:eastAsia="Arial Narrow" w:hAnsi="Arial Narrow" w:cs="Arial"/>
+          <w:rFonts w:ascii="Arial Narrow" w:eastAsia="Arial Narrow" w:hAnsi="Arial Narrow" w:cs="Arial Narrow"/>
+          <w:sz w:val="16"/>
+          <w:szCs w:val="16"/>
+        </w:rPr>
+      </w:pPr>
+      <w:r>
+        <w:rPr>
+          <w:rFonts w:ascii="Arial Narrow" w:eastAsia="Arial Narrow" w:hAnsi="Arial Narrow" w:cs="Arial Narrow"/>
           <w:sz w:val="16"/>
           <w:szCs w:val="16"/>
         </w:rPr>
@@ -6182,14 +7064,14 @@
         <w:ind w:left="567"/>
         <w:jc w:val="both"/>
         <w:rPr>
-          <w:rFonts w:ascii="Arial Narrow" w:hAnsi="Arial Narrow" w:cs="Arial"/>
-          <w:sz w:val="16"/>
-          <w:szCs w:val="16"/>
-        </w:rPr>
-      </w:pPr>
-      <w:r>
-        <w:rPr>
-          <w:rFonts w:ascii="Arial Narrow" w:eastAsia="Arial Narrow" w:hAnsi="Arial Narrow" w:cs="Arial"/>
+          <w:rFonts w:ascii="Arial Narrow" w:eastAsia="Arial Narrow" w:hAnsi="Arial Narrow" w:cs="Arial Narrow"/>
+          <w:sz w:val="16"/>
+          <w:szCs w:val="16"/>
+        </w:rPr>
+      </w:pPr>
+      <w:r>
+        <w:rPr>
+          <w:rFonts w:ascii="Arial Narrow" w:eastAsia="Arial Narrow" w:hAnsi="Arial Narrow" w:cs="Arial Narrow"/>
           <w:sz w:val="16"/>
           <w:szCs w:val="16"/>
         </w:rPr>
@@ -6202,14 +7084,14 @@
         <w:ind w:left="567"/>
         <w:jc w:val="both"/>
         <w:rPr>
-          <w:rFonts w:ascii="Arial Narrow" w:eastAsia="Arial Narrow" w:hAnsi="Arial Narrow" w:cs="Arial"/>
-          <w:sz w:val="16"/>
-          <w:szCs w:val="16"/>
-        </w:rPr>
-      </w:pPr>
-      <w:r>
-        <w:rPr>
-          <w:rFonts w:ascii="Arial Narrow" w:eastAsia="Arial Narrow" w:hAnsi="Arial Narrow" w:cs="Arial"/>
+          <w:rFonts w:ascii="Arial Narrow" w:eastAsia="Arial Narrow" w:hAnsi="Arial Narrow" w:cs="Arial Narrow"/>
+          <w:sz w:val="16"/>
+          <w:szCs w:val="16"/>
+        </w:rPr>
+      </w:pPr>
+      <w:r>
+        <w:rPr>
+          <w:rFonts w:ascii="Arial Narrow" w:eastAsia="Arial Narrow" w:hAnsi="Arial Narrow" w:cs="Arial Narrow"/>
           <w:sz w:val="16"/>
           <w:szCs w:val="16"/>
         </w:rPr>
@@ -6222,14 +7104,14 @@
         <w:ind w:left="567"/>
         <w:jc w:val="both"/>
         <w:rPr>
-          <w:rFonts w:ascii="Arial Narrow" w:eastAsia="Arial Narrow" w:hAnsi="Arial Narrow" w:cs="Arial"/>
-          <w:sz w:val="16"/>
-          <w:szCs w:val="16"/>
-        </w:rPr>
-      </w:pPr>
-      <w:r>
-        <w:rPr>
-          <w:rFonts w:ascii="Arial Narrow" w:eastAsia="Arial Narrow" w:hAnsi="Arial Narrow" w:cs="Arial"/>
+          <w:rFonts w:ascii="Arial Narrow" w:eastAsia="Arial Narrow" w:hAnsi="Arial Narrow" w:cs="Arial Narrow"/>
+          <w:sz w:val="16"/>
+          <w:szCs w:val="16"/>
+        </w:rPr>
+      </w:pPr>
+      <w:r>
+        <w:rPr>
+          <w:rFonts w:ascii="Arial Narrow" w:eastAsia="Arial Narrow" w:hAnsi="Arial Narrow" w:cs="Arial Narrow"/>
           <w:sz w:val="16"/>
           <w:szCs w:val="16"/>
         </w:rPr>
@@ -6242,14 +7124,14 @@
         <w:ind w:left="567"/>
         <w:jc w:val="both"/>
         <w:rPr>
-          <w:rFonts w:ascii="Arial Narrow" w:eastAsia="Arial Narrow" w:hAnsi="Arial Narrow" w:cs="Arial"/>
-          <w:sz w:val="16"/>
-          <w:szCs w:val="16"/>
-        </w:rPr>
-      </w:pPr>
-      <w:r>
-        <w:rPr>
-          <w:rFonts w:ascii="Arial Narrow" w:eastAsia="Arial Narrow" w:hAnsi="Arial Narrow" w:cs="Arial"/>
+          <w:rFonts w:ascii="Arial Narrow" w:eastAsia="Arial Narrow" w:hAnsi="Arial Narrow" w:cs="Arial Narrow"/>
+          <w:sz w:val="16"/>
+          <w:szCs w:val="16"/>
+        </w:rPr>
+      </w:pPr>
+      <w:r>
+        <w:rPr>
+          <w:rFonts w:ascii="Arial Narrow" w:eastAsia="Arial Narrow" w:hAnsi="Arial Narrow" w:cs="Arial Narrow"/>
           <w:sz w:val="16"/>
           <w:szCs w:val="16"/>
         </w:rPr>
@@ -6262,7 +7144,7 @@
         <w:ind w:left="567"/>
         <w:jc w:val="both"/>
         <w:rPr>
-          <w:rFonts w:ascii="Arial Narrow" w:eastAsia="Arial Narrow" w:hAnsi="Arial Narrow" w:cs="Arial"/>
+          <w:rFonts w:ascii="Arial Narrow" w:eastAsia="Arial Narrow" w:hAnsi="Arial Narrow" w:cs="Arial Narrow"/>
           <w:sz w:val="16"/>
           <w:szCs w:val="16"/>
         </w:rPr>
@@ -6274,7 +7156,7 @@
         <w:ind w:left="567"/>
         <w:jc w:val="both"/>
         <w:rPr>
-          <w:rFonts w:ascii="Arial Narrow" w:eastAsia="Arial Narrow" w:hAnsi="Arial Narrow" w:cs="Arial"/>
+          <w:rFonts w:ascii="Arial Narrow" w:eastAsia="Arial Narrow" w:hAnsi="Arial Narrow" w:cs="Arial Narrow"/>
           <w:b/>
           <w:bCs/>
           <w:sz w:val="16"/>
@@ -6283,7 +7165,7 @@
       </w:pPr>
       <w:r>
         <w:rPr>
-          <w:rFonts w:ascii="Arial Narrow" w:eastAsia="Arial Narrow" w:hAnsi="Arial Narrow" w:cs="Arial"/>
+          <w:rFonts w:ascii="Arial Narrow" w:eastAsia="Arial Narrow" w:hAnsi="Arial Narrow" w:cs="Arial Narrow"/>
           <w:b/>
           <w:bCs/>
           <w:sz w:val="16"/>
@@ -6298,14 +7180,14 @@
         <w:ind w:left="567"/>
         <w:jc w:val="both"/>
         <w:rPr>
-          <w:rFonts w:ascii="Arial Narrow" w:eastAsia="Arial Narrow" w:hAnsi="Arial Narrow" w:cs="Arial"/>
-          <w:sz w:val="16"/>
-          <w:szCs w:val="16"/>
-        </w:rPr>
-      </w:pPr>
-      <w:r>
-        <w:rPr>
-          <w:rFonts w:ascii="Arial Narrow" w:eastAsia="Arial Narrow" w:hAnsi="Arial Narrow" w:cs="Arial"/>
+          <w:rFonts w:ascii="Arial Narrow" w:eastAsia="Arial Narrow" w:hAnsi="Arial Narrow" w:cs="Arial Narrow"/>
+          <w:sz w:val="16"/>
+          <w:szCs w:val="16"/>
+        </w:rPr>
+      </w:pPr>
+      <w:r>
+        <w:rPr>
+          <w:rFonts w:ascii="Arial Narrow" w:eastAsia="Arial Narrow" w:hAnsi="Arial Narrow" w:cs="Arial Narrow"/>
           <w:sz w:val="16"/>
           <w:szCs w:val="16"/>
         </w:rPr>
@@ -6318,14 +7200,14 @@
         <w:ind w:left="567"/>
         <w:jc w:val="both"/>
         <w:rPr>
-          <w:rFonts w:ascii="Arial Narrow" w:eastAsia="Arial Narrow" w:hAnsi="Arial Narrow" w:cs="Arial"/>
-          <w:sz w:val="16"/>
-          <w:szCs w:val="16"/>
-        </w:rPr>
-      </w:pPr>
-      <w:r>
-        <w:rPr>
-          <w:rFonts w:ascii="Arial Narrow" w:eastAsia="Arial Narrow" w:hAnsi="Arial Narrow" w:cs="Arial"/>
+          <w:rFonts w:ascii="Arial Narrow" w:eastAsia="Arial Narrow" w:hAnsi="Arial Narrow" w:cs="Arial Narrow"/>
+          <w:sz w:val="16"/>
+          <w:szCs w:val="16"/>
+        </w:rPr>
+      </w:pPr>
+      <w:r>
+        <w:rPr>
+          <w:rFonts w:ascii="Arial Narrow" w:eastAsia="Arial Narrow" w:hAnsi="Arial Narrow" w:cs="Arial Narrow"/>
           <w:sz w:val="16"/>
           <w:szCs w:val="16"/>
         </w:rPr>
@@ -6338,14 +7220,14 @@
         <w:ind w:left="567"/>
         <w:jc w:val="both"/>
         <w:rPr>
-          <w:rFonts w:ascii="Arial Narrow" w:eastAsia="Arial Narrow" w:hAnsi="Arial Narrow" w:cs="Arial"/>
-          <w:sz w:val="16"/>
-          <w:szCs w:val="16"/>
-        </w:rPr>
-      </w:pPr>
-      <w:r>
-        <w:rPr>
-          <w:rFonts w:ascii="Arial Narrow" w:eastAsia="Arial Narrow" w:hAnsi="Arial Narrow" w:cs="Arial"/>
+          <w:rFonts w:ascii="Arial Narrow" w:eastAsia="Arial Narrow" w:hAnsi="Arial Narrow" w:cs="Arial Narrow"/>
+          <w:sz w:val="16"/>
+          <w:szCs w:val="16"/>
+        </w:rPr>
+      </w:pPr>
+      <w:r>
+        <w:rPr>
+          <w:rFonts w:ascii="Arial Narrow" w:eastAsia="Arial Narrow" w:hAnsi="Arial Narrow" w:cs="Arial Narrow"/>
           <w:sz w:val="16"/>
           <w:szCs w:val="16"/>
         </w:rPr>
@@ -6358,14 +7240,14 @@
         <w:ind w:left="567"/>
         <w:jc w:val="both"/>
         <w:rPr>
-          <w:rFonts w:ascii="Arial Narrow" w:eastAsia="Arial Narrow" w:hAnsi="Arial Narrow" w:cs="Arial"/>
-          <w:sz w:val="16"/>
-          <w:szCs w:val="16"/>
-        </w:rPr>
-      </w:pPr>
-      <w:r>
-        <w:rPr>
-          <w:rFonts w:ascii="Arial Narrow" w:eastAsia="Arial Narrow" w:hAnsi="Arial Narrow" w:cs="Arial"/>
+          <w:rFonts w:ascii="Arial Narrow" w:eastAsia="Arial Narrow" w:hAnsi="Arial Narrow" w:cs="Arial Narrow"/>
+          <w:sz w:val="16"/>
+          <w:szCs w:val="16"/>
+        </w:rPr>
+      </w:pPr>
+      <w:r>
+        <w:rPr>
+          <w:rFonts w:ascii="Arial Narrow" w:eastAsia="Arial Narrow" w:hAnsi="Arial Narrow" w:cs="Arial Narrow"/>
           <w:sz w:val="16"/>
           <w:szCs w:val="16"/>
         </w:rPr>
@@ -6378,14 +7260,14 @@
         <w:ind w:left="567"/>
         <w:jc w:val="both"/>
         <w:rPr>
-          <w:rFonts w:ascii="Arial Narrow" w:eastAsia="Arial Narrow" w:hAnsi="Arial Narrow" w:cs="Arial"/>
-          <w:sz w:val="16"/>
-          <w:szCs w:val="16"/>
-        </w:rPr>
-      </w:pPr>
-      <w:r>
-        <w:rPr>
-          <w:rFonts w:ascii="Arial Narrow" w:eastAsia="Arial Narrow" w:hAnsi="Arial Narrow" w:cs="Arial"/>
+          <w:rFonts w:ascii="Arial Narrow" w:eastAsia="Arial Narrow" w:hAnsi="Arial Narrow" w:cs="Arial Narrow"/>
+          <w:sz w:val="16"/>
+          <w:szCs w:val="16"/>
+        </w:rPr>
+      </w:pPr>
+      <w:r>
+        <w:rPr>
+          <w:rFonts w:ascii="Arial Narrow" w:eastAsia="Arial Narrow" w:hAnsi="Arial Narrow" w:cs="Arial Narrow"/>
           <w:sz w:val="16"/>
           <w:szCs w:val="16"/>
         </w:rPr>
@@ -6394,7 +7276,7 @@
       <w:proofErr w:type="spellStart"/>
       <w:r>
         <w:rPr>
-          <w:rFonts w:ascii="Arial Narrow" w:eastAsia="Arial Narrow" w:hAnsi="Arial Narrow" w:cs="Arial"/>
+          <w:rFonts w:ascii="Arial Narrow" w:eastAsia="Arial Narrow" w:hAnsi="Arial Narrow" w:cs="Arial Narrow"/>
           <w:sz w:val="16"/>
           <w:szCs w:val="16"/>
         </w:rPr>
@@ -6403,7 +7285,7 @@
       <w:proofErr w:type="spellEnd"/>
       <w:r>
         <w:rPr>
-          <w:rFonts w:ascii="Arial Narrow" w:eastAsia="Arial Narrow" w:hAnsi="Arial Narrow" w:cs="Arial"/>
+          <w:rFonts w:ascii="Arial Narrow" w:eastAsia="Arial Narrow" w:hAnsi="Arial Narrow" w:cs="Arial Narrow"/>
           <w:sz w:val="16"/>
           <w:szCs w:val="16"/>
         </w:rPr>
@@ -6416,14 +7298,14 @@
         <w:ind w:left="567"/>
         <w:jc w:val="both"/>
         <w:rPr>
-          <w:rFonts w:ascii="Arial Narrow" w:eastAsia="Arial Narrow" w:hAnsi="Arial Narrow" w:cs="Arial"/>
-          <w:sz w:val="16"/>
-          <w:szCs w:val="16"/>
-        </w:rPr>
-      </w:pPr>
-      <w:r>
-        <w:rPr>
-          <w:rFonts w:ascii="Arial Narrow" w:eastAsia="Arial Narrow" w:hAnsi="Arial Narrow" w:cs="Arial"/>
+          <w:rFonts w:ascii="Arial Narrow" w:eastAsia="Arial Narrow" w:hAnsi="Arial Narrow" w:cs="Arial Narrow"/>
+          <w:sz w:val="16"/>
+          <w:szCs w:val="16"/>
+        </w:rPr>
+      </w:pPr>
+      <w:r>
+        <w:rPr>
+          <w:rFonts w:ascii="Arial Narrow" w:eastAsia="Arial Narrow" w:hAnsi="Arial Narrow" w:cs="Arial Narrow"/>
           <w:sz w:val="16"/>
           <w:szCs w:val="16"/>
         </w:rPr>
@@ -6436,14 +7318,14 @@
         <w:ind w:left="567"/>
         <w:jc w:val="both"/>
         <w:rPr>
-          <w:rFonts w:ascii="Arial Narrow" w:eastAsia="Arial Narrow" w:hAnsi="Arial Narrow" w:cs="Arial"/>
-          <w:sz w:val="16"/>
-          <w:szCs w:val="16"/>
-        </w:rPr>
-      </w:pPr>
-      <w:r>
-        <w:rPr>
-          <w:rFonts w:ascii="Arial Narrow" w:eastAsia="Arial Narrow" w:hAnsi="Arial Narrow" w:cs="Arial"/>
+          <w:rFonts w:ascii="Arial Narrow" w:eastAsia="Arial Narrow" w:hAnsi="Arial Narrow" w:cs="Arial Narrow"/>
+          <w:sz w:val="16"/>
+          <w:szCs w:val="16"/>
+        </w:rPr>
+      </w:pPr>
+      <w:r>
+        <w:rPr>
+          <w:rFonts w:ascii="Arial Narrow" w:eastAsia="Arial Narrow" w:hAnsi="Arial Narrow" w:cs="Arial Narrow"/>
           <w:sz w:val="16"/>
           <w:szCs w:val="16"/>
         </w:rPr>
@@ -6452,7 +7334,7 @@
       <w:proofErr w:type="spellStart"/>
       <w:r>
         <w:rPr>
-          <w:rFonts w:ascii="Arial Narrow" w:eastAsia="Arial Narrow" w:hAnsi="Arial Narrow" w:cs="Arial"/>
+          <w:rFonts w:ascii="Arial Narrow" w:eastAsia="Arial Narrow" w:hAnsi="Arial Narrow" w:cs="Arial Narrow"/>
           <w:sz w:val="16"/>
           <w:szCs w:val="16"/>
         </w:rPr>
@@ -6461,7 +7343,7 @@
       <w:proofErr w:type="spellEnd"/>
       <w:r>
         <w:rPr>
-          <w:rFonts w:ascii="Arial Narrow" w:eastAsia="Arial Narrow" w:hAnsi="Arial Narrow" w:cs="Arial"/>
+          <w:rFonts w:ascii="Arial Narrow" w:eastAsia="Arial Narrow" w:hAnsi="Arial Narrow" w:cs="Arial Narrow"/>
           <w:sz w:val="16"/>
           <w:szCs w:val="16"/>
         </w:rPr>
@@ -6474,14 +7356,14 @@
         <w:ind w:left="567"/>
         <w:jc w:val="both"/>
         <w:rPr>
-          <w:rFonts w:ascii="Arial Narrow" w:eastAsia="Arial Narrow" w:hAnsi="Arial Narrow" w:cs="Arial"/>
-          <w:sz w:val="16"/>
-          <w:szCs w:val="16"/>
-        </w:rPr>
-      </w:pPr>
-      <w:r>
-        <w:rPr>
-          <w:rFonts w:ascii="Arial Narrow" w:eastAsia="Arial Narrow" w:hAnsi="Arial Narrow" w:cs="Arial"/>
+          <w:rFonts w:ascii="Arial Narrow" w:eastAsia="Arial Narrow" w:hAnsi="Arial Narrow" w:cs="Arial Narrow"/>
+          <w:sz w:val="16"/>
+          <w:szCs w:val="16"/>
+        </w:rPr>
+      </w:pPr>
+      <w:r>
+        <w:rPr>
+          <w:rFonts w:ascii="Arial Narrow" w:eastAsia="Arial Narrow" w:hAnsi="Arial Narrow" w:cs="Arial Narrow"/>
           <w:sz w:val="16"/>
           <w:szCs w:val="16"/>
         </w:rPr>
@@ -6490,7 +7372,7 @@
       <w:proofErr w:type="spellStart"/>
       <w:r>
         <w:rPr>
-          <w:rFonts w:ascii="Arial Narrow" w:eastAsia="Arial Narrow" w:hAnsi="Arial Narrow" w:cs="Arial"/>
+          <w:rFonts w:ascii="Arial Narrow" w:eastAsia="Arial Narrow" w:hAnsi="Arial Narrow" w:cs="Arial Narrow"/>
           <w:sz w:val="16"/>
           <w:szCs w:val="16"/>
         </w:rPr>
@@ -6499,7 +7381,7 @@
       <w:proofErr w:type="spellEnd"/>
       <w:r>
         <w:rPr>
-          <w:rFonts w:ascii="Arial Narrow" w:eastAsia="Arial Narrow" w:hAnsi="Arial Narrow" w:cs="Arial"/>
+          <w:rFonts w:ascii="Arial Narrow" w:eastAsia="Arial Narrow" w:hAnsi="Arial Narrow" w:cs="Arial Narrow"/>
           <w:sz w:val="16"/>
           <w:szCs w:val="16"/>
         </w:rPr>
@@ -6512,14 +7394,14 @@
         <w:ind w:left="567"/>
         <w:jc w:val="both"/>
         <w:rPr>
-          <w:rFonts w:ascii="Arial Narrow" w:eastAsia="Arial Narrow" w:hAnsi="Arial Narrow" w:cs="Arial"/>
-          <w:sz w:val="16"/>
-          <w:szCs w:val="16"/>
-        </w:rPr>
-      </w:pPr>
-      <w:r>
-        <w:rPr>
-          <w:rFonts w:ascii="Arial Narrow" w:eastAsia="Arial Narrow" w:hAnsi="Arial Narrow" w:cs="Arial"/>
+          <w:rFonts w:ascii="Arial Narrow" w:eastAsia="Arial Narrow" w:hAnsi="Arial Narrow" w:cs="Arial Narrow"/>
+          <w:sz w:val="16"/>
+          <w:szCs w:val="16"/>
+        </w:rPr>
+      </w:pPr>
+      <w:r>
+        <w:rPr>
+          <w:rFonts w:ascii="Arial Narrow" w:eastAsia="Arial Narrow" w:hAnsi="Arial Narrow" w:cs="Arial Narrow"/>
           <w:sz w:val="16"/>
           <w:szCs w:val="16"/>
         </w:rPr>
@@ -6532,14 +7414,14 @@
         <w:ind w:left="567"/>
         <w:jc w:val="both"/>
         <w:rPr>
-          <w:rFonts w:ascii="Arial Narrow" w:eastAsia="Arial Narrow" w:hAnsi="Arial Narrow" w:cs="Arial"/>
-          <w:sz w:val="16"/>
-          <w:szCs w:val="16"/>
-        </w:rPr>
-      </w:pPr>
-      <w:r>
-        <w:rPr>
-          <w:rFonts w:ascii="Arial Narrow" w:eastAsia="Arial Narrow" w:hAnsi="Arial Narrow" w:cs="Arial"/>
+          <w:rFonts w:ascii="Arial Narrow" w:eastAsia="Arial Narrow" w:hAnsi="Arial Narrow" w:cs="Arial Narrow"/>
+          <w:sz w:val="16"/>
+          <w:szCs w:val="16"/>
+        </w:rPr>
+      </w:pPr>
+      <w:r>
+        <w:rPr>
+          <w:rFonts w:ascii="Arial Narrow" w:eastAsia="Arial Narrow" w:hAnsi="Arial Narrow" w:cs="Arial Narrow"/>
           <w:sz w:val="16"/>
           <w:szCs w:val="16"/>
         </w:rPr>
@@ -6549,10 +7431,10 @@
     <w:p>
       <w:pPr>
         <w:spacing w:after="0" w:line="240" w:lineRule="auto"/>
-        <w:ind w:left="567"/>
-        <w:jc w:val="both"/>
-        <w:rPr>
-          <w:rFonts w:ascii="Arial Narrow" w:eastAsia="Arial Narrow" w:hAnsi="Arial Narrow" w:cs="Arial"/>
+        <w:ind w:left="567" w:hanging="567"/>
+        <w:jc w:val="both"/>
+        <w:rPr>
+          <w:rFonts w:ascii="Arial Narrow" w:eastAsia="Arial Narrow" w:hAnsi="Arial Narrow" w:cs="Arial Narrow"/>
           <w:sz w:val="16"/>
           <w:szCs w:val="16"/>
         </w:rPr>
@@ -6569,7 +7451,7 @@
         <w:ind w:left="567" w:hanging="567"/>
         <w:jc w:val="both"/>
         <w:rPr>
-          <w:rFonts w:ascii="Arial Narrow" w:hAnsi="Arial Narrow" w:cs="Arial"/>
+          <w:rFonts w:ascii="Arial Narrow" w:eastAsia="Arial Narrow" w:hAnsi="Arial Narrow" w:cs="Arial Narrow"/>
           <w:b/>
           <w:sz w:val="16"/>
           <w:szCs w:val="16"/>
@@ -6578,7 +7460,7 @@
       <w:r>
         <w:rPr>
           <w:rStyle w:val="Refdenotaalpie"/>
-          <w:rFonts w:ascii="Arial Narrow" w:hAnsi="Arial Narrow" w:cs="Arial"/>
+          <w:rFonts w:ascii="Arial Narrow" w:eastAsia="Arial Narrow" w:hAnsi="Arial Narrow" w:cs="Arial Narrow"/>
           <w:sz w:val="16"/>
           <w:szCs w:val="16"/>
           <w:vertAlign w:val="superscript"/>
@@ -6587,7 +7469,7 @@
       </w:r>
       <w:r>
         <w:rPr>
-          <w:rFonts w:ascii="Arial Narrow" w:hAnsi="Arial Narrow" w:cs="Arial"/>
+          <w:rFonts w:ascii="Arial Narrow" w:eastAsia="Arial Narrow" w:hAnsi="Arial Narrow" w:cs="Arial Narrow"/>
           <w:sz w:val="16"/>
           <w:szCs w:val="16"/>
         </w:rPr>
@@ -6595,7 +7477,7 @@
       </w:r>
       <w:r>
         <w:rPr>
-          <w:rFonts w:ascii="Arial Narrow" w:hAnsi="Arial Narrow" w:cs="Arial"/>
+          <w:rFonts w:ascii="Arial Narrow" w:eastAsia="Arial Narrow" w:hAnsi="Arial Narrow" w:cs="Arial Narrow"/>
           <w:sz w:val="16"/>
           <w:szCs w:val="16"/>
         </w:rPr>
@@ -6603,7 +7485,7 @@
       </w:r>
       <w:r>
         <w:rPr>
-          <w:rFonts w:ascii="Arial Narrow" w:eastAsia="Arial Narrow" w:hAnsi="Arial Narrow" w:cs="Arial"/>
+          <w:rFonts w:ascii="Arial Narrow" w:eastAsia="Arial Narrow" w:hAnsi="Arial Narrow" w:cs="Arial Narrow"/>
           <w:b/>
           <w:sz w:val="16"/>
           <w:szCs w:val="16"/>
@@ -6612,7 +7494,7 @@
       </w:r>
       <w:r>
         <w:rPr>
-          <w:rFonts w:ascii="Arial Narrow" w:hAnsi="Arial Narrow" w:cs="Arial"/>
+          <w:rFonts w:ascii="Arial Narrow" w:eastAsia="Arial Narrow" w:hAnsi="Arial Narrow" w:cs="Arial Narrow"/>
           <w:b/>
           <w:bCs/>
           <w:sz w:val="16"/>
@@ -6622,7 +7504,7 @@
       </w:r>
       <w:r>
         <w:rPr>
-          <w:rFonts w:ascii="Arial Narrow" w:hAnsi="Arial Narrow" w:cs="Arial"/>
+          <w:rFonts w:ascii="Arial Narrow" w:eastAsia="Arial Narrow" w:hAnsi="Arial Narrow" w:cs="Arial Narrow"/>
           <w:b/>
           <w:sz w:val="16"/>
           <w:szCs w:val="16"/>
@@ -6638,15 +7520,15 @@
         </w:tabs>
         <w:jc w:val="both"/>
         <w:rPr>
-          <w:rFonts w:ascii="Arial Narrow" w:eastAsia="Arial Narrow" w:hAnsi="Arial Narrow" w:cs="Arial"/>
-          <w:b/>
-          <w:sz w:val="16"/>
-          <w:szCs w:val="16"/>
-        </w:rPr>
-      </w:pPr>
-      <w:r>
-        <w:rPr>
-          <w:rFonts w:ascii="Arial Narrow" w:eastAsia="Arial Narrow" w:hAnsi="Arial Narrow" w:cs="Arial"/>
+          <w:rFonts w:ascii="Arial Narrow" w:eastAsia="Arial Narrow" w:hAnsi="Arial Narrow" w:cs="Arial Narrow"/>
+          <w:b/>
+          <w:sz w:val="16"/>
+          <w:szCs w:val="16"/>
+        </w:rPr>
+      </w:pPr>
+      <w:r>
+        <w:rPr>
+          <w:rFonts w:ascii="Arial Narrow" w:eastAsia="Arial Narrow" w:hAnsi="Arial Narrow" w:cs="Arial Narrow"/>
           <w:b/>
           <w:sz w:val="16"/>
           <w:szCs w:val="16"/>
@@ -6663,14 +7545,14 @@
         </w:tabs>
         <w:jc w:val="both"/>
         <w:rPr>
-          <w:rFonts w:ascii="Arial Narrow" w:eastAsia="Arial Narrow" w:hAnsi="Arial Narrow" w:cs="Arial"/>
-          <w:sz w:val="16"/>
-          <w:szCs w:val="16"/>
-        </w:rPr>
-      </w:pPr>
-      <w:r>
-        <w:rPr>
-          <w:rFonts w:ascii="Arial Narrow" w:eastAsia="Arial Narrow" w:hAnsi="Arial Narrow" w:cs="Arial"/>
+          <w:rFonts w:ascii="Arial Narrow" w:eastAsia="Arial Narrow" w:hAnsi="Arial Narrow" w:cs="Arial Narrow"/>
+          <w:sz w:val="16"/>
+          <w:szCs w:val="16"/>
+        </w:rPr>
+      </w:pPr>
+      <w:r>
+        <w:rPr>
+          <w:rFonts w:ascii="Arial Narrow" w:eastAsia="Arial Narrow" w:hAnsi="Arial Narrow" w:cs="Arial Narrow"/>
           <w:sz w:val="16"/>
           <w:szCs w:val="16"/>
         </w:rPr>
@@ -6686,14 +7568,14 @@
         </w:tabs>
         <w:jc w:val="both"/>
         <w:rPr>
-          <w:rFonts w:ascii="Arial Narrow" w:eastAsia="Arial Narrow" w:hAnsi="Arial Narrow" w:cs="Arial"/>
-          <w:sz w:val="16"/>
-          <w:szCs w:val="16"/>
-        </w:rPr>
-      </w:pPr>
-      <w:r>
-        <w:rPr>
-          <w:rFonts w:ascii="Arial Narrow" w:eastAsia="Arial Narrow" w:hAnsi="Arial Narrow" w:cs="Arial"/>
+          <w:rFonts w:ascii="Arial Narrow" w:eastAsia="Arial Narrow" w:hAnsi="Arial Narrow" w:cs="Arial Narrow"/>
+          <w:sz w:val="16"/>
+          <w:szCs w:val="16"/>
+        </w:rPr>
+      </w:pPr>
+      <w:r>
+        <w:rPr>
+          <w:rFonts w:ascii="Arial Narrow" w:eastAsia="Arial Narrow" w:hAnsi="Arial Narrow" w:cs="Arial Narrow"/>
           <w:sz w:val="16"/>
           <w:szCs w:val="16"/>
         </w:rPr>
@@ -6709,14 +7591,14 @@
         </w:tabs>
         <w:jc w:val="both"/>
         <w:rPr>
-          <w:rFonts w:ascii="Arial Narrow" w:eastAsia="Arial Narrow" w:hAnsi="Arial Narrow" w:cs="Arial"/>
-          <w:sz w:val="16"/>
-          <w:szCs w:val="16"/>
-        </w:rPr>
-      </w:pPr>
-      <w:r>
-        <w:rPr>
-          <w:rFonts w:ascii="Arial Narrow" w:eastAsia="Arial Narrow" w:hAnsi="Arial Narrow" w:cs="Arial"/>
+          <w:rFonts w:ascii="Arial Narrow" w:eastAsia="Arial Narrow" w:hAnsi="Arial Narrow" w:cs="Arial Narrow"/>
+          <w:sz w:val="16"/>
+          <w:szCs w:val="16"/>
+        </w:rPr>
+      </w:pPr>
+      <w:r>
+        <w:rPr>
+          <w:rFonts w:ascii="Arial Narrow" w:eastAsia="Arial Narrow" w:hAnsi="Arial Narrow" w:cs="Arial Narrow"/>
           <w:sz w:val="16"/>
           <w:szCs w:val="16"/>
         </w:rPr>
@@ -6733,14 +7615,14 @@
         <w:ind w:left="567"/>
         <w:jc w:val="both"/>
         <w:rPr>
-          <w:rFonts w:ascii="Arial Narrow" w:eastAsia="Arial Narrow" w:hAnsi="Arial Narrow" w:cs="Arial"/>
-          <w:sz w:val="16"/>
-          <w:szCs w:val="16"/>
-        </w:rPr>
-      </w:pPr>
-      <w:r>
-        <w:rPr>
-          <w:rFonts w:ascii="Arial Narrow" w:eastAsia="Arial Narrow" w:hAnsi="Arial Narrow" w:cs="Arial"/>
+          <w:rFonts w:ascii="Arial Narrow" w:eastAsia="Arial Narrow" w:hAnsi="Arial Narrow" w:cs="Arial Narrow"/>
+          <w:sz w:val="16"/>
+          <w:szCs w:val="16"/>
+        </w:rPr>
+      </w:pPr>
+      <w:r>
+        <w:rPr>
+          <w:rFonts w:ascii="Arial Narrow" w:eastAsia="Arial Narrow" w:hAnsi="Arial Narrow" w:cs="Arial Narrow"/>
           <w:sz w:val="16"/>
           <w:szCs w:val="16"/>
         </w:rPr>
@@ -6749,7 +7631,7 @@
       <w:proofErr w:type="spellStart"/>
       <w:r>
         <w:rPr>
-          <w:rFonts w:ascii="Arial Narrow" w:eastAsia="Arial Narrow" w:hAnsi="Arial Narrow" w:cs="Arial"/>
+          <w:rFonts w:ascii="Arial Narrow" w:eastAsia="Arial Narrow" w:hAnsi="Arial Narrow" w:cs="Arial Narrow"/>
           <w:sz w:val="16"/>
           <w:szCs w:val="16"/>
         </w:rPr>
@@ -6758,7 +7640,7 @@
       <w:proofErr w:type="spellEnd"/>
       <w:r>
         <w:rPr>
-          <w:rFonts w:ascii="Arial Narrow" w:eastAsia="Arial Narrow" w:hAnsi="Arial Narrow" w:cs="Arial"/>
+          <w:rFonts w:ascii="Arial Narrow" w:eastAsia="Arial Narrow" w:hAnsi="Arial Narrow" w:cs="Arial Narrow"/>
           <w:sz w:val="16"/>
           <w:szCs w:val="16"/>
         </w:rPr>
@@ -6768,9 +7650,14 @@
     <w:p>
       <w:pPr>
         <w:pStyle w:val="Textonotapie"/>
-        <w:jc w:val="both"/>
-        <w:rPr>
-          <w:rFonts w:ascii="Arial Narrow" w:hAnsi="Arial Narrow" w:cs="Arial"/>
+        <w:tabs>
+          <w:tab w:val="left" w:pos="567"/>
+        </w:tabs>
+        <w:ind w:left="567" w:hanging="567"/>
+        <w:jc w:val="both"/>
+        <w:rPr>
+          <w:rFonts w:ascii="Arial Narrow" w:eastAsia="Arial Narrow" w:hAnsi="Arial Narrow" w:cs="Arial Narrow"/>
+          <w:b/>
           <w:sz w:val="16"/>
           <w:szCs w:val="16"/>
         </w:rPr>
@@ -6787,7 +7674,7 @@
         <w:ind w:left="567" w:hanging="567"/>
         <w:jc w:val="both"/>
         <w:rPr>
-          <w:rFonts w:ascii="Arial Narrow" w:hAnsi="Arial Narrow" w:cs="Arial"/>
+          <w:rFonts w:ascii="Arial Narrow" w:eastAsia="Arial Narrow" w:hAnsi="Arial Narrow" w:cs="Arial Narrow"/>
           <w:b/>
           <w:bCs/>
           <w:sz w:val="16"/>
@@ -6797,7 +7684,7 @@
       <w:r>
         <w:rPr>
           <w:rStyle w:val="Refdenotaalpie"/>
-          <w:rFonts w:ascii="Arial Narrow" w:hAnsi="Arial Narrow" w:cs="Arial"/>
+          <w:rFonts w:ascii="Arial Narrow" w:eastAsia="Arial Narrow" w:hAnsi="Arial Narrow" w:cs="Arial Narrow"/>
           <w:b/>
           <w:bCs/>
           <w:sz w:val="16"/>
@@ -6808,7 +7695,7 @@
       </w:r>
       <w:r>
         <w:rPr>
-          <w:rFonts w:ascii="Arial Narrow" w:hAnsi="Arial Narrow" w:cs="Arial"/>
+          <w:rFonts w:ascii="Arial Narrow" w:eastAsia="Arial Narrow" w:hAnsi="Arial Narrow" w:cs="Arial Narrow"/>
           <w:b/>
           <w:bCs/>
           <w:sz w:val="16"/>
@@ -6818,7 +7705,7 @@
       </w:r>
       <w:r>
         <w:rPr>
-          <w:rFonts w:ascii="Arial Narrow" w:hAnsi="Arial Narrow" w:cs="Arial"/>
+          <w:rFonts w:ascii="Arial Narrow" w:eastAsia="Arial Narrow" w:hAnsi="Arial Narrow" w:cs="Arial Narrow"/>
           <w:b/>
           <w:bCs/>
           <w:sz w:val="16"/>
@@ -6830,7 +7717,7 @@
       <w:proofErr w:type="spellStart"/>
       <w:r>
         <w:rPr>
-          <w:rFonts w:ascii="Arial Narrow" w:hAnsi="Arial Narrow" w:cs="Arial"/>
+          <w:rFonts w:ascii="Arial Narrow" w:eastAsia="Arial Narrow" w:hAnsi="Arial Narrow" w:cs="Arial Narrow"/>
           <w:b/>
           <w:bCs/>
           <w:sz w:val="16"/>
@@ -6841,7 +7728,7 @@
       <w:proofErr w:type="spellEnd"/>
       <w:r>
         <w:rPr>
-          <w:rFonts w:ascii="Arial Narrow" w:hAnsi="Arial Narrow" w:cs="Arial"/>
+          <w:rFonts w:ascii="Arial Narrow" w:eastAsia="Arial Narrow" w:hAnsi="Arial Narrow" w:cs="Arial Narrow"/>
           <w:b/>
           <w:bCs/>
           <w:sz w:val="16"/>
@@ -6857,7 +7744,7 @@
         <w:ind w:left="567"/>
         <w:jc w:val="both"/>
         <w:rPr>
-          <w:rFonts w:ascii="Arial Narrow" w:hAnsi="Arial Narrow" w:cs="Arial"/>
+          <w:rFonts w:ascii="Arial Narrow" w:eastAsia="Arial Narrow" w:hAnsi="Arial Narrow" w:cs="Arial Narrow"/>
           <w:bCs/>
           <w:sz w:val="16"/>
           <w:szCs w:val="16"/>
@@ -6865,7 +7752,7 @@
       </w:pPr>
       <w:r>
         <w:rPr>
-          <w:rFonts w:ascii="Arial Narrow" w:hAnsi="Arial Narrow" w:cs="Arial"/>
+          <w:rFonts w:ascii="Arial Narrow" w:eastAsia="Arial Narrow" w:hAnsi="Arial Narrow" w:cs="Arial Narrow"/>
           <w:b/>
           <w:sz w:val="16"/>
           <w:szCs w:val="16"/>
@@ -6874,7 +7761,7 @@
       </w:r>
       <w:r>
         <w:rPr>
-          <w:rFonts w:ascii="Arial Narrow" w:hAnsi="Arial Narrow" w:cs="Arial"/>
+          <w:rFonts w:ascii="Arial Narrow" w:eastAsia="Arial Narrow" w:hAnsi="Arial Narrow" w:cs="Arial Narrow"/>
           <w:bCs/>
           <w:sz w:val="16"/>
           <w:szCs w:val="16"/>
@@ -6884,12 +7771,16 @@
     </w:p>
     <w:p>
       <w:pPr>
-        <w:pStyle w:val="NormalWeb"/>
-        <w:spacing w:after="0" w:line="240" w:lineRule="auto"/>
-        <w:ind w:left="567"/>
-        <w:jc w:val="both"/>
-        <w:rPr>
-          <w:rFonts w:ascii="Arial Narrow" w:hAnsi="Arial Narrow" w:cs="Arial"/>
+        <w:autoSpaceDE w:val="0"/>
+        <w:autoSpaceDN w:val="0"/>
+        <w:adjustRightInd w:val="0"/>
+        <w:spacing w:after="0" w:line="240" w:lineRule="auto"/>
+        <w:ind w:left="567" w:hanging="567"/>
+        <w:jc w:val="both"/>
+        <w:rPr>
+          <w:rFonts w:ascii="Arial Narrow" w:eastAsia="Arial Narrow" w:hAnsi="Arial Narrow" w:cs="Arial Narrow"/>
+          <w:b/>
+          <w:bCs/>
           <w:sz w:val="16"/>
           <w:szCs w:val="16"/>
         </w:rPr>
@@ -6903,7 +7794,7 @@
         <w:ind w:left="567" w:hanging="567"/>
         <w:jc w:val="both"/>
         <w:rPr>
-          <w:rFonts w:ascii="Arial Narrow" w:hAnsi="Arial Narrow" w:cs="Arial"/>
+          <w:rFonts w:ascii="Arial Narrow" w:eastAsia="Arial Narrow" w:hAnsi="Arial Narrow" w:cs="Arial Narrow"/>
           <w:sz w:val="16"/>
           <w:szCs w:val="16"/>
         </w:rPr>
@@ -6911,7 +7802,7 @@
       <w:r>
         <w:rPr>
           <w:rStyle w:val="Refdenotaalpie"/>
-          <w:rFonts w:ascii="Arial Narrow" w:hAnsi="Arial Narrow" w:cs="Arial"/>
+          <w:rFonts w:ascii="Arial Narrow" w:eastAsia="Arial Narrow" w:hAnsi="Arial Narrow" w:cs="Arial Narrow"/>
           <w:sz w:val="16"/>
           <w:szCs w:val="16"/>
           <w:vertAlign w:val="superscript"/>
@@ -6920,7 +7811,7 @@
       </w:r>
       <w:r>
         <w:rPr>
-          <w:rFonts w:ascii="Arial Narrow" w:hAnsi="Arial Narrow" w:cs="Arial"/>
+          <w:rFonts w:ascii="Arial Narrow" w:eastAsia="Arial Narrow" w:hAnsi="Arial Narrow" w:cs="Arial Narrow"/>
           <w:sz w:val="16"/>
           <w:szCs w:val="16"/>
         </w:rPr>
@@ -6928,7 +7819,7 @@
       </w:r>
       <w:r>
         <w:rPr>
-          <w:rFonts w:ascii="Arial Narrow" w:hAnsi="Arial Narrow" w:cs="Arial"/>
+          <w:rFonts w:ascii="Arial Narrow" w:eastAsia="Arial Narrow" w:hAnsi="Arial Narrow" w:cs="Arial Narrow"/>
           <w:sz w:val="16"/>
           <w:szCs w:val="16"/>
         </w:rPr>
@@ -6936,7 +7827,7 @@
       </w:r>
       <w:r>
         <w:rPr>
-          <w:rFonts w:ascii="Arial Narrow" w:eastAsia="Arial" w:hAnsi="Arial Narrow" w:cs="Arial"/>
+          <w:rFonts w:ascii="Arial Narrow" w:eastAsia="Arial Narrow" w:hAnsi="Arial Narrow" w:cs="Arial Narrow"/>
           <w:b/>
           <w:sz w:val="16"/>
           <w:szCs w:val="16"/>
@@ -6950,7 +7841,7 @@
         <w:ind w:left="1134" w:hanging="567"/>
         <w:jc w:val="both"/>
         <w:rPr>
-          <w:rFonts w:ascii="Arial Narrow" w:hAnsi="Arial Narrow" w:cs="Arial"/>
+          <w:rFonts w:ascii="Arial Narrow" w:eastAsia="Arial Narrow" w:hAnsi="Arial Narrow" w:cs="Arial Narrow"/>
           <w:b/>
           <w:bCs/>
           <w:sz w:val="16"/>
@@ -6959,7 +7850,7 @@
       </w:pPr>
       <w:r>
         <w:rPr>
-          <w:rFonts w:ascii="Arial Narrow" w:hAnsi="Arial Narrow" w:cs="Arial"/>
+          <w:rFonts w:ascii="Arial Narrow" w:eastAsia="Arial Narrow" w:hAnsi="Arial Narrow" w:cs="Arial Narrow"/>
           <w:b/>
           <w:bCs/>
           <w:sz w:val="16"/>
@@ -6974,14 +7865,14 @@
         <w:ind w:left="1134" w:hanging="567"/>
         <w:jc w:val="both"/>
         <w:rPr>
-          <w:rFonts w:ascii="Arial Narrow" w:hAnsi="Arial Narrow" w:cs="Arial"/>
-          <w:sz w:val="16"/>
-          <w:szCs w:val="16"/>
-        </w:rPr>
-      </w:pPr>
-      <w:r>
-        <w:rPr>
-          <w:rFonts w:ascii="Arial Narrow" w:hAnsi="Arial Narrow" w:cs="Arial"/>
+          <w:rFonts w:ascii="Arial Narrow" w:eastAsia="Arial Narrow" w:hAnsi="Arial Narrow" w:cs="Arial Narrow"/>
+          <w:sz w:val="16"/>
+          <w:szCs w:val="16"/>
+        </w:rPr>
+      </w:pPr>
+      <w:r>
+        <w:rPr>
+          <w:rFonts w:ascii="Arial Narrow" w:eastAsia="Arial Narrow" w:hAnsi="Arial Narrow" w:cs="Arial Narrow"/>
           <w:sz w:val="16"/>
           <w:szCs w:val="16"/>
         </w:rPr>
@@ -6989,7 +7880,7 @@
       </w:r>
       <w:r>
         <w:rPr>
-          <w:rFonts w:ascii="Arial Narrow" w:hAnsi="Arial Narrow" w:cs="Arial"/>
+          <w:rFonts w:ascii="Arial Narrow" w:eastAsia="Arial Narrow" w:hAnsi="Arial Narrow" w:cs="Arial Narrow"/>
           <w:sz w:val="16"/>
           <w:szCs w:val="16"/>
         </w:rPr>
@@ -7003,14 +7894,14 @@
         <w:ind w:left="1134"/>
         <w:jc w:val="both"/>
         <w:rPr>
-          <w:rFonts w:ascii="Arial Narrow" w:hAnsi="Arial Narrow" w:cs="Arial"/>
-          <w:sz w:val="16"/>
-          <w:szCs w:val="16"/>
-        </w:rPr>
-      </w:pPr>
-      <w:r>
-        <w:rPr>
-          <w:rFonts w:ascii="Arial Narrow" w:hAnsi="Arial Narrow" w:cs="Arial"/>
+          <w:rFonts w:ascii="Arial Narrow" w:eastAsia="Arial Narrow" w:hAnsi="Arial Narrow" w:cs="Arial Narrow"/>
+          <w:sz w:val="16"/>
+          <w:szCs w:val="16"/>
+        </w:rPr>
+      </w:pPr>
+      <w:r>
+        <w:rPr>
+          <w:rFonts w:ascii="Arial Narrow" w:eastAsia="Arial Narrow" w:hAnsi="Arial Narrow" w:cs="Arial Narrow"/>
           <w:sz w:val="16"/>
           <w:szCs w:val="16"/>
         </w:rPr>
@@ -7018,7 +7909,7 @@
       </w:r>
       <w:r>
         <w:rPr>
-          <w:rFonts w:ascii="Arial Narrow" w:hAnsi="Arial Narrow" w:cs="Arial"/>
+          <w:rFonts w:ascii="Arial Narrow" w:eastAsia="Arial Narrow" w:hAnsi="Arial Narrow" w:cs="Arial Narrow"/>
           <w:sz w:val="16"/>
           <w:szCs w:val="16"/>
         </w:rPr>
@@ -7031,14 +7922,14 @@
         <w:ind w:left="1134"/>
         <w:jc w:val="both"/>
         <w:rPr>
-          <w:rFonts w:ascii="Arial Narrow" w:hAnsi="Arial Narrow" w:cs="Arial"/>
-          <w:sz w:val="16"/>
-          <w:szCs w:val="16"/>
-        </w:rPr>
-      </w:pPr>
-      <w:r>
-        <w:rPr>
-          <w:rFonts w:ascii="Arial Narrow" w:hAnsi="Arial Narrow" w:cs="Arial"/>
+          <w:rFonts w:ascii="Arial Narrow" w:eastAsia="Arial Narrow" w:hAnsi="Arial Narrow" w:cs="Arial Narrow"/>
+          <w:sz w:val="16"/>
+          <w:szCs w:val="16"/>
+        </w:rPr>
+      </w:pPr>
+      <w:r>
+        <w:rPr>
+          <w:rFonts w:ascii="Arial Narrow" w:eastAsia="Arial Narrow" w:hAnsi="Arial Narrow" w:cs="Arial Narrow"/>
           <w:sz w:val="16"/>
           <w:szCs w:val="16"/>
         </w:rPr>
@@ -7048,13 +7939,12 @@
     <w:p>
       <w:pPr>
         <w:pStyle w:val="Textonotapie"/>
-        <w:ind w:left="1134" w:hanging="567"/>
-        <w:jc w:val="both"/>
-        <w:rPr>
-          <w:rFonts w:ascii="Arial Narrow" w:hAnsi="Arial Narrow" w:cs="Arial"/>
-          <w:sz w:val="16"/>
-          <w:szCs w:val="16"/>
-          <w:lang w:val="es-ES"/>
+        <w:ind w:left="567" w:hanging="567"/>
+        <w:jc w:val="both"/>
+        <w:rPr>
+          <w:rFonts w:ascii="Arial Narrow" w:eastAsia="Arial Narrow" w:hAnsi="Arial Narrow" w:cs="Arial Narrow"/>
+          <w:sz w:val="16"/>
+          <w:szCs w:val="16"/>
         </w:rPr>
       </w:pPr>
     </w:p>
@@ -7066,7 +7956,7 @@
         <w:ind w:left="567" w:hanging="567"/>
         <w:jc w:val="both"/>
         <w:rPr>
-          <w:rFonts w:ascii="Arial Narrow" w:hAnsi="Arial Narrow" w:cs="Arial"/>
+          <w:rFonts w:ascii="Arial Narrow" w:eastAsia="Arial Narrow" w:hAnsi="Arial Narrow" w:cs="Arial Narrow"/>
           <w:sz w:val="16"/>
           <w:szCs w:val="16"/>
         </w:rPr>
@@ -7074,7 +7964,7 @@
       <w:r>
         <w:rPr>
           <w:rStyle w:val="Refdenotaalpie"/>
-          <w:rFonts w:ascii="Arial Narrow" w:hAnsi="Arial Narrow" w:cs="Arial"/>
+          <w:rFonts w:ascii="Arial Narrow" w:eastAsia="Arial Narrow" w:hAnsi="Arial Narrow" w:cs="Arial Narrow"/>
           <w:sz w:val="16"/>
           <w:szCs w:val="16"/>
           <w:vertAlign w:val="superscript"/>
@@ -7083,7 +7973,7 @@
       </w:r>
       <w:r>
         <w:rPr>
-          <w:rFonts w:ascii="Arial Narrow" w:hAnsi="Arial Narrow" w:cs="Arial"/>
+          <w:rFonts w:ascii="Arial Narrow" w:eastAsia="Arial Narrow" w:hAnsi="Arial Narrow" w:cs="Arial Narrow"/>
           <w:sz w:val="16"/>
           <w:szCs w:val="16"/>
         </w:rPr>
@@ -7091,7 +7981,7 @@
       </w:r>
       <w:r>
         <w:rPr>
-          <w:rFonts w:ascii="Arial Narrow" w:hAnsi="Arial Narrow" w:cs="Arial"/>
+          <w:rFonts w:ascii="Arial Narrow" w:eastAsia="Arial Narrow" w:hAnsi="Arial Narrow" w:cs="Arial Narrow"/>
           <w:sz w:val="16"/>
           <w:szCs w:val="16"/>
         </w:rPr>
@@ -7099,7 +7989,7 @@
       </w:r>
       <w:r>
         <w:rPr>
-          <w:rFonts w:ascii="Arial Narrow" w:hAnsi="Arial Narrow" w:cs="Arial"/>
+          <w:rFonts w:ascii="Arial Narrow" w:eastAsia="Arial Narrow" w:hAnsi="Arial Narrow" w:cs="Arial Narrow"/>
           <w:sz w:val="16"/>
           <w:szCs w:val="16"/>
         </w:rPr>
@@ -7107,7 +7997,7 @@
       </w:r>
       <w:r>
         <w:rPr>
-          <w:rFonts w:ascii="Arial Narrow" w:hAnsi="Arial Narrow" w:cs="Arial"/>
+          <w:rFonts w:ascii="Arial Narrow" w:eastAsia="Arial Narrow" w:hAnsi="Arial Narrow" w:cs="Arial Narrow"/>
           <w:sz w:val="16"/>
           <w:szCs w:val="16"/>
         </w:rPr>
@@ -7115,7 +8005,7 @@
       </w:r>
       <w:r>
         <w:rPr>
-          <w:rFonts w:ascii="Arial Narrow" w:hAnsi="Arial Narrow" w:cs="Arial"/>
+          <w:rFonts w:ascii="Arial Narrow" w:eastAsia="Arial Narrow" w:hAnsi="Arial Narrow" w:cs="Arial Narrow"/>
           <w:sz w:val="16"/>
           <w:szCs w:val="16"/>
         </w:rPr>
@@ -7124,7 +8014,7 @@
       <w:proofErr w:type="spellStart"/>
       <w:r>
         <w:rPr>
-          <w:rFonts w:ascii="Arial Narrow" w:hAnsi="Arial Narrow" w:cs="Arial"/>
+          <w:rFonts w:ascii="Arial Narrow" w:eastAsia="Arial Narrow" w:hAnsi="Arial Narrow" w:cs="Arial Narrow"/>
           <w:sz w:val="16"/>
           <w:szCs w:val="16"/>
         </w:rPr>
@@ -7133,7 +8023,7 @@
       <w:proofErr w:type="spellEnd"/>
       <w:r>
         <w:rPr>
-          <w:rFonts w:ascii="Arial Narrow" w:hAnsi="Arial Narrow" w:cs="Arial"/>
+          <w:rFonts w:ascii="Arial Narrow" w:eastAsia="Arial Narrow" w:hAnsi="Arial Narrow" w:cs="Arial Narrow"/>
           <w:sz w:val="16"/>
           <w:szCs w:val="16"/>
         </w:rPr>
@@ -7142,7 +8032,7 @@
       <w:proofErr w:type="spellStart"/>
       <w:r>
         <w:rPr>
-          <w:rFonts w:ascii="Arial Narrow" w:hAnsi="Arial Narrow" w:cs="Arial"/>
+          <w:rFonts w:ascii="Arial Narrow" w:eastAsia="Arial Narrow" w:hAnsi="Arial Narrow" w:cs="Arial Narrow"/>
           <w:sz w:val="16"/>
           <w:szCs w:val="16"/>
         </w:rPr>
@@ -7151,7 +8041,7 @@
       <w:proofErr w:type="spellEnd"/>
       <w:r>
         <w:rPr>
-          <w:rFonts w:ascii="Arial Narrow" w:hAnsi="Arial Narrow" w:cs="Arial"/>
+          <w:rFonts w:ascii="Arial Narrow" w:eastAsia="Arial Narrow" w:hAnsi="Arial Narrow" w:cs="Arial Narrow"/>
           <w:sz w:val="16"/>
           <w:szCs w:val="16"/>
         </w:rPr>
@@ -7160,7 +8050,7 @@
       <w:proofErr w:type="spellStart"/>
       <w:r>
         <w:rPr>
-          <w:rFonts w:ascii="Arial Narrow" w:hAnsi="Arial Narrow" w:cs="Arial"/>
+          <w:rFonts w:ascii="Arial Narrow" w:eastAsia="Arial Narrow" w:hAnsi="Arial Narrow" w:cs="Arial Narrow"/>
           <w:sz w:val="16"/>
           <w:szCs w:val="16"/>
         </w:rPr>
@@ -7169,7 +8059,7 @@
       <w:proofErr w:type="spellEnd"/>
       <w:r>
         <w:rPr>
-          <w:rFonts w:ascii="Arial Narrow" w:hAnsi="Arial Narrow" w:cs="Arial"/>
+          <w:rFonts w:ascii="Arial Narrow" w:eastAsia="Arial Narrow" w:hAnsi="Arial Narrow" w:cs="Arial Narrow"/>
           <w:sz w:val="16"/>
           <w:szCs w:val="16"/>
         </w:rPr>
@@ -7177,7 +8067,7 @@
       </w:r>
       <w:r>
         <w:rPr>
-          <w:rFonts w:ascii="Arial Narrow" w:hAnsi="Arial Narrow" w:cs="Arial"/>
+          <w:rFonts w:ascii="Arial Narrow" w:eastAsia="Arial Narrow" w:hAnsi="Arial Narrow" w:cs="Arial Narrow"/>
           <w:sz w:val="16"/>
           <w:szCs w:val="16"/>
         </w:rPr>
@@ -7185,7 +8075,7 @@
       </w:r>
       <w:r>
         <w:rPr>
-          <w:rFonts w:ascii="Arial Narrow" w:hAnsi="Arial Narrow" w:cs="Arial"/>
+          <w:rFonts w:ascii="Arial Narrow" w:eastAsia="Arial Narrow" w:hAnsi="Arial Narrow" w:cs="Arial Narrow"/>
           <w:sz w:val="16"/>
           <w:szCs w:val="16"/>
         </w:rPr>
@@ -7193,7 +8083,7 @@
       </w:r>
       <w:r>
         <w:rPr>
-          <w:rFonts w:ascii="Arial Narrow" w:hAnsi="Arial Narrow" w:cs="Arial"/>
+          <w:rFonts w:ascii="Arial Narrow" w:eastAsia="Arial Narrow" w:hAnsi="Arial Narrow" w:cs="Arial Narrow"/>
           <w:sz w:val="16"/>
           <w:szCs w:val="16"/>
         </w:rPr>
@@ -7206,7 +8096,7 @@
         <w:ind w:left="567" w:hanging="567"/>
         <w:jc w:val="both"/>
         <w:rPr>
-          <w:rFonts w:ascii="Arial Narrow" w:hAnsi="Arial Narrow" w:cs="Arial"/>
+          <w:rFonts w:ascii="Arial Narrow" w:eastAsia="Arial Narrow" w:hAnsi="Arial Narrow" w:cs="Arial Narrow"/>
           <w:sz w:val="16"/>
           <w:szCs w:val="16"/>
         </w:rPr>

--- a/plantillas_maestras/02_seguro_vida/negativa_cobertura/2_o_mas_ddos_varios/sucesion_intestada/TPL_1730_2025_SEGURO_VIDA_NEGATIVA_COBERTURA_ASEGURADORA_SUCESION_INTESTADA_R1.docx
+++ b/plantillas_maestras/02_seguro_vida/negativa_cobertura/2_o_mas_ddos_varios/sucesion_intestada/TPL_1730_2025_SEGURO_VIDA_NEGATIVA_COBERTURA_ASEGURADORA_SUCESION_INTESTADA_R1.docx
@@ -685,167 +685,7 @@
           <w:lang w:val="es-ES" w:eastAsia="es-ES"/>
           <w14:ligatures w14:val="none"/>
         </w:rPr>
-        <w:t xml:space="preserve">Mediante el escrito del 21 de julio de 2025, la [APELLIDO] denunció a Mapfre por presuntas infracciones a la Ley 29571, Código de Protección y Defensa del Consumidor (en adelante, Código), señalando lo siguiente:</w:t>
-      </w:r>
-      <w:r>
-        <w:rPr>
-          <w:rFonts w:ascii="Arial Narrow" w:eastAsia="Arial Narrow" w:hAnsi="Arial Narrow" w:cs="Arial Narrow"/>
-          <w:color w:val="000000"/>
-          <w:kern w:val="0"/>
-          <w:sz w:val="22"/>
-          <w:szCs w:val="22"/>
-          <w:lang w:val="es-ES" w:eastAsia="es-ES"/>
-          <w14:ligatures w14:val="none"/>
-        </w:rPr>
-        <w:t xml:space="preserve"/>
-      </w:r>
-      <w:r>
-        <w:rPr>
-          <w:rFonts w:ascii="Arial Narrow" w:eastAsia="Arial Narrow" w:hAnsi="Arial Narrow" w:cs="Arial Narrow"/>
-          <w:color w:val="000000"/>
-          <w:kern w:val="0"/>
-          <w:sz w:val="22"/>
-          <w:szCs w:val="22"/>
-          <w:lang w:val="es-ES" w:eastAsia="es-ES"/>
-          <w14:ligatures w14:val="none"/>
-        </w:rPr>
-        <w:t/>
-      </w:r>
-      <w:r>
-        <w:rPr>
-          <w:rFonts w:ascii="Arial Narrow" w:eastAsia="Arial Narrow" w:hAnsi="Arial Narrow" w:cs="Arial Narrow"/>
-          <w:color w:val="000000"/>
-          <w:kern w:val="0"/>
-          <w:sz w:val="22"/>
-          <w:szCs w:val="22"/>
-          <w:lang w:val="es-ES" w:eastAsia="es-ES"/>
-          <w14:ligatures w14:val="none"/>
-        </w:rPr>
-        <w:t xml:space="preserve"/>
-      </w:r>
-      <w:r>
-        <w:rPr>
-          <w:rFonts w:ascii="Arial Narrow" w:eastAsia="Arial Narrow" w:hAnsi="Arial Narrow" w:cs="Arial Narrow"/>
-          <w:color w:val="000000"/>
-          <w:kern w:val="0"/>
-          <w:sz w:val="22"/>
-          <w:szCs w:val="22"/>
-          <w:lang w:val="es-ES" w:eastAsia="es-ES"/>
-          <w14:ligatures w14:val="none"/>
-        </w:rPr>
-        <w:t/>
-      </w:r>
-      <w:r>
-        <w:rPr>
-          <w:rFonts w:ascii="Arial Narrow" w:eastAsia="Arial Narrow" w:hAnsi="Arial Narrow" w:cs="Arial Narrow"/>
-          <w:color w:val="000000"/>
-          <w:kern w:val="0"/>
-          <w:sz w:val="22"/>
-          <w:szCs w:val="22"/>
-          <w:lang w:val="es-ES" w:eastAsia="es-ES"/>
-          <w14:ligatures w14:val="none"/>
-        </w:rPr>
-        <w:t xml:space="preserve"/>
-      </w:r>
-      <w:r>
-        <w:rPr>
-          <w:rFonts w:ascii="Arial Narrow" w:eastAsia="Arial Narrow" w:hAnsi="Arial Narrow" w:cs="Arial Narrow"/>
-          <w:color w:val="000000"/>
-          <w:kern w:val="0"/>
-          <w:sz w:val="22"/>
-          <w:szCs w:val="22"/>
-          <w:lang w:val="es-ES" w:eastAsia="es-ES"/>
-          <w14:ligatures w14:val="none"/>
-        </w:rPr>
-        <w:t/>
-      </w:r>
-      <w:r>
-        <w:rPr>
-          <w:rFonts w:ascii="Arial Narrow" w:eastAsia="Arial Narrow" w:hAnsi="Arial Narrow" w:cs="Arial Narrow"/>
-          <w:kern w:val="0"/>
-          <w14:ligatures w14:val="none"/>
-          <w:sz w:val="22"/>
-          <w:szCs w:val="22"/>
-        </w:rPr>
-        <w:t xml:space="preserve"/>
-      </w:r>
-      <w:r>
-        <w:rPr>
-          <w:rFonts w:ascii="Arial Narrow" w:eastAsia="Arial Narrow" w:hAnsi="Arial Narrow" w:cs="Arial Narrow"/>
-          <w:kern w:val="0"/>
-          <w14:ligatures w14:val="none"/>
-          <w:sz w:val="22"/>
-          <w:szCs w:val="22"/>
-        </w:rPr>
-        <w:t xml:space="preserve"/>
-      </w:r>
-      <w:r>
-        <w:rPr>
-          <w:rFonts w:ascii="Arial Narrow" w:eastAsia="Arial Narrow" w:hAnsi="Arial Narrow" w:cs="Arial Narrow"/>
-          <w:kern w:val="0"/>
-          <w14:ligatures w14:val="none"/>
-          <w:sz w:val="22"/>
-          <w:szCs w:val="22"/>
-        </w:rPr>
-        <w:t xml:space="preserve"/>
-      </w:r>
-      <w:r>
-        <w:rPr>
-          <w:rFonts w:ascii="Arial Narrow" w:eastAsia="Arial Narrow" w:hAnsi="Arial Narrow" w:cs="Arial Narrow"/>
-          <w:kern w:val="0"/>
-          <w14:ligatures w14:val="none"/>
-          <w:sz w:val="22"/>
-          <w:szCs w:val="22"/>
-        </w:rPr>
-        <w:t/>
-      </w:r>
-      <w:r>
-        <w:rPr>
-          <w:rFonts w:ascii="Arial Narrow" w:eastAsia="Arial Narrow" w:hAnsi="Arial Narrow" w:cs="Arial Narrow"/>
-          <w:color w:val="000000"/>
-          <w:kern w:val="0"/>
-          <w:sz w:val="22"/>
-          <w:szCs w:val="22"/>
-          <w:lang w:val="es-ES" w:eastAsia="es-ES"/>
-          <w14:ligatures w14:val="none"/>
-        </w:rPr>
-        <w:t xml:space="preserve"/>
-      </w:r>
-      <w:r>
-        <w:rPr>
-          <w:rFonts w:ascii="Arial Narrow" w:eastAsia="Arial Narrow" w:hAnsi="Arial Narrow" w:cs="Arial Narrow"/>
-          <w:color w:val="000000"/>
-          <w:kern w:val="0"/>
-          <w:sz w:val="22"/>
-          <w:szCs w:val="22"/>
-          <w:lang w:val="es-ES" w:eastAsia="es-ES"/>
-          <w14:ligatures w14:val="none"/>
-        </w:rPr>
-        <w:t/>
-      </w:r>
-      <w:r>
-        <w:rPr>
-          <w:rFonts w:ascii="Arial Narrow" w:eastAsia="Arial Narrow" w:hAnsi="Arial Narrow" w:cs="Arial Narrow"/>
-          <w:color w:val="000000"/>
-          <w:kern w:val="0"/>
-          <w:sz w:val="22"/>
-          <w:szCs w:val="22"/>
-          <w:lang w:val="es-ES" w:eastAsia="es-ES"/>
-          <w14:ligatures w14:val="none"/>
-        </w:rPr>
-        <w:t xml:space="preserve"/>
-      </w:r>
-      <w:r>
-        <w:rPr>
-          <w:rFonts w:ascii="Arial Narrow" w:eastAsia="Arial Narrow" w:hAnsi="Arial Narrow" w:cs="Arial Narrow"/>
-          <w:color w:val="000000"/>
-          <w:kern w:val="0"/>
-          <w:sz w:val="22"/>
-          <w:szCs w:val="22"/>
-          <w:lang w:val="es-ES" w:eastAsia="es-ES"/>
-          <w14:ligatures w14:val="none"/>
-        </w:rPr>
-        <w:t/>
+        <w:t xml:space="preserve">Mediante el escrito del 21 de julio de 2025, la [APELLIDO] denunció a Mapfre por presuntas infracciones a la Ley 29571, Código de Protección y Defensa del Consumidor</w:t>
       </w:r>
       <w:r>
         <w:rPr>
@@ -859,7 +699,179 @@
           <w:lang w:val="es-ES" w:eastAsia="es-ES"/>
           <w14:ligatures w14:val="none"/>
         </w:rPr>
-        <w:footnoteReference w:id="2"/>
+        <w:footnoteReference w:id="1"/>
+      </w:r>
+      <w:r>
+        <w:rPr>
+          <w:rFonts w:ascii="Arial Narrow" w:eastAsia="Arial Narrow" w:hAnsi="Arial Narrow" w:cs="Arial Narrow"/>
+          <w:color w:val="000000"/>
+          <w:kern w:val="0"/>
+          <w:sz w:val="22"/>
+          <w:szCs w:val="22"/>
+          <w:lang w:val="es-ES" w:eastAsia="es-ES"/>
+          <w14:ligatures w14:val="none"/>
+        </w:rPr>
+        <w:t xml:space="preserve"> (en adelante, Código), señalando lo siguiente:</w:t>
+      </w:r>
+      <w:r>
+        <w:rPr>
+          <w:rFonts w:ascii="Arial Narrow" w:eastAsia="Arial Narrow" w:hAnsi="Arial Narrow" w:cs="Arial Narrow"/>
+          <w:color w:val="000000"/>
+          <w:kern w:val="0"/>
+          <w:sz w:val="22"/>
+          <w:szCs w:val="22"/>
+          <w:lang w:val="es-ES" w:eastAsia="es-ES"/>
+          <w14:ligatures w14:val="none"/>
+        </w:rPr>
+        <w:t xml:space="preserve"/>
+      </w:r>
+      <w:r>
+        <w:rPr>
+          <w:rFonts w:ascii="Arial Narrow" w:eastAsia="Arial Narrow" w:hAnsi="Arial Narrow" w:cs="Arial Narrow"/>
+          <w:color w:val="000000"/>
+          <w:kern w:val="0"/>
+          <w:sz w:val="22"/>
+          <w:szCs w:val="22"/>
+          <w:lang w:val="es-ES" w:eastAsia="es-ES"/>
+          <w14:ligatures w14:val="none"/>
+        </w:rPr>
+        <w:t/>
+      </w:r>
+      <w:r>
+        <w:rPr>
+          <w:rFonts w:ascii="Arial Narrow" w:eastAsia="Arial Narrow" w:hAnsi="Arial Narrow" w:cs="Arial Narrow"/>
+          <w:color w:val="000000"/>
+          <w:kern w:val="0"/>
+          <w:sz w:val="22"/>
+          <w:szCs w:val="22"/>
+          <w:lang w:val="es-ES" w:eastAsia="es-ES"/>
+          <w14:ligatures w14:val="none"/>
+        </w:rPr>
+        <w:t xml:space="preserve"/>
+      </w:r>
+      <w:r>
+        <w:rPr>
+          <w:rFonts w:ascii="Arial Narrow" w:eastAsia="Arial Narrow" w:hAnsi="Arial Narrow" w:cs="Arial Narrow"/>
+          <w:color w:val="000000"/>
+          <w:kern w:val="0"/>
+          <w:sz w:val="22"/>
+          <w:szCs w:val="22"/>
+          <w:lang w:val="es-ES" w:eastAsia="es-ES"/>
+          <w14:ligatures w14:val="none"/>
+        </w:rPr>
+        <w:t/>
+      </w:r>
+      <w:r>
+        <w:rPr>
+          <w:rFonts w:ascii="Arial Narrow" w:eastAsia="Arial Narrow" w:hAnsi="Arial Narrow" w:cs="Arial Narrow"/>
+          <w:color w:val="000000"/>
+          <w:kern w:val="0"/>
+          <w:sz w:val="22"/>
+          <w:szCs w:val="22"/>
+          <w:lang w:val="es-ES" w:eastAsia="es-ES"/>
+          <w14:ligatures w14:val="none"/>
+        </w:rPr>
+        <w:t xml:space="preserve"/>
+      </w:r>
+      <w:r>
+        <w:rPr>
+          <w:rFonts w:ascii="Arial Narrow" w:eastAsia="Arial Narrow" w:hAnsi="Arial Narrow" w:cs="Arial Narrow"/>
+          <w:color w:val="000000"/>
+          <w:kern w:val="0"/>
+          <w:sz w:val="22"/>
+          <w:szCs w:val="22"/>
+          <w:lang w:val="es-ES" w:eastAsia="es-ES"/>
+          <w14:ligatures w14:val="none"/>
+        </w:rPr>
+        <w:t/>
+      </w:r>
+      <w:r>
+        <w:rPr>
+          <w:rFonts w:ascii="Arial Narrow" w:eastAsia="Arial Narrow" w:hAnsi="Arial Narrow" w:cs="Arial Narrow"/>
+          <w:kern w:val="0"/>
+          <w14:ligatures w14:val="none"/>
+          <w:sz w:val="22"/>
+          <w:szCs w:val="22"/>
+        </w:rPr>
+        <w:t xml:space="preserve"/>
+      </w:r>
+      <w:r>
+        <w:rPr>
+          <w:rFonts w:ascii="Arial Narrow" w:eastAsia="Arial Narrow" w:hAnsi="Arial Narrow" w:cs="Arial Narrow"/>
+          <w:kern w:val="0"/>
+          <w14:ligatures w14:val="none"/>
+          <w:sz w:val="22"/>
+          <w:szCs w:val="22"/>
+        </w:rPr>
+        <w:t xml:space="preserve"/>
+      </w:r>
+      <w:r>
+        <w:rPr>
+          <w:rFonts w:ascii="Arial Narrow" w:eastAsia="Arial Narrow" w:hAnsi="Arial Narrow" w:cs="Arial Narrow"/>
+          <w:kern w:val="0"/>
+          <w14:ligatures w14:val="none"/>
+          <w:sz w:val="22"/>
+          <w:szCs w:val="22"/>
+        </w:rPr>
+        <w:t xml:space="preserve"/>
+      </w:r>
+      <w:r>
+        <w:rPr>
+          <w:rFonts w:ascii="Arial Narrow" w:eastAsia="Arial Narrow" w:hAnsi="Arial Narrow" w:cs="Arial Narrow"/>
+          <w:kern w:val="0"/>
+          <w14:ligatures w14:val="none"/>
+          <w:sz w:val="22"/>
+          <w:szCs w:val="22"/>
+        </w:rPr>
+        <w:t/>
+      </w:r>
+      <w:r>
+        <w:rPr>
+          <w:rFonts w:ascii="Arial Narrow" w:eastAsia="Arial Narrow" w:hAnsi="Arial Narrow" w:cs="Arial Narrow"/>
+          <w:color w:val="000000"/>
+          <w:kern w:val="0"/>
+          <w:sz w:val="22"/>
+          <w:szCs w:val="22"/>
+          <w:lang w:val="es-ES" w:eastAsia="es-ES"/>
+          <w14:ligatures w14:val="none"/>
+        </w:rPr>
+        <w:t xml:space="preserve"/>
+      </w:r>
+      <w:r>
+        <w:rPr>
+          <w:rFonts w:ascii="Arial Narrow" w:eastAsia="Arial Narrow" w:hAnsi="Arial Narrow" w:cs="Arial Narrow"/>
+          <w:color w:val="000000"/>
+          <w:kern w:val="0"/>
+          <w:sz w:val="22"/>
+          <w:szCs w:val="22"/>
+          <w:lang w:val="es-ES" w:eastAsia="es-ES"/>
+          <w14:ligatures w14:val="none"/>
+        </w:rPr>
+        <w:t/>
+      </w:r>
+      <w:r>
+        <w:rPr>
+          <w:rFonts w:ascii="Arial Narrow" w:eastAsia="Arial Narrow" w:hAnsi="Arial Narrow" w:cs="Arial Narrow"/>
+          <w:color w:val="000000"/>
+          <w:kern w:val="0"/>
+          <w:sz w:val="22"/>
+          <w:szCs w:val="22"/>
+          <w:lang w:val="es-ES" w:eastAsia="es-ES"/>
+          <w14:ligatures w14:val="none"/>
+        </w:rPr>
+        <w:t xml:space="preserve"/>
+      </w:r>
+      <w:r>
+        <w:rPr>
+          <w:rFonts w:ascii="Arial Narrow" w:eastAsia="Arial Narrow" w:hAnsi="Arial Narrow" w:cs="Arial Narrow"/>
+          <w:color w:val="000000"/>
+          <w:kern w:val="0"/>
+          <w:sz w:val="22"/>
+          <w:szCs w:val="22"/>
+          <w:lang w:val="es-ES" w:eastAsia="es-ES"/>
+          <w14:ligatures w14:val="none"/>
+        </w:rPr>
+        <w:t/>
       </w:r>
       <w:r>
         <w:rPr>
@@ -2530,7 +2542,7 @@
           <w:szCs w:val="22"/>
           <w:vertAlign w:val="superscript"/>
         </w:rPr>
-        <w:footnoteReference w:id="3"/>
+        <w:footnoteReference w:id="2"/>
       </w:r>
       <w:r>
         <w:rPr>
@@ -2600,7 +2612,7 @@
           <w:vertAlign w:val="superscript"/>
           <w14:ligatures w14:val="none"/>
         </w:rPr>
-        <w:footnoteReference w:id="4"/>
+        <w:footnoteReference w:id="3"/>
       </w:r>
       <w:r>
         <w:rPr>
@@ -3004,7 +3016,19 @@
           <w:lang w:eastAsia="es-PE"/>
           <w14:ligatures w14:val="none"/>
         </w:rPr>
-        <w:t xml:space="preserve">PRIMERO: admitir a trámite la denuncia del 21 de julio de 2025 interpuesta por la [DENUNCIANTE] contra Mapfre Perú Compañía de Seguros y Reaseguros S.A., por la presunta infracción a los artículos 18 y 19 de la Ley 29571, Código de Protección y Defensa del Consumidor, en tanto la compañía aseguradora se habría negado injustificadamente a otorgar a la denunciante la cobertura del Seguro de Vida - de la Póliza 610221016376 por el fallecimiento de su hijo el 27 de julio de 2024.</w:t>
+        <w:t xml:space="preserve">PRIMERO:</w:t>
+      </w:r>
+      <w:r>
+        <w:rPr>
+          <w:rFonts w:ascii="Arial Narrow" w:eastAsia="Arial Narrow" w:hAnsi="Arial Narrow" w:cs="Arial Narrow"/>
+          <w:color w:val="000000"/>
+          <w:kern w:val="0"/>
+          <w:sz w:val="22"/>
+          <w:szCs w:val="22"/>
+          <w:lang w:eastAsia="es-PE"/>
+          <w14:ligatures w14:val="none"/>
+        </w:rPr>
+        <w:t xml:space="preserve"> admitir a trámite la denuncia del 21 de julio de 2025 interpuesta por la [DENUNCIANTE] contra Mapfre Perú Compañía de Seguros y Reaseguros S.A., por la presunta infracción a los artículos 18 y 19 de la Ley 29571, Código de Protección y Defensa del Consumidor, en tanto la compañía aseguradora se habría negado injustificadamente a otorgar a la denunciante la cobertura del Seguro de Vida - de la Póliza 610221016376 por el fallecimiento de su hijo el 27 de julio de 2024.</w:t>
       </w:r>
       <w:r>
         <w:rPr>
@@ -3083,7 +3107,6 @@
       <w:r>
         <w:rPr>
           <w:rFonts w:ascii="Arial Narrow" w:eastAsia="Arial Narrow" w:hAnsi="Arial Narrow" w:cs="Arial Narrow"/>
-          <w:bCs/>
           <w:spacing w:val="-3"/>
           <w:kern w:val="0"/>
           <w14:ligatures w14:val="none"/>
@@ -3096,7 +3119,6 @@
       <w:r>
         <w:rPr>
           <w:rFonts w:ascii="Arial Narrow" w:eastAsia="Arial Narrow" w:hAnsi="Arial Narrow" w:cs="Arial Narrow"/>
-          <w:bCs/>
           <w:spacing w:val="-3"/>
           <w:kern w:val="0"/>
           <w14:ligatures w14:val="none"/>
@@ -3109,7 +3131,6 @@
       <w:r>
         <w:rPr>
           <w:rFonts w:ascii="Arial Narrow" w:eastAsia="Arial Narrow" w:hAnsi="Arial Narrow" w:cs="Arial Narrow"/>
-          <w:bCs/>
           <w:spacing w:val="-3"/>
           <w:kern w:val="0"/>
           <w14:ligatures w14:val="none"/>
@@ -3121,7 +3142,6 @@
       <w:r>
         <w:rPr>
           <w:rFonts w:ascii="Arial Narrow" w:eastAsia="Arial Narrow" w:hAnsi="Arial Narrow" w:cs="Arial Narrow"/>
-          <w:bCs/>
           <w:spacing w:val="-3"/>
           <w:kern w:val="0"/>
           <w14:ligatures w14:val="none"/>
@@ -3133,7 +3153,6 @@
       <w:r>
         <w:rPr>
           <w:rFonts w:ascii="Arial Narrow" w:eastAsia="Arial Narrow" w:hAnsi="Arial Narrow" w:cs="Arial Narrow"/>
-          <w:bCs/>
           <w:spacing w:val="-3"/>
           <w:kern w:val="0"/>
           <w14:ligatures w14:val="none"/>
@@ -3158,7 +3177,6 @@
       <w:r>
         <w:rPr>
           <w:rFonts w:ascii="Arial Narrow" w:eastAsia="Arial Narrow" w:hAnsi="Arial Narrow" w:cs="Arial Narrow"/>
-          <w:bCs/>
           <w:sz w:val="22"/>
           <w:szCs w:val="22"/>
         </w:rPr>
@@ -3580,7 +3598,19 @@
           <w:lang w:eastAsia="es-PE"/>
           <w14:ligatures w14:val="none"/>
         </w:rPr>
-        <w:t xml:space="preserve">TERCERO: </w:t>
+        <w:t xml:space="preserve">TERCERO:</w:t>
+      </w:r>
+      <w:r>
+        <w:rPr>
+          <w:rFonts w:ascii="Arial Narrow" w:eastAsia="Arial Narrow" w:hAnsi="Arial Narrow" w:cs="Arial Narrow"/>
+          <w:color w:val="000000"/>
+          <w:kern w:val="0"/>
+          <w:sz w:val="22"/>
+          <w:szCs w:val="22"/>
+          <w:lang w:eastAsia="es-PE"/>
+          <w14:ligatures w14:val="none"/>
+        </w:rPr>
+        <w:t xml:space="preserve"> </w:t>
       </w:r>
       <w:r>
         <w:rPr>
@@ -3597,7 +3627,6 @@
       <w:r>
         <w:rPr>
           <w:rFonts w:ascii="Arial Narrow" w:eastAsia="Arial Narrow" w:hAnsi="Arial Narrow" w:cs="Arial Narrow"/>
-          <w:bCs/>
           <w:sz w:val="22"/>
           <w:szCs w:val="22"/>
         </w:rPr>
@@ -3840,63 +3869,63 @@
           <w:vertAlign w:val="superscript"/>
           <w14:ligatures w14:val="none"/>
         </w:rPr>
+        <w:footnoteReference w:id="4"/>
+      </w:r>
+      <w:r>
+        <w:rPr>
+          <w:rFonts w:ascii="Arial Narrow" w:eastAsia="Arial Narrow" w:hAnsi="Arial Narrow" w:cs="Arial Narrow"/>
+          <w:kern w:val="0"/>
+          <w14:ligatures w14:val="none"/>
+          <w:sz w:val="22"/>
+          <w:szCs w:val="22"/>
+        </w:rPr>
+        <w:t>. Ello, a fin de que la Comisión pueda meritar dicha documentación, conforme lo establece el artículo 110</w:t>
+      </w:r>
+      <w:r>
+        <w:rPr>
+          <w:rFonts w:ascii="Arial Narrow" w:eastAsia="Arial Narrow" w:hAnsi="Arial Narrow" w:cs="Arial Narrow"/>
+          <w:color w:val="000000"/>
+          <w:kern w:val="0"/>
+          <w:sz w:val="22"/>
+          <w:szCs w:val="22"/>
+          <w:lang w:eastAsia="es-PE"/>
+          <w14:ligatures w14:val="none"/>
+        </w:rPr>
+        <w:t/>
+      </w:r>
+      <w:r>
+        <w:rPr>
+          <w:rFonts w:ascii="Arial Narrow" w:eastAsia="Arial Narrow" w:hAnsi="Arial Narrow" w:cs="Arial Narrow"/>
+          <w:kern w:val="0"/>
+          <w14:ligatures w14:val="none"/>
+          <w:sz w:val="22"/>
+          <w:szCs w:val="22"/>
+        </w:rPr>
+        <w:t xml:space="preserve"> del </w:t>
+      </w:r>
+      <w:r>
+        <w:rPr>
+          <w:rFonts w:ascii="Arial Narrow" w:eastAsia="Arial Narrow" w:hAnsi="Arial Narrow" w:cs="Arial Narrow"/>
+          <w:spacing w:val="-2"/>
+          <w:kern w:val="0"/>
+          <w14:ligatures w14:val="none"/>
+          <w:sz w:val="22"/>
+          <w:szCs w:val="22"/>
+        </w:rPr>
+        <w:t>Código</w:t>
+      </w:r>
+      <w:r>
+        <w:rPr>
+          <w:rStyle w:val="Refdenotaalpie"/>
+          <w:rFonts w:ascii="Arial Narrow" w:eastAsia="Arial Narrow" w:hAnsi="Arial Narrow" w:cs="Arial Narrow"/>
+          <w:spacing w:val="-2"/>
+          <w:kern w:val="0"/>
+          <w:sz w:val="22"/>
+          <w:szCs w:val="22"/>
+          <w:vertAlign w:val="superscript"/>
+          <w14:ligatures w14:val="none"/>
+        </w:rPr>
         <w:footnoteReference w:id="5"/>
-      </w:r>
-      <w:r>
-        <w:rPr>
-          <w:rFonts w:ascii="Arial Narrow" w:eastAsia="Arial Narrow" w:hAnsi="Arial Narrow" w:cs="Arial Narrow"/>
-          <w:kern w:val="0"/>
-          <w14:ligatures w14:val="none"/>
-          <w:sz w:val="22"/>
-          <w:szCs w:val="22"/>
-        </w:rPr>
-        <w:t>. Ello, a fin de que la Comisión pueda meritar dicha documentación, conforme lo establece el artículo 110</w:t>
-      </w:r>
-      <w:r>
-        <w:rPr>
-          <w:rFonts w:ascii="Arial Narrow" w:eastAsia="Arial Narrow" w:hAnsi="Arial Narrow" w:cs="Arial Narrow"/>
-          <w:color w:val="000000"/>
-          <w:kern w:val="0"/>
-          <w:sz w:val="22"/>
-          <w:szCs w:val="22"/>
-          <w:lang w:eastAsia="es-PE"/>
-          <w14:ligatures w14:val="none"/>
-        </w:rPr>
-        <w:t/>
-      </w:r>
-      <w:r>
-        <w:rPr>
-          <w:rFonts w:ascii="Arial Narrow" w:eastAsia="Arial Narrow" w:hAnsi="Arial Narrow" w:cs="Arial Narrow"/>
-          <w:kern w:val="0"/>
-          <w14:ligatures w14:val="none"/>
-          <w:sz w:val="22"/>
-          <w:szCs w:val="22"/>
-        </w:rPr>
-        <w:t xml:space="preserve"> del </w:t>
-      </w:r>
-      <w:r>
-        <w:rPr>
-          <w:rFonts w:ascii="Arial Narrow" w:eastAsia="Arial Narrow" w:hAnsi="Arial Narrow" w:cs="Arial Narrow"/>
-          <w:spacing w:val="-2"/>
-          <w:kern w:val="0"/>
-          <w14:ligatures w14:val="none"/>
-          <w:sz w:val="22"/>
-          <w:szCs w:val="22"/>
-        </w:rPr>
-        <w:t>Código</w:t>
-      </w:r>
-      <w:r>
-        <w:rPr>
-          <w:rStyle w:val="Refdenotaalpie"/>
-          <w:rFonts w:ascii="Arial Narrow" w:eastAsia="Arial Narrow" w:hAnsi="Arial Narrow" w:cs="Arial Narrow"/>
-          <w:spacing w:val="-2"/>
-          <w:kern w:val="0"/>
-          <w:sz w:val="22"/>
-          <w:szCs w:val="22"/>
-          <w:vertAlign w:val="superscript"/>
-          <w14:ligatures w14:val="none"/>
-        </w:rPr>
-        <w:footnoteReference w:id="6"/>
       </w:r>
       <w:r>
         <w:rPr>
@@ -3948,7 +3977,15 @@
           <w:sz w:val="22"/>
           <w:szCs w:val="22"/>
         </w:rPr>
-        <w:t xml:space="preserve">CUARTO: </w:t>
+        <w:t xml:space="preserve">CUARTO:</w:t>
+      </w:r>
+      <w:r>
+        <w:rPr>
+          <w:rFonts w:ascii="Arial Narrow" w:eastAsia="Arial Narrow" w:hAnsi="Arial Narrow" w:cs="Arial Narrow"/>
+          <w:sz w:val="22"/>
+          <w:szCs w:val="22"/>
+        </w:rPr>
+        <w:t xml:space="preserve"> </w:t>
       </w:r>
       <w:r>
         <w:rPr>
@@ -3970,7 +4007,7 @@
           <w:lang w:val="es-ES" w:eastAsia="es-ES"/>
           <w14:ligatures w14:val="none"/>
         </w:rPr>
-        <w:footnoteReference w:id="12"/>
+        <w:footnoteReference w:id="6"/>
       </w:r>
       <w:r>
         <w:rPr>
@@ -3992,7 +4029,7 @@
           <w:lang w:val="es-ES" w:eastAsia="es-ES"/>
           <w14:ligatures w14:val="none"/>
         </w:rPr>
-        <w:footnoteReference w:id="13"/>
+        <w:footnoteReference w:id="7"/>
       </w:r>
       <w:r>
         <w:rPr>
@@ -4043,7 +4080,19 @@
           <w:lang w:eastAsia="es-PE"/>
           <w14:ligatures w14:val="none"/>
         </w:rPr>
-        <w:t xml:space="preserve">QUINTO: </w:t>
+        <w:t xml:space="preserve">QUINTO:</w:t>
+      </w:r>
+      <w:r>
+        <w:rPr>
+          <w:rFonts w:ascii="Arial Narrow" w:eastAsia="Arial Narrow" w:hAnsi="Arial Narrow" w:cs="Arial Narrow"/>
+          <w:color w:val="000000"/>
+          <w:kern w:val="0"/>
+          <w:sz w:val="22"/>
+          <w:szCs w:val="22"/>
+          <w:lang w:eastAsia="es-PE"/>
+          <w14:ligatures w14:val="none"/>
+        </w:rPr>
+        <w:t xml:space="preserve"> </w:t>
       </w:r>
       <w:bookmarkStart w:id="4" w:name="_Hlk188286813"/>
       <w:r>
@@ -4315,7 +4364,7 @@
           <w:lang w:eastAsia="es-PE"/>
           <w14:ligatures w14:val="none"/>
         </w:rPr>
-        <w:footnoteReference w:id="7"/>
+        <w:footnoteReference w:id="8"/>
       </w:r>
       <w:r>
         <w:rPr>
@@ -4413,7 +4462,7 @@
           <w:lang w:eastAsia="es-PE"/>
           <w14:ligatures w14:val="none"/>
         </w:rPr>
-        <w:footnoteReference w:id="8"/>
+        <w:footnoteReference w:id="9"/>
       </w:r>
       <w:r>
         <w:rPr>
@@ -4477,7 +4526,7 @@
           <w:lang w:eastAsia="es-PE"/>
           <w14:ligatures w14:val="none"/>
         </w:rPr>
-        <w:footnoteReference w:id="9"/>
+        <w:footnoteReference w:id="10"/>
       </w:r>
       <w:r>
         <w:rPr>
@@ -4669,7 +4718,7 @@
           <w:vertAlign w:val="superscript"/>
           <w14:ligatures w14:val="none"/>
         </w:rPr>
-        <w:footnoteReference w:id="10"/>
+        <w:footnoteReference w:id="11"/>
       </w:r>
       <w:r>
         <w:rPr>
@@ -4687,7 +4736,6 @@
           <w:kern w:val="0"/>
           <w:sz w:val="22"/>
           <w:szCs w:val="22"/>
-          <w:u w:val="single"/>
           <w14:ligatures w14:val="none"/>
         </w:rPr>
         <w:t>expresamente su facultad para asistir y conciliar en su representación</w:t>
@@ -4695,7 +4743,6 @@
       <w:r>
         <w:rPr>
           <w:rFonts w:ascii="Arial Narrow" w:eastAsia="Arial Narrow" w:hAnsi="Arial Narrow" w:cs="Arial Narrow"/>
-          <w:bCs/>
           <w:kern w:val="0"/>
           <w14:ligatures w14:val="none"/>
           <w:sz w:val="22"/>
@@ -4706,8 +4753,6 @@
       <w:r>
         <w:rPr>
           <w:rFonts w:ascii="Arial Narrow" w:eastAsia="Arial Narrow" w:hAnsi="Arial Narrow" w:cs="Arial Narrow"/>
-          <w:b/>
-          <w:bCs/>
           <w:kern w:val="0"/>
           <w14:ligatures w14:val="none"/>
           <w:sz w:val="22"/>
@@ -4721,7 +4766,6 @@
           <w:kern w:val="0"/>
           <w:sz w:val="22"/>
           <w:szCs w:val="22"/>
-          <w:u w:val="single"/>
           <w14:ligatures w14:val="none"/>
         </w:rPr>
         <w:t xml:space="preserve">Ello bajo apercibimiento de no realizar la audiencia de conciliación y levantar el acta de inasistencia correspondiente. </w:t>
@@ -4820,7 +4864,15 @@
           <w:sz w:val="22"/>
           <w:szCs w:val="22"/>
         </w:rPr>
-        <w:t xml:space="preserve">DÉCIMO: </w:t>
+        <w:t xml:space="preserve">DÉCIMO:</w:t>
+      </w:r>
+      <w:r>
+        <w:rPr>
+          <w:rFonts w:ascii="Arial Narrow" w:eastAsia="Arial Narrow" w:hAnsi="Arial Narrow" w:cs="Arial Narrow"/>
+          <w:sz w:val="22"/>
+          <w:szCs w:val="22"/>
+        </w:rPr>
+        <w:t xml:space="preserve"> </w:t>
       </w:r>
       <w:r>
         <w:rPr>
@@ -4988,7 +5040,7 @@
           <w:szCs w:val="22"/>
           <w:vertAlign w:val="superscript"/>
         </w:rPr>
-        <w:footnoteReference w:id="11"/>
+        <w:footnoteReference w:id="12"/>
       </w:r>
       <w:r>
         <w:rPr>
@@ -5196,6 +5248,34 @@
       </w:pPr>
     </w:p>
     <w:bookmarkEnd w:id="0"/>
+    <w:p>
+      <w:pPr>
+        <w:shd w:val="clear" w:color="auto" w:fill="FFFFFF"/>
+        <w:spacing w:after="0" w:line="240" w:lineRule="auto"/>
+        <w:jc w:val="center"/>
+        <w:rPr>
+          <w:rFonts w:ascii="Arial Narrow" w:eastAsia="Arial Narrow" w:hAnsi="Arial Narrow" w:cs="Arial Narrow"/>
+          <w:color w:val="000000"/>
+          <w:kern w:val="0"/>
+          <w14:ligatures w14:val="none"/>
+          <w:sz w:val="22"/>
+          <w:szCs w:val="22"/>
+        </w:rPr>
+      </w:pPr>
+      <w:r>
+        <w:rPr>
+          <w:rFonts w:ascii="Arial Narrow" w:eastAsia="Arial Narrow" w:hAnsi="Arial Narrow" w:cs="Arial Narrow"/>
+          <w:b/>
+          <w:bCs/>
+          <w:color w:val="000000"/>
+          <w:kern w:val="0"/>
+          <w14:ligatures w14:val="none"/>
+          <w:sz w:val="22"/>
+          <w:szCs w:val="22"/>
+        </w:rPr>
+        <w:t xml:space="preserve">Firmado digitalmente por</w:t>
+      </w:r>
+    </w:p>
     <w:p>
       <w:pPr>
         <w:shd w:val="clear" w:color="auto" w:fill="FFFFFF"/>
@@ -5528,7 +5608,67 @@
       </w:r>
     </w:p>
   </w:footnote>
-  <w:footnote w:id="2">
+  <w:footnote w:id="1">
+    <w:p>
+      <w:pPr>
+        <w:pStyle w:val="Textonotapie"/>
+        <w:tabs>
+          <w:tab w:val="left" w:pos="567"/>
+        </w:tabs>
+        <w:ind w:left="567" w:hanging="567"/>
+        <w:jc w:val="both"/>
+        <w:rPr>
+          <w:rFonts w:ascii="Arial Narrow" w:eastAsia="Arial Narrow" w:hAnsi="Arial Narrow" w:cs="Arial Narrow"/>
+          <w:sz w:val="16"/>
+          <w:szCs w:val="16"/>
+        </w:rPr>
+      </w:pPr>
+      <w:r>
+        <w:rPr>
+          <w:rStyle w:val="Refdenotaalpie"/>
+          <w:rFonts w:ascii="Arial Narrow" w:eastAsia="Arial Narrow" w:hAnsi="Arial Narrow" w:cs="Arial Narrow"/>
+          <w:sz w:val="16"/>
+          <w:szCs w:val="16"/>
+          <w:vertAlign w:val="superscript"/>
+        </w:rPr>
+        <w:footnoteRef/>
+      </w:r>
+      <w:r>
+        <w:rPr>
+          <w:rFonts w:ascii="Arial Narrow" w:eastAsia="Arial Narrow" w:hAnsi="Arial Narrow" w:cs="Arial Narrow"/>
+          <w:sz w:val="16"/>
+          <w:szCs w:val="16"/>
+        </w:rPr>
+        <w:tab/>
+        <w:t xml:space="preserve"/>
+      </w:r>
+      <w:r>
+        <w:rPr>
+          <w:rFonts w:ascii="Arial Narrow" w:eastAsia="Arial Narrow" w:hAnsi="Arial Narrow" w:cs="Arial Narrow"/>
+          <w:sz w:val="16"/>
+          <w:szCs w:val="16"/>
+        </w:rPr>
+        <w:tab/>
+        <w:t>Publicado</w:t>
+      </w:r>
+      <w:r>
+        <w:rPr>
+          <w:rFonts w:ascii="Arial Narrow" w:eastAsia="Arial Narrow" w:hAnsi="Arial Narrow" w:cs="Arial Narrow"/>
+          <w:b/>
+          <w:sz w:val="16"/>
+          <w:szCs w:val="16"/>
+        </w:rPr>
+        <w:t xml:space="preserve"> </w:t>
+      </w:r>
+      <w:r>
+        <w:rPr>
+          <w:rFonts w:ascii="Arial Narrow" w:eastAsia="Arial Narrow" w:hAnsi="Arial Narrow" w:cs="Arial Narrow"/>
+          <w:sz w:val="16"/>
+          <w:szCs w:val="16"/>
+        </w:rPr>
+        <w:t xml:space="preserve">el 2 de setiembre de 2010 en el Diario Oficial El Peruano, vigente desde el 2 de octubre de 2010 y modificado por Decreto Legislativo 1308.</w:t>
+      </w:r>
+    </w:p>
     <w:p>
       <w:pPr>
         <w:pStyle w:val="Textonotapie"/>
@@ -5540,65 +5680,9 @@
           <w:szCs w:val="16"/>
         </w:rPr>
       </w:pPr>
-      <w:r>
-        <w:rPr>
-          <w:rStyle w:val="Refdenotaalpie"/>
-          <w:rFonts w:ascii="Arial Narrow" w:eastAsia="Arial Narrow" w:hAnsi="Arial Narrow" w:cs="Arial Narrow"/>
-          <w:sz w:val="16"/>
-          <w:szCs w:val="16"/>
-          <w:vertAlign w:val="superscript"/>
-        </w:rPr>
-        <w:footnoteRef/>
-      </w:r>
-      <w:r>
-        <w:rPr>
-          <w:rFonts w:ascii="Arial Narrow" w:eastAsia="Arial Narrow" w:hAnsi="Arial Narrow" w:cs="Arial Narrow"/>
-          <w:sz w:val="16"/>
-          <w:szCs w:val="16"/>
-        </w:rPr>
-        <w:t xml:space="preserve"> </w:t>
-      </w:r>
-      <w:r>
-        <w:rPr>
-          <w:rFonts w:ascii="Arial Narrow" w:eastAsia="Arial Narrow" w:hAnsi="Arial Narrow" w:cs="Arial Narrow"/>
-          <w:sz w:val="16"/>
-          <w:szCs w:val="16"/>
-        </w:rPr>
-        <w:tab/>
-        <w:t>Publicado</w:t>
-      </w:r>
-      <w:r>
-        <w:rPr>
-          <w:rFonts w:ascii="Arial Narrow" w:eastAsia="Arial Narrow" w:hAnsi="Arial Narrow" w:cs="Arial Narrow"/>
-          <w:b/>
-          <w:sz w:val="16"/>
-          <w:szCs w:val="16"/>
-        </w:rPr>
-        <w:t xml:space="preserve"> </w:t>
-      </w:r>
-      <w:r>
-        <w:rPr>
-          <w:rFonts w:ascii="Arial Narrow" w:eastAsia="Arial Narrow" w:hAnsi="Arial Narrow" w:cs="Arial Narrow"/>
-          <w:sz w:val="16"/>
-          <w:szCs w:val="16"/>
-        </w:rPr>
-        <w:t xml:space="preserve">el 2 de setiembre de 2010 en el Diario Oficial El Peruano, vigente desde el 2 de octubre de 2010 y modificado por Decreto Legislativo 1308.</w:t>
-      </w:r>
-    </w:p>
-    <w:p>
-      <w:pPr>
-        <w:pStyle w:val="Textonotapie"/>
-        <w:ind w:left="567" w:hanging="567"/>
-        <w:jc w:val="both"/>
-        <w:rPr>
-          <w:rFonts w:ascii="Arial Narrow" w:eastAsia="Arial Narrow" w:hAnsi="Arial Narrow" w:cs="Arial Narrow"/>
-          <w:sz w:val="16"/>
-          <w:szCs w:val="16"/>
-        </w:rPr>
-      </w:pPr>
     </w:p>
   </w:footnote>
-  <w:footnote w:id="3">
+  <w:footnote w:id="2">
     <w:p>
       <w:pPr>
         <w:pStyle w:val="Textonotapie"/>
@@ -5631,7 +5715,8 @@
           <w:sz w:val="16"/>
           <w:szCs w:val="16"/>
         </w:rPr>
-        <w:t xml:space="preserve"> </w:t>
+        <w:tab/>
+        <w:t xml:space="preserve"/>
       </w:r>
       <w:r>
         <w:rPr>
@@ -5715,18 +5800,6 @@
         </w:rPr>
         <w:t xml:space="preserve">La idoneidad es evaluada en función a la propia naturaleza del producto o servicio y a su aptitud para satisfacer la finalidad para la cual ha sido puesto en el mercado. Las autorizaciones por parte de los organismos del Estado para la fabricación de un producto o la prestación de un servicio, en los casos que sea necesario, no eximen de responsabilidad al proveedor frente al consumidor. </w:t>
       </w:r>
-    </w:p>
-    <w:p>
-      <w:pPr>
-        <w:pStyle w:val="Textonotapie"/>
-        <w:ind w:left="567" w:right="-1"/>
-        <w:jc w:val="both"/>
-        <w:rPr>
-          <w:rFonts w:ascii="Arial Narrow" w:eastAsia="Arial Narrow" w:hAnsi="Arial Narrow" w:cs="Arial Narrow"/>
-          <w:sz w:val="16"/>
-          <w:szCs w:val="16"/>
-        </w:rPr>
-      </w:pPr>
     </w:p>
     <w:p>
       <w:pPr>
@@ -5788,7 +5861,7 @@
       </w:pPr>
     </w:p>
   </w:footnote>
-  <w:footnote w:id="4">
+  <w:footnote w:id="3">
     <w:p>
       <w:pPr>
         <w:pStyle w:val="Textonotapie"/>
@@ -5819,7 +5892,8 @@
           <w:sz w:val="16"/>
           <w:szCs w:val="16"/>
         </w:rPr>
-        <w:t xml:space="preserve"> </w:t>
+        <w:tab/>
+        <w:t xml:space="preserve"/>
       </w:r>
       <w:r>
         <w:rPr>
@@ -5934,15 +6008,713 @@
           <w:szCs w:val="16"/>
         </w:rPr>
       </w:pPr>
-      <w:r>
-        <w:rPr>
-          <w:rFonts w:ascii="Arial Narrow" w:eastAsia="Arial Narrow" w:hAnsi="Arial Narrow" w:cs="Arial Narrow"/>
-          <w:sz w:val="16"/>
-          <w:szCs w:val="16"/>
-        </w:rPr>
-        <w:t xml:space="preserve">. </w:t>
-      </w:r>
-    </w:p>
+    </w:p>
+  </w:footnote>
+  <w:footnote w:id="4">
+    <w:p>
+      <w:pPr>
+        <w:pStyle w:val="Textonotapie"/>
+        <w:tabs>
+          <w:tab w:val="left" w:pos="567"/>
+        </w:tabs>
+        <w:ind w:left="567" w:hanging="567"/>
+        <w:jc w:val="both"/>
+        <w:rPr>
+          <w:rFonts w:ascii="Arial Narrow" w:eastAsia="Arial Narrow" w:hAnsi="Arial Narrow" w:cs="Arial Narrow"/>
+          <w:sz w:val="16"/>
+          <w:szCs w:val="16"/>
+        </w:rPr>
+      </w:pPr>
+      <w:r>
+        <w:rPr>
+          <w:rStyle w:val="Refdenotaalpie"/>
+          <w:rFonts w:ascii="Arial Narrow" w:eastAsia="Arial Narrow" w:hAnsi="Arial Narrow" w:cs="Arial Narrow"/>
+          <w:sz w:val="16"/>
+          <w:szCs w:val="16"/>
+          <w:vertAlign w:val="superscript"/>
+        </w:rPr>
+        <w:footnoteRef/>
+      </w:r>
+      <w:r>
+        <w:rPr>
+          <w:rFonts w:ascii="Arial Narrow" w:eastAsia="Arial Narrow" w:hAnsi="Arial Narrow" w:cs="Arial Narrow"/>
+          <w:sz w:val="16"/>
+          <w:szCs w:val="16"/>
+        </w:rPr>
+        <w:tab/>
+        <w:t xml:space="preserve"/>
+      </w:r>
+      <w:r>
+        <w:rPr>
+          <w:rFonts w:ascii="Arial Narrow" w:eastAsia="Arial Narrow" w:hAnsi="Arial Narrow" w:cs="Arial Narrow"/>
+          <w:sz w:val="16"/>
+          <w:szCs w:val="16"/>
+        </w:rPr>
+        <w:tab/>
+        <w:t xml:space="preserve">El número de trabajadores se atenderá siempre que la empresa haya sido constituida antes de la vigencia de la Ley </w:t>
+      </w:r>
+      <w:proofErr w:type="spellStart"/>
+      <w:r>
+        <w:rPr>
+          <w:rFonts w:ascii="Arial Narrow" w:eastAsia="Arial Narrow" w:hAnsi="Arial Narrow" w:cs="Arial Narrow"/>
+          <w:sz w:val="16"/>
+          <w:szCs w:val="16"/>
+        </w:rPr>
+        <w:t/>
+      </w:r>
+      <w:proofErr w:type="spellEnd"/>
+      <w:r>
+        <w:rPr>
+          <w:rFonts w:ascii="Arial Narrow" w:eastAsia="Arial Narrow" w:hAnsi="Arial Narrow" w:cs="Arial Narrow"/>
+          <w:sz w:val="16"/>
+          <w:szCs w:val="16"/>
+        </w:rPr>
+        <w:t xml:space="preserve">30056, publicada el 2 de julio de 2013, que modificó el artículo 5 del Texto Único Ordenado de la Ley de Promoción de la Competitividad, Formalización y Desarrollo de la Micro y Pequeña Empresa y de Acceso al Empleo Decente (LEY MYPE). Ello, en la medida que la Tercera Disposición Complementaria Transitoria de la norma modificatoria precisa que las empresas constituidas antes de la entrada en vigencia de dicha Ley se rigen por los requisitos de acogimiento al régimen de las micro y pequeñas empresas regulados en el Decreto Legislativo 1086.</w:t>
+      </w:r>
+    </w:p>
+    <w:p>
+      <w:pPr>
+        <w:pStyle w:val="Textonotapie"/>
+        <w:ind w:left="567" w:hanging="567"/>
+        <w:jc w:val="both"/>
+        <w:rPr>
+          <w:rFonts w:ascii="Arial Narrow" w:eastAsia="Arial Narrow" w:hAnsi="Arial Narrow" w:cs="Arial Narrow"/>
+          <w:sz w:val="16"/>
+          <w:szCs w:val="16"/>
+        </w:rPr>
+      </w:pPr>
+    </w:p>
+  </w:footnote>
+  <w:footnote w:id="5">
+    <w:p>
+      <w:pPr>
+        <w:pStyle w:val="Textonotapie"/>
+        <w:tabs>
+          <w:tab w:val="left" w:pos="567"/>
+        </w:tabs>
+        <w:ind w:left="567" w:hanging="567"/>
+        <w:jc w:val="both"/>
+        <w:rPr>
+          <w:rFonts w:ascii="Arial Narrow" w:eastAsia="Arial Narrow" w:hAnsi="Arial Narrow" w:cs="Arial Narrow"/>
+          <w:sz w:val="16"/>
+          <w:szCs w:val="16"/>
+        </w:rPr>
+      </w:pPr>
+      <w:r>
+        <w:rPr>
+          <w:rStyle w:val="Refdenotaalpie"/>
+          <w:rFonts w:ascii="Arial Narrow" w:eastAsia="Arial Narrow" w:hAnsi="Arial Narrow" w:cs="Arial Narrow"/>
+          <w:sz w:val="16"/>
+          <w:szCs w:val="16"/>
+          <w:vertAlign w:val="superscript"/>
+        </w:rPr>
+        <w:footnoteRef/>
+      </w:r>
+      <w:r>
+        <w:rPr>
+          <w:rFonts w:ascii="Arial Narrow" w:eastAsia="Arial Narrow" w:hAnsi="Arial Narrow" w:cs="Arial Narrow"/>
+          <w:sz w:val="16"/>
+          <w:szCs w:val="16"/>
+        </w:rPr>
+        <w:tab/>
+        <w:t xml:space="preserve"/>
+      </w:r>
+      <w:r>
+        <w:rPr>
+          <w:rFonts w:ascii="Arial Narrow" w:eastAsia="Arial Narrow" w:hAnsi="Arial Narrow" w:cs="Arial Narrow"/>
+          <w:sz w:val="16"/>
+          <w:szCs w:val="16"/>
+        </w:rPr>
+        <w:tab/>
+      </w:r>
+      <w:r>
+        <w:rPr>
+          <w:rFonts w:ascii="Arial Narrow" w:eastAsia="Arial Narrow" w:hAnsi="Arial Narrow" w:cs="Arial Narrow"/>
+          <w:b/>
+          <w:sz w:val="16"/>
+          <w:szCs w:val="16"/>
+        </w:rPr>
+        <w:t>LEY 29571, CÓDIGO DE PROTECCIÓN Y DEFENSA DEL CONSUMIDOR</w:t>
+      </w:r>
+      <w:r>
+        <w:rPr>
+          <w:rFonts w:ascii="Arial Narrow" w:eastAsia="Arial Narrow" w:hAnsi="Arial Narrow" w:cs="Arial Narrow"/>
+          <w:b/>
+          <w:bCs/>
+          <w:sz w:val="16"/>
+          <w:szCs w:val="16"/>
+        </w:rPr>
+        <w:t xml:space="preserve">, </w:t>
+      </w:r>
+      <w:r>
+        <w:rPr>
+          <w:rFonts w:ascii="Arial Narrow" w:eastAsia="Arial Narrow" w:hAnsi="Arial Narrow" w:cs="Arial Narrow"/>
+          <w:b/>
+          <w:sz w:val="16"/>
+          <w:szCs w:val="16"/>
+        </w:rPr>
+        <w:t>publicado el 2 de setiembre de 2010 y modificado por Decreto Legislativo 1308</w:t>
+      </w:r>
+    </w:p>
+    <w:p>
+      <w:pPr>
+        <w:pStyle w:val="Textonotapie"/>
+        <w:ind w:left="567" w:hanging="567"/>
+        <w:jc w:val="both"/>
+        <w:rPr>
+          <w:rFonts w:ascii="Arial Narrow" w:eastAsia="Arial Narrow" w:hAnsi="Arial Narrow" w:cs="Arial Narrow"/>
+          <w:b/>
+          <w:bCs/>
+          <w:sz w:val="16"/>
+          <w:szCs w:val="16"/>
+        </w:rPr>
+      </w:pPr>
+      <w:r>
+        <w:rPr>
+          <w:rFonts w:ascii="Arial Narrow" w:eastAsia="Arial Narrow" w:hAnsi="Arial Narrow" w:cs="Arial Narrow"/>
+          <w:sz w:val="16"/>
+          <w:szCs w:val="16"/>
+        </w:rPr>
+        <w:tab/>
+      </w:r>
+      <w:r>
+        <w:rPr>
+          <w:rFonts w:ascii="Arial Narrow" w:eastAsia="Arial Narrow" w:hAnsi="Arial Narrow" w:cs="Arial Narrow"/>
+          <w:b/>
+          <w:bCs/>
+          <w:sz w:val="16"/>
+          <w:szCs w:val="16"/>
+        </w:rPr>
+        <w:t>Artículo 110.- Sanciones Administrativas</w:t>
+      </w:r>
+    </w:p>
+    <w:p>
+      <w:pPr>
+        <w:autoSpaceDE w:val="0"/>
+        <w:autoSpaceDN w:val="0"/>
+        <w:adjustRightInd w:val="0"/>
+        <w:spacing w:after="0" w:line="240" w:lineRule="auto"/>
+        <w:ind w:left="567"/>
+        <w:jc w:val="both"/>
+        <w:rPr>
+          <w:rFonts w:ascii="Arial Narrow" w:eastAsia="Arial Narrow" w:hAnsi="Arial Narrow" w:cs="Arial Narrow"/>
+          <w:sz w:val="16"/>
+          <w:szCs w:val="16"/>
+          <w:lang w:eastAsia="es-PE"/>
+        </w:rPr>
+      </w:pPr>
+      <w:r>
+        <w:rPr>
+          <w:rFonts w:ascii="Arial Narrow" w:eastAsia="Arial Narrow" w:hAnsi="Arial Narrow" w:cs="Arial Narrow"/>
+          <w:sz w:val="16"/>
+          <w:szCs w:val="16"/>
+          <w:lang w:eastAsia="es-PE"/>
+        </w:rPr>
+        <w:t>(…)</w:t>
+      </w:r>
+    </w:p>
+    <w:p>
+      <w:pPr>
+        <w:autoSpaceDE w:val="0"/>
+        <w:autoSpaceDN w:val="0"/>
+        <w:adjustRightInd w:val="0"/>
+        <w:spacing w:after="0" w:line="240" w:lineRule="auto"/>
+        <w:ind w:left="567"/>
+        <w:jc w:val="both"/>
+        <w:rPr>
+          <w:rFonts w:ascii="Arial Narrow" w:eastAsia="Arial Narrow" w:hAnsi="Arial Narrow" w:cs="Arial Narrow"/>
+          <w:sz w:val="16"/>
+          <w:szCs w:val="16"/>
+          <w:lang w:eastAsia="es-PE"/>
+        </w:rPr>
+      </w:pPr>
+      <w:r>
+        <w:rPr>
+          <w:rFonts w:ascii="Arial Narrow" w:eastAsia="Arial Narrow" w:hAnsi="Arial Narrow" w:cs="Arial Narrow"/>
+          <w:sz w:val="16"/>
+          <w:szCs w:val="16"/>
+          <w:lang w:eastAsia="es-PE"/>
+        </w:rPr>
+        <w:t>En el caso de las microempresas, la multa no puede superar el diez por ciento (10%) de las ventas o ingresos brutos percibidos por el infractor, relativos a todas sus actividades económicas, correspondientes al ejercicio inmediato anterior al de la expedición de la resolución de primera instancia, siempre que se haya acreditado dichos ingresos, no se encuentre en una situación de reincidencia y el caso no verse sobre la vida, salud o integridad de los consumidores. Para el caso de las pequeñas empresas, la multa no puede superar el veinte por ciento (20%) de las ventas o ingresos brutos percibidos por el infractor, conforme a los requisitos señalados anteriormente.</w:t>
+      </w:r>
+    </w:p>
+    <w:p>
+      <w:pPr>
+        <w:autoSpaceDE w:val="0"/>
+        <w:autoSpaceDN w:val="0"/>
+        <w:adjustRightInd w:val="0"/>
+        <w:spacing w:after="0" w:line="240" w:lineRule="auto"/>
+        <w:ind w:left="567"/>
+        <w:jc w:val="both"/>
+        <w:rPr>
+          <w:rFonts w:ascii="Arial Narrow" w:eastAsia="Arial Narrow" w:hAnsi="Arial Narrow" w:cs="Arial Narrow"/>
+          <w:sz w:val="16"/>
+          <w:szCs w:val="16"/>
+          <w:lang w:eastAsia="es-PE"/>
+        </w:rPr>
+      </w:pPr>
+      <w:r>
+        <w:rPr>
+          <w:rFonts w:ascii="Arial Narrow" w:eastAsia="Arial Narrow" w:hAnsi="Arial Narrow" w:cs="Arial Narrow"/>
+          <w:sz w:val="16"/>
+          <w:szCs w:val="16"/>
+          <w:lang w:eastAsia="es-PE"/>
+        </w:rPr>
+        <w:t>(…).</w:t>
+      </w:r>
+    </w:p>
+    <w:p>
+      <w:pPr>
+        <w:pStyle w:val="Textonotapie"/>
+        <w:ind w:left="567" w:hanging="567"/>
+        <w:jc w:val="both"/>
+        <w:rPr>
+          <w:rFonts w:ascii="Arial Narrow" w:eastAsia="Arial Narrow" w:hAnsi="Arial Narrow" w:cs="Arial Narrow"/>
+          <w:sz w:val="16"/>
+          <w:szCs w:val="16"/>
+        </w:rPr>
+      </w:pPr>
+    </w:p>
+  </w:footnote>
+  <w:footnote w:id="6">
+    <w:p>
+      <w:pPr>
+        <w:pStyle w:val="Textonotapie"/>
+        <w:tabs>
+          <w:tab w:val="left" w:pos="567"/>
+        </w:tabs>
+        <w:ind w:left="567" w:hanging="567"/>
+        <w:jc w:val="both"/>
+        <w:rPr>
+          <w:rFonts w:ascii="Arial Narrow" w:eastAsia="Arial Narrow" w:hAnsi="Arial Narrow" w:cs="Arial Narrow"/>
+          <w:sz w:val="16"/>
+          <w:szCs w:val="16"/>
+        </w:rPr>
+      </w:pPr>
+      <w:r>
+        <w:rPr>
+          <w:rStyle w:val="Refdenotaalpie"/>
+          <w:rFonts w:ascii="Arial Narrow" w:eastAsia="Arial Narrow" w:hAnsi="Arial Narrow" w:cs="Arial Narrow"/>
+          <w:sz w:val="16"/>
+          <w:szCs w:val="16"/>
+          <w:vertAlign w:val="superscript"/>
+        </w:rPr>
+        <w:footnoteRef/>
+      </w:r>
+      <w:r>
+        <w:rPr>
+          <w:rFonts w:ascii="Arial Narrow" w:eastAsia="Arial Narrow" w:hAnsi="Arial Narrow" w:cs="Arial Narrow"/>
+          <w:sz w:val="16"/>
+          <w:szCs w:val="16"/>
+        </w:rPr>
+        <w:tab/>
+      </w:r>
+      <w:r>
+        <w:rPr>
+          <w:rFonts w:ascii="Arial Narrow" w:eastAsia="Arial Narrow" w:hAnsi="Arial Narrow" w:cs="Arial Narrow"/>
+          <w:b/>
+          <w:bCs/>
+          <w:sz w:val="16"/>
+          <w:szCs w:val="16"/>
+        </w:rPr>
+        <w:t xml:space="preserve">DECRETO LEGISLATIVO 807, LEY SOBRE FACULTADES, NORMAS Y ORGANIZACIÓN DEL INDECOPI, publicado el 18 de abril de 1996</w:t>
+      </w:r>
+    </w:p>
+    <w:p>
+      <w:pPr>
+        <w:pStyle w:val="Textonotapie"/>
+        <w:ind w:left="567" w:hanging="567"/>
+        <w:jc w:val="both"/>
+        <w:rPr>
+          <w:rFonts w:ascii="Arial Narrow" w:eastAsia="Arial Narrow" w:hAnsi="Arial Narrow" w:cs="Arial Narrow"/>
+          <w:sz w:val="16"/>
+          <w:szCs w:val="16"/>
+        </w:rPr>
+      </w:pPr>
+      <w:r>
+        <w:rPr>
+          <w:rFonts w:ascii="Arial Narrow" w:eastAsia="Arial Narrow" w:hAnsi="Arial Narrow" w:cs="Arial Narrow"/>
+          <w:sz w:val="16"/>
+          <w:szCs w:val="16"/>
+        </w:rPr>
+        <w:tab/>
+      </w:r>
+      <w:r>
+        <w:rPr>
+          <w:rFonts w:ascii="Arial Narrow" w:eastAsia="Arial Narrow" w:hAnsi="Arial Narrow" w:cs="Arial Narrow"/>
+          <w:b/>
+          <w:bCs/>
+          <w:sz w:val="16"/>
+          <w:szCs w:val="16"/>
+        </w:rPr>
+        <w:t xml:space="preserve">Artículo 26.-</w:t>
+      </w:r>
+      <w:r>
+        <w:rPr>
+          <w:rFonts w:ascii="Arial Narrow" w:eastAsia="Arial Narrow" w:hAnsi="Arial Narrow" w:cs="Arial Narrow"/>
+          <w:sz w:val="16"/>
+          <w:szCs w:val="16"/>
+        </w:rPr>
+        <w:t xml:space="preserve"> Una vez admitida a trámite la denuncia, se correrá traslado de la misma al denunciado, a fin de que éste presente su descargo. El plazo para la presentación del descargo será de cinco (5) días contados desde la notificación, vencido el cual, el Secretario Técnico declarará en rebeldía al denunciado que no lo hubiera presentado.</w:t>
+      </w:r>
+    </w:p>
+    <w:p>
+      <w:pPr>
+        <w:pStyle w:val="Textonotapie"/>
+        <w:ind w:left="567" w:hanging="567"/>
+        <w:jc w:val="both"/>
+        <w:rPr>
+          <w:rFonts w:ascii="Arial Narrow" w:eastAsia="Arial Narrow" w:hAnsi="Arial Narrow" w:cs="Arial Narrow"/>
+          <w:sz w:val="16"/>
+          <w:szCs w:val="16"/>
+        </w:rPr>
+      </w:pPr>
+    </w:p>
+  </w:footnote>
+  <w:footnote w:id="7">
+    <w:p>
+      <w:pPr>
+        <w:pStyle w:val="Textonotapie"/>
+        <w:tabs>
+          <w:tab w:val="left" w:pos="567"/>
+        </w:tabs>
+        <w:ind w:left="567" w:hanging="567"/>
+        <w:jc w:val="both"/>
+        <w:rPr>
+          <w:rFonts w:ascii="Arial Narrow" w:eastAsia="Arial Narrow" w:hAnsi="Arial Narrow" w:cs="Arial Narrow"/>
+          <w:sz w:val="16"/>
+          <w:szCs w:val="16"/>
+        </w:rPr>
+      </w:pPr>
+      <w:r>
+        <w:rPr>
+          <w:rStyle w:val="Refdenotaalpie"/>
+          <w:rFonts w:ascii="Arial Narrow" w:eastAsia="Arial Narrow" w:hAnsi="Arial Narrow" w:cs="Arial Narrow"/>
+          <w:sz w:val="16"/>
+          <w:szCs w:val="16"/>
+          <w:vertAlign w:val="superscript"/>
+        </w:rPr>
+        <w:footnoteRef/>
+      </w:r>
+      <w:r>
+        <w:rPr>
+          <w:rFonts w:ascii="Arial Narrow" w:eastAsia="Arial Narrow" w:hAnsi="Arial Narrow" w:cs="Arial Narrow"/>
+          <w:sz w:val="16"/>
+          <w:szCs w:val="16"/>
+        </w:rPr>
+        <w:tab/>
+      </w:r>
+      <w:r>
+        <w:rPr>
+          <w:rFonts w:ascii="Arial Narrow" w:eastAsia="Arial Narrow" w:hAnsi="Arial Narrow" w:cs="Arial Narrow"/>
+          <w:b/>
+          <w:bCs/>
+          <w:sz w:val="16"/>
+          <w:szCs w:val="16"/>
+        </w:rPr>
+        <w:t xml:space="preserve">DECRETO SUPREMO 006-2026-JUS, TEXTO ÚNICO ORDENADO DE LA LEY 27444, LEY DEL PROCEDIMIENTO ADMINISTRATIVO GENERAL, publicado el 30 de abril de 2026</w:t>
+      </w:r>
+    </w:p>
+    <w:p>
+      <w:pPr>
+        <w:pStyle w:val="Textonotapie"/>
+        <w:ind w:left="567" w:hanging="567"/>
+        <w:jc w:val="both"/>
+        <w:rPr>
+          <w:rFonts w:ascii="Arial Narrow" w:eastAsia="Arial Narrow" w:hAnsi="Arial Narrow" w:cs="Arial Narrow"/>
+          <w:sz w:val="16"/>
+          <w:szCs w:val="16"/>
+        </w:rPr>
+      </w:pPr>
+      <w:r>
+        <w:rPr>
+          <w:rFonts w:ascii="Arial Narrow" w:eastAsia="Arial Narrow" w:hAnsi="Arial Narrow" w:cs="Arial Narrow"/>
+          <w:sz w:val="16"/>
+          <w:szCs w:val="16"/>
+        </w:rPr>
+        <w:tab/>
+      </w:r>
+      <w:r>
+        <w:rPr>
+          <w:rFonts w:ascii="Arial Narrow" w:eastAsia="Arial Narrow" w:hAnsi="Arial Narrow" w:cs="Arial Narrow"/>
+          <w:b/>
+          <w:bCs/>
+          <w:sz w:val="16"/>
+          <w:szCs w:val="16"/>
+        </w:rPr>
+        <w:t xml:space="preserve">Artículo 223.- Contestación de la reclamación</w:t>
+      </w:r>
+    </w:p>
+    <w:p>
+      <w:pPr>
+        <w:pStyle w:val="Textonotapie"/>
+        <w:ind w:left="567" w:hanging="567"/>
+        <w:jc w:val="both"/>
+        <w:rPr>
+          <w:rFonts w:ascii="Arial Narrow" w:eastAsia="Arial Narrow" w:hAnsi="Arial Narrow" w:cs="Arial Narrow"/>
+          <w:sz w:val="16"/>
+          <w:szCs w:val="16"/>
+        </w:rPr>
+      </w:pPr>
+      <w:r>
+        <w:rPr>
+          <w:rFonts w:ascii="Arial Narrow" w:eastAsia="Arial Narrow" w:hAnsi="Arial Narrow" w:cs="Arial Narrow"/>
+          <w:sz w:val="16"/>
+          <w:szCs w:val="16"/>
+        </w:rPr>
+        <w:tab/>
+      </w:r>
+      <w:r>
+        <w:rPr>
+          <w:rFonts w:ascii="Arial Narrow" w:eastAsia="Arial Narrow" w:hAnsi="Arial Narrow" w:cs="Arial Narrow"/>
+          <w:sz w:val="16"/>
+          <w:szCs w:val="16"/>
+        </w:rPr>
+        <w:t xml:space="preserve">223.1 El reclamado deberá presentar la contestación de la reclamación dentro de los quince (15) días posteriores a la notificación de ésta; vencido este plazo, la Administración declarará en rebeldía al reclamado que no la hubiera presentado. La contestación deberá contener los requisitos de los escritos previstos en el artículo 113 de la presente Ley, así como la absolución de todos los asuntos controvertidos de hecho y de derecho, Las alegaciones y los hechos relevantes de la reclamación, salvo que hayan sido específicamente negadas en la contestación, se tendrán por aceptadas o merituadas como ciertas.</w:t>
+      </w:r>
+    </w:p>
+    <w:p>
+      <w:pPr>
+        <w:pStyle w:val="Textonotapie"/>
+        <w:ind w:left="567" w:hanging="567"/>
+        <w:jc w:val="both"/>
+        <w:rPr>
+          <w:rFonts w:ascii="Arial Narrow" w:eastAsia="Arial Narrow" w:hAnsi="Arial Narrow" w:cs="Arial Narrow"/>
+          <w:sz w:val="16"/>
+          <w:szCs w:val="16"/>
+        </w:rPr>
+      </w:pPr>
+    </w:p>
+  </w:footnote>
+  <w:footnote w:id="8">
+    <w:p>
+      <w:pPr>
+        <w:tabs>
+          <w:tab w:val="left" w:pos="567"/>
+        </w:tabs>
+        <w:spacing w:after="0" w:line="240" w:lineRule="auto"/>
+        <w:ind w:left="567" w:hanging="567"/>
+        <w:jc w:val="both"/>
+        <w:rPr>
+          <w:rFonts w:ascii="Arial Narrow" w:eastAsia="Arial Narrow" w:hAnsi="Arial Narrow" w:cs="Arial Narrow"/>
+          <w:sz w:val="16"/>
+          <w:szCs w:val="16"/>
+        </w:rPr>
+      </w:pPr>
+      <w:r>
+        <w:rPr>
+          <w:rStyle w:val="Refdenotaalpie"/>
+          <w:rFonts w:ascii="Arial Narrow" w:eastAsia="Arial Narrow" w:hAnsi="Arial Narrow" w:cs="Arial Narrow"/>
+          <w:sz w:val="16"/>
+          <w:szCs w:val="16"/>
+          <w:vertAlign w:val="superscript"/>
+        </w:rPr>
+        <w:footnoteRef/>
+      </w:r>
+      <w:r>
+        <w:rPr>
+          <w:rFonts w:ascii="Arial Narrow" w:eastAsia="Arial Narrow" w:hAnsi="Arial Narrow" w:cs="Arial Narrow"/>
+          <w:sz w:val="16"/>
+          <w:szCs w:val="16"/>
+          <w:vertAlign w:val="superscript"/>
+        </w:rPr>
+        <w:tab/>
+        <w:t xml:space="preserve"/>
+      </w:r>
+      <w:r>
+        <w:rPr>
+          <w:rFonts w:ascii="Arial Narrow" w:eastAsia="Arial Narrow" w:hAnsi="Arial Narrow" w:cs="Arial Narrow"/>
+          <w:sz w:val="16"/>
+          <w:szCs w:val="16"/>
+        </w:rPr>
+        <w:t xml:space="preserve"> </w:t>
+      </w:r>
+      <w:r>
+        <w:rPr>
+          <w:rFonts w:ascii="Arial Narrow" w:eastAsia="Arial Narrow" w:hAnsi="Arial Narrow" w:cs="Arial Narrow"/>
+          <w:sz w:val="16"/>
+          <w:szCs w:val="16"/>
+        </w:rPr>
+        <w:tab/>
+      </w:r>
+      <w:r>
+        <w:rPr>
+          <w:rFonts w:ascii="Arial Narrow" w:eastAsia="Arial Narrow" w:hAnsi="Arial Narrow" w:cs="Arial Narrow"/>
+          <w:b/>
+          <w:sz w:val="16"/>
+          <w:szCs w:val="16"/>
+        </w:rPr>
+        <w:t>LEY 29571, CÓDIGO DE PROTECCIÓN Y DEFENSA DEL CONSUMIDOR</w:t>
+      </w:r>
+      <w:r>
+        <w:rPr>
+          <w:rFonts w:ascii="Arial Narrow" w:eastAsia="Arial Narrow" w:hAnsi="Arial Narrow" w:cs="Arial Narrow"/>
+          <w:b/>
+          <w:bCs/>
+          <w:sz w:val="16"/>
+          <w:szCs w:val="16"/>
+        </w:rPr>
+        <w:t xml:space="preserve">, </w:t>
+      </w:r>
+      <w:r>
+        <w:rPr>
+          <w:rFonts w:ascii="Arial Narrow" w:eastAsia="Arial Narrow" w:hAnsi="Arial Narrow" w:cs="Arial Narrow"/>
+          <w:b/>
+          <w:sz w:val="16"/>
+          <w:szCs w:val="16"/>
+        </w:rPr>
+        <w:t>publicado el 2 de setiembre de 2010 y modificado por Decreto Legislativo 1308</w:t>
+      </w:r>
+    </w:p>
+    <w:p>
+      <w:pPr>
+        <w:spacing w:after="0" w:line="240" w:lineRule="auto"/>
+        <w:ind w:left="567" w:hanging="567"/>
+        <w:jc w:val="both"/>
+        <w:rPr>
+          <w:rFonts w:ascii="Arial Narrow" w:eastAsia="Arial Narrow" w:hAnsi="Arial Narrow" w:cs="Arial Narrow"/>
+          <w:b/>
+          <w:sz w:val="16"/>
+          <w:szCs w:val="16"/>
+        </w:rPr>
+      </w:pPr>
+      <w:r>
+        <w:rPr>
+          <w:rFonts w:ascii="Arial Narrow" w:eastAsia="Arial Narrow" w:hAnsi="Arial Narrow" w:cs="Arial Narrow"/>
+          <w:b/>
+          <w:sz w:val="16"/>
+          <w:szCs w:val="16"/>
+        </w:rPr>
+        <w:tab/>
+        <w:t>Artículo 110.- Sanciones administrativas</w:t>
+      </w:r>
+    </w:p>
+    <w:p>
+      <w:pPr>
+        <w:spacing w:after="0" w:line="240" w:lineRule="auto"/>
+        <w:ind w:left="567"/>
+        <w:jc w:val="both"/>
+        <w:rPr>
+          <w:rFonts w:ascii="Arial Narrow" w:eastAsia="Arial Narrow" w:hAnsi="Arial Narrow" w:cs="Arial Narrow"/>
+          <w:sz w:val="16"/>
+          <w:szCs w:val="16"/>
+        </w:rPr>
+      </w:pPr>
+      <w:r>
+        <w:rPr>
+          <w:rFonts w:ascii="Arial Narrow" w:eastAsia="Arial Narrow" w:hAnsi="Arial Narrow" w:cs="Arial Narrow"/>
+          <w:sz w:val="16"/>
+          <w:szCs w:val="16"/>
+        </w:rPr>
+        <w:t>El órgano resolutivo puede sancionar las infracciones administrativas a que se refiere el artículo 108 con amonestación y multas de hasta cuatrocientos cincuenta (450) Unidades Impositivas Tributarias (UIT), las cuales son calificadas de la siguiente manera:</w:t>
+      </w:r>
+    </w:p>
+    <w:p>
+      <w:pPr>
+        <w:numPr>
+          <w:ilvl w:val="0"/>
+          <w:numId w:val="2"/>
+        </w:numPr>
+        <w:spacing w:after="0" w:line="240" w:lineRule="auto"/>
+        <w:ind w:left="426" w:firstLine="141"/>
+        <w:jc w:val="both"/>
+        <w:rPr>
+          <w:rFonts w:ascii="Arial Narrow" w:eastAsia="Arial Narrow" w:hAnsi="Arial Narrow" w:cs="Arial Narrow"/>
+          <w:sz w:val="16"/>
+          <w:szCs w:val="16"/>
+        </w:rPr>
+      </w:pPr>
+      <w:r>
+        <w:rPr>
+          <w:rFonts w:ascii="Arial Narrow" w:eastAsia="Arial Narrow" w:hAnsi="Arial Narrow" w:cs="Arial Narrow"/>
+          <w:sz w:val="16"/>
+          <w:szCs w:val="16"/>
+        </w:rPr>
+        <w:t>Infracciones leves, con una amonestación o con una multa de hasta cincuenta (50) UIT.</w:t>
+      </w:r>
+    </w:p>
+    <w:p>
+      <w:pPr>
+        <w:numPr>
+          <w:ilvl w:val="0"/>
+          <w:numId w:val="2"/>
+        </w:numPr>
+        <w:spacing w:after="0" w:line="240" w:lineRule="auto"/>
+        <w:ind w:left="426" w:firstLine="141"/>
+        <w:jc w:val="both"/>
+        <w:rPr>
+          <w:rFonts w:ascii="Arial Narrow" w:eastAsia="Arial Narrow" w:hAnsi="Arial Narrow" w:cs="Arial Narrow"/>
+          <w:sz w:val="16"/>
+          <w:szCs w:val="16"/>
+        </w:rPr>
+      </w:pPr>
+      <w:r>
+        <w:rPr>
+          <w:rFonts w:ascii="Arial Narrow" w:eastAsia="Arial Narrow" w:hAnsi="Arial Narrow" w:cs="Arial Narrow"/>
+          <w:sz w:val="16"/>
+          <w:szCs w:val="16"/>
+        </w:rPr>
+        <w:t>Infracciones graves, con una multa de hasta ciento cincuenta (150) UIT.</w:t>
+      </w:r>
+    </w:p>
+    <w:p>
+      <w:pPr>
+        <w:numPr>
+          <w:ilvl w:val="0"/>
+          <w:numId w:val="2"/>
+        </w:numPr>
+        <w:spacing w:after="0" w:line="240" w:lineRule="auto"/>
+        <w:ind w:left="426" w:firstLine="141"/>
+        <w:jc w:val="both"/>
+        <w:rPr>
+          <w:rFonts w:ascii="Arial Narrow" w:eastAsia="Arial Narrow" w:hAnsi="Arial Narrow" w:cs="Arial Narrow"/>
+          <w:sz w:val="16"/>
+          <w:szCs w:val="16"/>
+        </w:rPr>
+      </w:pPr>
+      <w:r>
+        <w:rPr>
+          <w:rFonts w:ascii="Arial Narrow" w:eastAsia="Arial Narrow" w:hAnsi="Arial Narrow" w:cs="Arial Narrow"/>
+          <w:sz w:val="16"/>
+          <w:szCs w:val="16"/>
+        </w:rPr>
+        <w:t>Infracciones muy graves, con una multa de hasta cuatrocientos cincuenta (450) UIT.</w:t>
+      </w:r>
+    </w:p>
+    <w:p>
+      <w:pPr>
+        <w:spacing w:after="0" w:line="240" w:lineRule="auto"/>
+        <w:ind w:left="567"/>
+        <w:jc w:val="both"/>
+        <w:rPr>
+          <w:rFonts w:ascii="Arial Narrow" w:eastAsia="Arial Narrow" w:hAnsi="Arial Narrow" w:cs="Arial Narrow"/>
+          <w:sz w:val="16"/>
+          <w:szCs w:val="16"/>
+        </w:rPr>
+      </w:pPr>
+      <w:r>
+        <w:rPr>
+          <w:rFonts w:ascii="Arial Narrow" w:eastAsia="Arial Narrow" w:hAnsi="Arial Narrow" w:cs="Arial Narrow"/>
+          <w:sz w:val="16"/>
+          <w:szCs w:val="16"/>
+        </w:rPr>
+        <w:t>(…).</w:t>
+      </w:r>
+    </w:p>
+    <w:p>
+      <w:pPr>
+        <w:spacing w:after="0" w:line="240" w:lineRule="auto"/>
+        <w:ind w:left="567" w:hanging="567"/>
+        <w:jc w:val="both"/>
+        <w:rPr>
+          <w:rFonts w:ascii="Arial Narrow" w:eastAsia="Arial Narrow" w:hAnsi="Arial Narrow" w:cs="Arial Narrow"/>
+          <w:sz w:val="16"/>
+          <w:szCs w:val="16"/>
+        </w:rPr>
+      </w:pPr>
+    </w:p>
+  </w:footnote>
+  <w:footnote w:id="9">
     <w:p>
       <w:pPr>
         <w:pStyle w:val="Textonotapie"/>
@@ -5953,16 +6725,56 @@
         <w:jc w:val="both"/>
         <w:rPr>
           <w:rFonts w:ascii="Arial Narrow" w:eastAsia="Arial Narrow" w:hAnsi="Arial Narrow" w:cs="Arial Narrow"/>
-          <w:sz w:val="16"/>
-          <w:szCs w:val="16"/>
-        </w:rPr>
-      </w:pPr>
-    </w:p>
-  </w:footnote>
-  <w:footnote w:id="5">
-    <w:p>
-      <w:pPr>
-        <w:pStyle w:val="Textonotapie"/>
+          <w:b/>
+          <w:bCs/>
+          <w:sz w:val="16"/>
+          <w:szCs w:val="16"/>
+        </w:rPr>
+      </w:pPr>
+      <w:r>
+        <w:rPr>
+          <w:rStyle w:val="Refdenotaalpie"/>
+          <w:rFonts w:ascii="Arial Narrow" w:eastAsia="Arial Narrow" w:hAnsi="Arial Narrow" w:cs="Arial Narrow"/>
+          <w:sz w:val="16"/>
+          <w:szCs w:val="16"/>
+          <w:vertAlign w:val="superscript"/>
+        </w:rPr>
+        <w:footnoteRef/>
+      </w:r>
+      <w:r>
+        <w:rPr>
+          <w:rFonts w:ascii="Arial Narrow" w:eastAsia="Arial Narrow" w:hAnsi="Arial Narrow" w:cs="Arial Narrow"/>
+          <w:sz w:val="16"/>
+          <w:szCs w:val="16"/>
+        </w:rPr>
+        <w:tab/>
+        <w:t xml:space="preserve"/>
+      </w:r>
+      <w:r>
+        <w:rPr>
+          <w:rFonts w:ascii="Arial Narrow" w:eastAsia="Arial Narrow" w:hAnsi="Arial Narrow" w:cs="Arial Narrow"/>
+          <w:sz w:val="16"/>
+          <w:szCs w:val="16"/>
+        </w:rPr>
+        <w:tab/>
+      </w:r>
+      <w:r>
+        <w:rPr>
+          <w:rFonts w:ascii="Arial Narrow" w:eastAsia="Arial Narrow" w:hAnsi="Arial Narrow" w:cs="Arial Narrow"/>
+          <w:b/>
+          <w:bCs/>
+          <w:sz w:val="16"/>
+          <w:szCs w:val="16"/>
+        </w:rPr>
+        <w:t xml:space="preserve">LEY 29571, CÓDIGO DE PROTECCIÓN Y DEFENSA DEL CONSUMIDOR, publicado el 2 de setiembre de 2010 y modificado por Decreto Legislativo 1308 </w:t>
+      </w:r>
+    </w:p>
+    <w:p>
+      <w:pPr>
+        <w:tabs>
+          <w:tab w:val="left" w:pos="567"/>
+        </w:tabs>
+        <w:spacing w:after="0" w:line="240" w:lineRule="auto"/>
         <w:ind w:left="567" w:hanging="567"/>
         <w:jc w:val="both"/>
         <w:rPr>
@@ -5973,715 +6785,12 @@
       </w:pPr>
       <w:r>
         <w:rPr>
-          <w:rStyle w:val="Refdenotaalpie"/>
-          <w:rFonts w:ascii="Arial Narrow" w:eastAsia="Arial Narrow" w:hAnsi="Arial Narrow" w:cs="Arial Narrow"/>
-          <w:sz w:val="16"/>
-          <w:szCs w:val="16"/>
-          <w:vertAlign w:val="superscript"/>
-        </w:rPr>
-        <w:footnoteRef/>
-      </w:r>
-      <w:r>
-        <w:rPr>
-          <w:rFonts w:ascii="Arial Narrow" w:eastAsia="Arial Narrow" w:hAnsi="Arial Narrow" w:cs="Arial Narrow"/>
-          <w:sz w:val="16"/>
-          <w:szCs w:val="16"/>
-        </w:rPr>
-        <w:t xml:space="preserve"> </w:t>
-      </w:r>
-      <w:r>
-        <w:rPr>
           <w:rFonts w:ascii="Arial Narrow" w:eastAsia="Arial Narrow" w:hAnsi="Arial Narrow" w:cs="Arial Narrow"/>
           <w:sz w:val="16"/>
           <w:szCs w:val="16"/>
         </w:rPr>
         <w:tab/>
-        <w:t xml:space="preserve">El número de trabajadores se atenderá siempre que la empresa haya sido constituida antes de la vigencia de la Ley </w:t>
-      </w:r>
-      <w:proofErr w:type="spellStart"/>
-      <w:r>
-        <w:rPr>
-          <w:rFonts w:ascii="Arial Narrow" w:eastAsia="Arial Narrow" w:hAnsi="Arial Narrow" w:cs="Arial Narrow"/>
-          <w:sz w:val="16"/>
-          <w:szCs w:val="16"/>
-        </w:rPr>
-        <w:t/>
-      </w:r>
-      <w:proofErr w:type="spellEnd"/>
-      <w:r>
-        <w:rPr>
-          <w:rFonts w:ascii="Arial Narrow" w:eastAsia="Arial Narrow" w:hAnsi="Arial Narrow" w:cs="Arial Narrow"/>
-          <w:sz w:val="16"/>
-          <w:szCs w:val="16"/>
-        </w:rPr>
-        <w:t xml:space="preserve"> 30056, publicada el 2 de julio de 2013, que modificó el artículo 5 del Texto Único Ordenado de la Ley de Promoción de la Competitividad, Formalización y Desarrollo de la Micro y Pequeña Empresa y de Acceso al Empleo Decente (LEY MYPE). Ello, en la medida que la Tercera Disposición Complementaria Transitoria de la norma modificatoria precisa que las empresas constituidas antes de la entrada en vigencia de dicha Ley se rigen por los requisitos de acogimiento al régimen de las micro y pequeñas empresas regulados en el Decreto Legislativo 1086.</w:t>
-      </w:r>
-    </w:p>
-    <w:p>
-      <w:pPr>
-        <w:pStyle w:val="Textonotapie"/>
-        <w:ind w:left="567" w:hanging="567"/>
-        <w:jc w:val="both"/>
-        <w:rPr>
-          <w:rFonts w:ascii="Arial Narrow" w:eastAsia="Arial Narrow" w:hAnsi="Arial Narrow" w:cs="Arial Narrow"/>
-          <w:sz w:val="16"/>
-          <w:szCs w:val="16"/>
-        </w:rPr>
-      </w:pPr>
-    </w:p>
-  </w:footnote>
-  <w:footnote w:id="6">
-    <w:p>
-      <w:pPr>
-        <w:pStyle w:val="Textonotapie"/>
-        <w:ind w:left="567" w:hanging="567"/>
-        <w:jc w:val="both"/>
-        <w:rPr>
-          <w:rFonts w:ascii="Arial Narrow" w:eastAsia="Arial Narrow" w:hAnsi="Arial Narrow" w:cs="Arial Narrow"/>
-          <w:sz w:val="16"/>
-          <w:szCs w:val="16"/>
-        </w:rPr>
-      </w:pPr>
-      <w:r>
-        <w:rPr>
-          <w:rStyle w:val="Refdenotaalpie"/>
-          <w:rFonts w:ascii="Arial Narrow" w:eastAsia="Arial Narrow" w:hAnsi="Arial Narrow" w:cs="Arial Narrow"/>
-          <w:sz w:val="16"/>
-          <w:szCs w:val="16"/>
-          <w:vertAlign w:val="superscript"/>
-        </w:rPr>
-        <w:footnoteRef/>
-      </w:r>
-      <w:r>
-        <w:rPr>
-          <w:rFonts w:ascii="Arial Narrow" w:eastAsia="Arial Narrow" w:hAnsi="Arial Narrow" w:cs="Arial Narrow"/>
-          <w:sz w:val="16"/>
-          <w:szCs w:val="16"/>
-        </w:rPr>
-        <w:t xml:space="preserve"> </w:t>
-      </w:r>
-      <w:r>
-        <w:rPr>
-          <w:rFonts w:ascii="Arial Narrow" w:eastAsia="Arial Narrow" w:hAnsi="Arial Narrow" w:cs="Arial Narrow"/>
-          <w:sz w:val="16"/>
-          <w:szCs w:val="16"/>
-        </w:rPr>
-        <w:tab/>
-      </w:r>
-      <w:r>
-        <w:rPr>
-          <w:rFonts w:ascii="Arial Narrow" w:eastAsia="Arial Narrow" w:hAnsi="Arial Narrow" w:cs="Arial Narrow"/>
-          <w:b/>
-          <w:sz w:val="16"/>
-          <w:szCs w:val="16"/>
-        </w:rPr>
-        <w:t>LEY 29571, CÓDIGO DE PROTECCIÓN Y DEFENSA DEL CONSUMIDOR</w:t>
-      </w:r>
-      <w:r>
-        <w:rPr>
-          <w:rFonts w:ascii="Arial Narrow" w:eastAsia="Arial Narrow" w:hAnsi="Arial Narrow" w:cs="Arial Narrow"/>
-          <w:b/>
-          <w:bCs/>
-          <w:sz w:val="16"/>
-          <w:szCs w:val="16"/>
-        </w:rPr>
-        <w:t xml:space="preserve">, </w:t>
-      </w:r>
-      <w:r>
-        <w:rPr>
-          <w:rFonts w:ascii="Arial Narrow" w:eastAsia="Arial Narrow" w:hAnsi="Arial Narrow" w:cs="Arial Narrow"/>
-          <w:b/>
-          <w:sz w:val="16"/>
-          <w:szCs w:val="16"/>
-        </w:rPr>
-        <w:t>publicado el 2 de setiembre de 2010 y modificado por Decreto Legislativo 1308</w:t>
-      </w:r>
-    </w:p>
-    <w:p>
-      <w:pPr>
-        <w:pStyle w:val="Textonotapie"/>
-        <w:ind w:left="567" w:hanging="567"/>
-        <w:jc w:val="both"/>
-        <w:rPr>
-          <w:rFonts w:ascii="Arial Narrow" w:eastAsia="Arial Narrow" w:hAnsi="Arial Narrow" w:cs="Arial Narrow"/>
-          <w:b/>
-          <w:bCs/>
-          <w:sz w:val="16"/>
-          <w:szCs w:val="16"/>
-        </w:rPr>
-      </w:pPr>
-      <w:r>
-        <w:rPr>
-          <w:rFonts w:ascii="Arial Narrow" w:eastAsia="Arial Narrow" w:hAnsi="Arial Narrow" w:cs="Arial Narrow"/>
-          <w:sz w:val="16"/>
-          <w:szCs w:val="16"/>
-        </w:rPr>
-        <w:tab/>
-      </w:r>
-      <w:r>
-        <w:rPr>
-          <w:rFonts w:ascii="Arial Narrow" w:eastAsia="Arial Narrow" w:hAnsi="Arial Narrow" w:cs="Arial Narrow"/>
-          <w:b/>
-          <w:bCs/>
-          <w:sz w:val="16"/>
-          <w:szCs w:val="16"/>
-        </w:rPr>
-        <w:t>Artículo 110.- Sanciones Administrativas</w:t>
-      </w:r>
-    </w:p>
-    <w:p>
-      <w:pPr>
-        <w:autoSpaceDE w:val="0"/>
-        <w:autoSpaceDN w:val="0"/>
-        <w:adjustRightInd w:val="0"/>
-        <w:spacing w:after="0" w:line="240" w:lineRule="auto"/>
-        <w:ind w:left="567"/>
-        <w:jc w:val="both"/>
-        <w:rPr>
-          <w:rFonts w:ascii="Arial Narrow" w:eastAsia="Arial Narrow" w:hAnsi="Arial Narrow" w:cs="Arial Narrow"/>
-          <w:sz w:val="16"/>
-          <w:szCs w:val="16"/>
-          <w:lang w:eastAsia="es-PE"/>
-        </w:rPr>
-      </w:pPr>
-      <w:r>
-        <w:rPr>
-          <w:rFonts w:ascii="Arial Narrow" w:eastAsia="Arial Narrow" w:hAnsi="Arial Narrow" w:cs="Arial Narrow"/>
-          <w:sz w:val="16"/>
-          <w:szCs w:val="16"/>
-          <w:lang w:eastAsia="es-PE"/>
-        </w:rPr>
-        <w:t>(…)</w:t>
-      </w:r>
-    </w:p>
-    <w:p>
-      <w:pPr>
-        <w:autoSpaceDE w:val="0"/>
-        <w:autoSpaceDN w:val="0"/>
-        <w:adjustRightInd w:val="0"/>
-        <w:spacing w:after="0" w:line="240" w:lineRule="auto"/>
-        <w:ind w:left="567"/>
-        <w:jc w:val="both"/>
-        <w:rPr>
-          <w:rFonts w:ascii="Arial Narrow" w:eastAsia="Arial Narrow" w:hAnsi="Arial Narrow" w:cs="Arial Narrow"/>
-          <w:sz w:val="16"/>
-          <w:szCs w:val="16"/>
-          <w:lang w:eastAsia="es-PE"/>
-        </w:rPr>
-      </w:pPr>
-      <w:r>
-        <w:rPr>
-          <w:rFonts w:ascii="Arial Narrow" w:eastAsia="Arial Narrow" w:hAnsi="Arial Narrow" w:cs="Arial Narrow"/>
-          <w:sz w:val="16"/>
-          <w:szCs w:val="16"/>
-          <w:lang w:eastAsia="es-PE"/>
-        </w:rPr>
-        <w:t>En el caso de las microempresas, la multa no puede superar el diez por ciento (10%) de las ventas o ingresos brutos percibidos por el infractor, relativos a todas sus actividades económicas, correspondientes al ejercicio inmediato anterior al de la expedición de la resolución de primera instancia, siempre que se haya acreditado dichos ingresos, no se encuentre en una situación de reincidencia y el caso no verse sobre la vida, salud o integridad de los consumidores. Para el caso de las pequeñas empresas, la multa no puede superar el veinte por ciento (20%) de las ventas o ingresos brutos percibidos por el infractor, conforme a los requisitos señalados anteriormente.</w:t>
-      </w:r>
-    </w:p>
-    <w:p>
-      <w:pPr>
-        <w:autoSpaceDE w:val="0"/>
-        <w:autoSpaceDN w:val="0"/>
-        <w:adjustRightInd w:val="0"/>
-        <w:spacing w:after="0" w:line="240" w:lineRule="auto"/>
-        <w:ind w:left="567"/>
-        <w:jc w:val="both"/>
-        <w:rPr>
-          <w:rFonts w:ascii="Arial Narrow" w:eastAsia="Arial Narrow" w:hAnsi="Arial Narrow" w:cs="Arial Narrow"/>
-          <w:sz w:val="16"/>
-          <w:szCs w:val="16"/>
-          <w:lang w:eastAsia="es-PE"/>
-        </w:rPr>
-      </w:pPr>
-      <w:r>
-        <w:rPr>
-          <w:rFonts w:ascii="Arial Narrow" w:eastAsia="Arial Narrow" w:hAnsi="Arial Narrow" w:cs="Arial Narrow"/>
-          <w:sz w:val="16"/>
-          <w:szCs w:val="16"/>
-          <w:lang w:eastAsia="es-PE"/>
-        </w:rPr>
-        <w:t>(…).</w:t>
-      </w:r>
-    </w:p>
-    <w:p>
-      <w:pPr>
-        <w:pStyle w:val="Textonotapie"/>
-        <w:ind w:left="567" w:hanging="567"/>
-        <w:jc w:val="both"/>
-        <w:rPr>
-          <w:rFonts w:ascii="Arial Narrow" w:eastAsia="Arial Narrow" w:hAnsi="Arial Narrow" w:cs="Arial Narrow"/>
-          <w:sz w:val="16"/>
-          <w:szCs w:val="16"/>
-        </w:rPr>
-      </w:pPr>
-    </w:p>
-  </w:footnote>
-  <w:footnote w:id="12">
-    <w:p>
-      <w:pPr>
-        <w:pStyle w:val="Textonotapie"/>
-        <w:ind w:left="567" w:hanging="567"/>
-        <w:jc w:val="both"/>
-        <w:rPr>
-          <w:rFonts w:ascii="Arial Narrow" w:eastAsia="Arial Narrow" w:hAnsi="Arial Narrow" w:cs="Arial Narrow"/>
-          <w:sz w:val="16"/>
-          <w:szCs w:val="16"/>
-        </w:rPr>
-      </w:pPr>
-      <w:r>
-        <w:rPr>
-          <w:rStyle w:val="Refdenotaalpie"/>
-          <w:rFonts w:ascii="Arial Narrow" w:eastAsia="Arial Narrow" w:hAnsi="Arial Narrow" w:cs="Arial Narrow"/>
-          <w:sz w:val="16"/>
-          <w:szCs w:val="16"/>
-          <w:vertAlign w:val="superscript"/>
-        </w:rPr>
-        <w:footnoteRef/>
-      </w:r>
-      <w:r>
-        <w:rPr>
-          <w:rFonts w:ascii="Arial Narrow" w:eastAsia="Arial Narrow" w:hAnsi="Arial Narrow" w:cs="Arial Narrow"/>
-          <w:sz w:val="16"/>
-          <w:szCs w:val="16"/>
-        </w:rPr>
-        <w:tab/>
-      </w:r>
-      <w:r>
-        <w:rPr>
-          <w:rFonts w:ascii="Arial Narrow" w:eastAsia="Arial Narrow" w:hAnsi="Arial Narrow" w:cs="Arial Narrow"/>
-          <w:b/>
-          <w:bCs/>
-          <w:sz w:val="16"/>
-          <w:szCs w:val="16"/>
-        </w:rPr>
-        <w:t xml:space="preserve">DECRETO LEGISLATIVO 807, LEY SOBRE FACULTADES, NORMAS Y ORGANIZACIÓN DEL INDECOPI, publicado el 18 de abril de 1996</w:t>
-      </w:r>
-    </w:p>
-    <w:p>
-      <w:pPr>
-        <w:pStyle w:val="Textonotapie"/>
-        <w:ind w:left="567" w:hanging="567"/>
-        <w:jc w:val="both"/>
-        <w:rPr>
-          <w:rFonts w:ascii="Arial Narrow" w:eastAsia="Arial Narrow" w:hAnsi="Arial Narrow" w:cs="Arial Narrow"/>
-          <w:sz w:val="16"/>
-          <w:szCs w:val="16"/>
-        </w:rPr>
-      </w:pPr>
-      <w:r>
-        <w:rPr>
-          <w:rFonts w:ascii="Arial Narrow" w:eastAsia="Arial Narrow" w:hAnsi="Arial Narrow" w:cs="Arial Narrow"/>
-          <w:sz w:val="16"/>
-          <w:szCs w:val="16"/>
-        </w:rPr>
-        <w:tab/>
-      </w:r>
-      <w:r>
-        <w:rPr>
-          <w:rFonts w:ascii="Arial Narrow" w:eastAsia="Arial Narrow" w:hAnsi="Arial Narrow" w:cs="Arial Narrow"/>
-          <w:b/>
-          <w:bCs/>
-          <w:sz w:val="16"/>
-          <w:szCs w:val="16"/>
-        </w:rPr>
-        <w:t xml:space="preserve">Artículo 26.-</w:t>
-      </w:r>
-      <w:r>
-        <w:rPr>
-          <w:rFonts w:ascii="Arial Narrow" w:eastAsia="Arial Narrow" w:hAnsi="Arial Narrow" w:cs="Arial Narrow"/>
-          <w:sz w:val="16"/>
-          <w:szCs w:val="16"/>
-        </w:rPr>
-        <w:t xml:space="preserve"> Una vez admitida a trámite la denuncia, se correrá traslado de la misma al denunciado, a fin de que éste presente su descargo. El plazo para la presentación del descargo será de cinco (5) días contados desde la notificación, vencido el cual, el Secretario Técnico declarará en rebeldía al denunciado que no lo hubiera presentado.</w:t>
-      </w:r>
-    </w:p>
-    <w:p>
-      <w:pPr>
-        <w:pStyle w:val="Textonotapie"/>
-        <w:ind w:left="567" w:hanging="567"/>
-        <w:jc w:val="both"/>
-        <w:rPr>
-          <w:rFonts w:ascii="Arial Narrow" w:eastAsia="Arial Narrow" w:hAnsi="Arial Narrow" w:cs="Arial Narrow"/>
-          <w:sz w:val="16"/>
-          <w:szCs w:val="16"/>
-        </w:rPr>
-      </w:pPr>
-    </w:p>
-  </w:footnote>
-  <w:footnote w:id="13">
-    <w:p>
-      <w:pPr>
-        <w:pStyle w:val="Textonotapie"/>
-        <w:ind w:left="567" w:hanging="567"/>
-        <w:jc w:val="both"/>
-        <w:rPr>
-          <w:rFonts w:ascii="Arial Narrow" w:eastAsia="Arial Narrow" w:hAnsi="Arial Narrow" w:cs="Arial Narrow"/>
-          <w:sz w:val="16"/>
-          <w:szCs w:val="16"/>
-        </w:rPr>
-      </w:pPr>
-      <w:r>
-        <w:rPr>
-          <w:rStyle w:val="Refdenotaalpie"/>
-          <w:rFonts w:ascii="Arial Narrow" w:eastAsia="Arial Narrow" w:hAnsi="Arial Narrow" w:cs="Arial Narrow"/>
-          <w:sz w:val="16"/>
-          <w:szCs w:val="16"/>
-          <w:vertAlign w:val="superscript"/>
-        </w:rPr>
-        <w:footnoteRef/>
-      </w:r>
-      <w:r>
-        <w:rPr>
-          <w:rFonts w:ascii="Arial Narrow" w:eastAsia="Arial Narrow" w:hAnsi="Arial Narrow" w:cs="Arial Narrow"/>
-          <w:sz w:val="16"/>
-          <w:szCs w:val="16"/>
-        </w:rPr>
-        <w:tab/>
-      </w:r>
-      <w:r>
-        <w:rPr>
-          <w:rFonts w:ascii="Arial Narrow" w:eastAsia="Arial Narrow" w:hAnsi="Arial Narrow" w:cs="Arial Narrow"/>
-          <w:b/>
-          <w:bCs/>
-          <w:sz w:val="16"/>
-          <w:szCs w:val="16"/>
-        </w:rPr>
-        <w:t xml:space="preserve">DECRETO SUPREMO 006-2026-JUS, TEXTO ÚNICO ORDENADO DE LA LEY 27444, LEY DEL PROCEDIMIENTO ADMINISTRATIVO GENERAL, publicado el 30 de abril de 2026</w:t>
-      </w:r>
-    </w:p>
-    <w:p>
-      <w:pPr>
-        <w:pStyle w:val="Textonotapie"/>
-        <w:ind w:left="567" w:hanging="567"/>
-        <w:jc w:val="both"/>
-        <w:rPr>
-          <w:rFonts w:ascii="Arial Narrow" w:eastAsia="Arial Narrow" w:hAnsi="Arial Narrow" w:cs="Arial Narrow"/>
-          <w:sz w:val="16"/>
-          <w:szCs w:val="16"/>
-        </w:rPr>
-      </w:pPr>
-      <w:r>
-        <w:rPr>
-          <w:rFonts w:ascii="Arial Narrow" w:eastAsia="Arial Narrow" w:hAnsi="Arial Narrow" w:cs="Arial Narrow"/>
-          <w:sz w:val="16"/>
-          <w:szCs w:val="16"/>
-        </w:rPr>
-        <w:tab/>
-      </w:r>
-      <w:r>
-        <w:rPr>
-          <w:rFonts w:ascii="Arial Narrow" w:eastAsia="Arial Narrow" w:hAnsi="Arial Narrow" w:cs="Arial Narrow"/>
-          <w:b/>
-          <w:bCs/>
-          <w:sz w:val="16"/>
-          <w:szCs w:val="16"/>
-        </w:rPr>
-        <w:t xml:space="preserve">Artículo 223.- Contestación de la reclamación</w:t>
-      </w:r>
-    </w:p>
-    <w:p>
-      <w:pPr>
-        <w:pStyle w:val="Textonotapie"/>
-        <w:ind w:left="567" w:hanging="567"/>
-        <w:jc w:val="both"/>
-        <w:rPr>
-          <w:rFonts w:ascii="Arial Narrow" w:eastAsia="Arial Narrow" w:hAnsi="Arial Narrow" w:cs="Arial Narrow"/>
-          <w:sz w:val="16"/>
-          <w:szCs w:val="16"/>
-        </w:rPr>
-      </w:pPr>
-      <w:r>
-        <w:rPr>
-          <w:rFonts w:ascii="Arial Narrow" w:eastAsia="Arial Narrow" w:hAnsi="Arial Narrow" w:cs="Arial Narrow"/>
-          <w:sz w:val="16"/>
-          <w:szCs w:val="16"/>
-        </w:rPr>
-        <w:tab/>
-      </w:r>
-      <w:r>
-        <w:rPr>
-          <w:rFonts w:ascii="Arial Narrow" w:eastAsia="Arial Narrow" w:hAnsi="Arial Narrow" w:cs="Arial Narrow"/>
-          <w:sz w:val="16"/>
-          <w:szCs w:val="16"/>
-        </w:rPr>
-        <w:t xml:space="preserve">223.1 El reclamado deberá presentar la contestación de la reclamación dentro de los quince (15) días posteriores a la notificación de ésta; vencido este plazo, la Administración declarará en rebeldía al reclamado que no la hubiera presentado. La contestación deberá contener los requisitos de los escritos previstos en el artículo 113 de la presente Ley, así como la absolución de todos los asuntos controvertidos de hecho y de derecho, Las alegaciones y los hechos relevantes de la reclamación, salvo que hayan sido específicamente negadas en la contestación, se tendrán por aceptadas o merituadas como ciertas.</w:t>
-      </w:r>
-    </w:p>
-    <w:p>
-      <w:pPr>
-        <w:pStyle w:val="Textonotapie"/>
-        <w:ind w:left="567" w:hanging="567"/>
-        <w:jc w:val="both"/>
-        <w:rPr>
-          <w:rFonts w:ascii="Arial Narrow" w:eastAsia="Arial Narrow" w:hAnsi="Arial Narrow" w:cs="Arial Narrow"/>
-          <w:sz w:val="16"/>
-          <w:szCs w:val="16"/>
-        </w:rPr>
-      </w:pPr>
-    </w:p>
-  </w:footnote>
-  <w:footnote w:id="7">
-    <w:p>
-      <w:pPr>
-        <w:spacing w:after="0" w:line="240" w:lineRule="auto"/>
-        <w:ind w:left="567" w:hanging="567"/>
-        <w:jc w:val="both"/>
-        <w:rPr>
-          <w:rFonts w:ascii="Arial Narrow" w:eastAsia="Arial Narrow" w:hAnsi="Arial Narrow" w:cs="Arial Narrow"/>
-          <w:sz w:val="16"/>
-          <w:szCs w:val="16"/>
-        </w:rPr>
-      </w:pPr>
-      <w:r>
-        <w:rPr>
-          <w:rStyle w:val="Refdenotaalpie"/>
-          <w:rFonts w:ascii="Arial Narrow" w:eastAsia="Arial Narrow" w:hAnsi="Arial Narrow" w:cs="Arial Narrow"/>
-          <w:sz w:val="16"/>
-          <w:szCs w:val="16"/>
-          <w:vertAlign w:val="superscript"/>
-        </w:rPr>
-        <w:footnoteRef/>
-      </w:r>
-      <w:r>
-        <w:rPr>
-          <w:rFonts w:ascii="Arial Narrow" w:eastAsia="Arial Narrow" w:hAnsi="Arial Narrow" w:cs="Arial Narrow"/>
-          <w:sz w:val="16"/>
-          <w:szCs w:val="16"/>
-          <w:vertAlign w:val="superscript"/>
-        </w:rPr>
-        <w:t xml:space="preserve"> </w:t>
-      </w:r>
-      <w:r>
-        <w:rPr>
-          <w:rFonts w:ascii="Arial Narrow" w:eastAsia="Arial Narrow" w:hAnsi="Arial Narrow" w:cs="Arial Narrow"/>
-          <w:sz w:val="16"/>
-          <w:szCs w:val="16"/>
-        </w:rPr>
-        <w:t xml:space="preserve"> </w:t>
-      </w:r>
-      <w:r>
-        <w:rPr>
-          <w:rFonts w:ascii="Arial Narrow" w:eastAsia="Arial Narrow" w:hAnsi="Arial Narrow" w:cs="Arial Narrow"/>
-          <w:sz w:val="16"/>
-          <w:szCs w:val="16"/>
-        </w:rPr>
-        <w:tab/>
-      </w:r>
-      <w:r>
-        <w:rPr>
-          <w:rFonts w:ascii="Arial Narrow" w:eastAsia="Arial Narrow" w:hAnsi="Arial Narrow" w:cs="Arial Narrow"/>
-          <w:b/>
-          <w:sz w:val="16"/>
-          <w:szCs w:val="16"/>
-        </w:rPr>
-        <w:t>LEY 29571, CÓDIGO DE PROTECCIÓN Y DEFENSA DEL CONSUMIDOR</w:t>
-      </w:r>
-      <w:r>
-        <w:rPr>
-          <w:rFonts w:ascii="Arial Narrow" w:eastAsia="Arial Narrow" w:hAnsi="Arial Narrow" w:cs="Arial Narrow"/>
-          <w:b/>
-          <w:bCs/>
-          <w:sz w:val="16"/>
-          <w:szCs w:val="16"/>
-        </w:rPr>
-        <w:t xml:space="preserve">, </w:t>
-      </w:r>
-      <w:r>
-        <w:rPr>
-          <w:rFonts w:ascii="Arial Narrow" w:eastAsia="Arial Narrow" w:hAnsi="Arial Narrow" w:cs="Arial Narrow"/>
-          <w:b/>
-          <w:sz w:val="16"/>
-          <w:szCs w:val="16"/>
-        </w:rPr>
-        <w:t>publicado el 2 de setiembre de 2010 y modificado por Decreto Legislativo 1308</w:t>
-      </w:r>
-    </w:p>
-    <w:p>
-      <w:pPr>
-        <w:spacing w:after="0" w:line="240" w:lineRule="auto"/>
-        <w:ind w:left="567" w:hanging="567"/>
-        <w:jc w:val="both"/>
-        <w:rPr>
-          <w:rFonts w:ascii="Arial Narrow" w:eastAsia="Arial Narrow" w:hAnsi="Arial Narrow" w:cs="Arial Narrow"/>
-          <w:b/>
-          <w:sz w:val="16"/>
-          <w:szCs w:val="16"/>
-        </w:rPr>
-      </w:pPr>
-      <w:r>
-        <w:rPr>
-          <w:rFonts w:ascii="Arial Narrow" w:eastAsia="Arial Narrow" w:hAnsi="Arial Narrow" w:cs="Arial Narrow"/>
-          <w:b/>
-          <w:sz w:val="16"/>
-          <w:szCs w:val="16"/>
-        </w:rPr>
-        <w:tab/>
-        <w:t>Artículo 110.- Sanciones administrativas</w:t>
-      </w:r>
-    </w:p>
-    <w:p>
-      <w:pPr>
-        <w:spacing w:after="0" w:line="240" w:lineRule="auto"/>
-        <w:ind w:left="567"/>
-        <w:jc w:val="both"/>
-        <w:rPr>
-          <w:rFonts w:ascii="Arial Narrow" w:eastAsia="Arial Narrow" w:hAnsi="Arial Narrow" w:cs="Arial Narrow"/>
-          <w:sz w:val="16"/>
-          <w:szCs w:val="16"/>
-        </w:rPr>
-      </w:pPr>
-      <w:r>
-        <w:rPr>
-          <w:rFonts w:ascii="Arial Narrow" w:eastAsia="Arial Narrow" w:hAnsi="Arial Narrow" w:cs="Arial Narrow"/>
-          <w:sz w:val="16"/>
-          <w:szCs w:val="16"/>
-        </w:rPr>
-        <w:t>El órgano resolutivo puede sancionar las infracciones administrativas a que se refiere el artículo 108 con amonestación y multas de hasta cuatrocientos cincuenta (450) Unidades Impositivas Tributarias (UIT), las cuales son calificadas de la siguiente manera:</w:t>
-      </w:r>
-    </w:p>
-    <w:p>
-      <w:pPr>
-        <w:numPr>
-          <w:ilvl w:val="0"/>
-          <w:numId w:val="2"/>
-        </w:numPr>
-        <w:spacing w:after="0" w:line="240" w:lineRule="auto"/>
-        <w:ind w:left="426" w:firstLine="141"/>
-        <w:jc w:val="both"/>
-        <w:rPr>
-          <w:rFonts w:ascii="Arial Narrow" w:eastAsia="Arial Narrow" w:hAnsi="Arial Narrow" w:cs="Arial Narrow"/>
-          <w:sz w:val="16"/>
-          <w:szCs w:val="16"/>
-        </w:rPr>
-      </w:pPr>
-      <w:r>
-        <w:rPr>
-          <w:rFonts w:ascii="Arial Narrow" w:eastAsia="Arial Narrow" w:hAnsi="Arial Narrow" w:cs="Arial Narrow"/>
-          <w:sz w:val="16"/>
-          <w:szCs w:val="16"/>
-        </w:rPr>
-        <w:t>Infracciones leves, con una amonestación o con una multa de hasta cincuenta (50) UIT.</w:t>
-      </w:r>
-    </w:p>
-    <w:p>
-      <w:pPr>
-        <w:numPr>
-          <w:ilvl w:val="0"/>
-          <w:numId w:val="2"/>
-        </w:numPr>
-        <w:spacing w:after="0" w:line="240" w:lineRule="auto"/>
-        <w:ind w:left="426" w:firstLine="141"/>
-        <w:jc w:val="both"/>
-        <w:rPr>
-          <w:rFonts w:ascii="Arial Narrow" w:eastAsia="Arial Narrow" w:hAnsi="Arial Narrow" w:cs="Arial Narrow"/>
-          <w:sz w:val="16"/>
-          <w:szCs w:val="16"/>
-        </w:rPr>
-      </w:pPr>
-      <w:r>
-        <w:rPr>
-          <w:rFonts w:ascii="Arial Narrow" w:eastAsia="Arial Narrow" w:hAnsi="Arial Narrow" w:cs="Arial Narrow"/>
-          <w:sz w:val="16"/>
-          <w:szCs w:val="16"/>
-        </w:rPr>
-        <w:t>Infracciones graves, con una multa de hasta ciento cincuenta (150) UIT.</w:t>
-      </w:r>
-    </w:p>
-    <w:p>
-      <w:pPr>
-        <w:numPr>
-          <w:ilvl w:val="0"/>
-          <w:numId w:val="2"/>
-        </w:numPr>
-        <w:spacing w:after="0" w:line="240" w:lineRule="auto"/>
-        <w:ind w:left="426" w:firstLine="141"/>
-        <w:jc w:val="both"/>
-        <w:rPr>
-          <w:rFonts w:ascii="Arial Narrow" w:eastAsia="Arial Narrow" w:hAnsi="Arial Narrow" w:cs="Arial Narrow"/>
-          <w:sz w:val="16"/>
-          <w:szCs w:val="16"/>
-        </w:rPr>
-      </w:pPr>
-      <w:r>
-        <w:rPr>
-          <w:rFonts w:ascii="Arial Narrow" w:eastAsia="Arial Narrow" w:hAnsi="Arial Narrow" w:cs="Arial Narrow"/>
-          <w:sz w:val="16"/>
-          <w:szCs w:val="16"/>
-        </w:rPr>
-        <w:t>Infracciones muy graves, con una multa de hasta cuatrocientos cincuenta (450) UIT.</w:t>
-      </w:r>
-    </w:p>
-    <w:p>
-      <w:pPr>
-        <w:spacing w:after="0" w:line="240" w:lineRule="auto"/>
-        <w:ind w:left="567"/>
-        <w:jc w:val="both"/>
-        <w:rPr>
-          <w:rFonts w:ascii="Arial Narrow" w:eastAsia="Arial Narrow" w:hAnsi="Arial Narrow" w:cs="Arial Narrow"/>
-          <w:sz w:val="16"/>
-          <w:szCs w:val="16"/>
-        </w:rPr>
-      </w:pPr>
-      <w:r>
-        <w:rPr>
-          <w:rFonts w:ascii="Arial Narrow" w:eastAsia="Arial Narrow" w:hAnsi="Arial Narrow" w:cs="Arial Narrow"/>
-          <w:sz w:val="16"/>
-          <w:szCs w:val="16"/>
-        </w:rPr>
-        <w:t>(…).</w:t>
-      </w:r>
-    </w:p>
-    <w:p>
-      <w:pPr>
-        <w:spacing w:after="0" w:line="240" w:lineRule="auto"/>
-        <w:ind w:left="567" w:hanging="567"/>
-        <w:jc w:val="both"/>
-        <w:rPr>
-          <w:rFonts w:ascii="Arial Narrow" w:eastAsia="Arial Narrow" w:hAnsi="Arial Narrow" w:cs="Arial Narrow"/>
-          <w:sz w:val="16"/>
-          <w:szCs w:val="16"/>
-        </w:rPr>
-      </w:pPr>
-    </w:p>
-  </w:footnote>
-  <w:footnote w:id="8">
-    <w:p>
-      <w:pPr>
-        <w:spacing w:after="0" w:line="240" w:lineRule="auto"/>
-        <w:ind w:left="567" w:hanging="567"/>
-        <w:jc w:val="both"/>
-        <w:rPr>
-          <w:rFonts w:ascii="Arial Narrow" w:eastAsia="Arial Narrow" w:hAnsi="Arial Narrow" w:cs="Arial Narrow"/>
-          <w:sz w:val="16"/>
-          <w:szCs w:val="16"/>
-        </w:rPr>
-      </w:pPr>
-      <w:r>
-        <w:rPr>
-          <w:rStyle w:val="Refdenotaalpie"/>
-          <w:rFonts w:ascii="Arial Narrow" w:eastAsia="Arial Narrow" w:hAnsi="Arial Narrow" w:cs="Arial Narrow"/>
-          <w:sz w:val="16"/>
-          <w:szCs w:val="16"/>
-          <w:vertAlign w:val="superscript"/>
-        </w:rPr>
-        <w:footnoteRef/>
-      </w:r>
-      <w:r>
-        <w:rPr>
-          <w:rFonts w:ascii="Arial Narrow" w:eastAsia="Arial Narrow" w:hAnsi="Arial Narrow" w:cs="Arial Narrow"/>
-          <w:sz w:val="16"/>
-          <w:szCs w:val="16"/>
-        </w:rPr>
-        <w:t xml:space="preserve"> </w:t>
-      </w:r>
-      <w:r>
-        <w:rPr>
-          <w:rFonts w:ascii="Arial Narrow" w:eastAsia="Arial Narrow" w:hAnsi="Arial Narrow" w:cs="Arial Narrow"/>
-          <w:sz w:val="16"/>
-          <w:szCs w:val="16"/>
-        </w:rPr>
-        <w:tab/>
+        <w:t xml:space="preserve"/>
       </w:r>
       <w:r>
         <w:rPr>
@@ -6754,18 +6863,6 @@
         <w:tab/>
         <w:t>Las medidas correctivas complementarias pueden dictarse de oficio o a pedido de parte.</w:t>
       </w:r>
-    </w:p>
-    <w:p>
-      <w:pPr>
-        <w:spacing w:after="0" w:line="240" w:lineRule="auto"/>
-        <w:ind w:left="567" w:hanging="567"/>
-        <w:jc w:val="both"/>
-        <w:rPr>
-          <w:rFonts w:ascii="Arial Narrow" w:eastAsia="Arial Narrow" w:hAnsi="Arial Narrow" w:cs="Arial Narrow"/>
-          <w:sz w:val="16"/>
-          <w:szCs w:val="16"/>
-        </w:rPr>
-      </w:pPr>
     </w:p>
     <w:p>
       <w:pPr>
@@ -6980,8 +7077,12 @@
     </w:p>
     <w:p>
       <w:pPr>
-        <w:pStyle w:val="Sinespaciado"/>
-        <w:ind w:firstLine="567"/>
+        <w:numPr>
+          <w:ilvl w:val="0"/>
+          <w:numId w:val="1"/>
+        </w:numPr>
+        <w:spacing w:after="0" w:line="240" w:lineRule="auto"/>
+        <w:ind w:left="567" w:firstLine="0"/>
         <w:jc w:val="both"/>
         <w:rPr>
           <w:rFonts w:ascii="Arial Narrow" w:eastAsia="Arial Narrow" w:hAnsi="Arial Narrow" w:cs="Arial Narrow"/>
@@ -7000,8 +7101,12 @@
     </w:p>
     <w:p>
       <w:pPr>
-        <w:pStyle w:val="Sinespaciado"/>
-        <w:ind w:firstLine="567"/>
+        <w:numPr>
+          <w:ilvl w:val="0"/>
+          <w:numId w:val="1"/>
+        </w:numPr>
+        <w:spacing w:after="0" w:line="240" w:lineRule="auto"/>
+        <w:ind w:left="567" w:firstLine="0"/>
         <w:jc w:val="both"/>
         <w:rPr>
           <w:rFonts w:ascii="Arial Narrow" w:eastAsia="Arial Narrow" w:hAnsi="Arial Narrow" w:cs="Arial Narrow"/>
@@ -7145,10 +7250,22 @@
         <w:jc w:val="both"/>
         <w:rPr>
           <w:rFonts w:ascii="Arial Narrow" w:eastAsia="Arial Narrow" w:hAnsi="Arial Narrow" w:cs="Arial Narrow"/>
-          <w:sz w:val="16"/>
-          <w:szCs w:val="16"/>
-        </w:rPr>
-      </w:pPr>
+          <w:b/>
+          <w:bCs/>
+          <w:sz w:val="16"/>
+          <w:szCs w:val="16"/>
+        </w:rPr>
+      </w:pPr>
+      <w:r>
+        <w:rPr>
+          <w:rFonts w:ascii="Arial Narrow" w:eastAsia="Arial Narrow" w:hAnsi="Arial Narrow" w:cs="Arial Narrow"/>
+          <w:b/>
+          <w:bCs/>
+          <w:sz w:val="16"/>
+          <w:szCs w:val="16"/>
+        </w:rPr>
+        <w:t>Artículo 116.- Medidas correctivas complementarias</w:t>
+      </w:r>
     </w:p>
     <w:p>
       <w:pPr>
@@ -7157,21 +7274,17 @@
         <w:jc w:val="both"/>
         <w:rPr>
           <w:rFonts w:ascii="Arial Narrow" w:eastAsia="Arial Narrow" w:hAnsi="Arial Narrow" w:cs="Arial Narrow"/>
-          <w:b/>
-          <w:bCs/>
-          <w:sz w:val="16"/>
-          <w:szCs w:val="16"/>
-        </w:rPr>
-      </w:pPr>
-      <w:r>
-        <w:rPr>
-          <w:rFonts w:ascii="Arial Narrow" w:eastAsia="Arial Narrow" w:hAnsi="Arial Narrow" w:cs="Arial Narrow"/>
-          <w:b/>
-          <w:bCs/>
-          <w:sz w:val="16"/>
-          <w:szCs w:val="16"/>
-        </w:rPr>
-        <w:t>Artículo 116.- Medidas correctivas complementarias</w:t>
+          <w:sz w:val="16"/>
+          <w:szCs w:val="16"/>
+        </w:rPr>
+      </w:pPr>
+      <w:r>
+        <w:rPr>
+          <w:rFonts w:ascii="Arial Narrow" w:eastAsia="Arial Narrow" w:hAnsi="Arial Narrow" w:cs="Arial Narrow"/>
+          <w:sz w:val="16"/>
+          <w:szCs w:val="16"/>
+        </w:rPr>
+        <w:t xml:space="preserve">Las medidas correctivas complementarias tienen el objeto de revertir los efectos de la conducta infractora o evitar que esta se produzca nuevamente en el futuro y pueden ser, entre otras, las siguientes: </w:t>
       </w:r>
     </w:p>
     <w:p>
@@ -7191,7 +7304,7 @@
           <w:sz w:val="16"/>
           <w:szCs w:val="16"/>
         </w:rPr>
-        <w:t xml:space="preserve">Las medidas correctivas complementarias tienen el objeto de revertir los efectos de la conducta infractora o evitar que esta se produzca nuevamente en el futuro y pueden ser, entre otras, las siguientes: </w:t>
+        <w:t xml:space="preserve">a. Que el proveedor cumpla con atender la solicitud de información requerida por el consumidor, siempre que dicho requerimiento guarde relación con el producto adquirido o servicio contratado. </w:t>
       </w:r>
     </w:p>
     <w:p>
@@ -7211,7 +7324,7 @@
           <w:sz w:val="16"/>
           <w:szCs w:val="16"/>
         </w:rPr>
-        <w:t xml:space="preserve">a. Que el proveedor cumpla con atender la solicitud de información requerida por el consumidor, siempre que dicho requerimiento guarde relación con el producto adquirido o servicio contratado. </w:t>
+        <w:t xml:space="preserve">b. Declarar inexigibles las cláusulas que han sido identificadas como abusivas en el procedimiento. </w:t>
       </w:r>
     </w:p>
     <w:p>
@@ -7231,7 +7344,7 @@
           <w:sz w:val="16"/>
           <w:szCs w:val="16"/>
         </w:rPr>
-        <w:t xml:space="preserve">b. Declarar inexigibles las cláusulas que han sido identificadas como abusivas en el procedimiento. </w:t>
+        <w:t xml:space="preserve">c. El decomiso y destrucción de la mercadería, envases, envolturas o etiquetas. </w:t>
       </w:r>
     </w:p>
     <w:p>
@@ -7251,7 +7364,25 @@
           <w:sz w:val="16"/>
           <w:szCs w:val="16"/>
         </w:rPr>
-        <w:t xml:space="preserve">c. El decomiso y destrucción de la mercadería, envases, envolturas o etiquetas. </w:t>
+        <w:t xml:space="preserve">d. En caso de infracciones muy graves y de reincidencia o </w:t>
+      </w:r>
+      <w:proofErr w:type="spellStart"/>
+      <w:r>
+        <w:rPr>
+          <w:rFonts w:ascii="Arial Narrow" w:eastAsia="Arial Narrow" w:hAnsi="Arial Narrow" w:cs="Arial Narrow"/>
+          <w:sz w:val="16"/>
+          <w:szCs w:val="16"/>
+        </w:rPr>
+        <w:t>reiterancia</w:t>
+      </w:r>
+      <w:proofErr w:type="spellEnd"/>
+      <w:r>
+        <w:rPr>
+          <w:rFonts w:ascii="Arial Narrow" w:eastAsia="Arial Narrow" w:hAnsi="Arial Narrow" w:cs="Arial Narrow"/>
+          <w:sz w:val="16"/>
+          <w:szCs w:val="16"/>
+        </w:rPr>
+        <w:t xml:space="preserve">: </w:t>
       </w:r>
     </w:p>
     <w:p>
@@ -7271,7 +7402,27 @@
           <w:sz w:val="16"/>
           <w:szCs w:val="16"/>
         </w:rPr>
-        <w:t xml:space="preserve">d. En caso de infracciones muy graves y de reincidencia o </w:t>
+        <w:t xml:space="preserve">(i) Solicitar a la autoridad correspondiente la clausura temporal del establecimiento industrial, comercial o de servicios por un plazo máximo de seis (6) meses. </w:t>
+      </w:r>
+    </w:p>
+    <w:p>
+      <w:pPr>
+        <w:spacing w:after="0" w:line="240" w:lineRule="auto"/>
+        <w:ind w:left="567"/>
+        <w:jc w:val="both"/>
+        <w:rPr>
+          <w:rFonts w:ascii="Arial Narrow" w:eastAsia="Arial Narrow" w:hAnsi="Arial Narrow" w:cs="Arial Narrow"/>
+          <w:sz w:val="16"/>
+          <w:szCs w:val="16"/>
+        </w:rPr>
+      </w:pPr>
+      <w:r>
+        <w:rPr>
+          <w:rFonts w:ascii="Arial Narrow" w:eastAsia="Arial Narrow" w:hAnsi="Arial Narrow" w:cs="Arial Narrow"/>
+          <w:sz w:val="16"/>
+          <w:szCs w:val="16"/>
+        </w:rPr>
+        <w:t>(</w:t>
       </w:r>
       <w:proofErr w:type="spellStart"/>
       <w:r>
@@ -7280,7 +7431,7 @@
           <w:sz w:val="16"/>
           <w:szCs w:val="16"/>
         </w:rPr>
-        <w:t>reiterancia</w:t>
+        <w:t>ii</w:t>
       </w:r>
       <w:proofErr w:type="spellEnd"/>
       <w:r>
@@ -7289,7 +7440,7 @@
           <w:sz w:val="16"/>
           <w:szCs w:val="16"/>
         </w:rPr>
-        <w:t xml:space="preserve">: </w:t>
+        <w:t xml:space="preserve">) Solicitar a la autoridad competente la inhabilitación, temporal o permanente, del proveedor en función de los alcances de la infracción sancionada. </w:t>
       </w:r>
     </w:p>
     <w:p>
@@ -7309,7 +7460,25 @@
           <w:sz w:val="16"/>
           <w:szCs w:val="16"/>
         </w:rPr>
-        <w:t xml:space="preserve">(i) Solicitar a la autoridad correspondiente la clausura temporal del establecimiento industrial, comercial o de servicios por un plazo máximo de seis (6) meses. </w:t>
+        <w:t xml:space="preserve">e. Publicación de avisos </w:t>
+      </w:r>
+      <w:proofErr w:type="spellStart"/>
+      <w:r>
+        <w:rPr>
+          <w:rFonts w:ascii="Arial Narrow" w:eastAsia="Arial Narrow" w:hAnsi="Arial Narrow" w:cs="Arial Narrow"/>
+          <w:sz w:val="16"/>
+          <w:szCs w:val="16"/>
+        </w:rPr>
+        <w:t>rectificatorios</w:t>
+      </w:r>
+      <w:proofErr w:type="spellEnd"/>
+      <w:r>
+        <w:rPr>
+          <w:rFonts w:ascii="Arial Narrow" w:eastAsia="Arial Narrow" w:hAnsi="Arial Narrow" w:cs="Arial Narrow"/>
+          <w:sz w:val="16"/>
+          <w:szCs w:val="16"/>
+        </w:rPr>
+        <w:t xml:space="preserve"> o informativos en la forma que determine el Indecopi, tomando en consideración los medios que resulten idóneos para revertir los efectos que el acto objeto de sanción ha ocasionado. </w:t>
       </w:r>
     </w:p>
     <w:p>
@@ -7329,25 +7498,7 @@
           <w:sz w:val="16"/>
           <w:szCs w:val="16"/>
         </w:rPr>
-        <w:t>(</w:t>
-      </w:r>
-      <w:proofErr w:type="spellStart"/>
-      <w:r>
-        <w:rPr>
-          <w:rFonts w:ascii="Arial Narrow" w:eastAsia="Arial Narrow" w:hAnsi="Arial Narrow" w:cs="Arial Narrow"/>
-          <w:sz w:val="16"/>
-          <w:szCs w:val="16"/>
-        </w:rPr>
-        <w:t>ii</w:t>
-      </w:r>
-      <w:proofErr w:type="spellEnd"/>
-      <w:r>
-        <w:rPr>
-          <w:rFonts w:ascii="Arial Narrow" w:eastAsia="Arial Narrow" w:hAnsi="Arial Narrow" w:cs="Arial Narrow"/>
-          <w:sz w:val="16"/>
-          <w:szCs w:val="16"/>
-        </w:rPr>
-        <w:t xml:space="preserve">) Solicitar a la autoridad competente la inhabilitación, temporal o permanente, del proveedor en función de los alcances de la infracción sancionada. </w:t>
+        <w:t xml:space="preserve">f. Cualquier otra medida correctiva que tenga el objeto de revertir los efectos de la conducta infractora o evitar que esta se produzca nuevamente en el futuro. </w:t>
       </w:r>
     </w:p>
     <w:p>
@@ -7367,64 +7518,6 @@
           <w:sz w:val="16"/>
           <w:szCs w:val="16"/>
         </w:rPr>
-        <w:t xml:space="preserve">e. Publicación de avisos </w:t>
-      </w:r>
-      <w:proofErr w:type="spellStart"/>
-      <w:r>
-        <w:rPr>
-          <w:rFonts w:ascii="Arial Narrow" w:eastAsia="Arial Narrow" w:hAnsi="Arial Narrow" w:cs="Arial Narrow"/>
-          <w:sz w:val="16"/>
-          <w:szCs w:val="16"/>
-        </w:rPr>
-        <w:t>rectificatorios</w:t>
-      </w:r>
-      <w:proofErr w:type="spellEnd"/>
-      <w:r>
-        <w:rPr>
-          <w:rFonts w:ascii="Arial Narrow" w:eastAsia="Arial Narrow" w:hAnsi="Arial Narrow" w:cs="Arial Narrow"/>
-          <w:sz w:val="16"/>
-          <w:szCs w:val="16"/>
-        </w:rPr>
-        <w:t xml:space="preserve"> o informativos en la forma que determine el Indecopi, tomando en consideración los medios que resulten idóneos para revertir los efectos que el acto objeto de sanción ha ocasionado. </w:t>
-      </w:r>
-    </w:p>
-    <w:p>
-      <w:pPr>
-        <w:spacing w:after="0" w:line="240" w:lineRule="auto"/>
-        <w:ind w:left="567"/>
-        <w:jc w:val="both"/>
-        <w:rPr>
-          <w:rFonts w:ascii="Arial Narrow" w:eastAsia="Arial Narrow" w:hAnsi="Arial Narrow" w:cs="Arial Narrow"/>
-          <w:sz w:val="16"/>
-          <w:szCs w:val="16"/>
-        </w:rPr>
-      </w:pPr>
-      <w:r>
-        <w:rPr>
-          <w:rFonts w:ascii="Arial Narrow" w:eastAsia="Arial Narrow" w:hAnsi="Arial Narrow" w:cs="Arial Narrow"/>
-          <w:sz w:val="16"/>
-          <w:szCs w:val="16"/>
-        </w:rPr>
-        <w:t xml:space="preserve">f. Cualquier otra medida correctiva que tenga el objeto de revertir los efectos de la conducta infractora o evitar que esta se produzca nuevamente en el futuro. </w:t>
-      </w:r>
-    </w:p>
-    <w:p>
-      <w:pPr>
-        <w:spacing w:after="0" w:line="240" w:lineRule="auto"/>
-        <w:ind w:left="567"/>
-        <w:jc w:val="both"/>
-        <w:rPr>
-          <w:rFonts w:ascii="Arial Narrow" w:eastAsia="Arial Narrow" w:hAnsi="Arial Narrow" w:cs="Arial Narrow"/>
-          <w:sz w:val="16"/>
-          <w:szCs w:val="16"/>
-        </w:rPr>
-      </w:pPr>
-      <w:r>
-        <w:rPr>
-          <w:rFonts w:ascii="Arial Narrow" w:eastAsia="Arial Narrow" w:hAnsi="Arial Narrow" w:cs="Arial Narrow"/>
-          <w:sz w:val="16"/>
-          <w:szCs w:val="16"/>
-        </w:rPr>
         <w:t>El Indecopi está facultado para solicitar a la autoridad municipal y policial el apoyo respectivo para la ejecución de las medidas correctivas complementarias correspondientes.</w:t>
       </w:r>
     </w:p>
@@ -7441,7 +7534,7 @@
       </w:pPr>
     </w:p>
   </w:footnote>
-  <w:footnote w:id="9">
+  <w:footnote w:id="10">
     <w:p>
       <w:pPr>
         <w:pStyle w:val="Textonotapie"/>
@@ -7473,7 +7566,8 @@
           <w:sz w:val="16"/>
           <w:szCs w:val="16"/>
         </w:rPr>
-        <w:t xml:space="preserve"> </w:t>
+        <w:tab/>
+        <w:t xml:space="preserve"/>
       </w:r>
       <w:r>
         <w:rPr>
@@ -7664,12 +7758,15 @@
       </w:pPr>
     </w:p>
   </w:footnote>
-  <w:footnote w:id="10">
+  <w:footnote w:id="11">
     <w:p>
       <w:pPr>
         <w:autoSpaceDE w:val="0"/>
         <w:autoSpaceDN w:val="0"/>
         <w:adjustRightInd w:val="0"/>
+        <w:tabs>
+          <w:tab w:val="left" w:pos="567"/>
+        </w:tabs>
         <w:spacing w:after="0" w:line="240" w:lineRule="auto"/>
         <w:ind w:left="567" w:hanging="567"/>
         <w:jc w:val="both"/>
@@ -7701,7 +7798,8 @@
           <w:sz w:val="16"/>
           <w:szCs w:val="16"/>
         </w:rPr>
-        <w:t xml:space="preserve"> </w:t>
+        <w:tab/>
+        <w:t xml:space="preserve"/>
       </w:r>
       <w:r>
         <w:rPr>
@@ -7734,7 +7832,7 @@
           <w:sz w:val="16"/>
           <w:szCs w:val="16"/>
         </w:rPr>
-        <w:t xml:space="preserve"> 807, LEY SOBRE FACULTADES, NORMAS Y ORGANIZACIÓN DEL INDECOPI FACULTADES DE LAS COMISIONES Y OFICINAS DEL INDECOPI</w:t>
+        <w:t xml:space="preserve">807, LEY SOBRE FACULTADES, NORMAS Y ORGANIZACIÓN DEL INDECOPI FACULTADES DE LAS COMISIONES Y OFICINAS DEL INDECOPI</w:t>
       </w:r>
     </w:p>
     <w:p>
@@ -7787,10 +7885,13 @@
       </w:pPr>
     </w:p>
   </w:footnote>
-  <w:footnote w:id="11">
+  <w:footnote w:id="12">
     <w:p>
       <w:pPr>
         <w:pStyle w:val="Textonotapie"/>
+        <w:tabs>
+          <w:tab w:val="left" w:pos="567"/>
+        </w:tabs>
         <w:ind w:left="567" w:hanging="567"/>
         <w:jc w:val="both"/>
         <w:rPr>
@@ -7815,7 +7916,8 @@
           <w:sz w:val="16"/>
           <w:szCs w:val="16"/>
         </w:rPr>
-        <w:t xml:space="preserve"> </w:t>
+        <w:tab/>
+        <w:t xml:space="preserve"/>
       </w:r>
       <w:r>
         <w:rPr>
@@ -7934,160 +8036,6 @@
           <w:szCs w:val="16"/>
         </w:rPr>
         <w:t>En caso de no recibirse respuesta automática de recepción en un plazo máximo de dos (2) días hábiles contados desde el día siguiente de efectuado el acto de notificación vía correo electrónico, se procede a notificar por cédula conforme al inciso 20.1.1, volviéndose a computar el plazo establecido en el numeral 24.1 del artículo 24.</w:t>
-      </w:r>
-    </w:p>
-    <w:p>
-      <w:pPr>
-        <w:pStyle w:val="Textonotapie"/>
-        <w:ind w:left="567" w:hanging="567"/>
-        <w:jc w:val="both"/>
-        <w:rPr>
-          <w:rFonts w:ascii="Arial Narrow" w:eastAsia="Arial Narrow" w:hAnsi="Arial Narrow" w:cs="Arial Narrow"/>
-          <w:sz w:val="16"/>
-          <w:szCs w:val="16"/>
-        </w:rPr>
-      </w:pPr>
-    </w:p>
-  </w:footnote>
-  <w:footnote w:id="1">
-    <w:p>
-      <w:pPr>
-        <w:pStyle w:val="Textonotapie"/>
-        <w:ind w:left="567" w:hanging="567"/>
-        <w:jc w:val="both"/>
-        <w:rPr>
-          <w:rFonts w:ascii="Arial Narrow" w:eastAsia="Arial Narrow" w:hAnsi="Arial Narrow" w:cs="Arial Narrow"/>
-          <w:sz w:val="16"/>
-          <w:szCs w:val="16"/>
-        </w:rPr>
-      </w:pPr>
-      <w:r>
-        <w:rPr>
-          <w:rStyle w:val="Refdenotaalpie"/>
-          <w:rFonts w:ascii="Arial Narrow" w:eastAsia="Arial Narrow" w:hAnsi="Arial Narrow" w:cs="Arial Narrow"/>
-          <w:sz w:val="16"/>
-          <w:szCs w:val="16"/>
-          <w:vertAlign w:val="superscript"/>
-        </w:rPr>
-        <w:footnoteRef/>
-      </w:r>
-      <w:r>
-        <w:rPr>
-          <w:rFonts w:ascii="Arial Narrow" w:eastAsia="Arial Narrow" w:hAnsi="Arial Narrow" w:cs="Arial Narrow"/>
-          <w:sz w:val="16"/>
-          <w:szCs w:val="16"/>
-        </w:rPr>
-        <w:t xml:space="preserve"> Conformada por la señora [APELLIDO] y [APELLIDO] , mediante Partida 15780900.</w:t>
-      </w:r>
-      <w:r>
-        <w:rPr>
-          <w:rFonts w:ascii="Arial Narrow" w:eastAsia="Arial Narrow" w:hAnsi="Arial Narrow" w:cs="Arial Narrow"/>
-          <w:sz w:val="16"/>
-          <w:szCs w:val="16"/>
-        </w:rPr>
-        <w:tab/>
-      </w:r>
-      <w:r>
-        <w:rPr>
-          <w:rFonts w:ascii="Arial Narrow" w:eastAsia="Arial Narrow" w:hAnsi="Arial Narrow" w:cs="Arial Narrow"/>
-          <w:sz w:val="16"/>
-          <w:szCs w:val="16"/>
-        </w:rPr>
-        <w:t/>
-      </w:r>
-      <w:r>
-        <w:rPr>
-          <w:rFonts w:ascii="Arial Narrow" w:eastAsia="Arial Narrow" w:hAnsi="Arial Narrow" w:cs="Arial Narrow"/>
-          <w:sz w:val="16"/>
-          <w:szCs w:val="16"/>
-        </w:rPr>
-        <w:t xml:space="preserve"/>
-      </w:r>
-      <w:r>
-        <w:rPr>
-          <w:rFonts w:ascii="Arial Narrow" w:eastAsia="Arial Narrow" w:hAnsi="Arial Narrow" w:cs="Arial Narrow"/>
-          <w:sz w:val="16"/>
-          <w:szCs w:val="16"/>
-        </w:rPr>
-        <w:t xml:space="preserve"/>
-      </w:r>
-      <w:proofErr w:type="spellStart"/>
-      <w:r>
-        <w:rPr>
-          <w:rFonts w:ascii="Arial Narrow" w:eastAsia="Arial Narrow" w:hAnsi="Arial Narrow" w:cs="Arial Narrow"/>
-          <w:sz w:val="16"/>
-          <w:szCs w:val="16"/>
-        </w:rPr>
-        <w:t/>
-      </w:r>
-      <w:proofErr w:type="spellEnd"/>
-      <w:r>
-        <w:rPr>
-          <w:rFonts w:ascii="Arial Narrow" w:eastAsia="Arial Narrow" w:hAnsi="Arial Narrow" w:cs="Arial Narrow"/>
-          <w:sz w:val="16"/>
-          <w:szCs w:val="16"/>
-        </w:rPr>
-        <w:t xml:space="preserve"/>
-      </w:r>
-      <w:proofErr w:type="spellStart"/>
-      <w:r>
-        <w:rPr>
-          <w:rFonts w:ascii="Arial Narrow" w:eastAsia="Arial Narrow" w:hAnsi="Arial Narrow" w:cs="Arial Narrow"/>
-          <w:sz w:val="16"/>
-          <w:szCs w:val="16"/>
-        </w:rPr>
-        <w:t/>
-      </w:r>
-      <w:proofErr w:type="spellEnd"/>
-      <w:r>
-        <w:rPr>
-          <w:rFonts w:ascii="Arial Narrow" w:eastAsia="Arial Narrow" w:hAnsi="Arial Narrow" w:cs="Arial Narrow"/>
-          <w:sz w:val="16"/>
-          <w:szCs w:val="16"/>
-        </w:rPr>
-        <w:t xml:space="preserve"/>
-      </w:r>
-      <w:proofErr w:type="spellStart"/>
-      <w:r>
-        <w:rPr>
-          <w:rFonts w:ascii="Arial Narrow" w:eastAsia="Arial Narrow" w:hAnsi="Arial Narrow" w:cs="Arial Narrow"/>
-          <w:sz w:val="16"/>
-          <w:szCs w:val="16"/>
-        </w:rPr>
-        <w:t/>
-      </w:r>
-      <w:proofErr w:type="spellEnd"/>
-      <w:r>
-        <w:rPr>
-          <w:rFonts w:ascii="Arial Narrow" w:eastAsia="Arial Narrow" w:hAnsi="Arial Narrow" w:cs="Arial Narrow"/>
-          <w:sz w:val="16"/>
-          <w:szCs w:val="16"/>
-        </w:rPr>
-        <w:t xml:space="preserve"/>
-      </w:r>
-      <w:r>
-        <w:rPr>
-          <w:rFonts w:ascii="Arial Narrow" w:eastAsia="Arial Narrow" w:hAnsi="Arial Narrow" w:cs="Arial Narrow"/>
-          <w:sz w:val="16"/>
-          <w:szCs w:val="16"/>
-        </w:rPr>
-        <w:t xml:space="preserve"/>
-      </w:r>
-      <w:r>
-        <w:rPr>
-          <w:rFonts w:ascii="Arial Narrow" w:eastAsia="Arial Narrow" w:hAnsi="Arial Narrow" w:cs="Arial Narrow"/>
-          <w:sz w:val="16"/>
-          <w:szCs w:val="16"/>
-        </w:rPr>
-        <w:t/>
-      </w:r>
-      <w:r>
-        <w:rPr>
-          <w:rFonts w:ascii="Arial Narrow" w:eastAsia="Arial Narrow" w:hAnsi="Arial Narrow" w:cs="Arial Narrow"/>
-          <w:sz w:val="16"/>
-          <w:szCs w:val="16"/>
-        </w:rPr>
-        <w:t/>
       </w:r>
     </w:p>
     <w:p>

--- a/plantillas_maestras/02_seguro_vida/negativa_cobertura/2_o_mas_ddos_varios/sucesion_intestada/TPL_1730_2025_SEGURO_VIDA_NEGATIVA_COBERTURA_ASEGURADORA_SUCESION_INTESTADA_R1.docx
+++ b/plantillas_maestras/02_seguro_vida/negativa_cobertura/2_o_mas_ddos_varios/sucesion_intestada/TPL_1730_2025_SEGURO_VIDA_NEGATIVA_COBERTURA_ASEGURADORA_SUCESION_INTESTADA_R1.docx
@@ -643,7 +643,7 @@
     </w:p>
     <w:p>
       <w:pPr>
-        <w:spacing w:after="0" w:line="240" w:lineRule="auto"/>
+        <w:spacing w:before="0" w:after="0" w:line="240" w:lineRule="auto"/>
         <w:jc w:val="both"/>
         <w:rPr>
           <w:rFonts w:ascii="Arial Narrow" w:eastAsia="Arial Narrow" w:hAnsi="Arial Narrow" w:cs="Arial Narrow"/>
@@ -901,10 +901,10 @@
     </w:p>
     <w:p>
       <w:pPr>
+        <w:spacing w:before="0" w:after="0" w:line="240" w:lineRule="auto"/>
         <w:tabs>
           <w:tab w:val="left" w:pos="1134"/>
         </w:tabs>
-        <w:spacing w:after="0" w:line="240" w:lineRule="auto"/>
         <w:jc w:val="both"/>
         <w:rPr>
           <w:rFonts w:ascii="Arial Narrow" w:eastAsia="Arial Narrow" w:hAnsi="Arial Narrow" w:cs="Arial Narrow"/>
@@ -1226,7 +1226,7 @@
     <w:p>
       <w:pPr>
         <w:pStyle w:val="Prrafodelista"/>
-        <w:spacing w:after="0" w:line="240" w:lineRule="auto"/>
+        <w:spacing w:before="0" w:after="0" w:line="240" w:lineRule="auto"/>
         <w:ind w:left="1134"/>
         <w:jc w:val="both"/>
         <w:rPr>
@@ -1423,7 +1423,7 @@
     <w:p>
       <w:pPr>
         <w:pStyle w:val="Prrafodelista"/>
-        <w:spacing w:after="0" w:line="240" w:lineRule="auto"/>
+        <w:spacing w:before="0" w:after="0" w:line="240" w:lineRule="auto"/>
         <w:ind w:left="1134"/>
         <w:jc w:val="both"/>
         <w:rPr>
@@ -1716,7 +1716,7 @@
     <w:p>
       <w:pPr>
         <w:pStyle w:val="Prrafodelista"/>
-        <w:spacing w:line="240" w:lineRule="auto"/>
+        <w:spacing w:before="0" w:after="0" w:line="240" w:lineRule="auto"/>
         <w:rPr>
           <w:rFonts w:ascii="Arial Narrow" w:eastAsia="Arial Narrow" w:hAnsi="Arial Narrow" w:cs="Arial Narrow"/>
           <w:color w:val="000000"/>
@@ -1865,7 +1865,7 @@
     <w:p>
       <w:pPr>
         <w:pStyle w:val="Prrafodelista"/>
-        <w:spacing w:after="0" w:line="240" w:lineRule="auto"/>
+        <w:spacing w:before="0" w:after="0" w:line="240" w:lineRule="auto"/>
         <w:ind w:left="1134"/>
         <w:jc w:val="both"/>
         <w:rPr>
@@ -2159,10 +2159,10 @@
     </w:p>
     <w:p>
       <w:pPr>
+        <w:spacing w:before="0" w:after="0" w:line="240" w:lineRule="auto"/>
         <w:tabs>
           <w:tab w:val="left" w:pos="1134"/>
         </w:tabs>
-        <w:spacing w:after="0" w:line="240" w:lineRule="auto"/>
         <w:jc w:val="both"/>
         <w:rPr>
           <w:rFonts w:ascii="Arial Narrow" w:eastAsia="Arial Narrow" w:hAnsi="Arial Narrow" w:cs="Arial Narrow"/>
@@ -2307,7 +2307,7 @@
     </w:p>
     <w:p>
       <w:pPr>
-        <w:spacing w:after="0" w:line="240" w:lineRule="auto"/>
+        <w:spacing w:before="0" w:after="0" w:line="240" w:lineRule="auto"/>
         <w:contextualSpacing/>
         <w:jc w:val="both"/>
         <w:rPr>
@@ -2363,7 +2363,7 @@
     </w:p>
     <w:p>
       <w:pPr>
-        <w:spacing w:after="0" w:line="240" w:lineRule="auto"/>
+        <w:spacing w:before="0" w:after="0" w:line="240" w:lineRule="auto"/>
         <w:ind w:left="567"/>
         <w:contextualSpacing/>
         <w:jc w:val="both"/>
@@ -2558,7 +2558,7 @@
     <w:p>
       <w:pPr>
         <w:pStyle w:val="Prrafodelista"/>
-        <w:spacing w:after="0" w:line="240" w:lineRule="auto"/>
+        <w:spacing w:before="0" w:after="0" w:line="240" w:lineRule="auto"/>
         <w:ind w:left="567"/>
         <w:jc w:val="both"/>
         <w:rPr>
@@ -2629,7 +2629,7 @@
     </w:p>
     <w:p>
       <w:pPr>
-        <w:spacing w:after="0" w:line="240" w:lineRule="auto"/>
+        <w:spacing w:before="0" w:after="0" w:line="240" w:lineRule="auto"/>
         <w:ind w:left="567"/>
         <w:contextualSpacing/>
         <w:jc w:val="both"/>
@@ -2711,7 +2711,7 @@
     </w:p>
     <w:p>
       <w:pPr>
-        <w:spacing w:after="0" w:line="240" w:lineRule="auto"/>
+        <w:spacing w:before="0" w:after="0" w:line="240" w:lineRule="auto"/>
         <w:jc w:val="both"/>
         <w:rPr>
           <w:rFonts w:ascii="Arial Narrow" w:eastAsia="Arial Narrow" w:hAnsi="Arial Narrow" w:cs="Arial Narrow"/>
@@ -2922,7 +2922,7 @@
     <w:p>
       <w:pPr>
         <w:pStyle w:val="Prrafodelista"/>
-        <w:spacing w:after="0" w:line="240" w:lineRule="auto"/>
+        <w:spacing w:before="0" w:after="0" w:line="240" w:lineRule="auto"/>
         <w:ind w:left="567"/>
         <w:jc w:val="both"/>
         <w:rPr>
@@ -2977,26 +2977,26 @@
     </w:p>
     <w:p>
       <w:pPr>
+        <w:spacing w:before="0" w:after="0" w:line="240" w:lineRule="auto"/>
+        <w:jc w:val="both"/>
+        <w:rPr>
+          <w:rFonts w:ascii="Arial Narrow" w:eastAsia="Arial Narrow" w:hAnsi="Arial Narrow" w:cs="Arial Narrow"/>
+          <w:b/>
+          <w:color w:val="000000"/>
+          <w:kern w:val="0"/>
+          <w:sz w:val="22"/>
+          <w:szCs w:val="22"/>
+          <w:lang w:eastAsia="es-PE"/>
+          <w14:ligatures w14:val="none"/>
+        </w:rPr>
+      </w:pPr>
+    </w:p>
+    <w:p>
+      <w:pPr>
         <w:spacing w:after="0" w:line="240" w:lineRule="auto"/>
         <w:jc w:val="both"/>
         <w:rPr>
           <w:rFonts w:ascii="Arial Narrow" w:eastAsia="Arial Narrow" w:hAnsi="Arial Narrow" w:cs="Arial Narrow"/>
-          <w:b/>
-          <w:color w:val="000000"/>
-          <w:kern w:val="0"/>
-          <w:sz w:val="22"/>
-          <w:szCs w:val="22"/>
-          <w:lang w:eastAsia="es-PE"/>
-          <w14:ligatures w14:val="none"/>
-        </w:rPr>
-      </w:pPr>
-    </w:p>
-    <w:p>
-      <w:pPr>
-        <w:spacing w:after="0" w:line="240" w:lineRule="auto"/>
-        <w:jc w:val="both"/>
-        <w:rPr>
-          <w:rFonts w:ascii="Arial Narrow" w:eastAsia="Arial Narrow" w:hAnsi="Arial Narrow" w:cs="Arial Narrow"/>
           <w:kern w:val="0"/>
           <w:sz w:val="22"/>
           <w:szCs w:val="22"/>
@@ -3473,7 +3473,7 @@
     </w:p>
     <w:p>
       <w:pPr>
-        <w:spacing w:after="0" w:line="240" w:lineRule="auto"/>
+        <w:spacing w:before="0" w:after="0" w:line="240" w:lineRule="auto"/>
         <w:jc w:val="both"/>
         <w:rPr>
           <w:rFonts w:ascii="Arial Narrow" w:eastAsia="Arial Narrow" w:hAnsi="Arial Narrow" w:cs="Arial Narrow"/>
@@ -3559,7 +3559,7 @@
     </w:p>
     <w:p>
       <w:pPr>
-        <w:spacing w:line="240" w:lineRule="auto"/>
+        <w:spacing w:before="0" w:after="0" w:line="240" w:lineRule="auto"/>
         <w:contextualSpacing/>
         <w:jc w:val="both"/>
         <w:rPr>
@@ -3647,7 +3647,7 @@
     </w:p>
     <w:p>
       <w:pPr>
-        <w:spacing w:after="0" w:line="240" w:lineRule="auto"/>
+        <w:spacing w:before="0" w:after="0" w:line="240" w:lineRule="auto"/>
         <w:jc w:val="both"/>
         <w:rPr>
           <w:rFonts w:ascii="Arial Narrow" w:eastAsia="Arial Narrow" w:hAnsi="Arial Narrow" w:cs="Arial Narrow"/>
@@ -3941,7 +3941,7 @@
     </w:p>
     <w:p>
       <w:pPr>
-        <w:spacing w:after="0" w:line="240" w:lineRule="auto"/>
+        <w:spacing w:before="0" w:after="0" w:line="240" w:lineRule="auto"/>
         <w:ind w:left="567"/>
         <w:jc w:val="both"/>
         <w:rPr>
@@ -4042,6 +4042,21 @@
     </w:p>
     <w:p>
       <w:pPr>
+        <w:spacing w:before="0" w:after="0" w:line="240" w:lineRule="auto"/>
+        <w:jc w:val="both"/>
+        <w:rPr>
+          <w:rFonts w:ascii="Arial Narrow" w:eastAsia="Arial Narrow" w:hAnsi="Arial Narrow" w:cs="Arial Narrow"/>
+          <w:color w:val="000000"/>
+          <w:kern w:val="0"/>
+          <w:sz w:val="22"/>
+          <w:szCs w:val="22"/>
+          <w:lang w:eastAsia="es-PE"/>
+          <w14:ligatures w14:val="none"/>
+        </w:rPr>
+      </w:pPr>
+    </w:p>
+    <w:p>
+      <w:pPr>
         <w:spacing w:after="0" w:line="240" w:lineRule="auto"/>
         <w:jc w:val="both"/>
         <w:rPr>
@@ -4050,21 +4065,6 @@
           <w:kern w:val="0"/>
           <w:sz w:val="22"/>
           <w:szCs w:val="22"/>
-          <w:lang w:eastAsia="es-PE"/>
-          <w14:ligatures w14:val="none"/>
-        </w:rPr>
-      </w:pPr>
-    </w:p>
-    <w:p>
-      <w:pPr>
-        <w:spacing w:after="0" w:line="240" w:lineRule="auto"/>
-        <w:jc w:val="both"/>
-        <w:rPr>
-          <w:rFonts w:ascii="Arial Narrow" w:eastAsia="Arial Narrow" w:hAnsi="Arial Narrow" w:cs="Arial Narrow"/>
-          <w:color w:val="000000"/>
-          <w:kern w:val="0"/>
-          <w:sz w:val="22"/>
-          <w:szCs w:val="22"/>
           <w:lang w:val="es-ES" w:eastAsia="es-ES"/>
           <w14:ligatures w14:val="none"/>
         </w:rPr>
@@ -4262,7 +4262,7 @@
     </w:p>
     <w:p>
       <w:pPr>
-        <w:spacing w:after="0" w:line="240" w:lineRule="auto"/>
+        <w:spacing w:before="0" w:after="0" w:line="240" w:lineRule="auto"/>
         <w:jc w:val="both"/>
         <w:rPr>
           <w:rFonts w:ascii="Arial Narrow" w:eastAsia="Arial Narrow" w:hAnsi="Arial Narrow" w:cs="Arial Narrow"/>
@@ -4543,90 +4543,90 @@
     </w:p>
     <w:p>
       <w:pPr>
+        <w:spacing w:before="0" w:after="0" w:line="240" w:lineRule="auto"/>
+        <w:shd w:val="clear" w:color="auto" w:fill="FFFFFF"/>
+        <w:jc w:val="both"/>
+        <w:rPr>
+          <w:rFonts w:ascii="Arial Narrow" w:eastAsia="Arial Narrow" w:hAnsi="Arial Narrow" w:cs="Arial Narrow"/>
+          <w:b/>
+          <w:color w:val="000000"/>
+          <w:kern w:val="0"/>
+          <w:sz w:val="22"/>
+          <w:szCs w:val="22"/>
+          <w:lang w:eastAsia="es-PE"/>
+          <w14:ligatures w14:val="none"/>
+        </w:rPr>
+      </w:pPr>
+    </w:p>
+    <w:p>
+      <w:pPr>
         <w:shd w:val="clear" w:color="auto" w:fill="FFFFFF"/>
         <w:spacing w:after="0" w:line="240" w:lineRule="auto"/>
         <w:jc w:val="both"/>
         <w:rPr>
           <w:rFonts w:ascii="Arial Narrow" w:eastAsia="Arial Narrow" w:hAnsi="Arial Narrow" w:cs="Arial Narrow"/>
-          <w:b/>
-          <w:color w:val="000000"/>
-          <w:kern w:val="0"/>
-          <w:sz w:val="22"/>
-          <w:szCs w:val="22"/>
-          <w:lang w:eastAsia="es-PE"/>
-          <w14:ligatures w14:val="none"/>
-        </w:rPr>
-      </w:pPr>
-    </w:p>
-    <w:p>
-      <w:pPr>
+          <w:color w:val="000000"/>
+          <w:kern w:val="0"/>
+          <w:sz w:val="22"/>
+          <w:szCs w:val="22"/>
+          <w:lang w:eastAsia="es-PE"/>
+          <w14:ligatures w14:val="none"/>
+        </w:rPr>
+      </w:pPr>
+      <w:r>
+        <w:rPr>
+          <w:rFonts w:ascii="Arial Narrow" w:eastAsia="Arial Narrow" w:hAnsi="Arial Narrow" w:cs="Arial Narrow"/>
+          <w:b/>
+          <w:color w:val="000000"/>
+          <w:kern w:val="0"/>
+          <w:sz w:val="22"/>
+          <w:szCs w:val="22"/>
+          <w:lang w:eastAsia="es-PE"/>
+          <w14:ligatures w14:val="none"/>
+        </w:rPr>
+        <w:t>SÉTIMO:</w:t>
+      </w:r>
+      <w:r>
+        <w:rPr>
+          <w:rFonts w:ascii="Arial Narrow" w:eastAsia="Arial Narrow" w:hAnsi="Arial Narrow" w:cs="Arial Narrow"/>
+          <w:color w:val="000000"/>
+          <w:kern w:val="0"/>
+          <w:sz w:val="22"/>
+          <w:szCs w:val="22"/>
+          <w:lang w:eastAsia="es-PE"/>
+          <w14:ligatures w14:val="none"/>
+        </w:rPr>
+        <w:t xml:space="preserve"> informar a las partes que conforme a lo establecido en el artículo 39</w:t>
+      </w:r>
+      <w:r>
+        <w:rPr>
+          <w:rFonts w:ascii="Arial Narrow" w:eastAsia="Arial Narrow" w:hAnsi="Arial Narrow" w:cs="Arial Narrow"/>
+          <w:color w:val="000000"/>
+          <w:kern w:val="0"/>
+          <w:sz w:val="22"/>
+          <w:szCs w:val="22"/>
+          <w:lang w:eastAsia="es-PE"/>
+          <w14:ligatures w14:val="none"/>
+        </w:rPr>
+        <w:t/>
+      </w:r>
+      <w:r>
+        <w:rPr>
+          <w:rFonts w:ascii="Arial Narrow" w:eastAsia="Arial Narrow" w:hAnsi="Arial Narrow" w:cs="Arial Narrow"/>
+          <w:color w:val="000000"/>
+          <w:kern w:val="0"/>
+          <w:sz w:val="22"/>
+          <w:szCs w:val="22"/>
+          <w:lang w:eastAsia="es-PE"/>
+          <w14:ligatures w14:val="none"/>
+        </w:rPr>
+        <w:t xml:space="preserve"> de la Ley sobre Facultades, Normas y Organización del Indecopi, aprobada por Decreto Legislativo 807, los gastos por los peritajes realizados, actuación de pruebas, inspecciones y otros derivados de la tramitación del proceso serán de cargo de la parte que solicita la prueba, salvo pacto en contrario. En todos los casos, la resolución final determinará si los gastos deben ser asumidos por alguna de las partes, o reembolsados a la otra parte o al Indecopi, según sea el caso, de manera adicional a la sanción que haya podido imponerse. </w:t>
+      </w:r>
+    </w:p>
+    <w:p>
+      <w:pPr>
+        <w:spacing w:before="0" w:after="0" w:line="240" w:lineRule="auto"/>
         <w:shd w:val="clear" w:color="auto" w:fill="FFFFFF"/>
-        <w:spacing w:after="0" w:line="240" w:lineRule="auto"/>
-        <w:jc w:val="both"/>
-        <w:rPr>
-          <w:rFonts w:ascii="Arial Narrow" w:eastAsia="Arial Narrow" w:hAnsi="Arial Narrow" w:cs="Arial Narrow"/>
-          <w:color w:val="000000"/>
-          <w:kern w:val="0"/>
-          <w:sz w:val="22"/>
-          <w:szCs w:val="22"/>
-          <w:lang w:eastAsia="es-PE"/>
-          <w14:ligatures w14:val="none"/>
-        </w:rPr>
-      </w:pPr>
-      <w:r>
-        <w:rPr>
-          <w:rFonts w:ascii="Arial Narrow" w:eastAsia="Arial Narrow" w:hAnsi="Arial Narrow" w:cs="Arial Narrow"/>
-          <w:b/>
-          <w:color w:val="000000"/>
-          <w:kern w:val="0"/>
-          <w:sz w:val="22"/>
-          <w:szCs w:val="22"/>
-          <w:lang w:eastAsia="es-PE"/>
-          <w14:ligatures w14:val="none"/>
-        </w:rPr>
-        <w:t>SÉTIMO:</w:t>
-      </w:r>
-      <w:r>
-        <w:rPr>
-          <w:rFonts w:ascii="Arial Narrow" w:eastAsia="Arial Narrow" w:hAnsi="Arial Narrow" w:cs="Arial Narrow"/>
-          <w:color w:val="000000"/>
-          <w:kern w:val="0"/>
-          <w:sz w:val="22"/>
-          <w:szCs w:val="22"/>
-          <w:lang w:eastAsia="es-PE"/>
-          <w14:ligatures w14:val="none"/>
-        </w:rPr>
-        <w:t xml:space="preserve"> informar a las partes que conforme a lo establecido en el artículo 39</w:t>
-      </w:r>
-      <w:r>
-        <w:rPr>
-          <w:rFonts w:ascii="Arial Narrow" w:eastAsia="Arial Narrow" w:hAnsi="Arial Narrow" w:cs="Arial Narrow"/>
-          <w:color w:val="000000"/>
-          <w:kern w:val="0"/>
-          <w:sz w:val="22"/>
-          <w:szCs w:val="22"/>
-          <w:lang w:eastAsia="es-PE"/>
-          <w14:ligatures w14:val="none"/>
-        </w:rPr>
-        <w:t/>
-      </w:r>
-      <w:r>
-        <w:rPr>
-          <w:rFonts w:ascii="Arial Narrow" w:eastAsia="Arial Narrow" w:hAnsi="Arial Narrow" w:cs="Arial Narrow"/>
-          <w:color w:val="000000"/>
-          <w:kern w:val="0"/>
-          <w:sz w:val="22"/>
-          <w:szCs w:val="22"/>
-          <w:lang w:eastAsia="es-PE"/>
-          <w14:ligatures w14:val="none"/>
-        </w:rPr>
-        <w:t xml:space="preserve"> de la Ley sobre Facultades, Normas y Organización del Indecopi, aprobada por Decreto Legislativo 807, los gastos por los peritajes realizados, actuación de pruebas, inspecciones y otros derivados de la tramitación del proceso serán de cargo de la parte que solicita la prueba, salvo pacto en contrario. En todos los casos, la resolución final determinará si los gastos deben ser asumidos por alguna de las partes, o reembolsados a la otra parte o al Indecopi, según sea el caso, de manera adicional a la sanción que haya podido imponerse. </w:t>
-      </w:r>
-    </w:p>
-    <w:p>
-      <w:pPr>
-        <w:shd w:val="clear" w:color="auto" w:fill="FFFFFF"/>
-        <w:spacing w:after="0" w:line="240" w:lineRule="auto"/>
         <w:jc w:val="both"/>
         <w:rPr>
           <w:rFonts w:ascii="Arial Narrow" w:eastAsia="Arial Narrow" w:hAnsi="Arial Narrow" w:cs="Arial Narrow"/>
@@ -4773,15 +4773,74 @@
     </w:p>
     <w:p>
       <w:pPr>
+        <w:spacing w:before="0" w:after="0" w:line="240" w:lineRule="auto"/>
+        <w:suppressAutoHyphens/>
+        <w:jc w:val="both"/>
+        <w:rPr>
+          <w:rFonts w:ascii="Arial Narrow" w:eastAsia="Arial Narrow" w:hAnsi="Arial Narrow" w:cs="Arial Narrow"/>
+          <w:kern w:val="0"/>
+          <w:sz w:val="22"/>
+          <w:szCs w:val="22"/>
+          <w:u w:val="single"/>
+          <w14:ligatures w14:val="none"/>
+        </w:rPr>
+      </w:pPr>
+    </w:p>
+    <w:p>
+      <w:pPr>
         <w:suppressAutoHyphens/>
         <w:spacing w:after="0" w:line="240" w:lineRule="auto"/>
         <w:jc w:val="both"/>
         <w:rPr>
           <w:rFonts w:ascii="Arial Narrow" w:eastAsia="Arial Narrow" w:hAnsi="Arial Narrow" w:cs="Arial Narrow"/>
-          <w:kern w:val="0"/>
-          <w:sz w:val="22"/>
-          <w:szCs w:val="22"/>
-          <w:u w:val="single"/>
+          <w:color w:val="000000"/>
+          <w:kern w:val="0"/>
+          <w:sz w:val="22"/>
+          <w:szCs w:val="22"/>
+          <w:lang w:eastAsia="es-PE"/>
+          <w14:ligatures w14:val="none"/>
+        </w:rPr>
+      </w:pPr>
+      <w:r>
+        <w:rPr>
+          <w:rFonts w:ascii="Arial Narrow" w:eastAsia="Arial Narrow" w:hAnsi="Arial Narrow" w:cs="Arial Narrow"/>
+          <w:b/>
+          <w:color w:val="000000"/>
+          <w:kern w:val="0"/>
+          <w:sz w:val="22"/>
+          <w:szCs w:val="22"/>
+          <w:lang w:eastAsia="es-PE"/>
+          <w14:ligatures w14:val="none"/>
+        </w:rPr>
+        <w:t>NOVENO:</w:t>
+      </w:r>
+      <w:r>
+        <w:rPr>
+          <w:rFonts w:ascii="Arial Narrow" w:eastAsia="Arial Narrow" w:hAnsi="Arial Narrow" w:cs="Arial Narrow"/>
+          <w:color w:val="000000"/>
+          <w:kern w:val="0"/>
+          <w:sz w:val="22"/>
+          <w:szCs w:val="22"/>
+          <w:lang w:eastAsia="es-PE"/>
+          <w14:ligatures w14:val="none"/>
+        </w:rPr>
+        <w:t xml:space="preserve"> poner en conocimiento de las partes que, antes de la emisión de la Resolución Final, tienen la posibilidad de formular su desistimiento o presentar el acuerdo arribado mediante la conciliación, mediación, transacción o cualquier otro que, de forma indubitable, deje constancia que se ha solucionado la controversia materia de denuncia.</w:t>
+      </w:r>
+      <w:bookmarkStart w:id="7" w:name="h.gjdgxs" w:colFirst="0" w:colLast="0"/>
+      <w:bookmarkEnd w:id="7"/>
+    </w:p>
+    <w:p>
+      <w:pPr>
+        <w:spacing w:before="0" w:after="0" w:line="240" w:lineRule="auto"/>
+        <w:suppressAutoHyphens/>
+        <w:jc w:val="both"/>
+        <w:rPr>
+          <w:rFonts w:ascii="Arial Narrow" w:eastAsia="Arial Narrow" w:hAnsi="Arial Narrow" w:cs="Arial Narrow"/>
+          <w:color w:val="000000"/>
+          <w:kern w:val="0"/>
+          <w:sz w:val="22"/>
+          <w:szCs w:val="22"/>
+          <w:lang w:eastAsia="es-PE"/>
           <w14:ligatures w14:val="none"/>
         </w:rPr>
       </w:pPr>
@@ -4793,268 +4852,209 @@
         <w:jc w:val="both"/>
         <w:rPr>
           <w:rFonts w:ascii="Arial Narrow" w:eastAsia="Arial Narrow" w:hAnsi="Arial Narrow" w:cs="Arial Narrow"/>
-          <w:color w:val="000000"/>
-          <w:kern w:val="0"/>
-          <w:sz w:val="22"/>
-          <w:szCs w:val="22"/>
-          <w:lang w:eastAsia="es-PE"/>
-          <w14:ligatures w14:val="none"/>
-        </w:rPr>
-      </w:pPr>
-      <w:r>
-        <w:rPr>
-          <w:rFonts w:ascii="Arial Narrow" w:eastAsia="Arial Narrow" w:hAnsi="Arial Narrow" w:cs="Arial Narrow"/>
-          <w:b/>
-          <w:color w:val="000000"/>
-          <w:kern w:val="0"/>
-          <w:sz w:val="22"/>
-          <w:szCs w:val="22"/>
-          <w:lang w:eastAsia="es-PE"/>
-          <w14:ligatures w14:val="none"/>
-        </w:rPr>
-        <w:t>NOVENO:</w:t>
-      </w:r>
-      <w:r>
-        <w:rPr>
-          <w:rFonts w:ascii="Arial Narrow" w:eastAsia="Arial Narrow" w:hAnsi="Arial Narrow" w:cs="Arial Narrow"/>
-          <w:color w:val="000000"/>
-          <w:kern w:val="0"/>
-          <w:sz w:val="22"/>
-          <w:szCs w:val="22"/>
-          <w:lang w:eastAsia="es-PE"/>
-          <w14:ligatures w14:val="none"/>
-        </w:rPr>
-        <w:t xml:space="preserve"> poner en conocimiento de las partes que, antes de la emisión de la Resolución Final, tienen la posibilidad de formular su desistimiento o presentar el acuerdo arribado mediante la conciliación, mediación, transacción o cualquier otro que, de forma indubitable, deje constancia que se ha solucionado la controversia materia de denuncia.</w:t>
-      </w:r>
-      <w:bookmarkStart w:id="7" w:name="h.gjdgxs" w:colFirst="0" w:colLast="0"/>
-      <w:bookmarkEnd w:id="7"/>
-    </w:p>
-    <w:p>
-      <w:pPr>
+          <w:sz w:val="22"/>
+          <w:szCs w:val="22"/>
+        </w:rPr>
+      </w:pPr>
+      <w:r>
+        <w:rPr>
+          <w:rFonts w:ascii="Arial Narrow" w:eastAsia="Arial Narrow" w:hAnsi="Arial Narrow" w:cs="Arial Narrow"/>
+          <w:b/>
+          <w:bCs/>
+          <w:sz w:val="22"/>
+          <w:szCs w:val="22"/>
+        </w:rPr>
+        <w:t xml:space="preserve">DÉCIMO:</w:t>
+      </w:r>
+      <w:r>
+        <w:rPr>
+          <w:rFonts w:ascii="Arial Narrow" w:eastAsia="Arial Narrow" w:hAnsi="Arial Narrow" w:cs="Arial Narrow"/>
+          <w:sz w:val="22"/>
+          <w:szCs w:val="22"/>
+        </w:rPr>
+        <w:t xml:space="preserve"> </w:t>
+      </w:r>
+      <w:r>
+        <w:rPr>
+          <w:rFonts w:ascii="Arial Narrow" w:eastAsia="Arial Narrow" w:hAnsi="Arial Narrow" w:cs="Arial Narrow"/>
+          <w:sz w:val="22"/>
+          <w:szCs w:val="22"/>
+        </w:rPr>
+        <w:t xml:space="preserve">requerir a la [DENUNCIANTE] para que, dentro del plazo de dos (2) días hábiles siguientes a la fecha en que reciba la notificación en su bandeja de correo electrónico, efectúe la confirmación de recepción de la notificación remitida por este despacho a su correo electrónico, de conformidad con el segundo párrafo del numeral 4 del artículo 20 del Texto Único Ordenado de la Ley del Procedimiento Administrativo General, aprobado mediante Decreto Supremo 006-2026-JUS, bajo apercibimiento de rehacer el acto de notificación y notificarle conforme al numeral 1 del artículo 20 del citado cuerpo normativo.</w:t>
+      </w:r>
+      <w:r>
+        <w:rPr>
+          <w:rFonts w:ascii="Arial Narrow" w:eastAsia="Arial Narrow" w:hAnsi="Arial Narrow" w:cs="Arial Narrow"/>
+          <w:spacing w:val="-3"/>
+          <w:kern w:val="0"/>
+          <w14:ligatures w14:val="none"/>
+          <w:sz w:val="22"/>
+          <w:szCs w:val="22"/>
+        </w:rPr>
+        <w:t/>
+      </w:r>
+      <w:r>
+        <w:rPr>
+          <w:rFonts w:ascii="Arial Narrow" w:eastAsia="Arial Narrow" w:hAnsi="Arial Narrow" w:cs="Arial Narrow"/>
+          <w:spacing w:val="-3"/>
+          <w:kern w:val="0"/>
+          <w14:ligatures w14:val="none"/>
+          <w:sz w:val="22"/>
+          <w:szCs w:val="22"/>
+        </w:rPr>
+        <w:t xml:space="preserve"/>
+      </w:r>
+      <w:r>
+        <w:rPr>
+          <w:rFonts w:ascii="Arial Narrow" w:eastAsia="Arial Narrow" w:hAnsi="Arial Narrow" w:cs="Arial Narrow"/>
+          <w:spacing w:val="-3"/>
+          <w:kern w:val="0"/>
+          <w14:ligatures w14:val="none"/>
+          <w:sz w:val="22"/>
+          <w:szCs w:val="22"/>
+        </w:rPr>
+        <w:t xml:space="preserve"/>
+      </w:r>
+      <w:r>
+        <w:rPr>
+          <w:rFonts w:ascii="Arial Narrow" w:eastAsia="Arial Narrow" w:hAnsi="Arial Narrow" w:cs="Arial Narrow"/>
+          <w:spacing w:val="-3"/>
+          <w:kern w:val="0"/>
+          <w14:ligatures w14:val="none"/>
+          <w:sz w:val="22"/>
+          <w:szCs w:val="22"/>
+        </w:rPr>
+        <w:t xml:space="preserve"/>
+      </w:r>
+      <w:proofErr w:type="spellStart"/>
+      <w:r>
+        <w:rPr>
+          <w:rFonts w:ascii="Arial Narrow" w:eastAsia="Arial Narrow" w:hAnsi="Arial Narrow" w:cs="Arial Narrow"/>
+          <w:spacing w:val="-3"/>
+          <w:kern w:val="0"/>
+          <w14:ligatures w14:val="none"/>
+          <w:sz w:val="22"/>
+          <w:szCs w:val="22"/>
+        </w:rPr>
+        <w:t/>
+      </w:r>
+      <w:proofErr w:type="spellEnd"/>
+      <w:r>
+        <w:rPr>
+          <w:rFonts w:ascii="Arial Narrow" w:eastAsia="Arial Narrow" w:hAnsi="Arial Narrow" w:cs="Arial Narrow"/>
+          <w:spacing w:val="-3"/>
+          <w:kern w:val="0"/>
+          <w14:ligatures w14:val="none"/>
+          <w:sz w:val="22"/>
+          <w:szCs w:val="22"/>
+        </w:rPr>
+        <w:t xml:space="preserve"/>
+      </w:r>
+      <w:r>
+        <w:rPr>
+          <w:rFonts w:ascii="Arial Narrow" w:eastAsia="Arial Narrow" w:hAnsi="Arial Narrow" w:cs="Arial Narrow"/>
+          <w:spacing w:val="-3"/>
+          <w:kern w:val="0"/>
+          <w14:ligatures w14:val="none"/>
+          <w:sz w:val="22"/>
+          <w:szCs w:val="22"/>
+        </w:rPr>
+        <w:t/>
+      </w:r>
+      <w:r>
+        <w:rPr>
+          <w:rFonts w:ascii="Arial Narrow" w:eastAsia="Arial Narrow" w:hAnsi="Arial Narrow" w:cs="Arial Narrow"/>
+          <w:spacing w:val="-3"/>
+          <w:kern w:val="0"/>
+          <w14:ligatures w14:val="none"/>
+          <w:sz w:val="22"/>
+          <w:szCs w:val="22"/>
+        </w:rPr>
+        <w:t xml:space="preserve"/>
+      </w:r>
+      <w:r>
+        <w:rPr>
+          <w:rFonts w:ascii="Arial Narrow" w:eastAsia="Arial Narrow" w:hAnsi="Arial Narrow" w:cs="Arial Narrow"/>
+          <w:color w:val="000000"/>
+          <w:sz w:val="22"/>
+          <w:szCs w:val="22"/>
+        </w:rPr>
+        <w:t/>
+      </w:r>
+      <w:r>
+        <w:rPr>
+          <w:rFonts w:ascii="Arial Narrow" w:eastAsia="Arial Narrow" w:hAnsi="Arial Narrow" w:cs="Arial Narrow"/>
+          <w:color w:val="000000"/>
+          <w:sz w:val="22"/>
+          <w:szCs w:val="22"/>
+        </w:rPr>
+        <w:t/>
+      </w:r>
+      <w:r>
+        <w:rPr>
+          <w:rFonts w:ascii="Arial Narrow" w:eastAsia="Arial Narrow" w:hAnsi="Arial Narrow" w:cs="Arial Narrow"/>
+          <w:color w:val="000000"/>
+          <w:kern w:val="0"/>
+          <w:sz w:val="22"/>
+          <w:szCs w:val="22"/>
+          <w:lang w:eastAsia="es-PE"/>
+          <w14:ligatures w14:val="none"/>
+        </w:rPr>
+        <w:t/>
+      </w:r>
+      <w:r>
+        <w:rPr>
+          <w:rFonts w:ascii="Arial Narrow" w:eastAsia="Arial Narrow" w:hAnsi="Arial Narrow" w:cs="Arial Narrow"/>
+          <w:color w:val="000000"/>
+          <w:sz w:val="22"/>
+          <w:szCs w:val="22"/>
+        </w:rPr>
+        <w:t xml:space="preserve"/>
+      </w:r>
+      <w:r>
+        <w:rPr>
+          <w:rFonts w:ascii="Arial Narrow" w:eastAsia="Arial Narrow" w:hAnsi="Arial Narrow" w:cs="Arial Narrow"/>
+          <w:color w:val="000000"/>
+          <w:kern w:val="0"/>
+          <w:sz w:val="22"/>
+          <w:szCs w:val="22"/>
+          <w:lang w:eastAsia="es-PE"/>
+          <w14:ligatures w14:val="none"/>
+        </w:rPr>
+        <w:t/>
+      </w:r>
+      <w:r>
+        <w:rPr>
+          <w:rFonts w:ascii="Arial Narrow" w:eastAsia="Arial Narrow" w:hAnsi="Arial Narrow" w:cs="Arial Narrow"/>
+          <w:color w:val="000000"/>
+          <w:sz w:val="22"/>
+          <w:szCs w:val="22"/>
+        </w:rPr>
+        <w:t xml:space="preserve"/>
+      </w:r>
+      <w:r>
+        <w:rPr>
+          <w:rStyle w:val="Refdenotaalpie"/>
+          <w:rFonts w:ascii="Arial Narrow" w:eastAsia="Arial Narrow" w:hAnsi="Arial Narrow" w:cs="Arial Narrow"/>
+          <w:sz w:val="22"/>
+          <w:szCs w:val="22"/>
+          <w:vertAlign w:val="superscript"/>
+        </w:rPr>
+        <w:footnoteReference w:id="12"/>
+      </w:r>
+      <w:r>
+        <w:rPr>
+          <w:rFonts w:ascii="Arial Narrow" w:eastAsia="Arial Narrow" w:hAnsi="Arial Narrow" w:cs="Arial Narrow"/>
+          <w:sz w:val="22"/>
+          <w:szCs w:val="22"/>
+        </w:rPr>
+        <w:t/>
+      </w:r>
+    </w:p>
+    <w:p>
+      <w:pPr>
+        <w:spacing w:before="0" w:after="0" w:line="240" w:lineRule="auto"/>
         <w:suppressAutoHyphens/>
-        <w:spacing w:after="0" w:line="240" w:lineRule="auto"/>
-        <w:jc w:val="both"/>
-        <w:rPr>
-          <w:rFonts w:ascii="Arial Narrow" w:eastAsia="Arial Narrow" w:hAnsi="Arial Narrow" w:cs="Arial Narrow"/>
-          <w:color w:val="000000"/>
-          <w:kern w:val="0"/>
-          <w:sz w:val="22"/>
-          <w:szCs w:val="22"/>
-          <w:lang w:eastAsia="es-PE"/>
-          <w14:ligatures w14:val="none"/>
-        </w:rPr>
-      </w:pPr>
-    </w:p>
-    <w:p>
-      <w:pPr>
-        <w:suppressAutoHyphens/>
-        <w:spacing w:after="0" w:line="240" w:lineRule="auto"/>
-        <w:jc w:val="both"/>
-        <w:rPr>
-          <w:rFonts w:ascii="Arial Narrow" w:eastAsia="Arial Narrow" w:hAnsi="Arial Narrow" w:cs="Arial Narrow"/>
-          <w:sz w:val="22"/>
-          <w:szCs w:val="22"/>
-        </w:rPr>
-      </w:pPr>
-      <w:r>
-        <w:rPr>
-          <w:rFonts w:ascii="Arial Narrow" w:eastAsia="Arial Narrow" w:hAnsi="Arial Narrow" w:cs="Arial Narrow"/>
-          <w:b/>
-          <w:bCs/>
-          <w:sz w:val="22"/>
-          <w:szCs w:val="22"/>
-        </w:rPr>
-        <w:t xml:space="preserve">DÉCIMO:</w:t>
-      </w:r>
-      <w:r>
-        <w:rPr>
-          <w:rFonts w:ascii="Arial Narrow" w:eastAsia="Arial Narrow" w:hAnsi="Arial Narrow" w:cs="Arial Narrow"/>
-          <w:sz w:val="22"/>
-          <w:szCs w:val="22"/>
-        </w:rPr>
-        <w:t xml:space="preserve"> </w:t>
-      </w:r>
-      <w:r>
-        <w:rPr>
-          <w:rFonts w:ascii="Arial Narrow" w:eastAsia="Arial Narrow" w:hAnsi="Arial Narrow" w:cs="Arial Narrow"/>
-          <w:sz w:val="22"/>
-          <w:szCs w:val="22"/>
-        </w:rPr>
-        <w:t xml:space="preserve">requerir a la [DENUNCIANTE] para que, dentro del plazo de dos (2) días hábiles siguientes a la fecha en que reciba la notificación en su bandeja de correo electrónico, efectúe la confirmación de recepción de la notificación remitida por este despacho a su correo electrónico, de conformidad con el segundo párrafo del numeral 4 del artículo 20 del Texto Único Ordenado de la Ley del Procedimiento Administrativo General, aprobado mediante Decreto Supremo 006-2026-JUS, bajo apercibimiento de rehacer el acto de notificación y notificarle conforme al numeral 1 del artículo 20 del citado cuerpo normativo.</w:t>
-      </w:r>
-      <w:r>
-        <w:rPr>
-          <w:rFonts w:ascii="Arial Narrow" w:eastAsia="Arial Narrow" w:hAnsi="Arial Narrow" w:cs="Arial Narrow"/>
-          <w:spacing w:val="-3"/>
-          <w:kern w:val="0"/>
-          <w14:ligatures w14:val="none"/>
-          <w:sz w:val="22"/>
-          <w:szCs w:val="22"/>
-        </w:rPr>
-        <w:t/>
-      </w:r>
-      <w:r>
-        <w:rPr>
-          <w:rFonts w:ascii="Arial Narrow" w:eastAsia="Arial Narrow" w:hAnsi="Arial Narrow" w:cs="Arial Narrow"/>
-          <w:spacing w:val="-3"/>
-          <w:kern w:val="0"/>
-          <w14:ligatures w14:val="none"/>
-          <w:sz w:val="22"/>
-          <w:szCs w:val="22"/>
-        </w:rPr>
-        <w:t xml:space="preserve"/>
-      </w:r>
-      <w:r>
-        <w:rPr>
-          <w:rFonts w:ascii="Arial Narrow" w:eastAsia="Arial Narrow" w:hAnsi="Arial Narrow" w:cs="Arial Narrow"/>
-          <w:spacing w:val="-3"/>
-          <w:kern w:val="0"/>
-          <w14:ligatures w14:val="none"/>
-          <w:sz w:val="22"/>
-          <w:szCs w:val="22"/>
-        </w:rPr>
-        <w:t xml:space="preserve"/>
-      </w:r>
-      <w:r>
-        <w:rPr>
-          <w:rFonts w:ascii="Arial Narrow" w:eastAsia="Arial Narrow" w:hAnsi="Arial Narrow" w:cs="Arial Narrow"/>
-          <w:spacing w:val="-3"/>
-          <w:kern w:val="0"/>
-          <w14:ligatures w14:val="none"/>
-          <w:sz w:val="22"/>
-          <w:szCs w:val="22"/>
-        </w:rPr>
-        <w:t xml:space="preserve"/>
-      </w:r>
-      <w:proofErr w:type="spellStart"/>
-      <w:r>
-        <w:rPr>
-          <w:rFonts w:ascii="Arial Narrow" w:eastAsia="Arial Narrow" w:hAnsi="Arial Narrow" w:cs="Arial Narrow"/>
-          <w:spacing w:val="-3"/>
-          <w:kern w:val="0"/>
-          <w14:ligatures w14:val="none"/>
-          <w:sz w:val="22"/>
-          <w:szCs w:val="22"/>
-        </w:rPr>
-        <w:t/>
-      </w:r>
-      <w:proofErr w:type="spellEnd"/>
-      <w:r>
-        <w:rPr>
-          <w:rFonts w:ascii="Arial Narrow" w:eastAsia="Arial Narrow" w:hAnsi="Arial Narrow" w:cs="Arial Narrow"/>
-          <w:spacing w:val="-3"/>
-          <w:kern w:val="0"/>
-          <w14:ligatures w14:val="none"/>
-          <w:sz w:val="22"/>
-          <w:szCs w:val="22"/>
-        </w:rPr>
-        <w:t xml:space="preserve"/>
-      </w:r>
-      <w:r>
-        <w:rPr>
-          <w:rFonts w:ascii="Arial Narrow" w:eastAsia="Arial Narrow" w:hAnsi="Arial Narrow" w:cs="Arial Narrow"/>
-          <w:spacing w:val="-3"/>
-          <w:kern w:val="0"/>
-          <w14:ligatures w14:val="none"/>
-          <w:sz w:val="22"/>
-          <w:szCs w:val="22"/>
-        </w:rPr>
-        <w:t/>
-      </w:r>
-      <w:r>
-        <w:rPr>
-          <w:rFonts w:ascii="Arial Narrow" w:eastAsia="Arial Narrow" w:hAnsi="Arial Narrow" w:cs="Arial Narrow"/>
-          <w:spacing w:val="-3"/>
-          <w:kern w:val="0"/>
-          <w14:ligatures w14:val="none"/>
-          <w:sz w:val="22"/>
-          <w:szCs w:val="22"/>
-        </w:rPr>
-        <w:t xml:space="preserve"/>
-      </w:r>
-      <w:r>
-        <w:rPr>
-          <w:rFonts w:ascii="Arial Narrow" w:eastAsia="Arial Narrow" w:hAnsi="Arial Narrow" w:cs="Arial Narrow"/>
-          <w:color w:val="000000"/>
-          <w:sz w:val="22"/>
-          <w:szCs w:val="22"/>
-        </w:rPr>
-        <w:t/>
-      </w:r>
-      <w:r>
-        <w:rPr>
-          <w:rFonts w:ascii="Arial Narrow" w:eastAsia="Arial Narrow" w:hAnsi="Arial Narrow" w:cs="Arial Narrow"/>
-          <w:color w:val="000000"/>
-          <w:sz w:val="22"/>
-          <w:szCs w:val="22"/>
-        </w:rPr>
-        <w:t/>
-      </w:r>
-      <w:r>
-        <w:rPr>
-          <w:rFonts w:ascii="Arial Narrow" w:eastAsia="Arial Narrow" w:hAnsi="Arial Narrow" w:cs="Arial Narrow"/>
-          <w:color w:val="000000"/>
-          <w:kern w:val="0"/>
-          <w:sz w:val="22"/>
-          <w:szCs w:val="22"/>
-          <w:lang w:eastAsia="es-PE"/>
-          <w14:ligatures w14:val="none"/>
-        </w:rPr>
-        <w:t/>
-      </w:r>
-      <w:r>
-        <w:rPr>
-          <w:rFonts w:ascii="Arial Narrow" w:eastAsia="Arial Narrow" w:hAnsi="Arial Narrow" w:cs="Arial Narrow"/>
-          <w:color w:val="000000"/>
-          <w:sz w:val="22"/>
-          <w:szCs w:val="22"/>
-        </w:rPr>
-        <w:t xml:space="preserve"/>
-      </w:r>
-      <w:r>
-        <w:rPr>
-          <w:rFonts w:ascii="Arial Narrow" w:eastAsia="Arial Narrow" w:hAnsi="Arial Narrow" w:cs="Arial Narrow"/>
-          <w:color w:val="000000"/>
-          <w:kern w:val="0"/>
-          <w:sz w:val="22"/>
-          <w:szCs w:val="22"/>
-          <w:lang w:eastAsia="es-PE"/>
-          <w14:ligatures w14:val="none"/>
-        </w:rPr>
-        <w:t/>
-      </w:r>
-      <w:r>
-        <w:rPr>
-          <w:rFonts w:ascii="Arial Narrow" w:eastAsia="Arial Narrow" w:hAnsi="Arial Narrow" w:cs="Arial Narrow"/>
-          <w:color w:val="000000"/>
-          <w:sz w:val="22"/>
-          <w:szCs w:val="22"/>
-        </w:rPr>
-        <w:t xml:space="preserve"/>
-      </w:r>
-      <w:r>
-        <w:rPr>
-          <w:rStyle w:val="Refdenotaalpie"/>
-          <w:rFonts w:ascii="Arial Narrow" w:eastAsia="Arial Narrow" w:hAnsi="Arial Narrow" w:cs="Arial Narrow"/>
-          <w:sz w:val="22"/>
-          <w:szCs w:val="22"/>
-          <w:vertAlign w:val="superscript"/>
-        </w:rPr>
-        <w:footnoteReference w:id="12"/>
-      </w:r>
-      <w:r>
-        <w:rPr>
-          <w:rFonts w:ascii="Arial Narrow" w:eastAsia="Arial Narrow" w:hAnsi="Arial Narrow" w:cs="Arial Narrow"/>
-          <w:sz w:val="22"/>
-          <w:szCs w:val="22"/>
-        </w:rPr>
-        <w:t/>
-      </w:r>
-    </w:p>
-    <w:p>
-      <w:pPr>
-        <w:suppressAutoHyphens/>
-        <w:spacing w:after="0" w:line="240" w:lineRule="auto"/>
         <w:jc w:val="both"/>
         <w:rPr>
           <w:rFonts w:ascii="Arial Narrow" w:eastAsia="Arial Narrow" w:hAnsi="Arial Narrow" w:cs="Arial Narrow"/>
@@ -5639,7 +5639,6 @@
           <w:sz w:val="16"/>
           <w:szCs w:val="16"/>
         </w:rPr>
-        <w:tab/>
         <w:t xml:space="preserve"/>
       </w:r>
       <w:r>
@@ -5715,25 +5714,24 @@
           <w:sz w:val="16"/>
           <w:szCs w:val="16"/>
         </w:rPr>
+        <w:t xml:space="preserve"/>
+      </w:r>
+      <w:r>
+        <w:rPr>
+          <w:rFonts w:ascii="Arial Narrow" w:eastAsia="Arial Narrow" w:hAnsi="Arial Narrow" w:cs="Arial Narrow"/>
+          <w:sz w:val="16"/>
+          <w:szCs w:val="16"/>
+        </w:rPr>
+      </w:r>
+      <w:r>
+        <w:rPr>
+          <w:rFonts w:ascii="Arial Narrow" w:eastAsia="Arial Narrow" w:hAnsi="Arial Narrow" w:cs="Arial Narrow"/>
+          <w:b/>
+          <w:bCs/>
+          <w:sz w:val="16"/>
+          <w:szCs w:val="16"/>
+        </w:rPr>
         <w:tab/>
-        <w:t xml:space="preserve"/>
-      </w:r>
-      <w:r>
-        <w:rPr>
-          <w:rFonts w:ascii="Arial Narrow" w:eastAsia="Arial Narrow" w:hAnsi="Arial Narrow" w:cs="Arial Narrow"/>
-          <w:sz w:val="16"/>
-          <w:szCs w:val="16"/>
-        </w:rPr>
-        <w:tab/>
-      </w:r>
-      <w:r>
-        <w:rPr>
-          <w:rFonts w:ascii="Arial Narrow" w:eastAsia="Arial Narrow" w:hAnsi="Arial Narrow" w:cs="Arial Narrow"/>
-          <w:b/>
-          <w:bCs/>
-          <w:sz w:val="16"/>
-          <w:szCs w:val="16"/>
-        </w:rPr>
         <w:t xml:space="preserve">LEY 29571, CÓDIGO DE PROTECCIÓN Y DEFENSA DEL CONSUMIDOR, publicado el 2 de setiembre de 2010 y modificado por Decreto Legislativo 1308 </w:t>
       </w:r>
     </w:p>
@@ -5892,25 +5890,24 @@
           <w:sz w:val="16"/>
           <w:szCs w:val="16"/>
         </w:rPr>
+        <w:t xml:space="preserve"/>
+      </w:r>
+      <w:r>
+        <w:rPr>
+          <w:rFonts w:ascii="Arial Narrow" w:eastAsia="Arial Narrow" w:hAnsi="Arial Narrow" w:cs="Arial Narrow"/>
+          <w:sz w:val="16"/>
+          <w:szCs w:val="16"/>
+        </w:rPr>
+      </w:r>
+      <w:r>
+        <w:rPr>
+          <w:rFonts w:ascii="Arial Narrow" w:eastAsia="Arial Narrow" w:hAnsi="Arial Narrow" w:cs="Arial Narrow"/>
+          <w:b/>
+          <w:bCs/>
+          <w:sz w:val="16"/>
+          <w:szCs w:val="16"/>
+        </w:rPr>
         <w:tab/>
-        <w:t xml:space="preserve"/>
-      </w:r>
-      <w:r>
-        <w:rPr>
-          <w:rFonts w:ascii="Arial Narrow" w:eastAsia="Arial Narrow" w:hAnsi="Arial Narrow" w:cs="Arial Narrow"/>
-          <w:sz w:val="16"/>
-          <w:szCs w:val="16"/>
-        </w:rPr>
-        <w:tab/>
-      </w:r>
-      <w:r>
-        <w:rPr>
-          <w:rFonts w:ascii="Arial Narrow" w:eastAsia="Arial Narrow" w:hAnsi="Arial Narrow" w:cs="Arial Narrow"/>
-          <w:b/>
-          <w:bCs/>
-          <w:sz w:val="16"/>
-          <w:szCs w:val="16"/>
-        </w:rPr>
         <w:t>LEY SOBRE FACULTADES, NORMAS Y ORGANIZACIÓN DEL INDECOPI, APROBADA POR DECRETO LEGISLATIVO 807 Artículo 24.-</w:t>
       </w:r>
       <w:r>
@@ -6041,7 +6038,6 @@
           <w:sz w:val="16"/>
           <w:szCs w:val="16"/>
         </w:rPr>
-        <w:tab/>
         <w:t xml:space="preserve"/>
       </w:r>
       <w:r>
@@ -6116,24 +6112,23 @@
           <w:sz w:val="16"/>
           <w:szCs w:val="16"/>
         </w:rPr>
+        <w:t xml:space="preserve"/>
+      </w:r>
+      <w:r>
+        <w:rPr>
+          <w:rFonts w:ascii="Arial Narrow" w:eastAsia="Arial Narrow" w:hAnsi="Arial Narrow" w:cs="Arial Narrow"/>
+          <w:sz w:val="16"/>
+          <w:szCs w:val="16"/>
+        </w:rPr>
+      </w:r>
+      <w:r>
+        <w:rPr>
+          <w:rFonts w:ascii="Arial Narrow" w:eastAsia="Arial Narrow" w:hAnsi="Arial Narrow" w:cs="Arial Narrow"/>
+          <w:b/>
+          <w:sz w:val="16"/>
+          <w:szCs w:val="16"/>
+        </w:rPr>
         <w:tab/>
-        <w:t xml:space="preserve"/>
-      </w:r>
-      <w:r>
-        <w:rPr>
-          <w:rFonts w:ascii="Arial Narrow" w:eastAsia="Arial Narrow" w:hAnsi="Arial Narrow" w:cs="Arial Narrow"/>
-          <w:sz w:val="16"/>
-          <w:szCs w:val="16"/>
-        </w:rPr>
-        <w:tab/>
-      </w:r>
-      <w:r>
-        <w:rPr>
-          <w:rFonts w:ascii="Arial Narrow" w:eastAsia="Arial Narrow" w:hAnsi="Arial Narrow" w:cs="Arial Narrow"/>
-          <w:b/>
-          <w:sz w:val="16"/>
-          <w:szCs w:val="16"/>
-        </w:rPr>
         <w:t>LEY 29571, CÓDIGO DE PROTECCIÓN Y DEFENSA DEL CONSUMIDOR</w:t>
       </w:r>
       <w:r>
@@ -6518,32 +6513,31 @@
           <w:szCs w:val="16"/>
           <w:vertAlign w:val="superscript"/>
         </w:rPr>
+        <w:t xml:space="preserve"/>
+      </w:r>
+      <w:r>
+        <w:rPr>
+          <w:rFonts w:ascii="Arial Narrow" w:eastAsia="Arial Narrow" w:hAnsi="Arial Narrow" w:cs="Arial Narrow"/>
+          <w:sz w:val="16"/>
+          <w:szCs w:val="16"/>
+        </w:rPr>
+        <w:t xml:space="preserve"/>
+      </w:r>
+      <w:r>
+        <w:rPr>
+          <w:rFonts w:ascii="Arial Narrow" w:eastAsia="Arial Narrow" w:hAnsi="Arial Narrow" w:cs="Arial Narrow"/>
+          <w:sz w:val="16"/>
+          <w:szCs w:val="16"/>
+        </w:rPr>
+      </w:r>
+      <w:r>
+        <w:rPr>
+          <w:rFonts w:ascii="Arial Narrow" w:eastAsia="Arial Narrow" w:hAnsi="Arial Narrow" w:cs="Arial Narrow"/>
+          <w:b/>
+          <w:sz w:val="16"/>
+          <w:szCs w:val="16"/>
+        </w:rPr>
         <w:tab/>
-        <w:t xml:space="preserve"/>
-      </w:r>
-      <w:r>
-        <w:rPr>
-          <w:rFonts w:ascii="Arial Narrow" w:eastAsia="Arial Narrow" w:hAnsi="Arial Narrow" w:cs="Arial Narrow"/>
-          <w:sz w:val="16"/>
-          <w:szCs w:val="16"/>
-        </w:rPr>
-        <w:t xml:space="preserve"> </w:t>
-      </w:r>
-      <w:r>
-        <w:rPr>
-          <w:rFonts w:ascii="Arial Narrow" w:eastAsia="Arial Narrow" w:hAnsi="Arial Narrow" w:cs="Arial Narrow"/>
-          <w:sz w:val="16"/>
-          <w:szCs w:val="16"/>
-        </w:rPr>
-        <w:tab/>
-      </w:r>
-      <w:r>
-        <w:rPr>
-          <w:rFonts w:ascii="Arial Narrow" w:eastAsia="Arial Narrow" w:hAnsi="Arial Narrow" w:cs="Arial Narrow"/>
-          <w:b/>
-          <w:sz w:val="16"/>
-          <w:szCs w:val="16"/>
-        </w:rPr>
         <w:t>LEY 29571, CÓDIGO DE PROTECCIÓN Y DEFENSA DEL CONSUMIDOR</w:t>
       </w:r>
       <w:r>
@@ -6747,25 +6741,24 @@
           <w:sz w:val="16"/>
           <w:szCs w:val="16"/>
         </w:rPr>
+        <w:t xml:space="preserve"/>
+      </w:r>
+      <w:r>
+        <w:rPr>
+          <w:rFonts w:ascii="Arial Narrow" w:eastAsia="Arial Narrow" w:hAnsi="Arial Narrow" w:cs="Arial Narrow"/>
+          <w:sz w:val="16"/>
+          <w:szCs w:val="16"/>
+        </w:rPr>
+      </w:r>
+      <w:r>
+        <w:rPr>
+          <w:rFonts w:ascii="Arial Narrow" w:eastAsia="Arial Narrow" w:hAnsi="Arial Narrow" w:cs="Arial Narrow"/>
+          <w:b/>
+          <w:bCs/>
+          <w:sz w:val="16"/>
+          <w:szCs w:val="16"/>
+        </w:rPr>
         <w:tab/>
-        <w:t xml:space="preserve"/>
-      </w:r>
-      <w:r>
-        <w:rPr>
-          <w:rFonts w:ascii="Arial Narrow" w:eastAsia="Arial Narrow" w:hAnsi="Arial Narrow" w:cs="Arial Narrow"/>
-          <w:sz w:val="16"/>
-          <w:szCs w:val="16"/>
-        </w:rPr>
-        <w:tab/>
-      </w:r>
-      <w:r>
-        <w:rPr>
-          <w:rFonts w:ascii="Arial Narrow" w:eastAsia="Arial Narrow" w:hAnsi="Arial Narrow" w:cs="Arial Narrow"/>
-          <w:b/>
-          <w:bCs/>
-          <w:sz w:val="16"/>
-          <w:szCs w:val="16"/>
-        </w:rPr>
         <w:t xml:space="preserve">LEY 29571, CÓDIGO DE PROTECCIÓN Y DEFENSA DEL CONSUMIDOR, publicado el 2 de setiembre de 2010 y modificado por Decreto Legislativo 1308 </w:t>
       </w:r>
     </w:p>
@@ -7566,24 +7559,23 @@
           <w:sz w:val="16"/>
           <w:szCs w:val="16"/>
         </w:rPr>
+        <w:t xml:space="preserve"/>
+      </w:r>
+      <w:r>
+        <w:rPr>
+          <w:rFonts w:ascii="Arial Narrow" w:eastAsia="Arial Narrow" w:hAnsi="Arial Narrow" w:cs="Arial Narrow"/>
+          <w:sz w:val="16"/>
+          <w:szCs w:val="16"/>
+        </w:rPr>
+      </w:r>
+      <w:r>
+        <w:rPr>
+          <w:rFonts w:ascii="Arial Narrow" w:eastAsia="Arial Narrow" w:hAnsi="Arial Narrow" w:cs="Arial Narrow"/>
+          <w:b/>
+          <w:sz w:val="16"/>
+          <w:szCs w:val="16"/>
+        </w:rPr>
         <w:tab/>
-        <w:t xml:space="preserve"/>
-      </w:r>
-      <w:r>
-        <w:rPr>
-          <w:rFonts w:ascii="Arial Narrow" w:eastAsia="Arial Narrow" w:hAnsi="Arial Narrow" w:cs="Arial Narrow"/>
-          <w:sz w:val="16"/>
-          <w:szCs w:val="16"/>
-        </w:rPr>
-        <w:tab/>
-      </w:r>
-      <w:r>
-        <w:rPr>
-          <w:rFonts w:ascii="Arial Narrow" w:eastAsia="Arial Narrow" w:hAnsi="Arial Narrow" w:cs="Arial Narrow"/>
-          <w:b/>
-          <w:sz w:val="16"/>
-          <w:szCs w:val="16"/>
-        </w:rPr>
         <w:t>LEY 29571, CÓDIGO DE PROTECCIÓN Y DEFENSA DEL CONSUMIDOR</w:t>
       </w:r>
       <w:r>
@@ -7798,7 +7790,6 @@
           <w:sz w:val="16"/>
           <w:szCs w:val="16"/>
         </w:rPr>
-        <w:tab/>
         <w:t xml:space="preserve"/>
       </w:r>
       <w:r>
@@ -7916,31 +7907,30 @@
           <w:sz w:val="16"/>
           <w:szCs w:val="16"/>
         </w:rPr>
+        <w:t xml:space="preserve"/>
+      </w:r>
+      <w:r>
+        <w:rPr>
+          <w:rFonts w:ascii="Arial Narrow" w:eastAsia="Arial Narrow" w:hAnsi="Arial Narrow" w:cs="Arial Narrow"/>
+          <w:sz w:val="16"/>
+          <w:szCs w:val="16"/>
+        </w:rPr>
+      </w:r>
+      <w:r>
+        <w:rPr>
+          <w:rFonts w:ascii="Arial Narrow" w:eastAsia="Arial Narrow" w:hAnsi="Arial Narrow" w:cs="Arial Narrow"/>
+          <w:b/>
+          <w:sz w:val="16"/>
+          <w:szCs w:val="16"/>
+        </w:rPr>
         <w:tab/>
-        <w:t xml:space="preserve"/>
-      </w:r>
-      <w:r>
-        <w:rPr>
-          <w:rFonts w:ascii="Arial Narrow" w:eastAsia="Arial Narrow" w:hAnsi="Arial Narrow" w:cs="Arial Narrow"/>
-          <w:sz w:val="16"/>
-          <w:szCs w:val="16"/>
-        </w:rPr>
-        <w:tab/>
-      </w:r>
-      <w:r>
-        <w:rPr>
-          <w:rFonts w:ascii="Arial Narrow" w:eastAsia="Arial Narrow" w:hAnsi="Arial Narrow" w:cs="Arial Narrow"/>
-          <w:b/>
-          <w:sz w:val="16"/>
-          <w:szCs w:val="16"/>
-        </w:rPr>
         <w:t>TEXTO ÚNICO ORDENADO DE LA LEY DEL PROCEDIMIENTO ADMINISTRATIVO GENERAL, aprobado mediante Decreto Supremo 006-2026-JUS y publicado el 30 de abril de 2026</w:t>
       </w:r>
     </w:p>
     <w:p>
       <w:pPr>
         <w:pStyle w:val="Textonotapie"/>
-        <w:ind w:left="1134" w:hanging="567"/>
+        <w:ind w:left="1134"/>
         <w:jc w:val="both"/>
         <w:rPr>
           <w:rFonts w:ascii="Arial Narrow" w:eastAsia="Arial Narrow" w:hAnsi="Arial Narrow" w:cs="Arial Narrow"/>
@@ -7964,7 +7954,7 @@
     <w:p>
       <w:pPr>
         <w:pStyle w:val="Textonotapie"/>
-        <w:ind w:left="1134" w:hanging="567"/>
+        <w:ind w:left="1134" w:hanging="1134"/>
         <w:jc w:val="both"/>
         <w:rPr>
           <w:rFonts w:ascii="Arial Narrow" w:eastAsia="Arial Narrow" w:hAnsi="Arial Narrow" w:cs="Arial Narrow"/>

--- a/plantillas_maestras/02_seguro_vida/negativa_cobertura/2_o_mas_ddos_varios/sucesion_intestada/TPL_1730_2025_SEGURO_VIDA_NEGATIVA_COBERTURA_ASEGURADORA_SUCESION_INTESTADA_R1.docx
+++ b/plantillas_maestras/02_seguro_vida/negativa_cobertura/2_o_mas_ddos_varios/sucesion_intestada/TPL_1730_2025_SEGURO_VIDA_NEGATIVA_COBERTURA_ASEGURADORA_SUCESION_INTESTADA_R1.docx
@@ -3993,7 +3993,7 @@
           <w:sz w:val="22"/>
           <w:szCs w:val="22"/>
         </w:rPr>
-        <w:t xml:space="preserve">correr traslado de la presente resolución a Mapfre Perú Compañía de Seguros y Reaseguros S.A. para que, de conformidad con lo dispuesto por el artículo 26 de la Ley sobre Facultades, Normas y Organización del Indecopi, aprobada por Decreto Legislativo 807</w:t>
+        <w:t xml:space="preserve">correr traslado de la denuncia del 21 de julio de 2025 a Mapfre Perú Compañía de Seguros y Reaseguros S.A. para que, de conformidad con lo dispuesto por el artículo 26 de la Ley sobre Facultades, Normas y Organización del Indecopi, aprobada por Decreto Legislativo 807</w:t>
       </w:r>
       <w:r>
         <w:rPr>
